--- a/docs/전달용/KABOAT2026_보고서_양식_SSF_B.docx
+++ b/docs/전달용/KABOAT2026_보고서_양식_SSF_B.docx
@@ -3829,7 +3829,7 @@
       <w:r>
         <w:drawing>
           <wp:inline distT="0" distB="0" distL="0" distR="0">
-            <wp:extent cx="5334000" cy="3695700"/>
+            <wp:extent cx="5334000" cy="2000250"/>
             <wp:effectExtent t="0" r="0" b="0" l="0"/>
             <wp:docPr id="1" name=""/>
             <wp:cNvGraphicFramePr>
@@ -3854,7 +3854,7 @@
                   <pic:spPr bwMode="auto">
                     <a:xfrm>
                       <a:off x="0" y="0"/>
-                      <a:ext cx="5334000" cy="3695700"/>
+                      <a:ext cx="5334000" cy="2000250"/>
                     </a:xfrm>
                     <a:prstGeom prst="rect">
                       <a:avLst/>
@@ -3879,7 +3879,7 @@
           <w:sz w:val="18"/>
           <w:szCs w:val="18"/>
         </w:rPr>
-        <w:t xml:space="preserve">그림 Ⅱ-1 선체 평면 배치 개념(tools 생성, 치수는 설계값)</w:t>
+        <w:t xml:space="preserve">그림 Ⅱ-1 2번배 선형 — STL 위에서 본 표면 높이 (STL 설계치 1691 mm, 실측 1770×535 와 폭 차이 있음)</w:t>
       </w:r>
     </w:p>
     <w:p>
@@ -4512,7 +4512,7 @@
       <w:r>
         <w:drawing>
           <wp:inline distT="0" distB="0" distL="0" distR="0">
-            <wp:extent cx="5334000" cy="5724525"/>
+            <wp:extent cx="5334000" cy="4352925"/>
             <wp:effectExtent t="0" r="0" b="0" l="0"/>
             <wp:docPr id="2" name=""/>
             <wp:cNvGraphicFramePr>
@@ -4537,7 +4537,7 @@
                   <pic:spPr bwMode="auto">
                     <a:xfrm>
                       <a:off x="0" y="0"/>
-                      <a:ext cx="5334000" cy="5724525"/>
+                      <a:ext cx="5334000" cy="4352925"/>
                     </a:xfrm>
                     <a:prstGeom prst="rect">
                       <a:avLst/>
@@ -4562,7 +4562,7 @@
           <w:sz w:val="18"/>
           <w:szCs w:val="18"/>
         </w:rPr>
-        <w:t xml:space="preserve">그림 Ⅱ-2 T200 배치 해석 (tools/thruster_layout.py)</w:t>
+        <w:t xml:space="preserve">그림 Ⅱ-2 2번배 T200 ×4 배치 해석 (tools/thruster_layout.py)</w:t>
       </w:r>
     </w:p>
     <w:p>
@@ -16107,7 +16107,7 @@
       <w:r>
         <w:drawing>
           <wp:inline distT="0" distB="0" distL="0" distR="0">
-            <wp:extent cx="5334000" cy="4000500"/>
+            <wp:extent cx="5334000" cy="1847850"/>
             <wp:effectExtent t="0" r="0" b="0" l="0"/>
             <wp:docPr id="6" name=""/>
             <wp:cNvGraphicFramePr>
@@ -16132,7 +16132,7 @@
                   <pic:spPr bwMode="auto">
                     <a:xfrm>
                       <a:off x="0" y="0"/>
-                      <a:ext cx="5334000" cy="4000500"/>
+                      <a:ext cx="5334000" cy="1847850"/>
                     </a:xfrm>
                     <a:prstGeom prst="rect">
                       <a:avLst/>
@@ -16157,7 +16157,7 @@
           <w:sz w:val="18"/>
           <w:szCs w:val="18"/>
         </w:rPr>
-        <w:t xml:space="preserve">그림 Ⅳ-2 갑판 배치 개념(hull_topmap)</w:t>
+        <w:t xml:space="preserve">그림 Ⅳ-2 2번배 갑판 배치 개념 — 방수박스·GPS·마스트·LiDAR·RC 수신기 (⚠️ STL 설계치 170×40 기준 — 실측 177×53.5 로 갱신 필요)</w:t>
       </w:r>
     </w:p>
     <w:p>

--- a/docs/전달용/KABOAT2026_보고서_양식_SSF_B.docx
+++ b/docs/전달용/KABOAT2026_보고서_양식_SSF_B.docx
@@ -3587,7 +3587,7 @@
                 <w:sz w:val="20"/>
                 <w:szCs w:val="20"/>
               </w:rPr>
-              <w:t xml:space="preserve">400×300×200, 300 을 좌우로, 뚜껑 15mm 돌출(팀 승인 09-17)</w:t>
+              <w:t xml:space="preserve">400×300×200. 실측 폭 535 → 방향 자유(09-17 "300 좌우" 는 설계폭 430 기준). ⚠️ 실측 깊이 140 → 뚜껑 약 60 mm 돌출(09-17 계산 15 mm 는 설계 185 기준)</w:t>
             </w:r>
           </w:p>
         </w:tc>
@@ -3804,7 +3804,7 @@
           <w:sz w:val="20"/>
           <w:szCs w:val="20"/>
         </w:rPr>
-        <w:t xml:space="preserve">실해역 대응: 흘수가 얕아(약 73 mm) 선저 직부착 프로펠러는 환기 위험 → 축을 선저 아래 50 mm 로 내림(Ⅱ-3.3). 2번배는 깊이 140 mm 로 건현이 작아 전비 질량 30 kg 이하를 목표로 함.</w:t>
+        <w:t xml:space="preserve">실해역 대응: 흘수가 얕아(약 74 mm) 선저 직부착 프로펠러는 환기 위험 → 축을 선저 아래 50 mm 로 내림(Ⅱ-3.3). 2번배는 깊이 140 mm 로 건현이 작아 전비 질량 30 kg 이하를 목표로 함.</w:t>
       </w:r>
     </w:p>
     <w:p>
@@ -4608,7 +4608,7 @@
           <w:sz w:val="20"/>
           <w:szCs w:val="20"/>
         </w:rPr>
-        <w:t xml:space="preserve">•  전장품(노트북·배터리·허브·IMU·Mega)은 전부 400×300×200 방수박스 안(400×300×200, 300 을 좌우로, 뚜껑 15mm 돌출(팀 승인 09-17)). 뚜껑 = 해치, 개스킷·물끊기 적용. 장비는 스탠드오프로 벽·판에 고정(진동).</w:t>
+        <w:t xml:space="preserve">•  전장품(노트북·배터리·허브·IMU·Mega)은 전부 400×300×200 방수박스 안(400×300×200. 실측 폭 535 → 방향 자유(09-17 "300 좌우" 는 설계폭 430 기준). ⚠️ 실측 깊이 140 → 뚜껑 약 60 mm 돌출(09-17 계산 15 mm 는 설계 185 기준)). 뚜껑 = 해치, 개스킷·물끊기 적용. 장비는 스탠드오프로 벽·판에 고정(진동).</w:t>
       </w:r>
     </w:p>
     <w:p>
@@ -4636,7 +4636,7 @@
           <w:sz w:val="20"/>
           <w:szCs w:val="20"/>
         </w:rPr>
-        <w:t xml:space="preserve">•  RPLIDAR A3 는 비방수. 선수 끝 물보라 1순위 자리를 피해 선수에서 약 1/3 위치에 두고, 진수 후 물보라 도달 높이를 확인한다.</w:t>
+        <w:t xml:space="preserve">•  RPLIDAR A3 는 비방수. 위치 ⚠️ x 실측 필요(저장소에 없음). STL 배치도 기준 선수에서 약 280 mm. 선수 끝(물보라 1순위)을 피하고 진수 후 물보라 도달 높이를 확인한다. 팀 요청 "앞에서 1/3" 은 방수박스 중심 기준(1번배 40.4% 채택)이지 LiDAR 위치가 아니다.</w:t>
       </w:r>
     </w:p>
     <w:p>
@@ -4650,7 +4650,7 @@
           <w:sz w:val="20"/>
           <w:szCs w:val="20"/>
         </w:rPr>
-        <w:t xml:space="preserve">•  마스트 회전면은 수면 +13~17cm(건현 추정 66mm + 갑판·마스트). D455 위 / OAK 아래.</w:t>
+        <w:t xml:space="preserve">•  LiDAR 회전면 수면 높이: +13~17 cm(건현 14 cm 추정, 잠정 확정). 상한 = 부표 노출 높이, 하한 = 파고·물보라. D455 위 / OAK 아래.</w:t>
       </w:r>
     </w:p>
     <w:p>
@@ -5954,7 +5954,7 @@
           <w:sz w:val="20"/>
           <w:szCs w:val="20"/>
         </w:rPr>
-        <w:t xml:space="preserve">•  2번배 신규 제작 1.77 × 0.535 × 0.14 — 선체 깊이가 작아 방수박스 뚜껑 15 mm 돌출, 선수 스러스터 2기 관통부·브래킷 보강.</w:t>
+        <w:t xml:space="preserve">•  2번배 신규 제작 1.77 × 0.535 × 0.14 — 선체 깊이 140 이라 방수박스(높이 200) 뚜껑이 약 60 mm 돌출, 선수 스러스터 2기 관통부·브래킷 보강.</w:t>
       </w:r>
     </w:p>
     <w:p>
@@ -15301,7 +15301,7 @@
           <w:sz w:val="20"/>
           <w:szCs w:val="20"/>
         </w:rPr>
-        <w:t xml:space="preserve">•  펌웨어: 스틱 중립 1466/1426 µs 기준 데드밴드 적용, 조향 감도 STEER_SCALE_N 10/10, RC 조향·스로틀 반전 없음(09-03 실측). 좌 ESC 핀 12 / 우 ESC 핀 11 (08-25 실물 확인).</w:t>
+        <w:t xml:space="preserve">•  펌웨어: 스틱 중립 1466/1426 µs(1번배 조종기 09-30 실측 — ⚠️ 2번배 조종기는 별도 실측 후 RC_CENTER_* 갱신) 기준 데드밴드 적용, 조향 감도 STEER_SCALE_N 10/10, RC 조향·스로틀 반전 없음(09-03 실측). 좌 ESC 핀 12 / 우 ESC 핀 11 (08-25 실물 확인).</w:t>
       </w:r>
     </w:p>
     <w:tbl>
@@ -15995,7 +15995,7 @@
           <w:sz w:val="20"/>
           <w:szCs w:val="20"/>
         </w:rPr>
-        <w:t xml:space="preserve">(사진: 박스 내부 배치, 관통부 마감. 400×300×200, 300 을 좌우로, 뚜껑 15mm 돌출(팀 승인 09-17))</w:t>
+        <w:t xml:space="preserve">(사진: 박스 내부 배치, 관통부 마감. 400×300×200. 실측 폭 535 → 방향 자유(09-17 "300 좌우" 는 설계폭 430 기준). ⚠️ 실측 깊이 140 → 뚜껑 약 60 mm 돌출(09-17 계산 15 mm 는 설계 185 기준))</w:t>
       </w:r>
     </w:p>
     <w:p>
@@ -16024,7 +16024,7 @@
           <w:sz w:val="20"/>
           <w:szCs w:val="20"/>
         </w:rPr>
-        <w:t xml:space="preserve">마스트: D455 위 / OAK 아래, 회전면 수면 +13~17 cm. LiDAR 는 선수 38% 위치 갑판, GPS 안테나는 접지판 위 x=535. IMU 는 마스트 베이스 포켓, 장착 방향 기록(mount_offset_deg 실측 근거).</w:t>
+        <w:t xml:space="preserve">마스트: D455 위 / OAK 아래, 회전면 +13~17 cm(건현 14 cm 추정, 잠정 확정). LiDAR ⚠️ x 실측 필요(저장소에 없음). STL 배치도 기준 선수에서 약 280 mm, GPS 안테나는 접지판 위 x=535. IMU 는 마스트 베이스 포켓, 장착 방향 기록(mount_offset_deg 실측 근거).</w:t>
       </w:r>
     </w:p>
     <w:p>
@@ -16068,7 +16068,7 @@
           <w:sz w:val="20"/>
           <w:szCs w:val="20"/>
         </w:rPr>
-        <w:t xml:space="preserve">•  방수박스(갑판 아래): 노트북, 배터리 2, 허브, IMU, Mega, 승압 모듈, 인젝터, 퓨즈. 400×300×200, 300 을 좌우로, 뚜껑 15mm 돌출(팀 승인 09-17).</w:t>
+        <w:t xml:space="preserve">•  방수박스(갑판 아래): 노트북, 배터리 2, 허브, IMU, Mega, 승압 모듈, 인젝터, 퓨즈. 400×300×200. 실측 폭 535 → 방향 자유(09-17 "300 좌우" 는 설계폭 430 기준). ⚠️ 실측 깊이 140 → 뚜껑 약 60 mm 돌출(09-17 계산 15 mm 는 설계 185 기준).</w:t>
       </w:r>
     </w:p>
     <w:p>
@@ -16096,7 +16096,7 @@
           <w:sz w:val="20"/>
           <w:szCs w:val="20"/>
         </w:rPr>
-        <w:t xml:space="preserve">•  LiDAR: 선수에서 약 1/3 위치, 비방수라 선수 끝 회피. RC 수신기 한쪽 현.</w:t>
+        <w:t xml:space="preserve">•  LiDAR: ⚠️ x 실측 필요(저장소에 없음). STL 배치도 기준 선수에서 약 280 mm. 비방수라 선수 끝 회피. RC 수신기 한쪽 현.</w:t>
       </w:r>
     </w:p>
     <w:p>
@@ -21267,7 +21267,7 @@
                 <w:sz w:val="20"/>
                 <w:szCs w:val="20"/>
               </w:rPr>
-              <w:t xml:space="preserve">GPS (ZED-F9P) + 안테나</w:t>
+              <w:t xml:space="preserve">GPS (ZED-F9P) + 안테나 — B 배당, A 는 기보유 C94-M8P</w:t>
             </w:r>
           </w:p>
         </w:tc>

--- a/docs/전달용/KABOAT2026_보고서_양식_SSF_B.docx
+++ b/docs/전달용/KABOAT2026_보고서_양식_SSF_B.docx
@@ -14635,7 +14635,7 @@
           <w:sz w:val="18"/>
           <w:szCs w:val="18"/>
         </w:rPr>
-        <w:t xml:space="preserve">그림 Ⅳ-1 통합 회로도 2026-10-26 판 (tools/circuit_diagram.py)</w:t>
+        <w:t xml:space="preserve">그림 Ⅳ-1 2번배 회로도 — T200 ×4, 측당 ESC 2기 (tools/circuit_diagram.py, SSF_BOAT=B)</w:t>
       </w:r>
     </w:p>
     <w:tbl>
@@ -14968,7 +14968,7 @@
                 <w:sz w:val="20"/>
                 <w:szCs w:val="20"/>
               </w:rPr>
-              <w:t xml:space="preserve">ESC 우 / ESC 좌 (측별 팬아웃, 2번배 측당 2개)</w:t>
+              <w:t xml:space="preserve">ESC 우 / ESC 좌 (측별 팬아웃, 측당 2개)</w:t>
             </w:r>
           </w:p>
         </w:tc>

--- a/docs/전달용/KABOAT2026_보고서_양식_SSF_B.docx
+++ b/docs/전달용/KABOAT2026_보고서_양식_SSF_B.docx
@@ -14968,7 +14968,7 @@
                 <w:sz w:val="20"/>
                 <w:szCs w:val="20"/>
               </w:rPr>
-              <w:t xml:space="preserve">ESC 우 / ESC 좌 (측별 팬아웃, 측당 2개)</w:t>
+              <w:t xml:space="preserve">ESC 우 / ESC 좌 (측별 팬아웃, 측당 2개. 3상 배선: 좌앞·우뒤 교차(초↔파), 좌뒤·우앞 색 동일 — 09-01)</w:t>
             </w:r>
           </w:p>
         </w:tc>

--- a/docs/전달용/KABOAT2026_보고서_양식_SSF_B.docx
+++ b/docs/전달용/KABOAT2026_보고서_양식_SSF_B.docx
@@ -8910,7 +8910,7 @@
                 <w:sz w:val="20"/>
                 <w:szCs w:val="20"/>
               </w:rPr>
-              <w:t xml:space="preserve">컨투어 → 최소 면적 필터 → 가장 큰 것 1개</w:t>
+              <w:t xml:space="preserve">컨투어 → 최소 면적 → 형상 검사(꼭짓점 4~8·extent·종횡비, require_shape) 또는 solidity(면적/볼록껍질) → 가장 큰 것 1개</w:t>
             </w:r>
           </w:p>
         </w:tc>
@@ -8940,7 +8940,7 @@
                 <w:sz w:val="20"/>
                 <w:szCs w:val="20"/>
               </w:rPr>
-              <w:t xml:space="preserve">min_area_px 40 (gate·turn) / 80 (dock)</w:t>
+              <w:t xml:space="preserve">min_area_px 40 (gate·turn) / 80 (dock), min_solidity 0.7, y_zone 카메라별(틸트 0° D455 / 11° OAK)</w:t>
             </w:r>
           </w:p>
         </w:tc>
@@ -9094,7 +9094,7 @@
                 <w:sz w:val="20"/>
                 <w:szCs w:val="20"/>
               </w:rPr>
-              <w:t xml:space="preserve">연속 N 프레임 일치해야 발행, 유예 시간 내 유실은 유지</w:t>
+              <w:t xml:space="preserve">최근 M 프레임 중 N 회(미검출은 관용, 색 전환은 리셋) 일치해야 발행. 유예 시간 내 유실은 마지막 값 유지</w:t>
             </w:r>
           </w:p>
         </w:tc>
@@ -9124,7 +9124,7 @@
                 <w:sz w:val="20"/>
                 <w:szCs w:val="20"/>
               </w:rPr>
-              <w:t xml:space="preserve">confirm_frames 1 (gate·turn) / 3 (dock), grace 2.0 s</w:t>
+              <w:t xml:space="preserve">confirm_frames 1 (gate·turn) / 3 (dock), confirm_window = N 기본(켤 땐 3/5), grace 2.0 s — 10-27 개정</w:t>
             </w:r>
           </w:p>
         </w:tc>

--- a/docs/전달용/KABOAT2026_보고서_양식_SSF_B.docx
+++ b/docs/전달용/KABOAT2026_보고서_양식_SSF_B.docx
@@ -14782,7 +14782,7 @@
                 <w:sz w:val="20"/>
                 <w:szCs w:val="20"/>
               </w:rPr>
-              <w:t xml:space="preserve">RC 스로틀 (오른쪽 스틱 상하) — 08-25 실측, 중립 1466 µs (09-30 조종기 리셋 후)</w:t>
+              <w:t xml:space="preserve">RC 스로틀 (오른쪽 스틱 상하) — 08-25 실측, 중립 1502 µs (10-26 스틱 캘리브레이션 후)</w:t>
             </w:r>
           </w:p>
         </w:tc>
@@ -14844,7 +14844,7 @@
                 <w:sz w:val="20"/>
                 <w:szCs w:val="20"/>
               </w:rPr>
-              <w:t xml:space="preserve">RC 조향 (왼쪽 스틱 좌우) — 08-25 실측, 중립 1426 µs</w:t>
+              <w:t xml:space="preserve">RC 조향 (왼쪽 스틱 좌우) — 08-25 실측, 중립 1424 µs</w:t>
             </w:r>
           </w:p>
         </w:tc>
@@ -15301,7 +15301,7 @@
           <w:sz w:val="20"/>
           <w:szCs w:val="20"/>
         </w:rPr>
-        <w:t xml:space="preserve">•  펌웨어: 스틱 중립 1466/1426 µs(1번배 조종기 09-30 실측 — ⚠️ 2번배 조종기는 별도 실측 후 RC_CENTER_* 갱신) 기준 데드밴드 적용, 조향 감도 STEER_SCALE_N 10/10, RC 조향·스로틀 반전 없음(09-03 실측). 좌 ESC 핀 12 / 우 ESC 핀 11 (08-25 실물 확인).</w:t>
+        <w:t xml:space="preserve">•  펌웨어: 스틱 중립 1502/1424 µs(1번배 조종기 10-26 실측 — ⚠️ 2번배 조종기는 별도 실측 후 RC_CENTER_* 갱신) 기준 데드밴드 적용, 조향 감도 STEER_SCALE_N 10/10, RC 조향·스로틀 반전 없음(09-03 실측). 좌 ESC 핀 12 / 우 ESC 핀 11 (08-25 실물 확인).</w:t>
       </w:r>
     </w:p>
     <w:tbl>

--- a/docs/전달용/KABOAT2026_보고서_양식_SSF_B.docx
+++ b/docs/전달용/KABOAT2026_보고서_양식_SSF_B.docx
@@ -6914,7 +6914,7 @@
                 <w:sz w:val="20"/>
                 <w:szCs w:val="20"/>
               </w:rPr>
-              <w:t xml:space="preserve">/scan, /imu/yaw_raw, /fix</w:t>
+              <w:t xml:space="preserve">/scan, /imu/yaw_raw, /ublox_gps_node/fix</w:t>
             </w:r>
           </w:p>
         </w:tc>
@@ -7374,7 +7374,7 @@
                 <w:sz w:val="20"/>
                 <w:szCs w:val="20"/>
               </w:rPr>
-              <w:t xml:space="preserve">/desired_angle, /failsafe_level, /obstacle_distance_array</w:t>
+              <w:t xml:space="preserve">/desired_angle, /failsafe_level, /obstacle_distance_array, /obstacle_reject_count</w:t>
             </w:r>
           </w:p>
         </w:tc>
@@ -8217,7 +8217,7 @@
                 <w:sz w:val="20"/>
                 <w:szCs w:val="20"/>
               </w:rPr>
-              <w:t xml:space="preserve">게이트·부표·도크 색/형상 방위각. hfov_deg 는 camera_info 로 실측 교체</w:t>
+              <w:t xml:space="preserve">게이트·부표·도크 색/형상 방위각 후보. PoE 인젝터 도착 뒤 D455 와 비교해 선정, hfov_deg 는 camera_info 로 실측 교체</w:t>
             </w:r>
           </w:p>
         </w:tc>
@@ -8309,7 +8309,7 @@
                 <w:sz w:val="20"/>
                 <w:szCs w:val="20"/>
               </w:rPr>
-              <w:t xml:space="preserve">수동 조종 화면 (예비 카메라)</w:t>
+              <w:t xml:space="preserve">현재 자율 비전(검출기 3종)과 수동 조종 화면에 쓰는 카메라</w:t>
             </w:r>
           </w:p>
         </w:tc>
@@ -8430,7 +8430,7 @@
           <w:sz w:val="20"/>
           <w:szCs w:val="20"/>
         </w:rPr>
-        <w:t xml:space="preserve">•  NTRIP 보정으로 FIXED 시 ±1.5 cm 급. 보정 서버 자격은 저장소 밖(~/.ssf/).</w:t>
+        <w:t xml:space="preserve">•  NTRIP 보정. B배 수신기(ZED-F9P) 손 시험(08-07)에서 RTK FIXED 수평 정확도 ±0.015 m, 위성 18개, pDOP 1.63. A배 C94-M8P 와 배에 단 상태는 미측정. 보정 서버 자격은 저장소 밖(~/.ssf/).</w:t>
       </w:r>
     </w:p>
     <w:p>
@@ -8474,7 +8474,7 @@
           <w:sz w:val="20"/>
           <w:szCs w:val="20"/>
         </w:rPr>
-        <w:t xml:space="preserve">•  감속 신호(가장 가까운 장애물)에만 median 커널 5. 회피 마스크에는 걸지 않는다(부표 통째 삭제 방지).</w:t>
+        <w:t xml:space="preserve">•  감속 신호(가장 가까운 장애물)에만 median 커널 5 — 물보라 한 점에 속는 가짜 감속을 줄인다. 회피 마스크에는 걸지 않아 회피 접촉 성능은 그대로 둔다.</w:t>
       </w:r>
     </w:p>
     <w:p>
@@ -8502,7 +8502,7 @@
           <w:sz w:val="20"/>
           <w:szCs w:val="20"/>
         </w:rPr>
-        <w:t xml:space="preserve">•  지오펜스는 경계를 가짜 LiDAR 로 바꿔 ranges = min(real, geofence) 로 병합. 전방 ±60° 에서 2.0 m 안이면 STOP_HOLD.</w:t>
+        <w:t xml:space="preserve">•  지오펜스는 경계를 가짜 LiDAR 로 바꿔 ranges = min(real, geofence) 로 병합. 후보각·제자리 선회 구간에서는 의도한 진행 방향 ±60° 안에 경계가 2.0 m 이내면 STOP_HOLD.</w:t>
       </w:r>
     </w:p>
     <w:p>
@@ -8940,7 +8940,7 @@
                 <w:sz w:val="20"/>
                 <w:szCs w:val="20"/>
               </w:rPr>
-              <w:t xml:space="preserve">min_area_px 40 (gate·turn) / 80 (dock), min_solidity 0.7, y_zone 카메라별(틸트 0° D455 / 11° OAK)</w:t>
+              <w:t xml:space="preserve">min_area_px 40 (gate·turn) / 80 (dock), min_solidity 0.7, y_zone 검출기별 gate 0.15–0.55 / turn 0.10–0.55 / dock 0.15–0.55 (⚠️ 실측 필요)</w:t>
             </w:r>
           </w:p>
         </w:tc>
@@ -9002,7 +9002,7 @@
                 <w:sz w:val="20"/>
                 <w:szCs w:val="20"/>
               </w:rPr>
-              <w:t xml:space="preserve">approxPolyDP 꼭짓점 수 + extent·aspect·circularity 로 삼각/사각/원/십자</w:t>
+              <w:t xml:space="preserve">approxPolyDP 꼭짓점 수 + extent·aspect·circularity 로 삼각/사각/원 3종</w:t>
             </w:r>
           </w:p>
         </w:tc>
@@ -9124,7 +9124,7 @@
                 <w:sz w:val="20"/>
                 <w:szCs w:val="20"/>
               </w:rPr>
-              <w:t xml:space="preserve">confirm_frames 1 (gate·turn) / 3 (dock), confirm_window = N 기본(켤 땐 3/5), grace 2.0 s — 10-27 개정</w:t>
+              <w:t xml:space="preserve">confirm_frames 1 (gate·turn) / 3 (dock). confirm_window 는 gate·turn 만 선언(기본 N, 켤 땐 3/5), dock 은 연속 3. grace 2.0 s — 10-27 개정</w:t>
             </w:r>
           </w:p>
         </w:tc>
@@ -9186,7 +9186,7 @@
                 <w:sz w:val="20"/>
                 <w:szCs w:val="20"/>
               </w:rPr>
-              <w:t xml:space="preserve">픽셀 x → 각도: θ = atan((x − cx) / fx), fx = (W/2)/tan(hfov/2)</w:t>
+              <w:t xml:space="preserve">픽셀 x → 각도: θ = −atan((x − cx) / fx), cx = W/2 (영상 중심), fx = (W/2)/tan(hfov/2)</w:t>
             </w:r>
           </w:p>
         </w:tc>
@@ -9278,7 +9278,7 @@
                 <w:sz w:val="20"/>
                 <w:szCs w:val="20"/>
               </w:rPr>
-              <w:t xml:space="preserve">/wp_mode 가 담당 모드일 때만 발행, stale 2 s → 정지. 목표 색·형상 유효값 밖 → ERROR + 정지</w:t>
+              <w:t xml:space="preserve">/wp_mode 가 담당 모드일 때만 발행, stale 2 s → 정지. dock 목표 색·형상이 유효값 밖이면 기동 시 ERROR, 검출 없이 무효값 10000 발행</w:t>
             </w:r>
           </w:p>
         </w:tc>
@@ -10464,7 +10464,7 @@
           <w:sz w:val="20"/>
           <w:szCs w:val="20"/>
         </w:rPr>
-        <w:t xml:space="preserve">•  /image_color 가 red/green 이면 시계 방향, white 면 반시계로 부표 중심 선회. 색 유실 시 SEARCH 상태 유지(토픽 이름 /image_color 고정 — 개명하면 영구 정지한 이력).</w:t>
+        <w:t xml:space="preserve">•  검출기 turn 은 모드 2 에서 흰색, 모드 3 에서 빨강 부표만 찾는다. ship_turn 은 /image_color 가 red/green 이면 시계 방향, white 면 반시계로 부표 중심 선회. 색 유실 시 SEARCH 상태 유지(토픽 이름 /image_color 고정 — 개명하면 영구 정지한 이력).</w:t>
       </w:r>
     </w:p>
     <w:p>
@@ -10493,7 +10493,7 @@
           <w:sz w:val="20"/>
           <w:szCs w:val="20"/>
         </w:rPr>
-        <w:t xml:space="preserve">LiDAR 스캔에서 안전 구간(연속 빈 셀)을 찾고, 각 구간의 호 길이 arc = Δθ·r_edge·(e−s) 가 min_required_width = half_width×2 + clearance 이상인 구간만 후보로 남긴다. 후보 중 목표 방위에 가장 가까운 구간의 중심을 /desired_angle 로 고정주기 발행한다.</w:t>
+        <w:t xml:space="preserve">LiDAR 스캔에서 안전 구간(연속 빈 셀)을 찾고, 각 구간의 호 길이 arc = Δθ·r_edge·(e−s) 가 min_required_width = half_width×2 + clearance 이상인 구간만 후보로 남긴다. 각 후보 구간 안으로 목표 방위를 잘라 넣어(clamp) 목표에 가장 가까운 각을 고르고(동률이면 호가 긴 구간), 그 각을 /desired_angle 로 고정주기 발행한다.</w:t>
       </w:r>
     </w:p>
     <w:tbl>
@@ -10704,7 +10704,7 @@
                 <w:sz w:val="20"/>
                 <w:szCs w:val="20"/>
               </w:rPr>
-              <w:t xml:space="preserve">2번배 폭 0.535 → 0.2675 &lt; 0.29 라 공용값 사용. 배별 yaml 분리 시 시뮬 최적 0.215 / clearance 0.35</w:t>
+              <w:t xml:space="preserve">2번배 폭 0.535 → 0.2675 &lt; 0.29 라 공용값 사용. 0.29 로 시뮬 접촉 0.95·정체 0 확인</w:t>
             </w:r>
           </w:p>
         </w:tc>
@@ -10980,7 +10980,7 @@
                 <w:sz w:val="20"/>
                 <w:szCs w:val="20"/>
               </w:rPr>
-              <w:t xml:space="preserve">개체별 각분해능 0.223/0.250° 고려</w:t>
+              <w:t xml:space="preserve">3 이면 작은 부표를 무시한다 (두 배 공용)</w:t>
             </w:r>
           </w:p>
         </w:tc>
@@ -11197,7 +11197,7 @@
           <w:sz w:val="20"/>
           <w:szCs w:val="20"/>
         </w:rPr>
-        <w:t xml:space="preserve">•  도크 3개 중 당일 지정 표식(삼각·원·사각 × 빨강·초록·파랑·주황·노랑)을 찾는다. 검출기 dock 이 target_color·target_shape 와 일치하는 후보의 방위각만 발행, 유효값 밖이면 ERROR + 발행 정지(임계는 혼동행렬 수치로 정함). 도크 간격 1.0 m.</w:t>
+        <w:t xml:space="preserve">•  도크 3개 중 당일 지정 표식(삼각·원·사각 × 빨강·주황·노랑·초록·파랑·흰색)을 찾는다. 검출기 dock 이 target_color·target_shape 와 일치하는 후보의 방위각만 발행한다. 목표가 유효값 밖이면 기동 시 ERROR, 검출 없이 무효값 10000 을 낸다(임계는 혼동행렬 수치로 정함). 도크 간격 1.0 m.</w:t>
       </w:r>
     </w:p>
     <w:p>
@@ -13250,7 +13250,7 @@
           <w:sz w:val="20"/>
           <w:szCs w:val="20"/>
         </w:rPr>
-        <w:t xml:space="preserve">작년 값 half_width 0.45 는 1.15 m 갭을 요구해 접촉 3.0 회·정체 1.5 회였다. 최적점의 갭 요구(half_width×2 + clearance)는 0.78~0.90 m 에 모인다. 선회 중 유효 폭 W·cosθ + L·sinθ 는 1번배 10° 에서 0.86 m 이므로 1 m 안팎 틈은 9° 이내 정렬이 필요하다 — 시뮬이 못 잡는 영역이라 수조 게이트 시험으로 확인한다.</w:t>
+        <w:t xml:space="preserve">작년 값 half_width 0.45 는 1.15 m 갭을 요구해 접촉 3.0 회·정체 1.5 회였다(1차 단일 시드 스윕). 최적점의 갭 요구(half_width×2 + clearance)는 0.78~0.90 m 에 모인다. 선회 중 유효 폭 W·cosθ + L·sinθ 는 1번배 10° 에서 0.86 m, 15° 에서 0.99 m 라 갭 요구 0.83 m 는 약 9° 이내로 정렬했을 때만 맞는다 — 1 m 안팎 틈은 시뮬이 못 잡는 영역이라 수조 게이트 시험으로 확인한다.</w:t>
       </w:r>
     </w:p>
     <w:p>

--- a/docs/전달용/KABOAT2026_보고서_양식_SSF_B.docx
+++ b/docs/전달용/KABOAT2026_보고서_양식_SSF_B.docx
@@ -9278,7 +9278,7 @@
                 <w:sz w:val="20"/>
                 <w:szCs w:val="20"/>
               </w:rPr>
-              <w:t xml:space="preserve">/wp_mode 가 담당 모드일 때만 발행, stale 2 s → 정지. dock 목표 색·형상이 유효값 밖이면 기동 시 ERROR, 검출 없이 무효값 10000 발행</w:t>
+              <w:t xml:space="preserve">/wp_mode 가 담당 모드일 때만 발행, stale 2 s → 정지. dock 목표 색·형상이 유효값 밖이면 기동 시 ERROR, 검출 없이 모드 7 에서만 무효값 10000 + 5 s 주기 ERROR</w:t>
             </w:r>
           </w:p>
         </w:tc>
@@ -11197,7 +11197,7 @@
           <w:sz w:val="20"/>
           <w:szCs w:val="20"/>
         </w:rPr>
-        <w:t xml:space="preserve">•  도크 3개 중 당일 지정 표식(삼각·원·사각 × 빨강·주황·노랑·초록·파랑·흰색)을 찾는다. 검출기 dock 이 target_color·target_shape 와 일치하는 후보의 방위각만 발행한다. 목표가 유효값 밖이면 기동 시 ERROR, 검출 없이 무효값 10000 을 낸다(임계는 혼동행렬 수치로 정함). 도크 간격 1.0 m.</w:t>
+        <w:t xml:space="preserve">•  도크 3개 중 당일 지정 표식(삼각·원·사각 × 빨강·주황·노랑·초록·파랑·흰색)을 찾는다. 검출기 dock 이 target_color·target_shape 와 일치하는 후보의 방위각만 발행한다. 목표가 유효값 밖이면 기동 시 ERROR, 검출 없이 도킹 모드에서만 무효값 10000 을 내고 5 s 마다 ERROR 로 다시 알린다(다른 모드에서는 발행하지 않는다). 임계는 혼동행렬 수치로 정함. 도크 간격 1.0 m.</w:t>
       </w:r>
     </w:p>
     <w:p>

--- a/docs/전달용/KABOAT2026_보고서_양식_SSF_B.docx
+++ b/docs/전달용/KABOAT2026_보고서_양식_SSF_B.docx
@@ -6797,7 +6797,7 @@
           <w:sz w:val="18"/>
           <w:szCs w:val="18"/>
         </w:rPr>
-        <w:t xml:space="preserve">ros2 launch launch_files launch_files.launch.py boat:=B gps_config:=zed_f9p_rover.yaml</w:t>
+        <w:t xml:space="preserve">ros2 launch launch_files launch_files.launch.py boat:=B</w:t>
       </w:r>
       <w:r>
         <w:rPr>
@@ -6805,7 +6805,55 @@
           <w:sz w:val="20"/>
           <w:szCs w:val="20"/>
         </w:rPr>
-        <w:t xml:space="preserve"> 로 띄운다. </w:t>
+        <w:t xml:space="preserve"> 로 띄우고, 수신기 설정은 ⚠️ 수신기 확정 후(M8P 면 c94_m8p_rover.yaml) 이다. </w:t>
+      </w:r>
+      <w:r>
+        <w:rPr>
+          <w:rFonts w:ascii="Consolas" w:cs="Consolas" w:eastAsia="Consolas" w:hAnsi="Consolas"/>
+          <w:sz w:val="18"/>
+          <w:szCs w:val="18"/>
+        </w:rPr>
+        <w:t xml:space="preserve">gps_config</w:t>
+      </w:r>
+      <w:r>
+        <w:rPr>
+          <w:rFonts w:ascii="Malgun Gothic" w:cs="Malgun Gothic" w:eastAsia="Malgun Gothic" w:hAnsi="Malgun Gothic"/>
+          <w:sz w:val="20"/>
+          <w:szCs w:val="20"/>
+        </w:rPr>
+        <w:t xml:space="preserve"> 기본값은 </w:t>
+      </w:r>
+      <w:r>
+        <w:rPr>
+          <w:rFonts w:ascii="Consolas" w:cs="Consolas" w:eastAsia="Consolas" w:hAnsi="Consolas"/>
+          <w:sz w:val="18"/>
+          <w:szCs w:val="18"/>
+        </w:rPr>
+        <w:t xml:space="preserve">zed_f9p_rover.yaml</w:t>
+      </w:r>
+      <w:r>
+        <w:rPr>
+          <w:rFonts w:ascii="Malgun Gothic" w:cs="Malgun Gothic" w:eastAsia="Malgun Gothic" w:hAnsi="Malgun Gothic"/>
+          <w:sz w:val="20"/>
+          <w:szCs w:val="20"/>
+        </w:rPr>
+        <w:t xml:space="preserve"> 이고 C94-M8P 를 다는 배는 </w:t>
+      </w:r>
+      <w:r>
+        <w:rPr>
+          <w:rFonts w:ascii="Consolas" w:cs="Consolas" w:eastAsia="Consolas" w:hAnsi="Consolas"/>
+          <w:sz w:val="18"/>
+          <w:szCs w:val="18"/>
+        </w:rPr>
+        <w:t xml:space="preserve">gps_config:=c94_m8p_rover.yaml</w:t>
+      </w:r>
+      <w:r>
+        <w:rPr>
+          <w:rFonts w:ascii="Malgun Gothic" w:cs="Malgun Gothic" w:eastAsia="Malgun Gothic" w:hAnsi="Malgun Gothic"/>
+          <w:sz w:val="20"/>
+          <w:szCs w:val="20"/>
+        </w:rPr>
+        <w:t xml:space="preserve"> 을 붙인다. </w:t>
       </w:r>
       <w:r>
         <w:rPr>
@@ -8220,7 +8268,7 @@
                 <w:sz w:val="20"/>
                 <w:szCs w:val="20"/>
               </w:rPr>
-              <w:t xml:space="preserve">u-blox ZED-F9P + ANN-MB</w:t>
+              <w:t xml:space="preserve">u-blox C94-M8P 또는 ZED-F9P — ⚠️ 2번배 수신기 미정</w:t>
             </w:r>
           </w:p>
         </w:tc>
@@ -8247,7 +8295,7 @@
                 <w:sz w:val="20"/>
                 <w:szCs w:val="20"/>
               </w:rPr>
-              <w:t xml:space="preserve">NTRIP RTK 위치(/ublox_gps_node/fix, 1 Hz)로 웨이포인트 방위·/wp_mode·지오펜스 광선을 만든다. 속도는 헤딩 COG 보정에 쓴다. 설정 파일 zed_f9p_rover.yaml</w:t>
+              <w:t xml:space="preserve">NTRIP RTK 위치(/ublox_gps_node/fix, 1 Hz)로 웨이포인트 방위·/wp_mode·지오펜스 광선을 만든다. 속도는 헤딩 COG 보정에 쓴다. 설정 파일 ⚠️ 수신기 확정 후(M8P 면 c94_m8p_rover.yaml)</w:t>
             </w:r>
           </w:p>
         </w:tc>

--- a/docs/전달용/KABOAT2026_보고서_양식_SSF_B.docx
+++ b/docs/전달용/KABOAT2026_보고서_양식_SSF_B.docx
@@ -18489,23 +18489,48 @@
     </w:p>
     <w:p>
       <w:pPr>
-        <w:pBdr>
-          <w:top w:val="single" w:color="000000" w:sz="6"/>
-          <w:left w:val="single" w:color="000000" w:sz="6"/>
-          <w:bottom w:val="single" w:color="000000" w:sz="6"/>
-          <w:right w:val="single" w:color="000000" w:sz="6"/>
-        </w:pBdr>
-        <w:spacing w:after="200" w:before="200"/>
+        <w:spacing w:after="60" w:before="120"/>
         <w:jc w:val="center"/>
       </w:pPr>
       <w:r>
-        <w:rPr>
-          <w:rFonts w:ascii="Malgun Gothic" w:cs="Malgun Gothic" w:eastAsia="Malgun Gothic" w:hAnsi="Malgun Gothic"/>
-          <w:color w:val="888888"/>
-          <w:sz w:val="20"/>
-          <w:szCs w:val="20"/>
-        </w:rPr>
-        <w:t xml:space="preserve">[그림 자리] 그림 Ⅲ-3 갭 선택 개념도 — (a) 정면 0~160° 스캔 점, (b) detection_distance 이진 마스크, (c) 스파이크 정리 후 팽창, (d) 빈 구간의 r_edge·호 길이 폭 판정, (e) 목표 방위를 구간 안으로 clamp 해 고른 조향각</w:t>
+        <w:drawing>
+          <wp:inline distT="0" distB="0" distL="0" distR="0">
+            <wp:extent cx="5334000" cy="3876675"/>
+            <wp:effectExtent t="0" r="0" b="0" l="0"/>
+            <wp:docPr id="5" name=""/>
+            <wp:cNvGraphicFramePr>
+              <a:graphicFrameLocks xmlns:a="http://schemas.openxmlformats.org/drawingml/2006/main" noChangeAspect="1"/>
+            </wp:cNvGraphicFramePr>
+            <a:graphic xmlns:a="http://schemas.openxmlformats.org/drawingml/2006/main">
+              <a:graphicData uri="http://schemas.openxmlformats.org/drawingml/2006/picture">
+                <pic:pic xmlns:pic="http://schemas.openxmlformats.org/drawingml/2006/picture">
+                  <pic:nvPicPr>
+                    <pic:cNvPr id="0" name="" descr=""/>
+                    <pic:cNvPicPr>
+                      <a:picLocks noChangeAspect="1" noChangeArrowheads="1"/>
+                    </pic:cNvPicPr>
+                  </pic:nvPicPr>
+                  <pic:blipFill>
+                    <a:blip r:embed="rId11" cstate="none"/>
+                    <a:srcRect/>
+                    <a:stretch>
+                      <a:fillRect/>
+                    </a:stretch>
+                  </pic:blipFill>
+                  <pic:spPr bwMode="auto">
+                    <a:xfrm>
+                      <a:off x="0" y="0"/>
+                      <a:ext cx="5334000" cy="3876675"/>
+                    </a:xfrm>
+                    <a:prstGeom prst="rect">
+                      <a:avLst/>
+                    </a:prstGeom>
+                  </pic:spPr>
+                </pic:pic>
+              </a:graphicData>
+            </a:graphic>
+          </wp:inline>
+        </w:drawing>
       </w:r>
     </w:p>
     <w:p>
@@ -18520,7 +18545,7 @@
           <w:sz w:val="18"/>
           <w:szCs w:val="18"/>
         </w:rPr>
-        <w:t xml:space="preserve">그림 Ⅲ-3 갭 선택 개념도 — (a) 정면 0~160° 스캔 점, (b) detection_distance 이진 마스크, (c) 스파이크 정리 후 팽창, (d) 빈 구간의 r_edge·호 길이 폭 판정, (e) 목표 방위를 구간 안으로 clamp 해 고른 조향각</w:t>
+        <w:t xml:space="preserve">그림 Ⅲ-3 갭 선택 개념도 — (a) 위에서 본 장면 (b) 이진 마스크 (c) 스파이크 제거 (d) 가장자리 정리 (e) 팽창 (f) 폭 판정과 목표 clamp. 가상 장면, 대회 파라미터 (tools/gap_selection_figure.py)</w:t>
       </w:r>
     </w:p>
     <w:p>
@@ -24775,7 +24800,7 @@
           <wp:inline distT="0" distB="0" distL="0" distR="0">
             <wp:extent cx="4133850" cy="7239000"/>
             <wp:effectExtent t="0" r="0" b="0" l="0"/>
-            <wp:docPr id="5" name=""/>
+            <wp:docPr id="6" name=""/>
             <wp:cNvGraphicFramePr>
               <a:graphicFrameLocks xmlns:a="http://schemas.openxmlformats.org/drawingml/2006/main" noChangeAspect="1"/>
             </wp:cNvGraphicFramePr>
@@ -24789,7 +24814,7 @@
                     </pic:cNvPicPr>
                   </pic:nvPicPr>
                   <pic:blipFill>
-                    <a:blip r:embed="rId11" cstate="none"/>
+                    <a:blip r:embed="rId12" cstate="none"/>
                     <a:srcRect/>
                     <a:stretch>
                       <a:fillRect/>
@@ -26297,7 +26322,7 @@
           <wp:inline distT="0" distB="0" distL="0" distR="0">
             <wp:extent cx="5334000" cy="1847850"/>
             <wp:effectExtent t="0" r="0" b="0" l="0"/>
-            <wp:docPr id="6" name=""/>
+            <wp:docPr id="7" name=""/>
             <wp:cNvGraphicFramePr>
               <a:graphicFrameLocks xmlns:a="http://schemas.openxmlformats.org/drawingml/2006/main" noChangeAspect="1"/>
             </wp:cNvGraphicFramePr>
@@ -26311,7 +26336,7 @@
                     </pic:cNvPicPr>
                   </pic:nvPicPr>
                   <pic:blipFill>
-                    <a:blip r:embed="rId12" cstate="none"/>
+                    <a:blip r:embed="rId13" cstate="none"/>
                     <a:srcRect/>
                     <a:stretch>
                       <a:fillRect/>

--- a/docs/전달용/KABOAT2026_보고서_양식_SSF_B.docx
+++ b/docs/전달용/KABOAT2026_보고서_양식_SSF_B.docx
@@ -571,7 +571,7 @@
           <w:sz w:val="20"/>
           <w:szCs w:val="20"/>
         </w:rPr>
-        <w:t xml:space="preserve">본 보고서는 2026 KABOAT 참가를 위해 설계·제작한 보트와 자율운항 소프트웨어를 다룬다. 2025년 대비 올해의 변경점은 다음과 같다.</w:t>
+        <w:t xml:space="preserve">본 보고서는 2026 KABOAT 참가를 위해 설계·제작한 보트와 자율운항 소프트웨어를 다룬다. 설계 목표와 핵심 특징은 다음과 같다.</w:t>
       </w:r>
     </w:p>
     <w:p>
@@ -599,7 +599,7 @@
           <w:sz w:val="20"/>
           <w:szCs w:val="20"/>
         </w:rPr>
-        <w:t xml:space="preserve">•  비전 카메라를 RealSense D455 에서 OAK-1 PoE(고정초점)로 교체하고, 거리는 LiDAR 가 전담하도록 역할을 분리했다.</w:t>
+        <w:t xml:space="preserve">•  센서 역할을 나눈다: 자율 비전은 OAK-1 PoE(고정초점)가 색·형상 방위각만 내고, 거리는 LiDAR 가 전담한다. RealSense D455 는 수동 조종 화면 카메라다.</w:t>
       </w:r>
     </w:p>
     <w:p>
@@ -613,7 +613,7 @@
           <w:sz w:val="20"/>
           <w:szCs w:val="20"/>
         </w:rPr>
-        <w:t xml:space="preserve">•  비상정지를 2극 전자접촉기(LS MD-30a) 기반으로 재설계하여 버튼·무선 두 경로가 같은 주 전력선을 끊는다.</w:t>
+        <w:t xml:space="preserve">•  비상정지는 2극 전자접촉기(LS MD-30a) 기반으로, 버튼·무선 두 경로가 같은 주 전력선을 끊는다.</w:t>
       </w:r>
     </w:p>
     <w:p>
@@ -627,7 +627,7 @@
           <w:sz w:val="20"/>
           <w:szCs w:val="20"/>
         </w:rPr>
-        <w:t xml:space="preserve">•  ROS2 Humble 노드를 재구성하고, 시뮬레이터(tools/sim)로 회피 파라미터를 20 시드 스윕하여 결정했다.</w:t>
+        <w:t xml:space="preserve">•  회피 파라미터는 시뮬레이터(tools/sim) 20 시드 스윕으로 정하고, 센서가 끊기거나 값을 믿을 수 없으면 가짜 값 대신 발행을 멈추는 페일세이프를 전 노드에 적용한다.</w:t>
       </w:r>
     </w:p>
     <w:p>
@@ -641,7 +641,7 @@
           <w:sz w:val="20"/>
           <w:szCs w:val="20"/>
         </w:rPr>
-        <w:t xml:space="preserve">•  작년 전 종목 0점의 원인(실해역 파라미터 튜닝 부재, 엣지케이스 검증 횟수 부족, 노트북 전원·발열, A/B 리소스 분산)을 분석하고 검증 기록을 수치로 남기는 것을 올해 목표로 삼았다.</w:t>
+        <w:t xml:space="preserve">•  실해역 튜닝과 유실·재인식 검증을 수치 기록(블랙박스·rosbag)으로 남겨 설계 판단의 근거로 삼는다.</w:t>
       </w:r>
     </w:p>
     <w:p>
@@ -4650,7 +4650,7 @@
           <w:sz w:val="20"/>
           <w:szCs w:val="20"/>
         </w:rPr>
-        <w:t xml:space="preserve">•  LiDAR 회전면 수면 높이: +13~17 cm(건현 14 cm 추정, 잠정 확정). 상한 = 부표 노출 높이, 하한 = 파고·물보라. D455 위 / OAK 아래.</w:t>
+        <w:t xml:space="preserve">•  LiDAR 회전면 수면 높이: +13~17 cm(건현 14 cm 추정, 잠정 확정). 상한 = 부표 노출 높이, 하한 = 파고·물보라. OAK 위(자율 비전, 갑판 +175 mm) / D455 아래(조종 화면, +62 mm).</w:t>
       </w:r>
     </w:p>
     <w:p>
@@ -8375,10 +8375,52 @@
             <w:r>
               <w:rPr>
                 <w:rFonts w:ascii="Malgun Gothic" w:cs="Malgun Gothic" w:eastAsia="Malgun Gothic" w:hAnsi="Malgun Gothic"/>
-                <w:sz w:val="20"/>
-                <w:szCs w:val="20"/>
-              </w:rPr>
-              <w:t xml:space="preserve">자율 비전 주 카메라로 배당 1대 보유. PoE 인젝터 미도착으로 아직 미가동이며, 도착 뒤 D455 와 같은 rosbag 절차로 비교해 확정한다. hfov_deg 는 camera_info 로 실측 교체</w:t>
+                <w:b/>
+                <w:bCs/>
+                <w:sz w:val="20"/>
+                <w:szCs w:val="20"/>
+              </w:rPr>
+              <w:t xml:space="preserve">자율운항 비전 카메라.</w:t>
+            </w:r>
+            <w:r>
+              <w:rPr>
+                <w:rFonts w:ascii="Malgun Gothic" w:cs="Malgun Gothic" w:eastAsia="Malgun Gothic" w:hAnsi="Malgun Gothic"/>
+                <w:sz w:val="20"/>
+                <w:szCs w:val="20"/>
+              </w:rPr>
+              <w:t xml:space="preserve"> 마스트 꼭대기에서 부표·도크 표식의 색·형상 방위각을 낸다. 배당 1대. PoE 인젝터 도착 전까지는 D455 가 임시로 같은 검출기 입력을 맡고, 교체하는 날 </w:t>
+            </w:r>
+            <w:r>
+              <w:rPr>
+                <w:rFonts w:ascii="Consolas" w:cs="Consolas" w:eastAsia="Consolas" w:hAnsi="Consolas"/>
+                <w:sz w:val="18"/>
+                <w:szCs w:val="18"/>
+              </w:rPr>
+              <w:t xml:space="preserve">image_topic</w:t>
+            </w:r>
+            <w:r>
+              <w:rPr>
+                <w:rFonts w:ascii="Malgun Gothic" w:cs="Malgun Gothic" w:eastAsia="Malgun Gothic" w:hAnsi="Malgun Gothic"/>
+                <w:sz w:val="20"/>
+                <w:szCs w:val="20"/>
+              </w:rPr>
+              <w:t xml:space="preserve">·</w:t>
+            </w:r>
+            <w:r>
+              <w:rPr>
+                <w:rFonts w:ascii="Consolas" w:cs="Consolas" w:eastAsia="Consolas" w:hAnsi="Consolas"/>
+                <w:sz w:val="18"/>
+                <w:szCs w:val="18"/>
+              </w:rPr>
+              <w:t xml:space="preserve">hfov_deg</w:t>
+            </w:r>
+            <w:r>
+              <w:rPr>
+                <w:rFonts w:ascii="Malgun Gothic" w:cs="Malgun Gothic" w:eastAsia="Malgun Gothic" w:hAnsi="Malgun Gothic"/>
+                <w:sz w:val="20"/>
+                <w:szCs w:val="20"/>
+              </w:rPr>
+              <w:t xml:space="preserve">(camera_info 실측)만 바꾼다</w:t>
             </w:r>
           </w:p>
         </w:tc>
@@ -8458,10 +8500,20 @@
             <w:r>
               <w:rPr>
                 <w:rFonts w:ascii="Malgun Gothic" w:cs="Malgun Gothic" w:eastAsia="Malgun Gothic" w:hAnsi="Malgun Gothic"/>
-                <w:sz w:val="20"/>
-                <w:szCs w:val="20"/>
-              </w:rPr>
-              <w:t xml:space="preserve">현재 자율 비전(검출기 3종)이 쓰는 카메라. 컬러 640×480 30 fps, 뎁스 끔, hfov_deg 80.32° (camera_info 실측). 수동 조종 화면 송출 겸용</w:t>
+                <w:b/>
+                <w:bCs/>
+                <w:sz w:val="20"/>
+                <w:szCs w:val="20"/>
+              </w:rPr>
+              <w:t xml:space="preserve">수동 조종 화면 카메라.</w:t>
+            </w:r>
+            <w:r>
+              <w:rPr>
+                <w:rFonts w:ascii="Malgun Gothic" w:cs="Malgun Gothic" w:eastAsia="Malgun Gothic" w:hAnsi="Malgun Gothic"/>
+                <w:sz w:val="20"/>
+                <w:szCs w:val="20"/>
+              </w:rPr>
+              <w:t xml:space="preserve"> 배 시점 영상을 물가 노트북으로 보낸다(수동 경기). 컬러 640×480 30 fps, 뎁스 끔. 인젝터 도착 전에는 자율 비전 입력을 임시로 겸한다(hfov_deg 80.32°, camera_info 실측)</w:t>
             </w:r>
           </w:p>
         </w:tc>
@@ -15275,7 +15327,7 @@
           <w:sz w:val="20"/>
           <w:szCs w:val="20"/>
         </w:rPr>
-        <w:t xml:space="preserve"> OAK-1 PoE 는 뎁스가 없지만 거리는 LiDAR 가 재고, D455 도 뎁스를 켜면 USB 에서 떨어져(2분간 13회) 끄고 쓰므로 잃는 기능이 없다. 진동에 강한 고정초점, HFOV 45° 인 32MP 대신 69° 표준형을 골랐다.</w:t>
+        <w:t xml:space="preserve"> 자율 비전은 OAK-1 PoE, 수동 조종 화면은 D455 로 역할을 나눈다. OAK-1 PoE 는 뎁스가 없지만 거리는 LiDAR 가 재고, D455 도 뎁스를 켜면 USB 에서 떨어져(2분간 13회) 끄고 쓰므로 잃는 기능이 없다. 진동에 강한 고정초점, HFOV 45° 인 32MP 대신 69° 표준형을 골랐다.</w:t>
       </w:r>
     </w:p>
     <w:tbl>
@@ -26237,7 +26289,7 @@
           <w:sz w:val="20"/>
           <w:szCs w:val="20"/>
         </w:rPr>
-        <w:t xml:space="preserve">마스트: D455 위 / OAK 아래, 회전면 +13~17 cm(건현 14 cm 추정, 잠정 확정). LiDAR ⚠️ x 실측 필요(저장소에 없음). STL 배치도 기준 선수에서 약 280 mm, GPS 안테나는 접지판 위 x=535. IMU 는 마스트 베이스 포켓, 장착 방향 기록(mount_offset_deg 실측 근거).</w:t>
+        <w:t xml:space="preserve">마스트: OAK 위 / D455 아래, 회전면 +13~17 cm(건현 14 cm 추정, 잠정 확정). LiDAR ⚠️ x 실측 필요(저장소에 없음). STL 배치도 기준 선수에서 약 280 mm, GPS 안테나는 접지판 위 x=535. IMU 는 마스트 베이스 포켓, 장착 방향 기록(mount_offset_deg 실측 근거).</w:t>
       </w:r>
     </w:p>
     <w:p>
@@ -26295,7 +26347,7 @@
           <w:sz w:val="20"/>
           <w:szCs w:val="20"/>
         </w:rPr>
-        <w:t xml:space="preserve">•  마스트: 3D 프린트(PETG/ASA), 갑판 위 ≤ 22 cm, 중심선에 선미에서 약 1130 mm. D455 위, OAK 아래. GPS 안테나는 접지판 위 x=535(배치도/gps_antenna_position.png).</w:t>
+        <w:t xml:space="preserve">•  마스트: 3D 프린트(PETG/ASA), 갑판 위 ≤ 22 cm, 중심선에 선미에서 약 1130 mm. OAK 위, D455 아래(tools/cad/mast.py OAK_Z 175 · D455_ZC 62). GPS 안테나는 접지판 위 x=535(배치도/gps_antenna_position.png).</w:t>
       </w:r>
     </w:p>
     <w:p>

--- a/docs/전달용/KABOAT2026_보고서_양식_SSF_B.docx
+++ b/docs/전달용/KABOAT2026_보고서_양식_SSF_B.docx
@@ -9487,9 +9487,9 @@
         </w:tblBorders>
       </w:tblPr>
       <w:tblGrid>
-        <w:gridCol w:w="4950"/>
-        <w:gridCol w:w="1530"/>
-        <w:gridCol w:w="2880"/>
+        <w:gridCol w:w="4998"/>
+        <w:gridCol w:w="1545"/>
+        <w:gridCol w:w="2817"/>
       </w:tblGrid>
       <w:tr>
         <w:trPr>
@@ -9497,7 +9497,7 @@
         </w:trPr>
         <w:tc>
           <w:tcPr>
-            <w:tcW w:type="dxa" w:w="4950"/>
+            <w:tcW w:type="dxa" w:w="4998"/>
             <w:tcBorders>
               <w:top w:val="single" w:color="000000" w:sz="6"/>
               <w:left w:val="single" w:color="000000" w:sz="6"/>
@@ -9530,7 +9530,7 @@
         </w:tc>
         <w:tc>
           <w:tcPr>
-            <w:tcW w:type="dxa" w:w="1530"/>
+            <w:tcW w:type="dxa" w:w="1545"/>
             <w:tcBorders>
               <w:top w:val="single" w:color="000000" w:sz="6"/>
               <w:left w:val="single" w:color="000000" w:sz="6"/>
@@ -9563,7 +9563,7 @@
         </w:tc>
         <w:tc>
           <w:tcPr>
-            <w:tcW w:type="dxa" w:w="2880"/>
+            <w:tcW w:type="dxa" w:w="2817"/>
             <w:tcBorders>
               <w:top w:val="single" w:color="000000" w:sz="6"/>
               <w:left w:val="single" w:color="000000" w:sz="6"/>
@@ -9598,7 +9598,7 @@
       <w:tr>
         <w:tc>
           <w:tcPr>
-            <w:tcW w:type="dxa" w:w="4950"/>
+            <w:tcW w:type="dxa" w:w="4998"/>
             <w:tcBorders>
               <w:top w:val="single" w:color="000000" w:sz="6"/>
               <w:left w:val="single" w:color="000000" w:sz="6"/>
@@ -9625,7 +9625,7 @@
         </w:tc>
         <w:tc>
           <w:tcPr>
-            <w:tcW w:type="dxa" w:w="1530"/>
+            <w:tcW w:type="dxa" w:w="1545"/>
             <w:tcBorders>
               <w:top w:val="single" w:color="000000" w:sz="6"/>
               <w:left w:val="single" w:color="000000" w:sz="6"/>
@@ -9652,7 +9652,7 @@
         </w:tc>
         <w:tc>
           <w:tcPr>
-            <w:tcW w:type="dxa" w:w="2880"/>
+            <w:tcW w:type="dxa" w:w="2817"/>
             <w:tcBorders>
               <w:top w:val="single" w:color="000000" w:sz="6"/>
               <w:left w:val="single" w:color="000000" w:sz="6"/>
@@ -9681,7 +9681,7 @@
       <w:tr>
         <w:tc>
           <w:tcPr>
-            <w:tcW w:type="dxa" w:w="4950"/>
+            <w:tcW w:type="dxa" w:w="4998"/>
             <w:tcBorders>
               <w:top w:val="single" w:color="000000" w:sz="6"/>
               <w:left w:val="single" w:color="000000" w:sz="6"/>
@@ -9724,7 +9724,7 @@
         </w:tc>
         <w:tc>
           <w:tcPr>
-            <w:tcW w:type="dxa" w:w="1530"/>
+            <w:tcW w:type="dxa" w:w="1545"/>
             <w:tcBorders>
               <w:top w:val="single" w:color="000000" w:sz="6"/>
               <w:left w:val="single" w:color="000000" w:sz="6"/>
@@ -9751,7 +9751,7 @@
         </w:tc>
         <w:tc>
           <w:tcPr>
-            <w:tcW w:type="dxa" w:w="2880"/>
+            <w:tcW w:type="dxa" w:w="2817"/>
             <w:tcBorders>
               <w:top w:val="single" w:color="000000" w:sz="6"/>
               <w:left w:val="single" w:color="000000" w:sz="6"/>
@@ -9780,7 +9780,7 @@
       <w:tr>
         <w:tc>
           <w:tcPr>
-            <w:tcW w:type="dxa" w:w="4950"/>
+            <w:tcW w:type="dxa" w:w="4998"/>
             <w:tcBorders>
               <w:top w:val="single" w:color="000000" w:sz="6"/>
               <w:left w:val="single" w:color="000000" w:sz="6"/>
@@ -9831,7 +9831,7 @@
         </w:tc>
         <w:tc>
           <w:tcPr>
-            <w:tcW w:type="dxa" w:w="1530"/>
+            <w:tcW w:type="dxa" w:w="1545"/>
             <w:tcBorders>
               <w:top w:val="single" w:color="000000" w:sz="6"/>
               <w:left w:val="single" w:color="000000" w:sz="6"/>
@@ -9858,28 +9858,28 @@
         </w:tc>
         <w:tc>
           <w:tcPr>
-            <w:tcW w:type="dxa" w:w="2880"/>
-            <w:tcBorders>
-              <w:top w:val="single" w:color="000000" w:sz="6"/>
-              <w:left w:val="single" w:color="000000" w:sz="6"/>
-              <w:bottom w:val="single" w:color="000000" w:sz="6"/>
-              <w:right w:val="single" w:color="000000" w:sz="6"/>
-            </w:tcBorders>
-            <w:tcMar>
-              <w:top w:type="dxa" w:w="60"/>
-              <w:left w:type="dxa" w:w="90"/>
-              <w:bottom w:type="dxa" w:w="60"/>
-              <w:right w:type="dxa" w:w="90"/>
-            </w:tcMar>
-          </w:tcPr>
-          <w:p>
-            <w:r>
-              <w:rPr>
-                <w:rFonts w:ascii="Malgun Gothic" w:cs="Malgun Gothic" w:eastAsia="Malgun Gothic" w:hAnsi="Malgun Gothic"/>
-                <w:sz w:val="20"/>
-                <w:szCs w:val="20"/>
-              </w:rPr>
-              <w:t xml:space="preserve">0.0 은 '아직 안 쟀다'. 조립 후 정북 정렬로 정한다</w:t>
+            <w:tcW w:type="dxa" w:w="2817"/>
+            <w:tcBorders>
+              <w:top w:val="single" w:color="000000" w:sz="6"/>
+              <w:left w:val="single" w:color="000000" w:sz="6"/>
+              <w:bottom w:val="single" w:color="000000" w:sz="6"/>
+              <w:right w:val="single" w:color="000000" w:sz="6"/>
+            </w:tcBorders>
+            <w:tcMar>
+              <w:top w:type="dxa" w:w="60"/>
+              <w:left w:type="dxa" w:w="90"/>
+              <w:bottom w:type="dxa" w:w="60"/>
+              <w:right w:type="dxa" w:w="90"/>
+            </w:tcMar>
+          </w:tcPr>
+          <w:p>
+            <w:r>
+              <w:rPr>
+                <w:rFonts w:ascii="Malgun Gothic" w:cs="Malgun Gothic" w:eastAsia="Malgun Gothic" w:hAnsi="Malgun Gothic"/>
+                <w:sz w:val="20"/>
+                <w:szCs w:val="20"/>
+              </w:rPr>
+              <w:t xml:space="preserve">배 조립 후 정북 정렬 절차로 정한다</w:t>
             </w:r>
           </w:p>
         </w:tc>
@@ -9887,7 +9887,7 @@
       <w:tr>
         <w:tc>
           <w:tcPr>
-            <w:tcW w:type="dxa" w:w="4950"/>
+            <w:tcW w:type="dxa" w:w="4998"/>
             <w:tcBorders>
               <w:top w:val="single" w:color="000000" w:sz="6"/>
               <w:left w:val="single" w:color="000000" w:sz="6"/>
@@ -9914,7 +9914,7 @@
         </w:tc>
         <w:tc>
           <w:tcPr>
-            <w:tcW w:type="dxa" w:w="1530"/>
+            <w:tcW w:type="dxa" w:w="1545"/>
             <w:tcBorders>
               <w:top w:val="single" w:color="000000" w:sz="6"/>
               <w:left w:val="single" w:color="000000" w:sz="6"/>
@@ -9941,7 +9941,7 @@
         </w:tc>
         <w:tc>
           <w:tcPr>
-            <w:tcW w:type="dxa" w:w="2880"/>
+            <w:tcW w:type="dxa" w:w="2817"/>
             <w:tcBorders>
               <w:top w:val="single" w:color="000000" w:sz="6"/>
               <w:left w:val="single" w:color="000000" w:sz="6"/>
@@ -9978,7 +9978,7 @@
       <w:tr>
         <w:tc>
           <w:tcPr>
-            <w:tcW w:type="dxa" w:w="4950"/>
+            <w:tcW w:type="dxa" w:w="4998"/>
             <w:tcBorders>
               <w:top w:val="single" w:color="000000" w:sz="6"/>
               <w:left w:val="single" w:color="000000" w:sz="6"/>
@@ -10021,7 +10021,7 @@
         </w:tc>
         <w:tc>
           <w:tcPr>
-            <w:tcW w:type="dxa" w:w="1530"/>
+            <w:tcW w:type="dxa" w:w="1545"/>
             <w:tcBorders>
               <w:top w:val="single" w:color="000000" w:sz="6"/>
               <w:left w:val="single" w:color="000000" w:sz="6"/>
@@ -10048,7 +10048,7 @@
         </w:tc>
         <w:tc>
           <w:tcPr>
-            <w:tcW w:type="dxa" w:w="2880"/>
+            <w:tcW w:type="dxa" w:w="2817"/>
             <w:tcBorders>
               <w:top w:val="single" w:color="000000" w:sz="6"/>
               <w:left w:val="single" w:color="000000" w:sz="6"/>
@@ -10093,7 +10093,7 @@
       <w:tr>
         <w:tc>
           <w:tcPr>
-            <w:tcW w:type="dxa" w:w="4950"/>
+            <w:tcW w:type="dxa" w:w="4998"/>
             <w:tcBorders>
               <w:top w:val="single" w:color="000000" w:sz="6"/>
               <w:left w:val="single" w:color="000000" w:sz="6"/>
@@ -10152,7 +10152,7 @@
         </w:tc>
         <w:tc>
           <w:tcPr>
-            <w:tcW w:type="dxa" w:w="1530"/>
+            <w:tcW w:type="dxa" w:w="1545"/>
             <w:tcBorders>
               <w:top w:val="single" w:color="000000" w:sz="6"/>
               <w:left w:val="single" w:color="000000" w:sz="6"/>
@@ -10179,7 +10179,7 @@
         </w:tc>
         <w:tc>
           <w:tcPr>
-            <w:tcW w:type="dxa" w:w="2880"/>
+            <w:tcW w:type="dxa" w:w="2817"/>
             <w:tcBorders>
               <w:top w:val="single" w:color="000000" w:sz="6"/>
               <w:left w:val="single" w:color="000000" w:sz="6"/>
@@ -10208,7 +10208,7 @@
       <w:tr>
         <w:tc>
           <w:tcPr>
-            <w:tcW w:type="dxa" w:w="4950"/>
+            <w:tcW w:type="dxa" w:w="4998"/>
             <w:tcBorders>
               <w:top w:val="single" w:color="000000" w:sz="6"/>
               <w:left w:val="single" w:color="000000" w:sz="6"/>
@@ -10235,7 +10235,7 @@
         </w:tc>
         <w:tc>
           <w:tcPr>
-            <w:tcW w:type="dxa" w:w="1530"/>
+            <w:tcW w:type="dxa" w:w="1545"/>
             <w:tcBorders>
               <w:top w:val="single" w:color="000000" w:sz="6"/>
               <w:left w:val="single" w:color="000000" w:sz="6"/>
@@ -10262,7 +10262,7 @@
         </w:tc>
         <w:tc>
           <w:tcPr>
-            <w:tcW w:type="dxa" w:w="2880"/>
+            <w:tcW w:type="dxa" w:w="2817"/>
             <w:tcBorders>
               <w:top w:val="single" w:color="000000" w:sz="6"/>
               <w:left w:val="single" w:color="000000" w:sz="6"/>
@@ -14720,7 +14720,7 @@
                 <w:sz w:val="20"/>
                 <w:szCs w:val="20"/>
               </w:rPr>
-              <w:t xml:space="preserve">red [0-5]+[165-180], green H 60-85, white V≥220·S≤40 (⚠️ 실외 재확정)</w:t>
+              <w:t xml:space="preserve">red [0-5]+[165-180], green H 60-85, white V≥220·S≤40 (실외에서 재조정)</w:t>
             </w:r>
           </w:p>
         </w:tc>
@@ -14803,7 +14803,7 @@
                 <w:sz w:val="20"/>
                 <w:szCs w:val="20"/>
               </w:rPr>
-              <w:t xml:space="preserve">min_area_px 40 (gate·turn) / 80 (dock), min_solidity 0.7, y_zone 검출기별 gate 0.15–0.55 / turn 0.10–0.55 / dock 0.15–0.55 (⚠️ 실측 필요)</w:t>
+              <w:t xml:space="preserve">min_area_px 40 (gate·turn) / 80 (dock), min_solidity 0.7, y_zone 검출기별 gate 0.15–0.55 / turn 0.10–0.55 / dock 0.15–0.55 (실측으로 조정)</w:t>
             </w:r>
           </w:p>
         </w:tc>
@@ -15052,7 +15052,7 @@
                 <w:sz w:val="20"/>
                 <w:szCs w:val="20"/>
               </w:rPr>
-              <w:t xml:space="preserve">hfov_deg 80.32 (D455 camera_info 실측) → OAK 스펙 69°, ⚠️ camera_info fx 로 실측 교체</w:t>
+              <w:t xml:space="preserve">hfov_deg 80.32 (D455 camera_info 실측) → OAK 스펙 69°, camera_info fx 로 교체한다</w:t>
             </w:r>
           </w:p>
         </w:tc>
@@ -18733,7 +18733,7 @@
           <w:sz w:val="20"/>
           <w:szCs w:val="20"/>
         </w:rPr>
-        <w:t xml:space="preserve">접안 거리는 LiDAR 전방 섹터 최소거리 → ⚠️ 도크 규격 확정 후 contact_dist_m.</w:t>
+        <w:t xml:space="preserve">접안 거리는 LiDAR 전방 섹터 최소거리 → 도크 규격에 맞춰 contact_dist_m 으로 정한다.</w:t>
       </w:r>
     </w:p>
     <w:p>
@@ -19626,7 +19626,7 @@
           <w:sz w:val="20"/>
           <w:szCs w:val="20"/>
         </w:rPr>
-        <w:t xml:space="preserve">steer_invert 하나가 조향과 SPIN 을 함께 뒤집는다(배선 반대 대비). ⚠️ 물 위 첫 시험에서 확정 — 가장 흔한 사고.</w:t>
+        <w:t xml:space="preserve">steer_invert 하나가 조향과 SPIN 을 함께 뒤집는다(배선 반대 대비). 물 위 첫 시험에서 확정한다(배선 반대가 가장 흔한 사고).</w:t>
       </w:r>
     </w:p>
     <w:p>
@@ -21535,621 +21535,7 @@
           <w:sz w:val="22"/>
           <w:szCs w:val="22"/>
         </w:rPr>
-        <w:t xml:space="preserve">6.2) 수조·야외 시험</w:t>
-      </w:r>
-    </w:p>
-    <w:tbl>
-      <w:tblPr>
-        <w:tblW w:type="dxa" w:w="9360"/>
-        <w:tblBorders>
-          <w:top w:val="single" w:color="auto" w:sz="4"/>
-          <w:left w:val="single" w:color="auto" w:sz="4"/>
-          <w:bottom w:val="single" w:color="auto" w:sz="4"/>
-          <w:right w:val="single" w:color="auto" w:sz="4"/>
-          <w:insideH w:val="single" w:color="auto" w:sz="4"/>
-          <w:insideV w:val="single" w:color="auto" w:sz="4"/>
-        </w:tblBorders>
-      </w:tblPr>
-      <w:tblGrid>
-        <w:gridCol w:w="1101"/>
-        <w:gridCol w:w="2202"/>
-        <w:gridCol w:w="3854"/>
-        <w:gridCol w:w="1101"/>
-        <w:gridCol w:w="1101"/>
-      </w:tblGrid>
-      <w:tr>
-        <w:trPr>
-          <w:tblHeader/>
-        </w:trPr>
-        <w:tc>
-          <w:tcPr>
-            <w:tcW w:type="dxa" w:w="1101"/>
-            <w:tcBorders>
-              <w:top w:val="single" w:color="000000" w:sz="6"/>
-              <w:left w:val="single" w:color="000000" w:sz="6"/>
-              <w:bottom w:val="single" w:color="000000" w:sz="6"/>
-              <w:right w:val="single" w:color="000000" w:sz="6"/>
-            </w:tcBorders>
-            <w:shd w:fill="E7E6E6" w:color="auto" w:val="clear"/>
-            <w:tcMar>
-              <w:top w:type="dxa" w:w="60"/>
-              <w:left w:type="dxa" w:w="90"/>
-              <w:bottom w:type="dxa" w:w="60"/>
-              <w:right w:type="dxa" w:w="90"/>
-            </w:tcMar>
-          </w:tcPr>
-          <w:p>
-            <w:pPr>
-              <w:jc w:val="center"/>
-            </w:pPr>
-            <w:r>
-              <w:rPr>
-                <w:rFonts w:ascii="Malgun Gothic" w:cs="Malgun Gothic" w:eastAsia="Malgun Gothic" w:hAnsi="Malgun Gothic"/>
-                <w:b/>
-                <w:bCs/>
-                <w:sz w:val="20"/>
-                <w:szCs w:val="20"/>
-              </w:rPr>
-              <w:t xml:space="preserve">일자</w:t>
-            </w:r>
-          </w:p>
-        </w:tc>
-        <w:tc>
-          <w:tcPr>
-            <w:tcW w:type="dxa" w:w="2202"/>
-            <w:tcBorders>
-              <w:top w:val="single" w:color="000000" w:sz="6"/>
-              <w:left w:val="single" w:color="000000" w:sz="6"/>
-              <w:bottom w:val="single" w:color="000000" w:sz="6"/>
-              <w:right w:val="single" w:color="000000" w:sz="6"/>
-            </w:tcBorders>
-            <w:shd w:fill="E7E6E6" w:color="auto" w:val="clear"/>
-            <w:tcMar>
-              <w:top w:type="dxa" w:w="60"/>
-              <w:left w:type="dxa" w:w="90"/>
-              <w:bottom w:type="dxa" w:w="60"/>
-              <w:right w:type="dxa" w:w="90"/>
-            </w:tcMar>
-          </w:tcPr>
-          <w:p>
-            <w:pPr>
-              <w:jc w:val="center"/>
-            </w:pPr>
-            <w:r>
-              <w:rPr>
-                <w:rFonts w:ascii="Malgun Gothic" w:cs="Malgun Gothic" w:eastAsia="Malgun Gothic" w:hAnsi="Malgun Gothic"/>
-                <w:b/>
-                <w:bCs/>
-                <w:sz w:val="20"/>
-                <w:szCs w:val="20"/>
-              </w:rPr>
-              <w:t xml:space="preserve">장소</w:t>
-            </w:r>
-          </w:p>
-        </w:tc>
-        <w:tc>
-          <w:tcPr>
-            <w:tcW w:type="dxa" w:w="3854"/>
-            <w:tcBorders>
-              <w:top w:val="single" w:color="000000" w:sz="6"/>
-              <w:left w:val="single" w:color="000000" w:sz="6"/>
-              <w:bottom w:val="single" w:color="000000" w:sz="6"/>
-              <w:right w:val="single" w:color="000000" w:sz="6"/>
-            </w:tcBorders>
-            <w:shd w:fill="E7E6E6" w:color="auto" w:val="clear"/>
-            <w:tcMar>
-              <w:top w:type="dxa" w:w="60"/>
-              <w:left w:type="dxa" w:w="90"/>
-              <w:bottom w:type="dxa" w:w="60"/>
-              <w:right w:type="dxa" w:w="90"/>
-            </w:tcMar>
-          </w:tcPr>
-          <w:p>
-            <w:pPr>
-              <w:jc w:val="center"/>
-            </w:pPr>
-            <w:r>
-              <w:rPr>
-                <w:rFonts w:ascii="Malgun Gothic" w:cs="Malgun Gothic" w:eastAsia="Malgun Gothic" w:hAnsi="Malgun Gothic"/>
-                <w:b/>
-                <w:bCs/>
-                <w:sz w:val="20"/>
-                <w:szCs w:val="20"/>
-              </w:rPr>
-              <w:t xml:space="preserve">항목</w:t>
-            </w:r>
-          </w:p>
-        </w:tc>
-        <w:tc>
-          <w:tcPr>
-            <w:tcW w:type="dxa" w:w="1101"/>
-            <w:tcBorders>
-              <w:top w:val="single" w:color="000000" w:sz="6"/>
-              <w:left w:val="single" w:color="000000" w:sz="6"/>
-              <w:bottom w:val="single" w:color="000000" w:sz="6"/>
-              <w:right w:val="single" w:color="000000" w:sz="6"/>
-            </w:tcBorders>
-            <w:shd w:fill="E7E6E6" w:color="auto" w:val="clear"/>
-            <w:tcMar>
-              <w:top w:type="dxa" w:w="60"/>
-              <w:left w:type="dxa" w:w="90"/>
-              <w:bottom w:type="dxa" w:w="60"/>
-              <w:right w:type="dxa" w:w="90"/>
-            </w:tcMar>
-          </w:tcPr>
-          <w:p>
-            <w:pPr>
-              <w:jc w:val="center"/>
-            </w:pPr>
-            <w:r>
-              <w:rPr>
-                <w:rFonts w:ascii="Malgun Gothic" w:cs="Malgun Gothic" w:eastAsia="Malgun Gothic" w:hAnsi="Malgun Gothic"/>
-                <w:b/>
-                <w:bCs/>
-                <w:sz w:val="20"/>
-                <w:szCs w:val="20"/>
-              </w:rPr>
-              <w:t xml:space="preserve">결과</w:t>
-            </w:r>
-          </w:p>
-        </w:tc>
-        <w:tc>
-          <w:tcPr>
-            <w:tcW w:type="dxa" w:w="1101"/>
-            <w:tcBorders>
-              <w:top w:val="single" w:color="000000" w:sz="6"/>
-              <w:left w:val="single" w:color="000000" w:sz="6"/>
-              <w:bottom w:val="single" w:color="000000" w:sz="6"/>
-              <w:right w:val="single" w:color="000000" w:sz="6"/>
-            </w:tcBorders>
-            <w:shd w:fill="E7E6E6" w:color="auto" w:val="clear"/>
-            <w:tcMar>
-              <w:top w:type="dxa" w:w="60"/>
-              <w:left w:type="dxa" w:w="90"/>
-              <w:bottom w:type="dxa" w:w="60"/>
-              <w:right w:type="dxa" w:w="90"/>
-            </w:tcMar>
-          </w:tcPr>
-          <w:p>
-            <w:pPr>
-              <w:jc w:val="center"/>
-            </w:pPr>
-            <w:r>
-              <w:rPr>
-                <w:rFonts w:ascii="Malgun Gothic" w:cs="Malgun Gothic" w:eastAsia="Malgun Gothic" w:hAnsi="Malgun Gothic"/>
-                <w:b/>
-                <w:bCs/>
-                <w:sz w:val="20"/>
-                <w:szCs w:val="20"/>
-              </w:rPr>
-              <w:t xml:space="preserve">조치</w:t>
-            </w:r>
-          </w:p>
-        </w:tc>
-      </w:tr>
-      <w:tr>
-        <w:tc>
-          <w:tcPr>
-            <w:tcW w:type="dxa" w:w="1101"/>
-            <w:tcBorders>
-              <w:top w:val="single" w:color="000000" w:sz="6"/>
-              <w:left w:val="single" w:color="000000" w:sz="6"/>
-              <w:bottom w:val="single" w:color="000000" w:sz="6"/>
-              <w:right w:val="single" w:color="000000" w:sz="6"/>
-            </w:tcBorders>
-            <w:tcMar>
-              <w:top w:type="dxa" w:w="60"/>
-              <w:left w:type="dxa" w:w="90"/>
-              <w:bottom w:type="dxa" w:w="60"/>
-              <w:right w:type="dxa" w:w="90"/>
-            </w:tcMar>
-          </w:tcPr>
-          <w:p>
-            <w:r>
-              <w:rPr>
-                <w:rFonts w:ascii="Malgun Gothic" w:cs="Malgun Gothic" w:eastAsia="Malgun Gothic" w:hAnsi="Malgun Gothic"/>
-                <w:sz w:val="20"/>
-                <w:szCs w:val="20"/>
-              </w:rPr>
-              <w:t xml:space="preserve">____</w:t>
-            </w:r>
-          </w:p>
-        </w:tc>
-        <w:tc>
-          <w:tcPr>
-            <w:tcW w:type="dxa" w:w="2202"/>
-            <w:tcBorders>
-              <w:top w:val="single" w:color="000000" w:sz="6"/>
-              <w:left w:val="single" w:color="000000" w:sz="6"/>
-              <w:bottom w:val="single" w:color="000000" w:sz="6"/>
-              <w:right w:val="single" w:color="000000" w:sz="6"/>
-            </w:tcBorders>
-            <w:tcMar>
-              <w:top w:type="dxa" w:w="60"/>
-              <w:left w:type="dxa" w:w="90"/>
-              <w:bottom w:type="dxa" w:w="60"/>
-              <w:right w:type="dxa" w:w="90"/>
-            </w:tcMar>
-          </w:tcPr>
-          <w:p>
-            <w:r>
-              <w:rPr>
-                <w:rFonts w:ascii="Malgun Gothic" w:cs="Malgun Gothic" w:eastAsia="Malgun Gothic" w:hAnsi="Malgun Gothic"/>
-                <w:sz w:val="20"/>
-                <w:szCs w:val="20"/>
-              </w:rPr>
-              <w:t xml:space="preserve">수조 5×5 m</w:t>
-            </w:r>
-          </w:p>
-        </w:tc>
-        <w:tc>
-          <w:tcPr>
-            <w:tcW w:type="dxa" w:w="3854"/>
-            <w:tcBorders>
-              <w:top w:val="single" w:color="000000" w:sz="6"/>
-              <w:left w:val="single" w:color="000000" w:sz="6"/>
-              <w:bottom w:val="single" w:color="000000" w:sz="6"/>
-              <w:right w:val="single" w:color="000000" w:sz="6"/>
-            </w:tcBorders>
-            <w:tcMar>
-              <w:top w:type="dxa" w:w="60"/>
-              <w:left w:type="dxa" w:w="90"/>
-              <w:bottom w:type="dxa" w:w="60"/>
-              <w:right w:type="dxa" w:w="90"/>
-            </w:tcMar>
-          </w:tcPr>
-          <w:p>
-            <w:r>
-              <w:rPr>
-                <w:rFonts w:ascii="Malgun Gothic" w:cs="Malgun Gothic" w:eastAsia="Malgun Gothic" w:hAnsi="Malgun Gothic"/>
-                <w:sz w:val="20"/>
-                <w:szCs w:val="20"/>
-              </w:rPr>
-              <w:t xml:space="preserve">직진·선회·게이트 2 m</w:t>
-            </w:r>
-          </w:p>
-        </w:tc>
-        <w:tc>
-          <w:tcPr>
-            <w:tcW w:type="dxa" w:w="1101"/>
-            <w:tcBorders>
-              <w:top w:val="single" w:color="000000" w:sz="6"/>
-              <w:left w:val="single" w:color="000000" w:sz="6"/>
-              <w:bottom w:val="single" w:color="000000" w:sz="6"/>
-              <w:right w:val="single" w:color="000000" w:sz="6"/>
-            </w:tcBorders>
-            <w:tcMar>
-              <w:top w:type="dxa" w:w="60"/>
-              <w:left w:type="dxa" w:w="90"/>
-              <w:bottom w:type="dxa" w:w="60"/>
-              <w:right w:type="dxa" w:w="90"/>
-            </w:tcMar>
-          </w:tcPr>
-          <w:p>
-            <w:r>
-              <w:rPr>
-                <w:rFonts w:ascii="Malgun Gothic" w:cs="Malgun Gothic" w:eastAsia="Malgun Gothic" w:hAnsi="Malgun Gothic"/>
-                <w:sz w:val="20"/>
-                <w:szCs w:val="20"/>
-              </w:rPr>
-              <w:t xml:space="preserve">____</w:t>
-            </w:r>
-          </w:p>
-        </w:tc>
-        <w:tc>
-          <w:tcPr>
-            <w:tcW w:type="dxa" w:w="1101"/>
-            <w:tcBorders>
-              <w:top w:val="single" w:color="000000" w:sz="6"/>
-              <w:left w:val="single" w:color="000000" w:sz="6"/>
-              <w:bottom w:val="single" w:color="000000" w:sz="6"/>
-              <w:right w:val="single" w:color="000000" w:sz="6"/>
-            </w:tcBorders>
-            <w:tcMar>
-              <w:top w:type="dxa" w:w="60"/>
-              <w:left w:type="dxa" w:w="90"/>
-              <w:bottom w:type="dxa" w:w="60"/>
-              <w:right w:type="dxa" w:w="90"/>
-            </w:tcMar>
-          </w:tcPr>
-          <w:p>
-            <w:r>
-              <w:rPr>
-                <w:rFonts w:ascii="Malgun Gothic" w:cs="Malgun Gothic" w:eastAsia="Malgun Gothic" w:hAnsi="Malgun Gothic"/>
-                <w:sz w:val="20"/>
-                <w:szCs w:val="20"/>
-              </w:rPr>
-              <w:t xml:space="preserve">____</w:t>
-            </w:r>
-          </w:p>
-        </w:tc>
-      </w:tr>
-      <w:tr>
-        <w:tc>
-          <w:tcPr>
-            <w:tcW w:type="dxa" w:w="1101"/>
-            <w:tcBorders>
-              <w:top w:val="single" w:color="000000" w:sz="6"/>
-              <w:left w:val="single" w:color="000000" w:sz="6"/>
-              <w:bottom w:val="single" w:color="000000" w:sz="6"/>
-              <w:right w:val="single" w:color="000000" w:sz="6"/>
-            </w:tcBorders>
-            <w:tcMar>
-              <w:top w:type="dxa" w:w="60"/>
-              <w:left w:type="dxa" w:w="90"/>
-              <w:bottom w:type="dxa" w:w="60"/>
-              <w:right w:type="dxa" w:w="90"/>
-            </w:tcMar>
-          </w:tcPr>
-          <w:p>
-            <w:r>
-              <w:rPr>
-                <w:rFonts w:ascii="Malgun Gothic" w:cs="Malgun Gothic" w:eastAsia="Malgun Gothic" w:hAnsi="Malgun Gothic"/>
-                <w:sz w:val="20"/>
-                <w:szCs w:val="20"/>
-              </w:rPr>
-              <w:t xml:space="preserve">____</w:t>
-            </w:r>
-          </w:p>
-        </w:tc>
-        <w:tc>
-          <w:tcPr>
-            <w:tcW w:type="dxa" w:w="2202"/>
-            <w:tcBorders>
-              <w:top w:val="single" w:color="000000" w:sz="6"/>
-              <w:left w:val="single" w:color="000000" w:sz="6"/>
-              <w:bottom w:val="single" w:color="000000" w:sz="6"/>
-              <w:right w:val="single" w:color="000000" w:sz="6"/>
-            </w:tcBorders>
-            <w:tcMar>
-              <w:top w:type="dxa" w:w="60"/>
-              <w:left w:type="dxa" w:w="90"/>
-              <w:bottom w:type="dxa" w:w="60"/>
-              <w:right w:type="dxa" w:w="90"/>
-            </w:tcMar>
-          </w:tcPr>
-          <w:p>
-            <w:r>
-              <w:rPr>
-                <w:rFonts w:ascii="Malgun Gothic" w:cs="Malgun Gothic" w:eastAsia="Malgun Gothic" w:hAnsi="Malgun Gothic"/>
-                <w:sz w:val="20"/>
-                <w:szCs w:val="20"/>
-              </w:rPr>
-              <w:t xml:space="preserve">야외</w:t>
-            </w:r>
-          </w:p>
-        </w:tc>
-        <w:tc>
-          <w:tcPr>
-            <w:tcW w:type="dxa" w:w="3854"/>
-            <w:tcBorders>
-              <w:top w:val="single" w:color="000000" w:sz="6"/>
-              <w:left w:val="single" w:color="000000" w:sz="6"/>
-              <w:bottom w:val="single" w:color="000000" w:sz="6"/>
-              <w:right w:val="single" w:color="000000" w:sz="6"/>
-            </w:tcBorders>
-            <w:tcMar>
-              <w:top w:type="dxa" w:w="60"/>
-              <w:left w:type="dxa" w:w="90"/>
-              <w:bottom w:type="dxa" w:w="60"/>
-              <w:right w:type="dxa" w:w="90"/>
-            </w:tcMar>
-          </w:tcPr>
-          <w:p>
-            <w:r>
-              <w:rPr>
-                <w:rFonts w:ascii="Malgun Gothic" w:cs="Malgun Gothic" w:eastAsia="Malgun Gothic" w:hAnsi="Malgun Gothic"/>
-                <w:sz w:val="20"/>
-                <w:szCs w:val="20"/>
-              </w:rPr>
-              <w:t xml:space="preserve">항로추종 → 위치유지 전환</w:t>
-            </w:r>
-          </w:p>
-        </w:tc>
-        <w:tc>
-          <w:tcPr>
-            <w:tcW w:type="dxa" w:w="1101"/>
-            <w:tcBorders>
-              <w:top w:val="single" w:color="000000" w:sz="6"/>
-              <w:left w:val="single" w:color="000000" w:sz="6"/>
-              <w:bottom w:val="single" w:color="000000" w:sz="6"/>
-              <w:right w:val="single" w:color="000000" w:sz="6"/>
-            </w:tcBorders>
-            <w:tcMar>
-              <w:top w:type="dxa" w:w="60"/>
-              <w:left w:type="dxa" w:w="90"/>
-              <w:bottom w:type="dxa" w:w="60"/>
-              <w:right w:type="dxa" w:w="90"/>
-            </w:tcMar>
-          </w:tcPr>
-          <w:p>
-            <w:r>
-              <w:rPr>
-                <w:rFonts w:ascii="Malgun Gothic" w:cs="Malgun Gothic" w:eastAsia="Malgun Gothic" w:hAnsi="Malgun Gothic"/>
-                <w:sz w:val="20"/>
-                <w:szCs w:val="20"/>
-              </w:rPr>
-              <w:t xml:space="preserve">____</w:t>
-            </w:r>
-          </w:p>
-        </w:tc>
-        <w:tc>
-          <w:tcPr>
-            <w:tcW w:type="dxa" w:w="1101"/>
-            <w:tcBorders>
-              <w:top w:val="single" w:color="000000" w:sz="6"/>
-              <w:left w:val="single" w:color="000000" w:sz="6"/>
-              <w:bottom w:val="single" w:color="000000" w:sz="6"/>
-              <w:right w:val="single" w:color="000000" w:sz="6"/>
-            </w:tcBorders>
-            <w:tcMar>
-              <w:top w:type="dxa" w:w="60"/>
-              <w:left w:type="dxa" w:w="90"/>
-              <w:bottom w:type="dxa" w:w="60"/>
-              <w:right w:type="dxa" w:w="90"/>
-            </w:tcMar>
-          </w:tcPr>
-          <w:p>
-            <w:r>
-              <w:rPr>
-                <w:rFonts w:ascii="Malgun Gothic" w:cs="Malgun Gothic" w:eastAsia="Malgun Gothic" w:hAnsi="Malgun Gothic"/>
-                <w:sz w:val="20"/>
-                <w:szCs w:val="20"/>
-              </w:rPr>
-              <w:t xml:space="preserve">____</w:t>
-            </w:r>
-          </w:p>
-        </w:tc>
-      </w:tr>
-      <w:tr>
-        <w:tc>
-          <w:tcPr>
-            <w:tcW w:type="dxa" w:w="1101"/>
-            <w:tcBorders>
-              <w:top w:val="single" w:color="000000" w:sz="6"/>
-              <w:left w:val="single" w:color="000000" w:sz="6"/>
-              <w:bottom w:val="single" w:color="000000" w:sz="6"/>
-              <w:right w:val="single" w:color="000000" w:sz="6"/>
-            </w:tcBorders>
-            <w:tcMar>
-              <w:top w:type="dxa" w:w="60"/>
-              <w:left w:type="dxa" w:w="90"/>
-              <w:bottom w:type="dxa" w:w="60"/>
-              <w:right w:type="dxa" w:w="90"/>
-            </w:tcMar>
-          </w:tcPr>
-          <w:p>
-            <w:r>
-              <w:rPr>
-                <w:rFonts w:ascii="Malgun Gothic" w:cs="Malgun Gothic" w:eastAsia="Malgun Gothic" w:hAnsi="Malgun Gothic"/>
-                <w:sz w:val="20"/>
-                <w:szCs w:val="20"/>
-              </w:rPr>
-              <w:t xml:space="preserve">____</w:t>
-            </w:r>
-          </w:p>
-        </w:tc>
-        <w:tc>
-          <w:tcPr>
-            <w:tcW w:type="dxa" w:w="2202"/>
-            <w:tcBorders>
-              <w:top w:val="single" w:color="000000" w:sz="6"/>
-              <w:left w:val="single" w:color="000000" w:sz="6"/>
-              <w:bottom w:val="single" w:color="000000" w:sz="6"/>
-              <w:right w:val="single" w:color="000000" w:sz="6"/>
-            </w:tcBorders>
-            <w:tcMar>
-              <w:top w:type="dxa" w:w="60"/>
-              <w:left w:type="dxa" w:w="90"/>
-              <w:bottom w:type="dxa" w:w="60"/>
-              <w:right w:type="dxa" w:w="90"/>
-            </w:tcMar>
-          </w:tcPr>
-          <w:p>
-            <w:r>
-              <w:rPr>
-                <w:rFonts w:ascii="Malgun Gothic" w:cs="Malgun Gothic" w:eastAsia="Malgun Gothic" w:hAnsi="Malgun Gothic"/>
-                <w:sz w:val="20"/>
-                <w:szCs w:val="20"/>
-              </w:rPr>
-              <w:t xml:space="preserve">야외</w:t>
-            </w:r>
-          </w:p>
-        </w:tc>
-        <w:tc>
-          <w:tcPr>
-            <w:tcW w:type="dxa" w:w="3854"/>
-            <w:tcBorders>
-              <w:top w:val="single" w:color="000000" w:sz="6"/>
-              <w:left w:val="single" w:color="000000" w:sz="6"/>
-              <w:bottom w:val="single" w:color="000000" w:sz="6"/>
-              <w:right w:val="single" w:color="000000" w:sz="6"/>
-            </w:tcBorders>
-            <w:tcMar>
-              <w:top w:type="dxa" w:w="60"/>
-              <w:left w:type="dxa" w:w="90"/>
-              <w:bottom w:type="dxa" w:w="60"/>
-              <w:right w:type="dxa" w:w="90"/>
-            </w:tcMar>
-          </w:tcPr>
-          <w:p>
-            <w:r>
-              <w:rPr>
-                <w:rFonts w:ascii="Malgun Gothic" w:cs="Malgun Gothic" w:eastAsia="Malgun Gothic" w:hAnsi="Malgun Gothic"/>
-                <w:sz w:val="20"/>
-                <w:szCs w:val="20"/>
-              </w:rPr>
-              <w:t xml:space="preserve">회피 구간, 인식 유실</w:t>
-            </w:r>
-          </w:p>
-        </w:tc>
-        <w:tc>
-          <w:tcPr>
-            <w:tcW w:type="dxa" w:w="1101"/>
-            <w:tcBorders>
-              <w:top w:val="single" w:color="000000" w:sz="6"/>
-              <w:left w:val="single" w:color="000000" w:sz="6"/>
-              <w:bottom w:val="single" w:color="000000" w:sz="6"/>
-              <w:right w:val="single" w:color="000000" w:sz="6"/>
-            </w:tcBorders>
-            <w:tcMar>
-              <w:top w:type="dxa" w:w="60"/>
-              <w:left w:type="dxa" w:w="90"/>
-              <w:bottom w:type="dxa" w:w="60"/>
-              <w:right w:type="dxa" w:w="90"/>
-            </w:tcMar>
-          </w:tcPr>
-          <w:p>
-            <w:r>
-              <w:rPr>
-                <w:rFonts w:ascii="Malgun Gothic" w:cs="Malgun Gothic" w:eastAsia="Malgun Gothic" w:hAnsi="Malgun Gothic"/>
-                <w:sz w:val="20"/>
-                <w:szCs w:val="20"/>
-              </w:rPr>
-              <w:t xml:space="preserve">____</w:t>
-            </w:r>
-          </w:p>
-        </w:tc>
-        <w:tc>
-          <w:tcPr>
-            <w:tcW w:type="dxa" w:w="1101"/>
-            <w:tcBorders>
-              <w:top w:val="single" w:color="000000" w:sz="6"/>
-              <w:left w:val="single" w:color="000000" w:sz="6"/>
-              <w:bottom w:val="single" w:color="000000" w:sz="6"/>
-              <w:right w:val="single" w:color="000000" w:sz="6"/>
-            </w:tcBorders>
-            <w:tcMar>
-              <w:top w:type="dxa" w:w="60"/>
-              <w:left w:type="dxa" w:w="90"/>
-              <w:bottom w:type="dxa" w:w="60"/>
-              <w:right w:type="dxa" w:w="90"/>
-            </w:tcMar>
-          </w:tcPr>
-          <w:p>
-            <w:r>
-              <w:rPr>
-                <w:rFonts w:ascii="Malgun Gothic" w:cs="Malgun Gothic" w:eastAsia="Malgun Gothic" w:hAnsi="Malgun Gothic"/>
-                <w:sz w:val="20"/>
-                <w:szCs w:val="20"/>
-              </w:rPr>
-              <w:t xml:space="preserve">____</w:t>
-            </w:r>
-          </w:p>
-        </w:tc>
-      </w:tr>
-    </w:tbl>
-    <w:p>
-      <w:pPr>
-        <w:spacing w:after="60"/>
-      </w:pPr>
-      <w:r>
-        <w:rPr>
-          <w:rFonts w:ascii="Malgun Gothic" w:cs="Malgun Gothic" w:eastAsia="Malgun Gothic" w:hAnsi="Malgun Gothic"/>
-          <w:sz w:val="20"/>
-          <w:szCs w:val="20"/>
-        </w:rPr>
-        <w:t xml:space="preserve"/>
+        <w:t xml:space="preserve">6.2) 벤치·휴대 시험</w:t>
       </w:r>
     </w:p>
     <w:p>
@@ -22164,15 +21550,15 @@
           <w:sz w:val="20"/>
           <w:szCs w:val="20"/>
         </w:rPr>
-        <w:t xml:space="preserve">배 장착 전 벤치·휴대 시험 (배 구분 없음).</w:t>
-      </w:r>
-      <w:r>
-        <w:rPr>
-          <w:rFonts w:ascii="Malgun Gothic" w:cs="Malgun Gothic" w:eastAsia="Malgun Gothic" w:hAnsi="Malgun Gothic"/>
-          <w:sz w:val="20"/>
-          <w:szCs w:val="20"/>
-        </w:rPr>
-        <w:t xml:space="preserve"> 아래는 선체에 싣기 전의 기록이라 물 위 성능을 대신하지 않는다.</w:t>
+        <w:t xml:space="preserve">물 위 시험 전 벤치·휴대 시험.</w:t>
+      </w:r>
+      <w:r>
+        <w:rPr>
+          <w:rFonts w:ascii="Malgun Gothic" w:cs="Malgun Gothic" w:eastAsia="Malgun Gothic" w:hAnsi="Malgun Gothic"/>
+          <w:sz w:val="20"/>
+          <w:szCs w:val="20"/>
+        </w:rPr>
+        <w:t xml:space="preserve"> 08월 기록은 선체에 싣기 전, 10월 기록은 1번배 조립 상태(물 밖)이다. 물 위 성능을 대신하지 않는다.</w:t>
       </w:r>
     </w:p>
     <w:tbl>
@@ -22513,7 +21899,7 @@
                 <w:sz w:val="20"/>
                 <w:szCs w:val="20"/>
               </w:rPr>
-              <w:t xml:space="preserve">FIXED 수평 정확도 ±0.015 m, 위성 18개, pDOP 1.63, 처음 60 s FLOAT(±0.10 m). 녹화한 1.93 m 간격 두 점 구분. C94-M8P·선체 장착 상태는 미측정</w:t>
+              <w:t xml:space="preserve">FIXED 수평 정확도 ±0.015 m, 위성 18개, pDOP 1.63, 처음 60 s FLOAT(±0.10 m). 녹화한 1.93 m 간격 두 점 구분.</w:t>
             </w:r>
           </w:p>
         </w:tc>
@@ -22614,7 +22000,175 @@
                 <w:sz w:val="20"/>
                 <w:szCs w:val="20"/>
               </w:rPr>
-              <w:t xml:space="preserve">로직 테스트 (10-29, ROS 없이)</w:t>
+              <w:t xml:space="preserve">센서 허브 스러스터 부하 (10-28, 1번배, 물 밖)</w:t>
+            </w:r>
+          </w:p>
+        </w:tc>
+        <w:tc>
+          <w:tcPr>
+            <w:tcW w:type="dxa" w:w="7488"/>
+            <w:tcBorders>
+              <w:top w:val="single" w:color="000000" w:sz="6"/>
+              <w:left w:val="single" w:color="000000" w:sz="6"/>
+              <w:bottom w:val="single" w:color="000000" w:sz="6"/>
+              <w:right w:val="single" w:color="000000" w:sz="6"/>
+            </w:tcBorders>
+            <w:tcMar>
+              <w:top w:type="dxa" w:w="60"/>
+              <w:left w:type="dxa" w:w="90"/>
+              <w:bottom w:type="dxa" w:w="60"/>
+              <w:right w:type="dxa" w:w="90"/>
+            </w:tcMar>
+          </w:tcPr>
+          <w:p>
+            <w:r>
+              <w:rPr>
+                <w:rFonts w:ascii="Malgun Gothic" w:cs="Malgun Gothic" w:eastAsia="Malgun Gothic" w:hAnsi="Malgun Gothic"/>
+                <w:sz w:val="20"/>
+                <w:szCs w:val="20"/>
+              </w:rPr>
+              <w:t xml:space="preserve">자율 모드 양쪽 1600 · 30 s 동안 센서 4종 동시 수신: LiDAR 10.8 Hz(최대 간격 99 ms), IMU 100 Hz, D455 30 fps, GPS 1 Hz. 커널 USB 끊김 0</w:t>
+            </w:r>
+          </w:p>
+        </w:tc>
+      </w:tr>
+      <w:tr>
+        <w:tc>
+          <w:tcPr>
+            <w:tcW w:type="dxa" w:w="1872"/>
+            <w:tcBorders>
+              <w:top w:val="single" w:color="000000" w:sz="6"/>
+              <w:left w:val="single" w:color="000000" w:sz="6"/>
+              <w:bottom w:val="single" w:color="000000" w:sz="6"/>
+              <w:right w:val="single" w:color="000000" w:sz="6"/>
+            </w:tcBorders>
+            <w:tcMar>
+              <w:top w:type="dxa" w:w="60"/>
+              <w:left w:type="dxa" w:w="90"/>
+              <w:bottom w:type="dxa" w:w="60"/>
+              <w:right w:type="dxa" w:w="90"/>
+            </w:tcMar>
+          </w:tcPr>
+          <w:p>
+            <w:r>
+              <w:rPr>
+                <w:rFonts w:ascii="Malgun Gothic" w:cs="Malgun Gothic" w:eastAsia="Malgun Gothic" w:hAnsi="Malgun Gothic"/>
+                <w:sz w:val="20"/>
+                <w:szCs w:val="20"/>
+              </w:rPr>
+              <w:t xml:space="preserve">배터리 A 분리 (10-28, 1번배)</w:t>
+            </w:r>
+          </w:p>
+        </w:tc>
+        <w:tc>
+          <w:tcPr>
+            <w:tcW w:type="dxa" w:w="7488"/>
+            <w:tcBorders>
+              <w:top w:val="single" w:color="000000" w:sz="6"/>
+              <w:left w:val="single" w:color="000000" w:sz="6"/>
+              <w:bottom w:val="single" w:color="000000" w:sz="6"/>
+              <w:right w:val="single" w:color="000000" w:sz="6"/>
+            </w:tcBorders>
+            <w:tcMar>
+              <w:top w:type="dxa" w:w="60"/>
+              <w:left w:type="dxa" w:w="90"/>
+              <w:bottom w:type="dxa" w:w="60"/>
+              <w:right w:type="dxa" w:w="90"/>
+            </w:tcMar>
+          </w:tcPr>
+          <w:p>
+            <w:r>
+              <w:rPr>
+                <w:rFonts w:ascii="Malgun Gothic" w:cs="Malgun Gothic" w:eastAsia="Malgun Gothic" w:hAnsi="Malgun Gothic"/>
+                <w:sz w:val="20"/>
+                <w:szCs w:val="20"/>
+              </w:rPr>
+              <w:t xml:space="preserve">외부 5 V 가 끊기면 허브가 노트북 USB 전원으로 넘어가 센서 4종 유지(15 s: LiDAR 10.9 Hz, IMU 100 Hz, D455 30 fps, GPS 1 Hz). 접촉기는 떨어져 스러스터만 정지</w:t>
+            </w:r>
+          </w:p>
+        </w:tc>
+      </w:tr>
+      <w:tr>
+        <w:tc>
+          <w:tcPr>
+            <w:tcW w:type="dxa" w:w="1872"/>
+            <w:tcBorders>
+              <w:top w:val="single" w:color="000000" w:sz="6"/>
+              <w:left w:val="single" w:color="000000" w:sz="6"/>
+              <w:bottom w:val="single" w:color="000000" w:sz="6"/>
+              <w:right w:val="single" w:color="000000" w:sz="6"/>
+            </w:tcBorders>
+            <w:tcMar>
+              <w:top w:type="dxa" w:w="60"/>
+              <w:left w:type="dxa" w:w="90"/>
+              <w:bottom w:type="dxa" w:w="60"/>
+              <w:right w:type="dxa" w:w="90"/>
+            </w:tcMar>
+          </w:tcPr>
+          <w:p>
+            <w:r>
+              <w:rPr>
+                <w:rFonts w:ascii="Malgun Gothic" w:cs="Malgun Gothic" w:eastAsia="Malgun Gothic" w:hAnsi="Malgun Gothic"/>
+                <w:sz w:val="20"/>
+                <w:szCs w:val="20"/>
+              </w:rPr>
+              <w:t xml:space="preserve">수동 조종 영상 (10-29, D455 → 물가 노트북)</w:t>
+            </w:r>
+          </w:p>
+        </w:tc>
+        <w:tc>
+          <w:tcPr>
+            <w:tcW w:type="dxa" w:w="7488"/>
+            <w:tcBorders>
+              <w:top w:val="single" w:color="000000" w:sz="6"/>
+              <w:left w:val="single" w:color="000000" w:sz="6"/>
+              <w:bottom w:val="single" w:color="000000" w:sz="6"/>
+              <w:right w:val="single" w:color="000000" w:sz="6"/>
+            </w:tcBorders>
+            <w:tcMar>
+              <w:top w:type="dxa" w:w="60"/>
+              <w:left w:type="dxa" w:w="90"/>
+              <w:bottom w:type="dxa" w:w="60"/>
+              <w:right w:type="dxa" w:w="90"/>
+            </w:tcMar>
+          </w:tcPr>
+          <w:p>
+            <w:r>
+              <w:rPr>
+                <w:rFonts w:ascii="Malgun Gothic" w:cs="Malgun Gothic" w:eastAsia="Malgun Gothic" w:hAnsi="Malgun Gothic"/>
+                <w:sz w:val="20"/>
+                <w:szCs w:val="20"/>
+              </w:rPr>
+              <w:t xml:space="preserve">H.264 RTP/UDP, 424×240 · 30 fps · 1000 kbps, 수신 지터버퍼 80 ms 에서 같은 WiFi 깨짐 없이 실시간 확인. 원격망(Tailscale)은 LTE 핫스팟 두 대 사이 직접 연결 113 ms</w:t>
+            </w:r>
+          </w:p>
+        </w:tc>
+      </w:tr>
+      <w:tr>
+        <w:tc>
+          <w:tcPr>
+            <w:tcW w:type="dxa" w:w="1872"/>
+            <w:tcBorders>
+              <w:top w:val="single" w:color="000000" w:sz="6"/>
+              <w:left w:val="single" w:color="000000" w:sz="6"/>
+              <w:bottom w:val="single" w:color="000000" w:sz="6"/>
+              <w:right w:val="single" w:color="000000" w:sz="6"/>
+            </w:tcBorders>
+            <w:tcMar>
+              <w:top w:type="dxa" w:w="60"/>
+              <w:left w:type="dxa" w:w="90"/>
+              <w:bottom w:type="dxa" w:w="60"/>
+              <w:right w:type="dxa" w:w="90"/>
+            </w:tcMar>
+          </w:tcPr>
+          <w:p>
+            <w:r>
+              <w:rPr>
+                <w:rFonts w:ascii="Malgun Gothic" w:cs="Malgun Gothic" w:eastAsia="Malgun Gothic" w:hAnsi="Malgun Gothic"/>
+                <w:sz w:val="20"/>
+                <w:szCs w:val="20"/>
+              </w:rPr>
+              <w:t xml:space="preserve">로직 테스트 (10-30, ROS 없이)</w:t>
             </w:r>
           </w:p>
         </w:tc>
@@ -22649,7 +22203,7 @@
                 <w:sz w:val="20"/>
                 <w:szCs w:val="20"/>
               </w:rPr>
-              <w:t xml:space="preserve"> 68, </w:t>
+              <w:t xml:space="preserve"> 76, </w:t>
             </w:r>
             <w:r>
               <w:rPr>
@@ -22730,1502 +22284,6 @@
           <w:szCs w:val="20"/>
         </w:rPr>
         <w:t xml:space="preserve"/>
-      </w:r>
-    </w:p>
-    <w:p>
-      <w:pPr>
-        <w:spacing w:after="100" w:line="300"/>
-      </w:pPr>
-      <w:r>
-        <w:rPr>
-          <w:rFonts w:ascii="Malgun Gothic" w:cs="Malgun Gothic" w:eastAsia="Malgun Gothic" w:hAnsi="Malgun Gothic"/>
-          <w:b/>
-          <w:bCs/>
-          <w:sz w:val="20"/>
-          <w:szCs w:val="20"/>
-        </w:rPr>
-        <w:t xml:space="preserve">실측 예정.</w:t>
-      </w:r>
-      <w:r>
-        <w:rPr>
-          <w:rFonts w:ascii="Malgun Gothic" w:cs="Malgun Gothic" w:eastAsia="Malgun Gothic" w:hAnsi="Malgun Gothic"/>
-          <w:sz w:val="20"/>
-          <w:szCs w:val="20"/>
-        </w:rPr>
-        <w:t xml:space="preserve"> 실측이 없는 자리는 아래 한 표로 모은다. 값은 배 조립 후에만 의미가 있다.</w:t>
-      </w:r>
-    </w:p>
-    <w:tbl>
-      <w:tblPr>
-        <w:tblW w:type="dxa" w:w="9360"/>
-        <w:tblBorders>
-          <w:top w:val="single" w:color="auto" w:sz="4"/>
-          <w:left w:val="single" w:color="auto" w:sz="4"/>
-          <w:bottom w:val="single" w:color="auto" w:sz="4"/>
-          <w:right w:val="single" w:color="auto" w:sz="4"/>
-          <w:insideH w:val="single" w:color="auto" w:sz="4"/>
-          <w:insideV w:val="single" w:color="auto" w:sz="4"/>
-        </w:tblBorders>
-      </w:tblPr>
-      <w:tblGrid>
-        <w:gridCol w:w="4680"/>
-        <w:gridCol w:w="1170"/>
-        <w:gridCol w:w="3510"/>
-      </w:tblGrid>
-      <w:tr>
-        <w:trPr>
-          <w:tblHeader/>
-        </w:trPr>
-        <w:tc>
-          <w:tcPr>
-            <w:tcW w:type="dxa" w:w="4680"/>
-            <w:tcBorders>
-              <w:top w:val="single" w:color="000000" w:sz="6"/>
-              <w:left w:val="single" w:color="000000" w:sz="6"/>
-              <w:bottom w:val="single" w:color="000000" w:sz="6"/>
-              <w:right w:val="single" w:color="000000" w:sz="6"/>
-            </w:tcBorders>
-            <w:shd w:fill="E7E6E6" w:color="auto" w:val="clear"/>
-            <w:tcMar>
-              <w:top w:type="dxa" w:w="60"/>
-              <w:left w:type="dxa" w:w="90"/>
-              <w:bottom w:type="dxa" w:w="60"/>
-              <w:right w:type="dxa" w:w="90"/>
-            </w:tcMar>
-          </w:tcPr>
-          <w:p>
-            <w:pPr>
-              <w:jc w:val="center"/>
-            </w:pPr>
-            <w:r>
-              <w:rPr>
-                <w:rFonts w:ascii="Malgun Gothic" w:cs="Malgun Gothic" w:eastAsia="Malgun Gothic" w:hAnsi="Malgun Gothic"/>
-                <w:b/>
-                <w:bCs/>
-                <w:sz w:val="20"/>
-                <w:szCs w:val="20"/>
-              </w:rPr>
-              <w:t xml:space="preserve">항목</w:t>
-            </w:r>
-          </w:p>
-        </w:tc>
-        <w:tc>
-          <w:tcPr>
-            <w:tcW w:type="dxa" w:w="1170"/>
-            <w:tcBorders>
-              <w:top w:val="single" w:color="000000" w:sz="6"/>
-              <w:left w:val="single" w:color="000000" w:sz="6"/>
-              <w:bottom w:val="single" w:color="000000" w:sz="6"/>
-              <w:right w:val="single" w:color="000000" w:sz="6"/>
-            </w:tcBorders>
-            <w:shd w:fill="E7E6E6" w:color="auto" w:val="clear"/>
-            <w:tcMar>
-              <w:top w:type="dxa" w:w="60"/>
-              <w:left w:type="dxa" w:w="90"/>
-              <w:bottom w:type="dxa" w:w="60"/>
-              <w:right w:type="dxa" w:w="90"/>
-            </w:tcMar>
-          </w:tcPr>
-          <w:p>
-            <w:pPr>
-              <w:jc w:val="center"/>
-            </w:pPr>
-            <w:r>
-              <w:rPr>
-                <w:rFonts w:ascii="Malgun Gothic" w:cs="Malgun Gothic" w:eastAsia="Malgun Gothic" w:hAnsi="Malgun Gothic"/>
-                <w:b/>
-                <w:bCs/>
-                <w:sz w:val="20"/>
-                <w:szCs w:val="20"/>
-              </w:rPr>
-              <w:t xml:space="preserve">담당 절</w:t>
-            </w:r>
-          </w:p>
-        </w:tc>
-        <w:tc>
-          <w:tcPr>
-            <w:tcW w:type="dxa" w:w="3510"/>
-            <w:tcBorders>
-              <w:top w:val="single" w:color="000000" w:sz="6"/>
-              <w:left w:val="single" w:color="000000" w:sz="6"/>
-              <w:bottom w:val="single" w:color="000000" w:sz="6"/>
-              <w:right w:val="single" w:color="000000" w:sz="6"/>
-            </w:tcBorders>
-            <w:shd w:fill="E7E6E6" w:color="auto" w:val="clear"/>
-            <w:tcMar>
-              <w:top w:type="dxa" w:w="60"/>
-              <w:left w:type="dxa" w:w="90"/>
-              <w:bottom w:type="dxa" w:w="60"/>
-              <w:right w:type="dxa" w:w="90"/>
-            </w:tcMar>
-          </w:tcPr>
-          <w:p>
-            <w:pPr>
-              <w:jc w:val="center"/>
-            </w:pPr>
-            <w:r>
-              <w:rPr>
-                <w:rFonts w:ascii="Malgun Gothic" w:cs="Malgun Gothic" w:eastAsia="Malgun Gothic" w:hAnsi="Malgun Gothic"/>
-                <w:b/>
-                <w:bCs/>
-                <w:sz w:val="20"/>
-                <w:szCs w:val="20"/>
-              </w:rPr>
-              <w:t xml:space="preserve">상태/값</w:t>
-            </w:r>
-          </w:p>
-        </w:tc>
-      </w:tr>
-      <w:tr>
-        <w:tc>
-          <w:tcPr>
-            <w:tcW w:type="dxa" w:w="4680"/>
-            <w:tcBorders>
-              <w:top w:val="single" w:color="000000" w:sz="6"/>
-              <w:left w:val="single" w:color="000000" w:sz="6"/>
-              <w:bottom w:val="single" w:color="000000" w:sz="6"/>
-              <w:right w:val="single" w:color="000000" w:sz="6"/>
-            </w:tcBorders>
-            <w:tcMar>
-              <w:top w:type="dxa" w:w="60"/>
-              <w:left w:type="dxa" w:w="90"/>
-              <w:bottom w:type="dxa" w:w="60"/>
-              <w:right w:type="dxa" w:w="90"/>
-            </w:tcMar>
-          </w:tcPr>
-          <w:p>
-            <w:r>
-              <w:rPr>
-                <w:rFonts w:ascii="Consolas" w:cs="Consolas" w:eastAsia="Consolas" w:hAnsi="Consolas"/>
-                <w:sz w:val="18"/>
-                <w:szCs w:val="18"/>
-              </w:rPr>
-              <w:t xml:space="preserve">mount_offset_deg</w:t>
-            </w:r>
-            <w:r>
-              <w:rPr>
-                <w:rFonts w:ascii="Malgun Gothic" w:cs="Malgun Gothic" w:eastAsia="Malgun Gothic" w:hAnsi="Malgun Gothic"/>
-                <w:sz w:val="20"/>
-                <w:szCs w:val="20"/>
-              </w:rPr>
-              <w:t xml:space="preserve"> · </w:t>
-            </w:r>
-            <w:r>
-              <w:rPr>
-                <w:rFonts w:ascii="Consolas" w:cs="Consolas" w:eastAsia="Consolas" w:hAnsi="Consolas"/>
-                <w:sz w:val="18"/>
-                <w:szCs w:val="18"/>
-              </w:rPr>
-              <w:t xml:space="preserve">invert_yaw</w:t>
-            </w:r>
-            <w:r>
-              <w:rPr>
-                <w:rFonts w:ascii="Malgun Gothic" w:cs="Malgun Gothic" w:eastAsia="Malgun Gothic" w:hAnsi="Malgun Gothic"/>
-                <w:sz w:val="20"/>
-                <w:szCs w:val="20"/>
-              </w:rPr>
-              <w:t xml:space="preserve"> 확정 (정북 정렬, 목표값 360 + 편각)</w:t>
-            </w:r>
-          </w:p>
-        </w:tc>
-        <w:tc>
-          <w:tcPr>
-            <w:tcW w:type="dxa" w:w="1170"/>
-            <w:tcBorders>
-              <w:top w:val="single" w:color="000000" w:sz="6"/>
-              <w:left w:val="single" w:color="000000" w:sz="6"/>
-              <w:bottom w:val="single" w:color="000000" w:sz="6"/>
-              <w:right w:val="single" w:color="000000" w:sz="6"/>
-            </w:tcBorders>
-            <w:tcMar>
-              <w:top w:type="dxa" w:w="60"/>
-              <w:left w:type="dxa" w:w="90"/>
-              <w:bottom w:type="dxa" w:w="60"/>
-              <w:right w:type="dxa" w:w="90"/>
-            </w:tcMar>
-          </w:tcPr>
-          <w:p>
-            <w:r>
-              <w:rPr>
-                <w:rFonts w:ascii="Malgun Gothic" w:cs="Malgun Gothic" w:eastAsia="Malgun Gothic" w:hAnsi="Malgun Gothic"/>
-                <w:sz w:val="20"/>
-                <w:szCs w:val="20"/>
-              </w:rPr>
-              <w:t xml:space="preserve">Ⅲ-2.1</w:t>
-            </w:r>
-          </w:p>
-        </w:tc>
-        <w:tc>
-          <w:tcPr>
-            <w:tcW w:type="dxa" w:w="3510"/>
-            <w:tcBorders>
-              <w:top w:val="single" w:color="000000" w:sz="6"/>
-              <w:left w:val="single" w:color="000000" w:sz="6"/>
-              <w:bottom w:val="single" w:color="000000" w:sz="6"/>
-              <w:right w:val="single" w:color="000000" w:sz="6"/>
-            </w:tcBorders>
-            <w:tcMar>
-              <w:top w:type="dxa" w:w="60"/>
-              <w:left w:type="dxa" w:w="90"/>
-              <w:bottom w:type="dxa" w:w="60"/>
-              <w:right w:type="dxa" w:w="90"/>
-            </w:tcMar>
-          </w:tcPr>
-          <w:p>
-            <w:r>
-              <w:rPr>
-                <w:rFonts w:ascii="Malgun Gothic" w:cs="Malgun Gothic" w:eastAsia="Malgun Gothic" w:hAnsi="Malgun Gothic"/>
-                <w:sz w:val="20"/>
-                <w:szCs w:val="20"/>
-              </w:rPr>
-              <w:t xml:space="preserve">____</w:t>
-            </w:r>
-          </w:p>
-        </w:tc>
-      </w:tr>
-      <w:tr>
-        <w:tc>
-          <w:tcPr>
-            <w:tcW w:type="dxa" w:w="4680"/>
-            <w:tcBorders>
-              <w:top w:val="single" w:color="000000" w:sz="6"/>
-              <w:left w:val="single" w:color="000000" w:sz="6"/>
-              <w:bottom w:val="single" w:color="000000" w:sz="6"/>
-              <w:right w:val="single" w:color="000000" w:sz="6"/>
-            </w:tcBorders>
-            <w:tcMar>
-              <w:top w:type="dxa" w:w="60"/>
-              <w:left w:type="dxa" w:w="90"/>
-              <w:bottom w:type="dxa" w:w="60"/>
-              <w:right w:type="dxa" w:w="90"/>
-            </w:tcMar>
-          </w:tcPr>
-          <w:p>
-            <w:r>
-              <w:rPr>
-                <w:rFonts w:ascii="Malgun Gothic" w:cs="Malgun Gothic" w:eastAsia="Malgun Gothic" w:hAnsi="Malgun Gothic"/>
-                <w:sz w:val="20"/>
-                <w:szCs w:val="20"/>
-              </w:rPr>
-              <w:t xml:space="preserve">대회장 자기편각, 재부팅 전후 </w:t>
-            </w:r>
-            <w:r>
-              <w:rPr>
-                <w:rFonts w:ascii="Consolas" w:cs="Consolas" w:eastAsia="Consolas" w:hAnsi="Consolas"/>
-                <w:sz w:val="18"/>
-                <w:szCs w:val="18"/>
-              </w:rPr>
-              <w:t xml:space="preserve">/imu/yaw_raw</w:t>
-            </w:r>
-            <w:r>
-              <w:rPr>
-                <w:rFonts w:ascii="Malgun Gothic" w:cs="Malgun Gothic" w:eastAsia="Malgun Gothic" w:hAnsi="Malgun Gothic"/>
-                <w:sz w:val="20"/>
-                <w:szCs w:val="20"/>
-              </w:rPr>
-              <w:t xml:space="preserve"> 일치</w:t>
-            </w:r>
-          </w:p>
-        </w:tc>
-        <w:tc>
-          <w:tcPr>
-            <w:tcW w:type="dxa" w:w="1170"/>
-            <w:tcBorders>
-              <w:top w:val="single" w:color="000000" w:sz="6"/>
-              <w:left w:val="single" w:color="000000" w:sz="6"/>
-              <w:bottom w:val="single" w:color="000000" w:sz="6"/>
-              <w:right w:val="single" w:color="000000" w:sz="6"/>
-            </w:tcBorders>
-            <w:tcMar>
-              <w:top w:type="dxa" w:w="60"/>
-              <w:left w:type="dxa" w:w="90"/>
-              <w:bottom w:type="dxa" w:w="60"/>
-              <w:right w:type="dxa" w:w="90"/>
-            </w:tcMar>
-          </w:tcPr>
-          <w:p>
-            <w:r>
-              <w:rPr>
-                <w:rFonts w:ascii="Malgun Gothic" w:cs="Malgun Gothic" w:eastAsia="Malgun Gothic" w:hAnsi="Malgun Gothic"/>
-                <w:sz w:val="20"/>
-                <w:szCs w:val="20"/>
-              </w:rPr>
-              <w:t xml:space="preserve">Ⅲ-2.1</w:t>
-            </w:r>
-          </w:p>
-        </w:tc>
-        <w:tc>
-          <w:tcPr>
-            <w:tcW w:type="dxa" w:w="3510"/>
-            <w:tcBorders>
-              <w:top w:val="single" w:color="000000" w:sz="6"/>
-              <w:left w:val="single" w:color="000000" w:sz="6"/>
-              <w:bottom w:val="single" w:color="000000" w:sz="6"/>
-              <w:right w:val="single" w:color="000000" w:sz="6"/>
-            </w:tcBorders>
-            <w:tcMar>
-              <w:top w:type="dxa" w:w="60"/>
-              <w:left w:type="dxa" w:w="90"/>
-              <w:bottom w:type="dxa" w:w="60"/>
-              <w:right w:type="dxa" w:w="90"/>
-            </w:tcMar>
-          </w:tcPr>
-          <w:p>
-            <w:r>
-              <w:rPr>
-                <w:rFonts w:ascii="Malgun Gothic" w:cs="Malgun Gothic" w:eastAsia="Malgun Gothic" w:hAnsi="Malgun Gothic"/>
-                <w:sz w:val="20"/>
-                <w:szCs w:val="20"/>
-              </w:rPr>
-              <w:t xml:space="preserve">____</w:t>
-            </w:r>
-          </w:p>
-        </w:tc>
-      </w:tr>
-      <w:tr>
-        <w:tc>
-          <w:tcPr>
-            <w:tcW w:type="dxa" w:w="4680"/>
-            <w:tcBorders>
-              <w:top w:val="single" w:color="000000" w:sz="6"/>
-              <w:left w:val="single" w:color="000000" w:sz="6"/>
-              <w:bottom w:val="single" w:color="000000" w:sz="6"/>
-              <w:right w:val="single" w:color="000000" w:sz="6"/>
-            </w:tcBorders>
-            <w:tcMar>
-              <w:top w:type="dxa" w:w="60"/>
-              <w:left w:type="dxa" w:w="90"/>
-              <w:bottom w:type="dxa" w:w="60"/>
-              <w:right w:type="dxa" w:w="90"/>
-            </w:tcMar>
-          </w:tcPr>
-          <w:p>
-            <w:r>
-              <w:rPr>
-                <w:rFonts w:ascii="Malgun Gothic" w:cs="Malgun Gothic" w:eastAsia="Malgun Gothic" w:hAnsi="Malgun Gothic"/>
-                <w:sz w:val="20"/>
-                <w:szCs w:val="20"/>
-              </w:rPr>
-              <w:t xml:space="preserve">정지·직진·선회 중 헤딩 흔들림</w:t>
-            </w:r>
-          </w:p>
-        </w:tc>
-        <w:tc>
-          <w:tcPr>
-            <w:tcW w:type="dxa" w:w="1170"/>
-            <w:tcBorders>
-              <w:top w:val="single" w:color="000000" w:sz="6"/>
-              <w:left w:val="single" w:color="000000" w:sz="6"/>
-              <w:bottom w:val="single" w:color="000000" w:sz="6"/>
-              <w:right w:val="single" w:color="000000" w:sz="6"/>
-            </w:tcBorders>
-            <w:tcMar>
-              <w:top w:type="dxa" w:w="60"/>
-              <w:left w:type="dxa" w:w="90"/>
-              <w:bottom w:type="dxa" w:w="60"/>
-              <w:right w:type="dxa" w:w="90"/>
-            </w:tcMar>
-          </w:tcPr>
-          <w:p>
-            <w:r>
-              <w:rPr>
-                <w:rFonts w:ascii="Malgun Gothic" w:cs="Malgun Gothic" w:eastAsia="Malgun Gothic" w:hAnsi="Malgun Gothic"/>
-                <w:sz w:val="20"/>
-                <w:szCs w:val="20"/>
-              </w:rPr>
-              <w:t xml:space="preserve">Ⅲ-2.1</w:t>
-            </w:r>
-          </w:p>
-        </w:tc>
-        <w:tc>
-          <w:tcPr>
-            <w:tcW w:type="dxa" w:w="3510"/>
-            <w:tcBorders>
-              <w:top w:val="single" w:color="000000" w:sz="6"/>
-              <w:left w:val="single" w:color="000000" w:sz="6"/>
-              <w:bottom w:val="single" w:color="000000" w:sz="6"/>
-              <w:right w:val="single" w:color="000000" w:sz="6"/>
-            </w:tcBorders>
-            <w:tcMar>
-              <w:top w:type="dxa" w:w="60"/>
-              <w:left w:type="dxa" w:w="90"/>
-              <w:bottom w:type="dxa" w:w="60"/>
-              <w:right w:type="dxa" w:w="90"/>
-            </w:tcMar>
-          </w:tcPr>
-          <w:p>
-            <w:r>
-              <w:rPr>
-                <w:rFonts w:ascii="Malgun Gothic" w:cs="Malgun Gothic" w:eastAsia="Malgun Gothic" w:hAnsi="Malgun Gothic"/>
-                <w:sz w:val="20"/>
-                <w:szCs w:val="20"/>
-              </w:rPr>
-              <w:t xml:space="preserve">____</w:t>
-            </w:r>
-          </w:p>
-        </w:tc>
-      </w:tr>
-      <w:tr>
-        <w:tc>
-          <w:tcPr>
-            <w:tcW w:type="dxa" w:w="4680"/>
-            <w:tcBorders>
-              <w:top w:val="single" w:color="000000" w:sz="6"/>
-              <w:left w:val="single" w:color="000000" w:sz="6"/>
-              <w:bottom w:val="single" w:color="000000" w:sz="6"/>
-              <w:right w:val="single" w:color="000000" w:sz="6"/>
-            </w:tcBorders>
-            <w:tcMar>
-              <w:top w:type="dxa" w:w="60"/>
-              <w:left w:type="dxa" w:w="90"/>
-              <w:bottom w:type="dxa" w:w="60"/>
-              <w:right w:type="dxa" w:w="90"/>
-            </w:tcMar>
-          </w:tcPr>
-          <w:p>
-            <w:r>
-              <w:rPr>
-                <w:rFonts w:ascii="Malgun Gothic" w:cs="Malgun Gothic" w:eastAsia="Malgun Gothic" w:hAnsi="Malgun Gothic"/>
-                <w:sz w:val="20"/>
-                <w:szCs w:val="20"/>
-              </w:rPr>
-              <w:t xml:space="preserve">냉시작 첫 fix 시간, 위성 수 / pDOP</w:t>
-            </w:r>
-          </w:p>
-        </w:tc>
-        <w:tc>
-          <w:tcPr>
-            <w:tcW w:type="dxa" w:w="1170"/>
-            <w:tcBorders>
-              <w:top w:val="single" w:color="000000" w:sz="6"/>
-              <w:left w:val="single" w:color="000000" w:sz="6"/>
-              <w:bottom w:val="single" w:color="000000" w:sz="6"/>
-              <w:right w:val="single" w:color="000000" w:sz="6"/>
-            </w:tcBorders>
-            <w:tcMar>
-              <w:top w:type="dxa" w:w="60"/>
-              <w:left w:type="dxa" w:w="90"/>
-              <w:bottom w:type="dxa" w:w="60"/>
-              <w:right w:type="dxa" w:w="90"/>
-            </w:tcMar>
-          </w:tcPr>
-          <w:p>
-            <w:r>
-              <w:rPr>
-                <w:rFonts w:ascii="Malgun Gothic" w:cs="Malgun Gothic" w:eastAsia="Malgun Gothic" w:hAnsi="Malgun Gothic"/>
-                <w:sz w:val="20"/>
-                <w:szCs w:val="20"/>
-              </w:rPr>
-              <w:t xml:space="preserve">Ⅲ-2.2</w:t>
-            </w:r>
-          </w:p>
-        </w:tc>
-        <w:tc>
-          <w:tcPr>
-            <w:tcW w:type="dxa" w:w="3510"/>
-            <w:tcBorders>
-              <w:top w:val="single" w:color="000000" w:sz="6"/>
-              <w:left w:val="single" w:color="000000" w:sz="6"/>
-              <w:bottom w:val="single" w:color="000000" w:sz="6"/>
-              <w:right w:val="single" w:color="000000" w:sz="6"/>
-            </w:tcBorders>
-            <w:tcMar>
-              <w:top w:type="dxa" w:w="60"/>
-              <w:left w:type="dxa" w:w="90"/>
-              <w:bottom w:type="dxa" w:w="60"/>
-              <w:right w:type="dxa" w:w="90"/>
-            </w:tcMar>
-          </w:tcPr>
-          <w:p>
-            <w:r>
-              <w:rPr>
-                <w:rFonts w:ascii="Malgun Gothic" w:cs="Malgun Gothic" w:eastAsia="Malgun Gothic" w:hAnsi="Malgun Gothic"/>
-                <w:sz w:val="20"/>
-                <w:szCs w:val="20"/>
-              </w:rPr>
-              <w:t xml:space="preserve">____</w:t>
-            </w:r>
-          </w:p>
-        </w:tc>
-      </w:tr>
-      <w:tr>
-        <w:tc>
-          <w:tcPr>
-            <w:tcW w:type="dxa" w:w="4680"/>
-            <w:tcBorders>
-              <w:top w:val="single" w:color="000000" w:sz="6"/>
-              <w:left w:val="single" w:color="000000" w:sz="6"/>
-              <w:bottom w:val="single" w:color="000000" w:sz="6"/>
-              <w:right w:val="single" w:color="000000" w:sz="6"/>
-            </w:tcBorders>
-            <w:tcMar>
-              <w:top w:type="dxa" w:w="60"/>
-              <w:left w:type="dxa" w:w="90"/>
-              <w:bottom w:type="dxa" w:w="60"/>
-              <w:right w:type="dxa" w:w="90"/>
-            </w:tcMar>
-          </w:tcPr>
-          <w:p>
-            <w:r>
-              <w:rPr>
-                <w:rFonts w:ascii="Malgun Gothic" w:cs="Malgun Gothic" w:eastAsia="Malgun Gothic" w:hAnsi="Malgun Gothic"/>
-                <w:sz w:val="20"/>
-                <w:szCs w:val="20"/>
-              </w:rPr>
-              <w:t xml:space="preserve">RTK on/off 위치 산포 비교 (정지 5분): FLOAT ____ m / FIXED ____ m</w:t>
-            </w:r>
-          </w:p>
-        </w:tc>
-        <w:tc>
-          <w:tcPr>
-            <w:tcW w:type="dxa" w:w="1170"/>
-            <w:tcBorders>
-              <w:top w:val="single" w:color="000000" w:sz="6"/>
-              <w:left w:val="single" w:color="000000" w:sz="6"/>
-              <w:bottom w:val="single" w:color="000000" w:sz="6"/>
-              <w:right w:val="single" w:color="000000" w:sz="6"/>
-            </w:tcBorders>
-            <w:tcMar>
-              <w:top w:type="dxa" w:w="60"/>
-              <w:left w:type="dxa" w:w="90"/>
-              <w:bottom w:type="dxa" w:w="60"/>
-              <w:right w:type="dxa" w:w="90"/>
-            </w:tcMar>
-          </w:tcPr>
-          <w:p>
-            <w:r>
-              <w:rPr>
-                <w:rFonts w:ascii="Malgun Gothic" w:cs="Malgun Gothic" w:eastAsia="Malgun Gothic" w:hAnsi="Malgun Gothic"/>
-                <w:sz w:val="20"/>
-                <w:szCs w:val="20"/>
-              </w:rPr>
-              <w:t xml:space="preserve">Ⅲ-2.2</w:t>
-            </w:r>
-          </w:p>
-        </w:tc>
-        <w:tc>
-          <w:tcPr>
-            <w:tcW w:type="dxa" w:w="3510"/>
-            <w:tcBorders>
-              <w:top w:val="single" w:color="000000" w:sz="6"/>
-              <w:left w:val="single" w:color="000000" w:sz="6"/>
-              <w:bottom w:val="single" w:color="000000" w:sz="6"/>
-              <w:right w:val="single" w:color="000000" w:sz="6"/>
-            </w:tcBorders>
-            <w:tcMar>
-              <w:top w:type="dxa" w:w="60"/>
-              <w:left w:type="dxa" w:w="90"/>
-              <w:bottom w:type="dxa" w:w="60"/>
-              <w:right w:type="dxa" w:w="90"/>
-            </w:tcMar>
-          </w:tcPr>
-          <w:p>
-            <w:r>
-              <w:rPr>
-                <w:rFonts w:ascii="Malgun Gothic" w:cs="Malgun Gothic" w:eastAsia="Malgun Gothic" w:hAnsi="Malgun Gothic"/>
-                <w:sz w:val="20"/>
-                <w:szCs w:val="20"/>
-              </w:rPr>
-              <w:t xml:space="preserve">____</w:t>
-            </w:r>
-          </w:p>
-        </w:tc>
-      </w:tr>
-      <w:tr>
-        <w:tc>
-          <w:tcPr>
-            <w:tcW w:type="dxa" w:w="4680"/>
-            <w:tcBorders>
-              <w:top w:val="single" w:color="000000" w:sz="6"/>
-              <w:left w:val="single" w:color="000000" w:sz="6"/>
-              <w:bottom w:val="single" w:color="000000" w:sz="6"/>
-              <w:right w:val="single" w:color="000000" w:sz="6"/>
-            </w:tcBorders>
-            <w:tcMar>
-              <w:top w:type="dxa" w:w="60"/>
-              <w:left w:type="dxa" w:w="90"/>
-              <w:bottom w:type="dxa" w:w="60"/>
-              <w:right w:type="dxa" w:w="90"/>
-            </w:tcMar>
-          </w:tcPr>
-          <w:p>
-            <w:r>
-              <w:rPr>
-                <w:rFonts w:ascii="Malgun Gothic" w:cs="Malgun Gothic" w:eastAsia="Malgun Gothic" w:hAnsi="Malgun Gothic"/>
-                <w:sz w:val="20"/>
-                <w:szCs w:val="20"/>
-              </w:rPr>
-              <w:t xml:space="preserve">웨이포인트 도착 오차 / 직선 구간 XTE (물 위)</w:t>
-            </w:r>
-          </w:p>
-        </w:tc>
-        <w:tc>
-          <w:tcPr>
-            <w:tcW w:type="dxa" w:w="1170"/>
-            <w:tcBorders>
-              <w:top w:val="single" w:color="000000" w:sz="6"/>
-              <w:left w:val="single" w:color="000000" w:sz="6"/>
-              <w:bottom w:val="single" w:color="000000" w:sz="6"/>
-              <w:right w:val="single" w:color="000000" w:sz="6"/>
-            </w:tcBorders>
-            <w:tcMar>
-              <w:top w:type="dxa" w:w="60"/>
-              <w:left w:type="dxa" w:w="90"/>
-              <w:bottom w:type="dxa" w:w="60"/>
-              <w:right w:type="dxa" w:w="90"/>
-            </w:tcMar>
-          </w:tcPr>
-          <w:p>
-            <w:r>
-              <w:rPr>
-                <w:rFonts w:ascii="Malgun Gothic" w:cs="Malgun Gothic" w:eastAsia="Malgun Gothic" w:hAnsi="Malgun Gothic"/>
-                <w:sz w:val="20"/>
-                <w:szCs w:val="20"/>
-              </w:rPr>
-              <w:t xml:space="preserve">Ⅲ-2.2</w:t>
-            </w:r>
-          </w:p>
-        </w:tc>
-        <w:tc>
-          <w:tcPr>
-            <w:tcW w:type="dxa" w:w="3510"/>
-            <w:tcBorders>
-              <w:top w:val="single" w:color="000000" w:sz="6"/>
-              <w:left w:val="single" w:color="000000" w:sz="6"/>
-              <w:bottom w:val="single" w:color="000000" w:sz="6"/>
-              <w:right w:val="single" w:color="000000" w:sz="6"/>
-            </w:tcBorders>
-            <w:tcMar>
-              <w:top w:type="dxa" w:w="60"/>
-              <w:left w:type="dxa" w:w="90"/>
-              <w:bottom w:type="dxa" w:w="60"/>
-              <w:right w:type="dxa" w:w="90"/>
-            </w:tcMar>
-          </w:tcPr>
-          <w:p>
-            <w:r>
-              <w:rPr>
-                <w:rFonts w:ascii="Malgun Gothic" w:cs="Malgun Gothic" w:eastAsia="Malgun Gothic" w:hAnsi="Malgun Gothic"/>
-                <w:sz w:val="20"/>
-                <w:szCs w:val="20"/>
-              </w:rPr>
-              <w:t xml:space="preserve">____</w:t>
-            </w:r>
-          </w:p>
-        </w:tc>
-      </w:tr>
-      <w:tr>
-        <w:tc>
-          <w:tcPr>
-            <w:tcW w:type="dxa" w:w="4680"/>
-            <w:tcBorders>
-              <w:top w:val="single" w:color="000000" w:sz="6"/>
-              <w:left w:val="single" w:color="000000" w:sz="6"/>
-              <w:bottom w:val="single" w:color="000000" w:sz="6"/>
-              <w:right w:val="single" w:color="000000" w:sz="6"/>
-            </w:tcBorders>
-            <w:tcMar>
-              <w:top w:type="dxa" w:w="60"/>
-              <w:left w:type="dxa" w:w="90"/>
-              <w:bottom w:type="dxa" w:w="60"/>
-              <w:right w:type="dxa" w:w="90"/>
-            </w:tcMar>
-          </w:tcPr>
-          <w:p>
-            <w:r>
-              <w:rPr>
-                <w:rFonts w:ascii="Malgun Gothic" w:cs="Malgun Gothic" w:eastAsia="Malgun Gothic" w:hAnsi="Malgun Gothic"/>
-                <w:sz w:val="20"/>
-                <w:szCs w:val="20"/>
-              </w:rPr>
-              <w:t xml:space="preserve">대회장 웨이포인트·경계 좌표 녹화</w:t>
-            </w:r>
-          </w:p>
-        </w:tc>
-        <w:tc>
-          <w:tcPr>
-            <w:tcW w:type="dxa" w:w="1170"/>
-            <w:tcBorders>
-              <w:top w:val="single" w:color="000000" w:sz="6"/>
-              <w:left w:val="single" w:color="000000" w:sz="6"/>
-              <w:bottom w:val="single" w:color="000000" w:sz="6"/>
-              <w:right w:val="single" w:color="000000" w:sz="6"/>
-            </w:tcBorders>
-            <w:tcMar>
-              <w:top w:type="dxa" w:w="60"/>
-              <w:left w:type="dxa" w:w="90"/>
-              <w:bottom w:type="dxa" w:w="60"/>
-              <w:right w:type="dxa" w:w="90"/>
-            </w:tcMar>
-          </w:tcPr>
-          <w:p>
-            <w:r>
-              <w:rPr>
-                <w:rFonts w:ascii="Malgun Gothic" w:cs="Malgun Gothic" w:eastAsia="Malgun Gothic" w:hAnsi="Malgun Gothic"/>
-                <w:sz w:val="20"/>
-                <w:szCs w:val="20"/>
-              </w:rPr>
-              <w:t xml:space="preserve">Ⅲ-2.2</w:t>
-            </w:r>
-          </w:p>
-        </w:tc>
-        <w:tc>
-          <w:tcPr>
-            <w:tcW w:type="dxa" w:w="3510"/>
-            <w:tcBorders>
-              <w:top w:val="single" w:color="000000" w:sz="6"/>
-              <w:left w:val="single" w:color="000000" w:sz="6"/>
-              <w:bottom w:val="single" w:color="000000" w:sz="6"/>
-              <w:right w:val="single" w:color="000000" w:sz="6"/>
-            </w:tcBorders>
-            <w:tcMar>
-              <w:top w:type="dxa" w:w="60"/>
-              <w:left w:type="dxa" w:w="90"/>
-              <w:bottom w:type="dxa" w:w="60"/>
-              <w:right w:type="dxa" w:w="90"/>
-            </w:tcMar>
-          </w:tcPr>
-          <w:p>
-            <w:r>
-              <w:rPr>
-                <w:rFonts w:ascii="Malgun Gothic" w:cs="Malgun Gothic" w:eastAsia="Malgun Gothic" w:hAnsi="Malgun Gothic"/>
-                <w:sz w:val="20"/>
-                <w:szCs w:val="20"/>
-              </w:rPr>
-              <w:t xml:space="preserve">____</w:t>
-            </w:r>
-          </w:p>
-        </w:tc>
-      </w:tr>
-      <w:tr>
-        <w:tc>
-          <w:tcPr>
-            <w:tcW w:type="dxa" w:w="4680"/>
-            <w:tcBorders>
-              <w:top w:val="single" w:color="000000" w:sz="6"/>
-              <w:left w:val="single" w:color="000000" w:sz="6"/>
-              <w:bottom w:val="single" w:color="000000" w:sz="6"/>
-              <w:right w:val="single" w:color="000000" w:sz="6"/>
-            </w:tcBorders>
-            <w:tcMar>
-              <w:top w:type="dxa" w:w="60"/>
-              <w:left w:type="dxa" w:w="90"/>
-              <w:bottom w:type="dxa" w:w="60"/>
-              <w:right w:type="dxa" w:w="90"/>
-            </w:tcMar>
-          </w:tcPr>
-          <w:p>
-            <w:r>
-              <w:rPr>
-                <w:rFonts w:ascii="Malgun Gothic" w:cs="Malgun Gothic" w:eastAsia="Malgun Gothic" w:hAnsi="Malgun Gothic"/>
-                <w:sz w:val="20"/>
-                <w:szCs w:val="20"/>
-              </w:rPr>
-              <w:t xml:space="preserve">LiDAR 정면(80°)–선수 정렬, 부표 탐지 최대거리</w:t>
-            </w:r>
-          </w:p>
-        </w:tc>
-        <w:tc>
-          <w:tcPr>
-            <w:tcW w:type="dxa" w:w="1170"/>
-            <w:tcBorders>
-              <w:top w:val="single" w:color="000000" w:sz="6"/>
-              <w:left w:val="single" w:color="000000" w:sz="6"/>
-              <w:bottom w:val="single" w:color="000000" w:sz="6"/>
-              <w:right w:val="single" w:color="000000" w:sz="6"/>
-            </w:tcBorders>
-            <w:tcMar>
-              <w:top w:type="dxa" w:w="60"/>
-              <w:left w:type="dxa" w:w="90"/>
-              <w:bottom w:type="dxa" w:w="60"/>
-              <w:right w:type="dxa" w:w="90"/>
-            </w:tcMar>
-          </w:tcPr>
-          <w:p>
-            <w:r>
-              <w:rPr>
-                <w:rFonts w:ascii="Malgun Gothic" w:cs="Malgun Gothic" w:eastAsia="Malgun Gothic" w:hAnsi="Malgun Gothic"/>
-                <w:sz w:val="20"/>
-                <w:szCs w:val="20"/>
-              </w:rPr>
-              <w:t xml:space="preserve">Ⅲ-2.3</w:t>
-            </w:r>
-          </w:p>
-        </w:tc>
-        <w:tc>
-          <w:tcPr>
-            <w:tcW w:type="dxa" w:w="3510"/>
-            <w:tcBorders>
-              <w:top w:val="single" w:color="000000" w:sz="6"/>
-              <w:left w:val="single" w:color="000000" w:sz="6"/>
-              <w:bottom w:val="single" w:color="000000" w:sz="6"/>
-              <w:right w:val="single" w:color="000000" w:sz="6"/>
-            </w:tcBorders>
-            <w:tcMar>
-              <w:top w:type="dxa" w:w="60"/>
-              <w:left w:type="dxa" w:w="90"/>
-              <w:bottom w:type="dxa" w:w="60"/>
-              <w:right w:type="dxa" w:w="90"/>
-            </w:tcMar>
-          </w:tcPr>
-          <w:p>
-            <w:r>
-              <w:rPr>
-                <w:rFonts w:ascii="Malgun Gothic" w:cs="Malgun Gothic" w:eastAsia="Malgun Gothic" w:hAnsi="Malgun Gothic"/>
-                <w:sz w:val="20"/>
-                <w:szCs w:val="20"/>
-              </w:rPr>
-              <w:t xml:space="preserve">____</w:t>
-            </w:r>
-          </w:p>
-        </w:tc>
-      </w:tr>
-      <w:tr>
-        <w:tc>
-          <w:tcPr>
-            <w:tcW w:type="dxa" w:w="4680"/>
-            <w:tcBorders>
-              <w:top w:val="single" w:color="000000" w:sz="6"/>
-              <w:left w:val="single" w:color="000000" w:sz="6"/>
-              <w:bottom w:val="single" w:color="000000" w:sz="6"/>
-              <w:right w:val="single" w:color="000000" w:sz="6"/>
-            </w:tcBorders>
-            <w:tcMar>
-              <w:top w:type="dxa" w:w="60"/>
-              <w:left w:type="dxa" w:w="90"/>
-              <w:bottom w:type="dxa" w:w="60"/>
-              <w:right w:type="dxa" w:w="90"/>
-            </w:tcMar>
-          </w:tcPr>
-          <w:p>
-            <w:r>
-              <w:rPr>
-                <w:rFonts w:ascii="Malgun Gothic" w:cs="Malgun Gothic" w:eastAsia="Malgun Gothic" w:hAnsi="Malgun Gothic"/>
-                <w:sz w:val="20"/>
-                <w:szCs w:val="20"/>
-              </w:rPr>
-              <w:t xml:space="preserve">수면 반사·물보라 오탐: </w:t>
-            </w:r>
-            <w:r>
-              <w:rPr>
-                <w:rFonts w:ascii="Consolas" w:cs="Consolas" w:eastAsia="Consolas" w:hAnsi="Consolas"/>
-                <w:sz w:val="18"/>
-                <w:szCs w:val="18"/>
-              </w:rPr>
-              <w:t xml:space="preserve">/obstacle_reject_count</w:t>
-            </w:r>
-            <w:r>
-              <w:rPr>
-                <w:rFonts w:ascii="Malgun Gothic" w:cs="Malgun Gothic" w:eastAsia="Malgun Gothic" w:hAnsi="Malgun Gothic"/>
-                <w:sz w:val="20"/>
-                <w:szCs w:val="20"/>
-              </w:rPr>
-              <w:t xml:space="preserve"> (야외 rosbag)</w:t>
-            </w:r>
-          </w:p>
-        </w:tc>
-        <w:tc>
-          <w:tcPr>
-            <w:tcW w:type="dxa" w:w="1170"/>
-            <w:tcBorders>
-              <w:top w:val="single" w:color="000000" w:sz="6"/>
-              <w:left w:val="single" w:color="000000" w:sz="6"/>
-              <w:bottom w:val="single" w:color="000000" w:sz="6"/>
-              <w:right w:val="single" w:color="000000" w:sz="6"/>
-            </w:tcBorders>
-            <w:tcMar>
-              <w:top w:type="dxa" w:w="60"/>
-              <w:left w:type="dxa" w:w="90"/>
-              <w:bottom w:type="dxa" w:w="60"/>
-              <w:right w:type="dxa" w:w="90"/>
-            </w:tcMar>
-          </w:tcPr>
-          <w:p>
-            <w:r>
-              <w:rPr>
-                <w:rFonts w:ascii="Malgun Gothic" w:cs="Malgun Gothic" w:eastAsia="Malgun Gothic" w:hAnsi="Malgun Gothic"/>
-                <w:sz w:val="20"/>
-                <w:szCs w:val="20"/>
-              </w:rPr>
-              <w:t xml:space="preserve">Ⅲ-2.3</w:t>
-            </w:r>
-          </w:p>
-        </w:tc>
-        <w:tc>
-          <w:tcPr>
-            <w:tcW w:type="dxa" w:w="3510"/>
-            <w:tcBorders>
-              <w:top w:val="single" w:color="000000" w:sz="6"/>
-              <w:left w:val="single" w:color="000000" w:sz="6"/>
-              <w:bottom w:val="single" w:color="000000" w:sz="6"/>
-              <w:right w:val="single" w:color="000000" w:sz="6"/>
-            </w:tcBorders>
-            <w:tcMar>
-              <w:top w:type="dxa" w:w="60"/>
-              <w:left w:type="dxa" w:w="90"/>
-              <w:bottom w:type="dxa" w:w="60"/>
-              <w:right w:type="dxa" w:w="90"/>
-            </w:tcMar>
-          </w:tcPr>
-          <w:p>
-            <w:r>
-              <w:rPr>
-                <w:rFonts w:ascii="Malgun Gothic" w:cs="Malgun Gothic" w:eastAsia="Malgun Gothic" w:hAnsi="Malgun Gothic"/>
-                <w:sz w:val="20"/>
-                <w:szCs w:val="20"/>
-              </w:rPr>
-              <w:t xml:space="preserve">____ 회/분</w:t>
-            </w:r>
-          </w:p>
-        </w:tc>
-      </w:tr>
-      <w:tr>
-        <w:tc>
-          <w:tcPr>
-            <w:tcW w:type="dxa" w:w="4680"/>
-            <w:tcBorders>
-              <w:top w:val="single" w:color="000000" w:sz="6"/>
-              <w:left w:val="single" w:color="000000" w:sz="6"/>
-              <w:bottom w:val="single" w:color="000000" w:sz="6"/>
-              <w:right w:val="single" w:color="000000" w:sz="6"/>
-            </w:tcBorders>
-            <w:tcMar>
-              <w:top w:type="dxa" w:w="60"/>
-              <w:left w:type="dxa" w:w="90"/>
-              <w:bottom w:type="dxa" w:w="60"/>
-              <w:right w:type="dxa" w:w="90"/>
-            </w:tcMar>
-          </w:tcPr>
-          <w:p>
-            <w:r>
-              <w:rPr>
-                <w:rFonts w:ascii="Malgun Gothic" w:cs="Malgun Gothic" w:eastAsia="Malgun Gothic" w:hAnsi="Malgun Gothic"/>
-                <w:sz w:val="20"/>
-                <w:szCs w:val="20"/>
-              </w:rPr>
-              <w:t xml:space="preserve">1 m 안팎 게이트 통과 성공률 (수조)</w:t>
-            </w:r>
-          </w:p>
-        </w:tc>
-        <w:tc>
-          <w:tcPr>
-            <w:tcW w:type="dxa" w:w="1170"/>
-            <w:tcBorders>
-              <w:top w:val="single" w:color="000000" w:sz="6"/>
-              <w:left w:val="single" w:color="000000" w:sz="6"/>
-              <w:bottom w:val="single" w:color="000000" w:sz="6"/>
-              <w:right w:val="single" w:color="000000" w:sz="6"/>
-            </w:tcBorders>
-            <w:tcMar>
-              <w:top w:type="dxa" w:w="60"/>
-              <w:left w:type="dxa" w:w="90"/>
-              <w:bottom w:type="dxa" w:w="60"/>
-              <w:right w:type="dxa" w:w="90"/>
-            </w:tcMar>
-          </w:tcPr>
-          <w:p>
-            <w:r>
-              <w:rPr>
-                <w:rFonts w:ascii="Malgun Gothic" w:cs="Malgun Gothic" w:eastAsia="Malgun Gothic" w:hAnsi="Malgun Gothic"/>
-                <w:sz w:val="20"/>
-                <w:szCs w:val="20"/>
-              </w:rPr>
-              <w:t xml:space="preserve">Ⅲ-4.4</w:t>
-            </w:r>
-          </w:p>
-        </w:tc>
-        <w:tc>
-          <w:tcPr>
-            <w:tcW w:type="dxa" w:w="3510"/>
-            <w:tcBorders>
-              <w:top w:val="single" w:color="000000" w:sz="6"/>
-              <w:left w:val="single" w:color="000000" w:sz="6"/>
-              <w:bottom w:val="single" w:color="000000" w:sz="6"/>
-              <w:right w:val="single" w:color="000000" w:sz="6"/>
-            </w:tcBorders>
-            <w:tcMar>
-              <w:top w:type="dxa" w:w="60"/>
-              <w:left w:type="dxa" w:w="90"/>
-              <w:bottom w:type="dxa" w:w="60"/>
-              <w:right w:type="dxa" w:w="90"/>
-            </w:tcMar>
-          </w:tcPr>
-          <w:p>
-            <w:r>
-              <w:rPr>
-                <w:rFonts w:ascii="Malgun Gothic" w:cs="Malgun Gothic" w:eastAsia="Malgun Gothic" w:hAnsi="Malgun Gothic"/>
-                <w:sz w:val="20"/>
-                <w:szCs w:val="20"/>
-              </w:rPr>
-              <w:t xml:space="preserve">____</w:t>
-            </w:r>
-          </w:p>
-        </w:tc>
-      </w:tr>
-      <w:tr>
-        <w:tc>
-          <w:tcPr>
-            <w:tcW w:type="dxa" w:w="4680"/>
-            <w:tcBorders>
-              <w:top w:val="single" w:color="000000" w:sz="6"/>
-              <w:left w:val="single" w:color="000000" w:sz="6"/>
-              <w:bottom w:val="single" w:color="000000" w:sz="6"/>
-              <w:right w:val="single" w:color="000000" w:sz="6"/>
-            </w:tcBorders>
-            <w:tcMar>
-              <w:top w:type="dxa" w:w="60"/>
-              <w:left w:type="dxa" w:w="90"/>
-              <w:bottom w:type="dxa" w:w="60"/>
-              <w:right w:type="dxa" w:w="90"/>
-            </w:tcMar>
-          </w:tcPr>
-          <w:p>
-            <w:r>
-              <w:rPr>
-                <w:rFonts w:ascii="Malgun Gothic" w:cs="Malgun Gothic" w:eastAsia="Malgun Gothic" w:hAnsi="Malgun Gothic"/>
-                <w:sz w:val="20"/>
-                <w:szCs w:val="20"/>
-              </w:rPr>
-              <w:t xml:space="preserve">혼동행렬: 야외 부표 영상 (2/5/8 m, 순광·역광) 색별 정탐/오탐 — 임계값은 이 수치로 정한다</w:t>
-            </w:r>
-          </w:p>
-        </w:tc>
-        <w:tc>
-          <w:tcPr>
-            <w:tcW w:type="dxa" w:w="1170"/>
-            <w:tcBorders>
-              <w:top w:val="single" w:color="000000" w:sz="6"/>
-              <w:left w:val="single" w:color="000000" w:sz="6"/>
-              <w:bottom w:val="single" w:color="000000" w:sz="6"/>
-              <w:right w:val="single" w:color="000000" w:sz="6"/>
-            </w:tcBorders>
-            <w:tcMar>
-              <w:top w:type="dxa" w:w="60"/>
-              <w:left w:type="dxa" w:w="90"/>
-              <w:bottom w:type="dxa" w:w="60"/>
-              <w:right w:type="dxa" w:w="90"/>
-            </w:tcMar>
-          </w:tcPr>
-          <w:p>
-            <w:r>
-              <w:rPr>
-                <w:rFonts w:ascii="Malgun Gothic" w:cs="Malgun Gothic" w:eastAsia="Malgun Gothic" w:hAnsi="Malgun Gothic"/>
-                <w:sz w:val="20"/>
-                <w:szCs w:val="20"/>
-              </w:rPr>
-              <w:t xml:space="preserve">Ⅲ-2.4</w:t>
-            </w:r>
-          </w:p>
-        </w:tc>
-        <w:tc>
-          <w:tcPr>
-            <w:tcW w:type="dxa" w:w="3510"/>
-            <w:tcBorders>
-              <w:top w:val="single" w:color="000000" w:sz="6"/>
-              <w:left w:val="single" w:color="000000" w:sz="6"/>
-              <w:bottom w:val="single" w:color="000000" w:sz="6"/>
-              <w:right w:val="single" w:color="000000" w:sz="6"/>
-            </w:tcBorders>
-            <w:tcMar>
-              <w:top w:type="dxa" w:w="60"/>
-              <w:left w:type="dxa" w:w="90"/>
-              <w:bottom w:type="dxa" w:w="60"/>
-              <w:right w:type="dxa" w:w="90"/>
-            </w:tcMar>
-          </w:tcPr>
-          <w:p>
-            <w:r>
-              <w:rPr>
-                <w:rFonts w:ascii="Malgun Gothic" w:cs="Malgun Gothic" w:eastAsia="Malgun Gothic" w:hAnsi="Malgun Gothic"/>
-                <w:sz w:val="20"/>
-                <w:szCs w:val="20"/>
-              </w:rPr>
-              <w:t xml:space="preserve">____ 프레임 / ____</w:t>
-            </w:r>
-          </w:p>
-        </w:tc>
-      </w:tr>
-      <w:tr>
-        <w:tc>
-          <w:tcPr>
-            <w:tcW w:type="dxa" w:w="4680"/>
-            <w:tcBorders>
-              <w:top w:val="single" w:color="000000" w:sz="6"/>
-              <w:left w:val="single" w:color="000000" w:sz="6"/>
-              <w:bottom w:val="single" w:color="000000" w:sz="6"/>
-              <w:right w:val="single" w:color="000000" w:sz="6"/>
-            </w:tcBorders>
-            <w:tcMar>
-              <w:top w:type="dxa" w:w="60"/>
-              <w:left w:type="dxa" w:w="90"/>
-              <w:bottom w:type="dxa" w:w="60"/>
-              <w:right w:type="dxa" w:w="90"/>
-            </w:tcMar>
-          </w:tcPr>
-          <w:p>
-            <w:r>
-              <w:rPr>
-                <w:rFonts w:ascii="Malgun Gothic" w:cs="Malgun Gothic" w:eastAsia="Malgun Gothic" w:hAnsi="Malgun Gothic"/>
-                <w:sz w:val="20"/>
-                <w:szCs w:val="20"/>
-              </w:rPr>
-              <w:t xml:space="preserve">야외 HSV 확정값, OAK 실측 </w:t>
-            </w:r>
-            <w:r>
-              <w:rPr>
-                <w:rFonts w:ascii="Consolas" w:cs="Consolas" w:eastAsia="Consolas" w:hAnsi="Consolas"/>
-                <w:sz w:val="18"/>
-                <w:szCs w:val="18"/>
-              </w:rPr>
-              <w:t xml:space="preserve">hfov_deg</w:t>
-            </w:r>
-          </w:p>
-        </w:tc>
-        <w:tc>
-          <w:tcPr>
-            <w:tcW w:type="dxa" w:w="1170"/>
-            <w:tcBorders>
-              <w:top w:val="single" w:color="000000" w:sz="6"/>
-              <w:left w:val="single" w:color="000000" w:sz="6"/>
-              <w:bottom w:val="single" w:color="000000" w:sz="6"/>
-              <w:right w:val="single" w:color="000000" w:sz="6"/>
-            </w:tcBorders>
-            <w:tcMar>
-              <w:top w:type="dxa" w:w="60"/>
-              <w:left w:type="dxa" w:w="90"/>
-              <w:bottom w:type="dxa" w:w="60"/>
-              <w:right w:type="dxa" w:w="90"/>
-            </w:tcMar>
-          </w:tcPr>
-          <w:p>
-            <w:r>
-              <w:rPr>
-                <w:rFonts w:ascii="Malgun Gothic" w:cs="Malgun Gothic" w:eastAsia="Malgun Gothic" w:hAnsi="Malgun Gothic"/>
-                <w:sz w:val="20"/>
-                <w:szCs w:val="20"/>
-              </w:rPr>
-              <w:t xml:space="preserve">Ⅲ-2.4</w:t>
-            </w:r>
-          </w:p>
-        </w:tc>
-        <w:tc>
-          <w:tcPr>
-            <w:tcW w:type="dxa" w:w="3510"/>
-            <w:tcBorders>
-              <w:top w:val="single" w:color="000000" w:sz="6"/>
-              <w:left w:val="single" w:color="000000" w:sz="6"/>
-              <w:bottom w:val="single" w:color="000000" w:sz="6"/>
-              <w:right w:val="single" w:color="000000" w:sz="6"/>
-            </w:tcBorders>
-            <w:tcMar>
-              <w:top w:type="dxa" w:w="60"/>
-              <w:left w:type="dxa" w:w="90"/>
-              <w:bottom w:type="dxa" w:w="60"/>
-              <w:right w:type="dxa" w:w="90"/>
-            </w:tcMar>
-          </w:tcPr>
-          <w:p>
-            <w:r>
-              <w:rPr>
-                <w:rFonts w:ascii="Malgun Gothic" w:cs="Malgun Gothic" w:eastAsia="Malgun Gothic" w:hAnsi="Malgun Gothic"/>
-                <w:sz w:val="20"/>
-                <w:szCs w:val="20"/>
-              </w:rPr>
-              <w:t xml:space="preserve">____</w:t>
-            </w:r>
-          </w:p>
-        </w:tc>
-      </w:tr>
-      <w:tr>
-        <w:tc>
-          <w:tcPr>
-            <w:tcW w:type="dxa" w:w="4680"/>
-            <w:tcBorders>
-              <w:top w:val="single" w:color="000000" w:sz="6"/>
-              <w:left w:val="single" w:color="000000" w:sz="6"/>
-              <w:bottom w:val="single" w:color="000000" w:sz="6"/>
-              <w:right w:val="single" w:color="000000" w:sz="6"/>
-            </w:tcBorders>
-            <w:tcMar>
-              <w:top w:type="dxa" w:w="60"/>
-              <w:left w:type="dxa" w:w="90"/>
-              <w:bottom w:type="dxa" w:w="60"/>
-              <w:right w:type="dxa" w:w="90"/>
-            </w:tcMar>
-          </w:tcPr>
-          <w:p>
-            <w:r>
-              <w:rPr>
-                <w:rFonts w:ascii="Malgun Gothic" w:cs="Malgun Gothic" w:eastAsia="Malgun Gothic" w:hAnsi="Malgun Gothic"/>
-                <w:sz w:val="20"/>
-                <w:szCs w:val="20"/>
-              </w:rPr>
-              <w:t xml:space="preserve">도크 표식 형상×색 혼동행렬 (</w:t>
-            </w:r>
-            <w:r>
-              <w:rPr>
-                <w:rFonts w:ascii="Consolas" w:cs="Consolas" w:eastAsia="Consolas" w:hAnsi="Consolas"/>
-                <w:sz w:val="18"/>
-                <w:szCs w:val="18"/>
-              </w:rPr>
-              <w:t xml:space="preserve">dock_eval.py --bag</w:t>
-            </w:r>
-            <w:r>
-              <w:rPr>
-                <w:rFonts w:ascii="Malgun Gothic" w:cs="Malgun Gothic" w:eastAsia="Malgun Gothic" w:hAnsi="Malgun Gothic"/>
-                <w:sz w:val="20"/>
-                <w:szCs w:val="20"/>
-              </w:rPr>
-              <w:t xml:space="preserve">)</w:t>
-            </w:r>
-          </w:p>
-        </w:tc>
-        <w:tc>
-          <w:tcPr>
-            <w:tcW w:type="dxa" w:w="1170"/>
-            <w:tcBorders>
-              <w:top w:val="single" w:color="000000" w:sz="6"/>
-              <w:left w:val="single" w:color="000000" w:sz="6"/>
-              <w:bottom w:val="single" w:color="000000" w:sz="6"/>
-              <w:right w:val="single" w:color="000000" w:sz="6"/>
-            </w:tcBorders>
-            <w:tcMar>
-              <w:top w:type="dxa" w:w="60"/>
-              <w:left w:type="dxa" w:w="90"/>
-              <w:bottom w:type="dxa" w:w="60"/>
-              <w:right w:type="dxa" w:w="90"/>
-            </w:tcMar>
-          </w:tcPr>
-          <w:p>
-            <w:r>
-              <w:rPr>
-                <w:rFonts w:ascii="Malgun Gothic" w:cs="Malgun Gothic" w:eastAsia="Malgun Gothic" w:hAnsi="Malgun Gothic"/>
-                <w:sz w:val="20"/>
-                <w:szCs w:val="20"/>
-              </w:rPr>
-              <w:t xml:space="preserve">Ⅲ-4.5</w:t>
-            </w:r>
-          </w:p>
-        </w:tc>
-        <w:tc>
-          <w:tcPr>
-            <w:tcW w:type="dxa" w:w="3510"/>
-            <w:tcBorders>
-              <w:top w:val="single" w:color="000000" w:sz="6"/>
-              <w:left w:val="single" w:color="000000" w:sz="6"/>
-              <w:bottom w:val="single" w:color="000000" w:sz="6"/>
-              <w:right w:val="single" w:color="000000" w:sz="6"/>
-            </w:tcBorders>
-            <w:tcMar>
-              <w:top w:type="dxa" w:w="60"/>
-              <w:left w:type="dxa" w:w="90"/>
-              <w:bottom w:type="dxa" w:w="60"/>
-              <w:right w:type="dxa" w:w="90"/>
-            </w:tcMar>
-          </w:tcPr>
-          <w:p>
-            <w:r>
-              <w:rPr>
-                <w:rFonts w:ascii="Malgun Gothic" w:cs="Malgun Gothic" w:eastAsia="Malgun Gothic" w:hAnsi="Malgun Gothic"/>
-                <w:sz w:val="20"/>
-                <w:szCs w:val="20"/>
-              </w:rPr>
-              <w:t xml:space="preserve">____</w:t>
-            </w:r>
-          </w:p>
-        </w:tc>
-      </w:tr>
-      <w:tr>
-        <w:tc>
-          <w:tcPr>
-            <w:tcW w:type="dxa" w:w="4680"/>
-            <w:tcBorders>
-              <w:top w:val="single" w:color="000000" w:sz="6"/>
-              <w:left w:val="single" w:color="000000" w:sz="6"/>
-              <w:bottom w:val="single" w:color="000000" w:sz="6"/>
-              <w:right w:val="single" w:color="000000" w:sz="6"/>
-            </w:tcBorders>
-            <w:tcMar>
-              <w:top w:type="dxa" w:w="60"/>
-              <w:left w:type="dxa" w:w="90"/>
-              <w:bottom w:type="dxa" w:w="60"/>
-              <w:right w:type="dxa" w:w="90"/>
-            </w:tcMar>
-          </w:tcPr>
-          <w:p>
-            <w:r>
-              <w:rPr>
-                <w:rFonts w:ascii="Malgun Gothic" w:cs="Malgun Gothic" w:eastAsia="Malgun Gothic" w:hAnsi="Malgun Gothic"/>
-                <w:sz w:val="20"/>
-                <w:szCs w:val="20"/>
-              </w:rPr>
-              <w:t xml:space="preserve">steer_invert 확정 (물 위 첫 시험)</w:t>
-            </w:r>
-          </w:p>
-        </w:tc>
-        <w:tc>
-          <w:tcPr>
-            <w:tcW w:type="dxa" w:w="1170"/>
-            <w:tcBorders>
-              <w:top w:val="single" w:color="000000" w:sz="6"/>
-              <w:left w:val="single" w:color="000000" w:sz="6"/>
-              <w:bottom w:val="single" w:color="000000" w:sz="6"/>
-              <w:right w:val="single" w:color="000000" w:sz="6"/>
-            </w:tcBorders>
-            <w:tcMar>
-              <w:top w:type="dxa" w:w="60"/>
-              <w:left w:type="dxa" w:w="90"/>
-              <w:bottom w:type="dxa" w:w="60"/>
-              <w:right w:type="dxa" w:w="90"/>
-            </w:tcMar>
-          </w:tcPr>
-          <w:p>
-            <w:r>
-              <w:rPr>
-                <w:rFonts w:ascii="Malgun Gothic" w:cs="Malgun Gothic" w:eastAsia="Malgun Gothic" w:hAnsi="Malgun Gothic"/>
-                <w:sz w:val="20"/>
-                <w:szCs w:val="20"/>
-              </w:rPr>
-              <w:t xml:space="preserve">Ⅲ-4.6</w:t>
-            </w:r>
-          </w:p>
-        </w:tc>
-        <w:tc>
-          <w:tcPr>
-            <w:tcW w:type="dxa" w:w="3510"/>
-            <w:tcBorders>
-              <w:top w:val="single" w:color="000000" w:sz="6"/>
-              <w:left w:val="single" w:color="000000" w:sz="6"/>
-              <w:bottom w:val="single" w:color="000000" w:sz="6"/>
-              <w:right w:val="single" w:color="000000" w:sz="6"/>
-            </w:tcBorders>
-            <w:tcMar>
-              <w:top w:type="dxa" w:w="60"/>
-              <w:left w:type="dxa" w:w="90"/>
-              <w:bottom w:type="dxa" w:w="60"/>
-              <w:right w:type="dxa" w:w="90"/>
-            </w:tcMar>
-          </w:tcPr>
-          <w:p>
-            <w:r>
-              <w:rPr>
-                <w:rFonts w:ascii="Malgun Gothic" w:cs="Malgun Gothic" w:eastAsia="Malgun Gothic" w:hAnsi="Malgun Gothic"/>
-                <w:sz w:val="20"/>
-                <w:szCs w:val="20"/>
-              </w:rPr>
-              <w:t xml:space="preserve">____</w:t>
-            </w:r>
-          </w:p>
-        </w:tc>
-      </w:tr>
-      <w:tr>
-        <w:tc>
-          <w:tcPr>
-            <w:tcW w:type="dxa" w:w="4680"/>
-            <w:tcBorders>
-              <w:top w:val="single" w:color="000000" w:sz="6"/>
-              <w:left w:val="single" w:color="000000" w:sz="6"/>
-              <w:bottom w:val="single" w:color="000000" w:sz="6"/>
-              <w:right w:val="single" w:color="000000" w:sz="6"/>
-            </w:tcBorders>
-            <w:tcMar>
-              <w:top w:type="dxa" w:w="60"/>
-              <w:left w:type="dxa" w:w="90"/>
-              <w:bottom w:type="dxa" w:w="60"/>
-              <w:right w:type="dxa" w:w="90"/>
-            </w:tcMar>
-          </w:tcPr>
-          <w:p>
-            <w:r>
-              <w:rPr>
-                <w:rFonts w:ascii="Malgun Gothic" w:cs="Malgun Gothic" w:eastAsia="Malgun Gothic" w:hAnsi="Malgun Gothic"/>
-                <w:sz w:val="20"/>
-                <w:szCs w:val="20"/>
-              </w:rPr>
-              <w:t xml:space="preserve">물 위 페일세이프 전이·오탐</w:t>
-            </w:r>
-          </w:p>
-        </w:tc>
-        <w:tc>
-          <w:tcPr>
-            <w:tcW w:type="dxa" w:w="1170"/>
-            <w:tcBorders>
-              <w:top w:val="single" w:color="000000" w:sz="6"/>
-              <w:left w:val="single" w:color="000000" w:sz="6"/>
-              <w:bottom w:val="single" w:color="000000" w:sz="6"/>
-              <w:right w:val="single" w:color="000000" w:sz="6"/>
-            </w:tcBorders>
-            <w:tcMar>
-              <w:top w:type="dxa" w:w="60"/>
-              <w:left w:type="dxa" w:w="90"/>
-              <w:bottom w:type="dxa" w:w="60"/>
-              <w:right w:type="dxa" w:w="90"/>
-            </w:tcMar>
-          </w:tcPr>
-          <w:p>
-            <w:r>
-              <w:rPr>
-                <w:rFonts w:ascii="Malgun Gothic" w:cs="Malgun Gothic" w:eastAsia="Malgun Gothic" w:hAnsi="Malgun Gothic"/>
-                <w:sz w:val="20"/>
-                <w:szCs w:val="20"/>
-              </w:rPr>
-              <w:t xml:space="preserve">Ⅲ-5</w:t>
-            </w:r>
-          </w:p>
-        </w:tc>
-        <w:tc>
-          <w:tcPr>
-            <w:tcW w:type="dxa" w:w="3510"/>
-            <w:tcBorders>
-              <w:top w:val="single" w:color="000000" w:sz="6"/>
-              <w:left w:val="single" w:color="000000" w:sz="6"/>
-              <w:bottom w:val="single" w:color="000000" w:sz="6"/>
-              <w:right w:val="single" w:color="000000" w:sz="6"/>
-            </w:tcBorders>
-            <w:tcMar>
-              <w:top w:type="dxa" w:w="60"/>
-              <w:left w:type="dxa" w:w="90"/>
-              <w:bottom w:type="dxa" w:w="60"/>
-              <w:right w:type="dxa" w:w="90"/>
-            </w:tcMar>
-          </w:tcPr>
-          <w:p>
-            <w:r>
-              <w:rPr>
-                <w:rFonts w:ascii="Malgun Gothic" w:cs="Malgun Gothic" w:eastAsia="Malgun Gothic" w:hAnsi="Malgun Gothic"/>
-                <w:sz w:val="20"/>
-                <w:szCs w:val="20"/>
-              </w:rPr>
-              <w:t xml:space="preserve">____</w:t>
-            </w:r>
-          </w:p>
-        </w:tc>
-      </w:tr>
-    </w:tbl>
-    <w:p>
-      <w:pPr>
-        <w:spacing w:after="60"/>
-      </w:pPr>
-      <w:r>
-        <w:rPr>
-          <w:rFonts w:ascii="Malgun Gothic" w:cs="Malgun Gothic" w:eastAsia="Malgun Gothic" w:hAnsi="Malgun Gothic"/>
-          <w:sz w:val="20"/>
-          <w:szCs w:val="20"/>
-        </w:rPr>
-        <w:t xml:space="preserve"/>
-      </w:r>
-    </w:p>
-    <w:p>
-      <w:pPr>
-        <w:spacing w:after="100" w:line="300"/>
-      </w:pPr>
-      <w:r>
-        <w:rPr>
-          <w:rFonts w:ascii="Malgun Gothic" w:cs="Malgun Gothic" w:eastAsia="Malgun Gothic" w:hAnsi="Malgun Gothic"/>
-          <w:sz w:val="20"/>
-          <w:szCs w:val="20"/>
-        </w:rPr>
-        <w:t xml:space="preserve">▶ 작년 전수분석 결론: 격차는 설계가 아니라 (1) 실해역 파라미터 튜닝 (2) 유실·재인식 엣지케이스 검증 횟수 (3) 노트북 전원·발열 (4) A/B 분산. 이 표가 그 증거가 된다.</w:t>
       </w:r>
     </w:p>
     <w:p>

--- a/docs/전달용/KABOAT2026_보고서_양식_SSF_B.docx
+++ b/docs/전달용/KABOAT2026_보고서_양식_SSF_B.docx
@@ -8351,7 +8351,7 @@
                 <w:sz w:val="20"/>
                 <w:szCs w:val="20"/>
               </w:rPr>
-              <w:t xml:space="preserve">Luxonis OAK-1 PoE FF (고정초점, HFOV 69° 스펙)</w:t>
+              <w:t xml:space="preserve">Luxonis OAK-1 PoE FF (고정초점, HFOV 69° 스펙 · 640×360 실측 63.9°)</w:t>
             </w:r>
           </w:p>
         </w:tc>
@@ -8420,7 +8420,7 @@
                 <w:sz w:val="20"/>
                 <w:szCs w:val="20"/>
               </w:rPr>
-              <w:t xml:space="preserve">(camera_info 실측)만 바꾼다</w:t>
+              <w:t xml:space="preserve">(camera_info 실측)만 바꾼다. 10-31 1번배에서 연결·화각·각도를 실측했다(Ⅲ-6.2)</w:t>
             </w:r>
           </w:p>
         </w:tc>
@@ -9319,7 +9319,7 @@
           <w:sz w:val="20"/>
           <w:szCs w:val="20"/>
         </w:rPr>
-        <w:t xml:space="preserve">배별 장착값과 정북 정렬.</w:t>
+        <w:t xml:space="preserve">배별 장착값.</w:t>
       </w:r>
       <w:r>
         <w:rPr>
@@ -9407,71 +9407,7 @@
           <w:sz w:val="20"/>
           <w:szCs w:val="20"/>
         </w:rPr>
-        <w:t xml:space="preserve"> 를 정수로 적으면(yaw_mux 부팅 즉시 사망) 정적 테스트가 잡는다. 정렬은 배를 나침반으로 정북에 맞추고 </w:t>
-      </w:r>
-      <w:r>
-        <w:rPr>
-          <w:rFonts w:ascii="Consolas" w:cs="Consolas" w:eastAsia="Consolas" w:hAnsi="Consolas"/>
-          <w:sz w:val="18"/>
-          <w:szCs w:val="18"/>
-        </w:rPr>
-        <w:t xml:space="preserve">/imu/yaw</w:t>
-      </w:r>
-      <w:r>
-        <w:rPr>
-          <w:rFonts w:ascii="Malgun Gothic" w:cs="Malgun Gothic" w:eastAsia="Malgun Gothic" w:hAnsi="Malgun Gothic"/>
-          <w:sz w:val="20"/>
-          <w:szCs w:val="20"/>
-        </w:rPr>
-        <w:t xml:space="preserve"> 가 목표값을 읽을 때까지 </w:t>
-      </w:r>
-      <w:r>
-        <w:rPr>
-          <w:rFonts w:ascii="Consolas" w:cs="Consolas" w:eastAsia="Consolas" w:hAnsi="Consolas"/>
-          <w:sz w:val="18"/>
-          <w:szCs w:val="18"/>
-        </w:rPr>
-        <w:t xml:space="preserve">mount_offset_deg</w:t>
-      </w:r>
-      <w:r>
-        <w:rPr>
-          <w:rFonts w:ascii="Malgun Gothic" w:cs="Malgun Gothic" w:eastAsia="Malgun Gothic" w:hAnsi="Malgun Gothic"/>
-          <w:sz w:val="20"/>
-          <w:szCs w:val="20"/>
-        </w:rPr>
-        <w:t xml:space="preserve"> 를 조정한다. 자기 나침반은 자북을 가리키고 </w:t>
-      </w:r>
-      <w:r>
-        <w:rPr>
-          <w:rFonts w:ascii="Consolas" w:cs="Consolas" w:eastAsia="Consolas" w:hAnsi="Consolas"/>
-          <w:sz w:val="18"/>
-          <w:szCs w:val="18"/>
-        </w:rPr>
-        <w:t xml:space="preserve">imu_relative</w:t>
-      </w:r>
-      <w:r>
-        <w:rPr>
-          <w:rFonts w:ascii="Malgun Gothic" w:cs="Malgun Gothic" w:eastAsia="Malgun Gothic" w:hAnsi="Malgun Gothic"/>
-          <w:sz w:val="20"/>
-          <w:szCs w:val="20"/>
-        </w:rPr>
-        <w:t xml:space="preserve"> 는 편각을 쓰지 않으므로 목표값은 0 이 아니라 진북 기준 뱃머리 360 + 편각(한국 약 352)이다. 이어 시계방향 90° 회전에서 값이 증가하는지로 </w:t>
-      </w:r>
-      <w:r>
-        <w:rPr>
-          <w:rFonts w:ascii="Consolas" w:cs="Consolas" w:eastAsia="Consolas" w:hAnsi="Consolas"/>
-          <w:sz w:val="18"/>
-          <w:szCs w:val="18"/>
-        </w:rPr>
-        <w:t xml:space="preserve">invert_yaw</w:t>
-      </w:r>
-      <w:r>
-        <w:rPr>
-          <w:rFonts w:ascii="Malgun Gothic" w:cs="Malgun Gothic" w:eastAsia="Malgun Gothic" w:hAnsi="Malgun Gothic"/>
-          <w:sz w:val="20"/>
-          <w:szCs w:val="20"/>
-        </w:rPr>
-        <w:t xml:space="preserve"> 를 정한다.</w:t>
+        <w:t xml:space="preserve"> 를 정수로 적으면(yaw_mux 부팅 즉시 사망) 정적 테스트가 잡는다.</w:t>
       </w:r>
     </w:p>
     <w:tbl>
@@ -9879,7 +9815,23 @@
                 <w:sz w:val="20"/>
                 <w:szCs w:val="20"/>
               </w:rPr>
-              <w:t xml:space="preserve">배 조립 후 정북 정렬 절차로 정한다</w:t>
+              <w:t xml:space="preserve">배별 파일 </w:t>
+            </w:r>
+            <w:r>
+              <w:rPr>
+                <w:rFonts w:ascii="Consolas" w:cs="Consolas" w:eastAsia="Consolas" w:hAnsi="Consolas"/>
+                <w:sz w:val="18"/>
+                <w:szCs w:val="18"/>
+              </w:rPr>
+              <w:t xml:space="preserve">ssf_heading_B.yaml</w:t>
+            </w:r>
+            <w:r>
+              <w:rPr>
+                <w:rFonts w:ascii="Malgun Gothic" w:cs="Malgun Gothic" w:eastAsia="Malgun Gothic" w:hAnsi="Malgun Gothic"/>
+                <w:sz w:val="20"/>
+                <w:szCs w:val="20"/>
+              </w:rPr>
+              <w:t xml:space="preserve"> 에만 둔다</w:t>
             </w:r>
           </w:p>
         </w:tc>
@@ -12030,14 +11982,6 @@
       </w:pPr>
       <w:r>
         <w:rPr>
-          <w:rFonts w:ascii="Malgun Gothic" w:cs="Malgun Gothic" w:eastAsia="Malgun Gothic" w:hAnsi="Malgun Gothic"/>
-          <w:sz w:val="20"/>
-          <w:szCs w:val="20"/>
-        </w:rPr>
-        <w:t xml:space="preserve">LOS 이득은 초기값이며 물 위에서 튜닝한다. </w:t>
-      </w:r>
-      <w:r>
-        <w:rPr>
           <w:rFonts w:ascii="Consolas" w:cs="Consolas" w:eastAsia="Consolas" w:hAnsi="Consolas"/>
           <w:sz w:val="18"/>
           <w:szCs w:val="18"/>
@@ -14720,7 +14664,7 @@
                 <w:sz w:val="20"/>
                 <w:szCs w:val="20"/>
               </w:rPr>
-              <w:t xml:space="preserve">red [0-5]+[165-180], green H 60-85, white V≥220·S≤40 (실외에서 재조정)</w:t>
+              <w:t xml:space="preserve">red [0-5]+[165-180], green H 60-85, white V≥220·S≤40</w:t>
             </w:r>
           </w:p>
         </w:tc>
@@ -14803,7 +14747,7 @@
                 <w:sz w:val="20"/>
                 <w:szCs w:val="20"/>
               </w:rPr>
-              <w:t xml:space="preserve">min_area_px 40 (gate·turn) / 80 (dock), min_solidity 0.7, y_zone 검출기별 gate 0.15–0.55 / turn 0.10–0.55 / dock 0.15–0.55 (실측으로 조정)</w:t>
+              <w:t xml:space="preserve">min_area_px 40 (gate·turn) / 80 (dock), min_solidity 0.7, y_zone 검출기별 gate 0.15–0.55 / turn 0.10–0.55 / dock 0.15–0.55</w:t>
             </w:r>
           </w:p>
         </w:tc>
@@ -15052,7 +14996,7 @@
                 <w:sz w:val="20"/>
                 <w:szCs w:val="20"/>
               </w:rPr>
-              <w:t xml:space="preserve">hfov_deg 80.32 (D455 camera_info 실측) → OAK 스펙 69°, camera_info fx 로 교체한다</w:t>
+              <w:t xml:space="preserve">hfov_deg 80.32 (D455 camera_info 실측) → OAK 는 640×360 실측 63.9°(camera_info 63.87° 와 일치)로 교체한다</w:t>
             </w:r>
           </w:p>
         </w:tc>
@@ -15328,6 +15272,294 @@
           <w:szCs w:val="20"/>
         </w:rPr>
         <w:t xml:space="preserve"> 자율 비전은 OAK-1 PoE, 수동 조종 화면은 D455 로 역할을 나눈다. OAK-1 PoE 는 뎁스가 없지만 거리는 LiDAR 가 재고, D455 도 뎁스를 켜면 USB 에서 떨어져(2분간 13회) 끄고 쓰므로 잃는 기능이 없다. 진동에 강한 고정초점, HFOV 45° 인 32MP 대신 69° 표준형을 골랐다.</w:t>
+      </w:r>
+    </w:p>
+    <w:p>
+      <w:pPr>
+        <w:spacing w:after="60" w:line="290"/>
+        <w:ind w:left="360" w:hanging="240"/>
+      </w:pPr>
+      <w:r>
+        <w:rPr>
+          <w:rFonts w:ascii="Malgun Gothic" w:cs="Malgun Gothic" w:eastAsia="Malgun Gothic" w:hAnsi="Malgun Gothic"/>
+          <w:sz w:val="20"/>
+          <w:szCs w:val="20"/>
+        </w:rPr>
+        <w:t xml:space="preserve">•  </w:t>
+      </w:r>
+      <w:r>
+        <w:rPr>
+          <w:rFonts w:ascii="Malgun Gothic" w:cs="Malgun Gothic" w:eastAsia="Malgun Gothic" w:hAnsi="Malgun Gothic"/>
+          <w:b/>
+          <w:bCs/>
+          <w:sz w:val="20"/>
+          <w:szCs w:val="20"/>
+        </w:rPr>
+        <w:t xml:space="preserve">OAK 화각 실측(10-31, 1번배).</w:t>
+      </w:r>
+      <w:r>
+        <w:rPr>
+          <w:rFonts w:ascii="Malgun Gothic" w:cs="Malgun Gothic" w:eastAsia="Malgun Gothic" w:hAnsi="Malgun Gothic"/>
+          <w:sz w:val="20"/>
+          <w:szCs w:val="20"/>
+        </w:rPr>
+        <w:t xml:space="preserve"> 빨간 원 두 장(중심 간격 1.00 m)을 렌즈에서 2.40 m 떨어진 벽에 붙이고 60 프레임의 원 중심 간격 213.8 px(표준편차 0.27 px)으로 fx = 간격 × 거리 / 1.00 m 를 구해 </w:t>
+      </w:r>
+      <w:r>
+        <w:rPr>
+          <w:rFonts w:ascii="Malgun Gothic" w:cs="Malgun Gothic" w:eastAsia="Malgun Gothic" w:hAnsi="Malgun Gothic"/>
+          <w:b/>
+          <w:bCs/>
+          <w:sz w:val="20"/>
+          <w:szCs w:val="20"/>
+        </w:rPr>
+        <w:t xml:space="preserve">63.9°</w:t>
+      </w:r>
+      <w:r>
+        <w:rPr>
+          <w:rFonts w:ascii="Malgun Gothic" w:cs="Malgun Gothic" w:eastAsia="Malgun Gothic" w:hAnsi="Malgun Gothic"/>
+          <w:sz w:val="20"/>
+          <w:szCs w:val="20"/>
+        </w:rPr>
+        <w:t xml:space="preserve"> 를 얻었다. 카메라 공장 보정값(camera_info fx 513.5)에서 나온 63.87° 와 0.01° 차이다. 스펙 69° 는 4:3 센서 전체 값이고 1080P(16:9)는 가로도 일부 잘린다.</w:t>
+      </w:r>
+    </w:p>
+    <w:p>
+      <w:pPr>
+        <w:spacing w:after="60" w:line="290"/>
+        <w:ind w:left="360" w:hanging="240"/>
+      </w:pPr>
+      <w:r>
+        <w:rPr>
+          <w:rFonts w:ascii="Malgun Gothic" w:cs="Malgun Gothic" w:eastAsia="Malgun Gothic" w:hAnsi="Malgun Gothic"/>
+          <w:sz w:val="20"/>
+          <w:szCs w:val="20"/>
+        </w:rPr>
+        <w:t xml:space="preserve">•  </w:t>
+      </w:r>
+      <w:r>
+        <w:rPr>
+          <w:rFonts w:ascii="Malgun Gothic" w:cs="Malgun Gothic" w:eastAsia="Malgun Gothic" w:hAnsi="Malgun Gothic"/>
+          <w:b/>
+          <w:bCs/>
+          <w:sz w:val="20"/>
+          <w:szCs w:val="20"/>
+        </w:rPr>
+        <w:t xml:space="preserve">해상도 설정의 함정.</w:t>
+      </w:r>
+      <w:r>
+        <w:rPr>
+          <w:rFonts w:ascii="Malgun Gothic" w:cs="Malgun Gothic" w:eastAsia="Malgun Gothic" w:hAnsi="Malgun Gothic"/>
+          <w:sz w:val="20"/>
+          <w:szCs w:val="20"/>
+        </w:rPr>
+        <w:t xml:space="preserve"> 드라이버에 640×360 만 주면 1080P 를 2/3 로 줄인 1280×720 의 </w:t>
+      </w:r>
+      <w:r>
+        <w:rPr>
+          <w:rFonts w:ascii="Malgun Gothic" w:cs="Malgun Gothic" w:eastAsia="Malgun Gothic" w:hAnsi="Malgun Gothic"/>
+          <w:b/>
+          <w:bCs/>
+          <w:sz w:val="20"/>
+          <w:szCs w:val="20"/>
+        </w:rPr>
+        <w:t xml:space="preserve">가운데만 잘라</w:t>
+      </w:r>
+      <w:r>
+        <w:rPr>
+          <w:rFonts w:ascii="Malgun Gothic" w:cs="Malgun Gothic" w:eastAsia="Malgun Gothic" w:hAnsi="Malgun Gothic"/>
+          <w:sz w:val="20"/>
+          <w:szCs w:val="20"/>
+        </w:rPr>
+        <w:t xml:space="preserve"> 화각이 40.3° 가 된다(그림 Ⅲ-2 a). 그런데 camera_info 는 잘린 화면에서도 같은 fx 를 내므로 오류 없이 방위각이 틀린다. ISP 축소 비율 1/3 을 함께 줘 1080P 전체를 640×360 으로 줄인다(그림 Ⅲ-2 b).</w:t>
+      </w:r>
+    </w:p>
+    <w:p>
+      <w:pPr>
+        <w:spacing w:after="60" w:before="120"/>
+        <w:jc w:val="center"/>
+      </w:pPr>
+      <w:r>
+        <w:drawing>
+          <wp:inline distT="0" distB="0" distL="0" distR="0">
+            <wp:extent cx="5334000" cy="1752600"/>
+            <wp:effectExtent t="0" r="0" b="0" l="0"/>
+            <wp:docPr id="4" name=""/>
+            <wp:cNvGraphicFramePr>
+              <a:graphicFrameLocks xmlns:a="http://schemas.openxmlformats.org/drawingml/2006/main" noChangeAspect="1"/>
+            </wp:cNvGraphicFramePr>
+            <a:graphic xmlns:a="http://schemas.openxmlformats.org/drawingml/2006/main">
+              <a:graphicData uri="http://schemas.openxmlformats.org/drawingml/2006/picture">
+                <pic:pic xmlns:pic="http://schemas.openxmlformats.org/drawingml/2006/picture">
+                  <pic:nvPicPr>
+                    <pic:cNvPr id="0" name="" descr=""/>
+                    <pic:cNvPicPr>
+                      <a:picLocks noChangeAspect="1" noChangeArrowheads="1"/>
+                    </pic:cNvPicPr>
+                  </pic:nvPicPr>
+                  <pic:blipFill>
+                    <a:blip r:embed="rId10" cstate="none"/>
+                    <a:srcRect/>
+                    <a:stretch>
+                      <a:fillRect/>
+                    </a:stretch>
+                  </pic:blipFill>
+                  <pic:spPr bwMode="auto">
+                    <a:xfrm>
+                      <a:off x="0" y="0"/>
+                      <a:ext cx="5334000" cy="1752600"/>
+                    </a:xfrm>
+                    <a:prstGeom prst="rect">
+                      <a:avLst/>
+                    </a:prstGeom>
+                  </pic:spPr>
+                </pic:pic>
+              </a:graphicData>
+            </a:graphic>
+          </wp:inline>
+        </w:drawing>
+      </w:r>
+    </w:p>
+    <w:p>
+      <w:pPr>
+        <w:spacing w:after="160"/>
+        <w:jc w:val="center"/>
+      </w:pPr>
+      <w:r>
+        <w:rPr>
+          <w:rFonts w:ascii="Malgun Gothic" w:cs="Malgun Gothic" w:eastAsia="Malgun Gothic" w:hAnsi="Malgun Gothic"/>
+          <w:color w:val="555555"/>
+          <w:sz w:val="18"/>
+          <w:szCs w:val="18"/>
+        </w:rPr>
+        <w:t xml:space="preserve">그림 Ⅲ-2 OAK 화각 실측 — (a) 드라이버 기본 설정은 가운데만 잘려 40.3°, (b) ISP 1/3 전체 화면 63.9°</w:t>
+      </w:r>
+    </w:p>
+    <w:p>
+      <w:pPr>
+        <w:spacing w:after="60" w:line="290"/>
+        <w:ind w:left="360" w:hanging="240"/>
+      </w:pPr>
+      <w:r>
+        <w:rPr>
+          <w:rFonts w:ascii="Malgun Gothic" w:cs="Malgun Gothic" w:eastAsia="Malgun Gothic" w:hAnsi="Malgun Gothic"/>
+          <w:sz w:val="20"/>
+          <w:szCs w:val="20"/>
+        </w:rPr>
+        <w:t xml:space="preserve">•  </w:t>
+      </w:r>
+      <w:r>
+        <w:rPr>
+          <w:rFonts w:ascii="Malgun Gothic" w:cs="Malgun Gothic" w:eastAsia="Malgun Gothic" w:hAnsi="Malgun Gothic"/>
+          <w:b/>
+          <w:bCs/>
+          <w:sz w:val="20"/>
+          <w:szCs w:val="20"/>
+        </w:rPr>
+        <w:t xml:space="preserve">방위각 검증(10-31).</w:t>
+      </w:r>
+      <w:r>
+        <w:rPr>
+          <w:rFonts w:ascii="Malgun Gothic" w:cs="Malgun Gothic" w:eastAsia="Malgun Gothic" w:hAnsi="Malgun Gothic"/>
+          <w:sz w:val="20"/>
+          <w:szCs w:val="20"/>
+        </w:rPr>
+        <w:t xml:space="preserve"> 마스트 위 OAK 에서 벽까지 2.0 m, 게이트 검출기 </w:t>
+      </w:r>
+      <w:r>
+        <w:rPr>
+          <w:rFonts w:ascii="Consolas" w:cs="Consolas" w:eastAsia="Consolas" w:hAnsi="Consolas"/>
+          <w:sz w:val="18"/>
+          <w:szCs w:val="18"/>
+        </w:rPr>
+        <w:t xml:space="preserve">/red_angle</w:t>
+      </w:r>
+      <w:r>
+        <w:rPr>
+          <w:rFonts w:ascii="Malgun Gothic" w:cs="Malgun Gothic" w:eastAsia="Malgun Gothic" w:hAnsi="Malgun Gothic"/>
+          <w:sz w:val="20"/>
+          <w:szCs w:val="20"/>
+        </w:rPr>
+        <w:t xml:space="preserve"> 을 표식 위치별로 읽었다. 정중앙 +1.34°(흔들림 0.02°), 왼쪽 1.00 m +26.99°(기하 기대 +27.63°), 화면 왼쪽 끝 1.10 m +28.91°(기대 +29.83°)로 </w:t>
+      </w:r>
+      <w:r>
+        <w:rPr>
+          <w:rFonts w:ascii="Malgun Gothic" w:cs="Malgun Gothic" w:eastAsia="Malgun Gothic" w:hAnsi="Malgun Gothic"/>
+          <w:b/>
+          <w:bCs/>
+          <w:sz w:val="20"/>
+          <w:szCs w:val="20"/>
+        </w:rPr>
+        <w:t xml:space="preserve">왼쪽 = + 부호</w:t>
+      </w:r>
+      <w:r>
+        <w:rPr>
+          <w:rFonts w:ascii="Malgun Gothic" w:cs="Malgun Gothic" w:eastAsia="Malgun Gothic" w:hAnsi="Malgun Gothic"/>
+          <w:sz w:val="20"/>
+          <w:szCs w:val="20"/>
+        </w:rPr>
+        <w:t xml:space="preserve">가 맞고 오차는 1° 안이다. 렌즈 왜곡을 보정하지 않아 생기는 오차는 계산상 최대 약 1° 다.</w:t>
+      </w:r>
+    </w:p>
+    <w:p>
+      <w:pPr>
+        <w:spacing w:after="60" w:before="120"/>
+        <w:jc w:val="center"/>
+      </w:pPr>
+      <w:r>
+        <w:drawing>
+          <wp:inline distT="0" distB="0" distL="0" distR="0">
+            <wp:extent cx="5334000" cy="3448050"/>
+            <wp:effectExtent t="0" r="0" b="0" l="0"/>
+            <wp:docPr id="5" name=""/>
+            <wp:cNvGraphicFramePr>
+              <a:graphicFrameLocks xmlns:a="http://schemas.openxmlformats.org/drawingml/2006/main" noChangeAspect="1"/>
+            </wp:cNvGraphicFramePr>
+            <a:graphic xmlns:a="http://schemas.openxmlformats.org/drawingml/2006/main">
+              <a:graphicData uri="http://schemas.openxmlformats.org/drawingml/2006/picture">
+                <pic:pic xmlns:pic="http://schemas.openxmlformats.org/drawingml/2006/picture">
+                  <pic:nvPicPr>
+                    <pic:cNvPr id="0" name="" descr=""/>
+                    <pic:cNvPicPr>
+                      <a:picLocks noChangeAspect="1" noChangeArrowheads="1"/>
+                    </pic:cNvPicPr>
+                  </pic:nvPicPr>
+                  <pic:blipFill>
+                    <a:blip r:embed="rId11" cstate="none"/>
+                    <a:srcRect/>
+                    <a:stretch>
+                      <a:fillRect/>
+                    </a:stretch>
+                  </pic:blipFill>
+                  <pic:spPr bwMode="auto">
+                    <a:xfrm>
+                      <a:off x="0" y="0"/>
+                      <a:ext cx="5334000" cy="3448050"/>
+                    </a:xfrm>
+                    <a:prstGeom prst="rect">
+                      <a:avLst/>
+                    </a:prstGeom>
+                  </pic:spPr>
+                </pic:pic>
+              </a:graphicData>
+            </a:graphic>
+          </wp:inline>
+        </w:drawing>
+      </w:r>
+    </w:p>
+    <w:p>
+      <w:pPr>
+        <w:spacing w:after="160"/>
+        <w:jc w:val="center"/>
+      </w:pPr>
+      <w:r>
+        <w:rPr>
+          <w:rFonts w:ascii="Malgun Gothic" w:cs="Malgun Gothic" w:eastAsia="Malgun Gothic" w:hAnsi="Malgun Gothic"/>
+          <w:color w:val="555555"/>
+          <w:sz w:val="18"/>
+          <w:szCs w:val="18"/>
+        </w:rPr>
+        <w:t xml:space="preserve">그림 Ⅲ-3 OAK 방위각 검증 — 마스트 위, 벽 2.0 m, 주황선은 게이트 검출 높이 띠</w:t>
       </w:r>
     </w:p>
     <w:tbl>
@@ -17173,7 +17405,7 @@
           <wp:inline distT="0" distB="0" distL="0" distR="0">
             <wp:extent cx="5334000" cy="3495675"/>
             <wp:effectExtent t="0" r="0" b="0" l="0"/>
-            <wp:docPr id="4" name=""/>
+            <wp:docPr id="6" name=""/>
             <wp:cNvGraphicFramePr>
               <a:graphicFrameLocks xmlns:a="http://schemas.openxmlformats.org/drawingml/2006/main" noChangeAspect="1"/>
             </wp:cNvGraphicFramePr>
@@ -17187,7 +17419,7 @@
                     </pic:cNvPicPr>
                   </pic:nvPicPr>
                   <pic:blipFill>
-                    <a:blip r:embed="rId10" cstate="none"/>
+                    <a:blip r:embed="rId12" cstate="none"/>
                     <a:srcRect/>
                     <a:stretch>
                       <a:fillRect/>
@@ -17221,7 +17453,7 @@
           <w:sz w:val="18"/>
           <w:szCs w:val="18"/>
         </w:rPr>
-        <w:t xml:space="preserve">그림 Ⅲ-2 종합임무 상태기계</w:t>
+        <w:t xml:space="preserve">그림 Ⅲ-4 종합임무 상태기계</w:t>
       </w:r>
     </w:p>
     <w:p>
@@ -17298,19 +17530,6 @@
           <w:szCs w:val="20"/>
         </w:rPr>
         <w:t xml:space="preserve">거리는 LiDAR 전방 섹터 최소거리. 통과 수는 /gates_passed 로 기록.</w:t>
-      </w:r>
-    </w:p>
-    <w:p>
-      <w:pPr>
-        <w:spacing w:after="100" w:line="300"/>
-      </w:pPr>
-      <w:r>
-        <w:rPr>
-          <w:rFonts w:ascii="Malgun Gothic" w:cs="Malgun Gothic" w:eastAsia="Malgun Gothic" w:hAnsi="Malgun Gothic"/>
-          <w:sz w:val="20"/>
-          <w:szCs w:val="20"/>
-        </w:rPr>
-        <w:t xml:space="preserve">(상태 전이 그림, 실측 통과 성공률 — Ⅱ-5 표와 연결)</w:t>
       </w:r>
     </w:p>
     <w:p>
@@ -18520,7 +18739,7 @@
                 <w:sz w:val="20"/>
                 <w:szCs w:val="20"/>
               </w:rPr>
-              <w:t xml:space="preserve">실측 후 튜닝</w:t>
+              <w:t xml:space="preserve">한 주기(0.1 s) 조향각 변화 상한</w:t>
             </w:r>
           </w:p>
         </w:tc>
@@ -18549,7 +18768,7 @@
           <wp:inline distT="0" distB="0" distL="0" distR="0">
             <wp:extent cx="5334000" cy="3876675"/>
             <wp:effectExtent t="0" r="0" b="0" l="0"/>
-            <wp:docPr id="5" name=""/>
+            <wp:docPr id="7" name=""/>
             <wp:cNvGraphicFramePr>
               <a:graphicFrameLocks xmlns:a="http://schemas.openxmlformats.org/drawingml/2006/main" noChangeAspect="1"/>
             </wp:cNvGraphicFramePr>
@@ -18563,7 +18782,7 @@
                     </pic:cNvPicPr>
                   </pic:nvPicPr>
                   <pic:blipFill>
-                    <a:blip r:embed="rId11" cstate="none"/>
+                    <a:blip r:embed="rId13" cstate="none"/>
                     <a:srcRect/>
                     <a:stretch>
                       <a:fillRect/>
@@ -18597,7 +18816,7 @@
           <w:sz w:val="18"/>
           <w:szCs w:val="18"/>
         </w:rPr>
-        <w:t xml:space="preserve">그림 Ⅲ-3 갭 선택 개념도 — (a) 위에서 본 장면 (b) 이진 마스크 (c) 스파이크 제거 (d) 가장자리 정리 (e) 팽창 (f) 폭 판정과 목표 clamp. 가상 장면, 대회 파라미터 (tools/gap_selection_figure.py)</w:t>
+        <w:t xml:space="preserve">그림 Ⅲ-5 갭 선택 개념도 — (a) 위에서 본 장면 (b) 이진 마스크 (c) 스파이크 제거 (d) 가장자리 정리 (e) 팽창 (f) 폭 판정과 목표 clamp. 가상 장면, 대회 파라미터 (tools/gap_selection_figure.py)</w:t>
       </w:r>
     </w:p>
     <w:p>
@@ -18679,23 +18898,7 @@
           <w:sz w:val="20"/>
           <w:szCs w:val="20"/>
         </w:rPr>
-        <w:t xml:space="preserve">임계(원형도·extent·확인 프레임)는 감이 아니라 </w:t>
-      </w:r>
-      <w:r>
-        <w:rPr>
-          <w:rFonts w:ascii="Consolas" w:cs="Consolas" w:eastAsia="Consolas" w:hAnsi="Consolas"/>
-          <w:sz w:val="18"/>
-          <w:szCs w:val="18"/>
-        </w:rPr>
-        <w:t xml:space="preserve">tools/dock_eval.py</w:t>
-      </w:r>
-      <w:r>
-        <w:rPr>
-          <w:rFonts w:ascii="Malgun Gothic" w:cs="Malgun Gothic" w:eastAsia="Malgun Gothic" w:hAnsi="Malgun Gothic"/>
-          <w:sz w:val="20"/>
-          <w:szCs w:val="20"/>
-        </w:rPr>
-        <w:t xml:space="preserve"> 혼동행렬 수치로 정한다. 실외 캘리브레이션 대상 위험은 둘이다: </w:t>
+        <w:t xml:space="preserve">색 범위에서 헷갈리기 쉬운 곳은 둘이다: </w:t>
       </w:r>
       <w:r>
         <w:rPr>
@@ -18733,7 +18936,23 @@
           <w:sz w:val="20"/>
           <w:szCs w:val="20"/>
         </w:rPr>
-        <w:t xml:space="preserve">접안 거리는 LiDAR 전방 섹터 최소거리 → 도크 규격에 맞춰 contact_dist_m 으로 정한다.</w:t>
+        <w:t xml:space="preserve">접안 거리는 LiDAR 전방 섹터 최소거리로 판단한다(</w:t>
+      </w:r>
+      <w:r>
+        <w:rPr>
+          <w:rFonts w:ascii="Consolas" w:cs="Consolas" w:eastAsia="Consolas" w:hAnsi="Consolas"/>
+          <w:sz w:val="18"/>
+          <w:szCs w:val="18"/>
+        </w:rPr>
+        <w:t xml:space="preserve">contact_dist_m</w:t>
+      </w:r>
+      <w:r>
+        <w:rPr>
+          <w:rFonts w:ascii="Malgun Gothic" w:cs="Malgun Gothic" w:eastAsia="Malgun Gothic" w:hAnsi="Malgun Gothic"/>
+          <w:sz w:val="20"/>
+          <w:szCs w:val="20"/>
+        </w:rPr>
+        <w:t xml:space="preserve">).</w:t>
       </w:r>
     </w:p>
     <w:p>
@@ -19626,7 +19845,7 @@
           <w:sz w:val="20"/>
           <w:szCs w:val="20"/>
         </w:rPr>
-        <w:t xml:space="preserve">steer_invert 하나가 조향과 SPIN 을 함께 뒤집는다(배선 반대 대비). 물 위 첫 시험에서 확정한다(배선 반대가 가장 흔한 사고).</w:t>
+        <w:t xml:space="preserve">steer_invert 하나가 조향과 SPIN 을 함께 뒤집는다(배선 반대 대비).</w:t>
       </w:r>
     </w:p>
     <w:p>
@@ -21519,7 +21738,7 @@
           <w:sz w:val="20"/>
           <w:szCs w:val="20"/>
         </w:rPr>
-        <w:t xml:space="preserve">half_width 0.29 에서 clearance 별 접촉은 0.20 → 1.95, 0.25 → 1.32, 0.30 → 1.46(정체 2%), 0.35 → 정체 28%, 0.45 → 정체 50% 로, 접촉이 가장 적은 0.45 는 절반이 정체라 고르지 않았다. 작년 값 half_width 0.45 는 1.15 m 갭을 요구해 접촉 3.0 회·정체 1.5 회였다(1차 단일 시드 스윕). 최적점의 갭 요구(half_width×2 + clearance)는 0.78~0.90 m 에 모인다. 한계도 있다. 접촉 판정이 반경 half_width 원이라 측면 접촉을 못 잡고, 동역학은 가정값이며, 시간 투표·지오펜스 병합은 시뮬에 없다. 선회 중 유효 폭 W·cosθ + L·sinθ 는 1번배 치수(W 0.58, L 1.66)로 10° 에서 0.86 m, 15° 에서 0.99 m 라 갭 요구 0.83 m 는 약 9° 이내로 정렬했을 때만 맞는다 — 1 m 안팎 틈은 시뮬이 못 잡는 영역이라 수조 게이트 시험으로 확인한다.</w:t>
+        <w:t xml:space="preserve">half_width 0.29 에서 clearance 별 접촉은 0.20 → 1.95, 0.25 → 1.32, 0.30 → 1.46(정체 2%), 0.35 → 정체 28%, 0.45 → 정체 50% 로, 접촉이 가장 적은 0.45 는 절반이 정체라 고르지 않았다. 작년 값 half_width 0.45 는 1.15 m 갭을 요구해 접촉 3.0 회·정체 1.5 회였다(1차 단일 시드 스윕). 최적점의 갭 요구(half_width×2 + clearance)는 0.78~0.90 m 에 모인다. 한계도 있다. 접촉 판정이 반경 half_width 원이라 측면 접촉을 못 잡고, 동역학은 가정값이며, 시간 투표·지오펜스 병합은 시뮬에 없다. 선회 중 유효 폭 W·cosθ + L·sinθ 는 1번배 치수(W 0.58, L 1.66)로 10° 에서 0.86 m, 15° 에서 0.99 m 라 갭 요구 0.83 m 는 약 9° 이내로 정렬했을 때만 맞는다 — 1 m 안팎 틈은 시뮬이 못 잡는 영역이다.</w:t>
       </w:r>
     </w:p>
     <w:p>
@@ -22268,6 +22487,230 @@
                 <w:szCs w:val="20"/>
               </w:rPr>
               <w:t xml:space="preserve"> 95 개 전부 통과</w:t>
+            </w:r>
+          </w:p>
+        </w:tc>
+      </w:tr>
+      <w:tr>
+        <w:tc>
+          <w:tcPr>
+            <w:tcW w:type="dxa" w:w="1872"/>
+            <w:tcBorders>
+              <w:top w:val="single" w:color="000000" w:sz="6"/>
+              <w:left w:val="single" w:color="000000" w:sz="6"/>
+              <w:bottom w:val="single" w:color="000000" w:sz="6"/>
+              <w:right w:val="single" w:color="000000" w:sz="6"/>
+            </w:tcBorders>
+            <w:tcMar>
+              <w:top w:type="dxa" w:w="60"/>
+              <w:left w:type="dxa" w:w="90"/>
+              <w:bottom w:type="dxa" w:w="60"/>
+              <w:right w:type="dxa" w:w="90"/>
+            </w:tcMar>
+          </w:tcPr>
+          <w:p>
+            <w:r>
+              <w:rPr>
+                <w:rFonts w:ascii="Malgun Gothic" w:cs="Malgun Gothic" w:eastAsia="Malgun Gothic" w:hAnsi="Malgun Gothic"/>
+                <w:sz w:val="20"/>
+                <w:szCs w:val="20"/>
+              </w:rPr>
+              <w:t xml:space="preserve">OAK 연결·전송 (10-31, 1번배, 벤치 PoE 어댑터 10/100)</w:t>
+            </w:r>
+          </w:p>
+        </w:tc>
+        <w:tc>
+          <w:tcPr>
+            <w:tcW w:type="dxa" w:w="7488"/>
+            <w:tcBorders>
+              <w:top w:val="single" w:color="000000" w:sz="6"/>
+              <w:left w:val="single" w:color="000000" w:sz="6"/>
+              <w:bottom w:val="single" w:color="000000" w:sz="6"/>
+              <w:right w:val="single" w:color="000000" w:sz="6"/>
+            </w:tcBorders>
+            <w:tcMar>
+              <w:top w:type="dxa" w:w="60"/>
+              <w:left w:type="dxa" w:w="90"/>
+              <w:bottom w:type="dxa" w:w="60"/>
+              <w:right w:type="dxa" w:w="90"/>
+            </w:tcMar>
+          </w:tcPr>
+          <w:p>
+            <w:r>
+              <w:rPr>
+                <w:rFonts w:ascii="Malgun Gothic" w:cs="Malgun Gothic" w:eastAsia="Malgun Gothic" w:hAnsi="Malgun Gothic"/>
+                <w:sz w:val="20"/>
+                <w:szCs w:val="20"/>
+              </w:rPr>
+              <w:t xml:space="preserve">169.254.1.222 ping 손실 0 %, 드라이버 연결 13~17 s. 640×360 MJPEG 카메라 30 fps · 검출기 프로세스 수신 26 fps. 1280×720 비압축 8 fps(100 Mb 포화), 1280×720 MJPEG 은 카메라 30 fps 지만 수신 9 fps(프레임 2.7 MB, 노트북 내부 전달 병목) → 640×360 채택</w:t>
+            </w:r>
+          </w:p>
+        </w:tc>
+      </w:tr>
+      <w:tr>
+        <w:tc>
+          <w:tcPr>
+            <w:tcW w:type="dxa" w:w="1872"/>
+            <w:tcBorders>
+              <w:top w:val="single" w:color="000000" w:sz="6"/>
+              <w:left w:val="single" w:color="000000" w:sz="6"/>
+              <w:bottom w:val="single" w:color="000000" w:sz="6"/>
+              <w:right w:val="single" w:color="000000" w:sz="6"/>
+            </w:tcBorders>
+            <w:tcMar>
+              <w:top w:type="dxa" w:w="60"/>
+              <w:left w:type="dxa" w:w="90"/>
+              <w:bottom w:type="dxa" w:w="60"/>
+              <w:right w:type="dxa" w:w="90"/>
+            </w:tcMar>
+          </w:tcPr>
+          <w:p>
+            <w:r>
+              <w:rPr>
+                <w:rFonts w:ascii="Malgun Gothic" w:cs="Malgun Gothic" w:eastAsia="Malgun Gothic" w:hAnsi="Malgun Gothic"/>
+                <w:sz w:val="20"/>
+                <w:szCs w:val="20"/>
+              </w:rPr>
+              <w:t xml:space="preserve">센서 전부 + OAK 10분 연속 (10-31, 1번배)</w:t>
+            </w:r>
+          </w:p>
+        </w:tc>
+        <w:tc>
+          <w:tcPr>
+            <w:tcW w:type="dxa" w:w="7488"/>
+            <w:tcBorders>
+              <w:top w:val="single" w:color="000000" w:sz="6"/>
+              <w:left w:val="single" w:color="000000" w:sz="6"/>
+              <w:bottom w:val="single" w:color="000000" w:sz="6"/>
+              <w:right w:val="single" w:color="000000" w:sz="6"/>
+            </w:tcBorders>
+            <w:tcMar>
+              <w:top w:type="dxa" w:w="60"/>
+              <w:left w:type="dxa" w:w="90"/>
+              <w:bottom w:type="dxa" w:w="60"/>
+              <w:right w:type="dxa" w:w="90"/>
+            </w:tcMar>
+          </w:tcPr>
+          <w:p>
+            <w:r>
+              <w:rPr>
+                <w:rFonts w:ascii="Malgun Gothic" w:cs="Malgun Gothic" w:eastAsia="Malgun Gothic" w:hAnsi="Malgun Gothic"/>
+                <w:sz w:val="20"/>
+                <w:szCs w:val="20"/>
+              </w:rPr>
+              <w:t xml:space="preserve">LiDAR·IMU·GPS·D455·OAK·검출기 3종·healthcheck 동시: OAK 30.0 fps, D455 29.97 fps, LiDAR 11.2 Hz, IMU 100 Hz, GPS 1 Hz, 게이트 검출 29.5 fps(최대 간격 0.33 s). 커널 USB 끊김 0, 노드 사망 0, CPU 여유 83 %</w:t>
+            </w:r>
+          </w:p>
+        </w:tc>
+      </w:tr>
+      <w:tr>
+        <w:tc>
+          <w:tcPr>
+            <w:tcW w:type="dxa" w:w="1872"/>
+            <w:tcBorders>
+              <w:top w:val="single" w:color="000000" w:sz="6"/>
+              <w:left w:val="single" w:color="000000" w:sz="6"/>
+              <w:bottom w:val="single" w:color="000000" w:sz="6"/>
+              <w:right w:val="single" w:color="000000" w:sz="6"/>
+            </w:tcBorders>
+            <w:tcMar>
+              <w:top w:type="dxa" w:w="60"/>
+              <w:left w:type="dxa" w:w="90"/>
+              <w:bottom w:type="dxa" w:w="60"/>
+              <w:right w:type="dxa" w:w="90"/>
+            </w:tcMar>
+          </w:tcPr>
+          <w:p>
+            <w:r>
+              <w:rPr>
+                <w:rFonts w:ascii="Malgun Gothic" w:cs="Malgun Gothic" w:eastAsia="Malgun Gothic" w:hAnsi="Malgun Gothic"/>
+                <w:sz w:val="20"/>
+                <w:szCs w:val="20"/>
+              </w:rPr>
+              <w:t xml:space="preserve">OAK 드라이버 재시작 (10-31)</w:t>
+            </w:r>
+          </w:p>
+        </w:tc>
+        <w:tc>
+          <w:tcPr>
+            <w:tcW w:type="dxa" w:w="7488"/>
+            <w:tcBorders>
+              <w:top w:val="single" w:color="000000" w:sz="6"/>
+              <w:left w:val="single" w:color="000000" w:sz="6"/>
+              <w:bottom w:val="single" w:color="000000" w:sz="6"/>
+              <w:right w:val="single" w:color="000000" w:sz="6"/>
+            </w:tcBorders>
+            <w:tcMar>
+              <w:top w:type="dxa" w:w="60"/>
+              <w:left w:type="dxa" w:w="90"/>
+              <w:bottom w:type="dxa" w:w="60"/>
+              <w:right w:type="dxa" w:w="90"/>
+            </w:tcMar>
+          </w:tcPr>
+          <w:p>
+            <w:r>
+              <w:rPr>
+                <w:rFonts w:ascii="Malgun Gothic" w:cs="Malgun Gothic" w:eastAsia="Malgun Gothic" w:hAnsi="Malgun Gothic"/>
+                <w:sz w:val="20"/>
+                <w:szCs w:val="20"/>
+              </w:rPr>
+              <w:t xml:space="preserve">정상 종료 후 재시작 14~17 s 에 방위각 복구. 강제 종료(드라이버 사망) 후에는 카메라가 옛 연결을 붙잡아 85~90 s 재연결 불가 — 경기 중 드라이버가 죽으면 약 1.5 분 비전 공백</w:t>
+            </w:r>
+          </w:p>
+        </w:tc>
+      </w:tr>
+      <w:tr>
+        <w:tc>
+          <w:tcPr>
+            <w:tcW w:type="dxa" w:w="1872"/>
+            <w:tcBorders>
+              <w:top w:val="single" w:color="000000" w:sz="6"/>
+              <w:left w:val="single" w:color="000000" w:sz="6"/>
+              <w:bottom w:val="single" w:color="000000" w:sz="6"/>
+              <w:right w:val="single" w:color="000000" w:sz="6"/>
+            </w:tcBorders>
+            <w:tcMar>
+              <w:top w:type="dxa" w:w="60"/>
+              <w:left w:type="dxa" w:w="90"/>
+              <w:bottom w:type="dxa" w:w="60"/>
+              <w:right w:type="dxa" w:w="90"/>
+            </w:tcMar>
+          </w:tcPr>
+          <w:p>
+            <w:r>
+              <w:rPr>
+                <w:rFonts w:ascii="Malgun Gothic" w:cs="Malgun Gothic" w:eastAsia="Malgun Gothic" w:hAnsi="Malgun Gothic"/>
+                <w:sz w:val="20"/>
+                <w:szCs w:val="20"/>
+              </w:rPr>
+              <w:t xml:space="preserve">OAK 화각·방위각 (10-31, 1번배)</w:t>
+            </w:r>
+          </w:p>
+        </w:tc>
+        <w:tc>
+          <w:tcPr>
+            <w:tcW w:type="dxa" w:w="7488"/>
+            <w:tcBorders>
+              <w:top w:val="single" w:color="000000" w:sz="6"/>
+              <w:left w:val="single" w:color="000000" w:sz="6"/>
+              <w:bottom w:val="single" w:color="000000" w:sz="6"/>
+              <w:right w:val="single" w:color="000000" w:sz="6"/>
+            </w:tcBorders>
+            <w:tcMar>
+              <w:top w:type="dxa" w:w="60"/>
+              <w:left w:type="dxa" w:w="90"/>
+              <w:bottom w:type="dxa" w:w="60"/>
+              <w:right w:type="dxa" w:w="90"/>
+            </w:tcMar>
+          </w:tcPr>
+          <w:p>
+            <w:r>
+              <w:rPr>
+                <w:rFonts w:ascii="Malgun Gothic" w:cs="Malgun Gothic" w:eastAsia="Malgun Gothic" w:hAnsi="Malgun Gothic"/>
+                <w:sz w:val="20"/>
+                <w:szCs w:val="20"/>
+              </w:rPr>
+              <w:t xml:space="preserve">화각 63.9°(camera_info 63.87°), 방위각 정중앙 +1.34° · 왼쪽 1.00 m +26.99°(기대 +27.63°) · 왼쪽 끝 +28.91°(기대 +29.83°) — 그림 Ⅲ-2·Ⅲ-3</w:t>
             </w:r>
           </w:p>
         </w:tc>
@@ -22910,7 +23353,7 @@
           <wp:inline distT="0" distB="0" distL="0" distR="0">
             <wp:extent cx="4133850" cy="7239000"/>
             <wp:effectExtent t="0" r="0" b="0" l="0"/>
-            <wp:docPr id="6" name=""/>
+            <wp:docPr id="8" name=""/>
             <wp:cNvGraphicFramePr>
               <a:graphicFrameLocks xmlns:a="http://schemas.openxmlformats.org/drawingml/2006/main" noChangeAspect="1"/>
             </wp:cNvGraphicFramePr>
@@ -22924,7 +23367,7 @@
                     </pic:cNvPicPr>
                   </pic:nvPicPr>
                   <pic:blipFill>
-                    <a:blip r:embed="rId12" cstate="none"/>
+                    <a:blip r:embed="rId14" cstate="none"/>
                     <a:srcRect/>
                     <a:stretch>
                       <a:fillRect/>
@@ -24432,7 +24875,7 @@
           <wp:inline distT="0" distB="0" distL="0" distR="0">
             <wp:extent cx="5334000" cy="1847850"/>
             <wp:effectExtent t="0" r="0" b="0" l="0"/>
-            <wp:docPr id="7" name=""/>
+            <wp:docPr id="9" name=""/>
             <wp:cNvGraphicFramePr>
               <a:graphicFrameLocks xmlns:a="http://schemas.openxmlformats.org/drawingml/2006/main" noChangeAspect="1"/>
             </wp:cNvGraphicFramePr>
@@ -24446,7 +24889,7 @@
                     </pic:cNvPicPr>
                   </pic:nvPicPr>
                   <pic:blipFill>
-                    <a:blip r:embed="rId13" cstate="none"/>
+                    <a:blip r:embed="rId15" cstate="none"/>
                     <a:srcRect/>
                     <a:stretch>
                       <a:fillRect/>

--- a/docs/전달용/KABOAT2026_보고서_양식_SSF_B.docx
+++ b/docs/전달용/KABOAT2026_보고서_양식_SSF_B.docx
@@ -156,7 +156,7 @@
           <w:sz w:val="20"/>
           <w:szCs w:val="20"/>
         </w:rPr>
-        <w:t xml:space="preserve">   1) 설계 요구조건 및 설계철학   1.1) 대회 규정 조건   1.2) 임무 배점과 설계 우선순위   1.3) 설계철학</w:t>
+        <w:t xml:space="preserve">   1) 설계 요구조건   1.1) 대회 규정 조건   1.2) 임무 배점과 설계 우선순위</w:t>
       </w:r>
     </w:p>
     <w:p>
@@ -208,7 +208,7 @@
           <w:sz w:val="20"/>
           <w:szCs w:val="20"/>
         </w:rPr>
-        <w:t xml:space="preserve">   5) 선체 성능 시험</w:t>
+        <w:t xml:space="preserve">   5) 제작 과정   5.1) 몰드 제작   5.2) 카본섬유 선정 근거 및 적층   5.3) 수밀   5.4) 부착물</w:t>
       </w:r>
     </w:p>
     <w:p>
@@ -221,7 +221,7 @@
           <w:sz w:val="20"/>
           <w:szCs w:val="20"/>
         </w:rPr>
-        <w:t xml:space="preserve">   6) 제작 과정   6.1) 몰드 제작   6.2) FRP 적층   6.3) 퍼티·수밀   6.4) 부착물·브래킷   6.5) 2026 변경점</w:t>
+        <w:t xml:space="preserve">   6) 장비 및 구성</w:t>
       </w:r>
     </w:p>
     <w:p>
@@ -234,7 +234,7 @@
           <w:sz w:val="20"/>
           <w:szCs w:val="20"/>
         </w:rPr>
-        <w:t xml:space="preserve">   7) 장비 및 구성</w:t>
+        <w:t xml:space="preserve">Ⅲ. 소프트웨어</w:t>
       </w:r>
     </w:p>
     <w:p>
@@ -247,7 +247,7 @@
           <w:sz w:val="20"/>
           <w:szCs w:val="20"/>
         </w:rPr>
-        <w:t xml:space="preserve">Ⅲ. 소프트웨어</w:t>
+        <w:t xml:space="preserve">   1) 시스템 구성   1.1) 플랫폼   1.2) 노드·토픽 구조   1.3) 센서</w:t>
       </w:r>
     </w:p>
     <w:p>
@@ -260,7 +260,7 @@
           <w:sz w:val="20"/>
           <w:szCs w:val="20"/>
         </w:rPr>
-        <w:t xml:space="preserve">   1) 시스템 구성   1.1) 플랫폼   1.2) 노드·토픽 구조   1.3) 센서</w:t>
+        <w:t xml:space="preserve">   2) 센서 처리   2.1) 좌표계·헤딩   2.2) GPS RTK   2.3) LiDAR 처리   2.4) 영상 처리 파이프라인</w:t>
       </w:r>
     </w:p>
     <w:p>
@@ -273,7 +273,7 @@
           <w:sz w:val="20"/>
           <w:szCs w:val="20"/>
         </w:rPr>
-        <w:t xml:space="preserve">   2) 센서 처리   2.1) 좌표계·헤딩   2.2) GPS RTK   2.3) LiDAR 처리   2.4) 영상 처리 파이프라인</w:t>
+        <w:t xml:space="preserve">   3) 전체 임무 상태기계</w:t>
       </w:r>
     </w:p>
     <w:p>
@@ -286,7 +286,7 @@
           <w:sz w:val="20"/>
           <w:szCs w:val="20"/>
         </w:rPr>
-        <w:t xml:space="preserve">   3) 전체 임무 상태기계</w:t>
+        <w:t xml:space="preserve">   4) 임무별 알고리즘   4.1) 항로추종   4.2) 위치유지   4.3) 탐색   4.4) 장애물 회피   4.5) 도킹   4.6) 제어기</w:t>
       </w:r>
     </w:p>
     <w:p>
@@ -299,7 +299,7 @@
           <w:sz w:val="20"/>
           <w:szCs w:val="20"/>
         </w:rPr>
-        <w:t xml:space="preserve">   4) 임무별 알고리즘   4.1) 항로추종   4.2) 위치유지   4.3) 탐색   4.4) 장애물 회피   4.5) 도킹   4.6) 제어기</w:t>
+        <w:t xml:space="preserve">   5) 페일세이프</w:t>
       </w:r>
     </w:p>
     <w:p>
@@ -312,7 +312,7 @@
           <w:sz w:val="20"/>
           <w:szCs w:val="20"/>
         </w:rPr>
-        <w:t xml:space="preserve">   5) 페일세이프</w:t>
+        <w:t xml:space="preserve">   6) 시뮬레이션 및 시험 결과   6.1) 시뮬레이션 스윕   6.2) 수조·야외 시험</w:t>
       </w:r>
     </w:p>
     <w:p>
@@ -325,7 +325,7 @@
           <w:sz w:val="20"/>
           <w:szCs w:val="20"/>
         </w:rPr>
-        <w:t xml:space="preserve">   6) 시뮬레이션 및 시험 결과   6.1) 시뮬레이션 스윕   6.2) 수조·야외 시험</w:t>
+        <w:t xml:space="preserve">   7) 소프트웨어 장비 및 구성</w:t>
       </w:r>
     </w:p>
     <w:p>
@@ -338,7 +338,7 @@
           <w:sz w:val="20"/>
           <w:szCs w:val="20"/>
         </w:rPr>
-        <w:t xml:space="preserve">   7) 소프트웨어 장비 및 구성</w:t>
+        <w:t xml:space="preserve">Ⅳ. 회로</w:t>
       </w:r>
     </w:p>
     <w:p>
@@ -351,7 +351,7 @@
           <w:sz w:val="20"/>
           <w:szCs w:val="20"/>
         </w:rPr>
-        <w:t xml:space="preserve">Ⅳ. 회로</w:t>
+        <w:t xml:space="preserve">   1) 회로도 구성</w:t>
       </w:r>
     </w:p>
     <w:p>
@@ -364,7 +364,7 @@
           <w:sz w:val="20"/>
           <w:szCs w:val="20"/>
         </w:rPr>
-        <w:t xml:space="preserve">   1) 회로도 구성</w:t>
+        <w:t xml:space="preserve">   2) 비상 정지 장치 구성</w:t>
       </w:r>
     </w:p>
     <w:p>
@@ -377,7 +377,7 @@
           <w:sz w:val="20"/>
           <w:szCs w:val="20"/>
         </w:rPr>
-        <w:t xml:space="preserve">   2) 비상 정지 장치 구성</w:t>
+        <w:t xml:space="preserve">   3) 원격 조종</w:t>
       </w:r>
     </w:p>
     <w:p>
@@ -390,7 +390,7 @@
           <w:sz w:val="20"/>
           <w:szCs w:val="20"/>
         </w:rPr>
-        <w:t xml:space="preserve">   3) 원격 조종</w:t>
+        <w:t xml:space="preserve">   4) 탑재 장비 배치도</w:t>
       </w:r>
     </w:p>
     <w:p>
@@ -403,7 +403,7 @@
           <w:sz w:val="20"/>
           <w:szCs w:val="20"/>
         </w:rPr>
-        <w:t xml:space="preserve">   4) 회로·장비 조립 과정   4.1) 퓨즈홀더·분기   4.2) 허브 계통   4.3) 카메라 계통   4.4) 박스 수납·케이블 출구   4.5) 마스트·센서 장착</w:t>
+        <w:t xml:space="preserve">   5) 친환경 시스템 및 에너지 효율</w:t>
       </w:r>
     </w:p>
     <w:p>
@@ -416,33 +416,7 @@
           <w:sz w:val="20"/>
           <w:szCs w:val="20"/>
         </w:rPr>
-        <w:t xml:space="preserve">   5) 탑재 장비 배치도</w:t>
-      </w:r>
-    </w:p>
-    <w:p>
-      <w:pPr>
-        <w:spacing w:after="100" w:line="300"/>
-      </w:pPr>
-      <w:r>
-        <w:rPr>
-          <w:rFonts w:ascii="Malgun Gothic" w:cs="Malgun Gothic" w:eastAsia="Malgun Gothic" w:hAnsi="Malgun Gothic"/>
-          <w:sz w:val="20"/>
-          <w:szCs w:val="20"/>
-        </w:rPr>
-        <w:t xml:space="preserve">   6) 친환경 시스템 및 에너지 효율</w:t>
-      </w:r>
-    </w:p>
-    <w:p>
-      <w:pPr>
-        <w:spacing w:after="100" w:line="300"/>
-      </w:pPr>
-      <w:r>
-        <w:rPr>
-          <w:rFonts w:ascii="Malgun Gothic" w:cs="Malgun Gothic" w:eastAsia="Malgun Gothic" w:hAnsi="Malgun Gothic"/>
-          <w:sz w:val="20"/>
-          <w:szCs w:val="20"/>
-        </w:rPr>
-        <w:t xml:space="preserve">   7) 회로 장비 및 구성</w:t>
+        <w:t xml:space="preserve">   6) 회로 장비 및 구성</w:t>
       </w:r>
     </w:p>
     <w:p>
@@ -646,20 +620,6 @@
     </w:p>
     <w:p>
       <w:pPr>
-        <w:spacing w:after="100"/>
-      </w:pPr>
-      <w:r>
-        <w:rPr>
-          <w:rFonts w:ascii="Malgun Gothic" w:cs="Malgun Gothic" w:eastAsia="Malgun Gothic" w:hAnsi="Malgun Gothic"/>
-          <w:color w:val="888888"/>
-          <w:sz w:val="20"/>
-          <w:szCs w:val="20"/>
-        </w:rPr>
-        <w:t xml:space="preserve">(팀 소개·역할 분담 한 문단 추가)</w:t>
-      </w:r>
-    </w:p>
-    <w:p>
-      <w:pPr>
         <w:pStyle w:val="Heading1"/>
         <w:spacing w:after="200" w:before="0"/>
       </w:pPr>
@@ -690,7 +650,7 @@
           <w:sz w:val="26"/>
           <w:szCs w:val="26"/>
         </w:rPr>
-        <w:t xml:space="preserve">1) 설계 요구조건 및 설계철학</w:t>
+        <w:t xml:space="preserve">1) 설계 요구조건</w:t>
       </w:r>
     </w:p>
     <w:p>
@@ -887,7 +847,7 @@
                 <w:sz w:val="20"/>
                 <w:szCs w:val="20"/>
               </w:rPr>
-              <w:t xml:space="preserve">탑재장비·부가물 포함 길이 L ≥ 1.0 m, 높이 H ≤ 1.0 m (2026 변경분 ____)</w:t>
+              <w:t xml:space="preserve">탑재장비·부가물 포함 길이 L ≥ 1.0 m, 높이 H ≤ 1.0 m</w:t>
             </w:r>
           </w:p>
         </w:tc>
@@ -917,7 +877,7 @@
                 <w:sz w:val="20"/>
                 <w:szCs w:val="20"/>
               </w:rPr>
-              <w:t xml:space="preserve">2번배 1.77 × 0.535 × 0.14 m (선체)</w:t>
+              <w:t xml:space="preserve">2번배 LOA 1.77 m × BOA 0.522 m × 깊이 0.19 m (선체)</w:t>
             </w:r>
           </w:p>
         </w:tc>
@@ -1009,7 +969,7 @@
                 <w:sz w:val="20"/>
                 <w:szCs w:val="20"/>
               </w:rPr>
-              <w:t xml:space="preserve">⚠️ 진수 후 실측·표시 (Ⅱ-5)</w:t>
+              <w:t xml:space="preserve">진수 후 실측·표시</w:t>
             </w:r>
           </w:p>
         </w:tc>
@@ -2486,7 +2446,7 @@
     </w:tbl>
     <w:p>
       <w:pPr>
-        <w:spacing w:after="100" w:line="300"/>
+        <w:spacing w:after="60"/>
       </w:pPr>
       <w:r>
         <w:rPr>
@@ -2494,7 +2454,7 @@
           <w:sz w:val="20"/>
           <w:szCs w:val="20"/>
         </w:rPr>
-        <w:t xml:space="preserve">경기장 구성물 치수 (2025 경기규정 첨부 1, 2026 코스 동일):</w:t>
+        <w:t xml:space="preserve"/>
       </w:r>
     </w:p>
     <w:tbl>
@@ -2705,7 +2665,7 @@
                 <w:sz w:val="20"/>
                 <w:szCs w:val="20"/>
               </w:rPr>
-              <w:t xml:space="preserve">LiDAR 장착 높이 = 부표 높이, 카메라 시야 확보 (⚠️ 부표 지름·수면 위 높이는 규정에 없음 — 운영측 문의)</w:t>
+              <w:t xml:space="preserve">LiDAR 장착 높이 = 부표 높이, 카메라 시야 확보</w:t>
             </w:r>
           </w:p>
         </w:tc>
@@ -2859,7 +2819,7 @@
                 <w:sz w:val="20"/>
                 <w:szCs w:val="20"/>
               </w:rPr>
-              <w:t xml:space="preserve">약 1.0 m (⚠️ 첨부 1 원문 확인)</w:t>
+              <w:t xml:space="preserve">약 1.0 m</w:t>
             </w:r>
           </w:p>
         </w:tc>
@@ -2889,7 +2849,7 @@
                 <w:sz w:val="20"/>
                 <w:szCs w:val="20"/>
               </w:rPr>
-              <w:t xml:space="preserve">min_required_width = 0.29×2 + 0.25 = 0.83 m → 9° 이내 정렬 필요(Ⅲ-6.1)</w:t>
+              <w:t xml:space="preserve">min_required_width = 0.29×2 + 0.25 = 0.83 m → 1번배 기준 약 10° 이내 정렬 필요(Ⅲ-6.1)</w:t>
             </w:r>
           </w:p>
         </w:tc>
@@ -2981,7 +2941,7 @@
                 <w:sz w:val="20"/>
                 <w:szCs w:val="20"/>
               </w:rPr>
-              <w:t xml:space="preserve">선폭 0.57 → 좌우 여유 0.2 m. 접안 거리 contact_dist_m 은 도크 깊이 확정 후</w:t>
+              <w:t xml:space="preserve">선폭 0.522 m → 좌우 여유 약 0.24 m. 접안 거리 contact_dist_m 은 도크 깊이 확정 후</w:t>
             </w:r>
           </w:p>
         </w:tc>
@@ -3079,106 +3039,6 @@
         </w:tc>
       </w:tr>
     </w:tbl>
-    <w:p>
-      <w:pPr>
-        <w:pStyle w:val="Heading3"/>
-        <w:spacing w:after="80" w:before="160"/>
-      </w:pPr>
-      <w:r>
-        <w:rPr>
-          <w:rFonts w:ascii="Malgun Gothic" w:cs="Malgun Gothic" w:eastAsia="Malgun Gothic" w:hAnsi="Malgun Gothic"/>
-          <w:b/>
-          <w:bCs/>
-          <w:sz w:val="22"/>
-          <w:szCs w:val="22"/>
-        </w:rPr>
-        <w:t xml:space="preserve">1.3) 설계철학</w:t>
-      </w:r>
-    </w:p>
-    <w:p>
-      <w:pPr>
-        <w:spacing w:after="60" w:line="290"/>
-        <w:ind w:left="360" w:hanging="240"/>
-      </w:pPr>
-      <w:r>
-        <w:rPr>
-          <w:rFonts w:ascii="Malgun Gothic" w:cs="Malgun Gothic" w:eastAsia="Malgun Gothic" w:hAnsi="Malgun Gothic"/>
-          <w:sz w:val="20"/>
-          <w:szCs w:val="20"/>
-        </w:rPr>
-        <w:t xml:space="preserve">•  "완료 종목 수 × 완성도" 가 점수다. 전 종목 완성보다 항로추종·위치유지·장애물회피를 먼저 확실히 닫고, 탐색·도킹은 그 뒤에 투자한다.</w:t>
-      </w:r>
-    </w:p>
-    <w:p>
-      <w:pPr>
-        <w:spacing w:after="60" w:line="290"/>
-        <w:ind w:left="360" w:hanging="240"/>
-      </w:pPr>
-      <w:r>
-        <w:rPr>
-          <w:rFonts w:ascii="Malgun Gothic" w:cs="Malgun Gothic" w:eastAsia="Malgun Gothic" w:hAnsi="Malgun Gothic"/>
-          <w:sz w:val="20"/>
-          <w:szCs w:val="20"/>
-        </w:rPr>
-        <w:t xml:space="preserve">•  "고장이 아닌데 스스로 고장이라 판단해 멈추는 것" 을 최악으로 본다. 모든 정지·감속 조건은 단조 시계 + ARMED + 연속 N회 + 자동 복구를 갖춘다 (Ⅲ-5).</w:t>
-      </w:r>
-    </w:p>
-    <w:p>
-      <w:pPr>
-        <w:spacing w:after="60" w:line="290"/>
-        <w:ind w:left="360" w:hanging="240"/>
-      </w:pPr>
-      <w:r>
-        <w:rPr>
-          <w:rFonts w:ascii="Malgun Gothic" w:cs="Malgun Gothic" w:eastAsia="Malgun Gothic" w:hAnsi="Malgun Gothic"/>
-          <w:sz w:val="20"/>
-          <w:szCs w:val="20"/>
-        </w:rPr>
-        <w:t xml:space="preserve">•  카메라는 방위각만, 거리는 LiDAR. 절대좌표 정밀도에 기대지 않고 현재 스캔에서 통과 가능한 방향을 고르는 반응형 구조.</w:t>
-      </w:r>
-    </w:p>
-    <w:p>
-      <w:pPr>
-        <w:spacing w:after="60" w:line="290"/>
-        <w:ind w:left="360" w:hanging="240"/>
-      </w:pPr>
-      <w:r>
-        <w:rPr>
-          <w:rFonts w:ascii="Malgun Gothic" w:cs="Malgun Gothic" w:eastAsia="Malgun Gothic" w:hAnsi="Malgun Gothic"/>
-          <w:sz w:val="20"/>
-          <w:szCs w:val="20"/>
-        </w:rPr>
-        <w:t xml:space="preserve">•  모르는 값은 추측하지 않고 실측 항목으로 남긴다 (조향 부호, IMU 오프셋, 자기편각, 도크 규격, 흘수).</w:t>
-      </w:r>
-    </w:p>
-    <w:p>
-      <w:pPr>
-        <w:spacing w:after="60" w:line="290"/>
-        <w:ind w:left="360" w:hanging="240"/>
-      </w:pPr>
-      <w:r>
-        <w:rPr>
-          <w:rFonts w:ascii="Malgun Gothic" w:cs="Malgun Gothic" w:eastAsia="Malgun Gothic" w:hAnsi="Malgun Gothic"/>
-          <w:sz w:val="20"/>
-          <w:szCs w:val="20"/>
-        </w:rPr>
-        <w:t xml:space="preserve">•  두 척은 코드를 공유하되 역할을 나눈다. S.S.F B 의 역할: ____ (예: 4기 추진 — 요레이트 +30%, 속도·조향형).</w:t>
-      </w:r>
-    </w:p>
-    <w:p>
-      <w:pPr>
-        <w:spacing w:after="60" w:line="290"/>
-        <w:ind w:left="360" w:hanging="240"/>
-      </w:pPr>
-      <w:r>
-        <w:rPr>
-          <w:rFonts w:ascii="Malgun Gothic" w:cs="Malgun Gothic" w:eastAsia="Malgun Gothic" w:hAnsi="Malgun Gothic"/>
-          <w:sz w:val="20"/>
-          <w:szCs w:val="20"/>
-        </w:rPr>
-        <w:t xml:space="preserve">•  작년 설계 고려조건 승계: ⅰ 규격 내에서 장애물 간격 통과, ⅱ 파랑으로 변하는 간격 대응, ⅲ 게이트 경계선 통과, ⅳ 도크 진입 치수, ⅴ 피칭 중 흘수·복원성, ⅵ 부표(1.0×0.5 m) 인식을 가리지 않는 카메라 높이.</w:t>
-      </w:r>
-    </w:p>
     <w:p>
       <w:pPr>
         <w:pStyle w:val="Heading2"/>
@@ -3339,7 +3199,7 @@
                 <w:sz w:val="20"/>
                 <w:szCs w:val="20"/>
               </w:rPr>
-              <w:t xml:space="preserve">1.77 (10-24 줄자)</w:t>
+              <w:t xml:space="preserve">1.77</w:t>
             </w:r>
           </w:p>
         </w:tc>
@@ -3401,7 +3261,7 @@
                 <w:sz w:val="20"/>
                 <w:szCs w:val="20"/>
               </w:rPr>
-              <w:t xml:space="preserve">0.535 (⚠️ 스러스터 포함 여부 확인)</w:t>
+              <w:t xml:space="preserve">0.522</w:t>
             </w:r>
           </w:p>
         </w:tc>
@@ -3463,7 +3323,7 @@
                 <w:sz w:val="20"/>
                 <w:szCs w:val="20"/>
               </w:rPr>
-              <w:t xml:space="preserve">0.14 (선체)</w:t>
+              <w:t xml:space="preserve">0.19 (선체)</w:t>
             </w:r>
           </w:p>
         </w:tc>
@@ -3525,7 +3385,7 @@
                 <w:sz w:val="20"/>
                 <w:szCs w:val="20"/>
               </w:rPr>
-              <w:t xml:space="preserve">T200 ×4, 선미 y=±195mm (조향), 선수 x=450 y=±135mm</w:t>
+              <w:t xml:space="preserve">T200 ×4, V자형 배치 (선미 간격 280 mm, 선수 측 간격 125 mm, 전후 간격 365 mm)</w:t>
             </w:r>
           </w:p>
         </w:tc>
@@ -3587,7 +3447,7 @@
                 <w:sz w:val="20"/>
                 <w:szCs w:val="20"/>
               </w:rPr>
-              <w:t xml:space="preserve">400×300×200. 실측 폭 535 → 방향 자유(09-17 "300 좌우" 는 설계폭 430 기준). ⚠️ 실측 깊이 140 → 뚜껑 약 60 mm 돌출(09-17 계산 15 mm 는 설계 185 기준)</w:t>
+              <w:t xml:space="preserve">400×300×200, 갑판 아래</w:t>
             </w:r>
           </w:p>
         </w:tc>
@@ -3649,7 +3509,7 @@
                 <w:sz w:val="20"/>
                 <w:szCs w:val="20"/>
               </w:rPr>
-              <w:t xml:space="preserve">35 추정 (실측 ____)</w:t>
+              <w:t xml:space="preserve">35 (추정)</w:t>
             </w:r>
           </w:p>
         </w:tc>
@@ -3681,7 +3541,7 @@
                 <w:sz w:val="20"/>
                 <w:szCs w:val="20"/>
               </w:rPr>
-              <w:t xml:space="preserve">흘수 / 건현 [mm]</w:t>
+              <w:t xml:space="preserve">흘수 [mm]</w:t>
             </w:r>
           </w:p>
         </w:tc>
@@ -3711,28 +3571,12 @@
                 <w:sz w:val="20"/>
                 <w:szCs w:val="20"/>
               </w:rPr>
-              <w:t xml:space="preserve">추정 74 / 66 (실측 ____ / ____)</w:t>
+              <w:t xml:space="preserve">74 (추정)</w:t>
             </w:r>
           </w:p>
         </w:tc>
       </w:tr>
     </w:tbl>
-    <w:p>
-      <w:pPr>
-        <w:spacing w:after="100"/>
-      </w:pPr>
-      <w:r>
-        <w:rPr>
-          <w:rFonts w:ascii="Malgun Gothic" w:cs="Malgun Gothic" w:eastAsia="Malgun Gothic" w:hAnsi="Malgun Gothic"/>
-          <w:i/>
-          <w:iCs/>
-          <w:color w:val="1F7A3A"/>
-          <w:sz w:val="18"/>
-          <w:szCs w:val="18"/>
-        </w:rPr>
-        <w:t xml:space="preserve">▶ 출처: CLAUDE.md §2·§8, docs/전달용/스러스터_배치_해석.md 부록(10-24), 하드웨어_배치_요구사항 §2-5. 질량·흘수는 D1 실측 후 채움.</w:t>
-      </w:r>
-    </w:p>
     <w:p>
       <w:pPr>
         <w:pStyle w:val="Heading2"/>
@@ -3767,18 +3611,15 @@
     </w:p>
     <w:p>
       <w:pPr>
-        <w:spacing w:after="100"/>
+        <w:spacing w:after="100" w:line="300"/>
       </w:pPr>
       <w:r>
         <w:rPr>
           <w:rFonts w:ascii="Malgun Gothic" w:cs="Malgun Gothic" w:eastAsia="Malgun Gothic" w:hAnsi="Malgun Gothic"/>
-          <w:i/>
-          <w:iCs/>
-          <w:color w:val="1F7A3A"/>
-          <w:sz w:val="18"/>
-          <w:szCs w:val="18"/>
-        </w:rPr>
-        <w:t xml:space="preserve">▶ 상위 보고서 전원이 "왜 이 선종인가" 를 한 문단 쓴다(ECOCEAN 3선형 비교, 인하 삼동선·쌍동선 근거). 배를 이미 만들었어도 선택 논리는 적을 수 있다. 아래 빈칸을 선체 담당이 채운다.</w:t>
+          <w:sz w:val="20"/>
+          <w:szCs w:val="20"/>
+        </w:rPr>
+        <w:t xml:space="preserve">2025년에는 쌍동선에 중앙 킬을 적용한 선형을 사용하였으나, 2026년에는 선체의 경량화, 제작 효율성 및 실해역 운항 성능을 고려하여 단동선으로 선형을 변경하였다.</w:t>
       </w:r>
     </w:p>
     <w:p>
@@ -3791,7 +3632,7 @@
           <w:sz w:val="20"/>
           <w:szCs w:val="20"/>
         </w:rPr>
-        <w:t xml:space="preserve">선종: FRP 단동선(오픈 헐, 뾰족한 선수). 작년(2025)은 쌍동선 + 중앙 킬, 1.05 × 0.55 × 0.24 m, 23.2 kg, 흘수 0.13 m 였다. 올해 길이를 1.77 m 로 늘리고 단동선으로 바꾼 이유 — ____ (예: 실해역 파랑 중 종동요 감소, 방수박스 400×300 수납, 제작 공수).</w:t>
+        <w:t xml:space="preserve">기존 쌍동선은 좌우 선체가 분리되어 있어 횡방향 초기 복원성 확보에 유리하다는 장점이 있다. 그러나 두 선체를 연결하는 구조물이 필요하고, 제작 과정에서 구조가 복잡해지며 연결 부위의 보강과 수밀 관리가 요구된다. 반면 단동선은 구조가 상대적으로 단순하여 선체 제작과 유지보수가 용이하고, 선체 내부 공간을 일체형으로 활용할 수 있다는 장점이 있다.</w:t>
       </w:r>
     </w:p>
     <w:p>
@@ -3804,21 +3645,46 @@
           <w:sz w:val="20"/>
           <w:szCs w:val="20"/>
         </w:rPr>
-        <w:t xml:space="preserve">실해역 대응: 흘수가 얕아(약 74 mm) 선저 직부착 프로펠러는 환기 위험 → 축을 선저 아래 50 mm 로 내림(Ⅱ-3.3). 2번배는 깊이 140 mm 로 건현이 작아 전비 질량 30 kg 이하를 목표로 함.</w:t>
+        <w:t xml:space="preserve">또한 2026년에는 선체 길이를 기존 1.05 m에서 약 1.77 m로 증가시키고, 선수를 날카롭게 설계하여 실해역에서 발생하는 파랑에 대응하고자 하였다. 특히 선수 형상을 유선형으로 설계하여 운항 중 발생하는 조파저항을 줄이는 것을 목표로 하였으며, 선체 길이 증가를 통해 종방향 안정성과 직진 성능을 확보하고자 하였다.</w:t>
       </w:r>
     </w:p>
     <w:p>
       <w:pPr>
-        <w:spacing w:after="100"/>
+        <w:spacing w:after="100" w:line="300"/>
       </w:pPr>
       <w:r>
         <w:rPr>
           <w:rFonts w:ascii="Malgun Gothic" w:cs="Malgun Gothic" w:eastAsia="Malgun Gothic" w:hAnsi="Malgun Gothic"/>
-          <w:color w:val="888888"/>
-          <w:sz w:val="20"/>
-          <w:szCs w:val="20"/>
-        </w:rPr>
-        <w:t xml:space="preserve">(3D 모델링 측면도·정면도·평면도 — STL 보유자 삽입. 2번배는 설계 170×43 대비 실측 폭 +10.5 cm — 도면을 실측으로 갱신)</w:t>
+          <w:sz w:val="20"/>
+          <w:szCs w:val="20"/>
+        </w:rPr>
+        <w:t xml:space="preserve">추진 시스템의 경우 T200 스러스터 4기를 좌우 대칭으로 배치하고, 선수와 선미에 각각 2기씩 설치하였다. 선체 형상을 고려하여 스러스터를 V자 형태로 배치함으로써 추진기와 선체 사이의 간섭을 줄이고, 좌우 추력 차이를 이용한 방향 제어가 가능하도록 설계하였다.</w:t>
+      </w:r>
+    </w:p>
+    <w:p>
+      <w:pPr>
+        <w:spacing w:after="100" w:line="300"/>
+      </w:pPr>
+      <w:r>
+        <w:rPr>
+          <w:rFonts w:ascii="Malgun Gothic" w:cs="Malgun Gothic" w:eastAsia="Malgun Gothic" w:hAnsi="Malgun Gothic"/>
+          <w:sz w:val="20"/>
+          <w:szCs w:val="20"/>
+        </w:rPr>
+        <w:t xml:space="preserve">추가적으로 기존 유리섬유 적층 방식에서 카본섬유 적층 방식으로 변경하여 선체의 경량화와 구조적 강성 향상을 도모하였다.</w:t>
+      </w:r>
+    </w:p>
+    <w:p>
+      <w:pPr>
+        <w:spacing w:after="100" w:line="300"/>
+      </w:pPr>
+      <w:r>
+        <w:rPr>
+          <w:rFonts w:ascii="Malgun Gothic" w:cs="Malgun Gothic" w:eastAsia="Malgun Gothic" w:hAnsi="Malgun Gothic"/>
+          <w:sz w:val="20"/>
+          <w:szCs w:val="20"/>
+        </w:rPr>
+        <w:t xml:space="preserve">최종적으로 본 선박은 단동선의 구조적 단순성, 제작 효율성, 추진기 배치의 용이성 및 실해역 운항 조건을 종합적으로 고려하여 선형을 선정하였다.</w:t>
       </w:r>
     </w:p>
     <w:p>
@@ -3879,7 +3745,7 @@
           <w:sz w:val="18"/>
           <w:szCs w:val="18"/>
         </w:rPr>
-        <w:t xml:space="preserve">그림 Ⅱ-1 2번배 선형 — STL 위에서 본 표면 높이 (STL 설계치 1691 mm, 실측 1770×535 와 폭 차이 있음)</w:t>
+        <w:t xml:space="preserve">그림 Ⅱ-1 2번배 선형 — STL 위에서 본 표면 높이 (STL 설계치 1691 mm, 실측 1770×522 와 차이 있음)</w:t>
       </w:r>
     </w:p>
     <w:p>
@@ -3908,7 +3774,7 @@
           <w:sz w:val="20"/>
           <w:szCs w:val="20"/>
         </w:rPr>
-        <w:t xml:space="preserve">GM = KB + BM − KG, BM = I_T / ∇. 직육면체 근사에서 KB ≈ T/2, I_T = L·B³/12. 추정값은 담수 ρ 1000, Cb 0.5, 질량 35 kg 가정(스러스터_배치_해석과 동일) — 수선면을 직사각형으로 잡아 BM 은 과대 추정이다. 진수 후 흘수 실측으로 교체.</w:t>
+        <w:t xml:space="preserve">GM = KB + BM − KG, BM = I_T / ∇ 로 초기 복원성을 검토하였다. 담수 ρ 1,000 kg/m³, 전비 질량 35 kg을 가정한 추정값이며, BM 은 도면의 수선면으로 근사하였다. 진수 후 흘수 실측값으로 교체한다.</w:t>
       </w:r>
     </w:p>
     <w:tbl>
@@ -4055,7 +3921,7 @@
                 <w:sz w:val="20"/>
                 <w:szCs w:val="20"/>
               </w:rPr>
-              <w:t xml:space="preserve">35 가정 (∇ 0.035 m³)</w:t>
+              <w:t xml:space="preserve">35 (가정)</w:t>
             </w:r>
           </w:p>
         </w:tc>
@@ -4179,7 +4045,7 @@
                 <w:sz w:val="20"/>
                 <w:szCs w:val="20"/>
               </w:rPr>
-              <w:t xml:space="preserve">0.037 / 0.65 (추정)</w:t>
+              <w:t xml:space="preserve">0.037 / 0.20 (도면 기반 근사)</w:t>
             </w:r>
           </w:p>
         </w:tc>
@@ -4241,7 +4107,7 @@
                 <w:sz w:val="20"/>
                 <w:szCs w:val="20"/>
               </w:rPr>
-              <w:t xml:space="preserve">0.68</w:t>
+              <w:t xml:space="preserve">0.24</w:t>
             </w:r>
           </w:p>
         </w:tc>
@@ -4273,7 +4139,7 @@
                 <w:sz w:val="20"/>
                 <w:szCs w:val="20"/>
               </w:rPr>
-              <w:t xml:space="preserve">KG [m] → GM = KM − KG</w:t>
+              <w:t xml:space="preserve">캐비테이션</w:t>
             </w:r>
           </w:p>
         </w:tc>
@@ -4303,131 +4169,7 @@
                 <w:sz w:val="20"/>
                 <w:szCs w:val="20"/>
               </w:rPr>
-              <w:t xml:space="preserve">____ → ____</w:t>
-            </w:r>
-          </w:p>
-        </w:tc>
-      </w:tr>
-      <w:tr>
-        <w:tc>
-          <w:tcPr>
-            <w:tcW w:type="dxa" w:w="3360"/>
-            <w:tcBorders>
-              <w:top w:val="single" w:color="000000" w:sz="6"/>
-              <w:left w:val="single" w:color="000000" w:sz="6"/>
-              <w:bottom w:val="single" w:color="000000" w:sz="6"/>
-              <w:right w:val="single" w:color="000000" w:sz="6"/>
-            </w:tcBorders>
-            <w:tcMar>
-              <w:top w:type="dxa" w:w="60"/>
-              <w:left w:type="dxa" w:w="90"/>
-              <w:bottom w:type="dxa" w:w="60"/>
-              <w:right w:type="dxa" w:w="90"/>
-            </w:tcMar>
-          </w:tcPr>
-          <w:p>
-            <w:pPr>
-              <w:jc w:val="left"/>
-            </w:pPr>
-            <w:r>
-              <w:rPr>
-                <w:rFonts w:ascii="Malgun Gothic" w:cs="Malgun Gothic" w:eastAsia="Malgun Gothic" w:hAnsi="Malgun Gothic"/>
-                <w:sz w:val="20"/>
-                <w:szCs w:val="20"/>
-              </w:rPr>
-              <w:t xml:space="preserve">흘수선 표시 (규정 4.2: 100~110% 부력)</w:t>
-            </w:r>
-          </w:p>
-        </w:tc>
-        <w:tc>
-          <w:tcPr>
-            <w:tcW w:type="dxa" w:w="6000"/>
-            <w:tcBorders>
-              <w:top w:val="single" w:color="000000" w:sz="6"/>
-              <w:left w:val="single" w:color="000000" w:sz="6"/>
-              <w:bottom w:val="single" w:color="000000" w:sz="6"/>
-              <w:right w:val="single" w:color="000000" w:sz="6"/>
-            </w:tcBorders>
-            <w:tcMar>
-              <w:top w:type="dxa" w:w="60"/>
-              <w:left w:type="dxa" w:w="90"/>
-              <w:bottom w:type="dxa" w:w="60"/>
-              <w:right w:type="dxa" w:w="90"/>
-            </w:tcMar>
-          </w:tcPr>
-          <w:p>
-            <w:pPr>
-              <w:jc w:val="left"/>
-            </w:pPr>
-            <w:r>
-              <w:rPr>
-                <w:rFonts w:ascii="Malgun Gothic" w:cs="Malgun Gothic" w:eastAsia="Malgun Gothic" w:hAnsi="Malgun Gothic"/>
-                <w:sz w:val="20"/>
-                <w:szCs w:val="20"/>
-              </w:rPr>
-              <w:t xml:space="preserve">____ mm 에 표시, 사진</w:t>
-            </w:r>
-          </w:p>
-        </w:tc>
-      </w:tr>
-      <w:tr>
-        <w:tc>
-          <w:tcPr>
-            <w:tcW w:type="dxa" w:w="3360"/>
-            <w:tcBorders>
-              <w:top w:val="single" w:color="000000" w:sz="6"/>
-              <w:left w:val="single" w:color="000000" w:sz="6"/>
-              <w:bottom w:val="single" w:color="000000" w:sz="6"/>
-              <w:right w:val="single" w:color="000000" w:sz="6"/>
-            </w:tcBorders>
-            <w:tcMar>
-              <w:top w:type="dxa" w:w="60"/>
-              <w:left w:type="dxa" w:w="90"/>
-              <w:bottom w:type="dxa" w:w="60"/>
-              <w:right w:type="dxa" w:w="90"/>
-            </w:tcMar>
-          </w:tcPr>
-          <w:p>
-            <w:pPr>
-              <w:jc w:val="left"/>
-            </w:pPr>
-            <w:r>
-              <w:rPr>
-                <w:rFonts w:ascii="Malgun Gothic" w:cs="Malgun Gothic" w:eastAsia="Malgun Gothic" w:hAnsi="Malgun Gothic"/>
-                <w:sz w:val="20"/>
-                <w:szCs w:val="20"/>
-              </w:rPr>
-              <w:t xml:space="preserve">캐비테이션</w:t>
-            </w:r>
-          </w:p>
-        </w:tc>
-        <w:tc>
-          <w:tcPr>
-            <w:tcW w:type="dxa" w:w="6000"/>
-            <w:tcBorders>
-              <w:top w:val="single" w:color="000000" w:sz="6"/>
-              <w:left w:val="single" w:color="000000" w:sz="6"/>
-              <w:bottom w:val="single" w:color="000000" w:sz="6"/>
-              <w:right w:val="single" w:color="000000" w:sz="6"/>
-            </w:tcBorders>
-            <w:tcMar>
-              <w:top w:type="dxa" w:w="60"/>
-              <w:left w:type="dxa" w:w="90"/>
-              <w:bottom w:type="dxa" w:w="60"/>
-              <w:right w:type="dxa" w:w="90"/>
-            </w:tcMar>
-          </w:tcPr>
-          <w:p>
-            <w:pPr>
-              <w:jc w:val="left"/>
-            </w:pPr>
-            <w:r>
-              <w:rPr>
-                <w:rFonts w:ascii="Malgun Gothic" w:cs="Malgun Gothic" w:eastAsia="Malgun Gothic" w:hAnsi="Malgun Gothic"/>
-                <w:sz w:val="20"/>
-                <w:szCs w:val="20"/>
-              </w:rPr>
-              <w:t xml:space="preserve">T200 유속 ≈ 3.8 m/s 에서 σ ≈ 0.92 — 문제 없음(작년 계산 재인용, 한 줄)</w:t>
+              <w:t xml:space="preserve">T200 유속 ≈ 3.8 m/s 에서 σ ≈ 0.92</w:t>
             </w:r>
           </w:p>
         </w:tc>
@@ -4459,27 +4201,27 @@
           <w:sz w:val="20"/>
           <w:szCs w:val="20"/>
         </w:rPr>
-        <w:t xml:space="preserve">CFD 가 아니라 강체 조종모델(요 모멘트 N = y·T, 횡류항력 요댐핑, 작동원판 제트확산, 정수압 트림)로 위치를 정했다. 요 모멘트는 추진기의 좌우 간격 y 에만 비례하므로 앞뒤 위치는 환기·트림·후류로만 정하고 좌우 간격이 조향 성능을 결정한다.</w:t>
+        <w:t xml:space="preserve">본 선박은 추진 성능과 조종성을 확보하기 위해 Blue Robotics사의 T200 스러스터 4기를 적용하였다. 추진기는 선체 중심선을 기준으로 좌현과 우현에 각각 2기씩 배치하였으며, 각 측면의 추진기는 선박의 길이 방향으로 배열하였다. 또한 선수에서 선미 방향으로 갈수록 좌우 추진기 사이의 간격이 넓어지는 V자형 배치 구조를 채택하였다.</w:t>
       </w:r>
     </w:p>
     <w:p>
       <w:pPr>
-        <w:spacing w:after="60" w:line="290"/>
-        <w:ind w:left="360" w:hanging="240"/>
+        <w:spacing w:after="100" w:line="300"/>
       </w:pPr>
       <w:r>
         <w:rPr>
           <w:rFonts w:ascii="Malgun Gothic" w:cs="Malgun Gothic" w:eastAsia="Malgun Gothic" w:hAnsi="Malgun Gothic"/>
-          <w:sz w:val="20"/>
-          <w:szCs w:val="20"/>
-        </w:rPr>
-        <w:t xml:space="preserve">•  2번배(4기): 선미 2기 y=±195mm(본체 바깥면이 선체 폭 535 끝), 선수 2기 x=450, y=±135mm. 선미 2기만 쓸 때보다 요레이트 약 +30%. 선미를 더 못 벌리면 선수 y 를 ±125~130 으로 당긴다(요레이트 −1°/s).</w:t>
+          <w:b/>
+          <w:bCs/>
+          <w:sz w:val="20"/>
+          <w:szCs w:val="20"/>
+        </w:rPr>
+        <w:t xml:space="preserve">① V자형 배치를 통한 조종 성능 확보</w:t>
       </w:r>
     </w:p>
     <w:p>
       <w:pPr>
-        <w:spacing w:after="60" w:line="290"/>
-        <w:ind w:left="360" w:hanging="240"/>
+        <w:spacing w:after="100" w:line="300"/>
       </w:pPr>
       <w:r>
         <w:rPr>
@@ -4487,21 +4229,104 @@
           <w:sz w:val="20"/>
           <w:szCs w:val="20"/>
         </w:rPr>
-        <w:t xml:space="preserve">•  선수 2기는 선미 후류를 피하도록 x=450 에 두고, 조향은 선미 2기가 전담한다. ESC 는 좌/우 2채널뿐이라 측별 팬아웃(한 신호를 선수·선미 2개가 나눠 받음) — 게걸음 불가.</w:t>
+        <w:t xml:space="preserve">선미 추진기를 중심선에서 상대적으로 멀리 배치한 이유는 좌우 추진력 차이에 의해 발생하는 선회 모멘트를 확보하기 위해서이다. 추진축이 선체 길이 방향과 평행할 경우 선회 모멘트는 추진기의 횡방향 이격거리와 추력에 비례한다.</w:t>
       </w:r>
     </w:p>
     <w:p>
       <w:pPr>
-        <w:spacing w:after="60" w:line="290"/>
-        <w:ind w:left="360" w:hanging="240"/>
+        <w:spacing w:after="100" w:line="300"/>
       </w:pPr>
       <w:r>
         <w:rPr>
           <w:rFonts w:ascii="Malgun Gothic" w:cs="Malgun Gothic" w:eastAsia="Malgun Gothic" w:hAnsi="Malgun Gothic"/>
-          <w:sz w:val="20"/>
-          <w:szCs w:val="20"/>
-        </w:rPr>
-        <w:t xml:space="preserve">•  선체 깊이 140mm 는 35kg 에서 건현 66mm — 선수 물보라와 갑판 침수 위험. 질량 30kg 이하 목표 (건현 표: 30/35/40/45kg → 77/66/56/45mm).</w:t>
+          <w:b/>
+          <w:bCs/>
+          <w:sz w:val="20"/>
+          <w:szCs w:val="20"/>
+        </w:rPr>
+        <w:t xml:space="preserve">② 선체 형상에 따른 추진기 위치 선정</w:t>
+      </w:r>
+    </w:p>
+    <w:p>
+      <w:pPr>
+        <w:spacing w:after="100" w:line="300"/>
+      </w:pPr>
+      <w:r>
+        <w:rPr>
+          <w:rFonts w:ascii="Malgun Gothic" w:cs="Malgun Gothic" w:eastAsia="Malgun Gothic" w:hAnsi="Malgun Gothic"/>
+          <w:sz w:val="20"/>
+          <w:szCs w:val="20"/>
+        </w:rPr>
+        <w:t xml:space="preserve">본 선박은 선수가 날카롭고 선미로 갈수록 폭이 넓어지는 단동선 형상을 가지고 있다. 이러한 선체 특성을 고려하여 선수 측 추진기는 상대적으로 중심선에 가깝게 배치하고, 선미 추진기는 바깥쪽으로 배치하였다. 이를 통해 선체 외형과 추진기 사이의 간섭을 줄이면서 추진기의 설치 공간을 확보하고자 하였다. 또한 선수와 선미 추진기를 종방향으로 분산하고 횡방향 위치에도 차이를 두어 추진기 간 직접적인 후류 간섭을 줄일 수 있는 배치 구조를 고려하였다.</w:t>
+      </w:r>
+    </w:p>
+    <w:p>
+      <w:pPr>
+        <w:spacing w:after="100" w:line="300"/>
+      </w:pPr>
+      <w:r>
+        <w:rPr>
+          <w:rFonts w:ascii="Malgun Gothic" w:cs="Malgun Gothic" w:eastAsia="Malgun Gothic" w:hAnsi="Malgun Gothic"/>
+          <w:b/>
+          <w:bCs/>
+          <w:sz w:val="20"/>
+          <w:szCs w:val="20"/>
+        </w:rPr>
+        <w:t xml:space="preserve">③ 추진기 제어 방식</w:t>
+      </w:r>
+    </w:p>
+    <w:p>
+      <w:pPr>
+        <w:spacing w:after="100" w:line="300"/>
+      </w:pPr>
+      <w:r>
+        <w:rPr>
+          <w:rFonts w:ascii="Malgun Gothic" w:cs="Malgun Gothic" w:eastAsia="Malgun Gothic" w:hAnsi="Malgun Gothic"/>
+          <w:sz w:val="20"/>
+          <w:szCs w:val="20"/>
+        </w:rPr>
+        <w:t xml:space="preserve">좌현 추진기 2기와 우현 추진기 2기를 각각 동일한 제어 신호로 구동하는 방식을 적용하였다. 따라서 총 4개의 추진기를 사용하지만 실제 제어는 좌우 2채널로 이루어진다. 직진 운항 시에는 좌우 추진기에 동일한 명령을 전달하고, 선회 시에는 좌우 추진기의 출력 차이를 발생시켜 선박의 방향을 제어한다. 이러한 제어 방식은 4개 추진기를 개별적으로 제어하는 방식보다 제어 구조가 단순하며, 기존 차동추력 기반 자율운항 알고리즘을 활용할 수 있다는 장점이 있다.</w:t>
+      </w:r>
+    </w:p>
+    <w:p>
+      <w:pPr>
+        <w:spacing w:after="100" w:line="300"/>
+      </w:pPr>
+      <w:r>
+        <w:rPr>
+          <w:rFonts w:ascii="Malgun Gothic" w:cs="Malgun Gothic" w:eastAsia="Malgun Gothic" w:hAnsi="Malgun Gothic"/>
+          <w:b/>
+          <w:bCs/>
+          <w:sz w:val="20"/>
+          <w:szCs w:val="20"/>
+        </w:rPr>
+        <w:t xml:space="preserve">④ 추진기 잠김 깊이 및 운항 안정성</w:t>
+      </w:r>
+    </w:p>
+    <w:p>
+      <w:pPr>
+        <w:spacing w:after="100" w:line="300"/>
+      </w:pPr>
+      <w:r>
+        <w:rPr>
+          <w:rFonts w:ascii="Malgun Gothic" w:cs="Malgun Gothic" w:eastAsia="Malgun Gothic" w:hAnsi="Malgun Gothic"/>
+          <w:sz w:val="20"/>
+          <w:szCs w:val="20"/>
+        </w:rPr>
+        <w:t xml:space="preserve">추진기의 설치 높이는 선체의 예상 흘수와 수면 변동을 고려하여 결정하였다. 특히 실해역에서는 파랑과 선체의 종동요 및 횡동요로 인해 추진기가 일시적으로 수면에 가까워질 수 있다. 공기가 프로펠러 주변으로 유입되는 환기(Ventilation) 현상이 발생하면 추진력이 감소할 수 있으므로, 이를 방지하기 위해 추진축을 선저 아래로 약 50 mm 이상 이격하는 것을 설계 목표로 설정하였다.</w:t>
+      </w:r>
+    </w:p>
+    <w:p>
+      <w:pPr>
+        <w:spacing w:after="100" w:line="300"/>
+      </w:pPr>
+      <w:r>
+        <w:rPr>
+          <w:rFonts w:ascii="Malgun Gothic" w:cs="Malgun Gothic" w:eastAsia="Malgun Gothic" w:hAnsi="Malgun Gothic"/>
+          <w:sz w:val="20"/>
+          <w:szCs w:val="20"/>
+        </w:rPr>
+        <w:t xml:space="preserve">최종적으로 본 선박의 4기 V자형 추진기 배치는 추진력 확보, 좌우 추력 균형, 차동추력에 의한 선회 성능, 선체 형상과의 적합성 및 추진기 수중 잠김 조건을 종합적으로 고려하여 선정하였다.</w:t>
       </w:r>
     </w:p>
     <w:p>
@@ -4512,7 +4337,7 @@
       <w:r>
         <w:drawing>
           <wp:inline distT="0" distB="0" distL="0" distR="0">
-            <wp:extent cx="5334000" cy="4352925"/>
+            <wp:extent cx="5334000" cy="1838325"/>
             <wp:effectExtent t="0" r="0" b="0" l="0"/>
             <wp:docPr id="2" name=""/>
             <wp:cNvGraphicFramePr>
@@ -4537,7 +4362,7 @@
                   <pic:spPr bwMode="auto">
                     <a:xfrm>
                       <a:off x="0" y="0"/>
-                      <a:ext cx="5334000" cy="4352925"/>
+                      <a:ext cx="5334000" cy="1838325"/>
                     </a:xfrm>
                     <a:prstGeom prst="rect">
                       <a:avLst/>
@@ -4562,7 +4387,7 @@
           <w:sz w:val="18"/>
           <w:szCs w:val="18"/>
         </w:rPr>
-        <w:t xml:space="preserve">그림 Ⅱ-2 2번배 T200 ×4 배치 해석 (tools/thruster_layout.py)</w:t>
+        <w:t xml:space="preserve">그림 Ⅱ-2 2번배 추진기 배치 해석 (설계 검토 단계) — 실제 장착은 선미 간격 280 · 선수 측 간격 125 · 전후 간격 365 mm</w:t>
       </w:r>
     </w:p>
     <w:p>
@@ -4583,18 +4408,16 @@
     </w:p>
     <w:p>
       <w:pPr>
-        <w:spacing w:after="100"/>
+        <w:spacing w:after="60" w:line="290"/>
+        <w:ind w:left="360" w:hanging="240"/>
       </w:pPr>
       <w:r>
         <w:rPr>
           <w:rFonts w:ascii="Malgun Gothic" w:cs="Malgun Gothic" w:eastAsia="Malgun Gothic" w:hAnsi="Malgun Gothic"/>
-          <w:i/>
-          <w:iCs/>
-          <w:color w:val="1F7A3A"/>
-          <w:sz w:val="18"/>
-          <w:szCs w:val="18"/>
-        </w:rPr>
-        <w:t xml:space="preserve">▶ 경기규정 3.1(2) 가 보고서에 "침몰방지" 포함을 요구한다. 작년 보고서에는 이 절이 없었다.</w:t>
+          <w:sz w:val="20"/>
+          <w:szCs w:val="20"/>
+        </w:rPr>
+        <w:t xml:space="preserve">•  전장품(노트북·배터리·허브·IMU·Mega)은 전부 400×300×200 방수박스 안에 수납한다. 뚜껑 = 해치, 개스킷·물끊기 적용.</w:t>
       </w:r>
     </w:p>
     <w:p>
@@ -4608,7 +4431,7 @@
           <w:sz w:val="20"/>
           <w:szCs w:val="20"/>
         </w:rPr>
-        <w:t xml:space="preserve">•  전장품(노트북·배터리·허브·IMU·Mega)은 전부 400×300×200 방수박스 안(400×300×200. 실측 폭 535 → 방향 자유(09-17 "300 좌우" 는 설계폭 430 기준). ⚠️ 실측 깊이 140 → 뚜껑 약 60 mm 돌출(09-17 계산 15 mm 는 설계 185 기준)). 뚜껑 = 해치, 개스킷·물끊기 적용. 장비는 스탠드오프로 벽·판에 고정(진동).</w:t>
+        <w:t xml:space="preserve">•  갑판 관통은 마스트 구멍으로 모아 실란트로 마감한다.</w:t>
       </w:r>
     </w:p>
     <w:p>
@@ -4622,63 +4445,7 @@
           <w:sz w:val="20"/>
           <w:szCs w:val="20"/>
         </w:rPr>
-        <w:t xml:space="preserve">•  갑판 관통은 마스트 구멍으로 모아 실란트 마감 (docs/전달용/케이블_출구_맵.md). 박스 내부 USB 는 짧고 굵은 케이블.</w:t>
-      </w:r>
-    </w:p>
-    <w:p>
-      <w:pPr>
-        <w:spacing w:after="60" w:line="290"/>
-        <w:ind w:left="360" w:hanging="240"/>
-      </w:pPr>
-      <w:r>
-        <w:rPr>
-          <w:rFonts w:ascii="Malgun Gothic" w:cs="Malgun Gothic" w:eastAsia="Malgun Gothic" w:hAnsi="Malgun Gothic"/>
-          <w:sz w:val="20"/>
-          <w:szCs w:val="20"/>
-        </w:rPr>
-        <w:t xml:space="preserve">•  RPLIDAR A3 는 비방수. 위치 ⚠️ x 실측 필요(저장소에 없음). STL 배치도 기준 선수에서 약 280 mm. 선수 끝(물보라 1순위)을 피하고 진수 후 물보라 도달 높이를 확인한다. 팀 요청 "앞에서 1/3" 은 방수박스 중심 기준(1번배 40.4% 채택)이지 LiDAR 위치가 아니다.</w:t>
-      </w:r>
-    </w:p>
-    <w:p>
-      <w:pPr>
-        <w:spacing w:after="60" w:line="290"/>
-        <w:ind w:left="360" w:hanging="240"/>
-      </w:pPr>
-      <w:r>
-        <w:rPr>
-          <w:rFonts w:ascii="Malgun Gothic" w:cs="Malgun Gothic" w:eastAsia="Malgun Gothic" w:hAnsi="Malgun Gothic"/>
-          <w:sz w:val="20"/>
-          <w:szCs w:val="20"/>
-        </w:rPr>
-        <w:t xml:space="preserve">•  LiDAR 회전면 수면 높이: +13~17 cm(건현 14 cm 추정, 잠정 확정). 상한 = 부표 노출 높이, 하한 = 파고·물보라. OAK 위(자율 비전, 갑판 +175 mm) / D455 아래(조종 화면, +62 mm).</w:t>
-      </w:r>
-    </w:p>
-    <w:p>
-      <w:pPr>
-        <w:spacing w:after="60" w:line="290"/>
-        <w:ind w:left="360" w:hanging="240"/>
-      </w:pPr>
-      <w:r>
-        <w:rPr>
-          <w:rFonts w:ascii="Malgun Gothic" w:cs="Malgun Gothic" w:eastAsia="Malgun Gothic" w:hAnsi="Malgun Gothic"/>
-          <w:sz w:val="20"/>
-          <w:szCs w:val="20"/>
-        </w:rPr>
-        <w:t xml:space="preserve">•  ⚠️ 부력재: 배수량 대비 전비 질량 ____ kg, 예비부력 ____ %. 부족 시 폐쇄형 폼(EPS/EVA) ____ L 를 선수·선미 빈 공간에 고정.</w:t>
-      </w:r>
-    </w:p>
-    <w:p>
-      <w:pPr>
-        <w:spacing w:after="60" w:line="290"/>
-        <w:ind w:left="360" w:hanging="240"/>
-      </w:pPr>
-      <w:r>
-        <w:rPr>
-          <w:rFonts w:ascii="Malgun Gothic" w:cs="Malgun Gothic" w:eastAsia="Malgun Gothic" w:hAnsi="Malgun Gothic"/>
-          <w:sz w:val="20"/>
-          <w:szCs w:val="20"/>
-        </w:rPr>
-        <w:t xml:space="preserve">•  ⚠️ 수밀 시험: 박스 뚜껑 닫고 ____ 분 살수 → 내부 건조 확인. 스러스터 관통부·러더 축 누수 확인.</w:t>
+        <w:t xml:space="preserve">•  수밀 시험: 선체 및 스러스터 관통부, 갑판 부착부, 컨트롤박스 관통부에 방수 마감 처리 후 실험 수조에서 수밀을 확인하였다.</w:t>
       </w:r>
     </w:p>
     <w:p>
@@ -4694,23 +4461,149 @@
           <w:sz w:val="26"/>
           <w:szCs w:val="26"/>
         </w:rPr>
-        <w:t xml:space="preserve">5) 선체 성능 시험</w:t>
+        <w:t xml:space="preserve">5) 제작 과정</w:t>
       </w:r>
     </w:p>
     <w:p>
       <w:pPr>
-        <w:spacing w:after="100"/>
+        <w:pStyle w:val="Heading3"/>
+        <w:spacing w:after="80" w:before="160"/>
       </w:pPr>
       <w:r>
         <w:rPr>
           <w:rFonts w:ascii="Malgun Gothic" w:cs="Malgun Gothic" w:eastAsia="Malgun Gothic" w:hAnsi="Malgun Gothic"/>
-          <w:i/>
-          <w:iCs/>
-          <w:color w:val="1F7A3A"/>
-          <w:sz w:val="18"/>
-          <w:szCs w:val="18"/>
-        </w:rPr>
-        <w:t xml:space="preserve">▶ 2025 설계심사 1·4위(SeaNU, i-Tricat) 공통: 시험 결과를 수치로 적었다. 수조(5×5 m, 대각선 7 m)·야외에서 아래 표를 채운다. tank_test_plan.html 순서 그대로.</w:t>
+          <w:b/>
+          <w:bCs/>
+          <w:sz w:val="22"/>
+          <w:szCs w:val="22"/>
+        </w:rPr>
+        <w:t xml:space="preserve">5.1) 몰드 제작</w:t>
+      </w:r>
+    </w:p>
+    <w:p>
+      <w:pPr>
+        <w:spacing w:after="100" w:line="300"/>
+      </w:pPr>
+      <w:r>
+        <w:rPr>
+          <w:rFonts w:ascii="Malgun Gothic" w:cs="Malgun Gothic" w:eastAsia="Malgun Gothic" w:hAnsi="Malgun Gothic"/>
+          <w:sz w:val="20"/>
+          <w:szCs w:val="20"/>
+        </w:rPr>
+        <w:t xml:space="preserve">3D 모델링 데이터를 분할 출력(PLA+)하고 에폭시(Six10)로 접합하여 카본(CFRP) 적층용 몰드를 만들었다. 수작업 몰드보다 형상 정밀도와 치수 재현성이 높다. 이후 포리퍼티로 표면 보강 후 사포 마감을 진행하였다.</w:t>
+      </w:r>
+    </w:p>
+    <w:p>
+      <w:pPr>
+        <w:pStyle w:val="Heading3"/>
+        <w:spacing w:after="80" w:before="160"/>
+      </w:pPr>
+      <w:r>
+        <w:rPr>
+          <w:rFonts w:ascii="Malgun Gothic" w:cs="Malgun Gothic" w:eastAsia="Malgun Gothic" w:hAnsi="Malgun Gothic"/>
+          <w:b/>
+          <w:bCs/>
+          <w:sz w:val="22"/>
+          <w:szCs w:val="22"/>
+        </w:rPr>
+        <w:t xml:space="preserve">5.2) 카본섬유 선정 근거 및 적층</w:t>
+      </w:r>
+    </w:p>
+    <w:p>
+      <w:pPr>
+        <w:spacing w:after="100" w:line="300"/>
+      </w:pPr>
+      <w:r>
+        <w:rPr>
+          <w:rFonts w:ascii="Malgun Gothic" w:cs="Malgun Gothic" w:eastAsia="Malgun Gothic" w:hAnsi="Malgun Gothic"/>
+          <w:sz w:val="20"/>
+          <w:szCs w:val="20"/>
+        </w:rPr>
+        <w:t xml:space="preserve">2025년에는 유리섬유(FRP)를 사용하여 선체를 제작하였으나, 2026년에는 선체 경량화와 구조적 강성 향상을 위해 카본섬유(CFRP)를 적용하였다.</w:t>
+      </w:r>
+    </w:p>
+    <w:p>
+      <w:pPr>
+        <w:spacing w:after="100" w:line="300"/>
+      </w:pPr>
+      <w:r>
+        <w:rPr>
+          <w:rFonts w:ascii="Malgun Gothic" w:cs="Malgun Gothic" w:eastAsia="Malgun Gothic" w:hAnsi="Malgun Gothic"/>
+          <w:sz w:val="20"/>
+          <w:szCs w:val="20"/>
+        </w:rPr>
+        <w:t xml:space="preserve">카본섬유는 유리섬유에 비해 밀도가 낮고 단위 중량당 강도와 강성이 우수하여, 선체 중량을 줄이면서도 충분한 구조적 강성을 확보하는 데 유리하다. 특히 선체 중량 감소는 배수량과 흘수를 줄이는 데 도움이 되어 운항 성능 향상을 기대할 수 있다.</w:t>
+      </w:r>
+    </w:p>
+    <w:p>
+      <w:pPr>
+        <w:spacing w:after="100" w:line="300"/>
+      </w:pPr>
+      <w:r>
+        <w:rPr>
+          <w:rFonts w:ascii="Malgun Gothic" w:cs="Malgun Gothic" w:eastAsia="Malgun Gothic" w:hAnsi="Malgun Gothic"/>
+          <w:sz w:val="20"/>
+          <w:szCs w:val="20"/>
+        </w:rPr>
+        <w:t xml:space="preserve">이에 따라 선체와 갑판에 각각 카본섬유 2겹을 적층하였으며, 기존 유리섬유 방식보다 경량화와 구조적 효율성을 높이는 것을 설계 목표로 하였다.</w:t>
+      </w:r>
+    </w:p>
+    <w:p>
+      <w:pPr>
+        <w:pStyle w:val="Heading3"/>
+        <w:spacing w:after="80" w:before="160"/>
+      </w:pPr>
+      <w:r>
+        <w:rPr>
+          <w:rFonts w:ascii="Malgun Gothic" w:cs="Malgun Gothic" w:eastAsia="Malgun Gothic" w:hAnsi="Malgun Gothic"/>
+          <w:b/>
+          <w:bCs/>
+          <w:sz w:val="22"/>
+          <w:szCs w:val="22"/>
+        </w:rPr>
+        <w:t xml:space="preserve">5.3) 수밀</w:t>
+      </w:r>
+    </w:p>
+    <w:p>
+      <w:pPr>
+        <w:spacing w:after="100" w:line="300"/>
+      </w:pPr>
+      <w:r>
+        <w:rPr>
+          <w:rFonts w:ascii="Malgun Gothic" w:cs="Malgun Gothic" w:eastAsia="Malgun Gothic" w:hAnsi="Malgun Gothic"/>
+          <w:sz w:val="20"/>
+          <w:szCs w:val="20"/>
+        </w:rPr>
+        <w:t xml:space="preserve">외벽은 붓을 사용하여 방수제(노루페인트)를 도포하고, 선체 및 스러스터 관통부는 실리콘(TYTAN FIX2)으로 씰링 마감하였다.</w:t>
+      </w:r>
+    </w:p>
+    <w:p>
+      <w:pPr>
+        <w:pStyle w:val="Heading3"/>
+        <w:spacing w:after="80" w:before="160"/>
+      </w:pPr>
+      <w:r>
+        <w:rPr>
+          <w:rFonts w:ascii="Malgun Gothic" w:cs="Malgun Gothic" w:eastAsia="Malgun Gothic" w:hAnsi="Malgun Gothic"/>
+          <w:b/>
+          <w:bCs/>
+          <w:sz w:val="22"/>
+          <w:szCs w:val="22"/>
+        </w:rPr>
+        <w:t xml:space="preserve">5.4) 부착물</w:t>
+      </w:r>
+    </w:p>
+    <w:p>
+      <w:pPr>
+        <w:spacing w:after="100" w:line="300"/>
+      </w:pPr>
+      <w:r>
+        <w:rPr>
+          <w:rFonts w:ascii="Malgun Gothic" w:cs="Malgun Gothic" w:eastAsia="Malgun Gothic" w:hAnsi="Malgun Gothic"/>
+          <w:sz w:val="20"/>
+          <w:szCs w:val="20"/>
+        </w:rPr>
+        <w:t xml:space="preserve">각 부품에 방수제 도포 후 나사로 고정하고, 틈은 에폭시+실리콘 혼합으로 마감하였다(경화 후 탄성 유지 → 진동·충격 응력 완화). 스러스터 부착물은 프로펠러 축이 선저 아래 50 mm 이상이 되도록 제작하였다(Ⅱ-3.3).</w:t>
       </w:r>
     </w:p>
     <w:tbl>
@@ -4726,25 +4619,19 @@
         </w:tblBorders>
       </w:tblPr>
       <w:tblGrid>
-        <w:gridCol w:w="2000"/>
-        <w:gridCol w:w="3760"/>
-        <w:gridCol w:w="1800"/>
-        <w:gridCol w:w="1800"/>
+        <w:gridCol w:w="4680"/>
+        <w:gridCol w:w="4680"/>
       </w:tblGrid>
       <w:tr>
-        <w:trPr>
-          <w:tblHeader/>
-        </w:trPr>
-        <w:tc>
-          <w:tcPr>
-            <w:tcW w:type="dxa" w:w="2000"/>
-            <w:tcBorders>
-              <w:top w:val="single" w:color="000000" w:sz="6"/>
-              <w:left w:val="single" w:color="000000" w:sz="6"/>
-              <w:bottom w:val="single" w:color="000000" w:sz="6"/>
-              <w:right w:val="single" w:color="000000" w:sz="6"/>
-            </w:tcBorders>
-            <w:shd w:fill="E7E6E6" w:color="auto" w:val="clear"/>
+        <w:tc>
+          <w:tcPr>
+            <w:tcW w:type="dxa" w:w="4680"/>
+            <w:tcBorders>
+              <w:top w:val="single" w:color="000000" w:sz="6"/>
+              <w:left w:val="single" w:color="000000" w:sz="6"/>
+              <w:bottom w:val="single" w:color="000000" w:sz="6"/>
+              <w:right w:val="single" w:color="000000" w:sz="6"/>
+            </w:tcBorders>
             <w:tcMar>
               <w:top w:type="dxa" w:w="60"/>
               <w:left w:type="dxa" w:w="90"/>
@@ -4757,34 +4644,46 @@
               <w:jc w:val="center"/>
             </w:pPr>
             <w:r>
-              <w:rPr>
-                <w:rFonts w:ascii="Malgun Gothic" w:cs="Malgun Gothic" w:eastAsia="Malgun Gothic" w:hAnsi="Malgun Gothic"/>
-                <w:b/>
-                <w:bCs/>
-                <w:sz w:val="20"/>
-                <w:szCs w:val="20"/>
-              </w:rPr>
-              <w:t xml:space="preserve">시험</w:t>
-            </w:r>
-          </w:p>
-        </w:tc>
-        <w:tc>
-          <w:tcPr>
-            <w:tcW w:type="dxa" w:w="3760"/>
-            <w:tcBorders>
-              <w:top w:val="single" w:color="000000" w:sz="6"/>
-              <w:left w:val="single" w:color="000000" w:sz="6"/>
-              <w:bottom w:val="single" w:color="000000" w:sz="6"/>
-              <w:right w:val="single" w:color="000000" w:sz="6"/>
-            </w:tcBorders>
-            <w:shd w:fill="E7E6E6" w:color="auto" w:val="clear"/>
-            <w:tcMar>
-              <w:top w:type="dxa" w:w="60"/>
-              <w:left w:type="dxa" w:w="90"/>
-              <w:bottom w:type="dxa" w:w="60"/>
-              <w:right w:type="dxa" w:w="90"/>
-            </w:tcMar>
-          </w:tcPr>
+              <w:drawing>
+                <wp:inline distT="0" distB="0" distL="0" distR="0">
+                  <wp:extent cx="1647825" cy="2190750"/>
+                  <wp:effectExtent t="0" r="0" b="0" l="0"/>
+                  <wp:docPr id="3" name=""/>
+                  <wp:cNvGraphicFramePr>
+                    <a:graphicFrameLocks xmlns:a="http://schemas.openxmlformats.org/drawingml/2006/main" noChangeAspect="1"/>
+                  </wp:cNvGraphicFramePr>
+                  <a:graphic xmlns:a="http://schemas.openxmlformats.org/drawingml/2006/main">
+                    <a:graphicData uri="http://schemas.openxmlformats.org/drawingml/2006/picture">
+                      <pic:pic xmlns:pic="http://schemas.openxmlformats.org/drawingml/2006/picture">
+                        <pic:nvPicPr>
+                          <pic:cNvPr id="0" name="" descr=""/>
+                          <pic:cNvPicPr>
+                            <a:picLocks noChangeAspect="1" noChangeArrowheads="1"/>
+                          </pic:cNvPicPr>
+                        </pic:nvPicPr>
+                        <pic:blipFill>
+                          <a:blip r:embed="rId9" cstate="none"/>
+                          <a:srcRect/>
+                          <a:stretch>
+                            <a:fillRect/>
+                          </a:stretch>
+                        </pic:blipFill>
+                        <pic:spPr bwMode="auto">
+                          <a:xfrm>
+                            <a:off x="0" y="0"/>
+                            <a:ext cx="1647825" cy="2190750"/>
+                          </a:xfrm>
+                          <a:prstGeom prst="rect">
+                            <a:avLst/>
+                          </a:prstGeom>
+                        </pic:spPr>
+                      </pic:pic>
+                    </a:graphicData>
+                  </a:graphic>
+                </wp:inline>
+              </w:drawing>
+            </w:r>
+          </w:p>
           <w:p>
             <w:pPr>
               <w:jc w:val="center"/>
@@ -4792,25 +4691,22 @@
             <w:r>
               <w:rPr>
                 <w:rFonts w:ascii="Malgun Gothic" w:cs="Malgun Gothic" w:eastAsia="Malgun Gothic" w:hAnsi="Malgun Gothic"/>
-                <w:b/>
-                <w:bCs/>
-                <w:sz w:val="20"/>
-                <w:szCs w:val="20"/>
-              </w:rPr>
-              <w:t xml:space="preserve">방법</w:t>
-            </w:r>
-          </w:p>
-        </w:tc>
-        <w:tc>
-          <w:tcPr>
-            <w:tcW w:type="dxa" w:w="1800"/>
-            <w:tcBorders>
-              <w:top w:val="single" w:color="000000" w:sz="6"/>
-              <w:left w:val="single" w:color="000000" w:sz="6"/>
-              <w:bottom w:val="single" w:color="000000" w:sz="6"/>
-              <w:right w:val="single" w:color="000000" w:sz="6"/>
-            </w:tcBorders>
-            <w:shd w:fill="E7E6E6" w:color="auto" w:val="clear"/>
+                <w:sz w:val="20"/>
+                <w:szCs w:val="20"/>
+              </w:rPr>
+              <w:t xml:space="preserve">몰드 제작</w:t>
+            </w:r>
+          </w:p>
+        </w:tc>
+        <w:tc>
+          <w:tcPr>
+            <w:tcW w:type="dxa" w:w="4680"/>
+            <w:tcBorders>
+              <w:top w:val="single" w:color="000000" w:sz="6"/>
+              <w:left w:val="single" w:color="000000" w:sz="6"/>
+              <w:bottom w:val="single" w:color="000000" w:sz="6"/>
+              <w:right w:val="single" w:color="000000" w:sz="6"/>
+            </w:tcBorders>
             <w:tcMar>
               <w:top w:type="dxa" w:w="60"/>
               <w:left w:type="dxa" w:w="90"/>
@@ -4823,34 +4719,46 @@
               <w:jc w:val="center"/>
             </w:pPr>
             <w:r>
-              <w:rPr>
-                <w:rFonts w:ascii="Malgun Gothic" w:cs="Malgun Gothic" w:eastAsia="Malgun Gothic" w:hAnsi="Malgun Gothic"/>
-                <w:b/>
-                <w:bCs/>
-                <w:sz w:val="20"/>
-                <w:szCs w:val="20"/>
-              </w:rPr>
-              <w:t xml:space="preserve">2번배 결과</w:t>
-            </w:r>
-          </w:p>
-        </w:tc>
-        <w:tc>
-          <w:tcPr>
-            <w:tcW w:type="dxa" w:w="1800"/>
-            <w:tcBorders>
-              <w:top w:val="single" w:color="000000" w:sz="6"/>
-              <w:left w:val="single" w:color="000000" w:sz="6"/>
-              <w:bottom w:val="single" w:color="000000" w:sz="6"/>
-              <w:right w:val="single" w:color="000000" w:sz="6"/>
-            </w:tcBorders>
-            <w:shd w:fill="E7E6E6" w:color="auto" w:val="clear"/>
-            <w:tcMar>
-              <w:top w:type="dxa" w:w="60"/>
-              <w:left w:type="dxa" w:w="90"/>
-              <w:bottom w:type="dxa" w:w="60"/>
-              <w:right w:type="dxa" w:w="90"/>
-            </w:tcMar>
-          </w:tcPr>
+              <w:drawing>
+                <wp:inline distT="0" distB="0" distL="0" distR="0">
+                  <wp:extent cx="1647825" cy="2190750"/>
+                  <wp:effectExtent t="0" r="0" b="0" l="0"/>
+                  <wp:docPr id="4" name=""/>
+                  <wp:cNvGraphicFramePr>
+                    <a:graphicFrameLocks xmlns:a="http://schemas.openxmlformats.org/drawingml/2006/main" noChangeAspect="1"/>
+                  </wp:cNvGraphicFramePr>
+                  <a:graphic xmlns:a="http://schemas.openxmlformats.org/drawingml/2006/main">
+                    <a:graphicData uri="http://schemas.openxmlformats.org/drawingml/2006/picture">
+                      <pic:pic xmlns:pic="http://schemas.openxmlformats.org/drawingml/2006/picture">
+                        <pic:nvPicPr>
+                          <pic:cNvPr id="0" name="" descr=""/>
+                          <pic:cNvPicPr>
+                            <a:picLocks noChangeAspect="1" noChangeArrowheads="1"/>
+                          </pic:cNvPicPr>
+                        </pic:nvPicPr>
+                        <pic:blipFill>
+                          <a:blip r:embed="rId10" cstate="none"/>
+                          <a:srcRect/>
+                          <a:stretch>
+                            <a:fillRect/>
+                          </a:stretch>
+                        </pic:blipFill>
+                        <pic:spPr bwMode="auto">
+                          <a:xfrm>
+                            <a:off x="0" y="0"/>
+                            <a:ext cx="1647825" cy="2190750"/>
+                          </a:xfrm>
+                          <a:prstGeom prst="rect">
+                            <a:avLst/>
+                          </a:prstGeom>
+                        </pic:spPr>
+                      </pic:pic>
+                    </a:graphicData>
+                  </a:graphic>
+                </wp:inline>
+              </w:drawing>
+            </w:r>
+          </w:p>
           <w:p>
             <w:pPr>
               <w:jc w:val="center"/>
@@ -4858,12 +4766,10 @@
             <w:r>
               <w:rPr>
                 <w:rFonts w:ascii="Malgun Gothic" w:cs="Malgun Gothic" w:eastAsia="Malgun Gothic" w:hAnsi="Malgun Gothic"/>
-                <w:b/>
-                <w:bCs/>
-                <w:sz w:val="20"/>
-                <w:szCs w:val="20"/>
-              </w:rPr>
-              <w:t xml:space="preserve">일자·조건</w:t>
+                <w:sz w:val="20"/>
+                <w:szCs w:val="20"/>
+              </w:rPr>
+              <w:t xml:space="preserve">카본섬유 적층</w:t>
             </w:r>
           </w:p>
         </w:tc>
@@ -4871,853 +4777,151 @@
       <w:tr>
         <w:tc>
           <w:tcPr>
-            <w:tcW w:type="dxa" w:w="2000"/>
-            <w:tcBorders>
-              <w:top w:val="single" w:color="000000" w:sz="6"/>
-              <w:left w:val="single" w:color="000000" w:sz="6"/>
-              <w:bottom w:val="single" w:color="000000" w:sz="6"/>
-              <w:right w:val="single" w:color="000000" w:sz="6"/>
-            </w:tcBorders>
-            <w:tcMar>
-              <w:top w:type="dxa" w:w="60"/>
-              <w:left w:type="dxa" w:w="90"/>
-              <w:bottom w:type="dxa" w:w="60"/>
-              <w:right w:type="dxa" w:w="90"/>
-            </w:tcMar>
-          </w:tcPr>
-          <w:p>
-            <w:pPr>
-              <w:jc w:val="left"/>
-            </w:pPr>
-            <w:r>
-              <w:rPr>
-                <w:rFonts w:ascii="Malgun Gothic" w:cs="Malgun Gothic" w:eastAsia="Malgun Gothic" w:hAnsi="Malgun Gothic"/>
-                <w:sz w:val="20"/>
-                <w:szCs w:val="20"/>
-              </w:rPr>
-              <w:t xml:space="preserve">흘수·건현 실측</w:t>
-            </w:r>
-          </w:p>
-        </w:tc>
-        <w:tc>
-          <w:tcPr>
-            <w:tcW w:type="dxa" w:w="3760"/>
-            <w:tcBorders>
-              <w:top w:val="single" w:color="000000" w:sz="6"/>
-              <w:left w:val="single" w:color="000000" w:sz="6"/>
-              <w:bottom w:val="single" w:color="000000" w:sz="6"/>
-              <w:right w:val="single" w:color="000000" w:sz="6"/>
-            </w:tcBorders>
-            <w:tcMar>
-              <w:top w:type="dxa" w:w="60"/>
-              <w:left w:type="dxa" w:w="90"/>
-              <w:bottom w:type="dxa" w:w="60"/>
-              <w:right w:type="dxa" w:w="90"/>
-            </w:tcMar>
-          </w:tcPr>
-          <w:p>
-            <w:pPr>
-              <w:jc w:val="left"/>
-            </w:pPr>
-            <w:r>
-              <w:rPr>
-                <w:rFonts w:ascii="Malgun Gothic" w:cs="Malgun Gothic" w:eastAsia="Malgun Gothic" w:hAnsi="Malgun Gothic"/>
-                <w:sz w:val="20"/>
-                <w:szCs w:val="20"/>
-              </w:rPr>
-              <w:t xml:space="preserve">전비 상태 진수, 선수·중앙·선미 3점</w:t>
-            </w:r>
-          </w:p>
-        </w:tc>
-        <w:tc>
-          <w:tcPr>
-            <w:tcW w:type="dxa" w:w="1800"/>
-            <w:tcBorders>
-              <w:top w:val="single" w:color="000000" w:sz="6"/>
-              <w:left w:val="single" w:color="000000" w:sz="6"/>
-              <w:bottom w:val="single" w:color="000000" w:sz="6"/>
-              <w:right w:val="single" w:color="000000" w:sz="6"/>
-            </w:tcBorders>
-            <w:tcMar>
-              <w:top w:type="dxa" w:w="60"/>
-              <w:left w:type="dxa" w:w="90"/>
-              <w:bottom w:type="dxa" w:w="60"/>
-              <w:right w:type="dxa" w:w="90"/>
-            </w:tcMar>
-          </w:tcPr>
-          <w:p>
-            <w:pPr>
-              <w:jc w:val="left"/>
-            </w:pPr>
-            <w:r>
-              <w:rPr>
-                <w:rFonts w:ascii="Malgun Gothic" w:cs="Malgun Gothic" w:eastAsia="Malgun Gothic" w:hAnsi="Malgun Gothic"/>
-                <w:sz w:val="20"/>
-                <w:szCs w:val="20"/>
-              </w:rPr>
-              <w:t xml:space="preserve">____ / ____ mm</w:t>
-            </w:r>
-          </w:p>
-        </w:tc>
-        <w:tc>
-          <w:tcPr>
-            <w:tcW w:type="dxa" w:w="1800"/>
-            <w:tcBorders>
-              <w:top w:val="single" w:color="000000" w:sz="6"/>
-              <w:left w:val="single" w:color="000000" w:sz="6"/>
-              <w:bottom w:val="single" w:color="000000" w:sz="6"/>
-              <w:right w:val="single" w:color="000000" w:sz="6"/>
-            </w:tcBorders>
-            <w:tcMar>
-              <w:top w:type="dxa" w:w="60"/>
-              <w:left w:type="dxa" w:w="90"/>
-              <w:bottom w:type="dxa" w:w="60"/>
-              <w:right w:type="dxa" w:w="90"/>
-            </w:tcMar>
-          </w:tcPr>
-          <w:p>
-            <w:pPr>
-              <w:jc w:val="left"/>
-            </w:pPr>
-            <w:r>
-              <w:rPr>
-                <w:rFonts w:ascii="Malgun Gothic" w:cs="Malgun Gothic" w:eastAsia="Malgun Gothic" w:hAnsi="Malgun Gothic"/>
-                <w:sz w:val="20"/>
-                <w:szCs w:val="20"/>
-              </w:rPr>
-              <w:t xml:space="preserve">____</w:t>
-            </w:r>
-          </w:p>
-        </w:tc>
-      </w:tr>
-      <w:tr>
-        <w:tc>
-          <w:tcPr>
-            <w:tcW w:type="dxa" w:w="2000"/>
-            <w:tcBorders>
-              <w:top w:val="single" w:color="000000" w:sz="6"/>
-              <w:left w:val="single" w:color="000000" w:sz="6"/>
-              <w:bottom w:val="single" w:color="000000" w:sz="6"/>
-              <w:right w:val="single" w:color="000000" w:sz="6"/>
-            </w:tcBorders>
-            <w:tcMar>
-              <w:top w:type="dxa" w:w="60"/>
-              <w:left w:type="dxa" w:w="90"/>
-              <w:bottom w:type="dxa" w:w="60"/>
-              <w:right w:type="dxa" w:w="90"/>
-            </w:tcMar>
-          </w:tcPr>
-          <w:p>
-            <w:pPr>
-              <w:jc w:val="left"/>
-            </w:pPr>
-            <w:r>
-              <w:rPr>
-                <w:rFonts w:ascii="Malgun Gothic" w:cs="Malgun Gothic" w:eastAsia="Malgun Gothic" w:hAnsi="Malgun Gothic"/>
-                <w:sz w:val="20"/>
-                <w:szCs w:val="20"/>
-              </w:rPr>
-              <w:t xml:space="preserve">직진 (RC)</w:t>
-            </w:r>
-          </w:p>
-        </w:tc>
-        <w:tc>
-          <w:tcPr>
-            <w:tcW w:type="dxa" w:w="3760"/>
-            <w:tcBorders>
-              <w:top w:val="single" w:color="000000" w:sz="6"/>
-              <w:left w:val="single" w:color="000000" w:sz="6"/>
-              <w:bottom w:val="single" w:color="000000" w:sz="6"/>
-              <w:right w:val="single" w:color="000000" w:sz="6"/>
-            </w:tcBorders>
-            <w:tcMar>
-              <w:top w:type="dxa" w:w="60"/>
-              <w:left w:type="dxa" w:w="90"/>
-              <w:bottom w:type="dxa" w:w="60"/>
-              <w:right w:type="dxa" w:w="90"/>
-            </w:tcMar>
-          </w:tcPr>
-          <w:p>
-            <w:pPr>
-              <w:jc w:val="left"/>
-            </w:pPr>
-            <w:r>
-              <w:rPr>
-                <w:rFonts w:ascii="Malgun Gothic" w:cs="Malgun Gothic" w:eastAsia="Malgun Gothic" w:hAnsi="Malgun Gothic"/>
-                <w:sz w:val="20"/>
-                <w:szCs w:val="20"/>
-              </w:rPr>
-              <w:t xml:space="preserve">대각선 7 m 왕복 시간, 편향 각</w:t>
-            </w:r>
-          </w:p>
-        </w:tc>
-        <w:tc>
-          <w:tcPr>
-            <w:tcW w:type="dxa" w:w="1800"/>
-            <w:tcBorders>
-              <w:top w:val="single" w:color="000000" w:sz="6"/>
-              <w:left w:val="single" w:color="000000" w:sz="6"/>
-              <w:bottom w:val="single" w:color="000000" w:sz="6"/>
-              <w:right w:val="single" w:color="000000" w:sz="6"/>
-            </w:tcBorders>
-            <w:tcMar>
-              <w:top w:type="dxa" w:w="60"/>
-              <w:left w:type="dxa" w:w="90"/>
-              <w:bottom w:type="dxa" w:w="60"/>
-              <w:right w:type="dxa" w:w="90"/>
-            </w:tcMar>
-          </w:tcPr>
-          <w:p>
-            <w:pPr>
-              <w:jc w:val="left"/>
-            </w:pPr>
-            <w:r>
-              <w:rPr>
-                <w:rFonts w:ascii="Malgun Gothic" w:cs="Malgun Gothic" w:eastAsia="Malgun Gothic" w:hAnsi="Malgun Gothic"/>
-                <w:sz w:val="20"/>
-                <w:szCs w:val="20"/>
-              </w:rPr>
-              <w:t xml:space="preserve">____ s, ____ °</w:t>
-            </w:r>
-          </w:p>
-        </w:tc>
-        <w:tc>
-          <w:tcPr>
-            <w:tcW w:type="dxa" w:w="1800"/>
-            <w:tcBorders>
-              <w:top w:val="single" w:color="000000" w:sz="6"/>
-              <w:left w:val="single" w:color="000000" w:sz="6"/>
-              <w:bottom w:val="single" w:color="000000" w:sz="6"/>
-              <w:right w:val="single" w:color="000000" w:sz="6"/>
-            </w:tcBorders>
-            <w:tcMar>
-              <w:top w:type="dxa" w:w="60"/>
-              <w:left w:type="dxa" w:w="90"/>
-              <w:bottom w:type="dxa" w:w="60"/>
-              <w:right w:type="dxa" w:w="90"/>
-            </w:tcMar>
-          </w:tcPr>
-          <w:p>
-            <w:pPr>
-              <w:jc w:val="left"/>
-            </w:pPr>
-            <w:r>
-              <w:rPr>
-                <w:rFonts w:ascii="Malgun Gothic" w:cs="Malgun Gothic" w:eastAsia="Malgun Gothic" w:hAnsi="Malgun Gothic"/>
-                <w:sz w:val="20"/>
-                <w:szCs w:val="20"/>
-              </w:rPr>
-              <w:t xml:space="preserve">____</w:t>
-            </w:r>
-          </w:p>
-        </w:tc>
-      </w:tr>
-      <w:tr>
-        <w:tc>
-          <w:tcPr>
-            <w:tcW w:type="dxa" w:w="2000"/>
-            <w:tcBorders>
-              <w:top w:val="single" w:color="000000" w:sz="6"/>
-              <w:left w:val="single" w:color="000000" w:sz="6"/>
-              <w:bottom w:val="single" w:color="000000" w:sz="6"/>
-              <w:right w:val="single" w:color="000000" w:sz="6"/>
-            </w:tcBorders>
-            <w:tcMar>
-              <w:top w:type="dxa" w:w="60"/>
-              <w:left w:type="dxa" w:w="90"/>
-              <w:bottom w:type="dxa" w:w="60"/>
-              <w:right w:type="dxa" w:w="90"/>
-            </w:tcMar>
-          </w:tcPr>
-          <w:p>
-            <w:pPr>
-              <w:jc w:val="left"/>
-            </w:pPr>
-            <w:r>
-              <w:rPr>
-                <w:rFonts w:ascii="Malgun Gothic" w:cs="Malgun Gothic" w:eastAsia="Malgun Gothic" w:hAnsi="Malgun Gothic"/>
-                <w:sz w:val="20"/>
-                <w:szCs w:val="20"/>
-              </w:rPr>
-              <w:t xml:space="preserve">제자리 선회</w:t>
-            </w:r>
-          </w:p>
-        </w:tc>
-        <w:tc>
-          <w:tcPr>
-            <w:tcW w:type="dxa" w:w="3760"/>
-            <w:tcBorders>
-              <w:top w:val="single" w:color="000000" w:sz="6"/>
-              <w:left w:val="single" w:color="000000" w:sz="6"/>
-              <w:bottom w:val="single" w:color="000000" w:sz="6"/>
-              <w:right w:val="single" w:color="000000" w:sz="6"/>
-            </w:tcBorders>
-            <w:tcMar>
-              <w:top w:type="dxa" w:w="60"/>
-              <w:left w:type="dxa" w:w="90"/>
-              <w:bottom w:type="dxa" w:w="60"/>
-              <w:right w:type="dxa" w:w="90"/>
-            </w:tcMar>
-          </w:tcPr>
-          <w:p>
-            <w:pPr>
-              <w:jc w:val="left"/>
-            </w:pPr>
-            <w:r>
-              <w:rPr>
-                <w:rFonts w:ascii="Malgun Gothic" w:cs="Malgun Gothic" w:eastAsia="Malgun Gothic" w:hAnsi="Malgun Gothic"/>
-                <w:sz w:val="20"/>
-                <w:szCs w:val="20"/>
-              </w:rPr>
-              <w:t xml:space="preserve">spin_forward_pwm 1400/1600, 360° 시간</w:t>
-            </w:r>
-          </w:p>
-        </w:tc>
-        <w:tc>
-          <w:tcPr>
-            <w:tcW w:type="dxa" w:w="1800"/>
-            <w:tcBorders>
-              <w:top w:val="single" w:color="000000" w:sz="6"/>
-              <w:left w:val="single" w:color="000000" w:sz="6"/>
-              <w:bottom w:val="single" w:color="000000" w:sz="6"/>
-              <w:right w:val="single" w:color="000000" w:sz="6"/>
-            </w:tcBorders>
-            <w:tcMar>
-              <w:top w:type="dxa" w:w="60"/>
-              <w:left w:type="dxa" w:w="90"/>
-              <w:bottom w:type="dxa" w:w="60"/>
-              <w:right w:type="dxa" w:w="90"/>
-            </w:tcMar>
-          </w:tcPr>
-          <w:p>
-            <w:pPr>
-              <w:jc w:val="left"/>
-            </w:pPr>
-            <w:r>
-              <w:rPr>
-                <w:rFonts w:ascii="Malgun Gothic" w:cs="Malgun Gothic" w:eastAsia="Malgun Gothic" w:hAnsi="Malgun Gothic"/>
-                <w:sz w:val="20"/>
-                <w:szCs w:val="20"/>
-              </w:rPr>
-              <w:t xml:space="preserve">____ s</w:t>
-            </w:r>
-          </w:p>
-        </w:tc>
-        <w:tc>
-          <w:tcPr>
-            <w:tcW w:type="dxa" w:w="1800"/>
-            <w:tcBorders>
-              <w:top w:val="single" w:color="000000" w:sz="6"/>
-              <w:left w:val="single" w:color="000000" w:sz="6"/>
-              <w:bottom w:val="single" w:color="000000" w:sz="6"/>
-              <w:right w:val="single" w:color="000000" w:sz="6"/>
-            </w:tcBorders>
-            <w:tcMar>
-              <w:top w:type="dxa" w:w="60"/>
-              <w:left w:type="dxa" w:w="90"/>
-              <w:bottom w:type="dxa" w:w="60"/>
-              <w:right w:type="dxa" w:w="90"/>
-            </w:tcMar>
-          </w:tcPr>
-          <w:p>
-            <w:pPr>
-              <w:jc w:val="left"/>
-            </w:pPr>
-            <w:r>
-              <w:rPr>
-                <w:rFonts w:ascii="Malgun Gothic" w:cs="Malgun Gothic" w:eastAsia="Malgun Gothic" w:hAnsi="Malgun Gothic"/>
-                <w:sz w:val="20"/>
-                <w:szCs w:val="20"/>
-              </w:rPr>
-              <w:t xml:space="preserve">____</w:t>
-            </w:r>
-          </w:p>
-        </w:tc>
-      </w:tr>
-      <w:tr>
-        <w:tc>
-          <w:tcPr>
-            <w:tcW w:type="dxa" w:w="2000"/>
-            <w:tcBorders>
-              <w:top w:val="single" w:color="000000" w:sz="6"/>
-              <w:left w:val="single" w:color="000000" w:sz="6"/>
-              <w:bottom w:val="single" w:color="000000" w:sz="6"/>
-              <w:right w:val="single" w:color="000000" w:sz="6"/>
-            </w:tcBorders>
-            <w:tcMar>
-              <w:top w:type="dxa" w:w="60"/>
-              <w:left w:type="dxa" w:w="90"/>
-              <w:bottom w:type="dxa" w:w="60"/>
-              <w:right w:type="dxa" w:w="90"/>
-            </w:tcMar>
-          </w:tcPr>
-          <w:p>
-            <w:pPr>
-              <w:jc w:val="left"/>
-            </w:pPr>
-            <w:r>
-              <w:rPr>
-                <w:rFonts w:ascii="Malgun Gothic" w:cs="Malgun Gothic" w:eastAsia="Malgun Gothic" w:hAnsi="Malgun Gothic"/>
-                <w:sz w:val="20"/>
-                <w:szCs w:val="20"/>
-              </w:rPr>
-              <w:t xml:space="preserve">정지 거리</w:t>
-            </w:r>
-          </w:p>
-        </w:tc>
-        <w:tc>
-          <w:tcPr>
-            <w:tcW w:type="dxa" w:w="3760"/>
-            <w:tcBorders>
-              <w:top w:val="single" w:color="000000" w:sz="6"/>
-              <w:left w:val="single" w:color="000000" w:sz="6"/>
-              <w:bottom w:val="single" w:color="000000" w:sz="6"/>
-              <w:right w:val="single" w:color="000000" w:sz="6"/>
-            </w:tcBorders>
-            <w:tcMar>
-              <w:top w:type="dxa" w:w="60"/>
-              <w:left w:type="dxa" w:w="90"/>
-              <w:bottom w:type="dxa" w:w="60"/>
-              <w:right w:type="dxa" w:w="90"/>
-            </w:tcMar>
-          </w:tcPr>
-          <w:p>
-            <w:pPr>
-              <w:jc w:val="left"/>
-            </w:pPr>
-            <w:r>
-              <w:rPr>
-                <w:rFonts w:ascii="Malgun Gothic" w:cs="Malgun Gothic" w:eastAsia="Malgun Gothic" w:hAnsi="Malgun Gothic"/>
-                <w:sz w:val="20"/>
-                <w:szCs w:val="20"/>
-              </w:rPr>
-              <w:t xml:space="preserve">전진 base_pwm 1360 → 1500, 정지까지 거리</w:t>
-            </w:r>
-          </w:p>
-        </w:tc>
-        <w:tc>
-          <w:tcPr>
-            <w:tcW w:type="dxa" w:w="1800"/>
-            <w:tcBorders>
-              <w:top w:val="single" w:color="000000" w:sz="6"/>
-              <w:left w:val="single" w:color="000000" w:sz="6"/>
-              <w:bottom w:val="single" w:color="000000" w:sz="6"/>
-              <w:right w:val="single" w:color="000000" w:sz="6"/>
-            </w:tcBorders>
-            <w:tcMar>
-              <w:top w:type="dxa" w:w="60"/>
-              <w:left w:type="dxa" w:w="90"/>
-              <w:bottom w:type="dxa" w:w="60"/>
-              <w:right w:type="dxa" w:w="90"/>
-            </w:tcMar>
-          </w:tcPr>
-          <w:p>
-            <w:pPr>
-              <w:jc w:val="left"/>
-            </w:pPr>
-            <w:r>
-              <w:rPr>
-                <w:rFonts w:ascii="Malgun Gothic" w:cs="Malgun Gothic" w:eastAsia="Malgun Gothic" w:hAnsi="Malgun Gothic"/>
-                <w:sz w:val="20"/>
-                <w:szCs w:val="20"/>
-              </w:rPr>
-              <w:t xml:space="preserve">____ m</w:t>
-            </w:r>
-          </w:p>
-        </w:tc>
-        <w:tc>
-          <w:tcPr>
-            <w:tcW w:type="dxa" w:w="1800"/>
-            <w:tcBorders>
-              <w:top w:val="single" w:color="000000" w:sz="6"/>
-              <w:left w:val="single" w:color="000000" w:sz="6"/>
-              <w:bottom w:val="single" w:color="000000" w:sz="6"/>
-              <w:right w:val="single" w:color="000000" w:sz="6"/>
-            </w:tcBorders>
-            <w:tcMar>
-              <w:top w:type="dxa" w:w="60"/>
-              <w:left w:type="dxa" w:w="90"/>
-              <w:bottom w:type="dxa" w:w="60"/>
-              <w:right w:type="dxa" w:w="90"/>
-            </w:tcMar>
-          </w:tcPr>
-          <w:p>
-            <w:pPr>
-              <w:jc w:val="left"/>
-            </w:pPr>
-            <w:r>
-              <w:rPr>
-                <w:rFonts w:ascii="Malgun Gothic" w:cs="Malgun Gothic" w:eastAsia="Malgun Gothic" w:hAnsi="Malgun Gothic"/>
-                <w:sz w:val="20"/>
-                <w:szCs w:val="20"/>
-              </w:rPr>
-              <w:t xml:space="preserve">____</w:t>
-            </w:r>
-          </w:p>
-        </w:tc>
-      </w:tr>
-      <w:tr>
-        <w:tc>
-          <w:tcPr>
-            <w:tcW w:type="dxa" w:w="2000"/>
-            <w:tcBorders>
-              <w:top w:val="single" w:color="000000" w:sz="6"/>
-              <w:left w:val="single" w:color="000000" w:sz="6"/>
-              <w:bottom w:val="single" w:color="000000" w:sz="6"/>
-              <w:right w:val="single" w:color="000000" w:sz="6"/>
-            </w:tcBorders>
-            <w:tcMar>
-              <w:top w:type="dxa" w:w="60"/>
-              <w:left w:type="dxa" w:w="90"/>
-              <w:bottom w:type="dxa" w:w="60"/>
-              <w:right w:type="dxa" w:w="90"/>
-            </w:tcMar>
-          </w:tcPr>
-          <w:p>
-            <w:pPr>
-              <w:jc w:val="left"/>
-            </w:pPr>
-            <w:r>
-              <w:rPr>
-                <w:rFonts w:ascii="Malgun Gothic" w:cs="Malgun Gothic" w:eastAsia="Malgun Gothic" w:hAnsi="Malgun Gothic"/>
-                <w:sz w:val="20"/>
-                <w:szCs w:val="20"/>
-              </w:rPr>
-              <w:t xml:space="preserve">게이트 2 m 통과</w:t>
-            </w:r>
-          </w:p>
-        </w:tc>
-        <w:tc>
-          <w:tcPr>
-            <w:tcW w:type="dxa" w:w="3760"/>
-            <w:tcBorders>
-              <w:top w:val="single" w:color="000000" w:sz="6"/>
-              <w:left w:val="single" w:color="000000" w:sz="6"/>
-              <w:bottom w:val="single" w:color="000000" w:sz="6"/>
-              <w:right w:val="single" w:color="000000" w:sz="6"/>
-            </w:tcBorders>
-            <w:tcMar>
-              <w:top w:type="dxa" w:w="60"/>
-              <w:left w:type="dxa" w:w="90"/>
-              <w:bottom w:type="dxa" w:w="60"/>
-              <w:right w:type="dxa" w:w="90"/>
-            </w:tcMar>
-          </w:tcPr>
-          <w:p>
-            <w:pPr>
-              <w:jc w:val="left"/>
-            </w:pPr>
-            <w:r>
-              <w:rPr>
-                <w:rFonts w:ascii="Malgun Gothic" w:cs="Malgun Gothic" w:eastAsia="Malgun Gothic" w:hAnsi="Malgun Gothic"/>
-                <w:sz w:val="20"/>
-                <w:szCs w:val="20"/>
-              </w:rPr>
-              <w:t xml:space="preserve">부표 2개, 자율 통과 성공 / 시도</w:t>
-            </w:r>
-          </w:p>
-        </w:tc>
-        <w:tc>
-          <w:tcPr>
-            <w:tcW w:type="dxa" w:w="1800"/>
-            <w:tcBorders>
-              <w:top w:val="single" w:color="000000" w:sz="6"/>
-              <w:left w:val="single" w:color="000000" w:sz="6"/>
-              <w:bottom w:val="single" w:color="000000" w:sz="6"/>
-              <w:right w:val="single" w:color="000000" w:sz="6"/>
-            </w:tcBorders>
-            <w:tcMar>
-              <w:top w:type="dxa" w:w="60"/>
-              <w:left w:type="dxa" w:w="90"/>
-              <w:bottom w:type="dxa" w:w="60"/>
-              <w:right w:type="dxa" w:w="90"/>
-            </w:tcMar>
-          </w:tcPr>
-          <w:p>
-            <w:pPr>
-              <w:jc w:val="left"/>
-            </w:pPr>
-            <w:r>
-              <w:rPr>
-                <w:rFonts w:ascii="Malgun Gothic" w:cs="Malgun Gothic" w:eastAsia="Malgun Gothic" w:hAnsi="Malgun Gothic"/>
-                <w:sz w:val="20"/>
-                <w:szCs w:val="20"/>
-              </w:rPr>
-              <w:t xml:space="preserve">____ / ____</w:t>
-            </w:r>
-          </w:p>
-        </w:tc>
-        <w:tc>
-          <w:tcPr>
-            <w:tcW w:type="dxa" w:w="1800"/>
-            <w:tcBorders>
-              <w:top w:val="single" w:color="000000" w:sz="6"/>
-              <w:left w:val="single" w:color="000000" w:sz="6"/>
-              <w:bottom w:val="single" w:color="000000" w:sz="6"/>
-              <w:right w:val="single" w:color="000000" w:sz="6"/>
-            </w:tcBorders>
-            <w:tcMar>
-              <w:top w:type="dxa" w:w="60"/>
-              <w:left w:type="dxa" w:w="90"/>
-              <w:bottom w:type="dxa" w:w="60"/>
-              <w:right w:type="dxa" w:w="90"/>
-            </w:tcMar>
-          </w:tcPr>
-          <w:p>
-            <w:pPr>
-              <w:jc w:val="left"/>
-            </w:pPr>
-            <w:r>
-              <w:rPr>
-                <w:rFonts w:ascii="Malgun Gothic" w:cs="Malgun Gothic" w:eastAsia="Malgun Gothic" w:hAnsi="Malgun Gothic"/>
-                <w:sz w:val="20"/>
-                <w:szCs w:val="20"/>
-              </w:rPr>
-              <w:t xml:space="preserve">____</w:t>
-            </w:r>
-          </w:p>
-        </w:tc>
-      </w:tr>
-      <w:tr>
-        <w:tc>
-          <w:tcPr>
-            <w:tcW w:type="dxa" w:w="2000"/>
-            <w:tcBorders>
-              <w:top w:val="single" w:color="000000" w:sz="6"/>
-              <w:left w:val="single" w:color="000000" w:sz="6"/>
-              <w:bottom w:val="single" w:color="000000" w:sz="6"/>
-              <w:right w:val="single" w:color="000000" w:sz="6"/>
-            </w:tcBorders>
-            <w:tcMar>
-              <w:top w:type="dxa" w:w="60"/>
-              <w:left w:type="dxa" w:w="90"/>
-              <w:bottom w:type="dxa" w:w="60"/>
-              <w:right w:type="dxa" w:w="90"/>
-            </w:tcMar>
-          </w:tcPr>
-          <w:p>
-            <w:pPr>
-              <w:jc w:val="left"/>
-            </w:pPr>
-            <w:r>
-              <w:rPr>
-                <w:rFonts w:ascii="Malgun Gothic" w:cs="Malgun Gothic" w:eastAsia="Malgun Gothic" w:hAnsi="Malgun Gothic"/>
-                <w:sz w:val="20"/>
-                <w:szCs w:val="20"/>
-              </w:rPr>
-              <w:t xml:space="preserve">위치유지</w:t>
-            </w:r>
-          </w:p>
-        </w:tc>
-        <w:tc>
-          <w:tcPr>
-            <w:tcW w:type="dxa" w:w="3760"/>
-            <w:tcBorders>
-              <w:top w:val="single" w:color="000000" w:sz="6"/>
-              <w:left w:val="single" w:color="000000" w:sz="6"/>
-              <w:bottom w:val="single" w:color="000000" w:sz="6"/>
-              <w:right w:val="single" w:color="000000" w:sz="6"/>
-            </w:tcBorders>
-            <w:tcMar>
-              <w:top w:type="dxa" w:w="60"/>
-              <w:left w:type="dxa" w:w="90"/>
-              <w:bottom w:type="dxa" w:w="60"/>
-              <w:right w:type="dxa" w:w="90"/>
-            </w:tcMar>
-          </w:tcPr>
-          <w:p>
-            <w:pPr>
-              <w:jc w:val="left"/>
-            </w:pPr>
-            <w:r>
-              <w:rPr>
-                <w:rFonts w:ascii="Malgun Gothic" w:cs="Malgun Gothic" w:eastAsia="Malgun Gothic" w:hAnsi="Malgun Gothic"/>
-                <w:sz w:val="20"/>
-                <w:szCs w:val="20"/>
-              </w:rPr>
-              <w:t xml:space="preserve">부표 5 m 내 5초 유지 성공 / 시도</w:t>
-            </w:r>
-          </w:p>
-        </w:tc>
-        <w:tc>
-          <w:tcPr>
-            <w:tcW w:type="dxa" w:w="1800"/>
-            <w:tcBorders>
-              <w:top w:val="single" w:color="000000" w:sz="6"/>
-              <w:left w:val="single" w:color="000000" w:sz="6"/>
-              <w:bottom w:val="single" w:color="000000" w:sz="6"/>
-              <w:right w:val="single" w:color="000000" w:sz="6"/>
-            </w:tcBorders>
-            <w:tcMar>
-              <w:top w:type="dxa" w:w="60"/>
-              <w:left w:type="dxa" w:w="90"/>
-              <w:bottom w:type="dxa" w:w="60"/>
-              <w:right w:type="dxa" w:w="90"/>
-            </w:tcMar>
-          </w:tcPr>
-          <w:p>
-            <w:pPr>
-              <w:jc w:val="left"/>
-            </w:pPr>
-            <w:r>
-              <w:rPr>
-                <w:rFonts w:ascii="Malgun Gothic" w:cs="Malgun Gothic" w:eastAsia="Malgun Gothic" w:hAnsi="Malgun Gothic"/>
-                <w:sz w:val="20"/>
-                <w:szCs w:val="20"/>
-              </w:rPr>
-              <w:t xml:space="preserve">____ / ____</w:t>
-            </w:r>
-          </w:p>
-        </w:tc>
-        <w:tc>
-          <w:tcPr>
-            <w:tcW w:type="dxa" w:w="1800"/>
-            <w:tcBorders>
-              <w:top w:val="single" w:color="000000" w:sz="6"/>
-              <w:left w:val="single" w:color="000000" w:sz="6"/>
-              <w:bottom w:val="single" w:color="000000" w:sz="6"/>
-              <w:right w:val="single" w:color="000000" w:sz="6"/>
-            </w:tcBorders>
-            <w:tcMar>
-              <w:top w:type="dxa" w:w="60"/>
-              <w:left w:type="dxa" w:w="90"/>
-              <w:bottom w:type="dxa" w:w="60"/>
-              <w:right w:type="dxa" w:w="90"/>
-            </w:tcMar>
-          </w:tcPr>
-          <w:p>
-            <w:pPr>
-              <w:jc w:val="left"/>
-            </w:pPr>
-            <w:r>
-              <w:rPr>
-                <w:rFonts w:ascii="Malgun Gothic" w:cs="Malgun Gothic" w:eastAsia="Malgun Gothic" w:hAnsi="Malgun Gothic"/>
-                <w:sz w:val="20"/>
-                <w:szCs w:val="20"/>
-              </w:rPr>
-              <w:t xml:space="preserve">____</w:t>
-            </w:r>
-          </w:p>
-        </w:tc>
-      </w:tr>
-      <w:tr>
-        <w:tc>
-          <w:tcPr>
-            <w:tcW w:type="dxa" w:w="2000"/>
-            <w:tcBorders>
-              <w:top w:val="single" w:color="000000" w:sz="6"/>
-              <w:left w:val="single" w:color="000000" w:sz="6"/>
-              <w:bottom w:val="single" w:color="000000" w:sz="6"/>
-              <w:right w:val="single" w:color="000000" w:sz="6"/>
-            </w:tcBorders>
-            <w:tcMar>
-              <w:top w:type="dxa" w:w="60"/>
-              <w:left w:type="dxa" w:w="90"/>
-              <w:bottom w:type="dxa" w:w="60"/>
-              <w:right w:type="dxa" w:w="90"/>
-            </w:tcMar>
-          </w:tcPr>
-          <w:p>
-            <w:pPr>
-              <w:jc w:val="left"/>
-            </w:pPr>
-            <w:r>
-              <w:rPr>
-                <w:rFonts w:ascii="Malgun Gothic" w:cs="Malgun Gothic" w:eastAsia="Malgun Gothic" w:hAnsi="Malgun Gothic"/>
-                <w:sz w:val="20"/>
-                <w:szCs w:val="20"/>
-              </w:rPr>
-              <w:t xml:space="preserve">인식 유실 빈도</w:t>
-            </w:r>
-          </w:p>
-        </w:tc>
-        <w:tc>
-          <w:tcPr>
-            <w:tcW w:type="dxa" w:w="3760"/>
-            <w:tcBorders>
-              <w:top w:val="single" w:color="000000" w:sz="6"/>
-              <w:left w:val="single" w:color="000000" w:sz="6"/>
-              <w:bottom w:val="single" w:color="000000" w:sz="6"/>
-              <w:right w:val="single" w:color="000000" w:sz="6"/>
-            </w:tcBorders>
-            <w:tcMar>
-              <w:top w:type="dxa" w:w="60"/>
-              <w:left w:type="dxa" w:w="90"/>
-              <w:bottom w:type="dxa" w:w="60"/>
-              <w:right w:type="dxa" w:w="90"/>
-            </w:tcMar>
-          </w:tcPr>
-          <w:p>
-            <w:pPr>
-              <w:jc w:val="left"/>
-            </w:pPr>
-            <w:r>
-              <w:rPr>
-                <w:rFonts w:ascii="Malgun Gothic" w:cs="Malgun Gothic" w:eastAsia="Malgun Gothic" w:hAnsi="Malgun Gothic"/>
-                <w:sz w:val="20"/>
-                <w:szCs w:val="20"/>
-              </w:rPr>
-              <w:t xml:space="preserve">색 부표 10 m 접근 중 /image_angle 끊김 횟수</w:t>
-            </w:r>
-          </w:p>
-        </w:tc>
-        <w:tc>
-          <w:tcPr>
-            <w:tcW w:type="dxa" w:w="1800"/>
-            <w:tcBorders>
-              <w:top w:val="single" w:color="000000" w:sz="6"/>
-              <w:left w:val="single" w:color="000000" w:sz="6"/>
-              <w:bottom w:val="single" w:color="000000" w:sz="6"/>
-              <w:right w:val="single" w:color="000000" w:sz="6"/>
-            </w:tcBorders>
-            <w:tcMar>
-              <w:top w:type="dxa" w:w="60"/>
-              <w:left w:type="dxa" w:w="90"/>
-              <w:bottom w:type="dxa" w:w="60"/>
-              <w:right w:type="dxa" w:w="90"/>
-            </w:tcMar>
-          </w:tcPr>
-          <w:p>
-            <w:pPr>
-              <w:jc w:val="left"/>
-            </w:pPr>
-            <w:r>
-              <w:rPr>
-                <w:rFonts w:ascii="Malgun Gothic" w:cs="Malgun Gothic" w:eastAsia="Malgun Gothic" w:hAnsi="Malgun Gothic"/>
-                <w:sz w:val="20"/>
-                <w:szCs w:val="20"/>
-              </w:rPr>
-              <w:t xml:space="preserve">____</w:t>
-            </w:r>
-          </w:p>
-        </w:tc>
-        <w:tc>
-          <w:tcPr>
-            <w:tcW w:type="dxa" w:w="1800"/>
-            <w:tcBorders>
-              <w:top w:val="single" w:color="000000" w:sz="6"/>
-              <w:left w:val="single" w:color="000000" w:sz="6"/>
-              <w:bottom w:val="single" w:color="000000" w:sz="6"/>
-              <w:right w:val="single" w:color="000000" w:sz="6"/>
-            </w:tcBorders>
-            <w:tcMar>
-              <w:top w:type="dxa" w:w="60"/>
-              <w:left w:type="dxa" w:w="90"/>
-              <w:bottom w:type="dxa" w:w="60"/>
-              <w:right w:type="dxa" w:w="90"/>
-            </w:tcMar>
-          </w:tcPr>
-          <w:p>
-            <w:pPr>
-              <w:jc w:val="left"/>
-            </w:pPr>
-            <w:r>
-              <w:rPr>
-                <w:rFonts w:ascii="Malgun Gothic" w:cs="Malgun Gothic" w:eastAsia="Malgun Gothic" w:hAnsi="Malgun Gothic"/>
-                <w:sz w:val="20"/>
-                <w:szCs w:val="20"/>
-              </w:rPr>
-              <w:t xml:space="preserve">____</w:t>
+            <w:tcW w:type="dxa" w:w="4680"/>
+            <w:tcBorders>
+              <w:top w:val="single" w:color="000000" w:sz="6"/>
+              <w:left w:val="single" w:color="000000" w:sz="6"/>
+              <w:bottom w:val="single" w:color="000000" w:sz="6"/>
+              <w:right w:val="single" w:color="000000" w:sz="6"/>
+            </w:tcBorders>
+            <w:tcMar>
+              <w:top w:type="dxa" w:w="60"/>
+              <w:left w:type="dxa" w:w="90"/>
+              <w:bottom w:type="dxa" w:w="60"/>
+              <w:right w:type="dxa" w:w="90"/>
+            </w:tcMar>
+          </w:tcPr>
+          <w:p>
+            <w:pPr>
+              <w:jc w:val="center"/>
+            </w:pPr>
+            <w:r>
+              <w:drawing>
+                <wp:inline distT="0" distB="0" distL="0" distR="0">
+                  <wp:extent cx="1647825" cy="2190750"/>
+                  <wp:effectExtent t="0" r="0" b="0" l="0"/>
+                  <wp:docPr id="5" name=""/>
+                  <wp:cNvGraphicFramePr>
+                    <a:graphicFrameLocks xmlns:a="http://schemas.openxmlformats.org/drawingml/2006/main" noChangeAspect="1"/>
+                  </wp:cNvGraphicFramePr>
+                  <a:graphic xmlns:a="http://schemas.openxmlformats.org/drawingml/2006/main">
+                    <a:graphicData uri="http://schemas.openxmlformats.org/drawingml/2006/picture">
+                      <pic:pic xmlns:pic="http://schemas.openxmlformats.org/drawingml/2006/picture">
+                        <pic:nvPicPr>
+                          <pic:cNvPr id="0" name="" descr=""/>
+                          <pic:cNvPicPr>
+                            <a:picLocks noChangeAspect="1" noChangeArrowheads="1"/>
+                          </pic:cNvPicPr>
+                        </pic:nvPicPr>
+                        <pic:blipFill>
+                          <a:blip r:embed="rId11" cstate="none"/>
+                          <a:srcRect/>
+                          <a:stretch>
+                            <a:fillRect/>
+                          </a:stretch>
+                        </pic:blipFill>
+                        <pic:spPr bwMode="auto">
+                          <a:xfrm>
+                            <a:off x="0" y="0"/>
+                            <a:ext cx="1647825" cy="2190750"/>
+                          </a:xfrm>
+                          <a:prstGeom prst="rect">
+                            <a:avLst/>
+                          </a:prstGeom>
+                        </pic:spPr>
+                      </pic:pic>
+                    </a:graphicData>
+                  </a:graphic>
+                </wp:inline>
+              </w:drawing>
+            </w:r>
+          </w:p>
+          <w:p>
+            <w:pPr>
+              <w:jc w:val="center"/>
+            </w:pPr>
+            <w:r>
+              <w:rPr>
+                <w:rFonts w:ascii="Malgun Gothic" w:cs="Malgun Gothic" w:eastAsia="Malgun Gothic" w:hAnsi="Malgun Gothic"/>
+                <w:sz w:val="20"/>
+                <w:szCs w:val="20"/>
+              </w:rPr>
+              <w:t xml:space="preserve">수밀</w:t>
+            </w:r>
+          </w:p>
+        </w:tc>
+        <w:tc>
+          <w:tcPr>
+            <w:tcW w:type="dxa" w:w="4680"/>
+            <w:tcBorders>
+              <w:top w:val="single" w:color="000000" w:sz="6"/>
+              <w:left w:val="single" w:color="000000" w:sz="6"/>
+              <w:bottom w:val="single" w:color="000000" w:sz="6"/>
+              <w:right w:val="single" w:color="000000" w:sz="6"/>
+            </w:tcBorders>
+            <w:tcMar>
+              <w:top w:type="dxa" w:w="60"/>
+              <w:left w:type="dxa" w:w="90"/>
+              <w:bottom w:type="dxa" w:w="60"/>
+              <w:right w:type="dxa" w:w="90"/>
+            </w:tcMar>
+          </w:tcPr>
+          <w:p>
+            <w:pPr>
+              <w:jc w:val="center"/>
+            </w:pPr>
+            <w:r>
+              <w:drawing>
+                <wp:inline distT="0" distB="0" distL="0" distR="0">
+                  <wp:extent cx="1647825" cy="2190750"/>
+                  <wp:effectExtent t="0" r="0" b="0" l="0"/>
+                  <wp:docPr id="6" name=""/>
+                  <wp:cNvGraphicFramePr>
+                    <a:graphicFrameLocks xmlns:a="http://schemas.openxmlformats.org/drawingml/2006/main" noChangeAspect="1"/>
+                  </wp:cNvGraphicFramePr>
+                  <a:graphic xmlns:a="http://schemas.openxmlformats.org/drawingml/2006/main">
+                    <a:graphicData uri="http://schemas.openxmlformats.org/drawingml/2006/picture">
+                      <pic:pic xmlns:pic="http://schemas.openxmlformats.org/drawingml/2006/picture">
+                        <pic:nvPicPr>
+                          <pic:cNvPr id="0" name="" descr=""/>
+                          <pic:cNvPicPr>
+                            <a:picLocks noChangeAspect="1" noChangeArrowheads="1"/>
+                          </pic:cNvPicPr>
+                        </pic:nvPicPr>
+                        <pic:blipFill>
+                          <a:blip r:embed="rId12" cstate="none"/>
+                          <a:srcRect/>
+                          <a:stretch>
+                            <a:fillRect/>
+                          </a:stretch>
+                        </pic:blipFill>
+                        <pic:spPr bwMode="auto">
+                          <a:xfrm>
+                            <a:off x="0" y="0"/>
+                            <a:ext cx="1647825" cy="2190750"/>
+                          </a:xfrm>
+                          <a:prstGeom prst="rect">
+                            <a:avLst/>
+                          </a:prstGeom>
+                        </pic:spPr>
+                      </pic:pic>
+                    </a:graphicData>
+                  </a:graphic>
+                </wp:inline>
+              </w:drawing>
+            </w:r>
+          </w:p>
+          <w:p>
+            <w:pPr>
+              <w:jc w:val="center"/>
+            </w:pPr>
+            <w:r>
+              <w:rPr>
+                <w:rFonts w:ascii="Malgun Gothic" w:cs="Malgun Gothic" w:eastAsia="Malgun Gothic" w:hAnsi="Malgun Gothic"/>
+                <w:sz w:val="20"/>
+                <w:szCs w:val="20"/>
+              </w:rPr>
+              <w:t xml:space="preserve">부착물</w:t>
             </w:r>
           </w:p>
         </w:tc>
@@ -5725,264 +4929,17 @@
     </w:tbl>
     <w:p>
       <w:pPr>
-        <w:pStyle w:val="Heading2"/>
-        <w:spacing w:after="120" w:before="240"/>
+        <w:spacing w:after="160"/>
+        <w:jc w:val="center"/>
       </w:pPr>
       <w:r>
         <w:rPr>
           <w:rFonts w:ascii="Malgun Gothic" w:cs="Malgun Gothic" w:eastAsia="Malgun Gothic" w:hAnsi="Malgun Gothic"/>
-          <w:b/>
-          <w:bCs/>
-          <w:sz w:val="26"/>
-          <w:szCs w:val="26"/>
-        </w:rPr>
-        <w:t xml:space="preserve">6) 제작 과정</w:t>
-      </w:r>
-    </w:p>
-    <w:p>
-      <w:pPr>
-        <w:spacing w:after="100"/>
-      </w:pPr>
-      <w:r>
-        <w:rPr>
-          <w:rFonts w:ascii="Malgun Gothic" w:cs="Malgun Gothic" w:eastAsia="Malgun Gothic" w:hAnsi="Malgun Gothic"/>
-          <w:i/>
-          <w:iCs/>
-          <w:color w:val="1F7A3A"/>
+          <w:color w:val="555555"/>
           <w:sz w:val="18"/>
           <w:szCs w:val="18"/>
         </w:rPr>
-        <w:t xml:space="preserve">▶ 작년 4단계 구성 그대로(생산기술 항목 8.0~8.4 로 상위권). 단계마다 사진 1~2장 + 한 문단. 2026 에 새로 만든 1번배·2번배 공정을 적고, 작년과 달라진 점은 6.5 에 모은다.</w:t>
-      </w:r>
-    </w:p>
-    <w:p>
-      <w:pPr>
-        <w:pStyle w:val="Heading3"/>
-        <w:spacing w:after="80" w:before="160"/>
-      </w:pPr>
-      <w:r>
-        <w:rPr>
-          <w:rFonts w:ascii="Malgun Gothic" w:cs="Malgun Gothic" w:eastAsia="Malgun Gothic" w:hAnsi="Malgun Gothic"/>
-          <w:b/>
-          <w:bCs/>
-          <w:sz w:val="22"/>
-          <w:szCs w:val="22"/>
-        </w:rPr>
-        <w:t xml:space="preserve">6.1) 몰드 제작</w:t>
-      </w:r>
-    </w:p>
-    <w:p>
-      <w:pPr>
-        <w:spacing w:after="100" w:line="300"/>
-      </w:pPr>
-      <w:r>
-        <w:rPr>
-          <w:rFonts w:ascii="Malgun Gothic" w:cs="Malgun Gothic" w:eastAsia="Malgun Gothic" w:hAnsi="Malgun Gothic"/>
-          <w:sz w:val="20"/>
-          <w:szCs w:val="20"/>
-        </w:rPr>
-        <w:t xml:space="preserve">3D 모델링 데이터를 분할 출력(PLA+)하고 에폭시(Six10)로 접합하여 FRP 적층용 몰드를 만든다. 수작업 몰드보다 형상 정밀도와 치수 재현성이 높다. 1번배는 1000 mm 축소 모델을 ×1.66 스케일로 출력했다.</w:t>
-      </w:r>
-    </w:p>
-    <w:p>
-      <w:pPr>
-        <w:spacing w:after="100"/>
-      </w:pPr>
-      <w:r>
-        <w:rPr>
-          <w:rFonts w:ascii="Malgun Gothic" w:cs="Malgun Gothic" w:eastAsia="Malgun Gothic" w:hAnsi="Malgun Gothic"/>
-          <w:color w:val="888888"/>
-          <w:sz w:val="20"/>
-          <w:szCs w:val="20"/>
-        </w:rPr>
-        <w:t xml:space="preserve">(사진: 분할 출력물, 접합 완료 몰드. 출력 파라미터 — 레이어 ____ mm, 벽 ____ mm, 인필 ____ %)</w:t>
-      </w:r>
-    </w:p>
-    <w:p>
-      <w:pPr>
-        <w:pStyle w:val="Heading3"/>
-        <w:spacing w:after="80" w:before="160"/>
-      </w:pPr>
-      <w:r>
-        <w:rPr>
-          <w:rFonts w:ascii="Malgun Gothic" w:cs="Malgun Gothic" w:eastAsia="Malgun Gothic" w:hAnsi="Malgun Gothic"/>
-          <w:b/>
-          <w:bCs/>
-          <w:sz w:val="22"/>
-          <w:szCs w:val="22"/>
-        </w:rPr>
-        <w:t xml:space="preserve">6.2) FRP 적층</w:t>
-      </w:r>
-    </w:p>
-    <w:p>
-      <w:pPr>
-        <w:spacing w:after="100" w:line="300"/>
-      </w:pPr>
-      <w:r>
-        <w:rPr>
-          <w:rFonts w:ascii="Malgun Gothic" w:cs="Malgun Gothic" w:eastAsia="Malgun Gothic" w:hAnsi="Malgun Gothic"/>
-          <w:sz w:val="20"/>
-          <w:szCs w:val="20"/>
-        </w:rPr>
-        <w:t xml:space="preserve">선체는 춉 매트–얀 크로스–춉 매트–얀 크로스–춉 매트 5회, 갑판·킬은 4회 적층. 작업 온도·경화 시간 ____. 적층 후 내부 몰드 제거.</w:t>
-      </w:r>
-    </w:p>
-    <w:p>
-      <w:pPr>
-        <w:spacing w:after="100"/>
-      </w:pPr>
-      <w:r>
-        <w:rPr>
-          <w:rFonts w:ascii="Malgun Gothic" w:cs="Malgun Gothic" w:eastAsia="Malgun Gothic" w:hAnsi="Malgun Gothic"/>
-          <w:color w:val="888888"/>
-          <w:sz w:val="20"/>
-          <w:szCs w:val="20"/>
-        </w:rPr>
-        <w:t xml:space="preserve">(사진: 적층 중, 탈형 후. 선체 1척 재료 소요 — 매트 ____ m², 수지 ____ kg)</w:t>
-      </w:r>
-    </w:p>
-    <w:p>
-      <w:pPr>
-        <w:pStyle w:val="Heading3"/>
-        <w:spacing w:after="80" w:before="160"/>
-      </w:pPr>
-      <w:r>
-        <w:rPr>
-          <w:rFonts w:ascii="Malgun Gothic" w:cs="Malgun Gothic" w:eastAsia="Malgun Gothic" w:hAnsi="Malgun Gothic"/>
-          <w:b/>
-          <w:bCs/>
-          <w:sz w:val="22"/>
-          <w:szCs w:val="22"/>
-        </w:rPr>
-        <w:t xml:space="preserve">6.3) 퍼티·수밀</w:t>
-      </w:r>
-    </w:p>
-    <w:p>
-      <w:pPr>
-        <w:spacing w:after="100" w:line="300"/>
-      </w:pPr>
-      <w:r>
-        <w:rPr>
-          <w:rFonts w:ascii="Malgun Gothic" w:cs="Malgun Gothic" w:eastAsia="Malgun Gothic" w:hAnsi="Malgun Gothic"/>
-          <w:sz w:val="20"/>
-          <w:szCs w:val="20"/>
-        </w:rPr>
-        <w:t xml:space="preserve">포리퍼티로 표면 보강 후 사포 마감, 킬 동일 공정. 외벽은 방수제(노루페인트) 도포. 퍼티는 표면 보정뿐 아니라 수밀성 강화 역할.</w:t>
-      </w:r>
-    </w:p>
-    <w:p>
-      <w:pPr>
-        <w:spacing w:after="100"/>
-      </w:pPr>
-      <w:r>
-        <w:rPr>
-          <w:rFonts w:ascii="Malgun Gothic" w:cs="Malgun Gothic" w:eastAsia="Malgun Gothic" w:hAnsi="Malgun Gothic"/>
-          <w:color w:val="888888"/>
-          <w:sz w:val="20"/>
-          <w:szCs w:val="20"/>
-        </w:rPr>
-        <w:t xml:space="preserve">(사진: 퍼티·사포 후, 도장 후. 수밀 시험 결과는 Ⅱ-4 와 연결)</w:t>
-      </w:r>
-    </w:p>
-    <w:p>
-      <w:pPr>
-        <w:pStyle w:val="Heading3"/>
-        <w:spacing w:after="80" w:before="160"/>
-      </w:pPr>
-      <w:r>
-        <w:rPr>
-          <w:rFonts w:ascii="Malgun Gothic" w:cs="Malgun Gothic" w:eastAsia="Malgun Gothic" w:hAnsi="Malgun Gothic"/>
-          <w:b/>
-          <w:bCs/>
-          <w:sz w:val="22"/>
-          <w:szCs w:val="22"/>
-        </w:rPr>
-        <w:t xml:space="preserve">6.4) 부착물·브래킷</w:t>
-      </w:r>
-    </w:p>
-    <w:p>
-      <w:pPr>
-        <w:spacing w:after="100" w:line="300"/>
-      </w:pPr>
-      <w:r>
-        <w:rPr>
-          <w:rFonts w:ascii="Malgun Gothic" w:cs="Malgun Gothic" w:eastAsia="Malgun Gothic" w:hAnsi="Malgun Gothic"/>
-          <w:sz w:val="20"/>
-          <w:szCs w:val="20"/>
-        </w:rPr>
-        <w:t xml:space="preserve">각 부품에 방수제 도포 후 나사 고정, 틈은 에폭시+실리콘 혼합 마감(경화 후 탄성 유지 → 진동·충격 응력 완화). 스러스터 브래킷은 프로펠러 축이 선저 아래 ≥50 mm 가 되도록 제작(Ⅱ-3.3). 2번배는 선수 2기용 관통부·브래킷 보강 추가.</w:t>
-      </w:r>
-    </w:p>
-    <w:p>
-      <w:pPr>
-        <w:spacing w:after="100"/>
-      </w:pPr>
-      <w:r>
-        <w:rPr>
-          <w:rFonts w:ascii="Malgun Gothic" w:cs="Malgun Gothic" w:eastAsia="Malgun Gothic" w:hAnsi="Malgun Gothic"/>
-          <w:color w:val="888888"/>
-          <w:sz w:val="20"/>
-          <w:szCs w:val="20"/>
-        </w:rPr>
-        <w:t xml:space="preserve">(사진: 스러스터 브래킷, 러더, 갑판 해치·개스킷, 마스트 베이스)</w:t>
-      </w:r>
-    </w:p>
-    <w:p>
-      <w:pPr>
-        <w:pStyle w:val="Heading3"/>
-        <w:spacing w:after="80" w:before="160"/>
-      </w:pPr>
-      <w:r>
-        <w:rPr>
-          <w:rFonts w:ascii="Malgun Gothic" w:cs="Malgun Gothic" w:eastAsia="Malgun Gothic" w:hAnsi="Malgun Gothic"/>
-          <w:b/>
-          <w:bCs/>
-          <w:sz w:val="22"/>
-          <w:szCs w:val="22"/>
-        </w:rPr>
-        <w:t xml:space="preserve">6.5) 2026 변경점</w:t>
-      </w:r>
-    </w:p>
-    <w:p>
-      <w:pPr>
-        <w:spacing w:after="60" w:line="290"/>
-        <w:ind w:left="360" w:hanging="240"/>
-      </w:pPr>
-      <w:r>
-        <w:rPr>
-          <w:rFonts w:ascii="Malgun Gothic" w:cs="Malgun Gothic" w:eastAsia="Malgun Gothic" w:hAnsi="Malgun Gothic"/>
-          <w:sz w:val="20"/>
-          <w:szCs w:val="20"/>
-        </w:rPr>
-        <w:t xml:space="preserve">•  2번배 신규 제작 1.77 × 0.535 × 0.14 — 선체 깊이 140 이라 방수박스(높이 200) 뚜껑이 약 60 mm 돌출, 선수 스러스터 2기 관통부·브래킷 보강.</w:t>
-      </w:r>
-    </w:p>
-    <w:p>
-      <w:pPr>
-        <w:spacing w:after="60" w:line="290"/>
-        <w:ind w:left="360" w:hanging="240"/>
-      </w:pPr>
-      <w:r>
-        <w:rPr>
-          <w:rFonts w:ascii="Malgun Gothic" w:cs="Malgun Gothic" w:eastAsia="Malgun Gothic" w:hAnsi="Malgun Gothic"/>
-          <w:sz w:val="20"/>
-          <w:szCs w:val="20"/>
-        </w:rPr>
-        <w:t xml:space="preserve">•  ⚠️ 작년 대비 중량: 2025 선체+부가물 23.2 kg (1.05 m) → 2026 2번배 ____ kg (1.77 m).</w:t>
-      </w:r>
-    </w:p>
-    <w:p>
-      <w:pPr>
-        <w:spacing w:after="60" w:line="290"/>
-        <w:ind w:left="360" w:hanging="240"/>
-      </w:pPr>
-      <w:r>
-        <w:rPr>
-          <w:rFonts w:ascii="Malgun Gothic" w:cs="Malgun Gothic" w:eastAsia="Malgun Gothic" w:hAnsi="Malgun Gothic"/>
-          <w:sz w:val="20"/>
-          <w:szCs w:val="20"/>
-        </w:rPr>
-        <w:t xml:space="preserve">•  ⚠️ 갑판 관통을 마스트 구멍으로 통합(케이블_출구_맵) — 관통부 수 ____ → ____.</w:t>
+        <w:t xml:space="preserve">그림 Ⅱ-3 2번배 제작 과정</w:t>
       </w:r>
     </w:p>
     <w:p>
@@ -5998,7 +4955,7 @@
           <w:sz w:val="26"/>
           <w:szCs w:val="26"/>
         </w:rPr>
-        <w:t xml:space="preserve">7) 장비 및 구성</w:t>
+        <w:t xml:space="preserve">6) 장비 및 구성</w:t>
       </w:r>
     </w:p>
     <w:tbl>
@@ -6141,6 +5098,68 @@
           </w:tcPr>
           <w:p>
             <w:pPr>
+              <w:jc w:val="center"/>
+            </w:pPr>
+            <w:r>
+              <w:drawing>
+                <wp:inline distT="0" distB="0" distL="0" distR="0">
+                  <wp:extent cx="952500" cy="952500"/>
+                  <wp:effectExtent t="0" r="0" b="0" l="0"/>
+                  <wp:docPr id="7" name=""/>
+                  <wp:cNvGraphicFramePr>
+                    <a:graphicFrameLocks xmlns:a="http://schemas.openxmlformats.org/drawingml/2006/main" noChangeAspect="1"/>
+                  </wp:cNvGraphicFramePr>
+                  <a:graphic xmlns:a="http://schemas.openxmlformats.org/drawingml/2006/main">
+                    <a:graphicData uri="http://schemas.openxmlformats.org/drawingml/2006/picture">
+                      <pic:pic xmlns:pic="http://schemas.openxmlformats.org/drawingml/2006/picture">
+                        <pic:nvPicPr>
+                          <pic:cNvPr id="0" name="" descr=""/>
+                          <pic:cNvPicPr>
+                            <a:picLocks noChangeAspect="1" noChangeArrowheads="1"/>
+                          </pic:cNvPicPr>
+                        </pic:nvPicPr>
+                        <pic:blipFill>
+                          <a:blip r:embed="rId13" cstate="none"/>
+                          <a:srcRect/>
+                          <a:stretch>
+                            <a:fillRect/>
+                          </a:stretch>
+                        </pic:blipFill>
+                        <pic:spPr bwMode="auto">
+                          <a:xfrm>
+                            <a:off x="0" y="0"/>
+                            <a:ext cx="952500" cy="952500"/>
+                          </a:xfrm>
+                          <a:prstGeom prst="rect">
+                            <a:avLst/>
+                          </a:prstGeom>
+                        </pic:spPr>
+                      </pic:pic>
+                    </a:graphicData>
+                  </a:graphic>
+                </wp:inline>
+              </w:drawing>
+            </w:r>
+          </w:p>
+        </w:tc>
+        <w:tc>
+          <w:tcPr>
+            <w:tcW w:type="dxa" w:w="3000"/>
+            <w:tcBorders>
+              <w:top w:val="single" w:color="000000" w:sz="6"/>
+              <w:left w:val="single" w:color="000000" w:sz="6"/>
+              <w:bottom w:val="single" w:color="000000" w:sz="6"/>
+              <w:right w:val="single" w:color="000000" w:sz="6"/>
+            </w:tcBorders>
+            <w:tcMar>
+              <w:top w:type="dxa" w:w="60"/>
+              <w:left w:type="dxa" w:w="90"/>
+              <w:bottom w:type="dxa" w:w="60"/>
+              <w:right w:type="dxa" w:w="90"/>
+            </w:tcMar>
+          </w:tcPr>
+          <w:p>
+            <w:pPr>
               <w:jc w:val="left"/>
             </w:pPr>
             <w:r>
@@ -6149,13 +5168,13 @@
                 <w:sz w:val="20"/>
                 <w:szCs w:val="20"/>
               </w:rPr>
-              <w:t xml:space="preserve">(사진)</w:t>
-            </w:r>
-          </w:p>
-        </w:tc>
-        <w:tc>
-          <w:tcPr>
-            <w:tcW w:type="dxa" w:w="3000"/>
+              <w:t xml:space="preserve">PLA+ 필라멘트 (마스트 PETG/ASA)</w:t>
+            </w:r>
+          </w:p>
+        </w:tc>
+        <w:tc>
+          <w:tcPr>
+            <w:tcW w:type="dxa" w:w="4160"/>
             <w:tcBorders>
               <w:top w:val="single" w:color="000000" w:sz="6"/>
               <w:left w:val="single" w:color="000000" w:sz="6"/>
@@ -6179,37 +5198,7 @@
                 <w:sz w:val="20"/>
                 <w:szCs w:val="20"/>
               </w:rPr>
-              <w:t xml:space="preserve">PLA+ 필라멘트 (마스트 PETG/ASA)</w:t>
-            </w:r>
-          </w:p>
-        </w:tc>
-        <w:tc>
-          <w:tcPr>
-            <w:tcW w:type="dxa" w:w="4160"/>
-            <w:tcBorders>
-              <w:top w:val="single" w:color="000000" w:sz="6"/>
-              <w:left w:val="single" w:color="000000" w:sz="6"/>
-              <w:bottom w:val="single" w:color="000000" w:sz="6"/>
-              <w:right w:val="single" w:color="000000" w:sz="6"/>
-            </w:tcBorders>
-            <w:tcMar>
-              <w:top w:type="dxa" w:w="60"/>
-              <w:left w:type="dxa" w:w="90"/>
-              <w:bottom w:type="dxa" w:w="60"/>
-              <w:right w:type="dxa" w:w="90"/>
-            </w:tcMar>
-          </w:tcPr>
-          <w:p>
-            <w:pPr>
-              <w:jc w:val="left"/>
-            </w:pPr>
-            <w:r>
-              <w:rPr>
-                <w:rFonts w:ascii="Malgun Gothic" w:cs="Malgun Gothic" w:eastAsia="Malgun Gothic" w:hAnsi="Malgun Gothic"/>
-                <w:sz w:val="20"/>
-                <w:szCs w:val="20"/>
-              </w:rPr>
-              <w:t xml:space="preserve">마스트·크레들·브래킷 프린트</w:t>
+              <w:t xml:space="preserve">선체 몰드 제작의 주 재료</w:t>
             </w:r>
           </w:p>
         </w:tc>
@@ -6233,6 +5222,68 @@
           </w:tcPr>
           <w:p>
             <w:pPr>
+              <w:jc w:val="center"/>
+            </w:pPr>
+            <w:r>
+              <w:drawing>
+                <wp:inline distT="0" distB="0" distL="0" distR="0">
+                  <wp:extent cx="1000125" cy="952500"/>
+                  <wp:effectExtent t="0" r="0" b="0" l="0"/>
+                  <wp:docPr id="8" name=""/>
+                  <wp:cNvGraphicFramePr>
+                    <a:graphicFrameLocks xmlns:a="http://schemas.openxmlformats.org/drawingml/2006/main" noChangeAspect="1"/>
+                  </wp:cNvGraphicFramePr>
+                  <a:graphic xmlns:a="http://schemas.openxmlformats.org/drawingml/2006/main">
+                    <a:graphicData uri="http://schemas.openxmlformats.org/drawingml/2006/picture">
+                      <pic:pic xmlns:pic="http://schemas.openxmlformats.org/drawingml/2006/picture">
+                        <pic:nvPicPr>
+                          <pic:cNvPr id="0" name="" descr=""/>
+                          <pic:cNvPicPr>
+                            <a:picLocks noChangeAspect="1" noChangeArrowheads="1"/>
+                          </pic:cNvPicPr>
+                        </pic:nvPicPr>
+                        <pic:blipFill>
+                          <a:blip r:embed="rId14" cstate="none"/>
+                          <a:srcRect/>
+                          <a:stretch>
+                            <a:fillRect/>
+                          </a:stretch>
+                        </pic:blipFill>
+                        <pic:spPr bwMode="auto">
+                          <a:xfrm>
+                            <a:off x="0" y="0"/>
+                            <a:ext cx="1000125" cy="952500"/>
+                          </a:xfrm>
+                          <a:prstGeom prst="rect">
+                            <a:avLst/>
+                          </a:prstGeom>
+                        </pic:spPr>
+                      </pic:pic>
+                    </a:graphicData>
+                  </a:graphic>
+                </wp:inline>
+              </w:drawing>
+            </w:r>
+          </w:p>
+        </w:tc>
+        <w:tc>
+          <w:tcPr>
+            <w:tcW w:type="dxa" w:w="3000"/>
+            <w:tcBorders>
+              <w:top w:val="single" w:color="000000" w:sz="6"/>
+              <w:left w:val="single" w:color="000000" w:sz="6"/>
+              <w:bottom w:val="single" w:color="000000" w:sz="6"/>
+              <w:right w:val="single" w:color="000000" w:sz="6"/>
+            </w:tcBorders>
+            <w:tcMar>
+              <w:top w:type="dxa" w:w="60"/>
+              <w:left w:type="dxa" w:w="90"/>
+              <w:bottom w:type="dxa" w:w="60"/>
+              <w:right w:type="dxa" w:w="90"/>
+            </w:tcMar>
+          </w:tcPr>
+          <w:p>
+            <w:pPr>
               <w:jc w:val="left"/>
             </w:pPr>
             <w:r>
@@ -6241,37 +5292,7 @@
                 <w:sz w:val="20"/>
                 <w:szCs w:val="20"/>
               </w:rPr>
-              <w:t xml:space="preserve">(사진)</w:t>
-            </w:r>
-          </w:p>
-        </w:tc>
-        <w:tc>
-          <w:tcPr>
-            <w:tcW w:type="dxa" w:w="3000"/>
-            <w:tcBorders>
-              <w:top w:val="single" w:color="000000" w:sz="6"/>
-              <w:left w:val="single" w:color="000000" w:sz="6"/>
-              <w:bottom w:val="single" w:color="000000" w:sz="6"/>
-              <w:right w:val="single" w:color="000000" w:sz="6"/>
-            </w:tcBorders>
-            <w:tcMar>
-              <w:top w:type="dxa" w:w="60"/>
-              <w:left w:type="dxa" w:w="90"/>
-              <w:bottom w:type="dxa" w:w="60"/>
-              <w:right w:type="dxa" w:w="90"/>
-            </w:tcMar>
-          </w:tcPr>
-          <w:p>
-            <w:pPr>
-              <w:jc w:val="left"/>
-            </w:pPr>
-            <w:r>
-              <w:rPr>
-                <w:rFonts w:ascii="Malgun Gothic" w:cs="Malgun Gothic" w:eastAsia="Malgun Gothic" w:hAnsi="Malgun Gothic"/>
-                <w:sz w:val="20"/>
-                <w:szCs w:val="20"/>
-              </w:rPr>
-              <w:t xml:space="preserve">FRP 춉매트 / 얀크로스 / 에폭시</w:t>
+              <w:t xml:space="preserve">카본섬유</w:t>
             </w:r>
           </w:p>
         </w:tc>
@@ -6325,6 +5346,68 @@
           </w:tcPr>
           <w:p>
             <w:pPr>
+              <w:jc w:val="center"/>
+            </w:pPr>
+            <w:r>
+              <w:drawing>
+                <wp:inline distT="0" distB="0" distL="0" distR="0">
+                  <wp:extent cx="800100" cy="952500"/>
+                  <wp:effectExtent t="0" r="0" b="0" l="0"/>
+                  <wp:docPr id="9" name=""/>
+                  <wp:cNvGraphicFramePr>
+                    <a:graphicFrameLocks xmlns:a="http://schemas.openxmlformats.org/drawingml/2006/main" noChangeAspect="1"/>
+                  </wp:cNvGraphicFramePr>
+                  <a:graphic xmlns:a="http://schemas.openxmlformats.org/drawingml/2006/main">
+                    <a:graphicData uri="http://schemas.openxmlformats.org/drawingml/2006/picture">
+                      <pic:pic xmlns:pic="http://schemas.openxmlformats.org/drawingml/2006/picture">
+                        <pic:nvPicPr>
+                          <pic:cNvPr id="0" name="" descr=""/>
+                          <pic:cNvPicPr>
+                            <a:picLocks noChangeAspect="1" noChangeArrowheads="1"/>
+                          </pic:cNvPicPr>
+                        </pic:nvPicPr>
+                        <pic:blipFill>
+                          <a:blip r:embed="rId15" cstate="none"/>
+                          <a:srcRect/>
+                          <a:stretch>
+                            <a:fillRect/>
+                          </a:stretch>
+                        </pic:blipFill>
+                        <pic:spPr bwMode="auto">
+                          <a:xfrm>
+                            <a:off x="0" y="0"/>
+                            <a:ext cx="800100" cy="952500"/>
+                          </a:xfrm>
+                          <a:prstGeom prst="rect">
+                            <a:avLst/>
+                          </a:prstGeom>
+                        </pic:spPr>
+                      </pic:pic>
+                    </a:graphicData>
+                  </a:graphic>
+                </wp:inline>
+              </w:drawing>
+            </w:r>
+          </w:p>
+        </w:tc>
+        <w:tc>
+          <w:tcPr>
+            <w:tcW w:type="dxa" w:w="3000"/>
+            <w:tcBorders>
+              <w:top w:val="single" w:color="000000" w:sz="6"/>
+              <w:left w:val="single" w:color="000000" w:sz="6"/>
+              <w:bottom w:val="single" w:color="000000" w:sz="6"/>
+              <w:right w:val="single" w:color="000000" w:sz="6"/>
+            </w:tcBorders>
+            <w:tcMar>
+              <w:top w:type="dxa" w:w="60"/>
+              <w:left w:type="dxa" w:w="90"/>
+              <w:bottom w:type="dxa" w:w="60"/>
+              <w:right w:type="dxa" w:w="90"/>
+            </w:tcMar>
+          </w:tcPr>
+          <w:p>
+            <w:pPr>
               <w:jc w:val="left"/>
             </w:pPr>
             <w:r>
@@ -6333,37 +5416,7 @@
                 <w:sz w:val="20"/>
                 <w:szCs w:val="20"/>
               </w:rPr>
-              <w:t xml:space="preserve">(사진)</w:t>
-            </w:r>
-          </w:p>
-        </w:tc>
-        <w:tc>
-          <w:tcPr>
-            <w:tcW w:type="dxa" w:w="3000"/>
-            <w:tcBorders>
-              <w:top w:val="single" w:color="000000" w:sz="6"/>
-              <w:left w:val="single" w:color="000000" w:sz="6"/>
-              <w:bottom w:val="single" w:color="000000" w:sz="6"/>
-              <w:right w:val="single" w:color="000000" w:sz="6"/>
-            </w:tcBorders>
-            <w:tcMar>
-              <w:top w:type="dxa" w:w="60"/>
-              <w:left w:type="dxa" w:w="90"/>
-              <w:bottom w:type="dxa" w:w="60"/>
-              <w:right w:type="dxa" w:w="90"/>
-            </w:tcMar>
-          </w:tcPr>
-          <w:p>
-            <w:pPr>
-              <w:jc w:val="left"/>
-            </w:pPr>
-            <w:r>
-              <w:rPr>
-                <w:rFonts w:ascii="Malgun Gothic" w:cs="Malgun Gothic" w:eastAsia="Malgun Gothic" w:hAnsi="Malgun Gothic"/>
-                <w:sz w:val="20"/>
-                <w:szCs w:val="20"/>
-              </w:rPr>
-              <w:t xml:space="preserve">방수 실리콘·실란트</w:t>
+              <w:t xml:space="preserve">방수 실리콘 (TYTAN FIX2)</w:t>
             </w:r>
           </w:p>
         </w:tc>
@@ -6417,15 +5470,47 @@
           </w:tcPr>
           <w:p>
             <w:pPr>
-              <w:jc w:val="left"/>
-            </w:pPr>
-            <w:r>
-              <w:rPr>
-                <w:rFonts w:ascii="Malgun Gothic" w:cs="Malgun Gothic" w:eastAsia="Malgun Gothic" w:hAnsi="Malgun Gothic"/>
-                <w:sz w:val="20"/>
-                <w:szCs w:val="20"/>
-              </w:rPr>
-              <w:t xml:space="preserve">(사진)</w:t>
+              <w:jc w:val="center"/>
+            </w:pPr>
+            <w:r>
+              <w:drawing>
+                <wp:inline distT="0" distB="0" distL="0" distR="0">
+                  <wp:extent cx="733425" cy="952500"/>
+                  <wp:effectExtent t="0" r="0" b="0" l="0"/>
+                  <wp:docPr id="10" name=""/>
+                  <wp:cNvGraphicFramePr>
+                    <a:graphicFrameLocks xmlns:a="http://schemas.openxmlformats.org/drawingml/2006/main" noChangeAspect="1"/>
+                  </wp:cNvGraphicFramePr>
+                  <a:graphic xmlns:a="http://schemas.openxmlformats.org/drawingml/2006/main">
+                    <a:graphicData uri="http://schemas.openxmlformats.org/drawingml/2006/picture">
+                      <pic:pic xmlns:pic="http://schemas.openxmlformats.org/drawingml/2006/picture">
+                        <pic:nvPicPr>
+                          <pic:cNvPr id="0" name="" descr=""/>
+                          <pic:cNvPicPr>
+                            <a:picLocks noChangeAspect="1" noChangeArrowheads="1"/>
+                          </pic:cNvPicPr>
+                        </pic:nvPicPr>
+                        <pic:blipFill>
+                          <a:blip r:embed="rId16" cstate="none"/>
+                          <a:srcRect/>
+                          <a:stretch>
+                            <a:fillRect/>
+                          </a:stretch>
+                        </pic:blipFill>
+                        <pic:spPr bwMode="auto">
+                          <a:xfrm>
+                            <a:off x="0" y="0"/>
+                            <a:ext cx="733425" cy="952500"/>
+                          </a:xfrm>
+                          <a:prstGeom prst="rect">
+                            <a:avLst/>
+                          </a:prstGeom>
+                        </pic:spPr>
+                      </pic:pic>
+                    </a:graphicData>
+                  </a:graphic>
+                </wp:inline>
+              </w:drawing>
             </w:r>
           </w:p>
         </w:tc>
@@ -6509,6 +5594,68 @@
           </w:tcPr>
           <w:p>
             <w:pPr>
+              <w:jc w:val="center"/>
+            </w:pPr>
+            <w:r>
+              <w:drawing>
+                <wp:inline distT="0" distB="0" distL="0" distR="0">
+                  <wp:extent cx="904875" cy="952500"/>
+                  <wp:effectExtent t="0" r="0" b="0" l="0"/>
+                  <wp:docPr id="11" name=""/>
+                  <wp:cNvGraphicFramePr>
+                    <a:graphicFrameLocks xmlns:a="http://schemas.openxmlformats.org/drawingml/2006/main" noChangeAspect="1"/>
+                  </wp:cNvGraphicFramePr>
+                  <a:graphic xmlns:a="http://schemas.openxmlformats.org/drawingml/2006/main">
+                    <a:graphicData uri="http://schemas.openxmlformats.org/drawingml/2006/picture">
+                      <pic:pic xmlns:pic="http://schemas.openxmlformats.org/drawingml/2006/picture">
+                        <pic:nvPicPr>
+                          <pic:cNvPr id="0" name="" descr=""/>
+                          <pic:cNvPicPr>
+                            <a:picLocks noChangeAspect="1" noChangeArrowheads="1"/>
+                          </pic:cNvPicPr>
+                        </pic:nvPicPr>
+                        <pic:blipFill>
+                          <a:blip r:embed="rId17" cstate="none"/>
+                          <a:srcRect/>
+                          <a:stretch>
+                            <a:fillRect/>
+                          </a:stretch>
+                        </pic:blipFill>
+                        <pic:spPr bwMode="auto">
+                          <a:xfrm>
+                            <a:off x="0" y="0"/>
+                            <a:ext cx="904875" cy="952500"/>
+                          </a:xfrm>
+                          <a:prstGeom prst="rect">
+                            <a:avLst/>
+                          </a:prstGeom>
+                        </pic:spPr>
+                      </pic:pic>
+                    </a:graphicData>
+                  </a:graphic>
+                </wp:inline>
+              </w:drawing>
+            </w:r>
+          </w:p>
+        </w:tc>
+        <w:tc>
+          <w:tcPr>
+            <w:tcW w:type="dxa" w:w="3000"/>
+            <w:tcBorders>
+              <w:top w:val="single" w:color="000000" w:sz="6"/>
+              <w:left w:val="single" w:color="000000" w:sz="6"/>
+              <w:bottom w:val="single" w:color="000000" w:sz="6"/>
+              <w:right w:val="single" w:color="000000" w:sz="6"/>
+            </w:tcBorders>
+            <w:tcMar>
+              <w:top w:type="dxa" w:w="60"/>
+              <w:left w:type="dxa" w:w="90"/>
+              <w:bottom w:type="dxa" w:w="60"/>
+              <w:right w:type="dxa" w:w="90"/>
+            </w:tcMar>
+          </w:tcPr>
+          <w:p>
+            <w:pPr>
               <w:jc w:val="left"/>
             </w:pPr>
             <w:r>
@@ -6517,7 +5664,101 @@
                 <w:sz w:val="20"/>
                 <w:szCs w:val="20"/>
               </w:rPr>
-              <w:t xml:space="preserve">(사진)</w:t>
+              <w:t xml:space="preserve">방수제(노루페인트)</w:t>
+            </w:r>
+          </w:p>
+        </w:tc>
+        <w:tc>
+          <w:tcPr>
+            <w:tcW w:type="dxa" w:w="4160"/>
+            <w:tcBorders>
+              <w:top w:val="single" w:color="000000" w:sz="6"/>
+              <w:left w:val="single" w:color="000000" w:sz="6"/>
+              <w:bottom w:val="single" w:color="000000" w:sz="6"/>
+              <w:right w:val="single" w:color="000000" w:sz="6"/>
+            </w:tcBorders>
+            <w:tcMar>
+              <w:top w:type="dxa" w:w="60"/>
+              <w:left w:type="dxa" w:w="90"/>
+              <w:bottom w:type="dxa" w:w="60"/>
+              <w:right w:type="dxa" w:w="90"/>
+            </w:tcMar>
+          </w:tcPr>
+          <w:p>
+            <w:pPr>
+              <w:jc w:val="left"/>
+            </w:pPr>
+            <w:r>
+              <w:rPr>
+                <w:rFonts w:ascii="Malgun Gothic" w:cs="Malgun Gothic" w:eastAsia="Malgun Gothic" w:hAnsi="Malgun Gothic"/>
+                <w:sz w:val="20"/>
+                <w:szCs w:val="20"/>
+              </w:rPr>
+              <w:t xml:space="preserve">선체 제작 후 마무리로 외벽 방수 처리</w:t>
+            </w:r>
+          </w:p>
+        </w:tc>
+      </w:tr>
+      <w:tr>
+        <w:tc>
+          <w:tcPr>
+            <w:tcW w:type="dxa" w:w="2200"/>
+            <w:tcBorders>
+              <w:top w:val="single" w:color="000000" w:sz="6"/>
+              <w:left w:val="single" w:color="000000" w:sz="6"/>
+              <w:bottom w:val="single" w:color="000000" w:sz="6"/>
+              <w:right w:val="single" w:color="000000" w:sz="6"/>
+            </w:tcBorders>
+            <w:tcMar>
+              <w:top w:type="dxa" w:w="60"/>
+              <w:left w:type="dxa" w:w="90"/>
+              <w:bottom w:type="dxa" w:w="60"/>
+              <w:right w:type="dxa" w:w="90"/>
+            </w:tcMar>
+          </w:tcPr>
+          <w:p>
+            <w:pPr>
+              <w:jc w:val="center"/>
+            </w:pPr>
+            <w:r>
+              <w:drawing>
+                <wp:inline distT="0" distB="0" distL="0" distR="0">
+                  <wp:extent cx="1143000" cy="552450"/>
+                  <wp:effectExtent t="0" r="0" b="0" l="0"/>
+                  <wp:docPr id="12" name=""/>
+                  <wp:cNvGraphicFramePr>
+                    <a:graphicFrameLocks xmlns:a="http://schemas.openxmlformats.org/drawingml/2006/main" noChangeAspect="1"/>
+                  </wp:cNvGraphicFramePr>
+                  <a:graphic xmlns:a="http://schemas.openxmlformats.org/drawingml/2006/main">
+                    <a:graphicData uri="http://schemas.openxmlformats.org/drawingml/2006/picture">
+                      <pic:pic xmlns:pic="http://schemas.openxmlformats.org/drawingml/2006/picture">
+                        <pic:nvPicPr>
+                          <pic:cNvPr id="0" name="" descr=""/>
+                          <pic:cNvPicPr>
+                            <a:picLocks noChangeAspect="1" noChangeArrowheads="1"/>
+                          </pic:cNvPicPr>
+                        </pic:nvPicPr>
+                        <pic:blipFill>
+                          <a:blip r:embed="rId18" cstate="none"/>
+                          <a:srcRect/>
+                          <a:stretch>
+                            <a:fillRect/>
+                          </a:stretch>
+                        </pic:blipFill>
+                        <pic:spPr bwMode="auto">
+                          <a:xfrm>
+                            <a:off x="0" y="0"/>
+                            <a:ext cx="1143000" cy="552450"/>
+                          </a:xfrm>
+                          <a:prstGeom prst="rect">
+                            <a:avLst/>
+                          </a:prstGeom>
+                        </pic:spPr>
+                      </pic:pic>
+                    </a:graphicData>
+                  </a:graphic>
+                </wp:inline>
+              </w:drawing>
             </w:r>
           </w:p>
         </w:tc>
@@ -6547,7 +5788,7 @@
                 <w:sz w:val="20"/>
                 <w:szCs w:val="20"/>
               </w:rPr>
-              <w:t xml:space="preserve">부력재 (⚠️ 종류·용량)</w:t>
+              <w:t xml:space="preserve">Six10 에폭시 접착제</w:t>
             </w:r>
           </w:p>
         </w:tc>
@@ -6577,7 +5818,7 @@
                 <w:sz w:val="20"/>
                 <w:szCs w:val="20"/>
               </w:rPr>
-              <w:t xml:space="preserve">침몰방지</w:t>
+              <w:t xml:space="preserve">몰드 접합</w:t>
             </w:r>
           </w:p>
         </w:tc>
@@ -7863,7 +7104,7 @@
           <wp:inline distT="0" distB="0" distL="0" distR="0">
             <wp:extent cx="5334000" cy="3590925"/>
             <wp:effectExtent t="0" r="0" b="0" l="0"/>
-            <wp:docPr id="3" name=""/>
+            <wp:docPr id="13" name=""/>
             <wp:cNvGraphicFramePr>
               <a:graphicFrameLocks xmlns:a="http://schemas.openxmlformats.org/drawingml/2006/main" noChangeAspect="1"/>
             </wp:cNvGraphicFramePr>
@@ -7877,7 +7118,7 @@
                     </pic:cNvPicPr>
                   </pic:nvPicPr>
                   <pic:blipFill>
-                    <a:blip r:embed="rId9" cstate="none"/>
+                    <a:blip r:embed="rId19" cstate="none"/>
                     <a:srcRect/>
                     <a:stretch>
                       <a:fillRect/>
@@ -15384,7 +14625,7 @@
           <wp:inline distT="0" distB="0" distL="0" distR="0">
             <wp:extent cx="5334000" cy="1752600"/>
             <wp:effectExtent t="0" r="0" b="0" l="0"/>
-            <wp:docPr id="4" name=""/>
+            <wp:docPr id="14" name=""/>
             <wp:cNvGraphicFramePr>
               <a:graphicFrameLocks xmlns:a="http://schemas.openxmlformats.org/drawingml/2006/main" noChangeAspect="1"/>
             </wp:cNvGraphicFramePr>
@@ -15398,7 +14639,7 @@
                     </pic:cNvPicPr>
                   </pic:nvPicPr>
                   <pic:blipFill>
-                    <a:blip r:embed="rId10" cstate="none"/>
+                    <a:blip r:embed="rId20" cstate="none"/>
                     <a:srcRect/>
                     <a:stretch>
                       <a:fillRect/>
@@ -15511,7 +14752,7 @@
           <wp:inline distT="0" distB="0" distL="0" distR="0">
             <wp:extent cx="5334000" cy="3448050"/>
             <wp:effectExtent t="0" r="0" b="0" l="0"/>
-            <wp:docPr id="5" name=""/>
+            <wp:docPr id="15" name=""/>
             <wp:cNvGraphicFramePr>
               <a:graphicFrameLocks xmlns:a="http://schemas.openxmlformats.org/drawingml/2006/main" noChangeAspect="1"/>
             </wp:cNvGraphicFramePr>
@@ -15525,7 +14766,7 @@
                     </pic:cNvPicPr>
                   </pic:nvPicPr>
                   <pic:blipFill>
-                    <a:blip r:embed="rId11" cstate="none"/>
+                    <a:blip r:embed="rId21" cstate="none"/>
                     <a:srcRect/>
                     <a:stretch>
                       <a:fillRect/>
@@ -17405,7 +16646,7 @@
           <wp:inline distT="0" distB="0" distL="0" distR="0">
             <wp:extent cx="5334000" cy="3495675"/>
             <wp:effectExtent t="0" r="0" b="0" l="0"/>
-            <wp:docPr id="6" name=""/>
+            <wp:docPr id="16" name=""/>
             <wp:cNvGraphicFramePr>
               <a:graphicFrameLocks xmlns:a="http://schemas.openxmlformats.org/drawingml/2006/main" noChangeAspect="1"/>
             </wp:cNvGraphicFramePr>
@@ -17419,7 +16660,7 @@
                     </pic:cNvPicPr>
                   </pic:nvPicPr>
                   <pic:blipFill>
-                    <a:blip r:embed="rId12" cstate="none"/>
+                    <a:blip r:embed="rId22" cstate="none"/>
                     <a:srcRect/>
                     <a:stretch>
                       <a:fillRect/>
@@ -17889,9 +17130,9 @@
         </w:tblBorders>
       </w:tblPr>
       <w:tblGrid>
-        <w:gridCol w:w="2905"/>
-        <w:gridCol w:w="1291"/>
-        <w:gridCol w:w="5164"/>
+        <w:gridCol w:w="3462"/>
+        <w:gridCol w:w="1539"/>
+        <w:gridCol w:w="4359"/>
       </w:tblGrid>
       <w:tr>
         <w:trPr>
@@ -17899,7 +17140,7 @@
         </w:trPr>
         <w:tc>
           <w:tcPr>
-            <w:tcW w:type="dxa" w:w="2905"/>
+            <w:tcW w:type="dxa" w:w="3462"/>
             <w:tcBorders>
               <w:top w:val="single" w:color="000000" w:sz="6"/>
               <w:left w:val="single" w:color="000000" w:sz="6"/>
@@ -17932,7 +17173,7 @@
         </w:tc>
         <w:tc>
           <w:tcPr>
-            <w:tcW w:type="dxa" w:w="1291"/>
+            <w:tcW w:type="dxa" w:w="1539"/>
             <w:tcBorders>
               <w:top w:val="single" w:color="000000" w:sz="6"/>
               <w:left w:val="single" w:color="000000" w:sz="6"/>
@@ -17965,7 +17206,7 @@
         </w:tc>
         <w:tc>
           <w:tcPr>
-            <w:tcW w:type="dxa" w:w="5164"/>
+            <w:tcW w:type="dxa" w:w="4359"/>
             <w:tcBorders>
               <w:top w:val="single" w:color="000000" w:sz="6"/>
               <w:left w:val="single" w:color="000000" w:sz="6"/>
@@ -18000,7 +17241,7 @@
       <w:tr>
         <w:tc>
           <w:tcPr>
-            <w:tcW w:type="dxa" w:w="2905"/>
+            <w:tcW w:type="dxa" w:w="3462"/>
             <w:tcBorders>
               <w:top w:val="single" w:color="000000" w:sz="6"/>
               <w:left w:val="single" w:color="000000" w:sz="6"/>
@@ -18027,7 +17268,7 @@
         </w:tc>
         <w:tc>
           <w:tcPr>
-            <w:tcW w:type="dxa" w:w="1291"/>
+            <w:tcW w:type="dxa" w:w="1539"/>
             <w:tcBorders>
               <w:top w:val="single" w:color="000000" w:sz="6"/>
               <w:left w:val="single" w:color="000000" w:sz="6"/>
@@ -18054,28 +17295,28 @@
         </w:tc>
         <w:tc>
           <w:tcPr>
-            <w:tcW w:type="dxa" w:w="5164"/>
-            <w:tcBorders>
-              <w:top w:val="single" w:color="000000" w:sz="6"/>
-              <w:left w:val="single" w:color="000000" w:sz="6"/>
-              <w:bottom w:val="single" w:color="000000" w:sz="6"/>
-              <w:right w:val="single" w:color="000000" w:sz="6"/>
-            </w:tcBorders>
-            <w:tcMar>
-              <w:top w:type="dxa" w:w="60"/>
-              <w:left w:type="dxa" w:w="90"/>
-              <w:bottom w:type="dxa" w:w="60"/>
-              <w:right w:type="dxa" w:w="90"/>
-            </w:tcMar>
-          </w:tcPr>
-          <w:p>
-            <w:r>
-              <w:rPr>
-                <w:rFonts w:ascii="Malgun Gothic" w:cs="Malgun Gothic" w:eastAsia="Malgun Gothic" w:hAnsi="Malgun Gothic"/>
-                <w:sz w:val="20"/>
-                <w:szCs w:val="20"/>
-              </w:rPr>
-              <w:t xml:space="preserve">2번배 폭 0.535 m → 0.2675, 공용값 0.29(시뮬 접촉 0.95·정체 0)</w:t>
+            <w:tcW w:type="dxa" w:w="4359"/>
+            <w:tcBorders>
+              <w:top w:val="single" w:color="000000" w:sz="6"/>
+              <w:left w:val="single" w:color="000000" w:sz="6"/>
+              <w:bottom w:val="single" w:color="000000" w:sz="6"/>
+              <w:right w:val="single" w:color="000000" w:sz="6"/>
+            </w:tcBorders>
+            <w:tcMar>
+              <w:top w:type="dxa" w:w="60"/>
+              <w:left w:type="dxa" w:w="90"/>
+              <w:bottom w:type="dxa" w:w="60"/>
+              <w:right w:type="dxa" w:w="90"/>
+            </w:tcMar>
+          </w:tcPr>
+          <w:p>
+            <w:r>
+              <w:rPr>
+                <w:rFonts w:ascii="Malgun Gothic" w:cs="Malgun Gothic" w:eastAsia="Malgun Gothic" w:hAnsi="Malgun Gothic"/>
+                <w:sz w:val="20"/>
+                <w:szCs w:val="20"/>
+              </w:rPr>
+              <w:t xml:space="preserve">2번배 폭 0.522 m → 0.261, 공용값 0.29</w:t>
             </w:r>
           </w:p>
         </w:tc>
@@ -18083,7 +17324,7 @@
       <w:tr>
         <w:tc>
           <w:tcPr>
-            <w:tcW w:type="dxa" w:w="2905"/>
+            <w:tcW w:type="dxa" w:w="3462"/>
             <w:tcBorders>
               <w:top w:val="single" w:color="000000" w:sz="6"/>
               <w:left w:val="single" w:color="000000" w:sz="6"/>
@@ -18110,7 +17351,7 @@
         </w:tc>
         <w:tc>
           <w:tcPr>
-            <w:tcW w:type="dxa" w:w="1291"/>
+            <w:tcW w:type="dxa" w:w="1539"/>
             <w:tcBorders>
               <w:top w:val="single" w:color="000000" w:sz="6"/>
               <w:left w:val="single" w:color="000000" w:sz="6"/>
@@ -18137,7 +17378,7 @@
         </w:tc>
         <w:tc>
           <w:tcPr>
-            <w:tcW w:type="dxa" w:w="5164"/>
+            <w:tcW w:type="dxa" w:w="4359"/>
             <w:tcBorders>
               <w:top w:val="single" w:color="000000" w:sz="6"/>
               <w:left w:val="single" w:color="000000" w:sz="6"/>
@@ -18166,7 +17407,7 @@
       <w:tr>
         <w:tc>
           <w:tcPr>
-            <w:tcW w:type="dxa" w:w="2905"/>
+            <w:tcW w:type="dxa" w:w="3462"/>
             <w:tcBorders>
               <w:top w:val="single" w:color="000000" w:sz="6"/>
               <w:left w:val="single" w:color="000000" w:sz="6"/>
@@ -18193,7 +17434,7 @@
         </w:tc>
         <w:tc>
           <w:tcPr>
-            <w:tcW w:type="dxa" w:w="1291"/>
+            <w:tcW w:type="dxa" w:w="1539"/>
             <w:tcBorders>
               <w:top w:val="single" w:color="000000" w:sz="6"/>
               <w:left w:val="single" w:color="000000" w:sz="6"/>
@@ -18220,7 +17461,7 @@
         </w:tc>
         <w:tc>
           <w:tcPr>
-            <w:tcW w:type="dxa" w:w="5164"/>
+            <w:tcW w:type="dxa" w:w="4359"/>
             <w:tcBorders>
               <w:top w:val="single" w:color="000000" w:sz="6"/>
               <w:left w:val="single" w:color="000000" w:sz="6"/>
@@ -18249,7 +17490,7 @@
       <w:tr>
         <w:tc>
           <w:tcPr>
-            <w:tcW w:type="dxa" w:w="2905"/>
+            <w:tcW w:type="dxa" w:w="3462"/>
             <w:tcBorders>
               <w:top w:val="single" w:color="000000" w:sz="6"/>
               <w:left w:val="single" w:color="000000" w:sz="6"/>
@@ -18276,7 +17517,7 @@
         </w:tc>
         <w:tc>
           <w:tcPr>
-            <w:tcW w:type="dxa" w:w="1291"/>
+            <w:tcW w:type="dxa" w:w="1539"/>
             <w:tcBorders>
               <w:top w:val="single" w:color="000000" w:sz="6"/>
               <w:left w:val="single" w:color="000000" w:sz="6"/>
@@ -18303,7 +17544,7 @@
         </w:tc>
         <w:tc>
           <w:tcPr>
-            <w:tcW w:type="dxa" w:w="5164"/>
+            <w:tcW w:type="dxa" w:w="4359"/>
             <w:tcBorders>
               <w:top w:val="single" w:color="000000" w:sz="6"/>
               <w:left w:val="single" w:color="000000" w:sz="6"/>
@@ -18332,7 +17573,7 @@
       <w:tr>
         <w:tc>
           <w:tcPr>
-            <w:tcW w:type="dxa" w:w="2905"/>
+            <w:tcW w:type="dxa" w:w="3462"/>
             <w:tcBorders>
               <w:top w:val="single" w:color="000000" w:sz="6"/>
               <w:left w:val="single" w:color="000000" w:sz="6"/>
@@ -18359,7 +17600,7 @@
         </w:tc>
         <w:tc>
           <w:tcPr>
-            <w:tcW w:type="dxa" w:w="1291"/>
+            <w:tcW w:type="dxa" w:w="1539"/>
             <w:tcBorders>
               <w:top w:val="single" w:color="000000" w:sz="6"/>
               <w:left w:val="single" w:color="000000" w:sz="6"/>
@@ -18386,7 +17627,7 @@
         </w:tc>
         <w:tc>
           <w:tcPr>
-            <w:tcW w:type="dxa" w:w="5164"/>
+            <w:tcW w:type="dxa" w:w="4359"/>
             <w:tcBorders>
               <w:top w:val="single" w:color="000000" w:sz="6"/>
               <w:left w:val="single" w:color="000000" w:sz="6"/>
@@ -18415,7 +17656,7 @@
       <w:tr>
         <w:tc>
           <w:tcPr>
-            <w:tcW w:type="dxa" w:w="2905"/>
+            <w:tcW w:type="dxa" w:w="3462"/>
             <w:tcBorders>
               <w:top w:val="single" w:color="000000" w:sz="6"/>
               <w:left w:val="single" w:color="000000" w:sz="6"/>
@@ -18442,7 +17683,7 @@
         </w:tc>
         <w:tc>
           <w:tcPr>
-            <w:tcW w:type="dxa" w:w="1291"/>
+            <w:tcW w:type="dxa" w:w="1539"/>
             <w:tcBorders>
               <w:top w:val="single" w:color="000000" w:sz="6"/>
               <w:left w:val="single" w:color="000000" w:sz="6"/>
@@ -18469,7 +17710,7 @@
         </w:tc>
         <w:tc>
           <w:tcPr>
-            <w:tcW w:type="dxa" w:w="5164"/>
+            <w:tcW w:type="dxa" w:w="4359"/>
             <w:tcBorders>
               <w:top w:val="single" w:color="000000" w:sz="6"/>
               <w:left w:val="single" w:color="000000" w:sz="6"/>
@@ -18498,7 +17739,7 @@
       <w:tr>
         <w:tc>
           <w:tcPr>
-            <w:tcW w:type="dxa" w:w="2905"/>
+            <w:tcW w:type="dxa" w:w="3462"/>
             <w:tcBorders>
               <w:top w:val="single" w:color="000000" w:sz="6"/>
               <w:left w:val="single" w:color="000000" w:sz="6"/>
@@ -18525,7 +17766,7 @@
         </w:tc>
         <w:tc>
           <w:tcPr>
-            <w:tcW w:type="dxa" w:w="1291"/>
+            <w:tcW w:type="dxa" w:w="1539"/>
             <w:tcBorders>
               <w:top w:val="single" w:color="000000" w:sz="6"/>
               <w:left w:val="single" w:color="000000" w:sz="6"/>
@@ -18552,7 +17793,7 @@
         </w:tc>
         <w:tc>
           <w:tcPr>
-            <w:tcW w:type="dxa" w:w="5164"/>
+            <w:tcW w:type="dxa" w:w="4359"/>
             <w:tcBorders>
               <w:top w:val="single" w:color="000000" w:sz="6"/>
               <w:left w:val="single" w:color="000000" w:sz="6"/>
@@ -18581,7 +17822,7 @@
       <w:tr>
         <w:tc>
           <w:tcPr>
-            <w:tcW w:type="dxa" w:w="2905"/>
+            <w:tcW w:type="dxa" w:w="3462"/>
             <w:tcBorders>
               <w:top w:val="single" w:color="000000" w:sz="6"/>
               <w:left w:val="single" w:color="000000" w:sz="6"/>
@@ -18608,7 +17849,7 @@
         </w:tc>
         <w:tc>
           <w:tcPr>
-            <w:tcW w:type="dxa" w:w="1291"/>
+            <w:tcW w:type="dxa" w:w="1539"/>
             <w:tcBorders>
               <w:top w:val="single" w:color="000000" w:sz="6"/>
               <w:left w:val="single" w:color="000000" w:sz="6"/>
@@ -18635,7 +17876,7 @@
         </w:tc>
         <w:tc>
           <w:tcPr>
-            <w:tcW w:type="dxa" w:w="5164"/>
+            <w:tcW w:type="dxa" w:w="4359"/>
             <w:tcBorders>
               <w:top w:val="single" w:color="000000" w:sz="6"/>
               <w:left w:val="single" w:color="000000" w:sz="6"/>
@@ -18664,7 +17905,7 @@
       <w:tr>
         <w:tc>
           <w:tcPr>
-            <w:tcW w:type="dxa" w:w="2905"/>
+            <w:tcW w:type="dxa" w:w="3462"/>
             <w:tcBorders>
               <w:top w:val="single" w:color="000000" w:sz="6"/>
               <w:left w:val="single" w:color="000000" w:sz="6"/>
@@ -18691,7 +17932,7 @@
         </w:tc>
         <w:tc>
           <w:tcPr>
-            <w:tcW w:type="dxa" w:w="1291"/>
+            <w:tcW w:type="dxa" w:w="1539"/>
             <w:tcBorders>
               <w:top w:val="single" w:color="000000" w:sz="6"/>
               <w:left w:val="single" w:color="000000" w:sz="6"/>
@@ -18718,7 +17959,7 @@
         </w:tc>
         <w:tc>
           <w:tcPr>
-            <w:tcW w:type="dxa" w:w="5164"/>
+            <w:tcW w:type="dxa" w:w="4359"/>
             <w:tcBorders>
               <w:top w:val="single" w:color="000000" w:sz="6"/>
               <w:left w:val="single" w:color="000000" w:sz="6"/>
@@ -18768,7 +18009,7 @@
           <wp:inline distT="0" distB="0" distL="0" distR="0">
             <wp:extent cx="5334000" cy="3876675"/>
             <wp:effectExtent t="0" r="0" b="0" l="0"/>
-            <wp:docPr id="7" name=""/>
+            <wp:docPr id="17" name=""/>
             <wp:cNvGraphicFramePr>
               <a:graphicFrameLocks xmlns:a="http://schemas.openxmlformats.org/drawingml/2006/main" noChangeAspect="1"/>
             </wp:cNvGraphicFramePr>
@@ -18782,7 +18023,7 @@
                     </pic:cNvPicPr>
                   </pic:nvPicPr>
                   <pic:blipFill>
-                    <a:blip r:embed="rId13" cstate="none"/>
+                    <a:blip r:embed="rId23" cstate="none"/>
                     <a:srcRect/>
                     <a:stretch>
                       <a:fillRect/>
@@ -21738,7 +20979,7 @@
           <w:sz w:val="20"/>
           <w:szCs w:val="20"/>
         </w:rPr>
-        <w:t xml:space="preserve">half_width 0.29 에서 clearance 별 접촉은 0.20 → 1.95, 0.25 → 1.32, 0.30 → 1.46(정체 2%), 0.35 → 정체 28%, 0.45 → 정체 50% 로, 접촉이 가장 적은 0.45 는 절반이 정체라 고르지 않았다. 작년 값 half_width 0.45 는 1.15 m 갭을 요구해 접촉 3.0 회·정체 1.5 회였다(1차 단일 시드 스윕). 최적점의 갭 요구(half_width×2 + clearance)는 0.78~0.90 m 에 모인다. 한계도 있다. 접촉 판정이 반경 half_width 원이라 측면 접촉을 못 잡고, 동역학은 가정값이며, 시간 투표·지오펜스 병합은 시뮬에 없다. 선회 중 유효 폭 W·cosθ + L·sinθ 는 1번배 치수(W 0.58, L 1.66)로 10° 에서 0.86 m, 15° 에서 0.99 m 라 갭 요구 0.83 m 는 약 9° 이내로 정렬했을 때만 맞는다 — 1 m 안팎 틈은 시뮬이 못 잡는 영역이다.</w:t>
+        <w:t xml:space="preserve">half_width 0.29 에서 clearance 별 접촉은 0.20 → 1.95, 0.25 → 1.32, 0.30 → 1.46(정체 2%), 0.35 → 정체 28%, 0.45 → 정체 50% 로, 접촉이 가장 적은 0.45 는 절반이 정체라 고르지 않았다. 작년 값 half_width 0.45 는 1.15 m 갭을 요구해 접촉 3.0 회·정체 1.5 회였다(1차 단일 시드 스윕). 최적점의 갭 요구(half_width×2 + clearance)는 0.78~0.90 m 에 모인다. 한계도 있다. 접촉 판정이 반경 half_width 원이라 측면 접촉을 못 잡고, 동역학은 가정값이며, 시간 투표·지오펜스 병합은 시뮬에 없다. 선회 중 유효 폭 W·cosθ + L·sinθ 는 1번배 치수(W 0.55, L 1.66)로 10° 에서 0.83 m, 15° 에서 0.96 m 라 갭 요구 0.83 m 는 약 10° 이내로 정렬했을 때만 맞는다(10-31 실측 폭 0.55 로 재계산) — 1 m 안팎 틈은 시뮬이 못 잡는 영역이다.</w:t>
       </w:r>
     </w:p>
     <w:p>
@@ -23340,7 +22581,20 @@
           <w:sz w:val="20"/>
           <w:szCs w:val="20"/>
         </w:rPr>
-        <w:t xml:space="preserve">배터리 2개(DXF 4S 8400 mAh)가 각각 좌·우 ESC(측당 2개)를 먹이고, 두 ⊕ 선이 접촉기 2극을 지난다. 접촉기 앞에서 EC5 피그테일로 보조 분기를 떼어 (a) BF303 2A → PoE 인젝터 PSE5502G(48 V 802.3af) → OAK, (b) BF303 3A → SZWENGAO 5 V 5 A 모듈 → 허브 로 보낸다. 카메라·허브는 접촉기 앞이라 비상정지 뒤에도 살아 있어 상태를 계속 본다.</w:t>
+        <w:t xml:space="preserve">전기 계통은 추진 전력, 비상정지, 제어 신호, 센서·카메라 전원으로 나누었다. 배터리 2개(4S LiPo 14.8 V, 8400 mAh)가 각각 우현과 좌현 추진을 맡으며, 각 배터리의 ⊕선은 2극 전자접촉기를 거쳐 ESC로 공급되고 ⊖선은 ESC에 직결된다. 비상정지는 이 접촉기 한 곳에서 추진 전원을 끊는다. 2번배는 현마다 ESC·T200을 2기씩 두고, 접촉기를 지난 ⊕선과 ESC 신호를 현별로 2기에 나누어 공급한다.</w:t>
+      </w:r>
+    </w:p>
+    <w:p>
+      <w:pPr>
+        <w:spacing w:after="100" w:line="300"/>
+      </w:pPr>
+      <w:r>
+        <w:rPr>
+          <w:rFonts w:ascii="Malgun Gothic" w:cs="Malgun Gothic" w:eastAsia="Malgun Gothic" w:hAnsi="Malgun Gothic"/>
+          <w:sz w:val="20"/>
+          <w:szCs w:val="20"/>
+        </w:rPr>
+        <w:t xml:space="preserve">센서 허브(5 V)와 카메라(PoE 48 V) 전원은 배터리 A의 접촉기 앞단에서 분기하고 각각 3 A, 2 A 퓨즈로 보호하였다. 따라서 비상정지로 추진 전원이 차단되어도 센서와 카메라는 동작을 유지한다. Arduino Mega와 RC 수신기는 노트북 USB 전원으로 동작하며, 대전류 전원선과 분리하고 신호 GND만 한 점에 연결하였다.</w:t>
       </w:r>
     </w:p>
     <w:p>
@@ -23351,9 +22605,9 @@
       <w:r>
         <w:drawing>
           <wp:inline distT="0" distB="0" distL="0" distR="0">
-            <wp:extent cx="4133850" cy="7239000"/>
+            <wp:extent cx="5334000" cy="3467100"/>
             <wp:effectExtent t="0" r="0" b="0" l="0"/>
-            <wp:docPr id="8" name=""/>
+            <wp:docPr id="18" name=""/>
             <wp:cNvGraphicFramePr>
               <a:graphicFrameLocks xmlns:a="http://schemas.openxmlformats.org/drawingml/2006/main" noChangeAspect="1"/>
             </wp:cNvGraphicFramePr>
@@ -23367,7 +22621,7 @@
                     </pic:cNvPicPr>
                   </pic:nvPicPr>
                   <pic:blipFill>
-                    <a:blip r:embed="rId14" cstate="none"/>
+                    <a:blip r:embed="rId24" cstate="none"/>
                     <a:srcRect/>
                     <a:stretch>
                       <a:fillRect/>
@@ -23376,7 +22630,7 @@
                   <pic:spPr bwMode="auto">
                     <a:xfrm>
                       <a:off x="0" y="0"/>
-                      <a:ext cx="4133850" cy="7239000"/>
+                      <a:ext cx="5334000" cy="3467100"/>
                     </a:xfrm>
                     <a:prstGeom prst="rect">
                       <a:avLst/>
@@ -23401,7 +22655,7 @@
           <w:sz w:val="18"/>
           <w:szCs w:val="18"/>
         </w:rPr>
-        <w:t xml:space="preserve">그림 Ⅳ-1 2번배 회로도 — T200 ×4, 측당 ESC 2기 (tools/circuit_diagram.py, SSF_BOAT=B)</w:t>
+        <w:t xml:space="preserve">그림 Ⅳ-1 2번배 전체 회로 구성도</w:t>
       </w:r>
     </w:p>
     <w:tbl>
@@ -23417,8 +22671,9 @@
         </w:tblBorders>
       </w:tblPr>
       <w:tblGrid>
+        <w:gridCol w:w="1600"/>
+        <w:gridCol w:w="5760"/>
         <w:gridCol w:w="2000"/>
-        <w:gridCol w:w="7360"/>
       </w:tblGrid>
       <w:tr>
         <w:trPr>
@@ -23426,7 +22681,7 @@
         </w:trPr>
         <w:tc>
           <w:tcPr>
-            <w:tcW w:type="dxa" w:w="2000"/>
+            <w:tcW w:type="dxa" w:w="1600"/>
             <w:tcBorders>
               <w:top w:val="single" w:color="000000" w:sz="6"/>
               <w:left w:val="single" w:color="000000" w:sz="6"/>
@@ -23453,13 +22708,13 @@
                 <w:sz w:val="20"/>
                 <w:szCs w:val="20"/>
               </w:rPr>
-              <w:t xml:space="preserve">Mega 핀</w:t>
-            </w:r>
-          </w:p>
-        </w:tc>
-        <w:tc>
-          <w:tcPr>
-            <w:tcW w:type="dxa" w:w="7360"/>
+              <w:t xml:space="preserve">계통</w:t>
+            </w:r>
+          </w:p>
+        </w:tc>
+        <w:tc>
+          <w:tcPr>
+            <w:tcW w:type="dxa" w:w="5760"/>
             <w:tcBorders>
               <w:top w:val="single" w:color="000000" w:sz="6"/>
               <w:left w:val="single" w:color="000000" w:sz="6"/>
@@ -23486,7 +22741,40 @@
                 <w:sz w:val="20"/>
                 <w:szCs w:val="20"/>
               </w:rPr>
-              <w:t xml:space="preserve">연결</w:t>
+              <w:t xml:space="preserve">경로</w:t>
+            </w:r>
+          </w:p>
+        </w:tc>
+        <w:tc>
+          <w:tcPr>
+            <w:tcW w:type="dxa" w:w="2000"/>
+            <w:tcBorders>
+              <w:top w:val="single" w:color="000000" w:sz="6"/>
+              <w:left w:val="single" w:color="000000" w:sz="6"/>
+              <w:bottom w:val="single" w:color="000000" w:sz="6"/>
+              <w:right w:val="single" w:color="000000" w:sz="6"/>
+            </w:tcBorders>
+            <w:shd w:fill="E7E6E6" w:color="auto" w:val="clear"/>
+            <w:tcMar>
+              <w:top w:type="dxa" w:w="60"/>
+              <w:left w:type="dxa" w:w="90"/>
+              <w:bottom w:type="dxa" w:w="60"/>
+              <w:right w:type="dxa" w:w="90"/>
+            </w:tcMar>
+          </w:tcPr>
+          <w:p>
+            <w:pPr>
+              <w:jc w:val="center"/>
+            </w:pPr>
+            <w:r>
+              <w:rPr>
+                <w:rFonts w:ascii="Malgun Gothic" w:cs="Malgun Gothic" w:eastAsia="Malgun Gothic" w:hAnsi="Malgun Gothic"/>
+                <w:b/>
+                <w:bCs/>
+                <w:sz w:val="20"/>
+                <w:szCs w:val="20"/>
+              </w:rPr>
+              <w:t xml:space="preserve">비상정지 시</w:t>
             </w:r>
           </w:p>
         </w:tc>
@@ -23494,6 +22782,66 @@
       <w:tr>
         <w:tc>
           <w:tcPr>
+            <w:tcW w:type="dxa" w:w="1600"/>
+            <w:tcBorders>
+              <w:top w:val="single" w:color="000000" w:sz="6"/>
+              <w:left w:val="single" w:color="000000" w:sz="6"/>
+              <w:bottom w:val="single" w:color="000000" w:sz="6"/>
+              <w:right w:val="single" w:color="000000" w:sz="6"/>
+            </w:tcBorders>
+            <w:tcMar>
+              <w:top w:type="dxa" w:w="60"/>
+              <w:left w:type="dxa" w:w="90"/>
+              <w:bottom w:type="dxa" w:w="60"/>
+              <w:right w:type="dxa" w:w="90"/>
+            </w:tcMar>
+          </w:tcPr>
+          <w:p>
+            <w:pPr>
+              <w:jc w:val="left"/>
+            </w:pPr>
+            <w:r>
+              <w:rPr>
+                <w:rFonts w:ascii="Malgun Gothic" w:cs="Malgun Gothic" w:eastAsia="Malgun Gothic" w:hAnsi="Malgun Gothic"/>
+                <w:sz w:val="20"/>
+                <w:szCs w:val="20"/>
+              </w:rPr>
+              <w:t xml:space="preserve">추진 전력</w:t>
+            </w:r>
+          </w:p>
+        </w:tc>
+        <w:tc>
+          <w:tcPr>
+            <w:tcW w:type="dxa" w:w="5760"/>
+            <w:tcBorders>
+              <w:top w:val="single" w:color="000000" w:sz="6"/>
+              <w:left w:val="single" w:color="000000" w:sz="6"/>
+              <w:bottom w:val="single" w:color="000000" w:sz="6"/>
+              <w:right w:val="single" w:color="000000" w:sz="6"/>
+            </w:tcBorders>
+            <w:tcMar>
+              <w:top w:type="dxa" w:w="60"/>
+              <w:left w:type="dxa" w:w="90"/>
+              <w:bottom w:type="dxa" w:w="60"/>
+              <w:right w:type="dxa" w:w="90"/>
+            </w:tcMar>
+          </w:tcPr>
+          <w:p>
+            <w:pPr>
+              <w:jc w:val="left"/>
+            </w:pPr>
+            <w:r>
+              <w:rPr>
+                <w:rFonts w:ascii="Malgun Gothic" w:cs="Malgun Gothic" w:eastAsia="Malgun Gothic" w:hAnsi="Malgun Gothic"/>
+                <w:sz w:val="20"/>
+                <w:szCs w:val="20"/>
+              </w:rPr>
+              <w:t xml:space="preserve">배터리 A·B ⊕ → 접촉기(2극) → 현별 ESC 2기 → T200 ×4</w:t>
+            </w:r>
+          </w:p>
+        </w:tc>
+        <w:tc>
+          <w:tcPr>
             <w:tcW w:type="dxa" w:w="2000"/>
             <w:tcBorders>
               <w:top w:val="single" w:color="000000" w:sz="6"/>
@@ -23518,37 +22866,7 @@
                 <w:sz w:val="20"/>
                 <w:szCs w:val="20"/>
               </w:rPr>
-              <w:t xml:space="preserve">2</w:t>
-            </w:r>
-          </w:p>
-        </w:tc>
-        <w:tc>
-          <w:tcPr>
-            <w:tcW w:type="dxa" w:w="7360"/>
-            <w:tcBorders>
-              <w:top w:val="single" w:color="000000" w:sz="6"/>
-              <w:left w:val="single" w:color="000000" w:sz="6"/>
-              <w:bottom w:val="single" w:color="000000" w:sz="6"/>
-              <w:right w:val="single" w:color="000000" w:sz="6"/>
-            </w:tcBorders>
-            <w:tcMar>
-              <w:top w:type="dxa" w:w="60"/>
-              <w:left w:type="dxa" w:w="90"/>
-              <w:bottom w:type="dxa" w:w="60"/>
-              <w:right w:type="dxa" w:w="90"/>
-            </w:tcMar>
-          </w:tcPr>
-          <w:p>
-            <w:pPr>
-              <w:jc w:val="left"/>
-            </w:pPr>
-            <w:r>
-              <w:rPr>
-                <w:rFonts w:ascii="Malgun Gothic" w:cs="Malgun Gothic" w:eastAsia="Malgun Gothic" w:hAnsi="Malgun Gothic"/>
-                <w:sz w:val="20"/>
-                <w:szCs w:val="20"/>
-              </w:rPr>
-              <w:t xml:space="preserve">RC 스로틀 (오른쪽 스틱 상하) — 08-25 실측, 중립 1502 µs (10-26 스틱 캘리브레이션 후)</w:t>
+              <w:t xml:space="preserve">차단</w:t>
             </w:r>
           </w:p>
         </w:tc>
@@ -23556,6 +22874,66 @@
       <w:tr>
         <w:tc>
           <w:tcPr>
+            <w:tcW w:type="dxa" w:w="1600"/>
+            <w:tcBorders>
+              <w:top w:val="single" w:color="000000" w:sz="6"/>
+              <w:left w:val="single" w:color="000000" w:sz="6"/>
+              <w:bottom w:val="single" w:color="000000" w:sz="6"/>
+              <w:right w:val="single" w:color="000000" w:sz="6"/>
+            </w:tcBorders>
+            <w:tcMar>
+              <w:top w:type="dxa" w:w="60"/>
+              <w:left w:type="dxa" w:w="90"/>
+              <w:bottom w:type="dxa" w:w="60"/>
+              <w:right w:type="dxa" w:w="90"/>
+            </w:tcMar>
+          </w:tcPr>
+          <w:p>
+            <w:pPr>
+              <w:jc w:val="left"/>
+            </w:pPr>
+            <w:r>
+              <w:rPr>
+                <w:rFonts w:ascii="Malgun Gothic" w:cs="Malgun Gothic" w:eastAsia="Malgun Gothic" w:hAnsi="Malgun Gothic"/>
+                <w:sz w:val="20"/>
+                <w:szCs w:val="20"/>
+              </w:rPr>
+              <w:t xml:space="preserve">비상정지 코일</w:t>
+            </w:r>
+          </w:p>
+        </w:tc>
+        <w:tc>
+          <w:tcPr>
+            <w:tcW w:type="dxa" w:w="5760"/>
+            <w:tcBorders>
+              <w:top w:val="single" w:color="000000" w:sz="6"/>
+              <w:left w:val="single" w:color="000000" w:sz="6"/>
+              <w:bottom w:val="single" w:color="000000" w:sz="6"/>
+              <w:right w:val="single" w:color="000000" w:sz="6"/>
+            </w:tcBorders>
+            <w:tcMar>
+              <w:top w:type="dxa" w:w="60"/>
+              <w:left w:type="dxa" w:w="90"/>
+              <w:bottom w:type="dxa" w:w="60"/>
+              <w:right w:type="dxa" w:w="90"/>
+            </w:tcMar>
+          </w:tcPr>
+          <w:p>
+            <w:pPr>
+              <w:jc w:val="left"/>
+            </w:pPr>
+            <w:r>
+              <w:rPr>
+                <w:rFonts w:ascii="Malgun Gothic" w:cs="Malgun Gothic" w:eastAsia="Malgun Gothic" w:hAnsi="Malgun Gothic"/>
+                <w:sz w:val="20"/>
+                <w:szCs w:val="20"/>
+              </w:rPr>
+              <w:t xml:space="preserve">배터리 A → 24 V 승압 컨버터 → 접촉기 코일 → 무선 릴레이(NC) → 비상정지 버튼(NC)</w:t>
+            </w:r>
+          </w:p>
+        </w:tc>
+        <w:tc>
+          <w:tcPr>
             <w:tcW w:type="dxa" w:w="2000"/>
             <w:tcBorders>
               <w:top w:val="single" w:color="000000" w:sz="6"/>
@@ -23580,37 +22958,7 @@
                 <w:sz w:val="20"/>
                 <w:szCs w:val="20"/>
               </w:rPr>
-              <w:t xml:space="preserve">3</w:t>
-            </w:r>
-          </w:p>
-        </w:tc>
-        <w:tc>
-          <w:tcPr>
-            <w:tcW w:type="dxa" w:w="7360"/>
-            <w:tcBorders>
-              <w:top w:val="single" w:color="000000" w:sz="6"/>
-              <w:left w:val="single" w:color="000000" w:sz="6"/>
-              <w:bottom w:val="single" w:color="000000" w:sz="6"/>
-              <w:right w:val="single" w:color="000000" w:sz="6"/>
-            </w:tcBorders>
-            <w:tcMar>
-              <w:top w:type="dxa" w:w="60"/>
-              <w:left w:type="dxa" w:w="90"/>
-              <w:bottom w:type="dxa" w:w="60"/>
-              <w:right w:type="dxa" w:w="90"/>
-            </w:tcMar>
-          </w:tcPr>
-          <w:p>
-            <w:pPr>
-              <w:jc w:val="left"/>
-            </w:pPr>
-            <w:r>
-              <w:rPr>
-                <w:rFonts w:ascii="Malgun Gothic" w:cs="Malgun Gothic" w:eastAsia="Malgun Gothic" w:hAnsi="Malgun Gothic"/>
-                <w:sz w:val="20"/>
-                <w:szCs w:val="20"/>
-              </w:rPr>
-              <w:t xml:space="preserve">RC 조향 (왼쪽 스틱 좌우) — 08-25 실측, 중립 1424 µs</w:t>
+              <w:t xml:space="preserve">코일 차단 → 접촉기 개방</w:t>
             </w:r>
           </w:p>
         </w:tc>
@@ -23618,6 +22966,66 @@
       <w:tr>
         <w:tc>
           <w:tcPr>
+            <w:tcW w:type="dxa" w:w="1600"/>
+            <w:tcBorders>
+              <w:top w:val="single" w:color="000000" w:sz="6"/>
+              <w:left w:val="single" w:color="000000" w:sz="6"/>
+              <w:bottom w:val="single" w:color="000000" w:sz="6"/>
+              <w:right w:val="single" w:color="000000" w:sz="6"/>
+            </w:tcBorders>
+            <w:tcMar>
+              <w:top w:type="dxa" w:w="60"/>
+              <w:left w:type="dxa" w:w="90"/>
+              <w:bottom w:type="dxa" w:w="60"/>
+              <w:right w:type="dxa" w:w="90"/>
+            </w:tcMar>
+          </w:tcPr>
+          <w:p>
+            <w:pPr>
+              <w:jc w:val="left"/>
+            </w:pPr>
+            <w:r>
+              <w:rPr>
+                <w:rFonts w:ascii="Malgun Gothic" w:cs="Malgun Gothic" w:eastAsia="Malgun Gothic" w:hAnsi="Malgun Gothic"/>
+                <w:sz w:val="20"/>
+                <w:szCs w:val="20"/>
+              </w:rPr>
+              <w:t xml:space="preserve">제어 신호</w:t>
+            </w:r>
+          </w:p>
+        </w:tc>
+        <w:tc>
+          <w:tcPr>
+            <w:tcW w:type="dxa" w:w="5760"/>
+            <w:tcBorders>
+              <w:top w:val="single" w:color="000000" w:sz="6"/>
+              <w:left w:val="single" w:color="000000" w:sz="6"/>
+              <w:bottom w:val="single" w:color="000000" w:sz="6"/>
+              <w:right w:val="single" w:color="000000" w:sz="6"/>
+            </w:tcBorders>
+            <w:tcMar>
+              <w:top w:type="dxa" w:w="60"/>
+              <w:left w:type="dxa" w:w="90"/>
+              <w:bottom w:type="dxa" w:w="60"/>
+              <w:right w:type="dxa" w:w="90"/>
+            </w:tcMar>
+          </w:tcPr>
+          <w:p>
+            <w:pPr>
+              <w:jc w:val="left"/>
+            </w:pPr>
+            <w:r>
+              <w:rPr>
+                <w:rFonts w:ascii="Malgun Gothic" w:cs="Malgun Gothic" w:eastAsia="Malgun Gothic" w:hAnsi="Malgun Gothic"/>
+                <w:sz w:val="20"/>
+                <w:szCs w:val="20"/>
+              </w:rPr>
+              <w:t xml:space="preserve">노트북 USB → Arduino Mega → RC 수신기·ESC·상태 표시등</w:t>
+            </w:r>
+          </w:p>
+        </w:tc>
+        <w:tc>
+          <w:tcPr>
             <w:tcW w:type="dxa" w:w="2000"/>
             <w:tcBorders>
               <w:top w:val="single" w:color="000000" w:sz="6"/>
@@ -23642,37 +23050,7 @@
                 <w:sz w:val="20"/>
                 <w:szCs w:val="20"/>
               </w:rPr>
-              <w:t xml:space="preserve">19</w:t>
-            </w:r>
-          </w:p>
-        </w:tc>
-        <w:tc>
-          <w:tcPr>
-            <w:tcW w:type="dxa" w:w="7360"/>
-            <w:tcBorders>
-              <w:top w:val="single" w:color="000000" w:sz="6"/>
-              <w:left w:val="single" w:color="000000" w:sz="6"/>
-              <w:bottom w:val="single" w:color="000000" w:sz="6"/>
-              <w:right w:val="single" w:color="000000" w:sz="6"/>
-            </w:tcBorders>
-            <w:tcMar>
-              <w:top w:type="dxa" w:w="60"/>
-              <w:left w:type="dxa" w:w="90"/>
-              <w:bottom w:type="dxa" w:w="60"/>
-              <w:right w:type="dxa" w:w="90"/>
-            </w:tcMar>
-          </w:tcPr>
-          <w:p>
-            <w:pPr>
-              <w:jc w:val="left"/>
-            </w:pPr>
-            <w:r>
-              <w:rPr>
-                <w:rFonts w:ascii="Malgun Gothic" w:cs="Malgun Gothic" w:eastAsia="Malgun Gothic" w:hAnsi="Malgun Gothic"/>
-                <w:sz w:val="20"/>
-                <w:szCs w:val="20"/>
-              </w:rPr>
-              <w:t xml:space="preserve">RC 모드 스위치 (WAIT / MANUAL / AUTO) — 08-18 이설, 외부 인터럽트 핀</w:t>
+              <w:t xml:space="preserve">유지</w:t>
             </w:r>
           </w:p>
         </w:tc>
@@ -23680,6 +23058,66 @@
       <w:tr>
         <w:tc>
           <w:tcPr>
+            <w:tcW w:type="dxa" w:w="1600"/>
+            <w:tcBorders>
+              <w:top w:val="single" w:color="000000" w:sz="6"/>
+              <w:left w:val="single" w:color="000000" w:sz="6"/>
+              <w:bottom w:val="single" w:color="000000" w:sz="6"/>
+              <w:right w:val="single" w:color="000000" w:sz="6"/>
+            </w:tcBorders>
+            <w:tcMar>
+              <w:top w:type="dxa" w:w="60"/>
+              <w:left w:type="dxa" w:w="90"/>
+              <w:bottom w:type="dxa" w:w="60"/>
+              <w:right w:type="dxa" w:w="90"/>
+            </w:tcMar>
+          </w:tcPr>
+          <w:p>
+            <w:pPr>
+              <w:jc w:val="left"/>
+            </w:pPr>
+            <w:r>
+              <w:rPr>
+                <w:rFonts w:ascii="Malgun Gothic" w:cs="Malgun Gothic" w:eastAsia="Malgun Gothic" w:hAnsi="Malgun Gothic"/>
+                <w:sz w:val="20"/>
+                <w:szCs w:val="20"/>
+              </w:rPr>
+              <w:t xml:space="preserve">센서 허브</w:t>
+            </w:r>
+          </w:p>
+        </w:tc>
+        <w:tc>
+          <w:tcPr>
+            <w:tcW w:type="dxa" w:w="5760"/>
+            <w:tcBorders>
+              <w:top w:val="single" w:color="000000" w:sz="6"/>
+              <w:left w:val="single" w:color="000000" w:sz="6"/>
+              <w:bottom w:val="single" w:color="000000" w:sz="6"/>
+              <w:right w:val="single" w:color="000000" w:sz="6"/>
+            </w:tcBorders>
+            <w:tcMar>
+              <w:top w:type="dxa" w:w="60"/>
+              <w:left w:type="dxa" w:w="90"/>
+              <w:bottom w:type="dxa" w:w="60"/>
+              <w:right w:type="dxa" w:w="90"/>
+            </w:tcMar>
+          </w:tcPr>
+          <w:p>
+            <w:pPr>
+              <w:jc w:val="left"/>
+            </w:pPr>
+            <w:r>
+              <w:rPr>
+                <w:rFonts w:ascii="Malgun Gothic" w:cs="Malgun Gothic" w:eastAsia="Malgun Gothic" w:hAnsi="Malgun Gothic"/>
+                <w:sz w:val="20"/>
+                <w:szCs w:val="20"/>
+              </w:rPr>
+              <w:t xml:space="preserve">배터리 A → 3 A 퓨즈 → 5 V 컨버터 → USB 허브 → LiDAR·IMU·GPS·카메라</w:t>
+            </w:r>
+          </w:p>
+        </w:tc>
+        <w:tc>
+          <w:tcPr>
             <w:tcW w:type="dxa" w:w="2000"/>
             <w:tcBorders>
               <w:top w:val="single" w:color="000000" w:sz="6"/>
@@ -23704,37 +23142,7 @@
                 <w:sz w:val="20"/>
                 <w:szCs w:val="20"/>
               </w:rPr>
-              <w:t xml:space="preserve">11 / 12</w:t>
-            </w:r>
-          </w:p>
-        </w:tc>
-        <w:tc>
-          <w:tcPr>
-            <w:tcW w:type="dxa" w:w="7360"/>
-            <w:tcBorders>
-              <w:top w:val="single" w:color="000000" w:sz="6"/>
-              <w:left w:val="single" w:color="000000" w:sz="6"/>
-              <w:bottom w:val="single" w:color="000000" w:sz="6"/>
-              <w:right w:val="single" w:color="000000" w:sz="6"/>
-            </w:tcBorders>
-            <w:tcMar>
-              <w:top w:type="dxa" w:w="60"/>
-              <w:left w:type="dxa" w:w="90"/>
-              <w:bottom w:type="dxa" w:w="60"/>
-              <w:right w:type="dxa" w:w="90"/>
-            </w:tcMar>
-          </w:tcPr>
-          <w:p>
-            <w:pPr>
-              <w:jc w:val="left"/>
-            </w:pPr>
-            <w:r>
-              <w:rPr>
-                <w:rFonts w:ascii="Malgun Gothic" w:cs="Malgun Gothic" w:eastAsia="Malgun Gothic" w:hAnsi="Malgun Gothic"/>
-                <w:sz w:val="20"/>
-                <w:szCs w:val="20"/>
-              </w:rPr>
-              <w:t xml:space="preserve">ESC 우 / ESC 좌 (측별 팬아웃, 측당 2개. 3상 배선: 좌앞·우뒤 교차(초↔파), 좌뒤·우앞 색 동일 — 09-01)</w:t>
+              <w:t xml:space="preserve">유지</w:t>
             </w:r>
           </w:p>
         </w:tc>
@@ -23742,6 +23150,66 @@
       <w:tr>
         <w:tc>
           <w:tcPr>
+            <w:tcW w:type="dxa" w:w="1600"/>
+            <w:tcBorders>
+              <w:top w:val="single" w:color="000000" w:sz="6"/>
+              <w:left w:val="single" w:color="000000" w:sz="6"/>
+              <w:bottom w:val="single" w:color="000000" w:sz="6"/>
+              <w:right w:val="single" w:color="000000" w:sz="6"/>
+            </w:tcBorders>
+            <w:tcMar>
+              <w:top w:type="dxa" w:w="60"/>
+              <w:left w:type="dxa" w:w="90"/>
+              <w:bottom w:type="dxa" w:w="60"/>
+              <w:right w:type="dxa" w:w="90"/>
+            </w:tcMar>
+          </w:tcPr>
+          <w:p>
+            <w:pPr>
+              <w:jc w:val="left"/>
+            </w:pPr>
+            <w:r>
+              <w:rPr>
+                <w:rFonts w:ascii="Malgun Gothic" w:cs="Malgun Gothic" w:eastAsia="Malgun Gothic" w:hAnsi="Malgun Gothic"/>
+                <w:sz w:val="20"/>
+                <w:szCs w:val="20"/>
+              </w:rPr>
+              <w:t xml:space="preserve">카메라</w:t>
+            </w:r>
+          </w:p>
+        </w:tc>
+        <w:tc>
+          <w:tcPr>
+            <w:tcW w:type="dxa" w:w="5760"/>
+            <w:tcBorders>
+              <w:top w:val="single" w:color="000000" w:sz="6"/>
+              <w:left w:val="single" w:color="000000" w:sz="6"/>
+              <w:bottom w:val="single" w:color="000000" w:sz="6"/>
+              <w:right w:val="single" w:color="000000" w:sz="6"/>
+            </w:tcBorders>
+            <w:tcMar>
+              <w:top w:type="dxa" w:w="60"/>
+              <w:left w:type="dxa" w:w="90"/>
+              <w:bottom w:type="dxa" w:w="60"/>
+              <w:right w:type="dxa" w:w="90"/>
+            </w:tcMar>
+          </w:tcPr>
+          <w:p>
+            <w:pPr>
+              <w:jc w:val="left"/>
+            </w:pPr>
+            <w:r>
+              <w:rPr>
+                <w:rFonts w:ascii="Malgun Gothic" w:cs="Malgun Gothic" w:eastAsia="Malgun Gothic" w:hAnsi="Malgun Gothic"/>
+                <w:sz w:val="20"/>
+                <w:szCs w:val="20"/>
+              </w:rPr>
+              <w:t xml:space="preserve">배터리 A → 2 A 퓨즈 → PoE 인젝터(48 V) → OAK-1 PoE</w:t>
+            </w:r>
+          </w:p>
+        </w:tc>
+        <w:tc>
+          <w:tcPr>
             <w:tcW w:type="dxa" w:w="2000"/>
             <w:tcBorders>
               <w:top w:val="single" w:color="000000" w:sz="6"/>
@@ -23766,161 +23234,7 @@
                 <w:sz w:val="20"/>
                 <w:szCs w:val="20"/>
               </w:rPr>
-              <w:t xml:space="preserve">16</w:t>
-            </w:r>
-          </w:p>
-        </w:tc>
-        <w:tc>
-          <w:tcPr>
-            <w:tcW w:type="dxa" w:w="7360"/>
-            <w:tcBorders>
-              <w:top w:val="single" w:color="000000" w:sz="6"/>
-              <w:left w:val="single" w:color="000000" w:sz="6"/>
-              <w:bottom w:val="single" w:color="000000" w:sz="6"/>
-              <w:right w:val="single" w:color="000000" w:sz="6"/>
-            </w:tcBorders>
-            <w:tcMar>
-              <w:top w:type="dxa" w:w="60"/>
-              <w:left w:type="dxa" w:w="90"/>
-              <w:bottom w:type="dxa" w:w="60"/>
-              <w:right w:type="dxa" w:w="90"/>
-            </w:tcMar>
-          </w:tcPr>
-          <w:p>
-            <w:pPr>
-              <w:jc w:val="left"/>
-            </w:pPr>
-            <w:r>
-              <w:rPr>
-                <w:rFonts w:ascii="Malgun Gothic" w:cs="Malgun Gothic" w:eastAsia="Malgun Gothic" w:hAnsi="Malgun Gothic"/>
-                <w:sz w:val="20"/>
-                <w:szCs w:val="20"/>
-              </w:rPr>
-              <w:t xml:space="preserve">WS2812 표시등</w:t>
-            </w:r>
-          </w:p>
-        </w:tc>
-      </w:tr>
-      <w:tr>
-        <w:tc>
-          <w:tcPr>
-            <w:tcW w:type="dxa" w:w="2000"/>
-            <w:tcBorders>
-              <w:top w:val="single" w:color="000000" w:sz="6"/>
-              <w:left w:val="single" w:color="000000" w:sz="6"/>
-              <w:bottom w:val="single" w:color="000000" w:sz="6"/>
-              <w:right w:val="single" w:color="000000" w:sz="6"/>
-            </w:tcBorders>
-            <w:tcMar>
-              <w:top w:type="dxa" w:w="60"/>
-              <w:left w:type="dxa" w:w="90"/>
-              <w:bottom w:type="dxa" w:w="60"/>
-              <w:right w:type="dxa" w:w="90"/>
-            </w:tcMar>
-          </w:tcPr>
-          <w:p>
-            <w:pPr>
-              <w:jc w:val="left"/>
-            </w:pPr>
-            <w:r>
-              <w:rPr>
-                <w:rFonts w:ascii="Malgun Gothic" w:cs="Malgun Gothic" w:eastAsia="Malgun Gothic" w:hAnsi="Malgun Gothic"/>
-                <w:sz w:val="20"/>
-                <w:szCs w:val="20"/>
-              </w:rPr>
-              <w:t xml:space="preserve">38</w:t>
-            </w:r>
-          </w:p>
-        </w:tc>
-        <w:tc>
-          <w:tcPr>
-            <w:tcW w:type="dxa" w:w="7360"/>
-            <w:tcBorders>
-              <w:top w:val="single" w:color="000000" w:sz="6"/>
-              <w:left w:val="single" w:color="000000" w:sz="6"/>
-              <w:bottom w:val="single" w:color="000000" w:sz="6"/>
-              <w:right w:val="single" w:color="000000" w:sz="6"/>
-            </w:tcBorders>
-            <w:tcMar>
-              <w:top w:type="dxa" w:w="60"/>
-              <w:left w:type="dxa" w:w="90"/>
-              <w:bottom w:type="dxa" w:w="60"/>
-              <w:right w:type="dxa" w:w="90"/>
-            </w:tcMar>
-          </w:tcPr>
-          <w:p>
-            <w:pPr>
-              <w:jc w:val="left"/>
-            </w:pPr>
-            <w:r>
-              <w:rPr>
-                <w:rFonts w:ascii="Malgun Gothic" w:cs="Malgun Gothic" w:eastAsia="Malgun Gothic" w:hAnsi="Malgun Gothic"/>
-                <w:sz w:val="20"/>
-                <w:szCs w:val="20"/>
-              </w:rPr>
-              <w:t xml:space="preserve">접촉기 보조접점 21/22 (비상정지 감지)</w:t>
-            </w:r>
-          </w:p>
-        </w:tc>
-      </w:tr>
-      <w:tr>
-        <w:tc>
-          <w:tcPr>
-            <w:tcW w:type="dxa" w:w="2000"/>
-            <w:tcBorders>
-              <w:top w:val="single" w:color="000000" w:sz="6"/>
-              <w:left w:val="single" w:color="000000" w:sz="6"/>
-              <w:bottom w:val="single" w:color="000000" w:sz="6"/>
-              <w:right w:val="single" w:color="000000" w:sz="6"/>
-            </w:tcBorders>
-            <w:tcMar>
-              <w:top w:type="dxa" w:w="60"/>
-              <w:left w:type="dxa" w:w="90"/>
-              <w:bottom w:type="dxa" w:w="60"/>
-              <w:right w:type="dxa" w:w="90"/>
-            </w:tcMar>
-          </w:tcPr>
-          <w:p>
-            <w:pPr>
-              <w:jc w:val="left"/>
-            </w:pPr>
-            <w:r>
-              <w:rPr>
-                <w:rFonts w:ascii="Malgun Gothic" w:cs="Malgun Gothic" w:eastAsia="Malgun Gothic" w:hAnsi="Malgun Gothic"/>
-                <w:sz w:val="20"/>
-                <w:szCs w:val="20"/>
-              </w:rPr>
-              <w:t xml:space="preserve">13</w:t>
-            </w:r>
-          </w:p>
-        </w:tc>
-        <w:tc>
-          <w:tcPr>
-            <w:tcW w:type="dxa" w:w="7360"/>
-            <w:tcBorders>
-              <w:top w:val="single" w:color="000000" w:sz="6"/>
-              <w:left w:val="single" w:color="000000" w:sz="6"/>
-              <w:bottom w:val="single" w:color="000000" w:sz="6"/>
-              <w:right w:val="single" w:color="000000" w:sz="6"/>
-            </w:tcBorders>
-            <w:tcMar>
-              <w:top w:type="dxa" w:w="60"/>
-              <w:left w:type="dxa" w:w="90"/>
-              <w:bottom w:type="dxa" w:w="60"/>
-              <w:right w:type="dxa" w:w="90"/>
-            </w:tcMar>
-          </w:tcPr>
-          <w:p>
-            <w:pPr>
-              <w:jc w:val="left"/>
-            </w:pPr>
-            <w:r>
-              <w:rPr>
-                <w:rFonts w:ascii="Malgun Gothic" w:cs="Malgun Gothic" w:eastAsia="Malgun Gothic" w:hAnsi="Malgun Gothic"/>
-                <w:sz w:val="20"/>
-                <w:szCs w:val="20"/>
-              </w:rPr>
-              <w:t xml:space="preserve">사용 금지 (보드 LED)</w:t>
+              <w:t xml:space="preserve">유지</w:t>
             </w:r>
           </w:p>
         </w:tc>
@@ -23928,24 +23242,22 @@
     </w:tbl>
     <w:p>
       <w:pPr>
-        <w:pStyle w:val="Heading2"/>
-        <w:spacing w:after="120" w:before="240"/>
+        <w:spacing w:after="160"/>
+        <w:jc w:val="center"/>
       </w:pPr>
       <w:r>
         <w:rPr>
           <w:rFonts w:ascii="Malgun Gothic" w:cs="Malgun Gothic" w:eastAsia="Malgun Gothic" w:hAnsi="Malgun Gothic"/>
-          <w:b/>
-          <w:bCs/>
-          <w:sz w:val="26"/>
-          <w:szCs w:val="26"/>
-        </w:rPr>
-        <w:t xml:space="preserve">2) 비상 정지 장치 구성</w:t>
+          <w:color w:val="555555"/>
+          <w:sz w:val="18"/>
+          <w:szCs w:val="18"/>
+        </w:rPr>
+        <w:t xml:space="preserve">표 Ⅳ-1 계통별 전원 경로</w:t>
       </w:r>
     </w:p>
     <w:p>
       <w:pPr>
-        <w:spacing w:after="60" w:line="290"/>
-        <w:ind w:left="360" w:hanging="240"/>
+        <w:spacing w:after="100" w:line="300"/>
       </w:pPr>
       <w:r>
         <w:rPr>
@@ -23953,63 +23265,7 @@
           <w:sz w:val="20"/>
           <w:szCs w:val="20"/>
         </w:rPr>
-        <w:t xml:space="preserve">•  주 차단: LS MD-30a 전자접촉기 2극 — 배터리 A/B ⊕ 한 가닥씩. 코일 24 V 는 SZH-BPM001 승압(9~20 V → 24 V 3 A).</w:t>
-      </w:r>
-    </w:p>
-    <w:p>
-      <w:pPr>
-        <w:spacing w:after="60" w:line="290"/>
-        <w:ind w:left="360" w:hanging="240"/>
-      </w:pPr>
-      <w:r>
-        <w:rPr>
-          <w:rFonts w:ascii="Malgun Gothic" w:cs="Malgun Gothic" w:eastAsia="Malgun Gothic" w:hAnsi="Malgun Gothic"/>
-          <w:sz w:val="20"/>
-          <w:szCs w:val="20"/>
-        </w:rPr>
-        <w:t xml:space="preserve">•  버튼식: NC 비상정지 버튼이 코일 회로에 직렬. 누르면 코일 끊김 → 접촉기 개방 → 추진 전원 차단.</w:t>
-      </w:r>
-    </w:p>
-    <w:p>
-      <w:pPr>
-        <w:spacing w:after="60" w:line="290"/>
-        <w:ind w:left="360" w:hanging="240"/>
-      </w:pPr>
-      <w:r>
-        <w:rPr>
-          <w:rFonts w:ascii="Malgun Gothic" w:cs="Malgun Gothic" w:eastAsia="Malgun Gothic" w:hAnsi="Malgun Gothic"/>
-          <w:sz w:val="20"/>
-          <w:szCs w:val="20"/>
-        </w:rPr>
-        <w:t xml:space="preserve">•  무선식: RF 무선 릴레이(SRD-12VDC-SL-C) 접점이 같은 코일 회로에 직렬. 수신기 여유 채널이 아니라 독립 RF 스위치라 조종기 페일세이프와 무관.</w:t>
-      </w:r>
-    </w:p>
-    <w:p>
-      <w:pPr>
-        <w:spacing w:after="60" w:line="290"/>
-        <w:ind w:left="360" w:hanging="240"/>
-      </w:pPr>
-      <w:r>
-        <w:rPr>
-          <w:rFonts w:ascii="Malgun Gothic" w:cs="Malgun Gothic" w:eastAsia="Malgun Gothic" w:hAnsi="Malgun Gothic"/>
-          <w:sz w:val="20"/>
-          <w:szCs w:val="20"/>
-        </w:rPr>
-        <w:t xml:space="preserve">•  감지: 보조접점 → Mega 핀 38 → 상태줄 estop → /boat_estop. 표시등 빨강.</w:t>
-      </w:r>
-    </w:p>
-    <w:p>
-      <w:pPr>
-        <w:spacing w:after="60" w:line="290"/>
-        <w:ind w:left="360" w:hanging="240"/>
-      </w:pPr>
-      <w:r>
-        <w:rPr>
-          <w:rFonts w:ascii="Malgun Gothic" w:cs="Malgun Gothic" w:eastAsia="Malgun Gothic" w:hAnsi="Malgun Gothic"/>
-          <w:sz w:val="20"/>
-          <w:szCs w:val="20"/>
-        </w:rPr>
-        <w:t xml:space="preserve">•  2025-08-19 좌측 스러스터 무반응·접촉기 자기유지 실패 이력을 반영해 코일 전원을 승압 모듈로 분리했다.</w:t>
+        <w:t xml:space="preserve">노트북(Ubuntu 22.04, ROS2 Humble)과 Arduino Mega 2560은 USB 시리얼로 통신한다. Mega는 RC 수신기의 스로틀·조향·모드 3채널을 읽고, 모드에 따라 RC 입력 또는 노트북 명령을 좌·우 ESC PWM 신호(1100~1900 µs, 1500 µs 정지)로 출력한다. 이 밖에 WS2812 상태 표시등 출력과 접촉기 상태 감지 입력을 담당한다.</w:t>
       </w:r>
     </w:p>
     <w:p>
@@ -24025,587 +23281,7 @@
           <w:sz w:val="26"/>
           <w:szCs w:val="26"/>
         </w:rPr>
-        <w:t xml:space="preserve">3) 원격 조종</w:t>
-      </w:r>
-    </w:p>
-    <w:p>
-      <w:pPr>
-        <w:spacing w:after="60" w:line="290"/>
-        <w:ind w:left="360" w:hanging="240"/>
-      </w:pPr>
-      <w:r>
-        <w:rPr>
-          <w:rFonts w:ascii="Malgun Gothic" w:cs="Malgun Gothic" w:eastAsia="Malgun Gothic" w:hAnsi="Malgun Gothic"/>
-          <w:sz w:val="20"/>
-          <w:szCs w:val="20"/>
-        </w:rPr>
-        <w:t xml:space="preserve">•  FlySky FS-i6 ↔ FS-iA6B. 모드 스위치 WAIT / MANUAL / AUTO. AUTO 에서만 노트북 명령이 ESC 로 간다.</w:t>
-      </w:r>
-    </w:p>
-    <w:p>
-      <w:pPr>
-        <w:spacing w:after="60" w:line="290"/>
-        <w:ind w:left="360" w:hanging="240"/>
-      </w:pPr>
-      <w:r>
-        <w:rPr>
-          <w:rFonts w:ascii="Malgun Gothic" w:cs="Malgun Gothic" w:eastAsia="Malgun Gothic" w:hAnsi="Malgun Gothic"/>
-          <w:sz w:val="20"/>
-          <w:szCs w:val="20"/>
-        </w:rPr>
-        <w:t xml:space="preserve">•  수신기 페일세이프 설정 필수(신호 두절 시 모드 채널이 WAIT 로). RC 두절 처리는 펌웨어에서 바꾸지 않는다(팀 결정).</w:t>
-      </w:r>
-    </w:p>
-    <w:p>
-      <w:pPr>
-        <w:spacing w:after="60" w:line="290"/>
-        <w:ind w:left="360" w:hanging="240"/>
-      </w:pPr>
-      <w:r>
-        <w:rPr>
-          <w:rFonts w:ascii="Malgun Gothic" w:cs="Malgun Gothic" w:eastAsia="Malgun Gothic" w:hAnsi="Malgun Gothic"/>
-          <w:sz w:val="20"/>
-          <w:szCs w:val="20"/>
-        </w:rPr>
-        <w:t xml:space="preserve">•  펌웨어: 스틱 중립 1502/1424 µs(1번배 조종기 10-26 실측 — ⚠️ 2번배 조종기는 별도 실측 후 RC_CENTER_* 갱신) 기준 데드밴드 적용, 조향 감도 STEER_SCALE_N 10/10, RC 조향·스로틀 반전 없음(09-03 실측). 좌 ESC 핀 12 / 우 ESC 핀 11 (08-25 실물 확인).</w:t>
-      </w:r>
-    </w:p>
-    <w:tbl>
-      <w:tblPr>
-        <w:tblW w:type="dxa" w:w="9360"/>
-        <w:tblBorders>
-          <w:top w:val="single" w:color="auto" w:sz="4"/>
-          <w:left w:val="single" w:color="auto" w:sz="4"/>
-          <w:bottom w:val="single" w:color="auto" w:sz="4"/>
-          <w:right w:val="single" w:color="auto" w:sz="4"/>
-          <w:insideH w:val="single" w:color="auto" w:sz="4"/>
-          <w:insideV w:val="single" w:color="auto" w:sz="4"/>
-        </w:tblBorders>
-      </w:tblPr>
-      <w:tblGrid>
-        <w:gridCol w:w="2000"/>
-        <w:gridCol w:w="3500"/>
-        <w:gridCol w:w="3860"/>
-      </w:tblGrid>
-      <w:tr>
-        <w:trPr>
-          <w:tblHeader/>
-        </w:trPr>
-        <w:tc>
-          <w:tcPr>
-            <w:tcW w:type="dxa" w:w="2000"/>
-            <w:tcBorders>
-              <w:top w:val="single" w:color="000000" w:sz="6"/>
-              <w:left w:val="single" w:color="000000" w:sz="6"/>
-              <w:bottom w:val="single" w:color="000000" w:sz="6"/>
-              <w:right w:val="single" w:color="000000" w:sz="6"/>
-            </w:tcBorders>
-            <w:shd w:fill="E7E6E6" w:color="auto" w:val="clear"/>
-            <w:tcMar>
-              <w:top w:type="dxa" w:w="60"/>
-              <w:left w:type="dxa" w:w="90"/>
-              <w:bottom w:type="dxa" w:w="60"/>
-              <w:right w:type="dxa" w:w="90"/>
-            </w:tcMar>
-          </w:tcPr>
-          <w:p>
-            <w:pPr>
-              <w:jc w:val="center"/>
-            </w:pPr>
-            <w:r>
-              <w:rPr>
-                <w:rFonts w:ascii="Malgun Gothic" w:cs="Malgun Gothic" w:eastAsia="Malgun Gothic" w:hAnsi="Malgun Gothic"/>
-                <w:b/>
-                <w:bCs/>
-                <w:sz w:val="20"/>
-                <w:szCs w:val="20"/>
-              </w:rPr>
-              <w:t xml:space="preserve">PWM [µs]</w:t>
-            </w:r>
-          </w:p>
-        </w:tc>
-        <w:tc>
-          <w:tcPr>
-            <w:tcW w:type="dxa" w:w="3500"/>
-            <w:tcBorders>
-              <w:top w:val="single" w:color="000000" w:sz="6"/>
-              <w:left w:val="single" w:color="000000" w:sz="6"/>
-              <w:bottom w:val="single" w:color="000000" w:sz="6"/>
-              <w:right w:val="single" w:color="000000" w:sz="6"/>
-            </w:tcBorders>
-            <w:shd w:fill="E7E6E6" w:color="auto" w:val="clear"/>
-            <w:tcMar>
-              <w:top w:type="dxa" w:w="60"/>
-              <w:left w:type="dxa" w:w="90"/>
-              <w:bottom w:type="dxa" w:w="60"/>
-              <w:right w:type="dxa" w:w="90"/>
-            </w:tcMar>
-          </w:tcPr>
-          <w:p>
-            <w:pPr>
-              <w:jc w:val="center"/>
-            </w:pPr>
-            <w:r>
-              <w:rPr>
-                <w:rFonts w:ascii="Malgun Gothic" w:cs="Malgun Gothic" w:eastAsia="Malgun Gothic" w:hAnsi="Malgun Gothic"/>
-                <w:b/>
-                <w:bCs/>
-                <w:sz w:val="20"/>
-                <w:szCs w:val="20"/>
-              </w:rPr>
-              <w:t xml:space="preserve">ROS 의미</w:t>
-            </w:r>
-          </w:p>
-        </w:tc>
-        <w:tc>
-          <w:tcPr>
-            <w:tcW w:type="dxa" w:w="3860"/>
-            <w:tcBorders>
-              <w:top w:val="single" w:color="000000" w:sz="6"/>
-              <w:left w:val="single" w:color="000000" w:sz="6"/>
-              <w:bottom w:val="single" w:color="000000" w:sz="6"/>
-              <w:right w:val="single" w:color="000000" w:sz="6"/>
-            </w:tcBorders>
-            <w:shd w:fill="E7E6E6" w:color="auto" w:val="clear"/>
-            <w:tcMar>
-              <w:top w:type="dxa" w:w="60"/>
-              <w:left w:type="dxa" w:w="90"/>
-              <w:bottom w:type="dxa" w:w="60"/>
-              <w:right w:type="dxa" w:w="90"/>
-            </w:tcMar>
-          </w:tcPr>
-          <w:p>
-            <w:pPr>
-              <w:jc w:val="center"/>
-            </w:pPr>
-            <w:r>
-              <w:rPr>
-                <w:rFonts w:ascii="Malgun Gothic" w:cs="Malgun Gothic" w:eastAsia="Malgun Gothic" w:hAnsi="Malgun Gothic"/>
-                <w:b/>
-                <w:bCs/>
-                <w:sz w:val="20"/>
-                <w:szCs w:val="20"/>
-              </w:rPr>
-              <w:t xml:space="preserve">실물</w:t>
-            </w:r>
-          </w:p>
-        </w:tc>
-      </w:tr>
-      <w:tr>
-        <w:tc>
-          <w:tcPr>
-            <w:tcW w:type="dxa" w:w="2000"/>
-            <w:tcBorders>
-              <w:top w:val="single" w:color="000000" w:sz="6"/>
-              <w:left w:val="single" w:color="000000" w:sz="6"/>
-              <w:bottom w:val="single" w:color="000000" w:sz="6"/>
-              <w:right w:val="single" w:color="000000" w:sz="6"/>
-            </w:tcBorders>
-            <w:tcMar>
-              <w:top w:type="dxa" w:w="60"/>
-              <w:left w:type="dxa" w:w="90"/>
-              <w:bottom w:type="dxa" w:w="60"/>
-              <w:right w:type="dxa" w:w="90"/>
-            </w:tcMar>
-          </w:tcPr>
-          <w:p>
-            <w:pPr>
-              <w:jc w:val="left"/>
-            </w:pPr>
-            <w:r>
-              <w:rPr>
-                <w:rFonts w:ascii="Malgun Gothic" w:cs="Malgun Gothic" w:eastAsia="Malgun Gothic" w:hAnsi="Malgun Gothic"/>
-                <w:sz w:val="20"/>
-                <w:szCs w:val="20"/>
-              </w:rPr>
-              <w:t xml:space="preserve">1360</w:t>
-            </w:r>
-          </w:p>
-        </w:tc>
-        <w:tc>
-          <w:tcPr>
-            <w:tcW w:type="dxa" w:w="3500"/>
-            <w:tcBorders>
-              <w:top w:val="single" w:color="000000" w:sz="6"/>
-              <w:left w:val="single" w:color="000000" w:sz="6"/>
-              <w:bottom w:val="single" w:color="000000" w:sz="6"/>
-              <w:right w:val="single" w:color="000000" w:sz="6"/>
-            </w:tcBorders>
-            <w:tcMar>
-              <w:top w:type="dxa" w:w="60"/>
-              <w:left w:type="dxa" w:w="90"/>
-              <w:bottom w:type="dxa" w:w="60"/>
-              <w:right w:type="dxa" w:w="90"/>
-            </w:tcMar>
-          </w:tcPr>
-          <w:p>
-            <w:pPr>
-              <w:jc w:val="left"/>
-            </w:pPr>
-            <w:r>
-              <w:rPr>
-                <w:rFonts w:ascii="Malgun Gothic" w:cs="Malgun Gothic" w:eastAsia="Malgun Gothic" w:hAnsi="Malgun Gothic"/>
-                <w:sz w:val="20"/>
-                <w:szCs w:val="20"/>
-              </w:rPr>
-              <w:t xml:space="preserve">base_pwm 전진</w:t>
-            </w:r>
-          </w:p>
-        </w:tc>
-        <w:tc>
-          <w:tcPr>
-            <w:tcW w:type="dxa" w:w="3860"/>
-            <w:tcBorders>
-              <w:top w:val="single" w:color="000000" w:sz="6"/>
-              <w:left w:val="single" w:color="000000" w:sz="6"/>
-              <w:bottom w:val="single" w:color="000000" w:sz="6"/>
-              <w:right w:val="single" w:color="000000" w:sz="6"/>
-            </w:tcBorders>
-            <w:tcMar>
-              <w:top w:type="dxa" w:w="60"/>
-              <w:left w:type="dxa" w:w="90"/>
-              <w:bottom w:type="dxa" w:w="60"/>
-              <w:right w:type="dxa" w:w="90"/>
-            </w:tcMar>
-          </w:tcPr>
-          <w:p>
-            <w:pPr>
-              <w:jc w:val="left"/>
-            </w:pPr>
-            <w:r>
-              <w:rPr>
-                <w:rFonts w:ascii="Malgun Gothic" w:cs="Malgun Gothic" w:eastAsia="Malgun Gothic" w:hAnsi="Malgun Gothic"/>
-                <w:sz w:val="20"/>
-                <w:szCs w:val="20"/>
-              </w:rPr>
-              <w:t xml:space="preserve">⚠️ 새 배 추력 실측</w:t>
-            </w:r>
-          </w:p>
-        </w:tc>
-      </w:tr>
-      <w:tr>
-        <w:tc>
-          <w:tcPr>
-            <w:tcW w:type="dxa" w:w="2000"/>
-            <w:tcBorders>
-              <w:top w:val="single" w:color="000000" w:sz="6"/>
-              <w:left w:val="single" w:color="000000" w:sz="6"/>
-              <w:bottom w:val="single" w:color="000000" w:sz="6"/>
-              <w:right w:val="single" w:color="000000" w:sz="6"/>
-            </w:tcBorders>
-            <w:tcMar>
-              <w:top w:type="dxa" w:w="60"/>
-              <w:left w:type="dxa" w:w="90"/>
-              <w:bottom w:type="dxa" w:w="60"/>
-              <w:right w:type="dxa" w:w="90"/>
-            </w:tcMar>
-          </w:tcPr>
-          <w:p>
-            <w:pPr>
-              <w:jc w:val="left"/>
-            </w:pPr>
-            <w:r>
-              <w:rPr>
-                <w:rFonts w:ascii="Malgun Gothic" w:cs="Malgun Gothic" w:eastAsia="Malgun Gothic" w:hAnsi="Malgun Gothic"/>
-                <w:sz w:val="20"/>
-                <w:szCs w:val="20"/>
-              </w:rPr>
-              <w:t xml:space="preserve">1500</w:t>
-            </w:r>
-          </w:p>
-        </w:tc>
-        <w:tc>
-          <w:tcPr>
-            <w:tcW w:type="dxa" w:w="3500"/>
-            <w:tcBorders>
-              <w:top w:val="single" w:color="000000" w:sz="6"/>
-              <w:left w:val="single" w:color="000000" w:sz="6"/>
-              <w:bottom w:val="single" w:color="000000" w:sz="6"/>
-              <w:right w:val="single" w:color="000000" w:sz="6"/>
-            </w:tcBorders>
-            <w:tcMar>
-              <w:top w:type="dxa" w:w="60"/>
-              <w:left w:type="dxa" w:w="90"/>
-              <w:bottom w:type="dxa" w:w="60"/>
-              <w:right w:type="dxa" w:w="90"/>
-            </w:tcMar>
-          </w:tcPr>
-          <w:p>
-            <w:pPr>
-              <w:jc w:val="left"/>
-            </w:pPr>
-            <w:r>
-              <w:rPr>
-                <w:rFonts w:ascii="Malgun Gothic" w:cs="Malgun Gothic" w:eastAsia="Malgun Gothic" w:hAnsi="Malgun Gothic"/>
-                <w:sz w:val="20"/>
-                <w:szCs w:val="20"/>
-              </w:rPr>
-              <w:t xml:space="preserve">중립</w:t>
-            </w:r>
-          </w:p>
-        </w:tc>
-        <w:tc>
-          <w:tcPr>
-            <w:tcW w:type="dxa" w:w="3860"/>
-            <w:tcBorders>
-              <w:top w:val="single" w:color="000000" w:sz="6"/>
-              <w:left w:val="single" w:color="000000" w:sz="6"/>
-              <w:bottom w:val="single" w:color="000000" w:sz="6"/>
-              <w:right w:val="single" w:color="000000" w:sz="6"/>
-            </w:tcBorders>
-            <w:tcMar>
-              <w:top w:type="dxa" w:w="60"/>
-              <w:left w:type="dxa" w:w="90"/>
-              <w:bottom w:type="dxa" w:w="60"/>
-              <w:right w:type="dxa" w:w="90"/>
-            </w:tcMar>
-          </w:tcPr>
-          <w:p>
-            <w:pPr>
-              <w:jc w:val="left"/>
-            </w:pPr>
-            <w:r>
-              <w:rPr>
-                <w:rFonts w:ascii="Malgun Gothic" w:cs="Malgun Gothic" w:eastAsia="Malgun Gothic" w:hAnsi="Malgun Gothic"/>
-                <w:sz w:val="20"/>
-                <w:szCs w:val="20"/>
-              </w:rPr>
-              <w:t xml:space="preserve">정지</w:t>
-            </w:r>
-          </w:p>
-        </w:tc>
-      </w:tr>
-      <w:tr>
-        <w:tc>
-          <w:tcPr>
-            <w:tcW w:type="dxa" w:w="2000"/>
-            <w:tcBorders>
-              <w:top w:val="single" w:color="000000" w:sz="6"/>
-              <w:left w:val="single" w:color="000000" w:sz="6"/>
-              <w:bottom w:val="single" w:color="000000" w:sz="6"/>
-              <w:right w:val="single" w:color="000000" w:sz="6"/>
-            </w:tcBorders>
-            <w:tcMar>
-              <w:top w:type="dxa" w:w="60"/>
-              <w:left w:type="dxa" w:w="90"/>
-              <w:bottom w:type="dxa" w:w="60"/>
-              <w:right w:type="dxa" w:w="90"/>
-            </w:tcMar>
-          </w:tcPr>
-          <w:p>
-            <w:pPr>
-              <w:jc w:val="left"/>
-            </w:pPr>
-            <w:r>
-              <w:rPr>
-                <w:rFonts w:ascii="Malgun Gothic" w:cs="Malgun Gothic" w:eastAsia="Malgun Gothic" w:hAnsi="Malgun Gothic"/>
-                <w:sz w:val="20"/>
-                <w:szCs w:val="20"/>
-              </w:rPr>
-              <w:t xml:space="preserve">1590</w:t>
-            </w:r>
-          </w:p>
-        </w:tc>
-        <w:tc>
-          <w:tcPr>
-            <w:tcW w:type="dxa" w:w="3500"/>
-            <w:tcBorders>
-              <w:top w:val="single" w:color="000000" w:sz="6"/>
-              <w:left w:val="single" w:color="000000" w:sz="6"/>
-              <w:bottom w:val="single" w:color="000000" w:sz="6"/>
-              <w:right w:val="single" w:color="000000" w:sz="6"/>
-            </w:tcBorders>
-            <w:tcMar>
-              <w:top w:type="dxa" w:w="60"/>
-              <w:left w:type="dxa" w:w="90"/>
-              <w:bottom w:type="dxa" w:w="60"/>
-              <w:right w:type="dxa" w:w="90"/>
-            </w:tcMar>
-          </w:tcPr>
-          <w:p>
-            <w:pPr>
-              <w:jc w:val="left"/>
-            </w:pPr>
-            <w:r>
-              <w:rPr>
-                <w:rFonts w:ascii="Malgun Gothic" w:cs="Malgun Gothic" w:eastAsia="Malgun Gothic" w:hAnsi="Malgun Gothic"/>
-                <w:sz w:val="20"/>
-                <w:szCs w:val="20"/>
-              </w:rPr>
-              <w:t xml:space="preserve">reverse_pwm 후진</w:t>
-            </w:r>
-          </w:p>
-        </w:tc>
-        <w:tc>
-          <w:tcPr>
-            <w:tcW w:type="dxa" w:w="3860"/>
-            <w:tcBorders>
-              <w:top w:val="single" w:color="000000" w:sz="6"/>
-              <w:left w:val="single" w:color="000000" w:sz="6"/>
-              <w:bottom w:val="single" w:color="000000" w:sz="6"/>
-              <w:right w:val="single" w:color="000000" w:sz="6"/>
-            </w:tcBorders>
-            <w:tcMar>
-              <w:top w:type="dxa" w:w="60"/>
-              <w:left w:type="dxa" w:w="90"/>
-              <w:bottom w:type="dxa" w:w="60"/>
-              <w:right w:type="dxa" w:w="90"/>
-            </w:tcMar>
-          </w:tcPr>
-          <w:p>
-            <w:pPr>
-              <w:jc w:val="left"/>
-            </w:pPr>
-            <w:r>
-              <w:rPr>
-                <w:rFonts w:ascii="Malgun Gothic" w:cs="Malgun Gothic" w:eastAsia="Malgun Gothic" w:hAnsi="Malgun Gothic"/>
-                <w:sz w:val="20"/>
-                <w:szCs w:val="20"/>
-              </w:rPr>
-              <w:t xml:space="preserve">⚠️</w:t>
-            </w:r>
-          </w:p>
-        </w:tc>
-      </w:tr>
-      <w:tr>
-        <w:tc>
-          <w:tcPr>
-            <w:tcW w:type="dxa" w:w="2000"/>
-            <w:tcBorders>
-              <w:top w:val="single" w:color="000000" w:sz="6"/>
-              <w:left w:val="single" w:color="000000" w:sz="6"/>
-              <w:bottom w:val="single" w:color="000000" w:sz="6"/>
-              <w:right w:val="single" w:color="000000" w:sz="6"/>
-            </w:tcBorders>
-            <w:tcMar>
-              <w:top w:type="dxa" w:w="60"/>
-              <w:left w:type="dxa" w:w="90"/>
-              <w:bottom w:type="dxa" w:w="60"/>
-              <w:right w:type="dxa" w:w="90"/>
-            </w:tcMar>
-          </w:tcPr>
-          <w:p>
-            <w:pPr>
-              <w:jc w:val="left"/>
-            </w:pPr>
-            <w:r>
-              <w:rPr>
-                <w:rFonts w:ascii="Malgun Gothic" w:cs="Malgun Gothic" w:eastAsia="Malgun Gothic" w:hAnsi="Malgun Gothic"/>
-                <w:sz w:val="20"/>
-                <w:szCs w:val="20"/>
-              </w:rPr>
-              <w:t xml:space="preserve">1400 / 1600</w:t>
-            </w:r>
-          </w:p>
-        </w:tc>
-        <w:tc>
-          <w:tcPr>
-            <w:tcW w:type="dxa" w:w="3500"/>
-            <w:tcBorders>
-              <w:top w:val="single" w:color="000000" w:sz="6"/>
-              <w:left w:val="single" w:color="000000" w:sz="6"/>
-              <w:bottom w:val="single" w:color="000000" w:sz="6"/>
-              <w:right w:val="single" w:color="000000" w:sz="6"/>
-            </w:tcBorders>
-            <w:tcMar>
-              <w:top w:type="dxa" w:w="60"/>
-              <w:left w:type="dxa" w:w="90"/>
-              <w:bottom w:type="dxa" w:w="60"/>
-              <w:right w:type="dxa" w:w="90"/>
-            </w:tcMar>
-          </w:tcPr>
-          <w:p>
-            <w:pPr>
-              <w:jc w:val="left"/>
-            </w:pPr>
-            <w:r>
-              <w:rPr>
-                <w:rFonts w:ascii="Malgun Gothic" w:cs="Malgun Gothic" w:eastAsia="Malgun Gothic" w:hAnsi="Malgun Gothic"/>
-                <w:sz w:val="20"/>
-                <w:szCs w:val="20"/>
-              </w:rPr>
-              <w:t xml:space="preserve">spin_forward_pwm 제자리 선회</w:t>
-            </w:r>
-          </w:p>
-        </w:tc>
-        <w:tc>
-          <w:tcPr>
-            <w:tcW w:type="dxa" w:w="3860"/>
-            <w:tcBorders>
-              <w:top w:val="single" w:color="000000" w:sz="6"/>
-              <w:left w:val="single" w:color="000000" w:sz="6"/>
-              <w:bottom w:val="single" w:color="000000" w:sz="6"/>
-              <w:right w:val="single" w:color="000000" w:sz="6"/>
-            </w:tcBorders>
-            <w:tcMar>
-              <w:top w:type="dxa" w:w="60"/>
-              <w:left w:type="dxa" w:w="90"/>
-              <w:bottom w:type="dxa" w:w="60"/>
-              <w:right w:type="dxa" w:w="90"/>
-            </w:tcMar>
-          </w:tcPr>
-          <w:p>
-            <w:pPr>
-              <w:jc w:val="left"/>
-            </w:pPr>
-            <w:r>
-              <w:rPr>
-                <w:rFonts w:ascii="Malgun Gothic" w:cs="Malgun Gothic" w:eastAsia="Malgun Gothic" w:hAnsi="Malgun Gothic"/>
-                <w:sz w:val="20"/>
-                <w:szCs w:val="20"/>
-              </w:rPr>
-              <w:t xml:space="preserve">⚠️ 선회율</w:t>
-            </w:r>
-          </w:p>
-        </w:tc>
-      </w:tr>
-    </w:tbl>
-    <w:p>
-      <w:pPr>
-        <w:pStyle w:val="Heading2"/>
-        <w:spacing w:after="120" w:before="240"/>
-      </w:pPr>
-      <w:r>
-        <w:rPr>
-          <w:rFonts w:ascii="Malgun Gothic" w:cs="Malgun Gothic" w:eastAsia="Malgun Gothic" w:hAnsi="Malgun Gothic"/>
-          <w:b/>
-          <w:bCs/>
-          <w:sz w:val="26"/>
-          <w:szCs w:val="26"/>
-        </w:rPr>
-        <w:t xml:space="preserve">4) 회로·장비 조립 과정</w:t>
-      </w:r>
-    </w:p>
-    <w:p>
-      <w:pPr>
-        <w:spacing w:after="100"/>
-      </w:pPr>
-      <w:r>
-        <w:rPr>
-          <w:rFonts w:ascii="Malgun Gothic" w:cs="Malgun Gothic" w:eastAsia="Malgun Gothic" w:hAnsi="Malgun Gothic"/>
-          <w:i/>
-          <w:iCs/>
-          <w:color w:val="1F7A3A"/>
-          <w:sz w:val="18"/>
-          <w:szCs w:val="18"/>
-        </w:rPr>
-        <w:t xml:space="preserve">▶ docs/절차/OAK_허브_세팅_설명서.md·퓨즈_XL4015_세팅.md·케이블_출구_맵.md 순서. 세팅 당일 단계별 사진을 남겨 이 절을 채운다. 상위 보고서(i-Tricat 252 스러스터 고정부, SeaNU 컨트롤박스 배선)가 이 내용을 제작 절에 넣었다.</w:t>
-      </w:r>
-    </w:p>
-    <w:p>
-      <w:pPr>
-        <w:pStyle w:val="Heading3"/>
-        <w:spacing w:after="80" w:before="160"/>
-      </w:pPr>
-      <w:r>
-        <w:rPr>
-          <w:rFonts w:ascii="Malgun Gothic" w:cs="Malgun Gothic" w:eastAsia="Malgun Gothic" w:hAnsi="Malgun Gothic"/>
-          <w:b/>
-          <w:bCs/>
-          <w:sz w:val="22"/>
-          <w:szCs w:val="22"/>
-        </w:rPr>
-        <w:t xml:space="preserve">4.1) 퓨즈홀더·분기 피그테일</w:t>
+        <w:t xml:space="preserve">2) 비상 정지 장치 구성</w:t>
       </w:r>
     </w:p>
     <w:p>
@@ -24618,37 +23294,7 @@
           <w:sz w:val="20"/>
           <w:szCs w:val="20"/>
         </w:rPr>
-        <w:t xml:space="preserve">BF303 홀더 2개(2 A 인젝터용 / 3 A 허브용)를 만들고, EC5 피그테일로 접촉기 앞 배터리 A ⊕/⊖ 에서 보조 분기를 뗀다. 극성은 테스터로 확인 후 수축튜브 마감.</w:t>
-      </w:r>
-    </w:p>
-    <w:p>
-      <w:pPr>
-        <w:spacing w:after="100"/>
-      </w:pPr>
-      <w:r>
-        <w:rPr>
-          <w:rFonts w:ascii="Malgun Gothic" w:cs="Malgun Gothic" w:eastAsia="Malgun Gothic" w:hAnsi="Malgun Gothic"/>
-          <w:color w:val="888888"/>
-          <w:sz w:val="20"/>
-          <w:szCs w:val="20"/>
-        </w:rPr>
-        <w:t xml:space="preserve">(사진: 홀더 2개, 피그테일 분기. 확인값: 분기 전압 ____ V)</w:t>
-      </w:r>
-    </w:p>
-    <w:p>
-      <w:pPr>
-        <w:pStyle w:val="Heading3"/>
-        <w:spacing w:after="80" w:before="160"/>
-      </w:pPr>
-      <w:r>
-        <w:rPr>
-          <w:rFonts w:ascii="Malgun Gothic" w:cs="Malgun Gothic" w:eastAsia="Malgun Gothic" w:hAnsi="Malgun Gothic"/>
-          <w:b/>
-          <w:bCs/>
-          <w:sz w:val="22"/>
-          <w:szCs w:val="22"/>
-        </w:rPr>
-        <w:t xml:space="preserve">4.2) 허브 계통</w:t>
+        <w:t xml:space="preserve">비상 시 추진 전원을 물리적으로 차단하기 위해 DC 전자접촉기(LS Metasol MD-30a, 2극)를 적용하였다. T200 추진기의 순간 전류는 스펙상 1기당 최대 약 21 A이고 2번배는 접촉기 1극에 추진기 2기가 연결되므로, 일반 신호용 릴레이보다 접점 용량과 DC 아크 차단 측면에서 유리한 전자접촉기가 적합하다고 판단하였다.</w:t>
       </w:r>
     </w:p>
     <w:p>
@@ -24661,37 +23307,7 @@
           <w:sz w:val="20"/>
           <w:szCs w:val="20"/>
         </w:rPr>
-        <w:t xml:space="preserve">분기 → 3 A 퓨즈 → SZWENGAO 5 V 5 A 모듈 → DC 5.5×2.1 플러그 → ipTIME UH308. 허브 연결 전 모듈 출력 5.0 V 확인(조정 불필요, 확인만). 허브에 LiDAR·IMU·GPS·D455 연결 후 노트북 USB-A ② 로.</w:t>
-      </w:r>
-    </w:p>
-    <w:p>
-      <w:pPr>
-        <w:spacing w:after="100"/>
-      </w:pPr>
-      <w:r>
-        <w:rPr>
-          <w:rFonts w:ascii="Malgun Gothic" w:cs="Malgun Gothic" w:eastAsia="Malgun Gothic" w:hAnsi="Malgun Gothic"/>
-          <w:color w:val="888888"/>
-          <w:sz w:val="20"/>
-          <w:szCs w:val="20"/>
-        </w:rPr>
-        <w:t xml:space="preserve">(사진: 모듈·플러그·허브. 확인값: 무부하 ____ V, 4개 연결 후 ____ V)</w:t>
-      </w:r>
-    </w:p>
-    <w:p>
-      <w:pPr>
-        <w:pStyle w:val="Heading3"/>
-        <w:spacing w:after="80" w:before="160"/>
-      </w:pPr>
-      <w:r>
-        <w:rPr>
-          <w:rFonts w:ascii="Malgun Gothic" w:cs="Malgun Gothic" w:eastAsia="Malgun Gothic" w:hAnsi="Malgun Gothic"/>
-          <w:b/>
-          <w:bCs/>
-          <w:sz w:val="22"/>
-          <w:szCs w:val="22"/>
-        </w:rPr>
-        <w:t xml:space="preserve">4.3) 카메라 계통</w:t>
+        <w:t xml:space="preserve">접촉기 코일 정격은 DC 24 V로 배터리 전압보다 높아, 승압 컨버터(SZH-BPM001)로 24 V를 만들어 코일에 공급한다. 비상정지 버튼(NC)과 무선 릴레이 접점(NC)은 이 코일 회로에 직렬로 연결되어, 둘 중 하나만 열려도 코일 전원이 끊기고 접촉기의 두 극이 동시에 열린다. 버튼과 무선 릴레이는 대전류 경로가 아닌 코일 회로만 개폐하며, 무선 릴레이는 RC 수신기와 독립된 별도 RF 수신 모듈이다. Arduino는 차단 경로에 포함되지 않아 제어기 상태와 무관하게 비상정지가 동작한다.</w:t>
       </w:r>
     </w:p>
     <w:p>
@@ -24704,165 +23320,7 @@
           <w:sz w:val="20"/>
           <w:szCs w:val="20"/>
         </w:rPr>
-        <w:t xml:space="preserve">분기 → 2 A 퓨즈 → PSE5502G 인젝터(DC IN 5.5×2.1) → Cat5e → OAK-1 PoE. 인젝터 DATA 포트 → NM-UCL02 어댑터 → 노트북 USB-C 직결. 노트북 169.254.1.10/16, 카메라 폴백 IP 169.254.1.222, 포트 11490/11491.</w:t>
-      </w:r>
-    </w:p>
-    <w:p>
-      <w:pPr>
-        <w:spacing w:after="100"/>
-      </w:pPr>
-      <w:r>
-        <w:rPr>
-          <w:rFonts w:ascii="Malgun Gothic" w:cs="Malgun Gothic" w:eastAsia="Malgun Gothic" w:hAnsi="Malgun Gothic"/>
-          <w:color w:val="888888"/>
-          <w:sz w:val="20"/>
-          <w:szCs w:val="20"/>
-        </w:rPr>
-        <w:t xml:space="preserve">(사진: 인젝터·어댑터·OAK. 확인: ping 응답, depthai 토픽 수신, hfov_deg 실측 ____°)</w:t>
-      </w:r>
-    </w:p>
-    <w:p>
-      <w:pPr>
-        <w:pStyle w:val="Heading3"/>
-        <w:spacing w:after="80" w:before="160"/>
-      </w:pPr>
-      <w:r>
-        <w:rPr>
-          <w:rFonts w:ascii="Malgun Gothic" w:cs="Malgun Gothic" w:eastAsia="Malgun Gothic" w:hAnsi="Malgun Gothic"/>
-          <w:b/>
-          <w:bCs/>
-          <w:sz w:val="22"/>
-          <w:szCs w:val="22"/>
-        </w:rPr>
-        <w:t xml:space="preserve">4.4) 박스 수납·케이블 출구</w:t>
-      </w:r>
-    </w:p>
-    <w:p>
-      <w:pPr>
-        <w:spacing w:after="100" w:line="300"/>
-      </w:pPr>
-      <w:r>
-        <w:rPr>
-          <w:rFonts w:ascii="Malgun Gothic" w:cs="Malgun Gothic" w:eastAsia="Malgun Gothic" w:hAnsi="Malgun Gothic"/>
-          <w:sz w:val="20"/>
-          <w:szCs w:val="20"/>
-        </w:rPr>
-        <w:t xml:space="preserve">방수박스(400×300×200)에 노트북·배터리 2·허브·IMU·Mega·승압 모듈·인젝터·퓨즈를 스탠드오프로 고정. 노트북–Mega USB 는 박스 안 짧은 케이블(갑판 관통 없음). 외부 케이블은 마스트 구멍 한 곳으로 모아 실란트 마감.</w:t>
-      </w:r>
-    </w:p>
-    <w:p>
-      <w:pPr>
-        <w:spacing w:after="100"/>
-      </w:pPr>
-      <w:r>
-        <w:rPr>
-          <w:rFonts w:ascii="Malgun Gothic" w:cs="Malgun Gothic" w:eastAsia="Malgun Gothic" w:hAnsi="Malgun Gothic"/>
-          <w:color w:val="888888"/>
-          <w:sz w:val="20"/>
-          <w:szCs w:val="20"/>
-        </w:rPr>
-        <w:t xml:space="preserve">(사진: 박스 내부 배치, 관통부 마감. 400×300×200. 실측 폭 535 → 방향 자유(09-17 "300 좌우" 는 설계폭 430 기준). ⚠️ 실측 깊이 140 → 뚜껑 약 60 mm 돌출(09-17 계산 15 mm 는 설계 185 기준))</w:t>
-      </w:r>
-    </w:p>
-    <w:p>
-      <w:pPr>
-        <w:pStyle w:val="Heading3"/>
-        <w:spacing w:after="80" w:before="160"/>
-      </w:pPr>
-      <w:r>
-        <w:rPr>
-          <w:rFonts w:ascii="Malgun Gothic" w:cs="Malgun Gothic" w:eastAsia="Malgun Gothic" w:hAnsi="Malgun Gothic"/>
-          <w:b/>
-          <w:bCs/>
-          <w:sz w:val="22"/>
-          <w:szCs w:val="22"/>
-        </w:rPr>
-        <w:t xml:space="preserve">4.5) 마스트·센서 장착</w:t>
-      </w:r>
-    </w:p>
-    <w:p>
-      <w:pPr>
-        <w:spacing w:after="100" w:line="300"/>
-      </w:pPr>
-      <w:r>
-        <w:rPr>
-          <w:rFonts w:ascii="Malgun Gothic" w:cs="Malgun Gothic" w:eastAsia="Malgun Gothic" w:hAnsi="Malgun Gothic"/>
-          <w:sz w:val="20"/>
-          <w:szCs w:val="20"/>
-        </w:rPr>
-        <w:t xml:space="preserve">마스트: OAK 위 / D455 아래, 회전면 +13~17 cm(건현 14 cm 추정, 잠정 확정). LiDAR ⚠️ x 실측 필요(저장소에 없음). STL 배치도 기준 선수에서 약 280 mm, GPS 안테나는 접지판 위 x=535. IMU 는 마스트 베이스 포켓, 장착 방향 기록(mount_offset_deg 실측 근거).</w:t>
-      </w:r>
-    </w:p>
-    <w:p>
-      <w:pPr>
-        <w:spacing w:after="100"/>
-      </w:pPr>
-      <w:r>
-        <w:rPr>
-          <w:rFonts w:ascii="Malgun Gothic" w:cs="Malgun Gothic" w:eastAsia="Malgun Gothic" w:hAnsi="Malgun Gothic"/>
-          <w:color w:val="888888"/>
-          <w:sz w:val="20"/>
-          <w:szCs w:val="20"/>
-        </w:rPr>
-        <w:t xml:space="preserve">(사진: 마스트 조립, LiDAR·GPS 안테나·IMU 장착. 확인: 조향 부호, 추력 방향, 표시등 3색, 비상정지 2경로)</w:t>
-      </w:r>
-    </w:p>
-    <w:p>
-      <w:pPr>
-        <w:pStyle w:val="Heading2"/>
-        <w:spacing w:after="120" w:before="240"/>
-      </w:pPr>
-      <w:r>
-        <w:rPr>
-          <w:rFonts w:ascii="Malgun Gothic" w:cs="Malgun Gothic" w:eastAsia="Malgun Gothic" w:hAnsi="Malgun Gothic"/>
-          <w:b/>
-          <w:bCs/>
-          <w:sz w:val="26"/>
-          <w:szCs w:val="26"/>
-        </w:rPr>
-        <w:t xml:space="preserve">5) 탑재 장비 배치도</w:t>
-      </w:r>
-    </w:p>
-    <w:p>
-      <w:pPr>
-        <w:spacing w:after="60" w:line="290"/>
-        <w:ind w:left="360" w:hanging="240"/>
-      </w:pPr>
-      <w:r>
-        <w:rPr>
-          <w:rFonts w:ascii="Malgun Gothic" w:cs="Malgun Gothic" w:eastAsia="Malgun Gothic" w:hAnsi="Malgun Gothic"/>
-          <w:sz w:val="20"/>
-          <w:szCs w:val="20"/>
-        </w:rPr>
-        <w:t xml:space="preserve">•  방수박스(갑판 아래): 노트북, 배터리 2, 허브, IMU, Mega, 승압 모듈, 인젝터, 퓨즈. 400×300×200. 실측 폭 535 → 방향 자유(09-17 "300 좌우" 는 설계폭 430 기준). ⚠️ 실측 깊이 140 → 뚜껑 약 60 mm 돌출(09-17 계산 15 mm 는 설계 185 기준).</w:t>
-      </w:r>
-    </w:p>
-    <w:p>
-      <w:pPr>
-        <w:spacing w:after="60" w:line="290"/>
-        <w:ind w:left="360" w:hanging="240"/>
-      </w:pPr>
-      <w:r>
-        <w:rPr>
-          <w:rFonts w:ascii="Malgun Gothic" w:cs="Malgun Gothic" w:eastAsia="Malgun Gothic" w:hAnsi="Malgun Gothic"/>
-          <w:sz w:val="20"/>
-          <w:szCs w:val="20"/>
-        </w:rPr>
-        <w:t xml:space="preserve">•  마스트: 3D 프린트(PETG/ASA), 갑판 위 ≤ 22 cm, 중심선에 선미에서 약 1130 mm. OAK 위, D455 아래(tools/cad/mast.py OAK_Z 175 · D455_ZC 62). GPS 안테나는 접지판 위 x=535(배치도/gps_antenna_position.png).</w:t>
-      </w:r>
-    </w:p>
-    <w:p>
-      <w:pPr>
-        <w:spacing w:after="60" w:line="290"/>
-        <w:ind w:left="360" w:hanging="240"/>
-      </w:pPr>
-      <w:r>
-        <w:rPr>
-          <w:rFonts w:ascii="Malgun Gothic" w:cs="Malgun Gothic" w:eastAsia="Malgun Gothic" w:hAnsi="Malgun Gothic"/>
-          <w:sz w:val="20"/>
-          <w:szCs w:val="20"/>
-        </w:rPr>
-        <w:t xml:space="preserve">•  LiDAR: ⚠️ x 실측 필요(저장소에 없음). STL 배치도 기준 선수에서 약 280 mm. 비방수라 선수 끝 회피. RC 수신기 한쪽 현.</w:t>
+        <w:t xml:space="preserve">접촉기 보조 b접점은 Arduino 입력에 연결하여 차단 여부를 감지하며, 차단 시 상태 표시등을 빨간색으로 바꾸고 노트북에 비상정지 상태를 전달한다.</w:t>
       </w:r>
     </w:p>
     <w:p>
@@ -24873,9 +23331,9 @@
       <w:r>
         <w:drawing>
           <wp:inline distT="0" distB="0" distL="0" distR="0">
-            <wp:extent cx="5334000" cy="1847850"/>
+            <wp:extent cx="5334000" cy="2286000"/>
             <wp:effectExtent t="0" r="0" b="0" l="0"/>
-            <wp:docPr id="9" name=""/>
+            <wp:docPr id="19" name=""/>
             <wp:cNvGraphicFramePr>
               <a:graphicFrameLocks xmlns:a="http://schemas.openxmlformats.org/drawingml/2006/main" noChangeAspect="1"/>
             </wp:cNvGraphicFramePr>
@@ -24889,7 +23347,126 @@
                     </pic:cNvPicPr>
                   </pic:nvPicPr>
                   <pic:blipFill>
-                    <a:blip r:embed="rId15" cstate="none"/>
+                    <a:blip r:embed="rId25" cstate="none"/>
+                    <a:srcRect/>
+                    <a:stretch>
+                      <a:fillRect/>
+                    </a:stretch>
+                  </pic:blipFill>
+                  <pic:spPr bwMode="auto">
+                    <a:xfrm>
+                      <a:off x="0" y="0"/>
+                      <a:ext cx="5334000" cy="2286000"/>
+                    </a:xfrm>
+                    <a:prstGeom prst="rect">
+                      <a:avLst/>
+                    </a:prstGeom>
+                  </pic:spPr>
+                </pic:pic>
+              </a:graphicData>
+            </a:graphic>
+          </wp:inline>
+        </w:drawing>
+      </w:r>
+    </w:p>
+    <w:p>
+      <w:pPr>
+        <w:spacing w:after="160"/>
+        <w:jc w:val="center"/>
+      </w:pPr>
+      <w:r>
+        <w:rPr>
+          <w:rFonts w:ascii="Malgun Gothic" w:cs="Malgun Gothic" w:eastAsia="Malgun Gothic" w:hAnsi="Malgun Gothic"/>
+          <w:color w:val="555555"/>
+          <w:sz w:val="18"/>
+          <w:szCs w:val="18"/>
+        </w:rPr>
+        <w:t xml:space="preserve">그림 Ⅳ-2 비상정지 장치 구성도</w:t>
+      </w:r>
+    </w:p>
+    <w:p>
+      <w:pPr>
+        <w:pStyle w:val="Heading2"/>
+        <w:spacing w:after="120" w:before="240"/>
+      </w:pPr>
+      <w:r>
+        <w:rPr>
+          <w:rFonts w:ascii="Malgun Gothic" w:cs="Malgun Gothic" w:eastAsia="Malgun Gothic" w:hAnsi="Malgun Gothic"/>
+          <w:b/>
+          <w:bCs/>
+          <w:sz w:val="26"/>
+          <w:szCs w:val="26"/>
+        </w:rPr>
+        <w:t xml:space="preserve">3) 원격 조종</w:t>
+      </w:r>
+    </w:p>
+    <w:p>
+      <w:pPr>
+        <w:spacing w:after="100" w:line="300"/>
+      </w:pPr>
+      <w:r>
+        <w:rPr>
+          <w:rFonts w:ascii="Malgun Gothic" w:cs="Malgun Gothic" w:eastAsia="Malgun Gothic" w:hAnsi="Malgun Gothic"/>
+          <w:sz w:val="20"/>
+          <w:szCs w:val="20"/>
+        </w:rPr>
+        <w:t xml:space="preserve">수동 조종에는 FlySky FS-i6 조종기와 FS-iA6B 수신기를 사용한다. 오른쪽 스틱 상하(CH2)로 추력을, 왼쪽 스틱 좌우(CH4)로 조향을 제어하며 좌·우 추진기의 출력 차이로 선회한다. 3단 스위치(CH6)로 WAIT·MANUAL·AUTO 모드를 전환하고, AUTO 모드에서만 노트북 명령이 ESC로 전달된다. 노트북 명령이 500 ms 이상 수신되지 않으면 펌웨어가 추진기를 중립으로 둔다. 수신기 페일세이프는 신호 두절 시 스로틀·조향을 중립으로 내보내도록 설정한다.</w:t>
+      </w:r>
+    </w:p>
+    <w:p>
+      <w:pPr>
+        <w:pStyle w:val="Heading2"/>
+        <w:spacing w:after="120" w:before="240"/>
+      </w:pPr>
+      <w:r>
+        <w:rPr>
+          <w:rFonts w:ascii="Malgun Gothic" w:cs="Malgun Gothic" w:eastAsia="Malgun Gothic" w:hAnsi="Malgun Gothic"/>
+          <w:b/>
+          <w:bCs/>
+          <w:sz w:val="26"/>
+          <w:szCs w:val="26"/>
+        </w:rPr>
+        <w:t xml:space="preserve">4) 탑재 장비 배치도</w:t>
+      </w:r>
+    </w:p>
+    <w:p>
+      <w:pPr>
+        <w:spacing w:after="100" w:line="300"/>
+      </w:pPr>
+      <w:r>
+        <w:rPr>
+          <w:rFonts w:ascii="Malgun Gothic" w:cs="Malgun Gothic" w:eastAsia="Malgun Gothic" w:hAnsi="Malgun Gothic"/>
+          <w:sz w:val="20"/>
+          <w:szCs w:val="20"/>
+        </w:rPr>
+        <w:t xml:space="preserve">방수박스는 갑판 아래에 두고 노트북·배터리 2개·허브·IMU·Arduino·컨버터·퓨즈를 수납한다. 마스트는 선체 중심선에 세워 카메라를 장착하고, LiDAR는 선수 갑판, RC 수신기는 한쪽 현에 배치한다.</w:t>
+      </w:r>
+    </w:p>
+    <w:p>
+      <w:pPr>
+        <w:spacing w:after="60" w:before="120"/>
+        <w:jc w:val="center"/>
+      </w:pPr>
+      <w:r>
+        <w:drawing>
+          <wp:inline distT="0" distB="0" distL="0" distR="0">
+            <wp:extent cx="5334000" cy="1847850"/>
+            <wp:effectExtent t="0" r="0" b="0" l="0"/>
+            <wp:docPr id="20" name=""/>
+            <wp:cNvGraphicFramePr>
+              <a:graphicFrameLocks xmlns:a="http://schemas.openxmlformats.org/drawingml/2006/main" noChangeAspect="1"/>
+            </wp:cNvGraphicFramePr>
+            <a:graphic xmlns:a="http://schemas.openxmlformats.org/drawingml/2006/main">
+              <a:graphicData uri="http://schemas.openxmlformats.org/drawingml/2006/picture">
+                <pic:pic xmlns:pic="http://schemas.openxmlformats.org/drawingml/2006/picture">
+                  <pic:nvPicPr>
+                    <pic:cNvPr id="0" name="" descr=""/>
+                    <pic:cNvPicPr>
+                      <a:picLocks noChangeAspect="1" noChangeArrowheads="1"/>
+                    </pic:cNvPicPr>
+                  </pic:nvPicPr>
+                  <pic:blipFill>
+                    <a:blip r:embed="rId26" cstate="none"/>
                     <a:srcRect/>
                     <a:stretch>
                       <a:fillRect/>
@@ -24923,7 +23500,7 @@
           <w:sz w:val="18"/>
           <w:szCs w:val="18"/>
         </w:rPr>
-        <w:t xml:space="preserve">그림 Ⅳ-2 2번배 갑판 배치 개념 — 방수박스·GPS·마스트·LiDAR·RC 수신기 (⚠️ STL 설계치 170×40 기준 — 실측 177×53.5 로 갱신 필요)</w:t>
+        <w:t xml:space="preserve">그림 Ⅳ-3 2번배 갑판 배치 개념</w:t>
       </w:r>
     </w:p>
     <w:p>
@@ -24939,37 +23516,20 @@
           <w:sz w:val="26"/>
           <w:szCs w:val="26"/>
         </w:rPr>
-        <w:t xml:space="preserve">6) 친환경 시스템 및 에너지 효율</w:t>
+        <w:t xml:space="preserve">5) 친환경 시스템 및 에너지 효율</w:t>
       </w:r>
     </w:p>
     <w:p>
       <w:pPr>
-        <w:spacing w:after="100"/>
+        <w:spacing w:after="100" w:line="300"/>
       </w:pPr>
       <w:r>
         <w:rPr>
           <w:rFonts w:ascii="Malgun Gothic" w:cs="Malgun Gothic" w:eastAsia="Malgun Gothic" w:hAnsi="Malgun Gothic"/>
-          <w:i/>
-          <w:iCs/>
-          <w:color w:val="1F7A3A"/>
-          <w:sz w:val="18"/>
-          <w:szCs w:val="18"/>
-        </w:rPr>
-        <w:t xml:space="preserve">▶ 설계심사표 11·12 항목(각 10점). 2025 년 24팀 전부 7점대 — 짧은 절만으로 변별 가능.</w:t>
-      </w:r>
-    </w:p>
-    <w:p>
-      <w:pPr>
-        <w:spacing w:after="60" w:line="290"/>
-        <w:ind w:left="360" w:hanging="240"/>
-      </w:pPr>
-      <w:r>
-        <w:rPr>
-          <w:rFonts w:ascii="Malgun Gothic" w:cs="Malgun Gothic" w:eastAsia="Malgun Gothic" w:hAnsi="Malgun Gothic"/>
-          <w:sz w:val="20"/>
-          <w:szCs w:val="20"/>
-        </w:rPr>
-        <w:t xml:space="preserve">•  추진은 전기(DC 브러시리스 T200), 배터리는 4S LiPo 8400 mAh ×2 = 약 248 Wh. 연료·윤활유 배출 없음.</w:t>
+          <w:sz w:val="20"/>
+          <w:szCs w:val="20"/>
+        </w:rPr>
+        <w:t xml:space="preserve">추진은 전기 추진기(T200, BLDC)만 사용하여 연료·윤활유 배출이 없다. 배터리는 4S LiPo 8400 mAh 2개(약 248 Wh)이다. 장애물에 가까워지면 추력을 줄이는 감속 제어와 대기 상태의 중립 유지로 불필요한 소비를 줄인다.</w:t>
       </w:r>
     </w:p>
     <w:tbl>
@@ -24985,10 +23545,9 @@
         </w:tblBorders>
       </w:tblPr>
       <w:tblGrid>
-        <w:gridCol w:w="2600"/>
-        <w:gridCol w:w="1400"/>
-        <w:gridCol w:w="2800"/>
-        <w:gridCol w:w="2560"/>
+        <w:gridCol w:w="3600"/>
+        <w:gridCol w:w="1800"/>
+        <w:gridCol w:w="3960"/>
       </w:tblGrid>
       <w:tr>
         <w:trPr>
@@ -24996,7 +23555,7 @@
         </w:trPr>
         <w:tc>
           <w:tcPr>
-            <w:tcW w:type="dxa" w:w="2600"/>
+            <w:tcW w:type="dxa" w:w="3600"/>
             <w:tcBorders>
               <w:top w:val="single" w:color="000000" w:sz="6"/>
               <w:left w:val="single" w:color="000000" w:sz="6"/>
@@ -25029,7 +23588,7 @@
         </w:tc>
         <w:tc>
           <w:tcPr>
-            <w:tcW w:type="dxa" w:w="1400"/>
+            <w:tcW w:type="dxa" w:w="1800"/>
             <w:tcBorders>
               <w:top w:val="single" w:color="000000" w:sz="6"/>
               <w:left w:val="single" w:color="000000" w:sz="6"/>
@@ -25062,7 +23621,7 @@
         </w:tc>
         <w:tc>
           <w:tcPr>
-            <w:tcW w:type="dxa" w:w="2800"/>
+            <w:tcW w:type="dxa" w:w="3960"/>
             <w:tcBorders>
               <w:top w:val="single" w:color="000000" w:sz="6"/>
               <w:left w:val="single" w:color="000000" w:sz="6"/>
@@ -25089,40 +23648,7 @@
                 <w:sz w:val="20"/>
                 <w:szCs w:val="20"/>
               </w:rPr>
-              <w:t xml:space="preserve">전형 / 최대 전류</w:t>
-            </w:r>
-          </w:p>
-        </w:tc>
-        <w:tc>
-          <w:tcPr>
-            <w:tcW w:type="dxa" w:w="2560"/>
-            <w:tcBorders>
-              <w:top w:val="single" w:color="000000" w:sz="6"/>
-              <w:left w:val="single" w:color="000000" w:sz="6"/>
-              <w:bottom w:val="single" w:color="000000" w:sz="6"/>
-              <w:right w:val="single" w:color="000000" w:sz="6"/>
-            </w:tcBorders>
-            <w:shd w:fill="E7E6E6" w:color="auto" w:val="clear"/>
-            <w:tcMar>
-              <w:top w:type="dxa" w:w="60"/>
-              <w:left w:type="dxa" w:w="90"/>
-              <w:bottom w:type="dxa" w:w="60"/>
-              <w:right w:type="dxa" w:w="90"/>
-            </w:tcMar>
-          </w:tcPr>
-          <w:p>
-            <w:pPr>
-              <w:jc w:val="center"/>
-            </w:pPr>
-            <w:r>
-              <w:rPr>
-                <w:rFonts w:ascii="Malgun Gothic" w:cs="Malgun Gothic" w:eastAsia="Malgun Gothic" w:hAnsi="Malgun Gothic"/>
-                <w:b/>
-                <w:bCs/>
-                <w:sz w:val="20"/>
-                <w:szCs w:val="20"/>
-              </w:rPr>
-              <w:t xml:space="preserve">비고</w:t>
+              <w:t xml:space="preserve">전류 (스펙)</w:t>
             </w:r>
           </w:p>
         </w:tc>
@@ -25130,7 +23656,7 @@
       <w:tr>
         <w:tc>
           <w:tcPr>
-            <w:tcW w:type="dxa" w:w="2600"/>
+            <w:tcW w:type="dxa" w:w="3600"/>
             <w:tcBorders>
               <w:top w:val="single" w:color="000000" w:sz="6"/>
               <w:left w:val="single" w:color="000000" w:sz="6"/>
@@ -25160,7 +23686,7 @@
         </w:tc>
         <w:tc>
           <w:tcPr>
-            <w:tcW w:type="dxa" w:w="1400"/>
+            <w:tcW w:type="dxa" w:w="1800"/>
             <w:tcBorders>
               <w:top w:val="single" w:color="000000" w:sz="6"/>
               <w:left w:val="single" w:color="000000" w:sz="6"/>
@@ -25190,7 +23716,7 @@
         </w:tc>
         <w:tc>
           <w:tcPr>
-            <w:tcW w:type="dxa" w:w="2800"/>
+            <w:tcW w:type="dxa" w:w="3960"/>
             <w:tcBorders>
               <w:top w:val="single" w:color="000000" w:sz="6"/>
               <w:left w:val="single" w:color="000000" w:sz="6"/>
@@ -25214,37 +23740,7 @@
                 <w:sz w:val="20"/>
                 <w:szCs w:val="20"/>
               </w:rPr>
-              <w:t xml:space="preserve">순항 ⚠️ ____ / 최대 4×약 21 A (스펙)</w:t>
-            </w:r>
-          </w:p>
-        </w:tc>
-        <w:tc>
-          <w:tcPr>
-            <w:tcW w:type="dxa" w:w="2560"/>
-            <w:tcBorders>
-              <w:top w:val="single" w:color="000000" w:sz="6"/>
-              <w:left w:val="single" w:color="000000" w:sz="6"/>
-              <w:bottom w:val="single" w:color="000000" w:sz="6"/>
-              <w:right w:val="single" w:color="000000" w:sz="6"/>
-            </w:tcBorders>
-            <w:tcMar>
-              <w:top w:type="dxa" w:w="60"/>
-              <w:left w:type="dxa" w:w="90"/>
-              <w:bottom w:type="dxa" w:w="60"/>
-              <w:right w:type="dxa" w:w="90"/>
-            </w:tcMar>
-          </w:tcPr>
-          <w:p>
-            <w:pPr>
-              <w:jc w:val="left"/>
-            </w:pPr>
-            <w:r>
-              <w:rPr>
-                <w:rFonts w:ascii="Malgun Gothic" w:cs="Malgun Gothic" w:eastAsia="Malgun Gothic" w:hAnsi="Malgun Gothic"/>
-                <w:sz w:val="20"/>
-                <w:szCs w:val="20"/>
-              </w:rPr>
-              <w:t xml:space="preserve">배터리 1조(2개)당 1척, 순간 수십 A → 굵은 선·EC5</w:t>
+              <w:t xml:space="preserve">1기당 최대 약 21 A</w:t>
             </w:r>
           </w:p>
         </w:tc>
@@ -25252,7 +23748,7 @@
       <w:tr>
         <w:tc>
           <w:tcPr>
-            <w:tcW w:type="dxa" w:w="2600"/>
+            <w:tcW w:type="dxa" w:w="3600"/>
             <w:tcBorders>
               <w:top w:val="single" w:color="000000" w:sz="6"/>
               <w:left w:val="single" w:color="000000" w:sz="6"/>
@@ -25282,7 +23778,7 @@
         </w:tc>
         <w:tc>
           <w:tcPr>
-            <w:tcW w:type="dxa" w:w="1400"/>
+            <w:tcW w:type="dxa" w:w="1800"/>
             <w:tcBorders>
               <w:top w:val="single" w:color="000000" w:sz="6"/>
               <w:left w:val="single" w:color="000000" w:sz="6"/>
@@ -25306,13 +23802,13 @@
                 <w:sz w:val="20"/>
                 <w:szCs w:val="20"/>
               </w:rPr>
-              <w:t xml:space="preserve">48 V PoE</w:t>
-            </w:r>
-          </w:p>
-        </w:tc>
-        <w:tc>
-          <w:tcPr>
-            <w:tcW w:type="dxa" w:w="2800"/>
+              <w:t xml:space="preserve">48 V</w:t>
+            </w:r>
+          </w:p>
+        </w:tc>
+        <w:tc>
+          <w:tcPr>
+            <w:tcW w:type="dxa" w:w="3960"/>
             <w:tcBorders>
               <w:top w:val="single" w:color="000000" w:sz="6"/>
               <w:left w:val="single" w:color="000000" w:sz="6"/>
@@ -25336,37 +23832,7 @@
                 <w:sz w:val="20"/>
                 <w:szCs w:val="20"/>
               </w:rPr>
-              <w:t xml:space="preserve">4~5 W / 7.5 W → 4S 기준 약 0.6 A 피크</w:t>
-            </w:r>
-          </w:p>
-        </w:tc>
-        <w:tc>
-          <w:tcPr>
-            <w:tcW w:type="dxa" w:w="2560"/>
-            <w:tcBorders>
-              <w:top w:val="single" w:color="000000" w:sz="6"/>
-              <w:left w:val="single" w:color="000000" w:sz="6"/>
-              <w:bottom w:val="single" w:color="000000" w:sz="6"/>
-              <w:right w:val="single" w:color="000000" w:sz="6"/>
-            </w:tcBorders>
-            <w:tcMar>
-              <w:top w:type="dxa" w:w="60"/>
-              <w:left w:type="dxa" w:w="90"/>
-              <w:bottom w:type="dxa" w:w="60"/>
-              <w:right w:type="dxa" w:w="90"/>
-            </w:tcMar>
-          </w:tcPr>
-          <w:p>
-            <w:pPr>
-              <w:jc w:val="left"/>
-            </w:pPr>
-            <w:r>
-              <w:rPr>
-                <w:rFonts w:ascii="Malgun Gothic" w:cs="Malgun Gothic" w:eastAsia="Malgun Gothic" w:hAnsi="Malgun Gothic"/>
-                <w:sz w:val="20"/>
-                <w:szCs w:val="20"/>
-              </w:rPr>
-              <w:t xml:space="preserve">802.3af Class 3</w:t>
+              <w:t xml:space="preserve">4~7.5 W</w:t>
             </w:r>
           </w:p>
         </w:tc>
@@ -25374,7 +23840,7 @@
       <w:tr>
         <w:tc>
           <w:tcPr>
-            <w:tcW w:type="dxa" w:w="2600"/>
+            <w:tcW w:type="dxa" w:w="3600"/>
             <w:tcBorders>
               <w:top w:val="single" w:color="000000" w:sz="6"/>
               <w:left w:val="single" w:color="000000" w:sz="6"/>
@@ -25398,13 +23864,13 @@
                 <w:sz w:val="20"/>
                 <w:szCs w:val="20"/>
               </w:rPr>
-              <w:t xml:space="preserve">허브 + 센서 4종</w:t>
-            </w:r>
-          </w:p>
-        </w:tc>
-        <w:tc>
-          <w:tcPr>
-            <w:tcW w:type="dxa" w:w="1400"/>
+              <w:t xml:space="preserve">USB 허브 + 센서 4종</w:t>
+            </w:r>
+          </w:p>
+        </w:tc>
+        <w:tc>
+          <w:tcPr>
+            <w:tcW w:type="dxa" w:w="1800"/>
             <w:tcBorders>
               <w:top w:val="single" w:color="000000" w:sz="6"/>
               <w:left w:val="single" w:color="000000" w:sz="6"/>
@@ -25434,7 +23900,7 @@
         </w:tc>
         <w:tc>
           <w:tcPr>
-            <w:tcW w:type="dxa" w:w="2800"/>
+            <w:tcW w:type="dxa" w:w="3960"/>
             <w:tcBorders>
               <w:top w:val="single" w:color="000000" w:sz="6"/>
               <w:left w:val="single" w:color="000000" w:sz="6"/>
@@ -25458,159 +23924,7 @@
                 <w:sz w:val="20"/>
                 <w:szCs w:val="20"/>
               </w:rPr>
-              <w:t xml:space="preserve">약 1.5 A 스펙 합(LiDAR A3 0.6, 기동 1.5 / D455 0.7 / F9P 0.1 / IMU 0.05) / 모듈 5 A</w:t>
-            </w:r>
-          </w:p>
-        </w:tc>
-        <w:tc>
-          <w:tcPr>
-            <w:tcW w:type="dxa" w:w="2560"/>
-            <w:tcBorders>
-              <w:top w:val="single" w:color="000000" w:sz="6"/>
-              <w:left w:val="single" w:color="000000" w:sz="6"/>
-              <w:bottom w:val="single" w:color="000000" w:sz="6"/>
-              <w:right w:val="single" w:color="000000" w:sz="6"/>
-            </w:tcBorders>
-            <w:tcMar>
-              <w:top w:type="dxa" w:w="60"/>
-              <w:left w:type="dxa" w:w="90"/>
-              <w:bottom w:type="dxa" w:w="60"/>
-              <w:right w:type="dxa" w:w="90"/>
-            </w:tcMar>
-          </w:tcPr>
-          <w:p>
-            <w:pPr>
-              <w:jc w:val="left"/>
-            </w:pPr>
-            <w:r>
-              <w:rPr>
-                <w:rFonts w:ascii="Malgun Gothic" w:cs="Malgun Gothic" w:eastAsia="Malgun Gothic" w:hAnsi="Malgun Gothic"/>
-                <w:sz w:val="20"/>
-                <w:szCs w:val="20"/>
-              </w:rPr>
-              <w:t xml:space="preserve">⚠️ 실측</w:t>
-            </w:r>
-          </w:p>
-        </w:tc>
-      </w:tr>
-      <w:tr>
-        <w:tc>
-          <w:tcPr>
-            <w:tcW w:type="dxa" w:w="2600"/>
-            <w:tcBorders>
-              <w:top w:val="single" w:color="000000" w:sz="6"/>
-              <w:left w:val="single" w:color="000000" w:sz="6"/>
-              <w:bottom w:val="single" w:color="000000" w:sz="6"/>
-              <w:right w:val="single" w:color="000000" w:sz="6"/>
-            </w:tcBorders>
-            <w:tcMar>
-              <w:top w:type="dxa" w:w="60"/>
-              <w:left w:type="dxa" w:w="90"/>
-              <w:bottom w:type="dxa" w:w="60"/>
-              <w:right w:type="dxa" w:w="90"/>
-            </w:tcMar>
-          </w:tcPr>
-          <w:p>
-            <w:pPr>
-              <w:jc w:val="left"/>
-            </w:pPr>
-            <w:r>
-              <w:rPr>
-                <w:rFonts w:ascii="Malgun Gothic" w:cs="Malgun Gothic" w:eastAsia="Malgun Gothic" w:hAnsi="Malgun Gothic"/>
-                <w:sz w:val="20"/>
-                <w:szCs w:val="20"/>
-              </w:rPr>
-              <w:t xml:space="preserve">접촉기 코일</w:t>
-            </w:r>
-          </w:p>
-        </w:tc>
-        <w:tc>
-          <w:tcPr>
-            <w:tcW w:type="dxa" w:w="1400"/>
-            <w:tcBorders>
-              <w:top w:val="single" w:color="000000" w:sz="6"/>
-              <w:left w:val="single" w:color="000000" w:sz="6"/>
-              <w:bottom w:val="single" w:color="000000" w:sz="6"/>
-              <w:right w:val="single" w:color="000000" w:sz="6"/>
-            </w:tcBorders>
-            <w:tcMar>
-              <w:top w:type="dxa" w:w="60"/>
-              <w:left w:type="dxa" w:w="90"/>
-              <w:bottom w:type="dxa" w:w="60"/>
-              <w:right w:type="dxa" w:w="90"/>
-            </w:tcMar>
-          </w:tcPr>
-          <w:p>
-            <w:pPr>
-              <w:jc w:val="left"/>
-            </w:pPr>
-            <w:r>
-              <w:rPr>
-                <w:rFonts w:ascii="Malgun Gothic" w:cs="Malgun Gothic" w:eastAsia="Malgun Gothic" w:hAnsi="Malgun Gothic"/>
-                <w:sz w:val="20"/>
-                <w:szCs w:val="20"/>
-              </w:rPr>
-              <w:t xml:space="preserve">24 V</w:t>
-            </w:r>
-          </w:p>
-        </w:tc>
-        <w:tc>
-          <w:tcPr>
-            <w:tcW w:type="dxa" w:w="2800"/>
-            <w:tcBorders>
-              <w:top w:val="single" w:color="000000" w:sz="6"/>
-              <w:left w:val="single" w:color="000000" w:sz="6"/>
-              <w:bottom w:val="single" w:color="000000" w:sz="6"/>
-              <w:right w:val="single" w:color="000000" w:sz="6"/>
-            </w:tcBorders>
-            <w:tcMar>
-              <w:top w:type="dxa" w:w="60"/>
-              <w:left w:type="dxa" w:w="90"/>
-              <w:bottom w:type="dxa" w:w="60"/>
-              <w:right w:type="dxa" w:w="90"/>
-            </w:tcMar>
-          </w:tcPr>
-          <w:p>
-            <w:pPr>
-              <w:jc w:val="left"/>
-            </w:pPr>
-            <w:r>
-              <w:rPr>
-                <w:rFonts w:ascii="Malgun Gothic" w:cs="Malgun Gothic" w:eastAsia="Malgun Gothic" w:hAnsi="Malgun Gothic"/>
-                <w:sz w:val="20"/>
-                <w:szCs w:val="20"/>
-              </w:rPr>
-              <w:t xml:space="preserve">⚠️ ____</w:t>
-            </w:r>
-          </w:p>
-        </w:tc>
-        <w:tc>
-          <w:tcPr>
-            <w:tcW w:type="dxa" w:w="2560"/>
-            <w:tcBorders>
-              <w:top w:val="single" w:color="000000" w:sz="6"/>
-              <w:left w:val="single" w:color="000000" w:sz="6"/>
-              <w:bottom w:val="single" w:color="000000" w:sz="6"/>
-              <w:right w:val="single" w:color="000000" w:sz="6"/>
-            </w:tcBorders>
-            <w:tcMar>
-              <w:top w:type="dxa" w:w="60"/>
-              <w:left w:type="dxa" w:w="90"/>
-              <w:bottom w:type="dxa" w:w="60"/>
-              <w:right w:type="dxa" w:w="90"/>
-            </w:tcMar>
-          </w:tcPr>
-          <w:p>
-            <w:pPr>
-              <w:jc w:val="left"/>
-            </w:pPr>
-            <w:r>
-              <w:rPr>
-                <w:rFonts w:ascii="Malgun Gothic" w:cs="Malgun Gothic" w:eastAsia="Malgun Gothic" w:hAnsi="Malgun Gothic"/>
-                <w:sz w:val="20"/>
-                <w:szCs w:val="20"/>
-              </w:rPr>
-              <w:t xml:space="preserve">승압 모듈 3 A</w:t>
+              <w:t xml:space="preserve">약 1.5 A</w:t>
             </w:r>
           </w:p>
         </w:tc>
@@ -25618,30 +23932,17 @@
     </w:tbl>
     <w:p>
       <w:pPr>
-        <w:spacing w:after="60" w:line="290"/>
-        <w:ind w:left="360" w:hanging="240"/>
+        <w:spacing w:after="160"/>
+        <w:jc w:val="center"/>
       </w:pPr>
       <w:r>
         <w:rPr>
           <w:rFonts w:ascii="Malgun Gothic" w:cs="Malgun Gothic" w:eastAsia="Malgun Gothic" w:hAnsi="Malgun Gothic"/>
-          <w:sz w:val="20"/>
-          <w:szCs w:val="20"/>
-        </w:rPr>
-        <w:t xml:space="preserve">•  종합임무 1회(약 ____ 분) 소비 ____ Wh → 배터리 1조로 ____ 회 가능. 경기 사이 교체 1조 예비.</w:t>
-      </w:r>
-    </w:p>
-    <w:p>
-      <w:pPr>
-        <w:spacing w:after="60" w:line="290"/>
-        <w:ind w:left="360" w:hanging="240"/>
-      </w:pPr>
-      <w:r>
-        <w:rPr>
-          <w:rFonts w:ascii="Malgun Gothic" w:cs="Malgun Gothic" w:eastAsia="Malgun Gothic" w:hAnsi="Malgun Gothic"/>
-          <w:sz w:val="20"/>
-          <w:szCs w:val="20"/>
-        </w:rPr>
-        <w:t xml:space="preserve">•  에너지 절약: 감속 논리(slow_start_dist 1.2 m, min_speed_ratio 0.7)가 장애물 근접 시 추력을 줄이고, 정지·대기 상태에서 펌웨어가 중립을 유지한다.</w:t>
+          <w:color w:val="555555"/>
+          <w:sz w:val="18"/>
+          <w:szCs w:val="18"/>
+        </w:rPr>
+        <w:t xml:space="preserve">표 Ⅳ-2 부하별 전력</w:t>
       </w:r>
     </w:p>
     <w:p>
@@ -25657,7 +23958,7 @@
           <w:sz w:val="26"/>
           <w:szCs w:val="26"/>
         </w:rPr>
-        <w:t xml:space="preserve">7) 회로 장비 및 구성</w:t>
+        <w:t xml:space="preserve">6) 회로 장비 및 구성</w:t>
       </w:r>
     </w:p>
     <w:tbl>
@@ -25800,6 +24101,68 @@
           </w:tcPr>
           <w:p>
             <w:pPr>
+              <w:jc w:val="center"/>
+            </w:pPr>
+            <w:r>
+              <w:drawing>
+                <wp:inline distT="0" distB="0" distL="0" distR="0">
+                  <wp:extent cx="1143000" cy="952500"/>
+                  <wp:effectExtent t="0" r="0" b="0" l="0"/>
+                  <wp:docPr id="21" name=""/>
+                  <wp:cNvGraphicFramePr>
+                    <a:graphicFrameLocks xmlns:a="http://schemas.openxmlformats.org/drawingml/2006/main" noChangeAspect="1"/>
+                  </wp:cNvGraphicFramePr>
+                  <a:graphic xmlns:a="http://schemas.openxmlformats.org/drawingml/2006/main">
+                    <a:graphicData uri="http://schemas.openxmlformats.org/drawingml/2006/picture">
+                      <pic:pic xmlns:pic="http://schemas.openxmlformats.org/drawingml/2006/picture">
+                        <pic:nvPicPr>
+                          <pic:cNvPr id="0" name="" descr=""/>
+                          <pic:cNvPicPr>
+                            <a:picLocks noChangeAspect="1" noChangeArrowheads="1"/>
+                          </pic:cNvPicPr>
+                        </pic:nvPicPr>
+                        <pic:blipFill>
+                          <a:blip r:embed="rId27" cstate="none"/>
+                          <a:srcRect/>
+                          <a:stretch>
+                            <a:fillRect/>
+                          </a:stretch>
+                        </pic:blipFill>
+                        <pic:spPr bwMode="auto">
+                          <a:xfrm>
+                            <a:off x="0" y="0"/>
+                            <a:ext cx="1143000" cy="952500"/>
+                          </a:xfrm>
+                          <a:prstGeom prst="rect">
+                            <a:avLst/>
+                          </a:prstGeom>
+                        </pic:spPr>
+                      </pic:pic>
+                    </a:graphicData>
+                  </a:graphic>
+                </wp:inline>
+              </w:drawing>
+            </w:r>
+          </w:p>
+        </w:tc>
+        <w:tc>
+          <w:tcPr>
+            <w:tcW w:type="dxa" w:w="3000"/>
+            <w:tcBorders>
+              <w:top w:val="single" w:color="000000" w:sz="6"/>
+              <w:left w:val="single" w:color="000000" w:sz="6"/>
+              <w:bottom w:val="single" w:color="000000" w:sz="6"/>
+              <w:right w:val="single" w:color="000000" w:sz="6"/>
+            </w:tcBorders>
+            <w:tcMar>
+              <w:top w:type="dxa" w:w="60"/>
+              <w:left w:type="dxa" w:w="90"/>
+              <w:bottom w:type="dxa" w:w="60"/>
+              <w:right w:type="dxa" w:w="90"/>
+            </w:tcMar>
+          </w:tcPr>
+          <w:p>
+            <w:pPr>
               <w:jc w:val="left"/>
             </w:pPr>
             <w:r>
@@ -25808,13 +24171,13 @@
                 <w:sz w:val="20"/>
                 <w:szCs w:val="20"/>
               </w:rPr>
-              <w:t xml:space="preserve">(사진)</w:t>
-            </w:r>
-          </w:p>
-        </w:tc>
-        <w:tc>
-          <w:tcPr>
-            <w:tcW w:type="dxa" w:w="3000"/>
+              <w:t xml:space="preserve">Blue Robotics T200 ×4</w:t>
+            </w:r>
+          </w:p>
+        </w:tc>
+        <w:tc>
+          <w:tcPr>
+            <w:tcW w:type="dxa" w:w="4160"/>
             <w:tcBorders>
               <w:top w:val="single" w:color="000000" w:sz="6"/>
               <w:left w:val="single" w:color="000000" w:sz="6"/>
@@ -25838,37 +24201,7 @@
                 <w:sz w:val="20"/>
                 <w:szCs w:val="20"/>
               </w:rPr>
-              <w:t xml:space="preserve">T200 Thruster ×4</w:t>
-            </w:r>
-          </w:p>
-        </w:tc>
-        <w:tc>
-          <w:tcPr>
-            <w:tcW w:type="dxa" w:w="4160"/>
-            <w:tcBorders>
-              <w:top w:val="single" w:color="000000" w:sz="6"/>
-              <w:left w:val="single" w:color="000000" w:sz="6"/>
-              <w:bottom w:val="single" w:color="000000" w:sz="6"/>
-              <w:right w:val="single" w:color="000000" w:sz="6"/>
-            </w:tcBorders>
-            <w:tcMar>
-              <w:top w:type="dxa" w:w="60"/>
-              <w:left w:type="dxa" w:w="90"/>
-              <w:bottom w:type="dxa" w:w="60"/>
-              <w:right w:type="dxa" w:w="90"/>
-            </w:tcMar>
-          </w:tcPr>
-          <w:p>
-            <w:pPr>
-              <w:jc w:val="left"/>
-            </w:pPr>
-            <w:r>
-              <w:rPr>
-                <w:rFonts w:ascii="Malgun Gothic" w:cs="Malgun Gothic" w:eastAsia="Malgun Gothic" w:hAnsi="Malgun Gothic"/>
-                <w:sz w:val="20"/>
-                <w:szCs w:val="20"/>
-              </w:rPr>
-              <w:t xml:space="preserve">추진·조향 (선미 2 조향 전담 + 선수 2)</w:t>
+              <w:t xml:space="preserve">추진·조향</w:t>
             </w:r>
           </w:p>
         </w:tc>
@@ -25892,6 +24225,68 @@
           </w:tcPr>
           <w:p>
             <w:pPr>
+              <w:jc w:val="center"/>
+            </w:pPr>
+            <w:r>
+              <w:drawing>
+                <wp:inline distT="0" distB="0" distL="0" distR="0">
+                  <wp:extent cx="695325" cy="952500"/>
+                  <wp:effectExtent t="0" r="0" b="0" l="0"/>
+                  <wp:docPr id="22" name=""/>
+                  <wp:cNvGraphicFramePr>
+                    <a:graphicFrameLocks xmlns:a="http://schemas.openxmlformats.org/drawingml/2006/main" noChangeAspect="1"/>
+                  </wp:cNvGraphicFramePr>
+                  <a:graphic xmlns:a="http://schemas.openxmlformats.org/drawingml/2006/main">
+                    <a:graphicData uri="http://schemas.openxmlformats.org/drawingml/2006/picture">
+                      <pic:pic xmlns:pic="http://schemas.openxmlformats.org/drawingml/2006/picture">
+                        <pic:nvPicPr>
+                          <pic:cNvPr id="0" name="" descr=""/>
+                          <pic:cNvPicPr>
+                            <a:picLocks noChangeAspect="1" noChangeArrowheads="1"/>
+                          </pic:cNvPicPr>
+                        </pic:nvPicPr>
+                        <pic:blipFill>
+                          <a:blip r:embed="rId28" cstate="none"/>
+                          <a:srcRect/>
+                          <a:stretch>
+                            <a:fillRect/>
+                          </a:stretch>
+                        </pic:blipFill>
+                        <pic:spPr bwMode="auto">
+                          <a:xfrm>
+                            <a:off x="0" y="0"/>
+                            <a:ext cx="695325" cy="952500"/>
+                          </a:xfrm>
+                          <a:prstGeom prst="rect">
+                            <a:avLst/>
+                          </a:prstGeom>
+                        </pic:spPr>
+                      </pic:pic>
+                    </a:graphicData>
+                  </a:graphic>
+                </wp:inline>
+              </w:drawing>
+            </w:r>
+          </w:p>
+        </w:tc>
+        <w:tc>
+          <w:tcPr>
+            <w:tcW w:type="dxa" w:w="3000"/>
+            <w:tcBorders>
+              <w:top w:val="single" w:color="000000" w:sz="6"/>
+              <w:left w:val="single" w:color="000000" w:sz="6"/>
+              <w:bottom w:val="single" w:color="000000" w:sz="6"/>
+              <w:right w:val="single" w:color="000000" w:sz="6"/>
+            </w:tcBorders>
+            <w:tcMar>
+              <w:top w:type="dxa" w:w="60"/>
+              <w:left w:type="dxa" w:w="90"/>
+              <w:bottom w:type="dxa" w:w="60"/>
+              <w:right w:type="dxa" w:w="90"/>
+            </w:tcMar>
+          </w:tcPr>
+          <w:p>
+            <w:pPr>
               <w:jc w:val="left"/>
             </w:pPr>
             <w:r>
@@ -25900,13 +24295,13 @@
                 <w:sz w:val="20"/>
                 <w:szCs w:val="20"/>
               </w:rPr>
-              <w:t xml:space="preserve">(사진)</w:t>
-            </w:r>
-          </w:p>
-        </w:tc>
-        <w:tc>
-          <w:tcPr>
-            <w:tcW w:type="dxa" w:w="3000"/>
+              <w:t xml:space="preserve">Blue Robotics BESC30-R3 ×4</w:t>
+            </w:r>
+          </w:p>
+        </w:tc>
+        <w:tc>
+          <w:tcPr>
+            <w:tcW w:type="dxa" w:w="4160"/>
             <w:tcBorders>
               <w:top w:val="single" w:color="000000" w:sz="6"/>
               <w:left w:val="single" w:color="000000" w:sz="6"/>
@@ -25930,37 +24325,7 @@
                 <w:sz w:val="20"/>
                 <w:szCs w:val="20"/>
               </w:rPr>
-              <w:t xml:space="preserve">BlueRobotics BESC30-R3 ×4</w:t>
-            </w:r>
-          </w:p>
-        </w:tc>
-        <w:tc>
-          <w:tcPr>
-            <w:tcW w:type="dxa" w:w="4160"/>
-            <w:tcBorders>
-              <w:top w:val="single" w:color="000000" w:sz="6"/>
-              <w:left w:val="single" w:color="000000" w:sz="6"/>
-              <w:bottom w:val="single" w:color="000000" w:sz="6"/>
-              <w:right w:val="single" w:color="000000" w:sz="6"/>
-            </w:tcBorders>
-            <w:tcMar>
-              <w:top w:type="dxa" w:w="60"/>
-              <w:left w:type="dxa" w:w="90"/>
-              <w:bottom w:type="dxa" w:w="60"/>
-              <w:right w:type="dxa" w:w="90"/>
-            </w:tcMar>
-          </w:tcPr>
-          <w:p>
-            <w:pPr>
-              <w:jc w:val="left"/>
-            </w:pPr>
-            <w:r>
-              <w:rPr>
-                <w:rFonts w:ascii="Malgun Gothic" w:cs="Malgun Gothic" w:eastAsia="Malgun Gothic" w:hAnsi="Malgun Gothic"/>
-                <w:sz w:val="20"/>
-                <w:szCs w:val="20"/>
-              </w:rPr>
-              <w:t xml:space="preserve">양방향 ESC, 공장 설정</w:t>
+              <w:t xml:space="preserve">양방향 ESC</w:t>
             </w:r>
           </w:p>
         </w:tc>
@@ -25984,6 +24349,68 @@
           </w:tcPr>
           <w:p>
             <w:pPr>
+              <w:jc w:val="center"/>
+            </w:pPr>
+            <w:r>
+              <w:drawing>
+                <wp:inline distT="0" distB="0" distL="0" distR="0">
+                  <wp:extent cx="1123950" cy="952500"/>
+                  <wp:effectExtent t="0" r="0" b="0" l="0"/>
+                  <wp:docPr id="23" name=""/>
+                  <wp:cNvGraphicFramePr>
+                    <a:graphicFrameLocks xmlns:a="http://schemas.openxmlformats.org/drawingml/2006/main" noChangeAspect="1"/>
+                  </wp:cNvGraphicFramePr>
+                  <a:graphic xmlns:a="http://schemas.openxmlformats.org/drawingml/2006/main">
+                    <a:graphicData uri="http://schemas.openxmlformats.org/drawingml/2006/picture">
+                      <pic:pic xmlns:pic="http://schemas.openxmlformats.org/drawingml/2006/picture">
+                        <pic:nvPicPr>
+                          <pic:cNvPr id="0" name="" descr=""/>
+                          <pic:cNvPicPr>
+                            <a:picLocks noChangeAspect="1" noChangeArrowheads="1"/>
+                          </pic:cNvPicPr>
+                        </pic:nvPicPr>
+                        <pic:blipFill>
+                          <a:blip r:embed="rId29" cstate="none"/>
+                          <a:srcRect/>
+                          <a:stretch>
+                            <a:fillRect/>
+                          </a:stretch>
+                        </pic:blipFill>
+                        <pic:spPr bwMode="auto">
+                          <a:xfrm>
+                            <a:off x="0" y="0"/>
+                            <a:ext cx="1123950" cy="952500"/>
+                          </a:xfrm>
+                          <a:prstGeom prst="rect">
+                            <a:avLst/>
+                          </a:prstGeom>
+                        </pic:spPr>
+                      </pic:pic>
+                    </a:graphicData>
+                  </a:graphic>
+                </wp:inline>
+              </w:drawing>
+            </w:r>
+          </w:p>
+        </w:tc>
+        <w:tc>
+          <w:tcPr>
+            <w:tcW w:type="dxa" w:w="3000"/>
+            <w:tcBorders>
+              <w:top w:val="single" w:color="000000" w:sz="6"/>
+              <w:left w:val="single" w:color="000000" w:sz="6"/>
+              <w:bottom w:val="single" w:color="000000" w:sz="6"/>
+              <w:right w:val="single" w:color="000000" w:sz="6"/>
+            </w:tcBorders>
+            <w:tcMar>
+              <w:top w:type="dxa" w:w="60"/>
+              <w:left w:type="dxa" w:w="90"/>
+              <w:bottom w:type="dxa" w:w="60"/>
+              <w:right w:type="dxa" w:w="90"/>
+            </w:tcMar>
+          </w:tcPr>
+          <w:p>
+            <w:pPr>
               <w:jc w:val="left"/>
             </w:pPr>
             <w:r>
@@ -25992,13 +24419,13 @@
                 <w:sz w:val="20"/>
                 <w:szCs w:val="20"/>
               </w:rPr>
-              <w:t xml:space="preserve">(사진)</w:t>
-            </w:r>
-          </w:p>
-        </w:tc>
-        <w:tc>
-          <w:tcPr>
-            <w:tcW w:type="dxa" w:w="3000"/>
+              <w:t xml:space="preserve">DXF 4S 14.8 V 8400 mAh 120C ×2</w:t>
+            </w:r>
+          </w:p>
+        </w:tc>
+        <w:tc>
+          <w:tcPr>
+            <w:tcW w:type="dxa" w:w="4160"/>
             <w:tcBorders>
               <w:top w:val="single" w:color="000000" w:sz="6"/>
               <w:left w:val="single" w:color="000000" w:sz="6"/>
@@ -26022,37 +24449,7 @@
                 <w:sz w:val="20"/>
                 <w:szCs w:val="20"/>
               </w:rPr>
-              <w:t xml:space="preserve">DXF 4S 14.8 V 8400 mAh 120C ×2 (+ 팀 예비 1)</w:t>
-            </w:r>
-          </w:p>
-        </w:tc>
-        <w:tc>
-          <w:tcPr>
-            <w:tcW w:type="dxa" w:w="4160"/>
-            <w:tcBorders>
-              <w:top w:val="single" w:color="000000" w:sz="6"/>
-              <w:left w:val="single" w:color="000000" w:sz="6"/>
-              <w:bottom w:val="single" w:color="000000" w:sz="6"/>
-              <w:right w:val="single" w:color="000000" w:sz="6"/>
-            </w:tcBorders>
-            <w:tcMar>
-              <w:top w:type="dxa" w:w="60"/>
-              <w:left w:type="dxa" w:w="90"/>
-              <w:bottom w:type="dxa" w:w="60"/>
-              <w:right w:type="dxa" w:w="90"/>
-            </w:tcMar>
-          </w:tcPr>
-          <w:p>
-            <w:pPr>
-              <w:jc w:val="left"/>
-            </w:pPr>
-            <w:r>
-              <w:rPr>
-                <w:rFonts w:ascii="Malgun Gothic" w:cs="Malgun Gothic" w:eastAsia="Malgun Gothic" w:hAnsi="Malgun Gothic"/>
-                <w:sz w:val="20"/>
-                <w:szCs w:val="20"/>
-              </w:rPr>
-              <w:t xml:space="preserve">배당 2</w:t>
+              <w:t xml:space="preserve">추진·보조 전원</w:t>
             </w:r>
           </w:p>
         </w:tc>
@@ -26076,6 +24473,68 @@
           </w:tcPr>
           <w:p>
             <w:pPr>
+              <w:jc w:val="center"/>
+            </w:pPr>
+            <w:r>
+              <w:drawing>
+                <wp:inline distT="0" distB="0" distL="0" distR="0">
+                  <wp:extent cx="685800" cy="952500"/>
+                  <wp:effectExtent t="0" r="0" b="0" l="0"/>
+                  <wp:docPr id="24" name=""/>
+                  <wp:cNvGraphicFramePr>
+                    <a:graphicFrameLocks xmlns:a="http://schemas.openxmlformats.org/drawingml/2006/main" noChangeAspect="1"/>
+                  </wp:cNvGraphicFramePr>
+                  <a:graphic xmlns:a="http://schemas.openxmlformats.org/drawingml/2006/main">
+                    <a:graphicData uri="http://schemas.openxmlformats.org/drawingml/2006/picture">
+                      <pic:pic xmlns:pic="http://schemas.openxmlformats.org/drawingml/2006/picture">
+                        <pic:nvPicPr>
+                          <pic:cNvPr id="0" name="" descr=""/>
+                          <pic:cNvPicPr>
+                            <a:picLocks noChangeAspect="1" noChangeArrowheads="1"/>
+                          </pic:cNvPicPr>
+                        </pic:nvPicPr>
+                        <pic:blipFill>
+                          <a:blip r:embed="rId30" cstate="none"/>
+                          <a:srcRect/>
+                          <a:stretch>
+                            <a:fillRect/>
+                          </a:stretch>
+                        </pic:blipFill>
+                        <pic:spPr bwMode="auto">
+                          <a:xfrm>
+                            <a:off x="0" y="0"/>
+                            <a:ext cx="685800" cy="952500"/>
+                          </a:xfrm>
+                          <a:prstGeom prst="rect">
+                            <a:avLst/>
+                          </a:prstGeom>
+                        </pic:spPr>
+                      </pic:pic>
+                    </a:graphicData>
+                  </a:graphic>
+                </wp:inline>
+              </w:drawing>
+            </w:r>
+          </w:p>
+        </w:tc>
+        <w:tc>
+          <w:tcPr>
+            <w:tcW w:type="dxa" w:w="3000"/>
+            <w:tcBorders>
+              <w:top w:val="single" w:color="000000" w:sz="6"/>
+              <w:left w:val="single" w:color="000000" w:sz="6"/>
+              <w:bottom w:val="single" w:color="000000" w:sz="6"/>
+              <w:right w:val="single" w:color="000000" w:sz="6"/>
+            </w:tcBorders>
+            <w:tcMar>
+              <w:top w:type="dxa" w:w="60"/>
+              <w:left w:type="dxa" w:w="90"/>
+              <w:bottom w:type="dxa" w:w="60"/>
+              <w:right w:type="dxa" w:w="90"/>
+            </w:tcMar>
+          </w:tcPr>
+          <w:p>
+            <w:pPr>
               <w:jc w:val="left"/>
             </w:pPr>
             <w:r>
@@ -26084,37 +24543,7 @@
                 <w:sz w:val="20"/>
                 <w:szCs w:val="20"/>
               </w:rPr>
-              <w:t xml:space="preserve">(사진)</w:t>
-            </w:r>
-          </w:p>
-        </w:tc>
-        <w:tc>
-          <w:tcPr>
-            <w:tcW w:type="dxa" w:w="3000"/>
-            <w:tcBorders>
-              <w:top w:val="single" w:color="000000" w:sz="6"/>
-              <w:left w:val="single" w:color="000000" w:sz="6"/>
-              <w:bottom w:val="single" w:color="000000" w:sz="6"/>
-              <w:right w:val="single" w:color="000000" w:sz="6"/>
-            </w:tcBorders>
-            <w:tcMar>
-              <w:top w:type="dxa" w:w="60"/>
-              <w:left w:type="dxa" w:w="90"/>
-              <w:bottom w:type="dxa" w:w="60"/>
-              <w:right w:type="dxa" w:w="90"/>
-            </w:tcMar>
-          </w:tcPr>
-          <w:p>
-            <w:pPr>
-              <w:jc w:val="left"/>
-            </w:pPr>
-            <w:r>
-              <w:rPr>
-                <w:rFonts w:ascii="Malgun Gothic" w:cs="Malgun Gothic" w:eastAsia="Malgun Gothic" w:hAnsi="Malgun Gothic"/>
-                <w:sz w:val="20"/>
-                <w:szCs w:val="20"/>
-              </w:rPr>
-              <w:t xml:space="preserve">LS MD-30a 접촉기 DC 24 V</w:t>
+              <w:t xml:space="preserve">LS Metasol MD-30a (DC 24 V, 2극)</w:t>
             </w:r>
           </w:p>
         </w:tc>
@@ -26168,6 +24597,68 @@
           </w:tcPr>
           <w:p>
             <w:pPr>
+              <w:jc w:val="center"/>
+            </w:pPr>
+            <w:r>
+              <w:drawing>
+                <wp:inline distT="0" distB="0" distL="0" distR="0">
+                  <wp:extent cx="1143000" cy="895350"/>
+                  <wp:effectExtent t="0" r="0" b="0" l="0"/>
+                  <wp:docPr id="25" name=""/>
+                  <wp:cNvGraphicFramePr>
+                    <a:graphicFrameLocks xmlns:a="http://schemas.openxmlformats.org/drawingml/2006/main" noChangeAspect="1"/>
+                  </wp:cNvGraphicFramePr>
+                  <a:graphic xmlns:a="http://schemas.openxmlformats.org/drawingml/2006/main">
+                    <a:graphicData uri="http://schemas.openxmlformats.org/drawingml/2006/picture">
+                      <pic:pic xmlns:pic="http://schemas.openxmlformats.org/drawingml/2006/picture">
+                        <pic:nvPicPr>
+                          <pic:cNvPr id="0" name="" descr=""/>
+                          <pic:cNvPicPr>
+                            <a:picLocks noChangeAspect="1" noChangeArrowheads="1"/>
+                          </pic:cNvPicPr>
+                        </pic:nvPicPr>
+                        <pic:blipFill>
+                          <a:blip r:embed="rId31" cstate="none"/>
+                          <a:srcRect/>
+                          <a:stretch>
+                            <a:fillRect/>
+                          </a:stretch>
+                        </pic:blipFill>
+                        <pic:spPr bwMode="auto">
+                          <a:xfrm>
+                            <a:off x="0" y="0"/>
+                            <a:ext cx="1143000" cy="895350"/>
+                          </a:xfrm>
+                          <a:prstGeom prst="rect">
+                            <a:avLst/>
+                          </a:prstGeom>
+                        </pic:spPr>
+                      </pic:pic>
+                    </a:graphicData>
+                  </a:graphic>
+                </wp:inline>
+              </w:drawing>
+            </w:r>
+          </w:p>
+        </w:tc>
+        <w:tc>
+          <w:tcPr>
+            <w:tcW w:type="dxa" w:w="3000"/>
+            <w:tcBorders>
+              <w:top w:val="single" w:color="000000" w:sz="6"/>
+              <w:left w:val="single" w:color="000000" w:sz="6"/>
+              <w:bottom w:val="single" w:color="000000" w:sz="6"/>
+              <w:right w:val="single" w:color="000000" w:sz="6"/>
+            </w:tcBorders>
+            <w:tcMar>
+              <w:top w:type="dxa" w:w="60"/>
+              <w:left w:type="dxa" w:w="90"/>
+              <w:bottom w:type="dxa" w:w="60"/>
+              <w:right w:type="dxa" w:w="90"/>
+            </w:tcMar>
+          </w:tcPr>
+          <w:p>
+            <w:pPr>
               <w:jc w:val="left"/>
             </w:pPr>
             <w:r>
@@ -26176,37 +24667,7 @@
                 <w:sz w:val="20"/>
                 <w:szCs w:val="20"/>
               </w:rPr>
-              <w:t xml:space="preserve">(사진)</w:t>
-            </w:r>
-          </w:p>
-        </w:tc>
-        <w:tc>
-          <w:tcPr>
-            <w:tcW w:type="dxa" w:w="3000"/>
-            <w:tcBorders>
-              <w:top w:val="single" w:color="000000" w:sz="6"/>
-              <w:left w:val="single" w:color="000000" w:sz="6"/>
-              <w:bottom w:val="single" w:color="000000" w:sz="6"/>
-              <w:right w:val="single" w:color="000000" w:sz="6"/>
-            </w:tcBorders>
-            <w:tcMar>
-              <w:top w:type="dxa" w:w="60"/>
-              <w:left w:type="dxa" w:w="90"/>
-              <w:bottom w:type="dxa" w:w="60"/>
-              <w:right w:type="dxa" w:w="90"/>
-            </w:tcMar>
-          </w:tcPr>
-          <w:p>
-            <w:pPr>
-              <w:jc w:val="left"/>
-            </w:pPr>
-            <w:r>
-              <w:rPr>
-                <w:rFonts w:ascii="Malgun Gothic" w:cs="Malgun Gothic" w:eastAsia="Malgun Gothic" w:hAnsi="Malgun Gothic"/>
-                <w:sz w:val="20"/>
-                <w:szCs w:val="20"/>
-              </w:rPr>
-              <w:t xml:space="preserve">SZH-BPM001 승압 9~20 V → 24 V 3 A</w:t>
+              <w:t xml:space="preserve">SZH-BPM001 승압 컨버터 (→ 24 V)</w:t>
             </w:r>
           </w:p>
         </w:tc>
@@ -26260,6 +24721,68 @@
           </w:tcPr>
           <w:p>
             <w:pPr>
+              <w:jc w:val="center"/>
+            </w:pPr>
+            <w:r>
+              <w:drawing>
+                <wp:inline distT="0" distB="0" distL="0" distR="0">
+                  <wp:extent cx="981075" cy="952500"/>
+                  <wp:effectExtent t="0" r="0" b="0" l="0"/>
+                  <wp:docPr id="26" name=""/>
+                  <wp:cNvGraphicFramePr>
+                    <a:graphicFrameLocks xmlns:a="http://schemas.openxmlformats.org/drawingml/2006/main" noChangeAspect="1"/>
+                  </wp:cNvGraphicFramePr>
+                  <a:graphic xmlns:a="http://schemas.openxmlformats.org/drawingml/2006/main">
+                    <a:graphicData uri="http://schemas.openxmlformats.org/drawingml/2006/picture">
+                      <pic:pic xmlns:pic="http://schemas.openxmlformats.org/drawingml/2006/picture">
+                        <pic:nvPicPr>
+                          <pic:cNvPr id="0" name="" descr=""/>
+                          <pic:cNvPicPr>
+                            <a:picLocks noChangeAspect="1" noChangeArrowheads="1"/>
+                          </pic:cNvPicPr>
+                        </pic:nvPicPr>
+                        <pic:blipFill>
+                          <a:blip r:embed="rId32" cstate="none"/>
+                          <a:srcRect/>
+                          <a:stretch>
+                            <a:fillRect/>
+                          </a:stretch>
+                        </pic:blipFill>
+                        <pic:spPr bwMode="auto">
+                          <a:xfrm>
+                            <a:off x="0" y="0"/>
+                            <a:ext cx="981075" cy="952500"/>
+                          </a:xfrm>
+                          <a:prstGeom prst="rect">
+                            <a:avLst/>
+                          </a:prstGeom>
+                        </pic:spPr>
+                      </pic:pic>
+                    </a:graphicData>
+                  </a:graphic>
+                </wp:inline>
+              </w:drawing>
+            </w:r>
+          </w:p>
+        </w:tc>
+        <w:tc>
+          <w:tcPr>
+            <w:tcW w:type="dxa" w:w="3000"/>
+            <w:tcBorders>
+              <w:top w:val="single" w:color="000000" w:sz="6"/>
+              <w:left w:val="single" w:color="000000" w:sz="6"/>
+              <w:bottom w:val="single" w:color="000000" w:sz="6"/>
+              <w:right w:val="single" w:color="000000" w:sz="6"/>
+            </w:tcBorders>
+            <w:tcMar>
+              <w:top w:type="dxa" w:w="60"/>
+              <w:left w:type="dxa" w:w="90"/>
+              <w:bottom w:type="dxa" w:w="60"/>
+              <w:right w:type="dxa" w:w="90"/>
+            </w:tcMar>
+          </w:tcPr>
+          <w:p>
+            <w:pPr>
               <w:jc w:val="left"/>
             </w:pPr>
             <w:r>
@@ -26268,37 +24791,7 @@
                 <w:sz w:val="20"/>
                 <w:szCs w:val="20"/>
               </w:rPr>
-              <w:t xml:space="preserve">(사진)</w:t>
-            </w:r>
-          </w:p>
-        </w:tc>
-        <w:tc>
-          <w:tcPr>
-            <w:tcW w:type="dxa" w:w="3000"/>
-            <w:tcBorders>
-              <w:top w:val="single" w:color="000000" w:sz="6"/>
-              <w:left w:val="single" w:color="000000" w:sz="6"/>
-              <w:bottom w:val="single" w:color="000000" w:sz="6"/>
-              <w:right w:val="single" w:color="000000" w:sz="6"/>
-            </w:tcBorders>
-            <w:tcMar>
-              <w:top w:type="dxa" w:w="60"/>
-              <w:left w:type="dxa" w:w="90"/>
-              <w:bottom w:type="dxa" w:w="60"/>
-              <w:right w:type="dxa" w:w="90"/>
-            </w:tcMar>
-          </w:tcPr>
-          <w:p>
-            <w:pPr>
-              <w:jc w:val="left"/>
-            </w:pPr>
-            <w:r>
-              <w:rPr>
-                <w:rFonts w:ascii="Malgun Gothic" w:cs="Malgun Gothic" w:eastAsia="Malgun Gothic" w:hAnsi="Malgun Gothic"/>
-                <w:sz w:val="20"/>
-                <w:szCs w:val="20"/>
-              </w:rPr>
-              <w:t xml:space="preserve">RF 무선 릴레이 + NC 비상정지 버튼</w:t>
+              <w:t xml:space="preserve">무선 릴레이 SRD-12VDC-SL-C + NC 비상정지 버튼</w:t>
             </w:r>
           </w:p>
         </w:tc>
@@ -26352,6 +24845,68 @@
           </w:tcPr>
           <w:p>
             <w:pPr>
+              <w:jc w:val="center"/>
+            </w:pPr>
+            <w:r>
+              <w:drawing>
+                <wp:inline distT="0" distB="0" distL="0" distR="0">
+                  <wp:extent cx="1143000" cy="952500"/>
+                  <wp:effectExtent t="0" r="0" b="0" l="0"/>
+                  <wp:docPr id="27" name=""/>
+                  <wp:cNvGraphicFramePr>
+                    <a:graphicFrameLocks xmlns:a="http://schemas.openxmlformats.org/drawingml/2006/main" noChangeAspect="1"/>
+                  </wp:cNvGraphicFramePr>
+                  <a:graphic xmlns:a="http://schemas.openxmlformats.org/drawingml/2006/main">
+                    <a:graphicData uri="http://schemas.openxmlformats.org/drawingml/2006/picture">
+                      <pic:pic xmlns:pic="http://schemas.openxmlformats.org/drawingml/2006/picture">
+                        <pic:nvPicPr>
+                          <pic:cNvPr id="0" name="" descr=""/>
+                          <pic:cNvPicPr>
+                            <a:picLocks noChangeAspect="1" noChangeArrowheads="1"/>
+                          </pic:cNvPicPr>
+                        </pic:nvPicPr>
+                        <pic:blipFill>
+                          <a:blip r:embed="rId33" cstate="none"/>
+                          <a:srcRect/>
+                          <a:stretch>
+                            <a:fillRect/>
+                          </a:stretch>
+                        </pic:blipFill>
+                        <pic:spPr bwMode="auto">
+                          <a:xfrm>
+                            <a:off x="0" y="0"/>
+                            <a:ext cx="1143000" cy="952500"/>
+                          </a:xfrm>
+                          <a:prstGeom prst="rect">
+                            <a:avLst/>
+                          </a:prstGeom>
+                        </pic:spPr>
+                      </pic:pic>
+                    </a:graphicData>
+                  </a:graphic>
+                </wp:inline>
+              </w:drawing>
+            </w:r>
+          </w:p>
+        </w:tc>
+        <w:tc>
+          <w:tcPr>
+            <w:tcW w:type="dxa" w:w="3000"/>
+            <w:tcBorders>
+              <w:top w:val="single" w:color="000000" w:sz="6"/>
+              <w:left w:val="single" w:color="000000" w:sz="6"/>
+              <w:bottom w:val="single" w:color="000000" w:sz="6"/>
+              <w:right w:val="single" w:color="000000" w:sz="6"/>
+            </w:tcBorders>
+            <w:tcMar>
+              <w:top w:type="dxa" w:w="60"/>
+              <w:left w:type="dxa" w:w="90"/>
+              <w:bottom w:type="dxa" w:w="60"/>
+              <w:right w:type="dxa" w:w="90"/>
+            </w:tcMar>
+          </w:tcPr>
+          <w:p>
+            <w:pPr>
               <w:jc w:val="left"/>
             </w:pPr>
             <w:r>
@@ -26360,13 +24915,13 @@
                 <w:sz w:val="20"/>
                 <w:szCs w:val="20"/>
               </w:rPr>
-              <w:t xml:space="preserve">(사진)</w:t>
-            </w:r>
-          </w:p>
-        </w:tc>
-        <w:tc>
-          <w:tcPr>
-            <w:tcW w:type="dxa" w:w="3000"/>
+              <w:t xml:space="preserve">PoE 인젝터 (DC 12~48 V → 48 V 802.3af)</w:t>
+            </w:r>
+          </w:p>
+        </w:tc>
+        <w:tc>
+          <w:tcPr>
+            <w:tcW w:type="dxa" w:w="4160"/>
             <w:tcBorders>
               <w:top w:val="single" w:color="000000" w:sz="6"/>
               <w:left w:val="single" w:color="000000" w:sz="6"/>
@@ -26390,37 +24945,7 @@
                 <w:sz w:val="20"/>
                 <w:szCs w:val="20"/>
               </w:rPr>
-              <w:t xml:space="preserve">REVOTECH PSE5502G PoE 인젝터</w:t>
-            </w:r>
-          </w:p>
-        </w:tc>
-        <w:tc>
-          <w:tcPr>
-            <w:tcW w:type="dxa" w:w="4160"/>
-            <w:tcBorders>
-              <w:top w:val="single" w:color="000000" w:sz="6"/>
-              <w:left w:val="single" w:color="000000" w:sz="6"/>
-              <w:bottom w:val="single" w:color="000000" w:sz="6"/>
-              <w:right w:val="single" w:color="000000" w:sz="6"/>
-            </w:tcBorders>
-            <w:tcMar>
-              <w:top w:type="dxa" w:w="60"/>
-              <w:left w:type="dxa" w:w="90"/>
-              <w:bottom w:type="dxa" w:w="60"/>
-              <w:right w:type="dxa" w:w="90"/>
-            </w:tcMar>
-          </w:tcPr>
-          <w:p>
-            <w:pPr>
-              <w:jc w:val="left"/>
-            </w:pPr>
-            <w:r>
-              <w:rPr>
-                <w:rFonts w:ascii="Malgun Gothic" w:cs="Malgun Gothic" w:eastAsia="Malgun Gothic" w:hAnsi="Malgun Gothic"/>
-                <w:sz w:val="20"/>
-                <w:szCs w:val="20"/>
-              </w:rPr>
-              <w:t xml:space="preserve">OAK 급전 (DC 12-48 V → 48 V 802.3af)</w:t>
+              <w:t xml:space="preserve">카메라 급전</w:t>
             </w:r>
           </w:p>
         </w:tc>
@@ -26444,6 +24969,68 @@
           </w:tcPr>
           <w:p>
             <w:pPr>
+              <w:jc w:val="center"/>
+            </w:pPr>
+            <w:r>
+              <w:drawing>
+                <wp:inline distT="0" distB="0" distL="0" distR="0">
+                  <wp:extent cx="1019175" cy="952500"/>
+                  <wp:effectExtent t="0" r="0" b="0" l="0"/>
+                  <wp:docPr id="28" name=""/>
+                  <wp:cNvGraphicFramePr>
+                    <a:graphicFrameLocks xmlns:a="http://schemas.openxmlformats.org/drawingml/2006/main" noChangeAspect="1"/>
+                  </wp:cNvGraphicFramePr>
+                  <a:graphic xmlns:a="http://schemas.openxmlformats.org/drawingml/2006/main">
+                    <a:graphicData uri="http://schemas.openxmlformats.org/drawingml/2006/picture">
+                      <pic:pic xmlns:pic="http://schemas.openxmlformats.org/drawingml/2006/picture">
+                        <pic:nvPicPr>
+                          <pic:cNvPr id="0" name="" descr=""/>
+                          <pic:cNvPicPr>
+                            <a:picLocks noChangeAspect="1" noChangeArrowheads="1"/>
+                          </pic:cNvPicPr>
+                        </pic:nvPicPr>
+                        <pic:blipFill>
+                          <a:blip r:embed="rId34" cstate="none"/>
+                          <a:srcRect/>
+                          <a:stretch>
+                            <a:fillRect/>
+                          </a:stretch>
+                        </pic:blipFill>
+                        <pic:spPr bwMode="auto">
+                          <a:xfrm>
+                            <a:off x="0" y="0"/>
+                            <a:ext cx="1019175" cy="952500"/>
+                          </a:xfrm>
+                          <a:prstGeom prst="rect">
+                            <a:avLst/>
+                          </a:prstGeom>
+                        </pic:spPr>
+                      </pic:pic>
+                    </a:graphicData>
+                  </a:graphic>
+                </wp:inline>
+              </w:drawing>
+            </w:r>
+          </w:p>
+        </w:tc>
+        <w:tc>
+          <w:tcPr>
+            <w:tcW w:type="dxa" w:w="3000"/>
+            <w:tcBorders>
+              <w:top w:val="single" w:color="000000" w:sz="6"/>
+              <w:left w:val="single" w:color="000000" w:sz="6"/>
+              <w:bottom w:val="single" w:color="000000" w:sz="6"/>
+              <w:right w:val="single" w:color="000000" w:sz="6"/>
+            </w:tcBorders>
+            <w:tcMar>
+              <w:top w:type="dxa" w:w="60"/>
+              <w:left w:type="dxa" w:w="90"/>
+              <w:bottom w:type="dxa" w:w="60"/>
+              <w:right w:type="dxa" w:w="90"/>
+            </w:tcMar>
+          </w:tcPr>
+          <w:p>
+            <w:pPr>
               <w:jc w:val="left"/>
             </w:pPr>
             <w:r>
@@ -26452,13 +25039,13 @@
                 <w:sz w:val="20"/>
                 <w:szCs w:val="20"/>
               </w:rPr>
-              <w:t xml:space="preserve">(사진)</w:t>
-            </w:r>
-          </w:p>
-        </w:tc>
-        <w:tc>
-          <w:tcPr>
-            <w:tcW w:type="dxa" w:w="3000"/>
+              <w:t xml:space="preserve">SZWENGAO WG-1224S0505 (5 V 5 A)</w:t>
+            </w:r>
+          </w:p>
+        </w:tc>
+        <w:tc>
+          <w:tcPr>
+            <w:tcW w:type="dxa" w:w="4160"/>
             <w:tcBorders>
               <w:top w:val="single" w:color="000000" w:sz="6"/>
               <w:left w:val="single" w:color="000000" w:sz="6"/>
@@ -26482,37 +25069,7 @@
                 <w:sz w:val="20"/>
                 <w:szCs w:val="20"/>
               </w:rPr>
-              <w:t xml:space="preserve">SZWENGAO WG-1224S0505 5 V 5 A</w:t>
-            </w:r>
-          </w:p>
-        </w:tc>
-        <w:tc>
-          <w:tcPr>
-            <w:tcW w:type="dxa" w:w="4160"/>
-            <w:tcBorders>
-              <w:top w:val="single" w:color="000000" w:sz="6"/>
-              <w:left w:val="single" w:color="000000" w:sz="6"/>
-              <w:bottom w:val="single" w:color="000000" w:sz="6"/>
-              <w:right w:val="single" w:color="000000" w:sz="6"/>
-            </w:tcBorders>
-            <w:tcMar>
-              <w:top w:type="dxa" w:w="60"/>
-              <w:left w:type="dxa" w:w="90"/>
-              <w:bottom w:type="dxa" w:w="60"/>
-              <w:right w:type="dxa" w:w="90"/>
-            </w:tcMar>
-          </w:tcPr>
-          <w:p>
-            <w:pPr>
-              <w:jc w:val="left"/>
-            </w:pPr>
-            <w:r>
-              <w:rPr>
-                <w:rFonts w:ascii="Malgun Gothic" w:cs="Malgun Gothic" w:eastAsia="Malgun Gothic" w:hAnsi="Malgun Gothic"/>
-                <w:sz w:val="20"/>
-                <w:szCs w:val="20"/>
-              </w:rPr>
-              <w:t xml:space="preserve">허브 급전 (5 V 고정, IP68)</w:t>
+              <w:t xml:space="preserve">USB 허브 급전</w:t>
             </w:r>
           </w:p>
         </w:tc>
@@ -26536,6 +25093,68 @@
           </w:tcPr>
           <w:p>
             <w:pPr>
+              <w:jc w:val="center"/>
+            </w:pPr>
+            <w:r>
+              <w:drawing>
+                <wp:inline distT="0" distB="0" distL="0" distR="0">
+                  <wp:extent cx="1143000" cy="942975"/>
+                  <wp:effectExtent t="0" r="0" b="0" l="0"/>
+                  <wp:docPr id="29" name=""/>
+                  <wp:cNvGraphicFramePr>
+                    <a:graphicFrameLocks xmlns:a="http://schemas.openxmlformats.org/drawingml/2006/main" noChangeAspect="1"/>
+                  </wp:cNvGraphicFramePr>
+                  <a:graphic xmlns:a="http://schemas.openxmlformats.org/drawingml/2006/main">
+                    <a:graphicData uri="http://schemas.openxmlformats.org/drawingml/2006/picture">
+                      <pic:pic xmlns:pic="http://schemas.openxmlformats.org/drawingml/2006/picture">
+                        <pic:nvPicPr>
+                          <pic:cNvPr id="0" name="" descr=""/>
+                          <pic:cNvPicPr>
+                            <a:picLocks noChangeAspect="1" noChangeArrowheads="1"/>
+                          </pic:cNvPicPr>
+                        </pic:nvPicPr>
+                        <pic:blipFill>
+                          <a:blip r:embed="rId35" cstate="none"/>
+                          <a:srcRect/>
+                          <a:stretch>
+                            <a:fillRect/>
+                          </a:stretch>
+                        </pic:blipFill>
+                        <pic:spPr bwMode="auto">
+                          <a:xfrm>
+                            <a:off x="0" y="0"/>
+                            <a:ext cx="1143000" cy="942975"/>
+                          </a:xfrm>
+                          <a:prstGeom prst="rect">
+                            <a:avLst/>
+                          </a:prstGeom>
+                        </pic:spPr>
+                      </pic:pic>
+                    </a:graphicData>
+                  </a:graphic>
+                </wp:inline>
+              </w:drawing>
+            </w:r>
+          </w:p>
+        </w:tc>
+        <w:tc>
+          <w:tcPr>
+            <w:tcW w:type="dxa" w:w="3000"/>
+            <w:tcBorders>
+              <w:top w:val="single" w:color="000000" w:sz="6"/>
+              <w:left w:val="single" w:color="000000" w:sz="6"/>
+              <w:bottom w:val="single" w:color="000000" w:sz="6"/>
+              <w:right w:val="single" w:color="000000" w:sz="6"/>
+            </w:tcBorders>
+            <w:tcMar>
+              <w:top w:type="dxa" w:w="60"/>
+              <w:left w:type="dxa" w:w="90"/>
+              <w:bottom w:type="dxa" w:w="60"/>
+              <w:right w:type="dxa" w:w="90"/>
+            </w:tcMar>
+          </w:tcPr>
+          <w:p>
+            <w:pPr>
               <w:jc w:val="left"/>
             </w:pPr>
             <w:r>
@@ -26544,13 +25163,13 @@
                 <w:sz w:val="20"/>
                 <w:szCs w:val="20"/>
               </w:rPr>
-              <w:t xml:space="preserve">(사진)</w:t>
-            </w:r>
-          </w:p>
-        </w:tc>
-        <w:tc>
-          <w:tcPr>
-            <w:tcW w:type="dxa" w:w="3000"/>
+              <w:t xml:space="preserve">BF303 퓨즈홀더 + 2 A / 3 A 퓨즈</w:t>
+            </w:r>
+          </w:p>
+        </w:tc>
+        <w:tc>
+          <w:tcPr>
+            <w:tcW w:type="dxa" w:w="4160"/>
             <w:tcBorders>
               <w:top w:val="single" w:color="000000" w:sz="6"/>
               <w:left w:val="single" w:color="000000" w:sz="6"/>
@@ -26574,37 +25193,7 @@
                 <w:sz w:val="20"/>
                 <w:szCs w:val="20"/>
               </w:rPr>
-              <w:t xml:space="preserve">BF303 퓨즈홀더 + 5×20 2 A / 3 A</w:t>
-            </w:r>
-          </w:p>
-        </w:tc>
-        <w:tc>
-          <w:tcPr>
-            <w:tcW w:type="dxa" w:w="4160"/>
-            <w:tcBorders>
-              <w:top w:val="single" w:color="000000" w:sz="6"/>
-              <w:left w:val="single" w:color="000000" w:sz="6"/>
-              <w:bottom w:val="single" w:color="000000" w:sz="6"/>
-              <w:right w:val="single" w:color="000000" w:sz="6"/>
-            </w:tcBorders>
-            <w:tcMar>
-              <w:top w:type="dxa" w:w="60"/>
-              <w:left w:type="dxa" w:w="90"/>
-              <w:bottom w:type="dxa" w:w="60"/>
-              <w:right w:type="dxa" w:w="90"/>
-            </w:tcMar>
-          </w:tcPr>
-          <w:p>
-            <w:pPr>
-              <w:jc w:val="left"/>
-            </w:pPr>
-            <w:r>
-              <w:rPr>
-                <w:rFonts w:ascii="Malgun Gothic" w:cs="Malgun Gothic" w:eastAsia="Malgun Gothic" w:hAnsi="Malgun Gothic"/>
-                <w:sz w:val="20"/>
-                <w:szCs w:val="20"/>
-              </w:rPr>
-              <w:t xml:space="preserve">인젝터·허브 입력 보호</w:t>
+              <w:t xml:space="preserve">보조 전원 보호</w:t>
             </w:r>
           </w:p>
         </w:tc>
@@ -26628,6 +25217,68 @@
           </w:tcPr>
           <w:p>
             <w:pPr>
+              <w:jc w:val="center"/>
+            </w:pPr>
+            <w:r>
+              <w:drawing>
+                <wp:inline distT="0" distB="0" distL="0" distR="0">
+                  <wp:extent cx="1143000" cy="819150"/>
+                  <wp:effectExtent t="0" r="0" b="0" l="0"/>
+                  <wp:docPr id="30" name=""/>
+                  <wp:cNvGraphicFramePr>
+                    <a:graphicFrameLocks xmlns:a="http://schemas.openxmlformats.org/drawingml/2006/main" noChangeAspect="1"/>
+                  </wp:cNvGraphicFramePr>
+                  <a:graphic xmlns:a="http://schemas.openxmlformats.org/drawingml/2006/main">
+                    <a:graphicData uri="http://schemas.openxmlformats.org/drawingml/2006/picture">
+                      <pic:pic xmlns:pic="http://schemas.openxmlformats.org/drawingml/2006/picture">
+                        <pic:nvPicPr>
+                          <pic:cNvPr id="0" name="" descr=""/>
+                          <pic:cNvPicPr>
+                            <a:picLocks noChangeAspect="1" noChangeArrowheads="1"/>
+                          </pic:cNvPicPr>
+                        </pic:nvPicPr>
+                        <pic:blipFill>
+                          <a:blip r:embed="rId36" cstate="none"/>
+                          <a:srcRect/>
+                          <a:stretch>
+                            <a:fillRect/>
+                          </a:stretch>
+                        </pic:blipFill>
+                        <pic:spPr bwMode="auto">
+                          <a:xfrm>
+                            <a:off x="0" y="0"/>
+                            <a:ext cx="1143000" cy="819150"/>
+                          </a:xfrm>
+                          <a:prstGeom prst="rect">
+                            <a:avLst/>
+                          </a:prstGeom>
+                        </pic:spPr>
+                      </pic:pic>
+                    </a:graphicData>
+                  </a:graphic>
+                </wp:inline>
+              </w:drawing>
+            </w:r>
+          </w:p>
+        </w:tc>
+        <w:tc>
+          <w:tcPr>
+            <w:tcW w:type="dxa" w:w="3000"/>
+            <w:tcBorders>
+              <w:top w:val="single" w:color="000000" w:sz="6"/>
+              <w:left w:val="single" w:color="000000" w:sz="6"/>
+              <w:bottom w:val="single" w:color="000000" w:sz="6"/>
+              <w:right w:val="single" w:color="000000" w:sz="6"/>
+            </w:tcBorders>
+            <w:tcMar>
+              <w:top w:type="dxa" w:w="60"/>
+              <w:left w:type="dxa" w:w="90"/>
+              <w:bottom w:type="dxa" w:w="60"/>
+              <w:right w:type="dxa" w:w="90"/>
+            </w:tcMar>
+          </w:tcPr>
+          <w:p>
+            <w:pPr>
               <w:jc w:val="left"/>
             </w:pPr>
             <w:r>
@@ -26636,13 +25287,13 @@
                 <w:sz w:val="20"/>
                 <w:szCs w:val="20"/>
               </w:rPr>
-              <w:t xml:space="preserve">(사진)</w:t>
-            </w:r>
-          </w:p>
-        </w:tc>
-        <w:tc>
-          <w:tcPr>
-            <w:tcW w:type="dxa" w:w="3000"/>
+              <w:t xml:space="preserve">WS2812 LED 스트립</w:t>
+            </w:r>
+          </w:p>
+        </w:tc>
+        <w:tc>
+          <w:tcPr>
+            <w:tcW w:type="dxa" w:w="4160"/>
             <w:tcBorders>
               <w:top w:val="single" w:color="000000" w:sz="6"/>
               <w:left w:val="single" w:color="000000" w:sz="6"/>
@@ -26666,134 +25317,27 @@
                 <w:sz w:val="20"/>
                 <w:szCs w:val="20"/>
               </w:rPr>
-              <w:t xml:space="preserve">EC5 피그테일 ×3</w:t>
-            </w:r>
-          </w:p>
-        </w:tc>
-        <w:tc>
-          <w:tcPr>
-            <w:tcW w:type="dxa" w:w="4160"/>
-            <w:tcBorders>
-              <w:top w:val="single" w:color="000000" w:sz="6"/>
-              <w:left w:val="single" w:color="000000" w:sz="6"/>
-              <w:bottom w:val="single" w:color="000000" w:sz="6"/>
-              <w:right w:val="single" w:color="000000" w:sz="6"/>
-            </w:tcBorders>
-            <w:tcMar>
-              <w:top w:type="dxa" w:w="60"/>
-              <w:left w:type="dxa" w:w="90"/>
-              <w:bottom w:type="dxa" w:w="60"/>
-              <w:right w:type="dxa" w:w="90"/>
-            </w:tcMar>
-          </w:tcPr>
-          <w:p>
-            <w:pPr>
-              <w:jc w:val="left"/>
-            </w:pPr>
-            <w:r>
-              <w:rPr>
-                <w:rFonts w:ascii="Malgun Gothic" w:cs="Malgun Gothic" w:eastAsia="Malgun Gothic" w:hAnsi="Malgun Gothic"/>
-                <w:sz w:val="20"/>
-                <w:szCs w:val="20"/>
-              </w:rPr>
-              <w:t xml:space="preserve">접촉기 앞 보조 분기</w:t>
-            </w:r>
-          </w:p>
-        </w:tc>
-      </w:tr>
-      <w:tr>
-        <w:tc>
-          <w:tcPr>
-            <w:tcW w:type="dxa" w:w="2200"/>
-            <w:tcBorders>
-              <w:top w:val="single" w:color="000000" w:sz="6"/>
-              <w:left w:val="single" w:color="000000" w:sz="6"/>
-              <w:bottom w:val="single" w:color="000000" w:sz="6"/>
-              <w:right w:val="single" w:color="000000" w:sz="6"/>
-            </w:tcBorders>
-            <w:tcMar>
-              <w:top w:type="dxa" w:w="60"/>
-              <w:left w:type="dxa" w:w="90"/>
-              <w:bottom w:type="dxa" w:w="60"/>
-              <w:right w:type="dxa" w:w="90"/>
-            </w:tcMar>
-          </w:tcPr>
-          <w:p>
-            <w:pPr>
-              <w:jc w:val="left"/>
-            </w:pPr>
-            <w:r>
-              <w:rPr>
-                <w:rFonts w:ascii="Malgun Gothic" w:cs="Malgun Gothic" w:eastAsia="Malgun Gothic" w:hAnsi="Malgun Gothic"/>
-                <w:sz w:val="20"/>
-                <w:szCs w:val="20"/>
-              </w:rPr>
-              <w:t xml:space="preserve">(사진)</w:t>
-            </w:r>
-          </w:p>
-        </w:tc>
-        <w:tc>
-          <w:tcPr>
-            <w:tcW w:type="dxa" w:w="3000"/>
-            <w:tcBorders>
-              <w:top w:val="single" w:color="000000" w:sz="6"/>
-              <w:left w:val="single" w:color="000000" w:sz="6"/>
-              <w:bottom w:val="single" w:color="000000" w:sz="6"/>
-              <w:right w:val="single" w:color="000000" w:sz="6"/>
-            </w:tcBorders>
-            <w:tcMar>
-              <w:top w:type="dxa" w:w="60"/>
-              <w:left w:type="dxa" w:w="90"/>
-              <w:bottom w:type="dxa" w:w="60"/>
-              <w:right w:type="dxa" w:w="90"/>
-            </w:tcMar>
-          </w:tcPr>
-          <w:p>
-            <w:pPr>
-              <w:jc w:val="left"/>
-            </w:pPr>
-            <w:r>
-              <w:rPr>
-                <w:rFonts w:ascii="Malgun Gothic" w:cs="Malgun Gothic" w:eastAsia="Malgun Gothic" w:hAnsi="Malgun Gothic"/>
-                <w:sz w:val="20"/>
-                <w:szCs w:val="20"/>
-              </w:rPr>
-              <w:t xml:space="preserve">WS2812 LED 스트립</w:t>
-            </w:r>
-          </w:p>
-        </w:tc>
-        <w:tc>
-          <w:tcPr>
-            <w:tcW w:type="dxa" w:w="4160"/>
-            <w:tcBorders>
-              <w:top w:val="single" w:color="000000" w:sz="6"/>
-              <w:left w:val="single" w:color="000000" w:sz="6"/>
-              <w:bottom w:val="single" w:color="000000" w:sz="6"/>
-              <w:right w:val="single" w:color="000000" w:sz="6"/>
-            </w:tcBorders>
-            <w:tcMar>
-              <w:top w:type="dxa" w:w="60"/>
-              <w:left w:type="dxa" w:w="90"/>
-              <w:bottom w:type="dxa" w:w="60"/>
-              <w:right w:type="dxa" w:w="90"/>
-            </w:tcMar>
-          </w:tcPr>
-          <w:p>
-            <w:pPr>
-              <w:jc w:val="left"/>
-            </w:pPr>
-            <w:r>
-              <w:rPr>
-                <w:rFonts w:ascii="Malgun Gothic" w:cs="Malgun Gothic" w:eastAsia="Malgun Gothic" w:hAnsi="Malgun Gothic"/>
-                <w:sz w:val="20"/>
-                <w:szCs w:val="20"/>
-              </w:rPr>
-              <w:t xml:space="preserve">룰 표시등 (초록/노랑/빨강)</w:t>
+              <w:t xml:space="preserve">상태 표시등</w:t>
             </w:r>
           </w:p>
         </w:tc>
       </w:tr>
     </w:tbl>
+    <w:p>
+      <w:pPr>
+        <w:spacing w:after="160"/>
+        <w:jc w:val="center"/>
+      </w:pPr>
+      <w:r>
+        <w:rPr>
+          <w:rFonts w:ascii="Malgun Gothic" w:cs="Malgun Gothic" w:eastAsia="Malgun Gothic" w:hAnsi="Malgun Gothic"/>
+          <w:color w:val="555555"/>
+          <w:sz w:val="18"/>
+          <w:szCs w:val="18"/>
+        </w:rPr>
+        <w:t xml:space="preserve">표 Ⅳ-3 회로 장비</w:t>
+      </w:r>
+    </w:p>
     <w:p>
       <w:pPr>
         <w:pStyle w:val="Heading1"/>

--- a/docs/전달용/KABOAT2026_보고서_양식_SSF_B.docx
+++ b/docs/전달용/KABOAT2026_보고서_양식_SSF_B.docx
@@ -156,7 +156,7 @@
           <w:sz w:val="20"/>
           <w:szCs w:val="20"/>
         </w:rPr>
-        <w:t xml:space="preserve">   1) 설계 요구조건   1.1) 대회 규정 조건   1.2) 임무 배점과 설계 우선순위</w:t>
+        <w:t xml:space="preserve">   1) 설계 요구조건   1.1) 대회 규정 조건   1.2) 경기장 구성물과 설계 반영</w:t>
       </w:r>
     </w:p>
     <w:p>
@@ -559,7 +559,7 @@
           <w:sz w:val="20"/>
           <w:szCs w:val="20"/>
         </w:rPr>
-        <w:t xml:space="preserve">•  두 척(1번배 2기 추진, 2번배 4기 추진)을 각각의 노트북·ROS2 스택으로 독립 운용한다. 본 보고서는 S.S.F B(2번배, T200 ×4) 를 다룬다.</w:t>
+        <w:t xml:space="preserve">•  본 보고서는 S.S.F B(2번배, T200 ×4) 를 다룬다. 선내 노트북 1대의 ROS2 스택이 센서 처리부터 추진 명령까지 독립적으로 수행한다.</w:t>
       </w:r>
     </w:p>
     <w:p>
@@ -1540,921 +1540,7 @@
           <w:sz w:val="22"/>
           <w:szCs w:val="22"/>
         </w:rPr>
-        <w:t xml:space="preserve">1.2) 임무 배점과 설계 우선순위</w:t>
-      </w:r>
-    </w:p>
-    <w:p>
-      <w:pPr>
-        <w:spacing w:after="100" w:line="300"/>
-      </w:pPr>
-      <w:r>
-        <w:rPr>
-          <w:rFonts w:ascii="Malgun Gothic" w:cs="Malgun Gothic" w:eastAsia="Malgun Gothic" w:hAnsi="Malgun Gothic"/>
-          <w:sz w:val="20"/>
-          <w:szCs w:val="20"/>
-        </w:rPr>
-        <w:t xml:space="preserve">채점은 보트검사 5 + 설계심사 20 + 경기 75 (+종합임무 완주 가산 10). 경기 점수는 종목별 상대 등수로 환산되며 장애물 접촉은 시간 벌점(종합임무 1회 +30초)이다. 2025 채점표 기준 종합임무에서 득점한 팀은 24팀 중 9팀뿐이었다.</w:t>
-      </w:r>
-    </w:p>
-    <w:tbl>
-      <w:tblPr>
-        <w:tblW w:type="dxa" w:w="9360"/>
-        <w:tblBorders>
-          <w:top w:val="single" w:color="auto" w:sz="4"/>
-          <w:left w:val="single" w:color="auto" w:sz="4"/>
-          <w:bottom w:val="single" w:color="auto" w:sz="4"/>
-          <w:right w:val="single" w:color="auto" w:sz="4"/>
-          <w:insideH w:val="single" w:color="auto" w:sz="4"/>
-          <w:insideV w:val="single" w:color="auto" w:sz="4"/>
-        </w:tblBorders>
-      </w:tblPr>
-      <w:tblGrid>
-        <w:gridCol w:w="2800"/>
-        <w:gridCol w:w="900"/>
-        <w:gridCol w:w="1500"/>
-        <w:gridCol w:w="4160"/>
-      </w:tblGrid>
-      <w:tr>
-        <w:trPr>
-          <w:tblHeader/>
-        </w:trPr>
-        <w:tc>
-          <w:tcPr>
-            <w:tcW w:type="dxa" w:w="2800"/>
-            <w:tcBorders>
-              <w:top w:val="single" w:color="000000" w:sz="6"/>
-              <w:left w:val="single" w:color="000000" w:sz="6"/>
-              <w:bottom w:val="single" w:color="000000" w:sz="6"/>
-              <w:right w:val="single" w:color="000000" w:sz="6"/>
-            </w:tcBorders>
-            <w:shd w:fill="E7E6E6" w:color="auto" w:val="clear"/>
-            <w:tcMar>
-              <w:top w:type="dxa" w:w="60"/>
-              <w:left w:type="dxa" w:w="90"/>
-              <w:bottom w:type="dxa" w:w="60"/>
-              <w:right w:type="dxa" w:w="90"/>
-            </w:tcMar>
-          </w:tcPr>
-          <w:p>
-            <w:pPr>
-              <w:jc w:val="center"/>
-            </w:pPr>
-            <w:r>
-              <w:rPr>
-                <w:rFonts w:ascii="Malgun Gothic" w:cs="Malgun Gothic" w:eastAsia="Malgun Gothic" w:hAnsi="Malgun Gothic"/>
-                <w:b/>
-                <w:bCs/>
-                <w:sz w:val="20"/>
-                <w:szCs w:val="20"/>
-              </w:rPr>
-              <w:t xml:space="preserve">종목</w:t>
-            </w:r>
-          </w:p>
-        </w:tc>
-        <w:tc>
-          <w:tcPr>
-            <w:tcW w:type="dxa" w:w="900"/>
-            <w:tcBorders>
-              <w:top w:val="single" w:color="000000" w:sz="6"/>
-              <w:left w:val="single" w:color="000000" w:sz="6"/>
-              <w:bottom w:val="single" w:color="000000" w:sz="6"/>
-              <w:right w:val="single" w:color="000000" w:sz="6"/>
-            </w:tcBorders>
-            <w:shd w:fill="E7E6E6" w:color="auto" w:val="clear"/>
-            <w:tcMar>
-              <w:top w:type="dxa" w:w="60"/>
-              <w:left w:type="dxa" w:w="90"/>
-              <w:bottom w:type="dxa" w:w="60"/>
-              <w:right w:type="dxa" w:w="90"/>
-            </w:tcMar>
-          </w:tcPr>
-          <w:p>
-            <w:pPr>
-              <w:jc w:val="center"/>
-            </w:pPr>
-            <w:r>
-              <w:rPr>
-                <w:rFonts w:ascii="Malgun Gothic" w:cs="Malgun Gothic" w:eastAsia="Malgun Gothic" w:hAnsi="Malgun Gothic"/>
-                <w:b/>
-                <w:bCs/>
-                <w:sz w:val="20"/>
-                <w:szCs w:val="20"/>
-              </w:rPr>
-              <w:t xml:space="preserve">배점</w:t>
-            </w:r>
-          </w:p>
-        </w:tc>
-        <w:tc>
-          <w:tcPr>
-            <w:tcW w:type="dxa" w:w="1500"/>
-            <w:tcBorders>
-              <w:top w:val="single" w:color="000000" w:sz="6"/>
-              <w:left w:val="single" w:color="000000" w:sz="6"/>
-              <w:bottom w:val="single" w:color="000000" w:sz="6"/>
-              <w:right w:val="single" w:color="000000" w:sz="6"/>
-            </w:tcBorders>
-            <w:shd w:fill="E7E6E6" w:color="auto" w:val="clear"/>
-            <w:tcMar>
-              <w:top w:type="dxa" w:w="60"/>
-              <w:left w:type="dxa" w:w="90"/>
-              <w:bottom w:type="dxa" w:w="60"/>
-              <w:right w:type="dxa" w:w="90"/>
-            </w:tcMar>
-          </w:tcPr>
-          <w:p>
-            <w:pPr>
-              <w:jc w:val="center"/>
-            </w:pPr>
-            <w:r>
-              <w:rPr>
-                <w:rFonts w:ascii="Malgun Gothic" w:cs="Malgun Gothic" w:eastAsia="Malgun Gothic" w:hAnsi="Malgun Gothic"/>
-                <w:b/>
-                <w:bCs/>
-                <w:sz w:val="20"/>
-                <w:szCs w:val="20"/>
-              </w:rPr>
-              <w:t xml:space="preserve">2025 성공 팀 수</w:t>
-            </w:r>
-          </w:p>
-        </w:tc>
-        <w:tc>
-          <w:tcPr>
-            <w:tcW w:type="dxa" w:w="4160"/>
-            <w:tcBorders>
-              <w:top w:val="single" w:color="000000" w:sz="6"/>
-              <w:left w:val="single" w:color="000000" w:sz="6"/>
-              <w:bottom w:val="single" w:color="000000" w:sz="6"/>
-              <w:right w:val="single" w:color="000000" w:sz="6"/>
-            </w:tcBorders>
-            <w:shd w:fill="E7E6E6" w:color="auto" w:val="clear"/>
-            <w:tcMar>
-              <w:top w:type="dxa" w:w="60"/>
-              <w:left w:type="dxa" w:w="90"/>
-              <w:bottom w:type="dxa" w:w="60"/>
-              <w:right w:type="dxa" w:w="90"/>
-            </w:tcMar>
-          </w:tcPr>
-          <w:p>
-            <w:pPr>
-              <w:jc w:val="center"/>
-            </w:pPr>
-            <w:r>
-              <w:rPr>
-                <w:rFonts w:ascii="Malgun Gothic" w:cs="Malgun Gothic" w:eastAsia="Malgun Gothic" w:hAnsi="Malgun Gothic"/>
-                <w:b/>
-                <w:bCs/>
-                <w:sz w:val="20"/>
-                <w:szCs w:val="20"/>
-              </w:rPr>
-              <w:t xml:space="preserve">본 팀 우선순위</w:t>
-            </w:r>
-          </w:p>
-        </w:tc>
-      </w:tr>
-      <w:tr>
-        <w:tc>
-          <w:tcPr>
-            <w:tcW w:type="dxa" w:w="2800"/>
-            <w:tcBorders>
-              <w:top w:val="single" w:color="000000" w:sz="6"/>
-              <w:left w:val="single" w:color="000000" w:sz="6"/>
-              <w:bottom w:val="single" w:color="000000" w:sz="6"/>
-              <w:right w:val="single" w:color="000000" w:sz="6"/>
-            </w:tcBorders>
-            <w:tcMar>
-              <w:top w:type="dxa" w:w="60"/>
-              <w:left w:type="dxa" w:w="90"/>
-              <w:bottom w:type="dxa" w:w="60"/>
-              <w:right w:type="dxa" w:w="90"/>
-            </w:tcMar>
-          </w:tcPr>
-          <w:p>
-            <w:pPr>
-              <w:jc w:val="left"/>
-            </w:pPr>
-            <w:r>
-              <w:rPr>
-                <w:rFonts w:ascii="Malgun Gothic" w:cs="Malgun Gothic" w:eastAsia="Malgun Gothic" w:hAnsi="Malgun Gothic"/>
-                <w:sz w:val="20"/>
-                <w:szCs w:val="20"/>
-              </w:rPr>
-              <w:t xml:space="preserve">항로추종 (게이트 통과)</w:t>
-            </w:r>
-          </w:p>
-        </w:tc>
-        <w:tc>
-          <w:tcPr>
-            <w:tcW w:type="dxa" w:w="900"/>
-            <w:tcBorders>
-              <w:top w:val="single" w:color="000000" w:sz="6"/>
-              <w:left w:val="single" w:color="000000" w:sz="6"/>
-              <w:bottom w:val="single" w:color="000000" w:sz="6"/>
-              <w:right w:val="single" w:color="000000" w:sz="6"/>
-            </w:tcBorders>
-            <w:tcMar>
-              <w:top w:type="dxa" w:w="60"/>
-              <w:left w:type="dxa" w:w="90"/>
-              <w:bottom w:type="dxa" w:w="60"/>
-              <w:right w:type="dxa" w:w="90"/>
-            </w:tcMar>
-          </w:tcPr>
-          <w:p>
-            <w:pPr>
-              <w:jc w:val="center"/>
-            </w:pPr>
-            <w:r>
-              <w:rPr>
-                <w:rFonts w:ascii="Malgun Gothic" w:cs="Malgun Gothic" w:eastAsia="Malgun Gothic" w:hAnsi="Malgun Gothic"/>
-                <w:sz w:val="20"/>
-                <w:szCs w:val="20"/>
-              </w:rPr>
-              <w:t xml:space="preserve">15</w:t>
-            </w:r>
-          </w:p>
-        </w:tc>
-        <w:tc>
-          <w:tcPr>
-            <w:tcW w:type="dxa" w:w="1500"/>
-            <w:tcBorders>
-              <w:top w:val="single" w:color="000000" w:sz="6"/>
-              <w:left w:val="single" w:color="000000" w:sz="6"/>
-              <w:bottom w:val="single" w:color="000000" w:sz="6"/>
-              <w:right w:val="single" w:color="000000" w:sz="6"/>
-            </w:tcBorders>
-            <w:tcMar>
-              <w:top w:type="dxa" w:w="60"/>
-              <w:left w:type="dxa" w:w="90"/>
-              <w:bottom w:type="dxa" w:w="60"/>
-              <w:right w:type="dxa" w:w="90"/>
-            </w:tcMar>
-          </w:tcPr>
-          <w:p>
-            <w:pPr>
-              <w:jc w:val="center"/>
-            </w:pPr>
-            <w:r>
-              <w:rPr>
-                <w:rFonts w:ascii="Malgun Gothic" w:cs="Malgun Gothic" w:eastAsia="Malgun Gothic" w:hAnsi="Malgun Gothic"/>
-                <w:sz w:val="20"/>
-                <w:szCs w:val="20"/>
-              </w:rPr>
-              <w:t xml:space="preserve">7</w:t>
-            </w:r>
-          </w:p>
-        </w:tc>
-        <w:tc>
-          <w:tcPr>
-            <w:tcW w:type="dxa" w:w="4160"/>
-            <w:tcBorders>
-              <w:top w:val="single" w:color="000000" w:sz="6"/>
-              <w:left w:val="single" w:color="000000" w:sz="6"/>
-              <w:bottom w:val="single" w:color="000000" w:sz="6"/>
-              <w:right w:val="single" w:color="000000" w:sz="6"/>
-            </w:tcBorders>
-            <w:tcMar>
-              <w:top w:type="dxa" w:w="60"/>
-              <w:left w:type="dxa" w:w="90"/>
-              <w:bottom w:type="dxa" w:w="60"/>
-              <w:right w:type="dxa" w:w="90"/>
-            </w:tcMar>
-          </w:tcPr>
-          <w:p>
-            <w:pPr>
-              <w:jc w:val="left"/>
-            </w:pPr>
-            <w:r>
-              <w:rPr>
-                <w:rFonts w:ascii="Malgun Gothic" w:cs="Malgun Gothic" w:eastAsia="Malgun Gothic" w:hAnsi="Malgun Gothic"/>
-                <w:sz w:val="20"/>
-                <w:szCs w:val="20"/>
-              </w:rPr>
-              <w:t xml:space="preserve">1 — ship_gate, 카메라 방위 + LiDAR 갭</w:t>
-            </w:r>
-          </w:p>
-        </w:tc>
-      </w:tr>
-      <w:tr>
-        <w:tc>
-          <w:tcPr>
-            <w:tcW w:type="dxa" w:w="2800"/>
-            <w:tcBorders>
-              <w:top w:val="single" w:color="000000" w:sz="6"/>
-              <w:left w:val="single" w:color="000000" w:sz="6"/>
-              <w:bottom w:val="single" w:color="000000" w:sz="6"/>
-              <w:right w:val="single" w:color="000000" w:sz="6"/>
-            </w:tcBorders>
-            <w:tcMar>
-              <w:top w:type="dxa" w:w="60"/>
-              <w:left w:type="dxa" w:w="90"/>
-              <w:bottom w:type="dxa" w:w="60"/>
-              <w:right w:type="dxa" w:w="90"/>
-            </w:tcMar>
-          </w:tcPr>
-          <w:p>
-            <w:pPr>
-              <w:jc w:val="left"/>
-            </w:pPr>
-            <w:r>
-              <w:rPr>
-                <w:rFonts w:ascii="Malgun Gothic" w:cs="Malgun Gothic" w:eastAsia="Malgun Gothic" w:hAnsi="Malgun Gothic"/>
-                <w:sz w:val="20"/>
-                <w:szCs w:val="20"/>
-              </w:rPr>
-              <w:t xml:space="preserve">위치유지 (2회, 5m 내 5초)</w:t>
-            </w:r>
-          </w:p>
-        </w:tc>
-        <w:tc>
-          <w:tcPr>
-            <w:tcW w:type="dxa" w:w="900"/>
-            <w:tcBorders>
-              <w:top w:val="single" w:color="000000" w:sz="6"/>
-              <w:left w:val="single" w:color="000000" w:sz="6"/>
-              <w:bottom w:val="single" w:color="000000" w:sz="6"/>
-              <w:right w:val="single" w:color="000000" w:sz="6"/>
-            </w:tcBorders>
-            <w:tcMar>
-              <w:top w:type="dxa" w:w="60"/>
-              <w:left w:type="dxa" w:w="90"/>
-              <w:bottom w:type="dxa" w:w="60"/>
-              <w:right w:type="dxa" w:w="90"/>
-            </w:tcMar>
-          </w:tcPr>
-          <w:p>
-            <w:pPr>
-              <w:jc w:val="center"/>
-            </w:pPr>
-            <w:r>
-              <w:rPr>
-                <w:rFonts w:ascii="Malgun Gothic" w:cs="Malgun Gothic" w:eastAsia="Malgun Gothic" w:hAnsi="Malgun Gothic"/>
-                <w:sz w:val="20"/>
-                <w:szCs w:val="20"/>
-              </w:rPr>
-              <w:t xml:space="preserve">10</w:t>
-            </w:r>
-          </w:p>
-        </w:tc>
-        <w:tc>
-          <w:tcPr>
-            <w:tcW w:type="dxa" w:w="1500"/>
-            <w:tcBorders>
-              <w:top w:val="single" w:color="000000" w:sz="6"/>
-              <w:left w:val="single" w:color="000000" w:sz="6"/>
-              <w:bottom w:val="single" w:color="000000" w:sz="6"/>
-              <w:right w:val="single" w:color="000000" w:sz="6"/>
-            </w:tcBorders>
-            <w:tcMar>
-              <w:top w:type="dxa" w:w="60"/>
-              <w:left w:type="dxa" w:w="90"/>
-              <w:bottom w:type="dxa" w:w="60"/>
-              <w:right w:type="dxa" w:w="90"/>
-            </w:tcMar>
-          </w:tcPr>
-          <w:p>
-            <w:pPr>
-              <w:jc w:val="center"/>
-            </w:pPr>
-            <w:r>
-              <w:rPr>
-                <w:rFonts w:ascii="Malgun Gothic" w:cs="Malgun Gothic" w:eastAsia="Malgun Gothic" w:hAnsi="Malgun Gothic"/>
-                <w:sz w:val="20"/>
-                <w:szCs w:val="20"/>
-              </w:rPr>
-              <w:t xml:space="preserve">5</w:t>
-            </w:r>
-          </w:p>
-        </w:tc>
-        <w:tc>
-          <w:tcPr>
-            <w:tcW w:type="dxa" w:w="4160"/>
-            <w:tcBorders>
-              <w:top w:val="single" w:color="000000" w:sz="6"/>
-              <w:left w:val="single" w:color="000000" w:sz="6"/>
-              <w:bottom w:val="single" w:color="000000" w:sz="6"/>
-              <w:right w:val="single" w:color="000000" w:sz="6"/>
-            </w:tcBorders>
-            <w:tcMar>
-              <w:top w:type="dxa" w:w="60"/>
-              <w:left w:type="dxa" w:w="90"/>
-              <w:bottom w:type="dxa" w:w="60"/>
-              <w:right w:type="dxa" w:w="90"/>
-            </w:tcMar>
-          </w:tcPr>
-          <w:p>
-            <w:pPr>
-              <w:jc w:val="left"/>
-            </w:pPr>
-            <w:r>
-              <w:rPr>
-                <w:rFonts w:ascii="Malgun Gothic" w:cs="Malgun Gothic" w:eastAsia="Malgun Gothic" w:hAnsi="Malgun Gothic"/>
-                <w:sz w:val="20"/>
-                <w:szCs w:val="20"/>
-              </w:rPr>
-              <w:t xml:space="preserve">1 — ship_back, LiDAR 유지</w:t>
-            </w:r>
-          </w:p>
-        </w:tc>
-      </w:tr>
-      <w:tr>
-        <w:tc>
-          <w:tcPr>
-            <w:tcW w:type="dxa" w:w="2800"/>
-            <w:tcBorders>
-              <w:top w:val="single" w:color="000000" w:sz="6"/>
-              <w:left w:val="single" w:color="000000" w:sz="6"/>
-              <w:bottom w:val="single" w:color="000000" w:sz="6"/>
-              <w:right w:val="single" w:color="000000" w:sz="6"/>
-            </w:tcBorders>
-            <w:tcMar>
-              <w:top w:type="dxa" w:w="60"/>
-              <w:left w:type="dxa" w:w="90"/>
-              <w:bottom w:type="dxa" w:w="60"/>
-              <w:right w:type="dxa" w:w="90"/>
-            </w:tcMar>
-          </w:tcPr>
-          <w:p>
-            <w:pPr>
-              <w:jc w:val="left"/>
-            </w:pPr>
-            <w:r>
-              <w:rPr>
-                <w:rFonts w:ascii="Malgun Gothic" w:cs="Malgun Gothic" w:eastAsia="Malgun Gothic" w:hAnsi="Malgun Gothic"/>
-                <w:sz w:val="20"/>
-                <w:szCs w:val="20"/>
-              </w:rPr>
-              <w:t xml:space="preserve">장애물 회피 (무작위 배치)</w:t>
-            </w:r>
-          </w:p>
-        </w:tc>
-        <w:tc>
-          <w:tcPr>
-            <w:tcW w:type="dxa" w:w="900"/>
-            <w:tcBorders>
-              <w:top w:val="single" w:color="000000" w:sz="6"/>
-              <w:left w:val="single" w:color="000000" w:sz="6"/>
-              <w:bottom w:val="single" w:color="000000" w:sz="6"/>
-              <w:right w:val="single" w:color="000000" w:sz="6"/>
-            </w:tcBorders>
-            <w:tcMar>
-              <w:top w:type="dxa" w:w="60"/>
-              <w:left w:type="dxa" w:w="90"/>
-              <w:bottom w:type="dxa" w:w="60"/>
-              <w:right w:type="dxa" w:w="90"/>
-            </w:tcMar>
-          </w:tcPr>
-          <w:p>
-            <w:pPr>
-              <w:jc w:val="center"/>
-            </w:pPr>
-            <w:r>
-              <w:rPr>
-                <w:rFonts w:ascii="Malgun Gothic" w:cs="Malgun Gothic" w:eastAsia="Malgun Gothic" w:hAnsi="Malgun Gothic"/>
-                <w:sz w:val="20"/>
-                <w:szCs w:val="20"/>
-              </w:rPr>
-              <w:t xml:space="preserve">20</w:t>
-            </w:r>
-          </w:p>
-        </w:tc>
-        <w:tc>
-          <w:tcPr>
-            <w:tcW w:type="dxa" w:w="1500"/>
-            <w:tcBorders>
-              <w:top w:val="single" w:color="000000" w:sz="6"/>
-              <w:left w:val="single" w:color="000000" w:sz="6"/>
-              <w:bottom w:val="single" w:color="000000" w:sz="6"/>
-              <w:right w:val="single" w:color="000000" w:sz="6"/>
-            </w:tcBorders>
-            <w:tcMar>
-              <w:top w:type="dxa" w:w="60"/>
-              <w:left w:type="dxa" w:w="90"/>
-              <w:bottom w:type="dxa" w:w="60"/>
-              <w:right w:type="dxa" w:w="90"/>
-            </w:tcMar>
-          </w:tcPr>
-          <w:p>
-            <w:pPr>
-              <w:jc w:val="center"/>
-            </w:pPr>
-            <w:r>
-              <w:rPr>
-                <w:rFonts w:ascii="Malgun Gothic" w:cs="Malgun Gothic" w:eastAsia="Malgun Gothic" w:hAnsi="Malgun Gothic"/>
-                <w:sz w:val="20"/>
-                <w:szCs w:val="20"/>
-              </w:rPr>
-              <w:t xml:space="preserve">5 (완료)</w:t>
-            </w:r>
-          </w:p>
-        </w:tc>
-        <w:tc>
-          <w:tcPr>
-            <w:tcW w:type="dxa" w:w="4160"/>
-            <w:tcBorders>
-              <w:top w:val="single" w:color="000000" w:sz="6"/>
-              <w:left w:val="single" w:color="000000" w:sz="6"/>
-              <w:bottom w:val="single" w:color="000000" w:sz="6"/>
-              <w:right w:val="single" w:color="000000" w:sz="6"/>
-            </w:tcBorders>
-            <w:tcMar>
-              <w:top w:type="dxa" w:w="60"/>
-              <w:left w:type="dxa" w:w="90"/>
-              <w:bottom w:type="dxa" w:w="60"/>
-              <w:right w:type="dxa" w:w="90"/>
-            </w:tcMar>
-          </w:tcPr>
-          <w:p>
-            <w:pPr>
-              <w:jc w:val="left"/>
-            </w:pPr>
-            <w:r>
-              <w:rPr>
-                <w:rFonts w:ascii="Malgun Gothic" w:cs="Malgun Gothic" w:eastAsia="Malgun Gothic" w:hAnsi="Malgun Gothic"/>
-                <w:sz w:val="20"/>
-                <w:szCs w:val="20"/>
-              </w:rPr>
-              <w:t xml:space="preserve">2 — ship_direction 갭 탐색, 시뮬 스윕 완료</w:t>
-            </w:r>
-          </w:p>
-        </w:tc>
-      </w:tr>
-      <w:tr>
-        <w:tc>
-          <w:tcPr>
-            <w:tcW w:type="dxa" w:w="2800"/>
-            <w:tcBorders>
-              <w:top w:val="single" w:color="000000" w:sz="6"/>
-              <w:left w:val="single" w:color="000000" w:sz="6"/>
-              <w:bottom w:val="single" w:color="000000" w:sz="6"/>
-              <w:right w:val="single" w:color="000000" w:sz="6"/>
-            </w:tcBorders>
-            <w:tcMar>
-              <w:top w:type="dxa" w:w="60"/>
-              <w:left w:type="dxa" w:w="90"/>
-              <w:bottom w:type="dxa" w:w="60"/>
-              <w:right w:type="dxa" w:w="90"/>
-            </w:tcMar>
-          </w:tcPr>
-          <w:p>
-            <w:pPr>
-              <w:jc w:val="left"/>
-            </w:pPr>
-            <w:r>
-              <w:rPr>
-                <w:rFonts w:ascii="Malgun Gothic" w:cs="Malgun Gothic" w:eastAsia="Malgun Gothic" w:hAnsi="Malgun Gothic"/>
-                <w:sz w:val="20"/>
-                <w:szCs w:val="20"/>
-              </w:rPr>
-              <w:t xml:space="preserve">탐색 (색 부표 선회)</w:t>
-            </w:r>
-          </w:p>
-        </w:tc>
-        <w:tc>
-          <w:tcPr>
-            <w:tcW w:type="dxa" w:w="900"/>
-            <w:tcBorders>
-              <w:top w:val="single" w:color="000000" w:sz="6"/>
-              <w:left w:val="single" w:color="000000" w:sz="6"/>
-              <w:bottom w:val="single" w:color="000000" w:sz="6"/>
-              <w:right w:val="single" w:color="000000" w:sz="6"/>
-            </w:tcBorders>
-            <w:tcMar>
-              <w:top w:type="dxa" w:w="60"/>
-              <w:left w:type="dxa" w:w="90"/>
-              <w:bottom w:type="dxa" w:w="60"/>
-              <w:right w:type="dxa" w:w="90"/>
-            </w:tcMar>
-          </w:tcPr>
-          <w:p>
-            <w:pPr>
-              <w:jc w:val="center"/>
-            </w:pPr>
-            <w:r>
-              <w:rPr>
-                <w:rFonts w:ascii="Malgun Gothic" w:cs="Malgun Gothic" w:eastAsia="Malgun Gothic" w:hAnsi="Malgun Gothic"/>
-                <w:sz w:val="20"/>
-                <w:szCs w:val="20"/>
-              </w:rPr>
-              <w:t xml:space="preserve">15</w:t>
-            </w:r>
-          </w:p>
-        </w:tc>
-        <w:tc>
-          <w:tcPr>
-            <w:tcW w:type="dxa" w:w="1500"/>
-            <w:tcBorders>
-              <w:top w:val="single" w:color="000000" w:sz="6"/>
-              <w:left w:val="single" w:color="000000" w:sz="6"/>
-              <w:bottom w:val="single" w:color="000000" w:sz="6"/>
-              <w:right w:val="single" w:color="000000" w:sz="6"/>
-            </w:tcBorders>
-            <w:tcMar>
-              <w:top w:type="dxa" w:w="60"/>
-              <w:left w:type="dxa" w:w="90"/>
-              <w:bottom w:type="dxa" w:w="60"/>
-              <w:right w:type="dxa" w:w="90"/>
-            </w:tcMar>
-          </w:tcPr>
-          <w:p>
-            <w:pPr>
-              <w:jc w:val="center"/>
-            </w:pPr>
-            <w:r>
-              <w:rPr>
-                <w:rFonts w:ascii="Malgun Gothic" w:cs="Malgun Gothic" w:eastAsia="Malgun Gothic" w:hAnsi="Malgun Gothic"/>
-                <w:sz w:val="20"/>
-                <w:szCs w:val="20"/>
-              </w:rPr>
-              <w:t xml:space="preserve">4</w:t>
-            </w:r>
-          </w:p>
-        </w:tc>
-        <w:tc>
-          <w:tcPr>
-            <w:tcW w:type="dxa" w:w="4160"/>
-            <w:tcBorders>
-              <w:top w:val="single" w:color="000000" w:sz="6"/>
-              <w:left w:val="single" w:color="000000" w:sz="6"/>
-              <w:bottom w:val="single" w:color="000000" w:sz="6"/>
-              <w:right w:val="single" w:color="000000" w:sz="6"/>
-            </w:tcBorders>
-            <w:tcMar>
-              <w:top w:type="dxa" w:w="60"/>
-              <w:left w:type="dxa" w:w="90"/>
-              <w:bottom w:type="dxa" w:w="60"/>
-              <w:right w:type="dxa" w:w="90"/>
-            </w:tcMar>
-          </w:tcPr>
-          <w:p>
-            <w:pPr>
-              <w:jc w:val="left"/>
-            </w:pPr>
-            <w:r>
-              <w:rPr>
-                <w:rFonts w:ascii="Malgun Gothic" w:cs="Malgun Gothic" w:eastAsia="Malgun Gothic" w:hAnsi="Malgun Gothic"/>
-                <w:sz w:val="20"/>
-                <w:szCs w:val="20"/>
-              </w:rPr>
-              <w:t xml:space="preserve">3 — ship_turn, 빨강·초록 시계 / 흰색 반시계</w:t>
-            </w:r>
-          </w:p>
-        </w:tc>
-      </w:tr>
-      <w:tr>
-        <w:tc>
-          <w:tcPr>
-            <w:tcW w:type="dxa" w:w="2800"/>
-            <w:tcBorders>
-              <w:top w:val="single" w:color="000000" w:sz="6"/>
-              <w:left w:val="single" w:color="000000" w:sz="6"/>
-              <w:bottom w:val="single" w:color="000000" w:sz="6"/>
-              <w:right w:val="single" w:color="000000" w:sz="6"/>
-            </w:tcBorders>
-            <w:tcMar>
-              <w:top w:type="dxa" w:w="60"/>
-              <w:left w:type="dxa" w:w="90"/>
-              <w:bottom w:type="dxa" w:w="60"/>
-              <w:right w:type="dxa" w:w="90"/>
-            </w:tcMar>
-          </w:tcPr>
-          <w:p>
-            <w:pPr>
-              <w:jc w:val="left"/>
-            </w:pPr>
-            <w:r>
-              <w:rPr>
-                <w:rFonts w:ascii="Malgun Gothic" w:cs="Malgun Gothic" w:eastAsia="Malgun Gothic" w:hAnsi="Malgun Gothic"/>
-                <w:sz w:val="20"/>
-                <w:szCs w:val="20"/>
-              </w:rPr>
-              <w:t xml:space="preserve">도킹 (표식 일치 도크)</w:t>
-            </w:r>
-          </w:p>
-        </w:tc>
-        <w:tc>
-          <w:tcPr>
-            <w:tcW w:type="dxa" w:w="900"/>
-            <w:tcBorders>
-              <w:top w:val="single" w:color="000000" w:sz="6"/>
-              <w:left w:val="single" w:color="000000" w:sz="6"/>
-              <w:bottom w:val="single" w:color="000000" w:sz="6"/>
-              <w:right w:val="single" w:color="000000" w:sz="6"/>
-            </w:tcBorders>
-            <w:tcMar>
-              <w:top w:type="dxa" w:w="60"/>
-              <w:left w:type="dxa" w:w="90"/>
-              <w:bottom w:type="dxa" w:w="60"/>
-              <w:right w:type="dxa" w:w="90"/>
-            </w:tcMar>
-          </w:tcPr>
-          <w:p>
-            <w:pPr>
-              <w:jc w:val="center"/>
-            </w:pPr>
-            <w:r>
-              <w:rPr>
-                <w:rFonts w:ascii="Malgun Gothic" w:cs="Malgun Gothic" w:eastAsia="Malgun Gothic" w:hAnsi="Malgun Gothic"/>
-                <w:sz w:val="20"/>
-                <w:szCs w:val="20"/>
-              </w:rPr>
-              <w:t xml:space="preserve">15</w:t>
-            </w:r>
-          </w:p>
-        </w:tc>
-        <w:tc>
-          <w:tcPr>
-            <w:tcW w:type="dxa" w:w="1500"/>
-            <w:tcBorders>
-              <w:top w:val="single" w:color="000000" w:sz="6"/>
-              <w:left w:val="single" w:color="000000" w:sz="6"/>
-              <w:bottom w:val="single" w:color="000000" w:sz="6"/>
-              <w:right w:val="single" w:color="000000" w:sz="6"/>
-            </w:tcBorders>
-            <w:tcMar>
-              <w:top w:type="dxa" w:w="60"/>
-              <w:left w:type="dxa" w:w="90"/>
-              <w:bottom w:type="dxa" w:w="60"/>
-              <w:right w:type="dxa" w:w="90"/>
-            </w:tcMar>
-          </w:tcPr>
-          <w:p>
-            <w:pPr>
-              <w:jc w:val="center"/>
-            </w:pPr>
-            <w:r>
-              <w:rPr>
-                <w:rFonts w:ascii="Malgun Gothic" w:cs="Malgun Gothic" w:eastAsia="Malgun Gothic" w:hAnsi="Malgun Gothic"/>
-                <w:sz w:val="20"/>
-                <w:szCs w:val="20"/>
-              </w:rPr>
-              <w:t xml:space="preserve">2</w:t>
-            </w:r>
-          </w:p>
-        </w:tc>
-        <w:tc>
-          <w:tcPr>
-            <w:tcW w:type="dxa" w:w="4160"/>
-            <w:tcBorders>
-              <w:top w:val="single" w:color="000000" w:sz="6"/>
-              <w:left w:val="single" w:color="000000" w:sz="6"/>
-              <w:bottom w:val="single" w:color="000000" w:sz="6"/>
-              <w:right w:val="single" w:color="000000" w:sz="6"/>
-            </w:tcBorders>
-            <w:tcMar>
-              <w:top w:type="dxa" w:w="60"/>
-              <w:left w:type="dxa" w:w="90"/>
-              <w:bottom w:type="dxa" w:w="60"/>
-              <w:right w:type="dxa" w:w="90"/>
-            </w:tcMar>
-          </w:tcPr>
-          <w:p>
-            <w:pPr>
-              <w:jc w:val="left"/>
-            </w:pPr>
-            <w:r>
-              <w:rPr>
-                <w:rFonts w:ascii="Malgun Gothic" w:cs="Malgun Gothic" w:eastAsia="Malgun Gothic" w:hAnsi="Malgun Gothic"/>
-                <w:sz w:val="20"/>
-                <w:szCs w:val="20"/>
-              </w:rPr>
-              <w:t xml:space="preserve">4 — ship_dock, 형상·색 검출</w:t>
-            </w:r>
-          </w:p>
-        </w:tc>
-      </w:tr>
-      <w:tr>
-        <w:tc>
-          <w:tcPr>
-            <w:tcW w:type="dxa" w:w="2800"/>
-            <w:tcBorders>
-              <w:top w:val="single" w:color="000000" w:sz="6"/>
-              <w:left w:val="single" w:color="000000" w:sz="6"/>
-              <w:bottom w:val="single" w:color="000000" w:sz="6"/>
-              <w:right w:val="single" w:color="000000" w:sz="6"/>
-            </w:tcBorders>
-            <w:tcMar>
-              <w:top w:type="dxa" w:w="60"/>
-              <w:left w:type="dxa" w:w="90"/>
-              <w:bottom w:type="dxa" w:w="60"/>
-              <w:right w:type="dxa" w:w="90"/>
-            </w:tcMar>
-          </w:tcPr>
-          <w:p>
-            <w:pPr>
-              <w:jc w:val="left"/>
-            </w:pPr>
-            <w:r>
-              <w:rPr>
-                <w:rFonts w:ascii="Malgun Gothic" w:cs="Malgun Gothic" w:eastAsia="Malgun Gothic" w:hAnsi="Malgun Gothic"/>
-                <w:sz w:val="20"/>
-                <w:szCs w:val="20"/>
-              </w:rPr>
-              <w:t xml:space="preserve">토너먼트 원격 / 자율</w:t>
-            </w:r>
-          </w:p>
-        </w:tc>
-        <w:tc>
-          <w:tcPr>
-            <w:tcW w:type="dxa" w:w="900"/>
-            <w:tcBorders>
-              <w:top w:val="single" w:color="000000" w:sz="6"/>
-              <w:left w:val="single" w:color="000000" w:sz="6"/>
-              <w:bottom w:val="single" w:color="000000" w:sz="6"/>
-              <w:right w:val="single" w:color="000000" w:sz="6"/>
-            </w:tcBorders>
-            <w:tcMar>
-              <w:top w:type="dxa" w:w="60"/>
-              <w:left w:type="dxa" w:w="90"/>
-              <w:bottom w:type="dxa" w:w="60"/>
-              <w:right w:type="dxa" w:w="90"/>
-            </w:tcMar>
-          </w:tcPr>
-          <w:p>
-            <w:pPr>
-              <w:jc w:val="center"/>
-            </w:pPr>
-            <w:r>
-              <w:rPr>
-                <w:rFonts w:ascii="Malgun Gothic" w:cs="Malgun Gothic" w:eastAsia="Malgun Gothic" w:hAnsi="Malgun Gothic"/>
-                <w:sz w:val="20"/>
-                <w:szCs w:val="20"/>
-              </w:rPr>
-              <w:t xml:space="preserve">5 / 5</w:t>
-            </w:r>
-          </w:p>
-        </w:tc>
-        <w:tc>
-          <w:tcPr>
-            <w:tcW w:type="dxa" w:w="1500"/>
-            <w:tcBorders>
-              <w:top w:val="single" w:color="000000" w:sz="6"/>
-              <w:left w:val="single" w:color="000000" w:sz="6"/>
-              <w:bottom w:val="single" w:color="000000" w:sz="6"/>
-              <w:right w:val="single" w:color="000000" w:sz="6"/>
-            </w:tcBorders>
-            <w:tcMar>
-              <w:top w:type="dxa" w:w="60"/>
-              <w:left w:type="dxa" w:w="90"/>
-              <w:bottom w:type="dxa" w:w="60"/>
-              <w:right w:type="dxa" w:w="90"/>
-            </w:tcMar>
-          </w:tcPr>
-          <w:p>
-            <w:pPr>
-              <w:jc w:val="center"/>
-            </w:pPr>
-            <w:r>
-              <w:rPr>
-                <w:rFonts w:ascii="Malgun Gothic" w:cs="Malgun Gothic" w:eastAsia="Malgun Gothic" w:hAnsi="Malgun Gothic"/>
-                <w:sz w:val="20"/>
-                <w:szCs w:val="20"/>
-              </w:rPr>
-              <w:t xml:space="preserve">—</w:t>
-            </w:r>
-          </w:p>
-        </w:tc>
-        <w:tc>
-          <w:tcPr>
-            <w:tcW w:type="dxa" w:w="4160"/>
-            <w:tcBorders>
-              <w:top w:val="single" w:color="000000" w:sz="6"/>
-              <w:left w:val="single" w:color="000000" w:sz="6"/>
-              <w:bottom w:val="single" w:color="000000" w:sz="6"/>
-              <w:right w:val="single" w:color="000000" w:sz="6"/>
-            </w:tcBorders>
-            <w:tcMar>
-              <w:top w:type="dxa" w:w="60"/>
-              <w:left w:type="dxa" w:w="90"/>
-              <w:bottom w:type="dxa" w:w="60"/>
-              <w:right w:type="dxa" w:w="90"/>
-            </w:tcMar>
-          </w:tcPr>
-          <w:p>
-            <w:pPr>
-              <w:jc w:val="left"/>
-            </w:pPr>
-            <w:r>
-              <w:rPr>
-                <w:rFonts w:ascii="Malgun Gothic" w:cs="Malgun Gothic" w:eastAsia="Malgun Gothic" w:hAnsi="Malgun Gothic"/>
-                <w:sz w:val="20"/>
-                <w:szCs w:val="20"/>
-              </w:rPr>
-              <w:t xml:space="preserve">원격은 RC, 자율은 mode 8 회피</w:t>
-            </w:r>
-          </w:p>
-        </w:tc>
-      </w:tr>
-    </w:tbl>
-    <w:p>
-      <w:pPr>
-        <w:spacing w:after="60"/>
-      </w:pPr>
-      <w:r>
-        <w:rPr>
-          <w:rFonts w:ascii="Malgun Gothic" w:cs="Malgun Gothic" w:eastAsia="Malgun Gothic" w:hAnsi="Malgun Gothic"/>
-          <w:sz w:val="20"/>
-          <w:szCs w:val="20"/>
-        </w:rPr>
-        <w:t xml:space="preserve"/>
+        <w:t xml:space="preserve">1.2) 경기장 구성물과 설계 반영</w:t>
       </w:r>
     </w:p>
     <w:tbl>
@@ -2849,7 +1935,7 @@
                 <w:sz w:val="20"/>
                 <w:szCs w:val="20"/>
               </w:rPr>
-              <w:t xml:space="preserve">min_required_width = 0.29×2 + 0.25 = 0.83 m → 1번배 기준 약 10° 이내 정렬 필요(Ⅲ-6.1)</w:t>
+              <w:t xml:space="preserve">min_required_width = 0.29×2 + 0.25 = 0.83 m → 2번배 치수 기준 약 10° 이내 정렬 필요(Ⅲ-6.1)</w:t>
             </w:r>
           </w:p>
         </w:tc>
@@ -3695,7 +2781,7 @@
       <w:r>
         <w:drawing>
           <wp:inline distT="0" distB="0" distL="0" distR="0">
-            <wp:extent cx="5334000" cy="2000250"/>
+            <wp:extent cx="5334000" cy="1381125"/>
             <wp:effectExtent t="0" r="0" b="0" l="0"/>
             <wp:docPr id="1" name=""/>
             <wp:cNvGraphicFramePr>
@@ -3720,7 +2806,7 @@
                   <pic:spPr bwMode="auto">
                     <a:xfrm>
                       <a:off x="0" y="0"/>
-                      <a:ext cx="5334000" cy="2000250"/>
+                      <a:ext cx="5334000" cy="1381125"/>
                     </a:xfrm>
                     <a:prstGeom prst="rect">
                       <a:avLst/>
@@ -3745,588 +2831,7 @@
           <w:sz w:val="18"/>
           <w:szCs w:val="18"/>
         </w:rPr>
-        <w:t xml:space="preserve">그림 Ⅱ-1 2번배 선형 — STL 위에서 본 표면 높이 (STL 설계치 1691 mm, 실측 1770×522 와 차이 있음)</w:t>
-      </w:r>
-    </w:p>
-    <w:p>
-      <w:pPr>
-        <w:pStyle w:val="Heading3"/>
-        <w:spacing w:after="80" w:before="160"/>
-      </w:pPr>
-      <w:r>
-        <w:rPr>
-          <w:rFonts w:ascii="Malgun Gothic" w:cs="Malgun Gothic" w:eastAsia="Malgun Gothic" w:hAnsi="Malgun Gothic"/>
-          <w:b/>
-          <w:bCs/>
-          <w:sz w:val="22"/>
-          <w:szCs w:val="22"/>
-        </w:rPr>
-        <w:t xml:space="preserve">3.2) 배수용적·복원성·흘수선</w:t>
-      </w:r>
-    </w:p>
-    <w:p>
-      <w:pPr>
-        <w:spacing w:after="100" w:line="300"/>
-      </w:pPr>
-      <w:r>
-        <w:rPr>
-          <w:rFonts w:ascii="Malgun Gothic" w:cs="Malgun Gothic" w:eastAsia="Malgun Gothic" w:hAnsi="Malgun Gothic"/>
-          <w:sz w:val="20"/>
-          <w:szCs w:val="20"/>
-        </w:rPr>
-        <w:t xml:space="preserve">GM = KB + BM − KG, BM = I_T / ∇ 로 초기 복원성을 검토하였다. 담수 ρ 1,000 kg/m³, 전비 질량 35 kg을 가정한 추정값이며, BM 은 도면의 수선면으로 근사하였다. 진수 후 흘수 실측값으로 교체한다.</w:t>
-      </w:r>
-    </w:p>
-    <w:tbl>
-      <w:tblPr>
-        <w:tblW w:type="dxa" w:w="9360"/>
-        <w:tblBorders>
-          <w:top w:val="single" w:color="auto" w:sz="4"/>
-          <w:left w:val="single" w:color="auto" w:sz="4"/>
-          <w:bottom w:val="single" w:color="auto" w:sz="4"/>
-          <w:right w:val="single" w:color="auto" w:sz="4"/>
-          <w:insideH w:val="single" w:color="auto" w:sz="4"/>
-          <w:insideV w:val="single" w:color="auto" w:sz="4"/>
-        </w:tblBorders>
-      </w:tblPr>
-      <w:tblGrid>
-        <w:gridCol w:w="3360"/>
-        <w:gridCol w:w="6000"/>
-      </w:tblGrid>
-      <w:tr>
-        <w:trPr>
-          <w:tblHeader/>
-        </w:trPr>
-        <w:tc>
-          <w:tcPr>
-            <w:tcW w:type="dxa" w:w="3360"/>
-            <w:tcBorders>
-              <w:top w:val="single" w:color="000000" w:sz="6"/>
-              <w:left w:val="single" w:color="000000" w:sz="6"/>
-              <w:bottom w:val="single" w:color="000000" w:sz="6"/>
-              <w:right w:val="single" w:color="000000" w:sz="6"/>
-            </w:tcBorders>
-            <w:shd w:fill="E7E6E6" w:color="auto" w:val="clear"/>
-            <w:tcMar>
-              <w:top w:type="dxa" w:w="60"/>
-              <w:left w:type="dxa" w:w="90"/>
-              <w:bottom w:type="dxa" w:w="60"/>
-              <w:right w:type="dxa" w:w="90"/>
-            </w:tcMar>
-          </w:tcPr>
-          <w:p>
-            <w:pPr>
-              <w:jc w:val="center"/>
-            </w:pPr>
-            <w:r>
-              <w:rPr>
-                <w:rFonts w:ascii="Malgun Gothic" w:cs="Malgun Gothic" w:eastAsia="Malgun Gothic" w:hAnsi="Malgun Gothic"/>
-                <w:b/>
-                <w:bCs/>
-                <w:sz w:val="20"/>
-                <w:szCs w:val="20"/>
-              </w:rPr>
-              <w:t xml:space="preserve"/>
-            </w:r>
-          </w:p>
-        </w:tc>
-        <w:tc>
-          <w:tcPr>
-            <w:tcW w:type="dxa" w:w="6000"/>
-            <w:tcBorders>
-              <w:top w:val="single" w:color="000000" w:sz="6"/>
-              <w:left w:val="single" w:color="000000" w:sz="6"/>
-              <w:bottom w:val="single" w:color="000000" w:sz="6"/>
-              <w:right w:val="single" w:color="000000" w:sz="6"/>
-            </w:tcBorders>
-            <w:shd w:fill="E7E6E6" w:color="auto" w:val="clear"/>
-            <w:tcMar>
-              <w:top w:type="dxa" w:w="60"/>
-              <w:left w:type="dxa" w:w="90"/>
-              <w:bottom w:type="dxa" w:w="60"/>
-              <w:right w:type="dxa" w:w="90"/>
-            </w:tcMar>
-          </w:tcPr>
-          <w:p>
-            <w:pPr>
-              <w:jc w:val="center"/>
-            </w:pPr>
-            <w:r>
-              <w:rPr>
-                <w:rFonts w:ascii="Malgun Gothic" w:cs="Malgun Gothic" w:eastAsia="Malgun Gothic" w:hAnsi="Malgun Gothic"/>
-                <w:b/>
-                <w:bCs/>
-                <w:sz w:val="20"/>
-                <w:szCs w:val="20"/>
-              </w:rPr>
-              <w:t xml:space="preserve">2번배</w:t>
-            </w:r>
-          </w:p>
-        </w:tc>
-      </w:tr>
-      <w:tr>
-        <w:tc>
-          <w:tcPr>
-            <w:tcW w:type="dxa" w:w="3360"/>
-            <w:tcBorders>
-              <w:top w:val="single" w:color="000000" w:sz="6"/>
-              <w:left w:val="single" w:color="000000" w:sz="6"/>
-              <w:bottom w:val="single" w:color="000000" w:sz="6"/>
-              <w:right w:val="single" w:color="000000" w:sz="6"/>
-            </w:tcBorders>
-            <w:tcMar>
-              <w:top w:type="dxa" w:w="60"/>
-              <w:left w:type="dxa" w:w="90"/>
-              <w:bottom w:type="dxa" w:w="60"/>
-              <w:right w:type="dxa" w:w="90"/>
-            </w:tcMar>
-          </w:tcPr>
-          <w:p>
-            <w:pPr>
-              <w:jc w:val="left"/>
-            </w:pPr>
-            <w:r>
-              <w:rPr>
-                <w:rFonts w:ascii="Malgun Gothic" w:cs="Malgun Gothic" w:eastAsia="Malgun Gothic" w:hAnsi="Malgun Gothic"/>
-                <w:sz w:val="20"/>
-                <w:szCs w:val="20"/>
-              </w:rPr>
-              <w:t xml:space="preserve">설계 배수량 [kg]</w:t>
-            </w:r>
-          </w:p>
-        </w:tc>
-        <w:tc>
-          <w:tcPr>
-            <w:tcW w:type="dxa" w:w="6000"/>
-            <w:tcBorders>
-              <w:top w:val="single" w:color="000000" w:sz="6"/>
-              <w:left w:val="single" w:color="000000" w:sz="6"/>
-              <w:bottom w:val="single" w:color="000000" w:sz="6"/>
-              <w:right w:val="single" w:color="000000" w:sz="6"/>
-            </w:tcBorders>
-            <w:tcMar>
-              <w:top w:type="dxa" w:w="60"/>
-              <w:left w:type="dxa" w:w="90"/>
-              <w:bottom w:type="dxa" w:w="60"/>
-              <w:right w:type="dxa" w:w="90"/>
-            </w:tcMar>
-          </w:tcPr>
-          <w:p>
-            <w:pPr>
-              <w:jc w:val="left"/>
-            </w:pPr>
-            <w:r>
-              <w:rPr>
-                <w:rFonts w:ascii="Malgun Gothic" w:cs="Malgun Gothic" w:eastAsia="Malgun Gothic" w:hAnsi="Malgun Gothic"/>
-                <w:sz w:val="20"/>
-                <w:szCs w:val="20"/>
-              </w:rPr>
-              <w:t xml:space="preserve">35 (가정)</w:t>
-            </w:r>
-          </w:p>
-        </w:tc>
-      </w:tr>
-      <w:tr>
-        <w:tc>
-          <w:tcPr>
-            <w:tcW w:type="dxa" w:w="3360"/>
-            <w:tcBorders>
-              <w:top w:val="single" w:color="000000" w:sz="6"/>
-              <w:left w:val="single" w:color="000000" w:sz="6"/>
-              <w:bottom w:val="single" w:color="000000" w:sz="6"/>
-              <w:right w:val="single" w:color="000000" w:sz="6"/>
-            </w:tcBorders>
-            <w:tcMar>
-              <w:top w:type="dxa" w:w="60"/>
-              <w:left w:type="dxa" w:w="90"/>
-              <w:bottom w:type="dxa" w:w="60"/>
-              <w:right w:type="dxa" w:w="90"/>
-            </w:tcMar>
-          </w:tcPr>
-          <w:p>
-            <w:pPr>
-              <w:jc w:val="left"/>
-            </w:pPr>
-            <w:r>
-              <w:rPr>
-                <w:rFonts w:ascii="Malgun Gothic" w:cs="Malgun Gothic" w:eastAsia="Malgun Gothic" w:hAnsi="Malgun Gothic"/>
-                <w:sz w:val="20"/>
-                <w:szCs w:val="20"/>
-              </w:rPr>
-              <w:t xml:space="preserve">흘수 T [m]</w:t>
-            </w:r>
-          </w:p>
-        </w:tc>
-        <w:tc>
-          <w:tcPr>
-            <w:tcW w:type="dxa" w:w="6000"/>
-            <w:tcBorders>
-              <w:top w:val="single" w:color="000000" w:sz="6"/>
-              <w:left w:val="single" w:color="000000" w:sz="6"/>
-              <w:bottom w:val="single" w:color="000000" w:sz="6"/>
-              <w:right w:val="single" w:color="000000" w:sz="6"/>
-            </w:tcBorders>
-            <w:tcMar>
-              <w:top w:type="dxa" w:w="60"/>
-              <w:left w:type="dxa" w:w="90"/>
-              <w:bottom w:type="dxa" w:w="60"/>
-              <w:right w:type="dxa" w:w="90"/>
-            </w:tcMar>
-          </w:tcPr>
-          <w:p>
-            <w:pPr>
-              <w:jc w:val="left"/>
-            </w:pPr>
-            <w:r>
-              <w:rPr>
-                <w:rFonts w:ascii="Malgun Gothic" w:cs="Malgun Gothic" w:eastAsia="Malgun Gothic" w:hAnsi="Malgun Gothic"/>
-                <w:sz w:val="20"/>
-                <w:szCs w:val="20"/>
-              </w:rPr>
-              <w:t xml:space="preserve">0.074 (추정)</w:t>
-            </w:r>
-          </w:p>
-        </w:tc>
-      </w:tr>
-      <w:tr>
-        <w:tc>
-          <w:tcPr>
-            <w:tcW w:type="dxa" w:w="3360"/>
-            <w:tcBorders>
-              <w:top w:val="single" w:color="000000" w:sz="6"/>
-              <w:left w:val="single" w:color="000000" w:sz="6"/>
-              <w:bottom w:val="single" w:color="000000" w:sz="6"/>
-              <w:right w:val="single" w:color="000000" w:sz="6"/>
-            </w:tcBorders>
-            <w:tcMar>
-              <w:top w:type="dxa" w:w="60"/>
-              <w:left w:type="dxa" w:w="90"/>
-              <w:bottom w:type="dxa" w:w="60"/>
-              <w:right w:type="dxa" w:w="90"/>
-            </w:tcMar>
-          </w:tcPr>
-          <w:p>
-            <w:pPr>
-              <w:jc w:val="left"/>
-            </w:pPr>
-            <w:r>
-              <w:rPr>
-                <w:rFonts w:ascii="Malgun Gothic" w:cs="Malgun Gothic" w:eastAsia="Malgun Gothic" w:hAnsi="Malgun Gothic"/>
-                <w:sz w:val="20"/>
-                <w:szCs w:val="20"/>
-              </w:rPr>
-              <w:t xml:space="preserve">KB / BM [m]</w:t>
-            </w:r>
-          </w:p>
-        </w:tc>
-        <w:tc>
-          <w:tcPr>
-            <w:tcW w:type="dxa" w:w="6000"/>
-            <w:tcBorders>
-              <w:top w:val="single" w:color="000000" w:sz="6"/>
-              <w:left w:val="single" w:color="000000" w:sz="6"/>
-              <w:bottom w:val="single" w:color="000000" w:sz="6"/>
-              <w:right w:val="single" w:color="000000" w:sz="6"/>
-            </w:tcBorders>
-            <w:tcMar>
-              <w:top w:type="dxa" w:w="60"/>
-              <w:left w:type="dxa" w:w="90"/>
-              <w:bottom w:type="dxa" w:w="60"/>
-              <w:right w:type="dxa" w:w="90"/>
-            </w:tcMar>
-          </w:tcPr>
-          <w:p>
-            <w:pPr>
-              <w:jc w:val="left"/>
-            </w:pPr>
-            <w:r>
-              <w:rPr>
-                <w:rFonts w:ascii="Malgun Gothic" w:cs="Malgun Gothic" w:eastAsia="Malgun Gothic" w:hAnsi="Malgun Gothic"/>
-                <w:sz w:val="20"/>
-                <w:szCs w:val="20"/>
-              </w:rPr>
-              <w:t xml:space="preserve">0.037 / 0.20 (도면 기반 근사)</w:t>
-            </w:r>
-          </w:p>
-        </w:tc>
-      </w:tr>
-      <w:tr>
-        <w:tc>
-          <w:tcPr>
-            <w:tcW w:type="dxa" w:w="3360"/>
-            <w:tcBorders>
-              <w:top w:val="single" w:color="000000" w:sz="6"/>
-              <w:left w:val="single" w:color="000000" w:sz="6"/>
-              <w:bottom w:val="single" w:color="000000" w:sz="6"/>
-              <w:right w:val="single" w:color="000000" w:sz="6"/>
-            </w:tcBorders>
-            <w:tcMar>
-              <w:top w:type="dxa" w:w="60"/>
-              <w:left w:type="dxa" w:w="90"/>
-              <w:bottom w:type="dxa" w:w="60"/>
-              <w:right w:type="dxa" w:w="90"/>
-            </w:tcMar>
-          </w:tcPr>
-          <w:p>
-            <w:pPr>
-              <w:jc w:val="left"/>
-            </w:pPr>
-            <w:r>
-              <w:rPr>
-                <w:rFonts w:ascii="Malgun Gothic" w:cs="Malgun Gothic" w:eastAsia="Malgun Gothic" w:hAnsi="Malgun Gothic"/>
-                <w:sz w:val="20"/>
-                <w:szCs w:val="20"/>
-              </w:rPr>
-              <w:t xml:space="preserve">KM = KB + BM [m]</w:t>
-            </w:r>
-          </w:p>
-        </w:tc>
-        <w:tc>
-          <w:tcPr>
-            <w:tcW w:type="dxa" w:w="6000"/>
-            <w:tcBorders>
-              <w:top w:val="single" w:color="000000" w:sz="6"/>
-              <w:left w:val="single" w:color="000000" w:sz="6"/>
-              <w:bottom w:val="single" w:color="000000" w:sz="6"/>
-              <w:right w:val="single" w:color="000000" w:sz="6"/>
-            </w:tcBorders>
-            <w:tcMar>
-              <w:top w:type="dxa" w:w="60"/>
-              <w:left w:type="dxa" w:w="90"/>
-              <w:bottom w:type="dxa" w:w="60"/>
-              <w:right w:type="dxa" w:w="90"/>
-            </w:tcMar>
-          </w:tcPr>
-          <w:p>
-            <w:pPr>
-              <w:jc w:val="left"/>
-            </w:pPr>
-            <w:r>
-              <w:rPr>
-                <w:rFonts w:ascii="Malgun Gothic" w:cs="Malgun Gothic" w:eastAsia="Malgun Gothic" w:hAnsi="Malgun Gothic"/>
-                <w:sz w:val="20"/>
-                <w:szCs w:val="20"/>
-              </w:rPr>
-              <w:t xml:space="preserve">0.24</w:t>
-            </w:r>
-          </w:p>
-        </w:tc>
-      </w:tr>
-      <w:tr>
-        <w:tc>
-          <w:tcPr>
-            <w:tcW w:type="dxa" w:w="3360"/>
-            <w:tcBorders>
-              <w:top w:val="single" w:color="000000" w:sz="6"/>
-              <w:left w:val="single" w:color="000000" w:sz="6"/>
-              <w:bottom w:val="single" w:color="000000" w:sz="6"/>
-              <w:right w:val="single" w:color="000000" w:sz="6"/>
-            </w:tcBorders>
-            <w:tcMar>
-              <w:top w:type="dxa" w:w="60"/>
-              <w:left w:type="dxa" w:w="90"/>
-              <w:bottom w:type="dxa" w:w="60"/>
-              <w:right w:type="dxa" w:w="90"/>
-            </w:tcMar>
-          </w:tcPr>
-          <w:p>
-            <w:pPr>
-              <w:jc w:val="left"/>
-            </w:pPr>
-            <w:r>
-              <w:rPr>
-                <w:rFonts w:ascii="Malgun Gothic" w:cs="Malgun Gothic" w:eastAsia="Malgun Gothic" w:hAnsi="Malgun Gothic"/>
-                <w:sz w:val="20"/>
-                <w:szCs w:val="20"/>
-              </w:rPr>
-              <w:t xml:space="preserve">캐비테이션</w:t>
-            </w:r>
-          </w:p>
-        </w:tc>
-        <w:tc>
-          <w:tcPr>
-            <w:tcW w:type="dxa" w:w="6000"/>
-            <w:tcBorders>
-              <w:top w:val="single" w:color="000000" w:sz="6"/>
-              <w:left w:val="single" w:color="000000" w:sz="6"/>
-              <w:bottom w:val="single" w:color="000000" w:sz="6"/>
-              <w:right w:val="single" w:color="000000" w:sz="6"/>
-            </w:tcBorders>
-            <w:tcMar>
-              <w:top w:type="dxa" w:w="60"/>
-              <w:left w:type="dxa" w:w="90"/>
-              <w:bottom w:type="dxa" w:w="60"/>
-              <w:right w:type="dxa" w:w="90"/>
-            </w:tcMar>
-          </w:tcPr>
-          <w:p>
-            <w:pPr>
-              <w:jc w:val="left"/>
-            </w:pPr>
-            <w:r>
-              <w:rPr>
-                <w:rFonts w:ascii="Malgun Gothic" w:cs="Malgun Gothic" w:eastAsia="Malgun Gothic" w:hAnsi="Malgun Gothic"/>
-                <w:sz w:val="20"/>
-                <w:szCs w:val="20"/>
-              </w:rPr>
-              <w:t xml:space="preserve">T200 유속 ≈ 3.8 m/s 에서 σ ≈ 0.92</w:t>
-            </w:r>
-          </w:p>
-        </w:tc>
-      </w:tr>
-    </w:tbl>
-    <w:p>
-      <w:pPr>
-        <w:pStyle w:val="Heading3"/>
-        <w:spacing w:after="80" w:before="160"/>
-      </w:pPr>
-      <w:r>
-        <w:rPr>
-          <w:rFonts w:ascii="Malgun Gothic" w:cs="Malgun Gothic" w:eastAsia="Malgun Gothic" w:hAnsi="Malgun Gothic"/>
-          <w:b/>
-          <w:bCs/>
-          <w:sz w:val="22"/>
-          <w:szCs w:val="22"/>
-        </w:rPr>
-        <w:t xml:space="preserve">3.3) 추진기 배치 해석</w:t>
-      </w:r>
-    </w:p>
-    <w:p>
-      <w:pPr>
-        <w:spacing w:after="100" w:line="300"/>
-      </w:pPr>
-      <w:r>
-        <w:rPr>
-          <w:rFonts w:ascii="Malgun Gothic" w:cs="Malgun Gothic" w:eastAsia="Malgun Gothic" w:hAnsi="Malgun Gothic"/>
-          <w:sz w:val="20"/>
-          <w:szCs w:val="20"/>
-        </w:rPr>
-        <w:t xml:space="preserve">본 선박은 추진 성능과 조종성을 확보하기 위해 Blue Robotics사의 T200 스러스터 4기를 적용하였다. 추진기는 선체 중심선을 기준으로 좌현과 우현에 각각 2기씩 배치하였으며, 각 측면의 추진기는 선박의 길이 방향으로 배열하였다. 또한 선수에서 선미 방향으로 갈수록 좌우 추진기 사이의 간격이 넓어지는 V자형 배치 구조를 채택하였다.</w:t>
-      </w:r>
-    </w:p>
-    <w:p>
-      <w:pPr>
-        <w:spacing w:after="100" w:line="300"/>
-      </w:pPr>
-      <w:r>
-        <w:rPr>
-          <w:rFonts w:ascii="Malgun Gothic" w:cs="Malgun Gothic" w:eastAsia="Malgun Gothic" w:hAnsi="Malgun Gothic"/>
-          <w:b/>
-          <w:bCs/>
-          <w:sz w:val="20"/>
-          <w:szCs w:val="20"/>
-        </w:rPr>
-        <w:t xml:space="preserve">① V자형 배치를 통한 조종 성능 확보</w:t>
-      </w:r>
-    </w:p>
-    <w:p>
-      <w:pPr>
-        <w:spacing w:after="100" w:line="300"/>
-      </w:pPr>
-      <w:r>
-        <w:rPr>
-          <w:rFonts w:ascii="Malgun Gothic" w:cs="Malgun Gothic" w:eastAsia="Malgun Gothic" w:hAnsi="Malgun Gothic"/>
-          <w:sz w:val="20"/>
-          <w:szCs w:val="20"/>
-        </w:rPr>
-        <w:t xml:space="preserve">선미 추진기를 중심선에서 상대적으로 멀리 배치한 이유는 좌우 추진력 차이에 의해 발생하는 선회 모멘트를 확보하기 위해서이다. 추진축이 선체 길이 방향과 평행할 경우 선회 모멘트는 추진기의 횡방향 이격거리와 추력에 비례한다.</w:t>
-      </w:r>
-    </w:p>
-    <w:p>
-      <w:pPr>
-        <w:spacing w:after="100" w:line="300"/>
-      </w:pPr>
-      <w:r>
-        <w:rPr>
-          <w:rFonts w:ascii="Malgun Gothic" w:cs="Malgun Gothic" w:eastAsia="Malgun Gothic" w:hAnsi="Malgun Gothic"/>
-          <w:b/>
-          <w:bCs/>
-          <w:sz w:val="20"/>
-          <w:szCs w:val="20"/>
-        </w:rPr>
-        <w:t xml:space="preserve">② 선체 형상에 따른 추진기 위치 선정</w:t>
-      </w:r>
-    </w:p>
-    <w:p>
-      <w:pPr>
-        <w:spacing w:after="100" w:line="300"/>
-      </w:pPr>
-      <w:r>
-        <w:rPr>
-          <w:rFonts w:ascii="Malgun Gothic" w:cs="Malgun Gothic" w:eastAsia="Malgun Gothic" w:hAnsi="Malgun Gothic"/>
-          <w:sz w:val="20"/>
-          <w:szCs w:val="20"/>
-        </w:rPr>
-        <w:t xml:space="preserve">본 선박은 선수가 날카롭고 선미로 갈수록 폭이 넓어지는 단동선 형상을 가지고 있다. 이러한 선체 특성을 고려하여 선수 측 추진기는 상대적으로 중심선에 가깝게 배치하고, 선미 추진기는 바깥쪽으로 배치하였다. 이를 통해 선체 외형과 추진기 사이의 간섭을 줄이면서 추진기의 설치 공간을 확보하고자 하였다. 또한 선수와 선미 추진기를 종방향으로 분산하고 횡방향 위치에도 차이를 두어 추진기 간 직접적인 후류 간섭을 줄일 수 있는 배치 구조를 고려하였다.</w:t>
-      </w:r>
-    </w:p>
-    <w:p>
-      <w:pPr>
-        <w:spacing w:after="100" w:line="300"/>
-      </w:pPr>
-      <w:r>
-        <w:rPr>
-          <w:rFonts w:ascii="Malgun Gothic" w:cs="Malgun Gothic" w:eastAsia="Malgun Gothic" w:hAnsi="Malgun Gothic"/>
-          <w:b/>
-          <w:bCs/>
-          <w:sz w:val="20"/>
-          <w:szCs w:val="20"/>
-        </w:rPr>
-        <w:t xml:space="preserve">③ 추진기 제어 방식</w:t>
-      </w:r>
-    </w:p>
-    <w:p>
-      <w:pPr>
-        <w:spacing w:after="100" w:line="300"/>
-      </w:pPr>
-      <w:r>
-        <w:rPr>
-          <w:rFonts w:ascii="Malgun Gothic" w:cs="Malgun Gothic" w:eastAsia="Malgun Gothic" w:hAnsi="Malgun Gothic"/>
-          <w:sz w:val="20"/>
-          <w:szCs w:val="20"/>
-        </w:rPr>
-        <w:t xml:space="preserve">좌현 추진기 2기와 우현 추진기 2기를 각각 동일한 제어 신호로 구동하는 방식을 적용하였다. 따라서 총 4개의 추진기를 사용하지만 실제 제어는 좌우 2채널로 이루어진다. 직진 운항 시에는 좌우 추진기에 동일한 명령을 전달하고, 선회 시에는 좌우 추진기의 출력 차이를 발생시켜 선박의 방향을 제어한다. 이러한 제어 방식은 4개 추진기를 개별적으로 제어하는 방식보다 제어 구조가 단순하며, 기존 차동추력 기반 자율운항 알고리즘을 활용할 수 있다는 장점이 있다.</w:t>
-      </w:r>
-    </w:p>
-    <w:p>
-      <w:pPr>
-        <w:spacing w:after="100" w:line="300"/>
-      </w:pPr>
-      <w:r>
-        <w:rPr>
-          <w:rFonts w:ascii="Malgun Gothic" w:cs="Malgun Gothic" w:eastAsia="Malgun Gothic" w:hAnsi="Malgun Gothic"/>
-          <w:b/>
-          <w:bCs/>
-          <w:sz w:val="20"/>
-          <w:szCs w:val="20"/>
-        </w:rPr>
-        <w:t xml:space="preserve">④ 추진기 잠김 깊이 및 운항 안정성</w:t>
-      </w:r>
-    </w:p>
-    <w:p>
-      <w:pPr>
-        <w:spacing w:after="100" w:line="300"/>
-      </w:pPr>
-      <w:r>
-        <w:rPr>
-          <w:rFonts w:ascii="Malgun Gothic" w:cs="Malgun Gothic" w:eastAsia="Malgun Gothic" w:hAnsi="Malgun Gothic"/>
-          <w:sz w:val="20"/>
-          <w:szCs w:val="20"/>
-        </w:rPr>
-        <w:t xml:space="preserve">추진기의 설치 높이는 선체의 예상 흘수와 수면 변동을 고려하여 결정하였다. 특히 실해역에서는 파랑과 선체의 종동요 및 횡동요로 인해 추진기가 일시적으로 수면에 가까워질 수 있다. 공기가 프로펠러 주변으로 유입되는 환기(Ventilation) 현상이 발생하면 추진력이 감소할 수 있으므로, 이를 방지하기 위해 추진축을 선저 아래로 약 50 mm 이상 이격하는 것을 설계 목표로 설정하였다.</w:t>
-      </w:r>
-    </w:p>
-    <w:p>
-      <w:pPr>
-        <w:spacing w:after="100" w:line="300"/>
-      </w:pPr>
-      <w:r>
-        <w:rPr>
-          <w:rFonts w:ascii="Malgun Gothic" w:cs="Malgun Gothic" w:eastAsia="Malgun Gothic" w:hAnsi="Malgun Gothic"/>
-          <w:sz w:val="20"/>
-          <w:szCs w:val="20"/>
-        </w:rPr>
-        <w:t xml:space="preserve">최종적으로 본 선박의 4기 V자형 추진기 배치는 추진력 확보, 좌우 추력 균형, 차동추력에 의한 선회 성능, 선체 형상과의 적합성 및 추진기 수중 잠김 조건을 종합적으로 고려하여 선정하였다.</w:t>
+        <w:t xml:space="preserve">그림 Ⅱ-1(a) 2번배 선형 (설계 3D DXF — 실측 폭 522 mm 와 차이)</w:t>
       </w:r>
     </w:p>
     <w:p>
@@ -4337,7 +2842,7 @@
       <w:r>
         <w:drawing>
           <wp:inline distT="0" distB="0" distL="0" distR="0">
-            <wp:extent cx="5334000" cy="1838325"/>
+            <wp:extent cx="5334000" cy="1228725"/>
             <wp:effectExtent t="0" r="0" b="0" l="0"/>
             <wp:docPr id="2" name=""/>
             <wp:cNvGraphicFramePr>
@@ -4362,7 +2867,7 @@
                   <pic:spPr bwMode="auto">
                     <a:xfrm>
                       <a:off x="0" y="0"/>
-                      <a:ext cx="5334000" cy="1838325"/>
+                      <a:ext cx="5334000" cy="1228725"/>
                     </a:xfrm>
                     <a:prstGeom prst="rect">
                       <a:avLst/>
@@ -4387,7 +2892,771 @@
           <w:sz w:val="18"/>
           <w:szCs w:val="18"/>
         </w:rPr>
-        <w:t xml:space="preserve">그림 Ⅱ-2 2번배 추진기 배치 해석 (설계 검토 단계) — 실제 장착은 선미 간격 280 · 선수 측 간격 125 · 전후 간격 365 mm</w:t>
+        <w:t xml:space="preserve">그림 Ⅱ-1(b) 측면도 (Profile)</w:t>
+      </w:r>
+    </w:p>
+    <w:p>
+      <w:pPr>
+        <w:spacing w:after="60" w:before="120"/>
+        <w:jc w:val="center"/>
+      </w:pPr>
+      <w:r>
+        <w:drawing>
+          <wp:inline distT="0" distB="0" distL="0" distR="0">
+            <wp:extent cx="5334000" cy="1228725"/>
+            <wp:effectExtent t="0" r="0" b="0" l="0"/>
+            <wp:docPr id="3" name=""/>
+            <wp:cNvGraphicFramePr>
+              <a:graphicFrameLocks xmlns:a="http://schemas.openxmlformats.org/drawingml/2006/main" noChangeAspect="1"/>
+            </wp:cNvGraphicFramePr>
+            <a:graphic xmlns:a="http://schemas.openxmlformats.org/drawingml/2006/main">
+              <a:graphicData uri="http://schemas.openxmlformats.org/drawingml/2006/picture">
+                <pic:pic xmlns:pic="http://schemas.openxmlformats.org/drawingml/2006/picture">
+                  <pic:nvPicPr>
+                    <pic:cNvPr id="0" name="" descr=""/>
+                    <pic:cNvPicPr>
+                      <a:picLocks noChangeAspect="1" noChangeArrowheads="1"/>
+                    </pic:cNvPicPr>
+                  </pic:nvPicPr>
+                  <pic:blipFill>
+                    <a:blip r:embed="rId9" cstate="none"/>
+                    <a:srcRect/>
+                    <a:stretch>
+                      <a:fillRect/>
+                    </a:stretch>
+                  </pic:blipFill>
+                  <pic:spPr bwMode="auto">
+                    <a:xfrm>
+                      <a:off x="0" y="0"/>
+                      <a:ext cx="5334000" cy="1228725"/>
+                    </a:xfrm>
+                    <a:prstGeom prst="rect">
+                      <a:avLst/>
+                    </a:prstGeom>
+                  </pic:spPr>
+                </pic:pic>
+              </a:graphicData>
+            </a:graphic>
+          </wp:inline>
+        </w:drawing>
+      </w:r>
+    </w:p>
+    <w:p>
+      <w:pPr>
+        <w:spacing w:after="160"/>
+        <w:jc w:val="center"/>
+      </w:pPr>
+      <w:r>
+        <w:rPr>
+          <w:rFonts w:ascii="Malgun Gothic" w:cs="Malgun Gothic" w:eastAsia="Malgun Gothic" w:hAnsi="Malgun Gothic"/>
+          <w:color w:val="555555"/>
+          <w:sz w:val="18"/>
+          <w:szCs w:val="18"/>
+        </w:rPr>
+        <w:t xml:space="preserve">그림 Ⅱ-1(c) 반폭도 (Half-breadth plan)</w:t>
+      </w:r>
+    </w:p>
+    <w:p>
+      <w:pPr>
+        <w:spacing w:after="60" w:before="120"/>
+        <w:jc w:val="center"/>
+      </w:pPr>
+      <w:r>
+        <w:drawing>
+          <wp:inline distT="0" distB="0" distL="0" distR="0">
+            <wp:extent cx="4000500" cy="2752725"/>
+            <wp:effectExtent t="0" r="0" b="0" l="0"/>
+            <wp:docPr id="4" name=""/>
+            <wp:cNvGraphicFramePr>
+              <a:graphicFrameLocks xmlns:a="http://schemas.openxmlformats.org/drawingml/2006/main" noChangeAspect="1"/>
+            </wp:cNvGraphicFramePr>
+            <a:graphic xmlns:a="http://schemas.openxmlformats.org/drawingml/2006/main">
+              <a:graphicData uri="http://schemas.openxmlformats.org/drawingml/2006/picture">
+                <pic:pic xmlns:pic="http://schemas.openxmlformats.org/drawingml/2006/picture">
+                  <pic:nvPicPr>
+                    <pic:cNvPr id="0" name="" descr=""/>
+                    <pic:cNvPicPr>
+                      <a:picLocks noChangeAspect="1" noChangeArrowheads="1"/>
+                    </pic:cNvPicPr>
+                  </pic:nvPicPr>
+                  <pic:blipFill>
+                    <a:blip r:embed="rId10" cstate="none"/>
+                    <a:srcRect/>
+                    <a:stretch>
+                      <a:fillRect/>
+                    </a:stretch>
+                  </pic:blipFill>
+                  <pic:spPr bwMode="auto">
+                    <a:xfrm>
+                      <a:off x="0" y="0"/>
+                      <a:ext cx="4000500" cy="2752725"/>
+                    </a:xfrm>
+                    <a:prstGeom prst="rect">
+                      <a:avLst/>
+                    </a:prstGeom>
+                  </pic:spPr>
+                </pic:pic>
+              </a:graphicData>
+            </a:graphic>
+          </wp:inline>
+        </w:drawing>
+      </w:r>
+    </w:p>
+    <w:p>
+      <w:pPr>
+        <w:spacing w:after="160"/>
+        <w:jc w:val="center"/>
+      </w:pPr>
+      <w:r>
+        <w:rPr>
+          <w:rFonts w:ascii="Malgun Gothic" w:cs="Malgun Gothic" w:eastAsia="Malgun Gothic" w:hAnsi="Malgun Gothic"/>
+          <w:color w:val="555555"/>
+          <w:sz w:val="18"/>
+          <w:szCs w:val="18"/>
+        </w:rPr>
+        <w:t xml:space="preserve">그림 Ⅱ-1(d) 정면도 (Body plan)</w:t>
+      </w:r>
+    </w:p>
+    <w:p>
+      <w:pPr>
+        <w:pStyle w:val="Heading3"/>
+        <w:spacing w:after="80" w:before="160"/>
+      </w:pPr>
+      <w:r>
+        <w:rPr>
+          <w:rFonts w:ascii="Malgun Gothic" w:cs="Malgun Gothic" w:eastAsia="Malgun Gothic" w:hAnsi="Malgun Gothic"/>
+          <w:b/>
+          <w:bCs/>
+          <w:sz w:val="22"/>
+          <w:szCs w:val="22"/>
+        </w:rPr>
+        <w:t xml:space="preserve">3.2) 배수용적·복원성·흘수선</w:t>
+      </w:r>
+    </w:p>
+    <w:p>
+      <w:pPr>
+        <w:spacing w:after="100" w:line="300"/>
+      </w:pPr>
+      <w:r>
+        <w:rPr>
+          <w:rFonts w:ascii="Malgun Gothic" w:cs="Malgun Gothic" w:eastAsia="Malgun Gothic" w:hAnsi="Malgun Gothic"/>
+          <w:sz w:val="20"/>
+          <w:szCs w:val="20"/>
+        </w:rPr>
+        <w:t xml:space="preserve">GM = KB + BM − KG, BM = I_T / ∇ 로 초기 복원성을 검토하였다. 담수 ρ 1,000 kg/m³, 전비 질량 35 kg을 가정한 추정값이며, BM 은 도면의 수선면으로 근사하였다. 진수 후 흘수 실측값으로 교체한다.</w:t>
+      </w:r>
+    </w:p>
+    <w:tbl>
+      <w:tblPr>
+        <w:tblW w:type="dxa" w:w="9360"/>
+        <w:tblBorders>
+          <w:top w:val="single" w:color="auto" w:sz="4"/>
+          <w:left w:val="single" w:color="auto" w:sz="4"/>
+          <w:bottom w:val="single" w:color="auto" w:sz="4"/>
+          <w:right w:val="single" w:color="auto" w:sz="4"/>
+          <w:insideH w:val="single" w:color="auto" w:sz="4"/>
+          <w:insideV w:val="single" w:color="auto" w:sz="4"/>
+        </w:tblBorders>
+      </w:tblPr>
+      <w:tblGrid>
+        <w:gridCol w:w="3360"/>
+        <w:gridCol w:w="6000"/>
+      </w:tblGrid>
+      <w:tr>
+        <w:trPr>
+          <w:tblHeader/>
+        </w:trPr>
+        <w:tc>
+          <w:tcPr>
+            <w:tcW w:type="dxa" w:w="3360"/>
+            <w:tcBorders>
+              <w:top w:val="single" w:color="000000" w:sz="6"/>
+              <w:left w:val="single" w:color="000000" w:sz="6"/>
+              <w:bottom w:val="single" w:color="000000" w:sz="6"/>
+              <w:right w:val="single" w:color="000000" w:sz="6"/>
+            </w:tcBorders>
+            <w:shd w:fill="E7E6E6" w:color="auto" w:val="clear"/>
+            <w:tcMar>
+              <w:top w:type="dxa" w:w="60"/>
+              <w:left w:type="dxa" w:w="90"/>
+              <w:bottom w:type="dxa" w:w="60"/>
+              <w:right w:type="dxa" w:w="90"/>
+            </w:tcMar>
+          </w:tcPr>
+          <w:p>
+            <w:pPr>
+              <w:jc w:val="center"/>
+            </w:pPr>
+            <w:r>
+              <w:rPr>
+                <w:rFonts w:ascii="Malgun Gothic" w:cs="Malgun Gothic" w:eastAsia="Malgun Gothic" w:hAnsi="Malgun Gothic"/>
+                <w:b/>
+                <w:bCs/>
+                <w:sz w:val="20"/>
+                <w:szCs w:val="20"/>
+              </w:rPr>
+              <w:t xml:space="preserve"/>
+            </w:r>
+          </w:p>
+        </w:tc>
+        <w:tc>
+          <w:tcPr>
+            <w:tcW w:type="dxa" w:w="6000"/>
+            <w:tcBorders>
+              <w:top w:val="single" w:color="000000" w:sz="6"/>
+              <w:left w:val="single" w:color="000000" w:sz="6"/>
+              <w:bottom w:val="single" w:color="000000" w:sz="6"/>
+              <w:right w:val="single" w:color="000000" w:sz="6"/>
+            </w:tcBorders>
+            <w:shd w:fill="E7E6E6" w:color="auto" w:val="clear"/>
+            <w:tcMar>
+              <w:top w:type="dxa" w:w="60"/>
+              <w:left w:type="dxa" w:w="90"/>
+              <w:bottom w:type="dxa" w:w="60"/>
+              <w:right w:type="dxa" w:w="90"/>
+            </w:tcMar>
+          </w:tcPr>
+          <w:p>
+            <w:pPr>
+              <w:jc w:val="center"/>
+            </w:pPr>
+            <w:r>
+              <w:rPr>
+                <w:rFonts w:ascii="Malgun Gothic" w:cs="Malgun Gothic" w:eastAsia="Malgun Gothic" w:hAnsi="Malgun Gothic"/>
+                <w:b/>
+                <w:bCs/>
+                <w:sz w:val="20"/>
+                <w:szCs w:val="20"/>
+              </w:rPr>
+              <w:t xml:space="preserve">2번배</w:t>
+            </w:r>
+          </w:p>
+        </w:tc>
+      </w:tr>
+      <w:tr>
+        <w:tc>
+          <w:tcPr>
+            <w:tcW w:type="dxa" w:w="3360"/>
+            <w:tcBorders>
+              <w:top w:val="single" w:color="000000" w:sz="6"/>
+              <w:left w:val="single" w:color="000000" w:sz="6"/>
+              <w:bottom w:val="single" w:color="000000" w:sz="6"/>
+              <w:right w:val="single" w:color="000000" w:sz="6"/>
+            </w:tcBorders>
+            <w:tcMar>
+              <w:top w:type="dxa" w:w="60"/>
+              <w:left w:type="dxa" w:w="90"/>
+              <w:bottom w:type="dxa" w:w="60"/>
+              <w:right w:type="dxa" w:w="90"/>
+            </w:tcMar>
+          </w:tcPr>
+          <w:p>
+            <w:pPr>
+              <w:jc w:val="left"/>
+            </w:pPr>
+            <w:r>
+              <w:rPr>
+                <w:rFonts w:ascii="Malgun Gothic" w:cs="Malgun Gothic" w:eastAsia="Malgun Gothic" w:hAnsi="Malgun Gothic"/>
+                <w:sz w:val="20"/>
+                <w:szCs w:val="20"/>
+              </w:rPr>
+              <w:t xml:space="preserve">설계 배수량 [kg]</w:t>
+            </w:r>
+          </w:p>
+        </w:tc>
+        <w:tc>
+          <w:tcPr>
+            <w:tcW w:type="dxa" w:w="6000"/>
+            <w:tcBorders>
+              <w:top w:val="single" w:color="000000" w:sz="6"/>
+              <w:left w:val="single" w:color="000000" w:sz="6"/>
+              <w:bottom w:val="single" w:color="000000" w:sz="6"/>
+              <w:right w:val="single" w:color="000000" w:sz="6"/>
+            </w:tcBorders>
+            <w:tcMar>
+              <w:top w:type="dxa" w:w="60"/>
+              <w:left w:type="dxa" w:w="90"/>
+              <w:bottom w:type="dxa" w:w="60"/>
+              <w:right w:type="dxa" w:w="90"/>
+            </w:tcMar>
+          </w:tcPr>
+          <w:p>
+            <w:pPr>
+              <w:jc w:val="left"/>
+            </w:pPr>
+            <w:r>
+              <w:rPr>
+                <w:rFonts w:ascii="Malgun Gothic" w:cs="Malgun Gothic" w:eastAsia="Malgun Gothic" w:hAnsi="Malgun Gothic"/>
+                <w:sz w:val="20"/>
+                <w:szCs w:val="20"/>
+              </w:rPr>
+              <w:t xml:space="preserve">35 (가정)</w:t>
+            </w:r>
+          </w:p>
+        </w:tc>
+      </w:tr>
+      <w:tr>
+        <w:tc>
+          <w:tcPr>
+            <w:tcW w:type="dxa" w:w="3360"/>
+            <w:tcBorders>
+              <w:top w:val="single" w:color="000000" w:sz="6"/>
+              <w:left w:val="single" w:color="000000" w:sz="6"/>
+              <w:bottom w:val="single" w:color="000000" w:sz="6"/>
+              <w:right w:val="single" w:color="000000" w:sz="6"/>
+            </w:tcBorders>
+            <w:tcMar>
+              <w:top w:type="dxa" w:w="60"/>
+              <w:left w:type="dxa" w:w="90"/>
+              <w:bottom w:type="dxa" w:w="60"/>
+              <w:right w:type="dxa" w:w="90"/>
+            </w:tcMar>
+          </w:tcPr>
+          <w:p>
+            <w:pPr>
+              <w:jc w:val="left"/>
+            </w:pPr>
+            <w:r>
+              <w:rPr>
+                <w:rFonts w:ascii="Malgun Gothic" w:cs="Malgun Gothic" w:eastAsia="Malgun Gothic" w:hAnsi="Malgun Gothic"/>
+                <w:sz w:val="20"/>
+                <w:szCs w:val="20"/>
+              </w:rPr>
+              <w:t xml:space="preserve">흘수 T [m]</w:t>
+            </w:r>
+          </w:p>
+        </w:tc>
+        <w:tc>
+          <w:tcPr>
+            <w:tcW w:type="dxa" w:w="6000"/>
+            <w:tcBorders>
+              <w:top w:val="single" w:color="000000" w:sz="6"/>
+              <w:left w:val="single" w:color="000000" w:sz="6"/>
+              <w:bottom w:val="single" w:color="000000" w:sz="6"/>
+              <w:right w:val="single" w:color="000000" w:sz="6"/>
+            </w:tcBorders>
+            <w:tcMar>
+              <w:top w:type="dxa" w:w="60"/>
+              <w:left w:type="dxa" w:w="90"/>
+              <w:bottom w:type="dxa" w:w="60"/>
+              <w:right w:type="dxa" w:w="90"/>
+            </w:tcMar>
+          </w:tcPr>
+          <w:p>
+            <w:pPr>
+              <w:jc w:val="left"/>
+            </w:pPr>
+            <w:r>
+              <w:rPr>
+                <w:rFonts w:ascii="Malgun Gothic" w:cs="Malgun Gothic" w:eastAsia="Malgun Gothic" w:hAnsi="Malgun Gothic"/>
+                <w:sz w:val="20"/>
+                <w:szCs w:val="20"/>
+              </w:rPr>
+              <w:t xml:space="preserve">0.074 (추정)</w:t>
+            </w:r>
+          </w:p>
+        </w:tc>
+      </w:tr>
+      <w:tr>
+        <w:tc>
+          <w:tcPr>
+            <w:tcW w:type="dxa" w:w="3360"/>
+            <w:tcBorders>
+              <w:top w:val="single" w:color="000000" w:sz="6"/>
+              <w:left w:val="single" w:color="000000" w:sz="6"/>
+              <w:bottom w:val="single" w:color="000000" w:sz="6"/>
+              <w:right w:val="single" w:color="000000" w:sz="6"/>
+            </w:tcBorders>
+            <w:tcMar>
+              <w:top w:type="dxa" w:w="60"/>
+              <w:left w:type="dxa" w:w="90"/>
+              <w:bottom w:type="dxa" w:w="60"/>
+              <w:right w:type="dxa" w:w="90"/>
+            </w:tcMar>
+          </w:tcPr>
+          <w:p>
+            <w:pPr>
+              <w:jc w:val="left"/>
+            </w:pPr>
+            <w:r>
+              <w:rPr>
+                <w:rFonts w:ascii="Malgun Gothic" w:cs="Malgun Gothic" w:eastAsia="Malgun Gothic" w:hAnsi="Malgun Gothic"/>
+                <w:sz w:val="20"/>
+                <w:szCs w:val="20"/>
+              </w:rPr>
+              <w:t xml:space="preserve">KB / BM [m]</w:t>
+            </w:r>
+          </w:p>
+        </w:tc>
+        <w:tc>
+          <w:tcPr>
+            <w:tcW w:type="dxa" w:w="6000"/>
+            <w:tcBorders>
+              <w:top w:val="single" w:color="000000" w:sz="6"/>
+              <w:left w:val="single" w:color="000000" w:sz="6"/>
+              <w:bottom w:val="single" w:color="000000" w:sz="6"/>
+              <w:right w:val="single" w:color="000000" w:sz="6"/>
+            </w:tcBorders>
+            <w:tcMar>
+              <w:top w:type="dxa" w:w="60"/>
+              <w:left w:type="dxa" w:w="90"/>
+              <w:bottom w:type="dxa" w:w="60"/>
+              <w:right w:type="dxa" w:w="90"/>
+            </w:tcMar>
+          </w:tcPr>
+          <w:p>
+            <w:pPr>
+              <w:jc w:val="left"/>
+            </w:pPr>
+            <w:r>
+              <w:rPr>
+                <w:rFonts w:ascii="Malgun Gothic" w:cs="Malgun Gothic" w:eastAsia="Malgun Gothic" w:hAnsi="Malgun Gothic"/>
+                <w:sz w:val="20"/>
+                <w:szCs w:val="20"/>
+              </w:rPr>
+              <w:t xml:space="preserve">0.037 / 0.20 (도면 기반 근사)</w:t>
+            </w:r>
+          </w:p>
+        </w:tc>
+      </w:tr>
+      <w:tr>
+        <w:tc>
+          <w:tcPr>
+            <w:tcW w:type="dxa" w:w="3360"/>
+            <w:tcBorders>
+              <w:top w:val="single" w:color="000000" w:sz="6"/>
+              <w:left w:val="single" w:color="000000" w:sz="6"/>
+              <w:bottom w:val="single" w:color="000000" w:sz="6"/>
+              <w:right w:val="single" w:color="000000" w:sz="6"/>
+            </w:tcBorders>
+            <w:tcMar>
+              <w:top w:type="dxa" w:w="60"/>
+              <w:left w:type="dxa" w:w="90"/>
+              <w:bottom w:type="dxa" w:w="60"/>
+              <w:right w:type="dxa" w:w="90"/>
+            </w:tcMar>
+          </w:tcPr>
+          <w:p>
+            <w:pPr>
+              <w:jc w:val="left"/>
+            </w:pPr>
+            <w:r>
+              <w:rPr>
+                <w:rFonts w:ascii="Malgun Gothic" w:cs="Malgun Gothic" w:eastAsia="Malgun Gothic" w:hAnsi="Malgun Gothic"/>
+                <w:sz w:val="20"/>
+                <w:szCs w:val="20"/>
+              </w:rPr>
+              <w:t xml:space="preserve">KM = KB + BM [m]</w:t>
+            </w:r>
+          </w:p>
+        </w:tc>
+        <w:tc>
+          <w:tcPr>
+            <w:tcW w:type="dxa" w:w="6000"/>
+            <w:tcBorders>
+              <w:top w:val="single" w:color="000000" w:sz="6"/>
+              <w:left w:val="single" w:color="000000" w:sz="6"/>
+              <w:bottom w:val="single" w:color="000000" w:sz="6"/>
+              <w:right w:val="single" w:color="000000" w:sz="6"/>
+            </w:tcBorders>
+            <w:tcMar>
+              <w:top w:type="dxa" w:w="60"/>
+              <w:left w:type="dxa" w:w="90"/>
+              <w:bottom w:type="dxa" w:w="60"/>
+              <w:right w:type="dxa" w:w="90"/>
+            </w:tcMar>
+          </w:tcPr>
+          <w:p>
+            <w:pPr>
+              <w:jc w:val="left"/>
+            </w:pPr>
+            <w:r>
+              <w:rPr>
+                <w:rFonts w:ascii="Malgun Gothic" w:cs="Malgun Gothic" w:eastAsia="Malgun Gothic" w:hAnsi="Malgun Gothic"/>
+                <w:sz w:val="20"/>
+                <w:szCs w:val="20"/>
+              </w:rPr>
+              <w:t xml:space="preserve">0.24</w:t>
+            </w:r>
+          </w:p>
+        </w:tc>
+      </w:tr>
+      <w:tr>
+        <w:tc>
+          <w:tcPr>
+            <w:tcW w:type="dxa" w:w="3360"/>
+            <w:tcBorders>
+              <w:top w:val="single" w:color="000000" w:sz="6"/>
+              <w:left w:val="single" w:color="000000" w:sz="6"/>
+              <w:bottom w:val="single" w:color="000000" w:sz="6"/>
+              <w:right w:val="single" w:color="000000" w:sz="6"/>
+            </w:tcBorders>
+            <w:tcMar>
+              <w:top w:type="dxa" w:w="60"/>
+              <w:left w:type="dxa" w:w="90"/>
+              <w:bottom w:type="dxa" w:w="60"/>
+              <w:right w:type="dxa" w:w="90"/>
+            </w:tcMar>
+          </w:tcPr>
+          <w:p>
+            <w:pPr>
+              <w:jc w:val="left"/>
+            </w:pPr>
+            <w:r>
+              <w:rPr>
+                <w:rFonts w:ascii="Malgun Gothic" w:cs="Malgun Gothic" w:eastAsia="Malgun Gothic" w:hAnsi="Malgun Gothic"/>
+                <w:sz w:val="20"/>
+                <w:szCs w:val="20"/>
+              </w:rPr>
+              <w:t xml:space="preserve">캐비테이션</w:t>
+            </w:r>
+          </w:p>
+        </w:tc>
+        <w:tc>
+          <w:tcPr>
+            <w:tcW w:type="dxa" w:w="6000"/>
+            <w:tcBorders>
+              <w:top w:val="single" w:color="000000" w:sz="6"/>
+              <w:left w:val="single" w:color="000000" w:sz="6"/>
+              <w:bottom w:val="single" w:color="000000" w:sz="6"/>
+              <w:right w:val="single" w:color="000000" w:sz="6"/>
+            </w:tcBorders>
+            <w:tcMar>
+              <w:top w:type="dxa" w:w="60"/>
+              <w:left w:type="dxa" w:w="90"/>
+              <w:bottom w:type="dxa" w:w="60"/>
+              <w:right w:type="dxa" w:w="90"/>
+            </w:tcMar>
+          </w:tcPr>
+          <w:p>
+            <w:pPr>
+              <w:jc w:val="left"/>
+            </w:pPr>
+            <w:r>
+              <w:rPr>
+                <w:rFonts w:ascii="Malgun Gothic" w:cs="Malgun Gothic" w:eastAsia="Malgun Gothic" w:hAnsi="Malgun Gothic"/>
+                <w:sz w:val="20"/>
+                <w:szCs w:val="20"/>
+              </w:rPr>
+              <w:t xml:space="preserve">T200 유속 ≈ 3.8 m/s 에서 σ ≈ 0.92</w:t>
+            </w:r>
+          </w:p>
+        </w:tc>
+      </w:tr>
+    </w:tbl>
+    <w:p>
+      <w:pPr>
+        <w:pStyle w:val="Heading3"/>
+        <w:spacing w:after="80" w:before="160"/>
+      </w:pPr>
+      <w:r>
+        <w:rPr>
+          <w:rFonts w:ascii="Malgun Gothic" w:cs="Malgun Gothic" w:eastAsia="Malgun Gothic" w:hAnsi="Malgun Gothic"/>
+          <w:b/>
+          <w:bCs/>
+          <w:sz w:val="22"/>
+          <w:szCs w:val="22"/>
+        </w:rPr>
+        <w:t xml:space="preserve">3.3) 추진기 배치 해석</w:t>
+      </w:r>
+    </w:p>
+    <w:p>
+      <w:pPr>
+        <w:spacing w:after="100" w:line="300"/>
+      </w:pPr>
+      <w:r>
+        <w:rPr>
+          <w:rFonts w:ascii="Malgun Gothic" w:cs="Malgun Gothic" w:eastAsia="Malgun Gothic" w:hAnsi="Malgun Gothic"/>
+          <w:sz w:val="20"/>
+          <w:szCs w:val="20"/>
+        </w:rPr>
+        <w:t xml:space="preserve">본 선박은 추진 성능과 조종성을 확보하기 위해 Blue Robotics사의 T200 스러스터 4기를 적용하였다. 추진기는 선체 중심선을 기준으로 좌현과 우현에 각각 2기씩 배치하였으며, 각 측면의 추진기는 선박의 길이 방향으로 배열하였다. 또한 선수에서 선미 방향으로 갈수록 좌우 추진기 사이의 간격이 넓어지는 V자형 배치 구조를 채택하였다.</w:t>
+      </w:r>
+    </w:p>
+    <w:p>
+      <w:pPr>
+        <w:spacing w:after="100" w:line="300"/>
+      </w:pPr>
+      <w:r>
+        <w:rPr>
+          <w:rFonts w:ascii="Malgun Gothic" w:cs="Malgun Gothic" w:eastAsia="Malgun Gothic" w:hAnsi="Malgun Gothic"/>
+          <w:b/>
+          <w:bCs/>
+          <w:sz w:val="20"/>
+          <w:szCs w:val="20"/>
+        </w:rPr>
+        <w:t xml:space="preserve">① V자형 배치를 통한 조종 성능 확보</w:t>
+      </w:r>
+    </w:p>
+    <w:p>
+      <w:pPr>
+        <w:spacing w:after="100" w:line="300"/>
+      </w:pPr>
+      <w:r>
+        <w:rPr>
+          <w:rFonts w:ascii="Malgun Gothic" w:cs="Malgun Gothic" w:eastAsia="Malgun Gothic" w:hAnsi="Malgun Gothic"/>
+          <w:sz w:val="20"/>
+          <w:szCs w:val="20"/>
+        </w:rPr>
+        <w:t xml:space="preserve">선미 추진기를 중심선에서 상대적으로 멀리 배치한 이유는 좌우 추진력 차이에 의해 발생하는 선회 모멘트를 확보하기 위해서이다. 추진축이 선체 길이 방향과 평행할 경우 선회 모멘트는 추진기의 횡방향 이격거리와 추력에 비례한다.</w:t>
+      </w:r>
+    </w:p>
+    <w:p>
+      <w:pPr>
+        <w:spacing w:after="100" w:line="300"/>
+      </w:pPr>
+      <w:r>
+        <w:rPr>
+          <w:rFonts w:ascii="Malgun Gothic" w:cs="Malgun Gothic" w:eastAsia="Malgun Gothic" w:hAnsi="Malgun Gothic"/>
+          <w:b/>
+          <w:bCs/>
+          <w:sz w:val="20"/>
+          <w:szCs w:val="20"/>
+        </w:rPr>
+        <w:t xml:space="preserve">② 선체 형상에 따른 추진기 위치 선정</w:t>
+      </w:r>
+    </w:p>
+    <w:p>
+      <w:pPr>
+        <w:spacing w:after="100" w:line="300"/>
+      </w:pPr>
+      <w:r>
+        <w:rPr>
+          <w:rFonts w:ascii="Malgun Gothic" w:cs="Malgun Gothic" w:eastAsia="Malgun Gothic" w:hAnsi="Malgun Gothic"/>
+          <w:sz w:val="20"/>
+          <w:szCs w:val="20"/>
+        </w:rPr>
+        <w:t xml:space="preserve">본 선박은 선수가 날카롭고 선미로 갈수록 폭이 넓어지는 단동선 형상을 가지고 있다. 이러한 선체 특성을 고려하여 선수 측 추진기는 상대적으로 중심선에 가깝게 배치하고, 선미 추진기는 바깥쪽으로 배치하였다. 이를 통해 선체 외형과 추진기 사이의 간섭을 줄이면서 추진기의 설치 공간을 확보하고자 하였다. 또한 선수와 선미 추진기를 종방향으로 분산하고 횡방향 위치에도 차이를 두어 추진기 간 직접적인 후류 간섭을 줄일 수 있는 배치 구조를 고려하였다.</w:t>
+      </w:r>
+    </w:p>
+    <w:p>
+      <w:pPr>
+        <w:spacing w:after="100" w:line="300"/>
+      </w:pPr>
+      <w:r>
+        <w:rPr>
+          <w:rFonts w:ascii="Malgun Gothic" w:cs="Malgun Gothic" w:eastAsia="Malgun Gothic" w:hAnsi="Malgun Gothic"/>
+          <w:b/>
+          <w:bCs/>
+          <w:sz w:val="20"/>
+          <w:szCs w:val="20"/>
+        </w:rPr>
+        <w:t xml:space="preserve">③ 추진기 제어 방식</w:t>
+      </w:r>
+    </w:p>
+    <w:p>
+      <w:pPr>
+        <w:spacing w:after="100" w:line="300"/>
+      </w:pPr>
+      <w:r>
+        <w:rPr>
+          <w:rFonts w:ascii="Malgun Gothic" w:cs="Malgun Gothic" w:eastAsia="Malgun Gothic" w:hAnsi="Malgun Gothic"/>
+          <w:sz w:val="20"/>
+          <w:szCs w:val="20"/>
+        </w:rPr>
+        <w:t xml:space="preserve">좌현 추진기 2기와 우현 추진기 2기를 각각 동일한 제어 신호로 구동하는 방식을 적용하였다. 따라서 총 4개의 추진기를 사용하지만 실제 제어는 좌우 2채널로 이루어진다. 직진 운항 시에는 좌우 추진기에 동일한 명령을 전달하고, 선회 시에는 좌우 추진기의 출력 차이를 발생시켜 선박의 방향을 제어한다. 이러한 제어 방식은 4개 추진기를 개별적으로 제어하는 방식보다 제어 구조가 단순하며, 기존 차동추력 기반 자율운항 알고리즘을 활용할 수 있다는 장점이 있다.</w:t>
+      </w:r>
+    </w:p>
+    <w:p>
+      <w:pPr>
+        <w:spacing w:after="100" w:line="300"/>
+      </w:pPr>
+      <w:r>
+        <w:rPr>
+          <w:rFonts w:ascii="Malgun Gothic" w:cs="Malgun Gothic" w:eastAsia="Malgun Gothic" w:hAnsi="Malgun Gothic"/>
+          <w:b/>
+          <w:bCs/>
+          <w:sz w:val="20"/>
+          <w:szCs w:val="20"/>
+        </w:rPr>
+        <w:t xml:space="preserve">④ 추진기 잠김 깊이 및 운항 안정성</w:t>
+      </w:r>
+    </w:p>
+    <w:p>
+      <w:pPr>
+        <w:spacing w:after="100" w:line="300"/>
+      </w:pPr>
+      <w:r>
+        <w:rPr>
+          <w:rFonts w:ascii="Malgun Gothic" w:cs="Malgun Gothic" w:eastAsia="Malgun Gothic" w:hAnsi="Malgun Gothic"/>
+          <w:sz w:val="20"/>
+          <w:szCs w:val="20"/>
+        </w:rPr>
+        <w:t xml:space="preserve">추진기의 설치 높이는 선체의 예상 흘수와 수면 변동을 고려하여 결정하였다. 특히 실해역에서는 파랑과 선체의 종동요 및 횡동요로 인해 추진기가 일시적으로 수면에 가까워질 수 있다. 공기가 프로펠러 주변으로 유입되는 환기(Ventilation) 현상이 발생하면 추진력이 감소할 수 있으므로, 이를 방지하기 위해 추진축을 선저 아래로 약 50 mm 이상 이격하는 것을 설계 목표로 설정하였다.</w:t>
+      </w:r>
+    </w:p>
+    <w:p>
+      <w:pPr>
+        <w:spacing w:after="100" w:line="300"/>
+      </w:pPr>
+      <w:r>
+        <w:rPr>
+          <w:rFonts w:ascii="Malgun Gothic" w:cs="Malgun Gothic" w:eastAsia="Malgun Gothic" w:hAnsi="Malgun Gothic"/>
+          <w:sz w:val="20"/>
+          <w:szCs w:val="20"/>
+        </w:rPr>
+        <w:t xml:space="preserve">최종적으로 본 선박의 4기 V자형 추진기 배치는 추진력 확보, 좌우 추력 균형, 차동추력에 의한 선회 성능, 선체 형상과의 적합성 및 추진기 수중 잠김 조건을 종합적으로 고려하여 선정하였다.</w:t>
+      </w:r>
+    </w:p>
+    <w:p>
+      <w:pPr>
+        <w:spacing w:after="60" w:before="120"/>
+        <w:jc w:val="center"/>
+      </w:pPr>
+      <w:r>
+        <w:drawing>
+          <wp:inline distT="0" distB="0" distL="0" distR="0">
+            <wp:extent cx="5334000" cy="1990725"/>
+            <wp:effectExtent t="0" r="0" b="0" l="0"/>
+            <wp:docPr id="5" name=""/>
+            <wp:cNvGraphicFramePr>
+              <a:graphicFrameLocks xmlns:a="http://schemas.openxmlformats.org/drawingml/2006/main" noChangeAspect="1"/>
+            </wp:cNvGraphicFramePr>
+            <a:graphic xmlns:a="http://schemas.openxmlformats.org/drawingml/2006/main">
+              <a:graphicData uri="http://schemas.openxmlformats.org/drawingml/2006/picture">
+                <pic:pic xmlns:pic="http://schemas.openxmlformats.org/drawingml/2006/picture">
+                  <pic:nvPicPr>
+                    <pic:cNvPr id="0" name="" descr=""/>
+                    <pic:cNvPicPr>
+                      <a:picLocks noChangeAspect="1" noChangeArrowheads="1"/>
+                    </pic:cNvPicPr>
+                  </pic:nvPicPr>
+                  <pic:blipFill>
+                    <a:blip r:embed="rId11" cstate="none"/>
+                    <a:srcRect/>
+                    <a:stretch>
+                      <a:fillRect/>
+                    </a:stretch>
+                  </pic:blipFill>
+                  <pic:spPr bwMode="auto">
+                    <a:xfrm>
+                      <a:off x="0" y="0"/>
+                      <a:ext cx="5334000" cy="1990725"/>
+                    </a:xfrm>
+                    <a:prstGeom prst="rect">
+                      <a:avLst/>
+                    </a:prstGeom>
+                  </pic:spPr>
+                </pic:pic>
+              </a:graphicData>
+            </a:graphic>
+          </wp:inline>
+        </w:drawing>
+      </w:r>
+    </w:p>
+    <w:p>
+      <w:pPr>
+        <w:spacing w:after="160"/>
+        <w:jc w:val="center"/>
+      </w:pPr>
+      <w:r>
+        <w:rPr>
+          <w:rFonts w:ascii="Malgun Gothic" w:cs="Malgun Gothic" w:eastAsia="Malgun Gothic" w:hAnsi="Malgun Gothic"/>
+          <w:color w:val="555555"/>
+          <w:sz w:val="18"/>
+          <w:szCs w:val="18"/>
+        </w:rPr>
+        <w:t xml:space="preserve">그림 Ⅱ-2 2번배 추진기 배치 — 실제 장착 (tools/thruster_layout.py)</w:t>
       </w:r>
     </w:p>
     <w:p>
@@ -4623,233 +3892,6 @@
         <w:gridCol w:w="4680"/>
       </w:tblGrid>
       <w:tr>
-        <w:tc>
-          <w:tcPr>
-            <w:tcW w:type="dxa" w:w="4680"/>
-            <w:tcBorders>
-              <w:top w:val="single" w:color="000000" w:sz="6"/>
-              <w:left w:val="single" w:color="000000" w:sz="6"/>
-              <w:bottom w:val="single" w:color="000000" w:sz="6"/>
-              <w:right w:val="single" w:color="000000" w:sz="6"/>
-            </w:tcBorders>
-            <w:tcMar>
-              <w:top w:type="dxa" w:w="60"/>
-              <w:left w:type="dxa" w:w="90"/>
-              <w:bottom w:type="dxa" w:w="60"/>
-              <w:right w:type="dxa" w:w="90"/>
-            </w:tcMar>
-          </w:tcPr>
-          <w:p>
-            <w:pPr>
-              <w:jc w:val="center"/>
-            </w:pPr>
-            <w:r>
-              <w:drawing>
-                <wp:inline distT="0" distB="0" distL="0" distR="0">
-                  <wp:extent cx="1647825" cy="2190750"/>
-                  <wp:effectExtent t="0" r="0" b="0" l="0"/>
-                  <wp:docPr id="3" name=""/>
-                  <wp:cNvGraphicFramePr>
-                    <a:graphicFrameLocks xmlns:a="http://schemas.openxmlformats.org/drawingml/2006/main" noChangeAspect="1"/>
-                  </wp:cNvGraphicFramePr>
-                  <a:graphic xmlns:a="http://schemas.openxmlformats.org/drawingml/2006/main">
-                    <a:graphicData uri="http://schemas.openxmlformats.org/drawingml/2006/picture">
-                      <pic:pic xmlns:pic="http://schemas.openxmlformats.org/drawingml/2006/picture">
-                        <pic:nvPicPr>
-                          <pic:cNvPr id="0" name="" descr=""/>
-                          <pic:cNvPicPr>
-                            <a:picLocks noChangeAspect="1" noChangeArrowheads="1"/>
-                          </pic:cNvPicPr>
-                        </pic:nvPicPr>
-                        <pic:blipFill>
-                          <a:blip r:embed="rId9" cstate="none"/>
-                          <a:srcRect/>
-                          <a:stretch>
-                            <a:fillRect/>
-                          </a:stretch>
-                        </pic:blipFill>
-                        <pic:spPr bwMode="auto">
-                          <a:xfrm>
-                            <a:off x="0" y="0"/>
-                            <a:ext cx="1647825" cy="2190750"/>
-                          </a:xfrm>
-                          <a:prstGeom prst="rect">
-                            <a:avLst/>
-                          </a:prstGeom>
-                        </pic:spPr>
-                      </pic:pic>
-                    </a:graphicData>
-                  </a:graphic>
-                </wp:inline>
-              </w:drawing>
-            </w:r>
-          </w:p>
-          <w:p>
-            <w:pPr>
-              <w:jc w:val="center"/>
-            </w:pPr>
-            <w:r>
-              <w:rPr>
-                <w:rFonts w:ascii="Malgun Gothic" w:cs="Malgun Gothic" w:eastAsia="Malgun Gothic" w:hAnsi="Malgun Gothic"/>
-                <w:sz w:val="20"/>
-                <w:szCs w:val="20"/>
-              </w:rPr>
-              <w:t xml:space="preserve">몰드 제작</w:t>
-            </w:r>
-          </w:p>
-        </w:tc>
-        <w:tc>
-          <w:tcPr>
-            <w:tcW w:type="dxa" w:w="4680"/>
-            <w:tcBorders>
-              <w:top w:val="single" w:color="000000" w:sz="6"/>
-              <w:left w:val="single" w:color="000000" w:sz="6"/>
-              <w:bottom w:val="single" w:color="000000" w:sz="6"/>
-              <w:right w:val="single" w:color="000000" w:sz="6"/>
-            </w:tcBorders>
-            <w:tcMar>
-              <w:top w:type="dxa" w:w="60"/>
-              <w:left w:type="dxa" w:w="90"/>
-              <w:bottom w:type="dxa" w:w="60"/>
-              <w:right w:type="dxa" w:w="90"/>
-            </w:tcMar>
-          </w:tcPr>
-          <w:p>
-            <w:pPr>
-              <w:jc w:val="center"/>
-            </w:pPr>
-            <w:r>
-              <w:drawing>
-                <wp:inline distT="0" distB="0" distL="0" distR="0">
-                  <wp:extent cx="1647825" cy="2190750"/>
-                  <wp:effectExtent t="0" r="0" b="0" l="0"/>
-                  <wp:docPr id="4" name=""/>
-                  <wp:cNvGraphicFramePr>
-                    <a:graphicFrameLocks xmlns:a="http://schemas.openxmlformats.org/drawingml/2006/main" noChangeAspect="1"/>
-                  </wp:cNvGraphicFramePr>
-                  <a:graphic xmlns:a="http://schemas.openxmlformats.org/drawingml/2006/main">
-                    <a:graphicData uri="http://schemas.openxmlformats.org/drawingml/2006/picture">
-                      <pic:pic xmlns:pic="http://schemas.openxmlformats.org/drawingml/2006/picture">
-                        <pic:nvPicPr>
-                          <pic:cNvPr id="0" name="" descr=""/>
-                          <pic:cNvPicPr>
-                            <a:picLocks noChangeAspect="1" noChangeArrowheads="1"/>
-                          </pic:cNvPicPr>
-                        </pic:nvPicPr>
-                        <pic:blipFill>
-                          <a:blip r:embed="rId10" cstate="none"/>
-                          <a:srcRect/>
-                          <a:stretch>
-                            <a:fillRect/>
-                          </a:stretch>
-                        </pic:blipFill>
-                        <pic:spPr bwMode="auto">
-                          <a:xfrm>
-                            <a:off x="0" y="0"/>
-                            <a:ext cx="1647825" cy="2190750"/>
-                          </a:xfrm>
-                          <a:prstGeom prst="rect">
-                            <a:avLst/>
-                          </a:prstGeom>
-                        </pic:spPr>
-                      </pic:pic>
-                    </a:graphicData>
-                  </a:graphic>
-                </wp:inline>
-              </w:drawing>
-            </w:r>
-          </w:p>
-          <w:p>
-            <w:pPr>
-              <w:jc w:val="center"/>
-            </w:pPr>
-            <w:r>
-              <w:rPr>
-                <w:rFonts w:ascii="Malgun Gothic" w:cs="Malgun Gothic" w:eastAsia="Malgun Gothic" w:hAnsi="Malgun Gothic"/>
-                <w:sz w:val="20"/>
-                <w:szCs w:val="20"/>
-              </w:rPr>
-              <w:t xml:space="preserve">카본섬유 적층</w:t>
-            </w:r>
-          </w:p>
-        </w:tc>
-      </w:tr>
-      <w:tr>
-        <w:tc>
-          <w:tcPr>
-            <w:tcW w:type="dxa" w:w="4680"/>
-            <w:tcBorders>
-              <w:top w:val="single" w:color="000000" w:sz="6"/>
-              <w:left w:val="single" w:color="000000" w:sz="6"/>
-              <w:bottom w:val="single" w:color="000000" w:sz="6"/>
-              <w:right w:val="single" w:color="000000" w:sz="6"/>
-            </w:tcBorders>
-            <w:tcMar>
-              <w:top w:type="dxa" w:w="60"/>
-              <w:left w:type="dxa" w:w="90"/>
-              <w:bottom w:type="dxa" w:w="60"/>
-              <w:right w:type="dxa" w:w="90"/>
-            </w:tcMar>
-          </w:tcPr>
-          <w:p>
-            <w:pPr>
-              <w:jc w:val="center"/>
-            </w:pPr>
-            <w:r>
-              <w:drawing>
-                <wp:inline distT="0" distB="0" distL="0" distR="0">
-                  <wp:extent cx="1647825" cy="2190750"/>
-                  <wp:effectExtent t="0" r="0" b="0" l="0"/>
-                  <wp:docPr id="5" name=""/>
-                  <wp:cNvGraphicFramePr>
-                    <a:graphicFrameLocks xmlns:a="http://schemas.openxmlformats.org/drawingml/2006/main" noChangeAspect="1"/>
-                  </wp:cNvGraphicFramePr>
-                  <a:graphic xmlns:a="http://schemas.openxmlformats.org/drawingml/2006/main">
-                    <a:graphicData uri="http://schemas.openxmlformats.org/drawingml/2006/picture">
-                      <pic:pic xmlns:pic="http://schemas.openxmlformats.org/drawingml/2006/picture">
-                        <pic:nvPicPr>
-                          <pic:cNvPr id="0" name="" descr=""/>
-                          <pic:cNvPicPr>
-                            <a:picLocks noChangeAspect="1" noChangeArrowheads="1"/>
-                          </pic:cNvPicPr>
-                        </pic:nvPicPr>
-                        <pic:blipFill>
-                          <a:blip r:embed="rId11" cstate="none"/>
-                          <a:srcRect/>
-                          <a:stretch>
-                            <a:fillRect/>
-                          </a:stretch>
-                        </pic:blipFill>
-                        <pic:spPr bwMode="auto">
-                          <a:xfrm>
-                            <a:off x="0" y="0"/>
-                            <a:ext cx="1647825" cy="2190750"/>
-                          </a:xfrm>
-                          <a:prstGeom prst="rect">
-                            <a:avLst/>
-                          </a:prstGeom>
-                        </pic:spPr>
-                      </pic:pic>
-                    </a:graphicData>
-                  </a:graphic>
-                </wp:inline>
-              </w:drawing>
-            </w:r>
-          </w:p>
-          <w:p>
-            <w:pPr>
-              <w:jc w:val="center"/>
-            </w:pPr>
-            <w:r>
-              <w:rPr>
-                <w:rFonts w:ascii="Malgun Gothic" w:cs="Malgun Gothic" w:eastAsia="Malgun Gothic" w:hAnsi="Malgun Gothic"/>
-                <w:sz w:val="20"/>
-                <w:szCs w:val="20"/>
-              </w:rPr>
-              <w:t xml:space="preserve">수밀</w:t>
-            </w:r>
-          </w:p>
-        </w:tc>
         <w:tc>
           <w:tcPr>
             <w:tcW w:type="dxa" w:w="4680"/>
@@ -4921,168 +3963,13 @@
                 <w:sz w:val="20"/>
                 <w:szCs w:val="20"/>
               </w:rPr>
-              <w:t xml:space="preserve">부착물</w:t>
-            </w:r>
-          </w:p>
-        </w:tc>
-      </w:tr>
-    </w:tbl>
-    <w:p>
-      <w:pPr>
-        <w:spacing w:after="160"/>
-        <w:jc w:val="center"/>
-      </w:pPr>
-      <w:r>
-        <w:rPr>
-          <w:rFonts w:ascii="Malgun Gothic" w:cs="Malgun Gothic" w:eastAsia="Malgun Gothic" w:hAnsi="Malgun Gothic"/>
-          <w:color w:val="555555"/>
-          <w:sz w:val="18"/>
-          <w:szCs w:val="18"/>
-        </w:rPr>
-        <w:t xml:space="preserve">그림 Ⅱ-3 2번배 제작 과정</w:t>
-      </w:r>
-    </w:p>
-    <w:p>
-      <w:pPr>
-        <w:pStyle w:val="Heading2"/>
-        <w:spacing w:after="120" w:before="240"/>
-      </w:pPr>
-      <w:r>
-        <w:rPr>
-          <w:rFonts w:ascii="Malgun Gothic" w:cs="Malgun Gothic" w:eastAsia="Malgun Gothic" w:hAnsi="Malgun Gothic"/>
-          <w:b/>
-          <w:bCs/>
-          <w:sz w:val="26"/>
-          <w:szCs w:val="26"/>
-        </w:rPr>
-        <w:t xml:space="preserve">6) 장비 및 구성</w:t>
-      </w:r>
-    </w:p>
-    <w:tbl>
-      <w:tblPr>
-        <w:tblW w:type="dxa" w:w="9360"/>
-        <w:tblBorders>
-          <w:top w:val="single" w:color="auto" w:sz="4"/>
-          <w:left w:val="single" w:color="auto" w:sz="4"/>
-          <w:bottom w:val="single" w:color="auto" w:sz="4"/>
-          <w:right w:val="single" w:color="auto" w:sz="4"/>
-          <w:insideH w:val="single" w:color="auto" w:sz="4"/>
-          <w:insideV w:val="single" w:color="auto" w:sz="4"/>
-        </w:tblBorders>
-      </w:tblPr>
-      <w:tblGrid>
-        <w:gridCol w:w="2200"/>
-        <w:gridCol w:w="3000"/>
-        <w:gridCol w:w="4160"/>
-      </w:tblGrid>
-      <w:tr>
-        <w:trPr>
-          <w:tblHeader/>
-        </w:trPr>
-        <w:tc>
-          <w:tcPr>
-            <w:tcW w:type="dxa" w:w="2200"/>
-            <w:tcBorders>
-              <w:top w:val="single" w:color="000000" w:sz="6"/>
-              <w:left w:val="single" w:color="000000" w:sz="6"/>
-              <w:bottom w:val="single" w:color="000000" w:sz="6"/>
-              <w:right w:val="single" w:color="000000" w:sz="6"/>
-            </w:tcBorders>
-            <w:shd w:fill="E7E6E6" w:color="auto" w:val="clear"/>
-            <w:tcMar>
-              <w:top w:type="dxa" w:w="60"/>
-              <w:left w:type="dxa" w:w="90"/>
-              <w:bottom w:type="dxa" w:w="60"/>
-              <w:right w:type="dxa" w:w="90"/>
-            </w:tcMar>
-          </w:tcPr>
-          <w:p>
-            <w:pPr>
-              <w:jc w:val="center"/>
-            </w:pPr>
-            <w:r>
-              <w:rPr>
-                <w:rFonts w:ascii="Malgun Gothic" w:cs="Malgun Gothic" w:eastAsia="Malgun Gothic" w:hAnsi="Malgun Gothic"/>
-                <w:b/>
-                <w:bCs/>
-                <w:sz w:val="20"/>
-                <w:szCs w:val="20"/>
-              </w:rPr>
-              <w:t xml:space="preserve">장비 사진</w:t>
-            </w:r>
-          </w:p>
-        </w:tc>
-        <w:tc>
-          <w:tcPr>
-            <w:tcW w:type="dxa" w:w="3000"/>
-            <w:tcBorders>
-              <w:top w:val="single" w:color="000000" w:sz="6"/>
-              <w:left w:val="single" w:color="000000" w:sz="6"/>
-              <w:bottom w:val="single" w:color="000000" w:sz="6"/>
-              <w:right w:val="single" w:color="000000" w:sz="6"/>
-            </w:tcBorders>
-            <w:shd w:fill="E7E6E6" w:color="auto" w:val="clear"/>
-            <w:tcMar>
-              <w:top w:type="dxa" w:w="60"/>
-              <w:left w:type="dxa" w:w="90"/>
-              <w:bottom w:type="dxa" w:w="60"/>
-              <w:right w:type="dxa" w:w="90"/>
-            </w:tcMar>
-          </w:tcPr>
-          <w:p>
-            <w:pPr>
-              <w:jc w:val="center"/>
-            </w:pPr>
-            <w:r>
-              <w:rPr>
-                <w:rFonts w:ascii="Malgun Gothic" w:cs="Malgun Gothic" w:eastAsia="Malgun Gothic" w:hAnsi="Malgun Gothic"/>
-                <w:b/>
-                <w:bCs/>
-                <w:sz w:val="20"/>
-                <w:szCs w:val="20"/>
-              </w:rPr>
-              <w:t xml:space="preserve">장비명</w:t>
-            </w:r>
-          </w:p>
-        </w:tc>
-        <w:tc>
-          <w:tcPr>
-            <w:tcW w:type="dxa" w:w="4160"/>
-            <w:tcBorders>
-              <w:top w:val="single" w:color="000000" w:sz="6"/>
-              <w:left w:val="single" w:color="000000" w:sz="6"/>
-              <w:bottom w:val="single" w:color="000000" w:sz="6"/>
-              <w:right w:val="single" w:color="000000" w:sz="6"/>
-            </w:tcBorders>
-            <w:shd w:fill="E7E6E6" w:color="auto" w:val="clear"/>
-            <w:tcMar>
-              <w:top w:type="dxa" w:w="60"/>
-              <w:left w:type="dxa" w:w="90"/>
-              <w:bottom w:type="dxa" w:w="60"/>
-              <w:right w:type="dxa" w:w="90"/>
-            </w:tcMar>
-          </w:tcPr>
-          <w:p>
-            <w:pPr>
-              <w:jc w:val="center"/>
-            </w:pPr>
-            <w:r>
-              <w:rPr>
-                <w:rFonts w:ascii="Malgun Gothic" w:cs="Malgun Gothic" w:eastAsia="Malgun Gothic" w:hAnsi="Malgun Gothic"/>
-                <w:b/>
-                <w:bCs/>
-                <w:sz w:val="20"/>
-                <w:szCs w:val="20"/>
-              </w:rPr>
-              <w:t xml:space="preserve">용도</w:t>
-            </w:r>
-          </w:p>
-        </w:tc>
-      </w:tr>
-      <w:tr>
-        <w:tc>
-          <w:tcPr>
-            <w:tcW w:type="dxa" w:w="2200"/>
+              <w:t xml:space="preserve">몰드 제작</w:t>
+            </w:r>
+          </w:p>
+        </w:tc>
+        <w:tc>
+          <w:tcPr>
+            <w:tcW w:type="dxa" w:w="4680"/>
             <w:tcBorders>
               <w:top w:val="single" w:color="000000" w:sz="6"/>
               <w:left w:val="single" w:color="000000" w:sz="6"/>
@@ -5103,7 +3990,7 @@
             <w:r>
               <w:drawing>
                 <wp:inline distT="0" distB="0" distL="0" distR="0">
-                  <wp:extent cx="952500" cy="952500"/>
+                  <wp:extent cx="1647825" cy="2190750"/>
                   <wp:effectExtent t="0" r="0" b="0" l="0"/>
                   <wp:docPr id="7" name=""/>
                   <wp:cNvGraphicFramePr>
@@ -5128,7 +4015,7 @@
                         <pic:spPr bwMode="auto">
                           <a:xfrm>
                             <a:off x="0" y="0"/>
-                            <a:ext cx="952500" cy="952500"/>
+                            <a:ext cx="1647825" cy="2190750"/>
                           </a:xfrm>
                           <a:prstGeom prst="rect">
                             <a:avLst/>
@@ -5141,64 +4028,17 @@
               </w:drawing>
             </w:r>
           </w:p>
-        </w:tc>
-        <w:tc>
-          <w:tcPr>
-            <w:tcW w:type="dxa" w:w="3000"/>
-            <w:tcBorders>
-              <w:top w:val="single" w:color="000000" w:sz="6"/>
-              <w:left w:val="single" w:color="000000" w:sz="6"/>
-              <w:bottom w:val="single" w:color="000000" w:sz="6"/>
-              <w:right w:val="single" w:color="000000" w:sz="6"/>
-            </w:tcBorders>
-            <w:tcMar>
-              <w:top w:type="dxa" w:w="60"/>
-              <w:left w:type="dxa" w:w="90"/>
-              <w:bottom w:type="dxa" w:w="60"/>
-              <w:right w:type="dxa" w:w="90"/>
-            </w:tcMar>
-          </w:tcPr>
-          <w:p>
-            <w:pPr>
-              <w:jc w:val="left"/>
-            </w:pPr>
-            <w:r>
-              <w:rPr>
-                <w:rFonts w:ascii="Malgun Gothic" w:cs="Malgun Gothic" w:eastAsia="Malgun Gothic" w:hAnsi="Malgun Gothic"/>
-                <w:sz w:val="20"/>
-                <w:szCs w:val="20"/>
-              </w:rPr>
-              <w:t xml:space="preserve">PLA+ 필라멘트 (마스트 PETG/ASA)</w:t>
-            </w:r>
-          </w:p>
-        </w:tc>
-        <w:tc>
-          <w:tcPr>
-            <w:tcW w:type="dxa" w:w="4160"/>
-            <w:tcBorders>
-              <w:top w:val="single" w:color="000000" w:sz="6"/>
-              <w:left w:val="single" w:color="000000" w:sz="6"/>
-              <w:bottom w:val="single" w:color="000000" w:sz="6"/>
-              <w:right w:val="single" w:color="000000" w:sz="6"/>
-            </w:tcBorders>
-            <w:tcMar>
-              <w:top w:type="dxa" w:w="60"/>
-              <w:left w:type="dxa" w:w="90"/>
-              <w:bottom w:type="dxa" w:w="60"/>
-              <w:right w:type="dxa" w:w="90"/>
-            </w:tcMar>
-          </w:tcPr>
-          <w:p>
-            <w:pPr>
-              <w:jc w:val="left"/>
-            </w:pPr>
-            <w:r>
-              <w:rPr>
-                <w:rFonts w:ascii="Malgun Gothic" w:cs="Malgun Gothic" w:eastAsia="Malgun Gothic" w:hAnsi="Malgun Gothic"/>
-                <w:sz w:val="20"/>
-                <w:szCs w:val="20"/>
-              </w:rPr>
-              <w:t xml:space="preserve">선체 몰드 제작의 주 재료</w:t>
+          <w:p>
+            <w:pPr>
+              <w:jc w:val="center"/>
+            </w:pPr>
+            <w:r>
+              <w:rPr>
+                <w:rFonts w:ascii="Malgun Gothic" w:cs="Malgun Gothic" w:eastAsia="Malgun Gothic" w:hAnsi="Malgun Gothic"/>
+                <w:sz w:val="20"/>
+                <w:szCs w:val="20"/>
+              </w:rPr>
+              <w:t xml:space="preserve">카본섬유 적층</w:t>
             </w:r>
           </w:p>
         </w:tc>
@@ -5206,7 +4046,7 @@
       <w:tr>
         <w:tc>
           <w:tcPr>
-            <w:tcW w:type="dxa" w:w="2200"/>
+            <w:tcW w:type="dxa" w:w="4680"/>
             <w:tcBorders>
               <w:top w:val="single" w:color="000000" w:sz="6"/>
               <w:left w:val="single" w:color="000000" w:sz="6"/>
@@ -5227,7 +4067,7 @@
             <w:r>
               <w:drawing>
                 <wp:inline distT="0" distB="0" distL="0" distR="0">
-                  <wp:extent cx="1000125" cy="952500"/>
+                  <wp:extent cx="1647825" cy="2190750"/>
                   <wp:effectExtent t="0" r="0" b="0" l="0"/>
                   <wp:docPr id="8" name=""/>
                   <wp:cNvGraphicFramePr>
@@ -5252,7 +4092,7 @@
                         <pic:spPr bwMode="auto">
                           <a:xfrm>
                             <a:off x="0" y="0"/>
-                            <a:ext cx="1000125" cy="952500"/>
+                            <a:ext cx="1647825" cy="2190750"/>
                           </a:xfrm>
                           <a:prstGeom prst="rect">
                             <a:avLst/>
@@ -5265,72 +4105,23 @@
               </w:drawing>
             </w:r>
           </w:p>
-        </w:tc>
-        <w:tc>
-          <w:tcPr>
-            <w:tcW w:type="dxa" w:w="3000"/>
-            <w:tcBorders>
-              <w:top w:val="single" w:color="000000" w:sz="6"/>
-              <w:left w:val="single" w:color="000000" w:sz="6"/>
-              <w:bottom w:val="single" w:color="000000" w:sz="6"/>
-              <w:right w:val="single" w:color="000000" w:sz="6"/>
-            </w:tcBorders>
-            <w:tcMar>
-              <w:top w:type="dxa" w:w="60"/>
-              <w:left w:type="dxa" w:w="90"/>
-              <w:bottom w:type="dxa" w:w="60"/>
-              <w:right w:type="dxa" w:w="90"/>
-            </w:tcMar>
-          </w:tcPr>
-          <w:p>
-            <w:pPr>
-              <w:jc w:val="left"/>
-            </w:pPr>
-            <w:r>
-              <w:rPr>
-                <w:rFonts w:ascii="Malgun Gothic" w:cs="Malgun Gothic" w:eastAsia="Malgun Gothic" w:hAnsi="Malgun Gothic"/>
-                <w:sz w:val="20"/>
-                <w:szCs w:val="20"/>
-              </w:rPr>
-              <w:t xml:space="preserve">카본섬유</w:t>
-            </w:r>
-          </w:p>
-        </w:tc>
-        <w:tc>
-          <w:tcPr>
-            <w:tcW w:type="dxa" w:w="4160"/>
-            <w:tcBorders>
-              <w:top w:val="single" w:color="000000" w:sz="6"/>
-              <w:left w:val="single" w:color="000000" w:sz="6"/>
-              <w:bottom w:val="single" w:color="000000" w:sz="6"/>
-              <w:right w:val="single" w:color="000000" w:sz="6"/>
-            </w:tcBorders>
-            <w:tcMar>
-              <w:top w:type="dxa" w:w="60"/>
-              <w:left w:type="dxa" w:w="90"/>
-              <w:bottom w:type="dxa" w:w="60"/>
-              <w:right w:type="dxa" w:w="90"/>
-            </w:tcMar>
-          </w:tcPr>
-          <w:p>
-            <w:pPr>
-              <w:jc w:val="left"/>
-            </w:pPr>
-            <w:r>
-              <w:rPr>
-                <w:rFonts w:ascii="Malgun Gothic" w:cs="Malgun Gothic" w:eastAsia="Malgun Gothic" w:hAnsi="Malgun Gothic"/>
-                <w:sz w:val="20"/>
-                <w:szCs w:val="20"/>
-              </w:rPr>
-              <w:t xml:space="preserve">선체 적층·보강</w:t>
-            </w:r>
-          </w:p>
-        </w:tc>
-      </w:tr>
-      <w:tr>
-        <w:tc>
-          <w:tcPr>
-            <w:tcW w:type="dxa" w:w="2200"/>
+          <w:p>
+            <w:pPr>
+              <w:jc w:val="center"/>
+            </w:pPr>
+            <w:r>
+              <w:rPr>
+                <w:rFonts w:ascii="Malgun Gothic" w:cs="Malgun Gothic" w:eastAsia="Malgun Gothic" w:hAnsi="Malgun Gothic"/>
+                <w:sz w:val="20"/>
+                <w:szCs w:val="20"/>
+              </w:rPr>
+              <w:t xml:space="preserve">수밀</w:t>
+            </w:r>
+          </w:p>
+        </w:tc>
+        <w:tc>
+          <w:tcPr>
+            <w:tcW w:type="dxa" w:w="4680"/>
             <w:tcBorders>
               <w:top w:val="single" w:color="000000" w:sz="6"/>
               <w:left w:val="single" w:color="000000" w:sz="6"/>
@@ -5351,7 +4142,7 @@
             <w:r>
               <w:drawing>
                 <wp:inline distT="0" distB="0" distL="0" distR="0">
-                  <wp:extent cx="800100" cy="952500"/>
+                  <wp:extent cx="1647825" cy="2190750"/>
                   <wp:effectExtent t="0" r="0" b="0" l="0"/>
                   <wp:docPr id="9" name=""/>
                   <wp:cNvGraphicFramePr>
@@ -5376,7 +4167,7 @@
                         <pic:spPr bwMode="auto">
                           <a:xfrm>
                             <a:off x="0" y="0"/>
-                            <a:ext cx="800100" cy="952500"/>
+                            <a:ext cx="1647825" cy="2190750"/>
                           </a:xfrm>
                           <a:prstGeom prst="rect">
                             <a:avLst/>
@@ -5389,6 +4180,106 @@
               </w:drawing>
             </w:r>
           </w:p>
+          <w:p>
+            <w:pPr>
+              <w:jc w:val="center"/>
+            </w:pPr>
+            <w:r>
+              <w:rPr>
+                <w:rFonts w:ascii="Malgun Gothic" w:cs="Malgun Gothic" w:eastAsia="Malgun Gothic" w:hAnsi="Malgun Gothic"/>
+                <w:sz w:val="20"/>
+                <w:szCs w:val="20"/>
+              </w:rPr>
+              <w:t xml:space="preserve">부착물</w:t>
+            </w:r>
+          </w:p>
+        </w:tc>
+      </w:tr>
+    </w:tbl>
+    <w:p>
+      <w:pPr>
+        <w:spacing w:after="160"/>
+        <w:jc w:val="center"/>
+      </w:pPr>
+      <w:r>
+        <w:rPr>
+          <w:rFonts w:ascii="Malgun Gothic" w:cs="Malgun Gothic" w:eastAsia="Malgun Gothic" w:hAnsi="Malgun Gothic"/>
+          <w:color w:val="555555"/>
+          <w:sz w:val="18"/>
+          <w:szCs w:val="18"/>
+        </w:rPr>
+        <w:t xml:space="preserve">그림 Ⅱ-3 2번배 제작 과정</w:t>
+      </w:r>
+    </w:p>
+    <w:p>
+      <w:pPr>
+        <w:pStyle w:val="Heading2"/>
+        <w:spacing w:after="120" w:before="240"/>
+      </w:pPr>
+      <w:r>
+        <w:rPr>
+          <w:rFonts w:ascii="Malgun Gothic" w:cs="Malgun Gothic" w:eastAsia="Malgun Gothic" w:hAnsi="Malgun Gothic"/>
+          <w:b/>
+          <w:bCs/>
+          <w:sz w:val="26"/>
+          <w:szCs w:val="26"/>
+        </w:rPr>
+        <w:t xml:space="preserve">6) 장비 및 구성</w:t>
+      </w:r>
+    </w:p>
+    <w:tbl>
+      <w:tblPr>
+        <w:tblW w:type="dxa" w:w="9360"/>
+        <w:tblBorders>
+          <w:top w:val="single" w:color="auto" w:sz="4"/>
+          <w:left w:val="single" w:color="auto" w:sz="4"/>
+          <w:bottom w:val="single" w:color="auto" w:sz="4"/>
+          <w:right w:val="single" w:color="auto" w:sz="4"/>
+          <w:insideH w:val="single" w:color="auto" w:sz="4"/>
+          <w:insideV w:val="single" w:color="auto" w:sz="4"/>
+        </w:tblBorders>
+      </w:tblPr>
+      <w:tblGrid>
+        <w:gridCol w:w="2200"/>
+        <w:gridCol w:w="3000"/>
+        <w:gridCol w:w="4160"/>
+      </w:tblGrid>
+      <w:tr>
+        <w:trPr>
+          <w:tblHeader/>
+        </w:trPr>
+        <w:tc>
+          <w:tcPr>
+            <w:tcW w:type="dxa" w:w="2200"/>
+            <w:tcBorders>
+              <w:top w:val="single" w:color="000000" w:sz="6"/>
+              <w:left w:val="single" w:color="000000" w:sz="6"/>
+              <w:bottom w:val="single" w:color="000000" w:sz="6"/>
+              <w:right w:val="single" w:color="000000" w:sz="6"/>
+            </w:tcBorders>
+            <w:shd w:fill="E7E6E6" w:color="auto" w:val="clear"/>
+            <w:tcMar>
+              <w:top w:type="dxa" w:w="60"/>
+              <w:left w:type="dxa" w:w="90"/>
+              <w:bottom w:type="dxa" w:w="60"/>
+              <w:right w:type="dxa" w:w="90"/>
+            </w:tcMar>
+          </w:tcPr>
+          <w:p>
+            <w:pPr>
+              <w:jc w:val="center"/>
+            </w:pPr>
+            <w:r>
+              <w:rPr>
+                <w:rFonts w:ascii="Malgun Gothic" w:cs="Malgun Gothic" w:eastAsia="Malgun Gothic" w:hAnsi="Malgun Gothic"/>
+                <w:b/>
+                <w:bCs/>
+                <w:sz w:val="20"/>
+                <w:szCs w:val="20"/>
+              </w:rPr>
+              <w:t xml:space="preserve">장비 사진</w:t>
+            </w:r>
+          </w:p>
         </w:tc>
         <w:tc>
           <w:tcPr>
@@ -5399,24 +4290,27 @@
               <w:bottom w:val="single" w:color="000000" w:sz="6"/>
               <w:right w:val="single" w:color="000000" w:sz="6"/>
             </w:tcBorders>
-            <w:tcMar>
-              <w:top w:type="dxa" w:w="60"/>
-              <w:left w:type="dxa" w:w="90"/>
-              <w:bottom w:type="dxa" w:w="60"/>
-              <w:right w:type="dxa" w:w="90"/>
-            </w:tcMar>
-          </w:tcPr>
-          <w:p>
-            <w:pPr>
-              <w:jc w:val="left"/>
-            </w:pPr>
-            <w:r>
-              <w:rPr>
-                <w:rFonts w:ascii="Malgun Gothic" w:cs="Malgun Gothic" w:eastAsia="Malgun Gothic" w:hAnsi="Malgun Gothic"/>
-                <w:sz w:val="20"/>
-                <w:szCs w:val="20"/>
-              </w:rPr>
-              <w:t xml:space="preserve">방수 실리콘 (TYTAN FIX2)</w:t>
+            <w:shd w:fill="E7E6E6" w:color="auto" w:val="clear"/>
+            <w:tcMar>
+              <w:top w:type="dxa" w:w="60"/>
+              <w:left w:type="dxa" w:w="90"/>
+              <w:bottom w:type="dxa" w:w="60"/>
+              <w:right w:type="dxa" w:w="90"/>
+            </w:tcMar>
+          </w:tcPr>
+          <w:p>
+            <w:pPr>
+              <w:jc w:val="center"/>
+            </w:pPr>
+            <w:r>
+              <w:rPr>
+                <w:rFonts w:ascii="Malgun Gothic" w:cs="Malgun Gothic" w:eastAsia="Malgun Gothic" w:hAnsi="Malgun Gothic"/>
+                <w:b/>
+                <w:bCs/>
+                <w:sz w:val="20"/>
+                <w:szCs w:val="20"/>
+              </w:rPr>
+              <w:t xml:space="preserve">장비명</w:t>
             </w:r>
           </w:p>
         </w:tc>
@@ -5429,24 +4323,27 @@
               <w:bottom w:val="single" w:color="000000" w:sz="6"/>
               <w:right w:val="single" w:color="000000" w:sz="6"/>
             </w:tcBorders>
-            <w:tcMar>
-              <w:top w:type="dxa" w:w="60"/>
-              <w:left w:type="dxa" w:w="90"/>
-              <w:bottom w:type="dxa" w:w="60"/>
-              <w:right w:type="dxa" w:w="90"/>
-            </w:tcMar>
-          </w:tcPr>
-          <w:p>
-            <w:pPr>
-              <w:jc w:val="left"/>
-            </w:pPr>
-            <w:r>
-              <w:rPr>
-                <w:rFonts w:ascii="Malgun Gothic" w:cs="Malgun Gothic" w:eastAsia="Malgun Gothic" w:hAnsi="Malgun Gothic"/>
-                <w:sz w:val="20"/>
-                <w:szCs w:val="20"/>
-              </w:rPr>
-              <w:t xml:space="preserve">관통부·결합부 마감</w:t>
+            <w:shd w:fill="E7E6E6" w:color="auto" w:val="clear"/>
+            <w:tcMar>
+              <w:top w:type="dxa" w:w="60"/>
+              <w:left w:type="dxa" w:w="90"/>
+              <w:bottom w:type="dxa" w:w="60"/>
+              <w:right w:type="dxa" w:w="90"/>
+            </w:tcMar>
+          </w:tcPr>
+          <w:p>
+            <w:pPr>
+              <w:jc w:val="center"/>
+            </w:pPr>
+            <w:r>
+              <w:rPr>
+                <w:rFonts w:ascii="Malgun Gothic" w:cs="Malgun Gothic" w:eastAsia="Malgun Gothic" w:hAnsi="Malgun Gothic"/>
+                <w:b/>
+                <w:bCs/>
+                <w:sz w:val="20"/>
+                <w:szCs w:val="20"/>
+              </w:rPr>
+              <w:t xml:space="preserve">용도</w:t>
             </w:r>
           </w:p>
         </w:tc>
@@ -5475,7 +4372,7 @@
             <w:r>
               <w:drawing>
                 <wp:inline distT="0" distB="0" distL="0" distR="0">
-                  <wp:extent cx="733425" cy="952500"/>
+                  <wp:extent cx="952500" cy="952500"/>
                   <wp:effectExtent t="0" r="0" b="0" l="0"/>
                   <wp:docPr id="10" name=""/>
                   <wp:cNvGraphicFramePr>
@@ -5500,7 +4397,7 @@
                         <pic:spPr bwMode="auto">
                           <a:xfrm>
                             <a:off x="0" y="0"/>
-                            <a:ext cx="733425" cy="952500"/>
+                            <a:ext cx="952500" cy="952500"/>
                           </a:xfrm>
                           <a:prstGeom prst="rect">
                             <a:avLst/>
@@ -5540,7 +4437,7 @@
                 <w:sz w:val="20"/>
                 <w:szCs w:val="20"/>
               </w:rPr>
-              <w:t xml:space="preserve">방수 컨트롤 박스 400×300×200</w:t>
+              <w:t xml:space="preserve">PLA+ 필라멘트 (마스트 PETG/ASA)</w:t>
             </w:r>
           </w:p>
         </w:tc>
@@ -5570,7 +4467,7 @@
                 <w:sz w:val="20"/>
                 <w:szCs w:val="20"/>
               </w:rPr>
-              <w:t xml:space="preserve">전장품 수납</w:t>
+              <w:t xml:space="preserve">선체 몰드 제작의 주 재료</w:t>
             </w:r>
           </w:p>
         </w:tc>
@@ -5599,7 +4496,7 @@
             <w:r>
               <w:drawing>
                 <wp:inline distT="0" distB="0" distL="0" distR="0">
-                  <wp:extent cx="904875" cy="952500"/>
+                  <wp:extent cx="1000125" cy="952500"/>
                   <wp:effectExtent t="0" r="0" b="0" l="0"/>
                   <wp:docPr id="11" name=""/>
                   <wp:cNvGraphicFramePr>
@@ -5624,7 +4521,7 @@
                         <pic:spPr bwMode="auto">
                           <a:xfrm>
                             <a:off x="0" y="0"/>
-                            <a:ext cx="904875" cy="952500"/>
+                            <a:ext cx="1000125" cy="952500"/>
                           </a:xfrm>
                           <a:prstGeom prst="rect">
                             <a:avLst/>
@@ -5664,7 +4561,7 @@
                 <w:sz w:val="20"/>
                 <w:szCs w:val="20"/>
               </w:rPr>
-              <w:t xml:space="preserve">방수제(노루페인트)</w:t>
+              <w:t xml:space="preserve">카본섬유</w:t>
             </w:r>
           </w:p>
         </w:tc>
@@ -5694,7 +4591,7 @@
                 <w:sz w:val="20"/>
                 <w:szCs w:val="20"/>
               </w:rPr>
-              <w:t xml:space="preserve">선체 제작 후 마무리로 외벽 방수 처리</w:t>
+              <w:t xml:space="preserve">선체 적층·보강</w:t>
             </w:r>
           </w:p>
         </w:tc>
@@ -5723,7 +4620,7 @@
             <w:r>
               <w:drawing>
                 <wp:inline distT="0" distB="0" distL="0" distR="0">
-                  <wp:extent cx="1143000" cy="552450"/>
+                  <wp:extent cx="800100" cy="952500"/>
                   <wp:effectExtent t="0" r="0" b="0" l="0"/>
                   <wp:docPr id="12" name=""/>
                   <wp:cNvGraphicFramePr>
@@ -5748,6 +4645,378 @@
                         <pic:spPr bwMode="auto">
                           <a:xfrm>
                             <a:off x="0" y="0"/>
+                            <a:ext cx="800100" cy="952500"/>
+                          </a:xfrm>
+                          <a:prstGeom prst="rect">
+                            <a:avLst/>
+                          </a:prstGeom>
+                        </pic:spPr>
+                      </pic:pic>
+                    </a:graphicData>
+                  </a:graphic>
+                </wp:inline>
+              </w:drawing>
+            </w:r>
+          </w:p>
+        </w:tc>
+        <w:tc>
+          <w:tcPr>
+            <w:tcW w:type="dxa" w:w="3000"/>
+            <w:tcBorders>
+              <w:top w:val="single" w:color="000000" w:sz="6"/>
+              <w:left w:val="single" w:color="000000" w:sz="6"/>
+              <w:bottom w:val="single" w:color="000000" w:sz="6"/>
+              <w:right w:val="single" w:color="000000" w:sz="6"/>
+            </w:tcBorders>
+            <w:tcMar>
+              <w:top w:type="dxa" w:w="60"/>
+              <w:left w:type="dxa" w:w="90"/>
+              <w:bottom w:type="dxa" w:w="60"/>
+              <w:right w:type="dxa" w:w="90"/>
+            </w:tcMar>
+          </w:tcPr>
+          <w:p>
+            <w:pPr>
+              <w:jc w:val="left"/>
+            </w:pPr>
+            <w:r>
+              <w:rPr>
+                <w:rFonts w:ascii="Malgun Gothic" w:cs="Malgun Gothic" w:eastAsia="Malgun Gothic" w:hAnsi="Malgun Gothic"/>
+                <w:sz w:val="20"/>
+                <w:szCs w:val="20"/>
+              </w:rPr>
+              <w:t xml:space="preserve">방수 실리콘 (TYTAN FIX2)</w:t>
+            </w:r>
+          </w:p>
+        </w:tc>
+        <w:tc>
+          <w:tcPr>
+            <w:tcW w:type="dxa" w:w="4160"/>
+            <w:tcBorders>
+              <w:top w:val="single" w:color="000000" w:sz="6"/>
+              <w:left w:val="single" w:color="000000" w:sz="6"/>
+              <w:bottom w:val="single" w:color="000000" w:sz="6"/>
+              <w:right w:val="single" w:color="000000" w:sz="6"/>
+            </w:tcBorders>
+            <w:tcMar>
+              <w:top w:type="dxa" w:w="60"/>
+              <w:left w:type="dxa" w:w="90"/>
+              <w:bottom w:type="dxa" w:w="60"/>
+              <w:right w:type="dxa" w:w="90"/>
+            </w:tcMar>
+          </w:tcPr>
+          <w:p>
+            <w:pPr>
+              <w:jc w:val="left"/>
+            </w:pPr>
+            <w:r>
+              <w:rPr>
+                <w:rFonts w:ascii="Malgun Gothic" w:cs="Malgun Gothic" w:eastAsia="Malgun Gothic" w:hAnsi="Malgun Gothic"/>
+                <w:sz w:val="20"/>
+                <w:szCs w:val="20"/>
+              </w:rPr>
+              <w:t xml:space="preserve">관통부·결합부 마감</w:t>
+            </w:r>
+          </w:p>
+        </w:tc>
+      </w:tr>
+      <w:tr>
+        <w:tc>
+          <w:tcPr>
+            <w:tcW w:type="dxa" w:w="2200"/>
+            <w:tcBorders>
+              <w:top w:val="single" w:color="000000" w:sz="6"/>
+              <w:left w:val="single" w:color="000000" w:sz="6"/>
+              <w:bottom w:val="single" w:color="000000" w:sz="6"/>
+              <w:right w:val="single" w:color="000000" w:sz="6"/>
+            </w:tcBorders>
+            <w:tcMar>
+              <w:top w:type="dxa" w:w="60"/>
+              <w:left w:type="dxa" w:w="90"/>
+              <w:bottom w:type="dxa" w:w="60"/>
+              <w:right w:type="dxa" w:w="90"/>
+            </w:tcMar>
+          </w:tcPr>
+          <w:p>
+            <w:pPr>
+              <w:jc w:val="center"/>
+            </w:pPr>
+            <w:r>
+              <w:drawing>
+                <wp:inline distT="0" distB="0" distL="0" distR="0">
+                  <wp:extent cx="733425" cy="952500"/>
+                  <wp:effectExtent t="0" r="0" b="0" l="0"/>
+                  <wp:docPr id="13" name=""/>
+                  <wp:cNvGraphicFramePr>
+                    <a:graphicFrameLocks xmlns:a="http://schemas.openxmlformats.org/drawingml/2006/main" noChangeAspect="1"/>
+                  </wp:cNvGraphicFramePr>
+                  <a:graphic xmlns:a="http://schemas.openxmlformats.org/drawingml/2006/main">
+                    <a:graphicData uri="http://schemas.openxmlformats.org/drawingml/2006/picture">
+                      <pic:pic xmlns:pic="http://schemas.openxmlformats.org/drawingml/2006/picture">
+                        <pic:nvPicPr>
+                          <pic:cNvPr id="0" name="" descr=""/>
+                          <pic:cNvPicPr>
+                            <a:picLocks noChangeAspect="1" noChangeArrowheads="1"/>
+                          </pic:cNvPicPr>
+                        </pic:nvPicPr>
+                        <pic:blipFill>
+                          <a:blip r:embed="rId19" cstate="none"/>
+                          <a:srcRect/>
+                          <a:stretch>
+                            <a:fillRect/>
+                          </a:stretch>
+                        </pic:blipFill>
+                        <pic:spPr bwMode="auto">
+                          <a:xfrm>
+                            <a:off x="0" y="0"/>
+                            <a:ext cx="733425" cy="952500"/>
+                          </a:xfrm>
+                          <a:prstGeom prst="rect">
+                            <a:avLst/>
+                          </a:prstGeom>
+                        </pic:spPr>
+                      </pic:pic>
+                    </a:graphicData>
+                  </a:graphic>
+                </wp:inline>
+              </w:drawing>
+            </w:r>
+          </w:p>
+        </w:tc>
+        <w:tc>
+          <w:tcPr>
+            <w:tcW w:type="dxa" w:w="3000"/>
+            <w:tcBorders>
+              <w:top w:val="single" w:color="000000" w:sz="6"/>
+              <w:left w:val="single" w:color="000000" w:sz="6"/>
+              <w:bottom w:val="single" w:color="000000" w:sz="6"/>
+              <w:right w:val="single" w:color="000000" w:sz="6"/>
+            </w:tcBorders>
+            <w:tcMar>
+              <w:top w:type="dxa" w:w="60"/>
+              <w:left w:type="dxa" w:w="90"/>
+              <w:bottom w:type="dxa" w:w="60"/>
+              <w:right w:type="dxa" w:w="90"/>
+            </w:tcMar>
+          </w:tcPr>
+          <w:p>
+            <w:pPr>
+              <w:jc w:val="left"/>
+            </w:pPr>
+            <w:r>
+              <w:rPr>
+                <w:rFonts w:ascii="Malgun Gothic" w:cs="Malgun Gothic" w:eastAsia="Malgun Gothic" w:hAnsi="Malgun Gothic"/>
+                <w:sz w:val="20"/>
+                <w:szCs w:val="20"/>
+              </w:rPr>
+              <w:t xml:space="preserve">방수 컨트롤 박스 400×300×200</w:t>
+            </w:r>
+          </w:p>
+        </w:tc>
+        <w:tc>
+          <w:tcPr>
+            <w:tcW w:type="dxa" w:w="4160"/>
+            <w:tcBorders>
+              <w:top w:val="single" w:color="000000" w:sz="6"/>
+              <w:left w:val="single" w:color="000000" w:sz="6"/>
+              <w:bottom w:val="single" w:color="000000" w:sz="6"/>
+              <w:right w:val="single" w:color="000000" w:sz="6"/>
+            </w:tcBorders>
+            <w:tcMar>
+              <w:top w:type="dxa" w:w="60"/>
+              <w:left w:type="dxa" w:w="90"/>
+              <w:bottom w:type="dxa" w:w="60"/>
+              <w:right w:type="dxa" w:w="90"/>
+            </w:tcMar>
+          </w:tcPr>
+          <w:p>
+            <w:pPr>
+              <w:jc w:val="left"/>
+            </w:pPr>
+            <w:r>
+              <w:rPr>
+                <w:rFonts w:ascii="Malgun Gothic" w:cs="Malgun Gothic" w:eastAsia="Malgun Gothic" w:hAnsi="Malgun Gothic"/>
+                <w:sz w:val="20"/>
+                <w:szCs w:val="20"/>
+              </w:rPr>
+              <w:t xml:space="preserve">전장품 수납</w:t>
+            </w:r>
+          </w:p>
+        </w:tc>
+      </w:tr>
+      <w:tr>
+        <w:tc>
+          <w:tcPr>
+            <w:tcW w:type="dxa" w:w="2200"/>
+            <w:tcBorders>
+              <w:top w:val="single" w:color="000000" w:sz="6"/>
+              <w:left w:val="single" w:color="000000" w:sz="6"/>
+              <w:bottom w:val="single" w:color="000000" w:sz="6"/>
+              <w:right w:val="single" w:color="000000" w:sz="6"/>
+            </w:tcBorders>
+            <w:tcMar>
+              <w:top w:type="dxa" w:w="60"/>
+              <w:left w:type="dxa" w:w="90"/>
+              <w:bottom w:type="dxa" w:w="60"/>
+              <w:right w:type="dxa" w:w="90"/>
+            </w:tcMar>
+          </w:tcPr>
+          <w:p>
+            <w:pPr>
+              <w:jc w:val="center"/>
+            </w:pPr>
+            <w:r>
+              <w:drawing>
+                <wp:inline distT="0" distB="0" distL="0" distR="0">
+                  <wp:extent cx="904875" cy="952500"/>
+                  <wp:effectExtent t="0" r="0" b="0" l="0"/>
+                  <wp:docPr id="14" name=""/>
+                  <wp:cNvGraphicFramePr>
+                    <a:graphicFrameLocks xmlns:a="http://schemas.openxmlformats.org/drawingml/2006/main" noChangeAspect="1"/>
+                  </wp:cNvGraphicFramePr>
+                  <a:graphic xmlns:a="http://schemas.openxmlformats.org/drawingml/2006/main">
+                    <a:graphicData uri="http://schemas.openxmlformats.org/drawingml/2006/picture">
+                      <pic:pic xmlns:pic="http://schemas.openxmlformats.org/drawingml/2006/picture">
+                        <pic:nvPicPr>
+                          <pic:cNvPr id="0" name="" descr=""/>
+                          <pic:cNvPicPr>
+                            <a:picLocks noChangeAspect="1" noChangeArrowheads="1"/>
+                          </pic:cNvPicPr>
+                        </pic:nvPicPr>
+                        <pic:blipFill>
+                          <a:blip r:embed="rId20" cstate="none"/>
+                          <a:srcRect/>
+                          <a:stretch>
+                            <a:fillRect/>
+                          </a:stretch>
+                        </pic:blipFill>
+                        <pic:spPr bwMode="auto">
+                          <a:xfrm>
+                            <a:off x="0" y="0"/>
+                            <a:ext cx="904875" cy="952500"/>
+                          </a:xfrm>
+                          <a:prstGeom prst="rect">
+                            <a:avLst/>
+                          </a:prstGeom>
+                        </pic:spPr>
+                      </pic:pic>
+                    </a:graphicData>
+                  </a:graphic>
+                </wp:inline>
+              </w:drawing>
+            </w:r>
+          </w:p>
+        </w:tc>
+        <w:tc>
+          <w:tcPr>
+            <w:tcW w:type="dxa" w:w="3000"/>
+            <w:tcBorders>
+              <w:top w:val="single" w:color="000000" w:sz="6"/>
+              <w:left w:val="single" w:color="000000" w:sz="6"/>
+              <w:bottom w:val="single" w:color="000000" w:sz="6"/>
+              <w:right w:val="single" w:color="000000" w:sz="6"/>
+            </w:tcBorders>
+            <w:tcMar>
+              <w:top w:type="dxa" w:w="60"/>
+              <w:left w:type="dxa" w:w="90"/>
+              <w:bottom w:type="dxa" w:w="60"/>
+              <w:right w:type="dxa" w:w="90"/>
+            </w:tcMar>
+          </w:tcPr>
+          <w:p>
+            <w:pPr>
+              <w:jc w:val="left"/>
+            </w:pPr>
+            <w:r>
+              <w:rPr>
+                <w:rFonts w:ascii="Malgun Gothic" w:cs="Malgun Gothic" w:eastAsia="Malgun Gothic" w:hAnsi="Malgun Gothic"/>
+                <w:sz w:val="20"/>
+                <w:szCs w:val="20"/>
+              </w:rPr>
+              <w:t xml:space="preserve">방수제(노루페인트)</w:t>
+            </w:r>
+          </w:p>
+        </w:tc>
+        <w:tc>
+          <w:tcPr>
+            <w:tcW w:type="dxa" w:w="4160"/>
+            <w:tcBorders>
+              <w:top w:val="single" w:color="000000" w:sz="6"/>
+              <w:left w:val="single" w:color="000000" w:sz="6"/>
+              <w:bottom w:val="single" w:color="000000" w:sz="6"/>
+              <w:right w:val="single" w:color="000000" w:sz="6"/>
+            </w:tcBorders>
+            <w:tcMar>
+              <w:top w:type="dxa" w:w="60"/>
+              <w:left w:type="dxa" w:w="90"/>
+              <w:bottom w:type="dxa" w:w="60"/>
+              <w:right w:type="dxa" w:w="90"/>
+            </w:tcMar>
+          </w:tcPr>
+          <w:p>
+            <w:pPr>
+              <w:jc w:val="left"/>
+            </w:pPr>
+            <w:r>
+              <w:rPr>
+                <w:rFonts w:ascii="Malgun Gothic" w:cs="Malgun Gothic" w:eastAsia="Malgun Gothic" w:hAnsi="Malgun Gothic"/>
+                <w:sz w:val="20"/>
+                <w:szCs w:val="20"/>
+              </w:rPr>
+              <w:t xml:space="preserve">선체 제작 후 마무리로 외벽 방수 처리</w:t>
+            </w:r>
+          </w:p>
+        </w:tc>
+      </w:tr>
+      <w:tr>
+        <w:tc>
+          <w:tcPr>
+            <w:tcW w:type="dxa" w:w="2200"/>
+            <w:tcBorders>
+              <w:top w:val="single" w:color="000000" w:sz="6"/>
+              <w:left w:val="single" w:color="000000" w:sz="6"/>
+              <w:bottom w:val="single" w:color="000000" w:sz="6"/>
+              <w:right w:val="single" w:color="000000" w:sz="6"/>
+            </w:tcBorders>
+            <w:tcMar>
+              <w:top w:type="dxa" w:w="60"/>
+              <w:left w:type="dxa" w:w="90"/>
+              <w:bottom w:type="dxa" w:w="60"/>
+              <w:right w:type="dxa" w:w="90"/>
+            </w:tcMar>
+          </w:tcPr>
+          <w:p>
+            <w:pPr>
+              <w:jc w:val="center"/>
+            </w:pPr>
+            <w:r>
+              <w:drawing>
+                <wp:inline distT="0" distB="0" distL="0" distR="0">
+                  <wp:extent cx="1143000" cy="552450"/>
+                  <wp:effectExtent t="0" r="0" b="0" l="0"/>
+                  <wp:docPr id="15" name=""/>
+                  <wp:cNvGraphicFramePr>
+                    <a:graphicFrameLocks xmlns:a="http://schemas.openxmlformats.org/drawingml/2006/main" noChangeAspect="1"/>
+                  </wp:cNvGraphicFramePr>
+                  <a:graphic xmlns:a="http://schemas.openxmlformats.org/drawingml/2006/main">
+                    <a:graphicData uri="http://schemas.openxmlformats.org/drawingml/2006/picture">
+                      <pic:pic xmlns:pic="http://schemas.openxmlformats.org/drawingml/2006/picture">
+                        <pic:nvPicPr>
+                          <pic:cNvPr id="0" name="" descr=""/>
+                          <pic:cNvPicPr>
+                            <a:picLocks noChangeAspect="1" noChangeArrowheads="1"/>
+                          </pic:cNvPicPr>
+                        </pic:nvPicPr>
+                        <pic:blipFill>
+                          <a:blip r:embed="rId21" cstate="none"/>
+                          <a:srcRect/>
+                          <a:stretch>
+                            <a:fillRect/>
+                          </a:stretch>
+                        </pic:blipFill>
+                        <pic:spPr bwMode="auto">
+                          <a:xfrm>
+                            <a:off x="0" y="0"/>
                             <a:ext cx="1143000" cy="552450"/>
                           </a:xfrm>
                           <a:prstGeom prst="rect">
@@ -5894,7 +5163,7 @@
           <w:sz w:val="20"/>
           <w:szCs w:val="20"/>
         </w:rPr>
-        <w:t xml:space="preserve">선내 연산: Lenovo IdeaPad Slim 3 (Ubuntu 22.04, ROS2 Humble). 두 배가 각자 노트북·DDS 도메인을 가진다.</w:t>
+        <w:t xml:space="preserve">선내 연산: Lenovo IdeaPad Slim 3 15ABR8 (Ubuntu 22.04, ROS2 Humble). 노트북 1대가 본 선박의 ROS2 스택 전체를 돌리고, DDS 도메인을 따로 둔다.</w:t>
       </w:r>
     </w:p>
     <w:p>
@@ -5982,7 +5251,7 @@
           <w:sz w:val="20"/>
           <w:szCs w:val="20"/>
         </w:rPr>
-        <w:t xml:space="preserve">배 구분: 두 배는 같은 코드·같은 대회 launch 를 쓰고, 배마다 다른 값은 launch 인자 두 개로 고른다. </w:t>
+        <w:t xml:space="preserve">실행 인자: 본 선박은 </w:t>
       </w:r>
       <w:r>
         <w:rPr>
@@ -5990,15 +5259,15 @@
           <w:sz w:val="18"/>
           <w:szCs w:val="18"/>
         </w:rPr>
-        <w:t xml:space="preserve">boat:=A|B</w:t>
-      </w:r>
-      <w:r>
-        <w:rPr>
-          <w:rFonts w:ascii="Malgun Gothic" w:cs="Malgun Gothic" w:eastAsia="Malgun Gothic" w:hAnsi="Malgun Gothic"/>
-          <w:sz w:val="20"/>
-          <w:szCs w:val="20"/>
-        </w:rPr>
-        <w:t xml:space="preserve"> 는 기본값이 없는 필수 인자로 IMU 장착값 파일 </w:t>
+        <w:t xml:space="preserve">ros2 launch launch_files launch_files.launch.py boat:=B</w:t>
+      </w:r>
+      <w:r>
+        <w:rPr>
+          <w:rFonts w:ascii="Malgun Gothic" w:cs="Malgun Gothic" w:eastAsia="Malgun Gothic" w:hAnsi="Malgun Gothic"/>
+          <w:sz w:val="20"/>
+          <w:szCs w:val="20"/>
+        </w:rPr>
+        <w:t xml:space="preserve"> 로 띄운다. </w:t>
       </w:r>
       <w:r>
         <w:rPr>
@@ -6006,15 +5275,15 @@
           <w:sz w:val="18"/>
           <w:szCs w:val="18"/>
         </w:rPr>
-        <w:t xml:space="preserve">ssf_heading_&lt;boat&gt;.yaml</w:t>
-      </w:r>
-      <w:r>
-        <w:rPr>
-          <w:rFonts w:ascii="Malgun Gothic" w:cs="Malgun Gothic" w:eastAsia="Malgun Gothic" w:hAnsi="Malgun Gothic"/>
-          <w:sz w:val="20"/>
-          <w:szCs w:val="20"/>
-        </w:rPr>
-        <w:t xml:space="preserve"> 을 고르고, </w:t>
+        <w:t xml:space="preserve">boat</w:t>
+      </w:r>
+      <w:r>
+        <w:rPr>
+          <w:rFonts w:ascii="Malgun Gothic" w:cs="Malgun Gothic" w:eastAsia="Malgun Gothic" w:hAnsi="Malgun Gothic"/>
+          <w:sz w:val="20"/>
+          <w:szCs w:val="20"/>
+        </w:rPr>
+        <w:t xml:space="preserve"> 는 기본값이 없는 필수 인자로 IMU 장착값 파일 </w:t>
       </w:r>
       <w:r>
         <w:rPr>
@@ -6022,15 +5291,15 @@
           <w:sz w:val="18"/>
           <w:szCs w:val="18"/>
         </w:rPr>
-        <w:t xml:space="preserve">gps_config</w:t>
-      </w:r>
-      <w:r>
-        <w:rPr>
-          <w:rFonts w:ascii="Malgun Gothic" w:cs="Malgun Gothic" w:eastAsia="Malgun Gothic" w:hAnsi="Malgun Gothic"/>
-          <w:sz w:val="20"/>
-          <w:szCs w:val="20"/>
-        </w:rPr>
-        <w:t xml:space="preserve"> 는 수신기 설정 파일을 고른다. 2번배는 </w:t>
+        <w:t xml:space="preserve">ssf_heading_B.yaml</w:t>
+      </w:r>
+      <w:r>
+        <w:rPr>
+          <w:rFonts w:ascii="Malgun Gothic" w:cs="Malgun Gothic" w:eastAsia="Malgun Gothic" w:hAnsi="Malgun Gothic"/>
+          <w:sz w:val="20"/>
+          <w:szCs w:val="20"/>
+        </w:rPr>
+        <w:t xml:space="preserve"> 을 고르고, </w:t>
       </w:r>
       <w:r>
         <w:rPr>
@@ -6038,15 +5307,15 @@
           <w:sz w:val="18"/>
           <w:szCs w:val="18"/>
         </w:rPr>
-        <w:t xml:space="preserve">ros2 launch launch_files launch_files.launch.py boat:=B</w:t>
-      </w:r>
-      <w:r>
-        <w:rPr>
-          <w:rFonts w:ascii="Malgun Gothic" w:cs="Malgun Gothic" w:eastAsia="Malgun Gothic" w:hAnsi="Malgun Gothic"/>
-          <w:sz w:val="20"/>
-          <w:szCs w:val="20"/>
-        </w:rPr>
-        <w:t xml:space="preserve"> 로 띄우고, 수신기 설정은 ⚠️ 수신기 확정 후(M8P 면 c94_m8p_rover.yaml) 이다. </w:t>
+        <w:t xml:space="preserve">gps_config</w:t>
+      </w:r>
+      <w:r>
+        <w:rPr>
+          <w:rFonts w:ascii="Malgun Gothic" w:cs="Malgun Gothic" w:eastAsia="Malgun Gothic" w:hAnsi="Malgun Gothic"/>
+          <w:sz w:val="20"/>
+          <w:szCs w:val="20"/>
+        </w:rPr>
+        <w:t xml:space="preserve"> 는 수신기 설정 파일을 고르며 본 선박은 ⚠️ 수신기 확정 후(M8P 면 c94_m8p_rover.yaml) 이다. </w:t>
       </w:r>
       <w:r>
         <w:rPr>
@@ -6054,54 +5323,6 @@
           <w:sz w:val="18"/>
           <w:szCs w:val="18"/>
         </w:rPr>
-        <w:t xml:space="preserve">gps_config</w:t>
-      </w:r>
-      <w:r>
-        <w:rPr>
-          <w:rFonts w:ascii="Malgun Gothic" w:cs="Malgun Gothic" w:eastAsia="Malgun Gothic" w:hAnsi="Malgun Gothic"/>
-          <w:sz w:val="20"/>
-          <w:szCs w:val="20"/>
-        </w:rPr>
-        <w:t xml:space="preserve"> 기본값은 </w:t>
-      </w:r>
-      <w:r>
-        <w:rPr>
-          <w:rFonts w:ascii="Consolas" w:cs="Consolas" w:eastAsia="Consolas" w:hAnsi="Consolas"/>
-          <w:sz w:val="18"/>
-          <w:szCs w:val="18"/>
-        </w:rPr>
-        <w:t xml:space="preserve">zed_f9p_rover.yaml</w:t>
-      </w:r>
-      <w:r>
-        <w:rPr>
-          <w:rFonts w:ascii="Malgun Gothic" w:cs="Malgun Gothic" w:eastAsia="Malgun Gothic" w:hAnsi="Malgun Gothic"/>
-          <w:sz w:val="20"/>
-          <w:szCs w:val="20"/>
-        </w:rPr>
-        <w:t xml:space="preserve"> 이고 C94-M8P 를 다는 배는 </w:t>
-      </w:r>
-      <w:r>
-        <w:rPr>
-          <w:rFonts w:ascii="Consolas" w:cs="Consolas" w:eastAsia="Consolas" w:hAnsi="Consolas"/>
-          <w:sz w:val="18"/>
-          <w:szCs w:val="18"/>
-        </w:rPr>
-        <w:t xml:space="preserve">gps_config:=c94_m8p_rover.yaml</w:t>
-      </w:r>
-      <w:r>
-        <w:rPr>
-          <w:rFonts w:ascii="Malgun Gothic" w:cs="Malgun Gothic" w:eastAsia="Malgun Gothic" w:hAnsi="Malgun Gothic"/>
-          <w:sz w:val="20"/>
-          <w:szCs w:val="20"/>
-        </w:rPr>
-        <w:t xml:space="preserve"> 을 붙인다. </w:t>
-      </w:r>
-      <w:r>
-        <w:rPr>
-          <w:rFonts w:ascii="Consolas" w:cs="Consolas" w:eastAsia="Consolas" w:hAnsi="Consolas"/>
-          <w:sz w:val="18"/>
-          <w:szCs w:val="18"/>
-        </w:rPr>
         <w:t xml:space="preserve">boat</w:t>
       </w:r>
       <w:r>
@@ -6110,7 +5331,7 @@
           <w:sz w:val="20"/>
           <w:szCs w:val="20"/>
         </w:rPr>
-        <w:t xml:space="preserve"> 가 빠지거나 A/B 가 아니면 launch 가 거부되고, 배별 파일이 없으면 어떤 노드도 띄우기 전에 launch 전체를 세운다.</w:t>
+        <w:t xml:space="preserve"> 가 빠지거나 잘못되면 launch 가 거부되고, 장착값 파일이 없으면 어떤 노드도 띄우기 전에 launch 전체를 세운다.</w:t>
       </w:r>
     </w:p>
     <w:p>
@@ -7104,7 +6325,7 @@
           <wp:inline distT="0" distB="0" distL="0" distR="0">
             <wp:extent cx="5334000" cy="3590925"/>
             <wp:effectExtent t="0" r="0" b="0" l="0"/>
-            <wp:docPr id="13" name=""/>
+            <wp:docPr id="16" name=""/>
             <wp:cNvGraphicFramePr>
               <a:graphicFrameLocks xmlns:a="http://schemas.openxmlformats.org/drawingml/2006/main" noChangeAspect="1"/>
             </wp:cNvGraphicFramePr>
@@ -7118,7 +6339,7 @@
                     </pic:cNvPicPr>
                   </pic:nvPicPr>
                   <pic:blipFill>
-                    <a:blip r:embed="rId19" cstate="none"/>
+                    <a:blip r:embed="rId22" cstate="none"/>
                     <a:srcRect/>
                     <a:stretch>
                       <a:fillRect/>
@@ -7370,7 +6591,7 @@
                 <w:sz w:val="20"/>
                 <w:szCs w:val="20"/>
               </w:rPr>
-              <w:t xml:space="preserve">장애물·부표 거리, 갭 탐색, 감속 신호, 지오펜스 병합, 센서 감시. Sensitivity 모드, 25 m. 회전수·각분해능이 개체마다 달라 셀 수에 기대는 값은 배별로 다르게 동작한다</w:t>
+              <w:t xml:space="preserve">장애물·부표 거리, 갭 탐색, 감속 신호, 지오펜스 병합, 센서 감시. Sensitivity 모드, 25 m. 회전수·각분해능이 개체마다 달라 셀 수에 기대는 값은 개체에 따라 다르게 동작한다</w:t>
             </w:r>
           </w:p>
         </w:tc>
@@ -7629,7 +6850,7 @@
                 <w:sz w:val="20"/>
                 <w:szCs w:val="20"/>
               </w:rPr>
-              <w:t xml:space="preserve"> 마스트 꼭대기에서 부표·도크 표식의 색·형상 방위각을 낸다. 배당 1대. PoE 인젝터 도착 전까지는 D455 가 임시로 같은 검출기 입력을 맡고, 교체하는 날 </w:t>
+              <w:t xml:space="preserve"> 마스트 꼭대기에서 부표·도크 표식의 색·형상 방위각을 낸다. 1대 탑재. PoE 인젝터 도착 전까지는 D455 가 임시로 같은 검출기 입력을 맡고, 교체하는 날 </w:t>
             </w:r>
             <w:r>
               <w:rPr>
@@ -7661,7 +6882,7 @@
                 <w:sz w:val="20"/>
                 <w:szCs w:val="20"/>
               </w:rPr>
-              <w:t xml:space="preserve">(camera_info 실측)만 바꾼다. 10-31 1번배에서 연결·화각·각도를 실측했다(Ⅲ-6.2)</w:t>
+              <w:t xml:space="preserve">(camera_info 실측)만 바꾼다. 10-31 동일 사양 부품 기준으로 연결·화각·각도를 실측했다(Ⅲ-6.2)</w:t>
             </w:r>
           </w:p>
         </w:tc>
@@ -8560,15 +7781,15 @@
           <w:sz w:val="20"/>
           <w:szCs w:val="20"/>
         </w:rPr>
-        <w:t xml:space="preserve">배별 장착값.</w:t>
-      </w:r>
-      <w:r>
-        <w:rPr>
-          <w:rFonts w:ascii="Malgun Gothic" w:cs="Malgun Gothic" w:eastAsia="Malgun Gothic" w:hAnsi="Malgun Gothic"/>
-          <w:sz w:val="20"/>
-          <w:szCs w:val="20"/>
-        </w:rPr>
-        <w:t xml:space="preserve"> 배마다 다른 값은 </w:t>
+        <w:t xml:space="preserve">본 선박 장착값.</w:t>
+      </w:r>
+      <w:r>
+        <w:rPr>
+          <w:rFonts w:ascii="Malgun Gothic" w:cs="Malgun Gothic" w:eastAsia="Malgun Gothic" w:hAnsi="Malgun Gothic"/>
+          <w:sz w:val="20"/>
+          <w:szCs w:val="20"/>
+        </w:rPr>
+        <w:t xml:space="preserve"> 선박 고유 값은 </w:t>
       </w:r>
       <w:r>
         <w:rPr>
@@ -8616,7 +7837,7 @@
           <w:sz w:val="20"/>
           <w:szCs w:val="20"/>
         </w:rPr>
-        <w:t xml:space="preserve"> 에 둔다. launch 는 공통 → 배별 순서로 넘겨 뒤 파일 값이 이기고, 벤치 실행도 같은 </w:t>
+        <w:t xml:space="preserve"> 에 둔다. launch 는 공통 → 선박 파일 순서로 넘겨 뒤 파일 값이 이기고, 벤치 실행도 같은 </w:t>
       </w:r>
       <w:r>
         <w:rPr>
@@ -8632,7 +7853,7 @@
           <w:sz w:val="20"/>
           <w:szCs w:val="20"/>
         </w:rPr>
-        <w:t xml:space="preserve"> 인자를 요구한다. 배별 파일에 두 키 외의 값(안전 스위치 등)이 들어가거나 </w:t>
+        <w:t xml:space="preserve"> 인자를 요구한다. 선박 파일에 두 키 외의 값(안전 스위치 등)이 들어가거나 </w:t>
       </w:r>
       <w:r>
         <w:rPr>
@@ -9002,7 +8223,7 @@
                 <w:sz w:val="20"/>
                 <w:szCs w:val="20"/>
               </w:rPr>
-              <w:t xml:space="preserve"> (배별)</w:t>
+              <w:t xml:space="preserve"> (선박 고유)</w:t>
             </w:r>
           </w:p>
         </w:tc>
@@ -9050,14 +8271,6 @@
             </w:tcMar>
           </w:tcPr>
           <w:p>
-            <w:r>
-              <w:rPr>
-                <w:rFonts w:ascii="Malgun Gothic" w:cs="Malgun Gothic" w:eastAsia="Malgun Gothic" w:hAnsi="Malgun Gothic"/>
-                <w:sz w:val="20"/>
-                <w:szCs w:val="20"/>
-              </w:rPr>
-              <w:t xml:space="preserve">배별 파일 </w:t>
-            </w:r>
             <w:r>
               <w:rPr>
                 <w:rFonts w:ascii="Consolas" w:cs="Consolas" w:eastAsia="Consolas" w:hAnsi="Consolas"/>
@@ -10310,7 +9523,7 @@
           <w:sz w:val="20"/>
           <w:szCs w:val="20"/>
         </w:rPr>
-        <w:t xml:space="preserve"> 는 수신기 드라이버보다 2.0 s 늦게 뜨고, 계정은 저장소 밖(~/.ssf/) 파일에서 읽는다. 파일이 없으면 예외 없이 그 노드만 생략한다 — 예외가 나면 메인 launch 전체가 내려가기 때문이다. 세션이 끊기면 5 s 간격 최대 10회 재연결한다. 외부 드라이버는 설정만 바꿨다: 두 배 해상 모델 </w:t>
+        <w:t xml:space="preserve"> 는 수신기 드라이버보다 2.0 s 늦게 뜨고, 계정은 저장소 밖(~/.ssf/) 파일에서 읽는다. 파일이 없으면 예외 없이 그 노드만 생략한다 — 예외가 나면 메인 launch 전체가 내려가기 때문이다. 세션이 끊기면 5 s 간격 최대 10회 재연결한다. 외부 드라이버는 설정만 바꿨다: 해상 모델 </w:t>
       </w:r>
       <w:r>
         <w:rPr>
@@ -14536,7 +13749,7 @@
           <w:sz w:val="20"/>
           <w:szCs w:val="20"/>
         </w:rPr>
-        <w:t xml:space="preserve">OAK 화각 실측(10-31, 1번배).</w:t>
+        <w:t xml:space="preserve">OAK 화각 실측(10-31, 동일 사양 부품).</w:t>
       </w:r>
       <w:r>
         <w:rPr>
@@ -14625,7 +13838,7 @@
           <wp:inline distT="0" distB="0" distL="0" distR="0">
             <wp:extent cx="5334000" cy="1752600"/>
             <wp:effectExtent t="0" r="0" b="0" l="0"/>
-            <wp:docPr id="14" name=""/>
+            <wp:docPr id="17" name=""/>
             <wp:cNvGraphicFramePr>
               <a:graphicFrameLocks xmlns:a="http://schemas.openxmlformats.org/drawingml/2006/main" noChangeAspect="1"/>
             </wp:cNvGraphicFramePr>
@@ -14639,7 +13852,7 @@
                     </pic:cNvPicPr>
                   </pic:nvPicPr>
                   <pic:blipFill>
-                    <a:blip r:embed="rId20" cstate="none"/>
+                    <a:blip r:embed="rId23" cstate="none"/>
                     <a:srcRect/>
                     <a:stretch>
                       <a:fillRect/>
@@ -14752,7 +13965,7 @@
           <wp:inline distT="0" distB="0" distL="0" distR="0">
             <wp:extent cx="5334000" cy="3448050"/>
             <wp:effectExtent t="0" r="0" b="0" l="0"/>
-            <wp:docPr id="15" name=""/>
+            <wp:docPr id="18" name=""/>
             <wp:cNvGraphicFramePr>
               <a:graphicFrameLocks xmlns:a="http://schemas.openxmlformats.org/drawingml/2006/main" noChangeAspect="1"/>
             </wp:cNvGraphicFramePr>
@@ -14766,7 +13979,7 @@
                     </pic:cNvPicPr>
                   </pic:nvPicPr>
                   <pic:blipFill>
-                    <a:blip r:embed="rId21" cstate="none"/>
+                    <a:blip r:embed="rId24" cstate="none"/>
                     <a:srcRect/>
                     <a:stretch>
                       <a:fillRect/>
@@ -16646,7 +15859,7 @@
           <wp:inline distT="0" distB="0" distL="0" distR="0">
             <wp:extent cx="5334000" cy="3495675"/>
             <wp:effectExtent t="0" r="0" b="0" l="0"/>
-            <wp:docPr id="16" name=""/>
+            <wp:docPr id="19" name=""/>
             <wp:cNvGraphicFramePr>
               <a:graphicFrameLocks xmlns:a="http://schemas.openxmlformats.org/drawingml/2006/main" noChangeAspect="1"/>
             </wp:cNvGraphicFramePr>
@@ -16660,7 +15873,7 @@
                     </pic:cNvPicPr>
                   </pic:nvPicPr>
                   <pic:blipFill>
-                    <a:blip r:embed="rId22" cstate="none"/>
+                    <a:blip r:embed="rId25" cstate="none"/>
                     <a:srcRect/>
                     <a:stretch>
                       <a:fillRect/>
@@ -17648,7 +16861,7 @@
                 <w:sz w:val="20"/>
                 <w:szCs w:val="20"/>
               </w:rPr>
-              <w:t xml:space="preserve">3 이면 작은 부표를 무시한다 (두 배 공용)</w:t>
+              <w:t xml:space="preserve">3 이면 작은 부표를 무시한다</w:t>
             </w:r>
           </w:p>
         </w:tc>
@@ -18009,7 +17222,7 @@
           <wp:inline distT="0" distB="0" distL="0" distR="0">
             <wp:extent cx="5334000" cy="3876675"/>
             <wp:effectExtent t="0" r="0" b="0" l="0"/>
-            <wp:docPr id="17" name=""/>
+            <wp:docPr id="20" name=""/>
             <wp:cNvGraphicFramePr>
               <a:graphicFrameLocks xmlns:a="http://schemas.openxmlformats.org/drawingml/2006/main" noChangeAspect="1"/>
             </wp:cNvGraphicFramePr>
@@ -18023,7 +17236,7 @@
                     </pic:cNvPicPr>
                   </pic:nvPicPr>
                   <pic:blipFill>
-                    <a:blip r:embed="rId23" cstate="none"/>
+                    <a:blip r:embed="rId26" cstate="none"/>
                     <a:srcRect/>
                     <a:stretch>
                       <a:fillRect/>
@@ -20979,7 +20192,7 @@
           <w:sz w:val="20"/>
           <w:szCs w:val="20"/>
         </w:rPr>
-        <w:t xml:space="preserve">half_width 0.29 에서 clearance 별 접촉은 0.20 → 1.95, 0.25 → 1.32, 0.30 → 1.46(정체 2%), 0.35 → 정체 28%, 0.45 → 정체 50% 로, 접촉이 가장 적은 0.45 는 절반이 정체라 고르지 않았다. 작년 값 half_width 0.45 는 1.15 m 갭을 요구해 접촉 3.0 회·정체 1.5 회였다(1차 단일 시드 스윕). 최적점의 갭 요구(half_width×2 + clearance)는 0.78~0.90 m 에 모인다. 한계도 있다. 접촉 판정이 반경 half_width 원이라 측면 접촉을 못 잡고, 동역학은 가정값이며, 시간 투표·지오펜스 병합은 시뮬에 없다. 선회 중 유효 폭 W·cosθ + L·sinθ 는 1번배 치수(W 0.55, L 1.66)로 10° 에서 0.83 m, 15° 에서 0.96 m 라 갭 요구 0.83 m 는 약 10° 이내로 정렬했을 때만 맞는다(10-31 실측 폭 0.55 로 재계산) — 1 m 안팎 틈은 시뮬이 못 잡는 영역이다.</w:t>
+        <w:t xml:space="preserve">half_width 0.29 에서 clearance 별 접촉은 0.20 → 1.95, 0.25 → 1.32, 0.30 → 1.46(정체 2%), 0.35 → 정체 28%, 0.45 → 정체 50% 로, 접촉이 가장 적은 0.45 는 절반이 정체라 고르지 않았다. 작년 값 half_width 0.45 는 1.15 m 갭을 요구해 접촉 3.0 회·정체 1.5 회였다(1차 단일 시드 스윕). 최적점의 갭 요구(half_width×2 + clearance)는 0.78~0.90 m 에 모인다. 한계도 있다. 접촉 판정이 반경 half_width 원이라 측면 접촉을 못 잡고, 동역학은 가정값이며, 시간 투표·지오펜스 병합은 시뮬에 없다. 선회 중 유효 폭 W·cosθ + L·sinθ 는 2번배 치수(W 0.522, L 1.77)로 10° 에서 0.82 m, 15° 에서 0.96 m 라 갭 요구 0.83 m 는 약 10° 이내로 정렬했을 때만 맞는다(실측 폭으로 재계산) — 1 m 안팎 틈은 시뮬이 못 잡는 영역이다.</w:t>
       </w:r>
     </w:p>
     <w:p>
@@ -21018,7 +20231,7 @@
           <w:sz w:val="20"/>
           <w:szCs w:val="20"/>
         </w:rPr>
-        <w:t xml:space="preserve"> 08월 기록은 선체에 싣기 전, 10월 기록은 1번배 조립 상태(물 밖)이다. 물 위 성능을 대신하지 않는다.</w:t>
+        <w:t xml:space="preserve"> 08월 기록은 선체에 싣기 전, 10월 기록은 동일 사양 부품(허브·OAK)으로 조립한 상태(물 밖)이다. 물 위 성능을 대신하지 않는다.</w:t>
       </w:r>
     </w:p>
     <w:tbl>
@@ -21460,7 +20673,7 @@
                 <w:sz w:val="20"/>
                 <w:szCs w:val="20"/>
               </w:rPr>
-              <w:t xml:space="preserve">센서 허브 스러스터 부하 (10-28, 1번배, 물 밖)</w:t>
+              <w:t xml:space="preserve">센서 허브 스러스터 부하 (10-28, 동일 사양 부품, 물 밖)</w:t>
             </w:r>
           </w:p>
         </w:tc>
@@ -21516,7 +20729,7 @@
                 <w:sz w:val="20"/>
                 <w:szCs w:val="20"/>
               </w:rPr>
-              <w:t xml:space="preserve">배터리 A 분리 (10-28, 1번배)</w:t>
+              <w:t xml:space="preserve">배터리 A 분리 (10-28, 동일 사양 부품)</w:t>
             </w:r>
           </w:p>
         </w:tc>
@@ -21756,7 +20969,7 @@
                 <w:sz w:val="20"/>
                 <w:szCs w:val="20"/>
               </w:rPr>
-              <w:t xml:space="preserve">OAK 연결·전송 (10-31, 1번배, 벤치 PoE 어댑터 10/100)</w:t>
+              <w:t xml:space="preserve">OAK 연결·전송 (10-31, 동일 사양 부품, 벤치 PoE 어댑터 10/100)</w:t>
             </w:r>
           </w:p>
         </w:tc>
@@ -21812,7 +21025,7 @@
                 <w:sz w:val="20"/>
                 <w:szCs w:val="20"/>
               </w:rPr>
-              <w:t xml:space="preserve">센서 전부 + OAK 10분 연속 (10-31, 1번배)</w:t>
+              <w:t xml:space="preserve">센서 전부 + OAK 10분 연속 (10-31, 동일 사양 부품)</w:t>
             </w:r>
           </w:p>
         </w:tc>
@@ -21924,7 +21137,7 @@
                 <w:sz w:val="20"/>
                 <w:szCs w:val="20"/>
               </w:rPr>
-              <w:t xml:space="preserve">OAK 화각·방위각 (10-31, 1번배)</w:t>
+              <w:t xml:space="preserve">OAK 화각·방위각 (10-31, 동일 사양 부품)</w:t>
             </w:r>
           </w:p>
         </w:tc>
@@ -22158,7 +21371,7 @@
                 <w:sz w:val="20"/>
                 <w:szCs w:val="20"/>
               </w:rPr>
-              <w:t xml:space="preserve">Lenovo IdeaPad Slim 3 15IAH8</w:t>
+              <w:t xml:space="preserve">Lenovo IdeaPad Slim 3 15ABR8</w:t>
             </w:r>
           </w:p>
         </w:tc>
@@ -22185,7 +21398,7 @@
                 <w:sz w:val="20"/>
                 <w:szCs w:val="20"/>
               </w:rPr>
-              <w:t xml:space="preserve">Main Computer — 배당 1대, ROS2 Humble (두 배 각 1대)</w:t>
+              <w:t xml:space="preserve">Main Computer — ROS2 Humble</w:t>
             </w:r>
           </w:p>
         </w:tc>
@@ -22268,7 +21481,7 @@
                 <w:sz w:val="20"/>
                 <w:szCs w:val="20"/>
               </w:rPr>
-              <w:t xml:space="preserve">RC 수신·ESC 2채널·LED·비상정지 감지 (ssf_boat.ino, 두 배 동일 펌웨어)</w:t>
+              <w:t xml:space="preserve">RC 수신·ESC 2채널·LED·비상정지 감지 (ssf_boat.ino)</w:t>
             </w:r>
           </w:p>
         </w:tc>
@@ -22607,7 +21820,7 @@
           <wp:inline distT="0" distB="0" distL="0" distR="0">
             <wp:extent cx="5334000" cy="3467100"/>
             <wp:effectExtent t="0" r="0" b="0" l="0"/>
-            <wp:docPr id="18" name=""/>
+            <wp:docPr id="21" name=""/>
             <wp:cNvGraphicFramePr>
               <a:graphicFrameLocks xmlns:a="http://schemas.openxmlformats.org/drawingml/2006/main" noChangeAspect="1"/>
             </wp:cNvGraphicFramePr>
@@ -22621,7 +21834,7 @@
                     </pic:cNvPicPr>
                   </pic:nvPicPr>
                   <pic:blipFill>
-                    <a:blip r:embed="rId24" cstate="none"/>
+                    <a:blip r:embed="rId27" cstate="none"/>
                     <a:srcRect/>
                     <a:stretch>
                       <a:fillRect/>
@@ -23333,7 +22546,7 @@
           <wp:inline distT="0" distB="0" distL="0" distR="0">
             <wp:extent cx="5334000" cy="2286000"/>
             <wp:effectExtent t="0" r="0" b="0" l="0"/>
-            <wp:docPr id="19" name=""/>
+            <wp:docPr id="22" name=""/>
             <wp:cNvGraphicFramePr>
               <a:graphicFrameLocks xmlns:a="http://schemas.openxmlformats.org/drawingml/2006/main" noChangeAspect="1"/>
             </wp:cNvGraphicFramePr>
@@ -23347,7 +22560,7 @@
                     </pic:cNvPicPr>
                   </pic:nvPicPr>
                   <pic:blipFill>
-                    <a:blip r:embed="rId25" cstate="none"/>
+                    <a:blip r:embed="rId28" cstate="none"/>
                     <a:srcRect/>
                     <a:stretch>
                       <a:fillRect/>
@@ -23452,7 +22665,7 @@
           <wp:inline distT="0" distB="0" distL="0" distR="0">
             <wp:extent cx="5334000" cy="1847850"/>
             <wp:effectExtent t="0" r="0" b="0" l="0"/>
-            <wp:docPr id="20" name=""/>
+            <wp:docPr id="23" name=""/>
             <wp:cNvGraphicFramePr>
               <a:graphicFrameLocks xmlns:a="http://schemas.openxmlformats.org/drawingml/2006/main" noChangeAspect="1"/>
             </wp:cNvGraphicFramePr>
@@ -23466,7 +22679,7 @@
                     </pic:cNvPicPr>
                   </pic:nvPicPr>
                   <pic:blipFill>
-                    <a:blip r:embed="rId26" cstate="none"/>
+                    <a:blip r:embed="rId29" cstate="none"/>
                     <a:srcRect/>
                     <a:stretch>
                       <a:fillRect/>
@@ -24107,378 +23320,6 @@
               <w:drawing>
                 <wp:inline distT="0" distB="0" distL="0" distR="0">
                   <wp:extent cx="1143000" cy="952500"/>
-                  <wp:effectExtent t="0" r="0" b="0" l="0"/>
-                  <wp:docPr id="21" name=""/>
-                  <wp:cNvGraphicFramePr>
-                    <a:graphicFrameLocks xmlns:a="http://schemas.openxmlformats.org/drawingml/2006/main" noChangeAspect="1"/>
-                  </wp:cNvGraphicFramePr>
-                  <a:graphic xmlns:a="http://schemas.openxmlformats.org/drawingml/2006/main">
-                    <a:graphicData uri="http://schemas.openxmlformats.org/drawingml/2006/picture">
-                      <pic:pic xmlns:pic="http://schemas.openxmlformats.org/drawingml/2006/picture">
-                        <pic:nvPicPr>
-                          <pic:cNvPr id="0" name="" descr=""/>
-                          <pic:cNvPicPr>
-                            <a:picLocks noChangeAspect="1" noChangeArrowheads="1"/>
-                          </pic:cNvPicPr>
-                        </pic:nvPicPr>
-                        <pic:blipFill>
-                          <a:blip r:embed="rId27" cstate="none"/>
-                          <a:srcRect/>
-                          <a:stretch>
-                            <a:fillRect/>
-                          </a:stretch>
-                        </pic:blipFill>
-                        <pic:spPr bwMode="auto">
-                          <a:xfrm>
-                            <a:off x="0" y="0"/>
-                            <a:ext cx="1143000" cy="952500"/>
-                          </a:xfrm>
-                          <a:prstGeom prst="rect">
-                            <a:avLst/>
-                          </a:prstGeom>
-                        </pic:spPr>
-                      </pic:pic>
-                    </a:graphicData>
-                  </a:graphic>
-                </wp:inline>
-              </w:drawing>
-            </w:r>
-          </w:p>
-        </w:tc>
-        <w:tc>
-          <w:tcPr>
-            <w:tcW w:type="dxa" w:w="3000"/>
-            <w:tcBorders>
-              <w:top w:val="single" w:color="000000" w:sz="6"/>
-              <w:left w:val="single" w:color="000000" w:sz="6"/>
-              <w:bottom w:val="single" w:color="000000" w:sz="6"/>
-              <w:right w:val="single" w:color="000000" w:sz="6"/>
-            </w:tcBorders>
-            <w:tcMar>
-              <w:top w:type="dxa" w:w="60"/>
-              <w:left w:type="dxa" w:w="90"/>
-              <w:bottom w:type="dxa" w:w="60"/>
-              <w:right w:type="dxa" w:w="90"/>
-            </w:tcMar>
-          </w:tcPr>
-          <w:p>
-            <w:pPr>
-              <w:jc w:val="left"/>
-            </w:pPr>
-            <w:r>
-              <w:rPr>
-                <w:rFonts w:ascii="Malgun Gothic" w:cs="Malgun Gothic" w:eastAsia="Malgun Gothic" w:hAnsi="Malgun Gothic"/>
-                <w:sz w:val="20"/>
-                <w:szCs w:val="20"/>
-              </w:rPr>
-              <w:t xml:space="preserve">Blue Robotics T200 ×4</w:t>
-            </w:r>
-          </w:p>
-        </w:tc>
-        <w:tc>
-          <w:tcPr>
-            <w:tcW w:type="dxa" w:w="4160"/>
-            <w:tcBorders>
-              <w:top w:val="single" w:color="000000" w:sz="6"/>
-              <w:left w:val="single" w:color="000000" w:sz="6"/>
-              <w:bottom w:val="single" w:color="000000" w:sz="6"/>
-              <w:right w:val="single" w:color="000000" w:sz="6"/>
-            </w:tcBorders>
-            <w:tcMar>
-              <w:top w:type="dxa" w:w="60"/>
-              <w:left w:type="dxa" w:w="90"/>
-              <w:bottom w:type="dxa" w:w="60"/>
-              <w:right w:type="dxa" w:w="90"/>
-            </w:tcMar>
-          </w:tcPr>
-          <w:p>
-            <w:pPr>
-              <w:jc w:val="left"/>
-            </w:pPr>
-            <w:r>
-              <w:rPr>
-                <w:rFonts w:ascii="Malgun Gothic" w:cs="Malgun Gothic" w:eastAsia="Malgun Gothic" w:hAnsi="Malgun Gothic"/>
-                <w:sz w:val="20"/>
-                <w:szCs w:val="20"/>
-              </w:rPr>
-              <w:t xml:space="preserve">추진·조향</w:t>
-            </w:r>
-          </w:p>
-        </w:tc>
-      </w:tr>
-      <w:tr>
-        <w:tc>
-          <w:tcPr>
-            <w:tcW w:type="dxa" w:w="2200"/>
-            <w:tcBorders>
-              <w:top w:val="single" w:color="000000" w:sz="6"/>
-              <w:left w:val="single" w:color="000000" w:sz="6"/>
-              <w:bottom w:val="single" w:color="000000" w:sz="6"/>
-              <w:right w:val="single" w:color="000000" w:sz="6"/>
-            </w:tcBorders>
-            <w:tcMar>
-              <w:top w:type="dxa" w:w="60"/>
-              <w:left w:type="dxa" w:w="90"/>
-              <w:bottom w:type="dxa" w:w="60"/>
-              <w:right w:type="dxa" w:w="90"/>
-            </w:tcMar>
-          </w:tcPr>
-          <w:p>
-            <w:pPr>
-              <w:jc w:val="center"/>
-            </w:pPr>
-            <w:r>
-              <w:drawing>
-                <wp:inline distT="0" distB="0" distL="0" distR="0">
-                  <wp:extent cx="695325" cy="952500"/>
-                  <wp:effectExtent t="0" r="0" b="0" l="0"/>
-                  <wp:docPr id="22" name=""/>
-                  <wp:cNvGraphicFramePr>
-                    <a:graphicFrameLocks xmlns:a="http://schemas.openxmlformats.org/drawingml/2006/main" noChangeAspect="1"/>
-                  </wp:cNvGraphicFramePr>
-                  <a:graphic xmlns:a="http://schemas.openxmlformats.org/drawingml/2006/main">
-                    <a:graphicData uri="http://schemas.openxmlformats.org/drawingml/2006/picture">
-                      <pic:pic xmlns:pic="http://schemas.openxmlformats.org/drawingml/2006/picture">
-                        <pic:nvPicPr>
-                          <pic:cNvPr id="0" name="" descr=""/>
-                          <pic:cNvPicPr>
-                            <a:picLocks noChangeAspect="1" noChangeArrowheads="1"/>
-                          </pic:cNvPicPr>
-                        </pic:nvPicPr>
-                        <pic:blipFill>
-                          <a:blip r:embed="rId28" cstate="none"/>
-                          <a:srcRect/>
-                          <a:stretch>
-                            <a:fillRect/>
-                          </a:stretch>
-                        </pic:blipFill>
-                        <pic:spPr bwMode="auto">
-                          <a:xfrm>
-                            <a:off x="0" y="0"/>
-                            <a:ext cx="695325" cy="952500"/>
-                          </a:xfrm>
-                          <a:prstGeom prst="rect">
-                            <a:avLst/>
-                          </a:prstGeom>
-                        </pic:spPr>
-                      </pic:pic>
-                    </a:graphicData>
-                  </a:graphic>
-                </wp:inline>
-              </w:drawing>
-            </w:r>
-          </w:p>
-        </w:tc>
-        <w:tc>
-          <w:tcPr>
-            <w:tcW w:type="dxa" w:w="3000"/>
-            <w:tcBorders>
-              <w:top w:val="single" w:color="000000" w:sz="6"/>
-              <w:left w:val="single" w:color="000000" w:sz="6"/>
-              <w:bottom w:val="single" w:color="000000" w:sz="6"/>
-              <w:right w:val="single" w:color="000000" w:sz="6"/>
-            </w:tcBorders>
-            <w:tcMar>
-              <w:top w:type="dxa" w:w="60"/>
-              <w:left w:type="dxa" w:w="90"/>
-              <w:bottom w:type="dxa" w:w="60"/>
-              <w:right w:type="dxa" w:w="90"/>
-            </w:tcMar>
-          </w:tcPr>
-          <w:p>
-            <w:pPr>
-              <w:jc w:val="left"/>
-            </w:pPr>
-            <w:r>
-              <w:rPr>
-                <w:rFonts w:ascii="Malgun Gothic" w:cs="Malgun Gothic" w:eastAsia="Malgun Gothic" w:hAnsi="Malgun Gothic"/>
-                <w:sz w:val="20"/>
-                <w:szCs w:val="20"/>
-              </w:rPr>
-              <w:t xml:space="preserve">Blue Robotics BESC30-R3 ×4</w:t>
-            </w:r>
-          </w:p>
-        </w:tc>
-        <w:tc>
-          <w:tcPr>
-            <w:tcW w:type="dxa" w:w="4160"/>
-            <w:tcBorders>
-              <w:top w:val="single" w:color="000000" w:sz="6"/>
-              <w:left w:val="single" w:color="000000" w:sz="6"/>
-              <w:bottom w:val="single" w:color="000000" w:sz="6"/>
-              <w:right w:val="single" w:color="000000" w:sz="6"/>
-            </w:tcBorders>
-            <w:tcMar>
-              <w:top w:type="dxa" w:w="60"/>
-              <w:left w:type="dxa" w:w="90"/>
-              <w:bottom w:type="dxa" w:w="60"/>
-              <w:right w:type="dxa" w:w="90"/>
-            </w:tcMar>
-          </w:tcPr>
-          <w:p>
-            <w:pPr>
-              <w:jc w:val="left"/>
-            </w:pPr>
-            <w:r>
-              <w:rPr>
-                <w:rFonts w:ascii="Malgun Gothic" w:cs="Malgun Gothic" w:eastAsia="Malgun Gothic" w:hAnsi="Malgun Gothic"/>
-                <w:sz w:val="20"/>
-                <w:szCs w:val="20"/>
-              </w:rPr>
-              <w:t xml:space="preserve">양방향 ESC</w:t>
-            </w:r>
-          </w:p>
-        </w:tc>
-      </w:tr>
-      <w:tr>
-        <w:tc>
-          <w:tcPr>
-            <w:tcW w:type="dxa" w:w="2200"/>
-            <w:tcBorders>
-              <w:top w:val="single" w:color="000000" w:sz="6"/>
-              <w:left w:val="single" w:color="000000" w:sz="6"/>
-              <w:bottom w:val="single" w:color="000000" w:sz="6"/>
-              <w:right w:val="single" w:color="000000" w:sz="6"/>
-            </w:tcBorders>
-            <w:tcMar>
-              <w:top w:type="dxa" w:w="60"/>
-              <w:left w:type="dxa" w:w="90"/>
-              <w:bottom w:type="dxa" w:w="60"/>
-              <w:right w:type="dxa" w:w="90"/>
-            </w:tcMar>
-          </w:tcPr>
-          <w:p>
-            <w:pPr>
-              <w:jc w:val="center"/>
-            </w:pPr>
-            <w:r>
-              <w:drawing>
-                <wp:inline distT="0" distB="0" distL="0" distR="0">
-                  <wp:extent cx="1123950" cy="952500"/>
-                  <wp:effectExtent t="0" r="0" b="0" l="0"/>
-                  <wp:docPr id="23" name=""/>
-                  <wp:cNvGraphicFramePr>
-                    <a:graphicFrameLocks xmlns:a="http://schemas.openxmlformats.org/drawingml/2006/main" noChangeAspect="1"/>
-                  </wp:cNvGraphicFramePr>
-                  <a:graphic xmlns:a="http://schemas.openxmlformats.org/drawingml/2006/main">
-                    <a:graphicData uri="http://schemas.openxmlformats.org/drawingml/2006/picture">
-                      <pic:pic xmlns:pic="http://schemas.openxmlformats.org/drawingml/2006/picture">
-                        <pic:nvPicPr>
-                          <pic:cNvPr id="0" name="" descr=""/>
-                          <pic:cNvPicPr>
-                            <a:picLocks noChangeAspect="1" noChangeArrowheads="1"/>
-                          </pic:cNvPicPr>
-                        </pic:nvPicPr>
-                        <pic:blipFill>
-                          <a:blip r:embed="rId29" cstate="none"/>
-                          <a:srcRect/>
-                          <a:stretch>
-                            <a:fillRect/>
-                          </a:stretch>
-                        </pic:blipFill>
-                        <pic:spPr bwMode="auto">
-                          <a:xfrm>
-                            <a:off x="0" y="0"/>
-                            <a:ext cx="1123950" cy="952500"/>
-                          </a:xfrm>
-                          <a:prstGeom prst="rect">
-                            <a:avLst/>
-                          </a:prstGeom>
-                        </pic:spPr>
-                      </pic:pic>
-                    </a:graphicData>
-                  </a:graphic>
-                </wp:inline>
-              </w:drawing>
-            </w:r>
-          </w:p>
-        </w:tc>
-        <w:tc>
-          <w:tcPr>
-            <w:tcW w:type="dxa" w:w="3000"/>
-            <w:tcBorders>
-              <w:top w:val="single" w:color="000000" w:sz="6"/>
-              <w:left w:val="single" w:color="000000" w:sz="6"/>
-              <w:bottom w:val="single" w:color="000000" w:sz="6"/>
-              <w:right w:val="single" w:color="000000" w:sz="6"/>
-            </w:tcBorders>
-            <w:tcMar>
-              <w:top w:type="dxa" w:w="60"/>
-              <w:left w:type="dxa" w:w="90"/>
-              <w:bottom w:type="dxa" w:w="60"/>
-              <w:right w:type="dxa" w:w="90"/>
-            </w:tcMar>
-          </w:tcPr>
-          <w:p>
-            <w:pPr>
-              <w:jc w:val="left"/>
-            </w:pPr>
-            <w:r>
-              <w:rPr>
-                <w:rFonts w:ascii="Malgun Gothic" w:cs="Malgun Gothic" w:eastAsia="Malgun Gothic" w:hAnsi="Malgun Gothic"/>
-                <w:sz w:val="20"/>
-                <w:szCs w:val="20"/>
-              </w:rPr>
-              <w:t xml:space="preserve">DXF 4S 14.8 V 8400 mAh 120C ×2</w:t>
-            </w:r>
-          </w:p>
-        </w:tc>
-        <w:tc>
-          <w:tcPr>
-            <w:tcW w:type="dxa" w:w="4160"/>
-            <w:tcBorders>
-              <w:top w:val="single" w:color="000000" w:sz="6"/>
-              <w:left w:val="single" w:color="000000" w:sz="6"/>
-              <w:bottom w:val="single" w:color="000000" w:sz="6"/>
-              <w:right w:val="single" w:color="000000" w:sz="6"/>
-            </w:tcBorders>
-            <w:tcMar>
-              <w:top w:type="dxa" w:w="60"/>
-              <w:left w:type="dxa" w:w="90"/>
-              <w:bottom w:type="dxa" w:w="60"/>
-              <w:right w:type="dxa" w:w="90"/>
-            </w:tcMar>
-          </w:tcPr>
-          <w:p>
-            <w:pPr>
-              <w:jc w:val="left"/>
-            </w:pPr>
-            <w:r>
-              <w:rPr>
-                <w:rFonts w:ascii="Malgun Gothic" w:cs="Malgun Gothic" w:eastAsia="Malgun Gothic" w:hAnsi="Malgun Gothic"/>
-                <w:sz w:val="20"/>
-                <w:szCs w:val="20"/>
-              </w:rPr>
-              <w:t xml:space="preserve">추진·보조 전원</w:t>
-            </w:r>
-          </w:p>
-        </w:tc>
-      </w:tr>
-      <w:tr>
-        <w:tc>
-          <w:tcPr>
-            <w:tcW w:type="dxa" w:w="2200"/>
-            <w:tcBorders>
-              <w:top w:val="single" w:color="000000" w:sz="6"/>
-              <w:left w:val="single" w:color="000000" w:sz="6"/>
-              <w:bottom w:val="single" w:color="000000" w:sz="6"/>
-              <w:right w:val="single" w:color="000000" w:sz="6"/>
-            </w:tcBorders>
-            <w:tcMar>
-              <w:top w:type="dxa" w:w="60"/>
-              <w:left w:type="dxa" w:w="90"/>
-              <w:bottom w:type="dxa" w:w="60"/>
-              <w:right w:type="dxa" w:w="90"/>
-            </w:tcMar>
-          </w:tcPr>
-          <w:p>
-            <w:pPr>
-              <w:jc w:val="center"/>
-            </w:pPr>
-            <w:r>
-              <w:drawing>
-                <wp:inline distT="0" distB="0" distL="0" distR="0">
-                  <wp:extent cx="685800" cy="952500"/>
                   <wp:effectExtent t="0" r="0" b="0" l="0"/>
                   <wp:docPr id="24" name=""/>
                   <wp:cNvGraphicFramePr>
@@ -24503,7 +23344,7 @@
                         <pic:spPr bwMode="auto">
                           <a:xfrm>
                             <a:off x="0" y="0"/>
-                            <a:ext cx="685800" cy="952500"/>
+                            <a:ext cx="1143000" cy="952500"/>
                           </a:xfrm>
                           <a:prstGeom prst="rect">
                             <a:avLst/>
@@ -24543,7 +23384,7 @@
                 <w:sz w:val="20"/>
                 <w:szCs w:val="20"/>
               </w:rPr>
-              <w:t xml:space="preserve">LS Metasol MD-30a (DC 24 V, 2극)</w:t>
+              <w:t xml:space="preserve">Blue Robotics T200 ×4</w:t>
             </w:r>
           </w:p>
         </w:tc>
@@ -24573,7 +23414,7 @@
                 <w:sz w:val="20"/>
                 <w:szCs w:val="20"/>
               </w:rPr>
-              <w:t xml:space="preserve">비상정지 주 전력 차단</w:t>
+              <w:t xml:space="preserve">추진·조향</w:t>
             </w:r>
           </w:p>
         </w:tc>
@@ -24602,7 +23443,7 @@
             <w:r>
               <w:drawing>
                 <wp:inline distT="0" distB="0" distL="0" distR="0">
-                  <wp:extent cx="1143000" cy="895350"/>
+                  <wp:extent cx="695325" cy="952500"/>
                   <wp:effectExtent t="0" r="0" b="0" l="0"/>
                   <wp:docPr id="25" name=""/>
                   <wp:cNvGraphicFramePr>
@@ -24627,7 +23468,7 @@
                         <pic:spPr bwMode="auto">
                           <a:xfrm>
                             <a:off x="0" y="0"/>
-                            <a:ext cx="1143000" cy="895350"/>
+                            <a:ext cx="695325" cy="952500"/>
                           </a:xfrm>
                           <a:prstGeom prst="rect">
                             <a:avLst/>
@@ -24667,7 +23508,7 @@
                 <w:sz w:val="20"/>
                 <w:szCs w:val="20"/>
               </w:rPr>
-              <w:t xml:space="preserve">SZH-BPM001 승압 컨버터 (→ 24 V)</w:t>
+              <w:t xml:space="preserve">Blue Robotics BESC30-R3 ×4</w:t>
             </w:r>
           </w:p>
         </w:tc>
@@ -24697,7 +23538,7 @@
                 <w:sz w:val="20"/>
                 <w:szCs w:val="20"/>
               </w:rPr>
-              <w:t xml:space="preserve">접촉기 코일 전원</w:t>
+              <w:t xml:space="preserve">양방향 ESC</w:t>
             </w:r>
           </w:p>
         </w:tc>
@@ -24726,7 +23567,7 @@
             <w:r>
               <w:drawing>
                 <wp:inline distT="0" distB="0" distL="0" distR="0">
-                  <wp:extent cx="981075" cy="952500"/>
+                  <wp:extent cx="1123950" cy="952500"/>
                   <wp:effectExtent t="0" r="0" b="0" l="0"/>
                   <wp:docPr id="26" name=""/>
                   <wp:cNvGraphicFramePr>
@@ -24751,7 +23592,7 @@
                         <pic:spPr bwMode="auto">
                           <a:xfrm>
                             <a:off x="0" y="0"/>
-                            <a:ext cx="981075" cy="952500"/>
+                            <a:ext cx="1123950" cy="952500"/>
                           </a:xfrm>
                           <a:prstGeom prst="rect">
                             <a:avLst/>
@@ -24791,7 +23632,7 @@
                 <w:sz w:val="20"/>
                 <w:szCs w:val="20"/>
               </w:rPr>
-              <w:t xml:space="preserve">무선 릴레이 SRD-12VDC-SL-C + NC 비상정지 버튼</w:t>
+              <w:t xml:space="preserve">DXF 4S 14.8 V 8400 mAh 120C ×2</w:t>
             </w:r>
           </w:p>
         </w:tc>
@@ -24821,7 +23662,7 @@
                 <w:sz w:val="20"/>
                 <w:szCs w:val="20"/>
               </w:rPr>
-              <w:t xml:space="preserve">무선·유선 비상정지</w:t>
+              <w:t xml:space="preserve">추진·보조 전원</w:t>
             </w:r>
           </w:p>
         </w:tc>
@@ -24850,7 +23691,7 @@
             <w:r>
               <w:drawing>
                 <wp:inline distT="0" distB="0" distL="0" distR="0">
-                  <wp:extent cx="1143000" cy="952500"/>
+                  <wp:extent cx="685800" cy="952500"/>
                   <wp:effectExtent t="0" r="0" b="0" l="0"/>
                   <wp:docPr id="27" name=""/>
                   <wp:cNvGraphicFramePr>
@@ -24875,7 +23716,7 @@
                         <pic:spPr bwMode="auto">
                           <a:xfrm>
                             <a:off x="0" y="0"/>
-                            <a:ext cx="1143000" cy="952500"/>
+                            <a:ext cx="685800" cy="952500"/>
                           </a:xfrm>
                           <a:prstGeom prst="rect">
                             <a:avLst/>
@@ -24915,7 +23756,7 @@
                 <w:sz w:val="20"/>
                 <w:szCs w:val="20"/>
               </w:rPr>
-              <w:t xml:space="preserve">PoE 인젝터 (DC 12~48 V → 48 V 802.3af)</w:t>
+              <w:t xml:space="preserve">LS Metasol MD-30a (DC 24 V, 2극)</w:t>
             </w:r>
           </w:p>
         </w:tc>
@@ -24945,7 +23786,7 @@
                 <w:sz w:val="20"/>
                 <w:szCs w:val="20"/>
               </w:rPr>
-              <w:t xml:space="preserve">카메라 급전</w:t>
+              <w:t xml:space="preserve">비상정지 주 전력 차단</w:t>
             </w:r>
           </w:p>
         </w:tc>
@@ -24974,7 +23815,7 @@
             <w:r>
               <w:drawing>
                 <wp:inline distT="0" distB="0" distL="0" distR="0">
-                  <wp:extent cx="1019175" cy="952500"/>
+                  <wp:extent cx="1143000" cy="895350"/>
                   <wp:effectExtent t="0" r="0" b="0" l="0"/>
                   <wp:docPr id="28" name=""/>
                   <wp:cNvGraphicFramePr>
@@ -24999,7 +23840,7 @@
                         <pic:spPr bwMode="auto">
                           <a:xfrm>
                             <a:off x="0" y="0"/>
-                            <a:ext cx="1019175" cy="952500"/>
+                            <a:ext cx="1143000" cy="895350"/>
                           </a:xfrm>
                           <a:prstGeom prst="rect">
                             <a:avLst/>
@@ -25039,7 +23880,7 @@
                 <w:sz w:val="20"/>
                 <w:szCs w:val="20"/>
               </w:rPr>
-              <w:t xml:space="preserve">SZWENGAO WG-1224S0505 (5 V 5 A)</w:t>
+              <w:t xml:space="preserve">SZH-BPM001 승압 컨버터 (→ 24 V)</w:t>
             </w:r>
           </w:p>
         </w:tc>
@@ -25069,7 +23910,7 @@
                 <w:sz w:val="20"/>
                 <w:szCs w:val="20"/>
               </w:rPr>
-              <w:t xml:space="preserve">USB 허브 급전</w:t>
+              <w:t xml:space="preserve">접촉기 코일 전원</w:t>
             </w:r>
           </w:p>
         </w:tc>
@@ -25098,7 +23939,7 @@
             <w:r>
               <w:drawing>
                 <wp:inline distT="0" distB="0" distL="0" distR="0">
-                  <wp:extent cx="1143000" cy="942975"/>
+                  <wp:extent cx="981075" cy="952500"/>
                   <wp:effectExtent t="0" r="0" b="0" l="0"/>
                   <wp:docPr id="29" name=""/>
                   <wp:cNvGraphicFramePr>
@@ -25123,7 +23964,7 @@
                         <pic:spPr bwMode="auto">
                           <a:xfrm>
                             <a:off x="0" y="0"/>
-                            <a:ext cx="1143000" cy="942975"/>
+                            <a:ext cx="981075" cy="952500"/>
                           </a:xfrm>
                           <a:prstGeom prst="rect">
                             <a:avLst/>
@@ -25163,7 +24004,7 @@
                 <w:sz w:val="20"/>
                 <w:szCs w:val="20"/>
               </w:rPr>
-              <w:t xml:space="preserve">BF303 퓨즈홀더 + 2 A / 3 A 퓨즈</w:t>
+              <w:t xml:space="preserve">무선 릴레이 SRD-12VDC-SL-C + NC 비상정지 버튼</w:t>
             </w:r>
           </w:p>
         </w:tc>
@@ -25193,7 +24034,7 @@
                 <w:sz w:val="20"/>
                 <w:szCs w:val="20"/>
               </w:rPr>
-              <w:t xml:space="preserve">보조 전원 보호</w:t>
+              <w:t xml:space="preserve">무선·유선 비상정지</w:t>
             </w:r>
           </w:p>
         </w:tc>
@@ -25222,7 +24063,7 @@
             <w:r>
               <w:drawing>
                 <wp:inline distT="0" distB="0" distL="0" distR="0">
-                  <wp:extent cx="1143000" cy="819150"/>
+                  <wp:extent cx="1143000" cy="952500"/>
                   <wp:effectExtent t="0" r="0" b="0" l="0"/>
                   <wp:docPr id="30" name=""/>
                   <wp:cNvGraphicFramePr>
@@ -25239,6 +24080,378 @@
                         </pic:nvPicPr>
                         <pic:blipFill>
                           <a:blip r:embed="rId36" cstate="none"/>
+                          <a:srcRect/>
+                          <a:stretch>
+                            <a:fillRect/>
+                          </a:stretch>
+                        </pic:blipFill>
+                        <pic:spPr bwMode="auto">
+                          <a:xfrm>
+                            <a:off x="0" y="0"/>
+                            <a:ext cx="1143000" cy="952500"/>
+                          </a:xfrm>
+                          <a:prstGeom prst="rect">
+                            <a:avLst/>
+                          </a:prstGeom>
+                        </pic:spPr>
+                      </pic:pic>
+                    </a:graphicData>
+                  </a:graphic>
+                </wp:inline>
+              </w:drawing>
+            </w:r>
+          </w:p>
+        </w:tc>
+        <w:tc>
+          <w:tcPr>
+            <w:tcW w:type="dxa" w:w="3000"/>
+            <w:tcBorders>
+              <w:top w:val="single" w:color="000000" w:sz="6"/>
+              <w:left w:val="single" w:color="000000" w:sz="6"/>
+              <w:bottom w:val="single" w:color="000000" w:sz="6"/>
+              <w:right w:val="single" w:color="000000" w:sz="6"/>
+            </w:tcBorders>
+            <w:tcMar>
+              <w:top w:type="dxa" w:w="60"/>
+              <w:left w:type="dxa" w:w="90"/>
+              <w:bottom w:type="dxa" w:w="60"/>
+              <w:right w:type="dxa" w:w="90"/>
+            </w:tcMar>
+          </w:tcPr>
+          <w:p>
+            <w:pPr>
+              <w:jc w:val="left"/>
+            </w:pPr>
+            <w:r>
+              <w:rPr>
+                <w:rFonts w:ascii="Malgun Gothic" w:cs="Malgun Gothic" w:eastAsia="Malgun Gothic" w:hAnsi="Malgun Gothic"/>
+                <w:sz w:val="20"/>
+                <w:szCs w:val="20"/>
+              </w:rPr>
+              <w:t xml:space="preserve">PoE 인젝터 (DC 12~48 V → 48 V 802.3af)</w:t>
+            </w:r>
+          </w:p>
+        </w:tc>
+        <w:tc>
+          <w:tcPr>
+            <w:tcW w:type="dxa" w:w="4160"/>
+            <w:tcBorders>
+              <w:top w:val="single" w:color="000000" w:sz="6"/>
+              <w:left w:val="single" w:color="000000" w:sz="6"/>
+              <w:bottom w:val="single" w:color="000000" w:sz="6"/>
+              <w:right w:val="single" w:color="000000" w:sz="6"/>
+            </w:tcBorders>
+            <w:tcMar>
+              <w:top w:type="dxa" w:w="60"/>
+              <w:left w:type="dxa" w:w="90"/>
+              <w:bottom w:type="dxa" w:w="60"/>
+              <w:right w:type="dxa" w:w="90"/>
+            </w:tcMar>
+          </w:tcPr>
+          <w:p>
+            <w:pPr>
+              <w:jc w:val="left"/>
+            </w:pPr>
+            <w:r>
+              <w:rPr>
+                <w:rFonts w:ascii="Malgun Gothic" w:cs="Malgun Gothic" w:eastAsia="Malgun Gothic" w:hAnsi="Malgun Gothic"/>
+                <w:sz w:val="20"/>
+                <w:szCs w:val="20"/>
+              </w:rPr>
+              <w:t xml:space="preserve">카메라 급전</w:t>
+            </w:r>
+          </w:p>
+        </w:tc>
+      </w:tr>
+      <w:tr>
+        <w:tc>
+          <w:tcPr>
+            <w:tcW w:type="dxa" w:w="2200"/>
+            <w:tcBorders>
+              <w:top w:val="single" w:color="000000" w:sz="6"/>
+              <w:left w:val="single" w:color="000000" w:sz="6"/>
+              <w:bottom w:val="single" w:color="000000" w:sz="6"/>
+              <w:right w:val="single" w:color="000000" w:sz="6"/>
+            </w:tcBorders>
+            <w:tcMar>
+              <w:top w:type="dxa" w:w="60"/>
+              <w:left w:type="dxa" w:w="90"/>
+              <w:bottom w:type="dxa" w:w="60"/>
+              <w:right w:type="dxa" w:w="90"/>
+            </w:tcMar>
+          </w:tcPr>
+          <w:p>
+            <w:pPr>
+              <w:jc w:val="center"/>
+            </w:pPr>
+            <w:r>
+              <w:drawing>
+                <wp:inline distT="0" distB="0" distL="0" distR="0">
+                  <wp:extent cx="1019175" cy="952500"/>
+                  <wp:effectExtent t="0" r="0" b="0" l="0"/>
+                  <wp:docPr id="31" name=""/>
+                  <wp:cNvGraphicFramePr>
+                    <a:graphicFrameLocks xmlns:a="http://schemas.openxmlformats.org/drawingml/2006/main" noChangeAspect="1"/>
+                  </wp:cNvGraphicFramePr>
+                  <a:graphic xmlns:a="http://schemas.openxmlformats.org/drawingml/2006/main">
+                    <a:graphicData uri="http://schemas.openxmlformats.org/drawingml/2006/picture">
+                      <pic:pic xmlns:pic="http://schemas.openxmlformats.org/drawingml/2006/picture">
+                        <pic:nvPicPr>
+                          <pic:cNvPr id="0" name="" descr=""/>
+                          <pic:cNvPicPr>
+                            <a:picLocks noChangeAspect="1" noChangeArrowheads="1"/>
+                          </pic:cNvPicPr>
+                        </pic:nvPicPr>
+                        <pic:blipFill>
+                          <a:blip r:embed="rId37" cstate="none"/>
+                          <a:srcRect/>
+                          <a:stretch>
+                            <a:fillRect/>
+                          </a:stretch>
+                        </pic:blipFill>
+                        <pic:spPr bwMode="auto">
+                          <a:xfrm>
+                            <a:off x="0" y="0"/>
+                            <a:ext cx="1019175" cy="952500"/>
+                          </a:xfrm>
+                          <a:prstGeom prst="rect">
+                            <a:avLst/>
+                          </a:prstGeom>
+                        </pic:spPr>
+                      </pic:pic>
+                    </a:graphicData>
+                  </a:graphic>
+                </wp:inline>
+              </w:drawing>
+            </w:r>
+          </w:p>
+        </w:tc>
+        <w:tc>
+          <w:tcPr>
+            <w:tcW w:type="dxa" w:w="3000"/>
+            <w:tcBorders>
+              <w:top w:val="single" w:color="000000" w:sz="6"/>
+              <w:left w:val="single" w:color="000000" w:sz="6"/>
+              <w:bottom w:val="single" w:color="000000" w:sz="6"/>
+              <w:right w:val="single" w:color="000000" w:sz="6"/>
+            </w:tcBorders>
+            <w:tcMar>
+              <w:top w:type="dxa" w:w="60"/>
+              <w:left w:type="dxa" w:w="90"/>
+              <w:bottom w:type="dxa" w:w="60"/>
+              <w:right w:type="dxa" w:w="90"/>
+            </w:tcMar>
+          </w:tcPr>
+          <w:p>
+            <w:pPr>
+              <w:jc w:val="left"/>
+            </w:pPr>
+            <w:r>
+              <w:rPr>
+                <w:rFonts w:ascii="Malgun Gothic" w:cs="Malgun Gothic" w:eastAsia="Malgun Gothic" w:hAnsi="Malgun Gothic"/>
+                <w:sz w:val="20"/>
+                <w:szCs w:val="20"/>
+              </w:rPr>
+              <w:t xml:space="preserve">SZWENGAO WG-1224S0505 (5 V 5 A)</w:t>
+            </w:r>
+          </w:p>
+        </w:tc>
+        <w:tc>
+          <w:tcPr>
+            <w:tcW w:type="dxa" w:w="4160"/>
+            <w:tcBorders>
+              <w:top w:val="single" w:color="000000" w:sz="6"/>
+              <w:left w:val="single" w:color="000000" w:sz="6"/>
+              <w:bottom w:val="single" w:color="000000" w:sz="6"/>
+              <w:right w:val="single" w:color="000000" w:sz="6"/>
+            </w:tcBorders>
+            <w:tcMar>
+              <w:top w:type="dxa" w:w="60"/>
+              <w:left w:type="dxa" w:w="90"/>
+              <w:bottom w:type="dxa" w:w="60"/>
+              <w:right w:type="dxa" w:w="90"/>
+            </w:tcMar>
+          </w:tcPr>
+          <w:p>
+            <w:pPr>
+              <w:jc w:val="left"/>
+            </w:pPr>
+            <w:r>
+              <w:rPr>
+                <w:rFonts w:ascii="Malgun Gothic" w:cs="Malgun Gothic" w:eastAsia="Malgun Gothic" w:hAnsi="Malgun Gothic"/>
+                <w:sz w:val="20"/>
+                <w:szCs w:val="20"/>
+              </w:rPr>
+              <w:t xml:space="preserve">USB 허브 급전</w:t>
+            </w:r>
+          </w:p>
+        </w:tc>
+      </w:tr>
+      <w:tr>
+        <w:tc>
+          <w:tcPr>
+            <w:tcW w:type="dxa" w:w="2200"/>
+            <w:tcBorders>
+              <w:top w:val="single" w:color="000000" w:sz="6"/>
+              <w:left w:val="single" w:color="000000" w:sz="6"/>
+              <w:bottom w:val="single" w:color="000000" w:sz="6"/>
+              <w:right w:val="single" w:color="000000" w:sz="6"/>
+            </w:tcBorders>
+            <w:tcMar>
+              <w:top w:type="dxa" w:w="60"/>
+              <w:left w:type="dxa" w:w="90"/>
+              <w:bottom w:type="dxa" w:w="60"/>
+              <w:right w:type="dxa" w:w="90"/>
+            </w:tcMar>
+          </w:tcPr>
+          <w:p>
+            <w:pPr>
+              <w:jc w:val="center"/>
+            </w:pPr>
+            <w:r>
+              <w:drawing>
+                <wp:inline distT="0" distB="0" distL="0" distR="0">
+                  <wp:extent cx="1143000" cy="942975"/>
+                  <wp:effectExtent t="0" r="0" b="0" l="0"/>
+                  <wp:docPr id="32" name=""/>
+                  <wp:cNvGraphicFramePr>
+                    <a:graphicFrameLocks xmlns:a="http://schemas.openxmlformats.org/drawingml/2006/main" noChangeAspect="1"/>
+                  </wp:cNvGraphicFramePr>
+                  <a:graphic xmlns:a="http://schemas.openxmlformats.org/drawingml/2006/main">
+                    <a:graphicData uri="http://schemas.openxmlformats.org/drawingml/2006/picture">
+                      <pic:pic xmlns:pic="http://schemas.openxmlformats.org/drawingml/2006/picture">
+                        <pic:nvPicPr>
+                          <pic:cNvPr id="0" name="" descr=""/>
+                          <pic:cNvPicPr>
+                            <a:picLocks noChangeAspect="1" noChangeArrowheads="1"/>
+                          </pic:cNvPicPr>
+                        </pic:nvPicPr>
+                        <pic:blipFill>
+                          <a:blip r:embed="rId38" cstate="none"/>
+                          <a:srcRect/>
+                          <a:stretch>
+                            <a:fillRect/>
+                          </a:stretch>
+                        </pic:blipFill>
+                        <pic:spPr bwMode="auto">
+                          <a:xfrm>
+                            <a:off x="0" y="0"/>
+                            <a:ext cx="1143000" cy="942975"/>
+                          </a:xfrm>
+                          <a:prstGeom prst="rect">
+                            <a:avLst/>
+                          </a:prstGeom>
+                        </pic:spPr>
+                      </pic:pic>
+                    </a:graphicData>
+                  </a:graphic>
+                </wp:inline>
+              </w:drawing>
+            </w:r>
+          </w:p>
+        </w:tc>
+        <w:tc>
+          <w:tcPr>
+            <w:tcW w:type="dxa" w:w="3000"/>
+            <w:tcBorders>
+              <w:top w:val="single" w:color="000000" w:sz="6"/>
+              <w:left w:val="single" w:color="000000" w:sz="6"/>
+              <w:bottom w:val="single" w:color="000000" w:sz="6"/>
+              <w:right w:val="single" w:color="000000" w:sz="6"/>
+            </w:tcBorders>
+            <w:tcMar>
+              <w:top w:type="dxa" w:w="60"/>
+              <w:left w:type="dxa" w:w="90"/>
+              <w:bottom w:type="dxa" w:w="60"/>
+              <w:right w:type="dxa" w:w="90"/>
+            </w:tcMar>
+          </w:tcPr>
+          <w:p>
+            <w:pPr>
+              <w:jc w:val="left"/>
+            </w:pPr>
+            <w:r>
+              <w:rPr>
+                <w:rFonts w:ascii="Malgun Gothic" w:cs="Malgun Gothic" w:eastAsia="Malgun Gothic" w:hAnsi="Malgun Gothic"/>
+                <w:sz w:val="20"/>
+                <w:szCs w:val="20"/>
+              </w:rPr>
+              <w:t xml:space="preserve">BF303 퓨즈홀더 + 2 A / 3 A 퓨즈</w:t>
+            </w:r>
+          </w:p>
+        </w:tc>
+        <w:tc>
+          <w:tcPr>
+            <w:tcW w:type="dxa" w:w="4160"/>
+            <w:tcBorders>
+              <w:top w:val="single" w:color="000000" w:sz="6"/>
+              <w:left w:val="single" w:color="000000" w:sz="6"/>
+              <w:bottom w:val="single" w:color="000000" w:sz="6"/>
+              <w:right w:val="single" w:color="000000" w:sz="6"/>
+            </w:tcBorders>
+            <w:tcMar>
+              <w:top w:type="dxa" w:w="60"/>
+              <w:left w:type="dxa" w:w="90"/>
+              <w:bottom w:type="dxa" w:w="60"/>
+              <w:right w:type="dxa" w:w="90"/>
+            </w:tcMar>
+          </w:tcPr>
+          <w:p>
+            <w:pPr>
+              <w:jc w:val="left"/>
+            </w:pPr>
+            <w:r>
+              <w:rPr>
+                <w:rFonts w:ascii="Malgun Gothic" w:cs="Malgun Gothic" w:eastAsia="Malgun Gothic" w:hAnsi="Malgun Gothic"/>
+                <w:sz w:val="20"/>
+                <w:szCs w:val="20"/>
+              </w:rPr>
+              <w:t xml:space="preserve">보조 전원 보호</w:t>
+            </w:r>
+          </w:p>
+        </w:tc>
+      </w:tr>
+      <w:tr>
+        <w:tc>
+          <w:tcPr>
+            <w:tcW w:type="dxa" w:w="2200"/>
+            <w:tcBorders>
+              <w:top w:val="single" w:color="000000" w:sz="6"/>
+              <w:left w:val="single" w:color="000000" w:sz="6"/>
+              <w:bottom w:val="single" w:color="000000" w:sz="6"/>
+              <w:right w:val="single" w:color="000000" w:sz="6"/>
+            </w:tcBorders>
+            <w:tcMar>
+              <w:top w:type="dxa" w:w="60"/>
+              <w:left w:type="dxa" w:w="90"/>
+              <w:bottom w:type="dxa" w:w="60"/>
+              <w:right w:type="dxa" w:w="90"/>
+            </w:tcMar>
+          </w:tcPr>
+          <w:p>
+            <w:pPr>
+              <w:jc w:val="center"/>
+            </w:pPr>
+            <w:r>
+              <w:drawing>
+                <wp:inline distT="0" distB="0" distL="0" distR="0">
+                  <wp:extent cx="1143000" cy="819150"/>
+                  <wp:effectExtent t="0" r="0" b="0" l="0"/>
+                  <wp:docPr id="33" name=""/>
+                  <wp:cNvGraphicFramePr>
+                    <a:graphicFrameLocks xmlns:a="http://schemas.openxmlformats.org/drawingml/2006/main" noChangeAspect="1"/>
+                  </wp:cNvGraphicFramePr>
+                  <a:graphic xmlns:a="http://schemas.openxmlformats.org/drawingml/2006/main">
+                    <a:graphicData uri="http://schemas.openxmlformats.org/drawingml/2006/picture">
+                      <pic:pic xmlns:pic="http://schemas.openxmlformats.org/drawingml/2006/picture">
+                        <pic:nvPicPr>
+                          <pic:cNvPr id="0" name="" descr=""/>
+                          <pic:cNvPicPr>
+                            <a:picLocks noChangeAspect="1" noChangeArrowheads="1"/>
+                          </pic:cNvPicPr>
+                        </pic:nvPicPr>
+                        <pic:blipFill>
+                          <a:blip r:embed="rId39" cstate="none"/>
                           <a:srcRect/>
                           <a:stretch>
                             <a:fillRect/>

--- a/docs/전달용/KABOAT2026_보고서_양식_SSF_B.docx
+++ b/docs/전달용/KABOAT2026_보고서_양식_SSF_B.docx
@@ -2831,7 +2831,7 @@
           <w:sz w:val="18"/>
           <w:szCs w:val="18"/>
         </w:rPr>
-        <w:t xml:space="preserve">그림 Ⅱ-1(a) 2번배 선형 (설계 3D DXF — 실측 폭 522 mm 와 차이)</w:t>
+        <w:t xml:space="preserve">그림 Ⅱ-1(a) 2번배 선형 (Fusion360 STL 1691×404 — 실측 1770×522 와 차이)</w:t>
       </w:r>
     </w:p>
     <w:p>

--- a/docs/전달용/KABOAT2026_보고서_양식_SSF_B.docx
+++ b/docs/전달용/KABOAT2026_보고서_양식_SSF_B.docx
@@ -2831,7 +2831,7 @@
           <w:sz w:val="18"/>
           <w:szCs w:val="18"/>
         </w:rPr>
-        <w:t xml:space="preserve">그림 Ⅱ-1(a) 2번배 선형 (Fusion360 STL 1691×404 — 실측 1770×522 와 차이)</w:t>
+        <w:t xml:space="preserve">그림 Ⅱ-1(a) 2번배 선형 (Fusion360 모델 형상, 길이·폭은 실측 1770×522 에 맞춤)</w:t>
       </w:r>
     </w:p>
     <w:p>
